--- a/docs/Level1/高中英语语法切片-Level1-第03课-宾语表语宾语补足语.docx
+++ b/docs/Level1/高中英语语法切片-Level1-第03课-宾语表语宾语补足语.docx
@@ -287,7 +287,7 @@
           <w:sz w:val="24"/>
           <w:szCs w:val="24"/>
         </w:rPr>
-        <w:t xml:space="preserve">题目：The soup your mother made tastes ____________ (good).</w:t>
+        <w:t xml:space="preserve">题目：The soup in this small restaurant tastes ____________ (good).</w:t>
       </w:r>
     </w:p>
     <w:p>

--- a/docs/Level1/高中英语语法切片-Level1-第03课-宾语表语宾语补足语.docx
+++ b/docs/Level1/高中英语语法切片-Level1-第03课-宾语表语宾语补足语.docx
@@ -1078,91 +1078,259 @@
           <w:sz w:val="24"/>
           <w:szCs w:val="24"/>
         </w:rPr>
-        <w:t xml:space="preserve">现在讲一个高中最容易混的辨析：双宾语和宾补怎么分。</w:t>
-      </w:r>
-    </w:p>
-    <w:p>
-      <w:pPr>
-        <w:spacing w:after="160" w:line="380"/>
-        <w:ind w:firstLine="480"/>
-      </w:pPr>
-      <w:r>
-        <w:rPr>
-          <w:rFonts w:ascii="SimSun" w:cs="SimSun" w:eastAsia="SimSun" w:hAnsi="SimSun"/>
-          <w:sz w:val="24"/>
-          <w:szCs w:val="24"/>
-        </w:rPr>
-        <w:t xml:space="preserve">这两个长得太像了，都是动词后面跟两个东西。比如 He gave me a book 和 We call him Tom，从形状上看一模一样。</w:t>
-      </w:r>
-    </w:p>
-    <w:p>
-      <w:pPr>
-        <w:spacing w:after="160" w:line="380"/>
-        <w:ind w:firstLine="480"/>
-      </w:pPr>
-      <w:r>
-        <w:rPr>
-          <w:rFonts w:ascii="SimSun" w:cs="SimSun" w:eastAsia="SimSun" w:hAnsi="SimSun"/>
-          <w:sz w:val="24"/>
-          <w:szCs w:val="24"/>
-        </w:rPr>
-        <w:t xml:space="preserve">老师给你一个百试百灵的办法：把后面那两个东西中间加一个 is，读一读通不通。</w:t>
-      </w:r>
-    </w:p>
-    <w:p>
-      <w:pPr>
-        <w:spacing w:after="160" w:line="380"/>
-        <w:ind w:firstLine="480"/>
-      </w:pPr>
-      <w:r>
-        <w:rPr>
-          <w:rFonts w:ascii="SimSun" w:cs="SimSun" w:eastAsia="SimSun" w:hAnsi="SimSun"/>
-          <w:sz w:val="24"/>
-          <w:szCs w:val="24"/>
-        </w:rPr>
-        <w:t xml:space="preserve">He gave me a book，加进去变成 me is a book，我是一本书？不通。说明 me 和 a book 是两个不同的东西，那就是双宾语。</w:t>
-      </w:r>
-    </w:p>
-    <w:p>
-      <w:pPr>
-        <w:spacing w:after="160" w:line="380"/>
-        <w:ind w:firstLine="480"/>
-      </w:pPr>
-      <w:r>
-        <w:rPr>
-          <w:rFonts w:ascii="SimSun" w:cs="SimSun" w:eastAsia="SimSun" w:hAnsi="SimSun"/>
-          <w:sz w:val="24"/>
-          <w:szCs w:val="24"/>
-        </w:rPr>
-        <w:t xml:space="preserve">We call him Tom，加进去变成 him is Tom，他是汤姆？通。说明 him 和 Tom 指的是同一个人，后面那个是在说明前面那个，那就是宾补。</w:t>
-      </w:r>
-    </w:p>
-    <w:p>
-      <w:pPr>
-        <w:spacing w:after="160" w:line="380"/>
-        <w:ind w:firstLine="480"/>
-      </w:pPr>
-      <w:r>
-        <w:rPr>
-          <w:rFonts w:ascii="SimSun" w:cs="SimSun" w:eastAsia="SimSun" w:hAnsi="SimSun"/>
-          <w:sz w:val="24"/>
-          <w:szCs w:val="24"/>
-        </w:rPr>
-        <w:t xml:space="preserve">再试一个：The news made us happy，加进去变成 us are happy，我们很高兴？通。所以 happy 是宾补。</w:t>
-      </w:r>
-    </w:p>
-    <w:p>
-      <w:pPr>
-        <w:spacing w:after="160" w:line="380"/>
-        <w:ind w:firstLine="480"/>
-      </w:pPr>
-      <w:r>
-        <w:rPr>
-          <w:rFonts w:ascii="SimSun" w:cs="SimSun" w:eastAsia="SimSun" w:hAnsi="SimSun"/>
-          <w:sz w:val="24"/>
-          <w:szCs w:val="24"/>
-        </w:rPr>
-        <w:t xml:space="preserve">这个方法你记住，考试碰到就用，不会错。</w:t>
+        <w:t xml:space="preserve">现在讲一个高中最容易混的辨析：双宾语和宾补到底怎么分。</w:t>
+      </w:r>
+    </w:p>
+    <w:p>
+      <w:pPr>
+        <w:spacing w:after="160" w:line="380"/>
+        <w:ind w:firstLine="480"/>
+      </w:pPr>
+      <w:r>
+        <w:rPr>
+          <w:rFonts w:ascii="SimSun" w:cs="SimSun" w:eastAsia="SimSun" w:hAnsi="SimSun"/>
+          <w:sz w:val="24"/>
+          <w:szCs w:val="24"/>
+        </w:rPr>
+        <w:t xml:space="preserve">这两个长得太像了，都是动词后面跟两个东西。你看 He gave me a book 和 We call him Tom，光看形状一模一样，都是主语加谓语再加两个成分。</w:t>
+      </w:r>
+    </w:p>
+    <w:p>
+      <w:pPr>
+        <w:spacing w:after="160" w:line="380"/>
+        <w:ind w:firstLine="480"/>
+      </w:pPr>
+      <w:r>
+        <w:rPr>
+          <w:rFonts w:ascii="SimSun" w:cs="SimSun" w:eastAsia="SimSun" w:hAnsi="SimSun"/>
+          <w:sz w:val="24"/>
+          <w:szCs w:val="24"/>
+        </w:rPr>
+        <w:t xml:space="preserve">老师给你一个办法，考试碰到直接用，叫加 be 动词检验法。</w:t>
+      </w:r>
+    </w:p>
+    <w:p>
+      <w:pPr>
+        <w:spacing w:after="160" w:line="380"/>
+        <w:ind w:firstLine="480"/>
+      </w:pPr>
+      <w:r>
+        <w:rPr>
+          <w:rFonts w:ascii="SimSun" w:cs="SimSun" w:eastAsia="SimSun" w:hAnsi="SimSun"/>
+          <w:sz w:val="24"/>
+          <w:szCs w:val="24"/>
+        </w:rPr>
+        <w:t xml:space="preserve">怎么操作？你把动词后面那两个成分单独拎出来，中间塞一个 be 动词，让它变成一个独立的小句子。然后你看两件事：第一，这个小句子语法上有没有毛病；第二，它的意思讲不讲得通、合不合逻辑。</w:t>
+      </w:r>
+    </w:p>
+    <w:p>
+      <w:pPr>
+        <w:spacing w:after="160" w:line="380"/>
+        <w:ind w:firstLine="480"/>
+      </w:pPr>
+      <w:r>
+        <w:rPr>
+          <w:rFonts w:ascii="SimSun" w:cs="SimSun" w:eastAsia="SimSun" w:hAnsi="SimSun"/>
+          <w:sz w:val="24"/>
+          <w:szCs w:val="24"/>
+        </w:rPr>
+        <w:t xml:space="preserve">两条都过，那后面那个成分就是宾语补足语。只要有一条过不了，那就是双宾语。</w:t>
+      </w:r>
+    </w:p>
+    <w:p>
+      <w:pPr>
+        <w:spacing w:after="160" w:line="380"/>
+        <w:ind w:firstLine="480"/>
+      </w:pPr>
+      <w:r>
+        <w:rPr>
+          <w:rFonts w:ascii="SimSun" w:cs="SimSun" w:eastAsia="SimSun" w:hAnsi="SimSun"/>
+          <w:sz w:val="24"/>
+          <w:szCs w:val="24"/>
+        </w:rPr>
+        <w:t xml:space="preserve">这里有个操作细节你必须注意，不然造出来的检验句本身就是错的。拎出来当主语的那个词，如果是代词，要换成主格。me 换成 I，him 换成 he，her 换成 she，us 换成 we，them 换成 they。为什么？因为它现在是这个小句子的主语了，主语位置只能用主格。be 动词也要跟着主语变，单数用 is，复数用 are，第一人称单数用 am。</w:t>
+      </w:r>
+    </w:p>
+    <w:p>
+      <w:pPr>
+        <w:spacing w:after="160" w:line="380"/>
+        <w:ind w:firstLine="480"/>
+      </w:pPr>
+      <w:r>
+        <w:rPr>
+          <w:rFonts w:ascii="SimSun" w:cs="SimSun" w:eastAsia="SimSun" w:hAnsi="SimSun"/>
+          <w:sz w:val="24"/>
+          <w:szCs w:val="24"/>
+        </w:rPr>
+        <w:t xml:space="preserve">我们来试。</w:t>
+      </w:r>
+    </w:p>
+    <w:p>
+      <w:pPr>
+        <w:spacing w:after="160" w:line="380"/>
+        <w:ind w:firstLine="480"/>
+      </w:pPr>
+      <w:r>
+        <w:rPr>
+          <w:rFonts w:ascii="SimSun" w:cs="SimSun" w:eastAsia="SimSun" w:hAnsi="SimSun"/>
+          <w:sz w:val="24"/>
+          <w:szCs w:val="24"/>
+        </w:rPr>
+        <w:t xml:space="preserve">先试 We call him Tom。把 him 和 Tom 拎出来，him 换成主格 he，中间加 be 动词，变成 He is Tom，他是汤姆。语法上没毛病；意思也完全说得通，我们叫他汤姆，那他可不就是汤姆嘛。两条都过，所以 Tom 是宾语补足语。</w:t>
+      </w:r>
+    </w:p>
+    <w:p>
+      <w:pPr>
+        <w:spacing w:after="160" w:line="380"/>
+        <w:ind w:firstLine="480"/>
+      </w:pPr>
+      <w:r>
+        <w:rPr>
+          <w:rFonts w:ascii="SimSun" w:cs="SimSun" w:eastAsia="SimSun" w:hAnsi="SimSun"/>
+          <w:sz w:val="24"/>
+          <w:szCs w:val="24"/>
+        </w:rPr>
+        <w:t xml:space="preserve">再试 He gave me a book。把 me 和 a book 拎出来，me 换成主格 I，加 be 动词，变成 I am a book，我是一本书。你注意了，这句话语法上其实一点错没有，完全合语法。但是意思荒唐透了，我怎么可能是一本书。逻辑这一条过不了，所以它不是宾补，是双宾语——me 是人宾，a book 是物宾，两个完全不同的东西。</w:t>
+      </w:r>
+    </w:p>
+    <w:p>
+      <w:pPr>
+        <w:spacing w:after="160" w:line="380"/>
+        <w:ind w:firstLine="480"/>
+      </w:pPr>
+      <w:r>
+        <w:rPr>
+          <w:rFonts w:ascii="SimSun" w:cs="SimSun" w:eastAsia="SimSun" w:hAnsi="SimSun"/>
+          <w:sz w:val="24"/>
+          <w:szCs w:val="24"/>
+        </w:rPr>
+        <w:t xml:space="preserve">刚才这个对比特别关键，你一定要抓住。双宾语的检验句，往往语法是对的，坏就坏在意思上。所以光看语法根本判不出来，必须两条一起看。这就是为什么老师要跟你反复强调，既要语法没错，又要意思合逻辑，缺一条都不行。</w:t>
+      </w:r>
+    </w:p>
+    <w:p>
+      <w:pPr>
+        <w:spacing w:after="160" w:line="380"/>
+        <w:ind w:firstLine="480"/>
+      </w:pPr>
+      <w:r>
+        <w:rPr>
+          <w:rFonts w:ascii="SimSun" w:cs="SimSun" w:eastAsia="SimSun" w:hAnsi="SimSun"/>
+          <w:sz w:val="24"/>
+          <w:szCs w:val="24"/>
+        </w:rPr>
+        <w:t xml:space="preserve">我们再多试几个，把这个手感练出来。</w:t>
+      </w:r>
+    </w:p>
+    <w:p>
+      <w:pPr>
+        <w:spacing w:after="160" w:line="380"/>
+        <w:ind w:firstLine="480"/>
+      </w:pPr>
+      <w:r>
+        <w:rPr>
+          <w:rFonts w:ascii="SimSun" w:cs="SimSun" w:eastAsia="SimSun" w:hAnsi="SimSun"/>
+          <w:sz w:val="24"/>
+          <w:szCs w:val="24"/>
+        </w:rPr>
+        <w:t xml:space="preserve">The news made us happy。拎出来是 us 和 happy，us 换成 we，变成 We are happy，我们很高兴。语法对，逻辑也对，那 happy 就是宾补。</w:t>
+      </w:r>
+    </w:p>
+    <w:p>
+      <w:pPr>
+        <w:spacing w:after="160" w:line="380"/>
+        <w:ind w:firstLine="480"/>
+      </w:pPr>
+      <w:r>
+        <w:rPr>
+          <w:rFonts w:ascii="SimSun" w:cs="SimSun" w:eastAsia="SimSun" w:hAnsi="SimSun"/>
+          <w:sz w:val="24"/>
+          <w:szCs w:val="24"/>
+        </w:rPr>
+        <w:t xml:space="preserve">The class elected her monitor。拎出来是 her 和 monitor，her 换成 she，变成 She is monitor，她是班长。语法对，逻辑对，monitor 是宾补。</w:t>
+      </w:r>
+    </w:p>
+    <w:p>
+      <w:pPr>
+        <w:spacing w:after="160" w:line="380"/>
+        <w:ind w:firstLine="480"/>
+      </w:pPr>
+      <w:r>
+        <w:rPr>
+          <w:rFonts w:ascii="SimSun" w:cs="SimSun" w:eastAsia="SimSun" w:hAnsi="SimSun"/>
+          <w:sz w:val="24"/>
+          <w:szCs w:val="24"/>
+        </w:rPr>
+        <w:t xml:space="preserve">I found the window broken。拎出来是 the window 和 broken，这回不是代词，不用换，直接变成 The window is broken，窗户是破的。语法对，逻辑对，broken 是宾补。</w:t>
+      </w:r>
+    </w:p>
+    <w:p>
+      <w:pPr>
+        <w:spacing w:after="160" w:line="380"/>
+        <w:ind w:firstLine="480"/>
+      </w:pPr>
+      <w:r>
+        <w:rPr>
+          <w:rFonts w:ascii="SimSun" w:cs="SimSun" w:eastAsia="SimSun" w:hAnsi="SimSun"/>
+          <w:sz w:val="24"/>
+          <w:szCs w:val="24"/>
+        </w:rPr>
+        <w:t xml:space="preserve">反过来我们再看两个双宾语的。</w:t>
+      </w:r>
+    </w:p>
+    <w:p>
+      <w:pPr>
+        <w:spacing w:after="160" w:line="380"/>
+        <w:ind w:firstLine="480"/>
+      </w:pPr>
+      <w:r>
+        <w:rPr>
+          <w:rFonts w:ascii="SimSun" w:cs="SimSun" w:eastAsia="SimSun" w:hAnsi="SimSun"/>
+          <w:sz w:val="24"/>
+          <w:szCs w:val="24"/>
+        </w:rPr>
+        <w:t xml:space="preserve">She bought her son a watch。拎出来变成 Her son is a watch，她儿子是一块手表。语法没错，意思荒唐。所以是双宾语。</w:t>
+      </w:r>
+    </w:p>
+    <w:p>
+      <w:pPr>
+        <w:spacing w:after="160" w:line="380"/>
+        <w:ind w:firstLine="480"/>
+      </w:pPr>
+      <w:r>
+        <w:rPr>
+          <w:rFonts w:ascii="SimSun" w:cs="SimSun" w:eastAsia="SimSun" w:hAnsi="SimSun"/>
+          <w:sz w:val="24"/>
+          <w:szCs w:val="24"/>
+        </w:rPr>
+        <w:t xml:space="preserve">The teacher told us a story。拎出来变成 We are a story，我们是一个故事。同样，语法挑不出毛病，但是讲不通。所以也是双宾语。</w:t>
+      </w:r>
+    </w:p>
+    <w:p>
+      <w:pPr>
+        <w:spacing w:after="160" w:line="380"/>
+        <w:ind w:firstLine="480"/>
+      </w:pPr>
+      <w:r>
+        <w:rPr>
+          <w:rFonts w:ascii="SimSun" w:cs="SimSun" w:eastAsia="SimSun" w:hAnsi="SimSun"/>
+          <w:sz w:val="24"/>
+          <w:szCs w:val="24"/>
+        </w:rPr>
+        <w:t xml:space="preserve">你看出规律了没有？凡是双宾语，前面那个是人，后面那个是物，人和物本来就是两码事，你硬拿 be 动词把它们等起来，意思必然荒唐。而宾补呢，它本来的任务就是说明前面那个宾语，所以用 be 动词一连，意思天然就顺。</w:t>
+      </w:r>
+    </w:p>
+    <w:p>
+      <w:pPr>
+        <w:spacing w:after="160" w:line="380"/>
+        <w:ind w:firstLine="480"/>
+      </w:pPr>
+      <w:r>
+        <w:rPr>
+          <w:rFonts w:ascii="SimSun" w:cs="SimSun" w:eastAsia="SimSun" w:hAnsi="SimSun"/>
+          <w:sz w:val="24"/>
+          <w:szCs w:val="24"/>
+        </w:rPr>
+        <w:t xml:space="preserve">说到底，这个方法能成立是因为 be 动词就是个等号，等号两边必须是一回事。宾补跟宾语是一回事，所以等得起来；双宾语的两个宾语是两码事，所以怎么等都别扭。你把这个道理想明白了，这个方法你一辈子忘不了。</w:t>
       </w:r>
     </w:p>
     <w:p>
@@ -1320,35 +1488,35 @@
           <w:sz w:val="24"/>
           <w:szCs w:val="24"/>
         </w:rPr>
-        <w:t xml:space="preserve">两句话形状完全一样，都是动词后面跟两个东西。我们用刚才那个加 is 的办法。</w:t>
-      </w:r>
-    </w:p>
-    <w:p>
-      <w:pPr>
-        <w:spacing w:after="160" w:line="380"/>
-        <w:ind w:firstLine="480"/>
-      </w:pPr>
-      <w:r>
-        <w:rPr>
-          <w:rFonts w:ascii="SimSun" w:cs="SimSun" w:eastAsia="SimSun" w:hAnsi="SimSun"/>
-          <w:sz w:val="24"/>
-          <w:szCs w:val="24"/>
-        </w:rPr>
-        <w:t xml:space="preserve">第一句，her 和 a birthday present 中间加 is，变成她是一件生日礼物？不通。说明这是两个不同的东西，一个是收礼物的人，一个是礼物本身。所以 her 是人宾，a birthday present 是物宾，这是双宾语。</w:t>
-      </w:r>
-    </w:p>
-    <w:p>
-      <w:pPr>
-        <w:spacing w:after="160" w:line="380"/>
-        <w:ind w:firstLine="480"/>
-      </w:pPr>
-      <w:r>
-        <w:rPr>
-          <w:rFonts w:ascii="SimSun" w:cs="SimSun" w:eastAsia="SimSun" w:hAnsi="SimSun"/>
-          <w:sz w:val="24"/>
-          <w:szCs w:val="24"/>
-        </w:rPr>
-        <w:t xml:space="preserve">第二句，her 和 a talented singer 中间加 is，变成她是一个有才华的歌手？通。说明后面那个是在说明前面那个，两者是同一个人。所以 her 是宾语，a talented singer 是宾语补足语。</w:t>
+        <w:t xml:space="preserve">两句话形状完全一样，都是动词后面跟两个东西。我们用刚才那个加 be 动词的办法。</w:t>
+      </w:r>
+    </w:p>
+    <w:p>
+      <w:pPr>
+        <w:spacing w:after="160" w:line="380"/>
+        <w:ind w:firstLine="480"/>
+      </w:pPr>
+      <w:r>
+        <w:rPr>
+          <w:rFonts w:ascii="SimSun" w:cs="SimSun" w:eastAsia="SimSun" w:hAnsi="SimSun"/>
+          <w:sz w:val="24"/>
+          <w:szCs w:val="24"/>
+        </w:rPr>
+        <w:t xml:space="preserve">第一句，把 her 和 a birthday present 拎出来，her 换成主格 she，变成 She is a birthday present，她是一件生日礼物。语法没错，可意思讲不通，一个人怎么会是一件礼物。逻辑不过关，所以这是双宾语，her 是人宾，a birthday present 是物宾。</w:t>
+      </w:r>
+    </w:p>
+    <w:p>
+      <w:pPr>
+        <w:spacing w:after="160" w:line="380"/>
+        <w:ind w:firstLine="480"/>
+      </w:pPr>
+      <w:r>
+        <w:rPr>
+          <w:rFonts w:ascii="SimSun" w:cs="SimSun" w:eastAsia="SimSun" w:hAnsi="SimSun"/>
+          <w:sz w:val="24"/>
+          <w:szCs w:val="24"/>
+        </w:rPr>
+        <w:t xml:space="preserve">第二句，同样拎出来，变成 She is a talented singer，她是一个有才华的歌手。语法对，意思也完全合逻辑。两条都过，所以 a talented singer 是宾语补足语，它说明的就是前面那个 her。</w:t>
       </w:r>
     </w:p>
     <w:p>
@@ -1446,7 +1614,7 @@
           <w:sz w:val="24"/>
           <w:szCs w:val="24"/>
         </w:rPr>
-        <w:t xml:space="preserve">第五，双宾语和宾补的区分方法，就是在后面那两个东西中间加一个 is。加进去说得通的是宾补，说不通的是双宾语。</w:t>
+        <w:t xml:space="preserve">第五，双宾语和宾补的区分方法，是把那两个成分拎出来中间加 be 动词。代词记得换成主格。造出来的句子如果语法没错、意思也合逻辑，那就是宾补；只要有一条不过关，那就是双宾语。</w:t>
       </w:r>
     </w:p>
     <w:p>
@@ -1755,7 +1923,7 @@
           <w:sz w:val="24"/>
           <w:szCs w:val="24"/>
         </w:rPr>
-        <w:t xml:space="preserve">师：用加 is 的办法。A 项，us 和 an interesting experiment 中间加 is，变成我们是一个有趣的实验？不通。说明是两个不同的东西，us 是人宾，an interesting experiment 是物宾，这是双宾语。B 项，him 和 monitor 中间加 is，变成他是班长？通。说明 monitor 是在说明 him 的身份，两者是同一个人，所以 monitor 是宾语补足语。</w:t>
+        <w:t xml:space="preserve">师：用加 be 动词的办法。A 项，把 us 和 an interesting experiment 拎出来，us 换成主格 we，变成 We are an interesting experiment，我们是一个有趣的实验。语法没错，但意思荒唐。逻辑不过关，所以是双宾语。B 项，把 him 和 monitor 拎出来，him 换成主格 he，变成 He is monitor，他是班长。语法对，逻辑也对，两条都过，所以 monitor 是宾语补足语。</w:t>
       </w:r>
     </w:p>
     <w:p>
@@ -1975,7 +2143,7 @@
           <w:sz w:val="24"/>
           <w:szCs w:val="24"/>
         </w:rPr>
-        <w:t xml:space="preserve">第二，看到动词后面跟了两个东西，用加 is 的办法。加进去说得通是宾补，说不通是双宾语。</w:t>
+        <w:t xml:space="preserve">第二，看到动词后面跟了两个东西，把它们拎出来中间加 be 动词，代词换主格。语法和逻辑两条都过是宾补，缺一条是双宾语。</w:t>
       </w:r>
     </w:p>
     <w:p>

--- a/docs/Level1/高中英语语法切片-Level1-第03课-宾语表语宾语补足语.docx
+++ b/docs/Level1/高中英语语法切片-Level1-第03课-宾语表语宾语补足语.docx
@@ -1092,7 +1092,7 @@
           <w:sz w:val="24"/>
           <w:szCs w:val="24"/>
         </w:rPr>
-        <w:t xml:space="preserve">这两个长得太像了，都是动词后面跟两个东西。你看 He gave me a book 和 We call him Tom，光看形状一模一样，都是主语加谓语再加两个成分。</w:t>
+        <w:t xml:space="preserve">这两个长得太像了，都是动词后面跟两个东西。你看 The teacher gave Tom a book 和 We call the boy Tom，光看形状一模一样，都是主语加谓语再加两个成分。</w:t>
       </w:r>
     </w:p>
     <w:p>
@@ -1148,7 +1148,7 @@
           <w:sz w:val="24"/>
           <w:szCs w:val="24"/>
         </w:rPr>
-        <w:t xml:space="preserve">这里有个操作细节你必须注意，不然造出来的检验句本身就是错的。拎出来当主语的那个词，如果是代词，要换成主格。me 换成 I，him 换成 he，her 换成 she，us 换成 we，them 换成 they。为什么？因为它现在是这个小句子的主语了，主语位置只能用主格。be 动词也要跟着主语变，单数用 is，复数用 are，第一人称单数用 am。</w:t>
+        <w:t xml:space="preserve">这里有个小提醒。考试的句子里经常用代词，像 me、him、us 这些。碰到代词你别直接往下搬，先把它换成它指的那个人。him 指的是那个男孩，你就写 the boy；me 指的就是说话的这个人，你随便安个名字，写 Tom 也行。换完之后句子干干净净，判断的时候不受任何干扰。</w:t>
       </w:r>
     </w:p>
     <w:p>
@@ -1176,21 +1176,21 @@
           <w:sz w:val="24"/>
           <w:szCs w:val="24"/>
         </w:rPr>
-        <w:t xml:space="preserve">先试 We call him Tom。把 him 和 Tom 拎出来，him 换成主格 he，中间加 be 动词，变成 He is Tom，他是汤姆。语法上没毛病；意思也完全说得通，我们叫他汤姆，那他可不就是汤姆嘛。两条都过，所以 Tom 是宾语补足语。</w:t>
-      </w:r>
-    </w:p>
-    <w:p>
-      <w:pPr>
-        <w:spacing w:after="160" w:line="380"/>
-        <w:ind w:firstLine="480"/>
-      </w:pPr>
-      <w:r>
-        <w:rPr>
-          <w:rFonts w:ascii="SimSun" w:cs="SimSun" w:eastAsia="SimSun" w:hAnsi="SimSun"/>
-          <w:sz w:val="24"/>
-          <w:szCs w:val="24"/>
-        </w:rPr>
-        <w:t xml:space="preserve">再试 He gave me a book。把 me 和 a book 拎出来，me 换成主格 I，加 be 动词，变成 I am a book，我是一本书。你注意了，这句话语法上其实一点错没有，完全合语法。但是意思荒唐透了，我怎么可能是一本书。逻辑这一条过不了，所以它不是宾补，是双宾语——me 是人宾，a book 是物宾，两个完全不同的东西。</w:t>
+        <w:t xml:space="preserve">先试 We call the boy Tom。把 the boy 和 Tom 拎出来，中间加 be 动词，变成 The boy is Tom，这个男孩叫汤姆。语法上没毛病；意思也完全说得通，我们叫他汤姆，那他可不就是汤姆嘛。两条都过，所以 Tom 是宾语补足语。</w:t>
+      </w:r>
+    </w:p>
+    <w:p>
+      <w:pPr>
+        <w:spacing w:after="160" w:line="380"/>
+        <w:ind w:firstLine="480"/>
+      </w:pPr>
+      <w:r>
+        <w:rPr>
+          <w:rFonts w:ascii="SimSun" w:cs="SimSun" w:eastAsia="SimSun" w:hAnsi="SimSun"/>
+          <w:sz w:val="24"/>
+          <w:szCs w:val="24"/>
+        </w:rPr>
+        <w:t xml:space="preserve">再试 The teacher gave Tom a book。把 Tom 和 a book 拎出来，加 be 动词，变成 Tom is a book，汤姆是一本书。你注意了，这句话语法上其实一点错没有，完全合语法。但是意思荒唐透了，一个人怎么可能是一本书。逻辑这一条过不了，所以它不是宾补，是双宾语——Tom 是人宾，a book 是物宾，两个完全不同的东西。</w:t>
       </w:r>
     </w:p>
     <w:p>
@@ -1232,35 +1232,35 @@
           <w:sz w:val="24"/>
           <w:szCs w:val="24"/>
         </w:rPr>
-        <w:t xml:space="preserve">The news made us happy。拎出来是 us 和 happy，us 换成 we，变成 We are happy，我们很高兴。语法对，逻辑也对，那 happy 就是宾补。</w:t>
-      </w:r>
-    </w:p>
-    <w:p>
-      <w:pPr>
-        <w:spacing w:after="160" w:line="380"/>
-        <w:ind w:firstLine="480"/>
-      </w:pPr>
-      <w:r>
-        <w:rPr>
-          <w:rFonts w:ascii="SimSun" w:cs="SimSun" w:eastAsia="SimSun" w:hAnsi="SimSun"/>
-          <w:sz w:val="24"/>
-          <w:szCs w:val="24"/>
-        </w:rPr>
-        <w:t xml:space="preserve">The class elected her monitor。拎出来是 her 和 monitor，her 换成 she，变成 She is monitor，她是班长。语法对，逻辑对，monitor 是宾补。</w:t>
-      </w:r>
-    </w:p>
-    <w:p>
-      <w:pPr>
-        <w:spacing w:after="160" w:line="380"/>
-        <w:ind w:firstLine="480"/>
-      </w:pPr>
-      <w:r>
-        <w:rPr>
-          <w:rFonts w:ascii="SimSun" w:cs="SimSun" w:eastAsia="SimSun" w:hAnsi="SimSun"/>
-          <w:sz w:val="24"/>
-          <w:szCs w:val="24"/>
-        </w:rPr>
-        <w:t xml:space="preserve">I found the window broken。拎出来是 the window 和 broken，这回不是代词，不用换，直接变成 The window is broken，窗户是破的。语法对，逻辑对，broken 是宾补。</w:t>
+        <w:t xml:space="preserve">The news made the students happy。拎出来是 the students 和 happy，变成 The students are happy，学生们很高兴。语法对，逻辑也对，那 happy 就是宾补。</w:t>
+      </w:r>
+    </w:p>
+    <w:p>
+      <w:pPr>
+        <w:spacing w:after="160" w:line="380"/>
+        <w:ind w:firstLine="480"/>
+      </w:pPr>
+      <w:r>
+        <w:rPr>
+          <w:rFonts w:ascii="SimSun" w:cs="SimSun" w:eastAsia="SimSun" w:hAnsi="SimSun"/>
+          <w:sz w:val="24"/>
+          <w:szCs w:val="24"/>
+        </w:rPr>
+        <w:t xml:space="preserve">The class elected Mary monitor。拎出来是 Mary 和 monitor，变成 Mary is monitor，玛丽是班长。语法对，逻辑对，monitor 是宾补。</w:t>
+      </w:r>
+    </w:p>
+    <w:p>
+      <w:pPr>
+        <w:spacing w:after="160" w:line="380"/>
+        <w:ind w:firstLine="480"/>
+      </w:pPr>
+      <w:r>
+        <w:rPr>
+          <w:rFonts w:ascii="SimSun" w:cs="SimSun" w:eastAsia="SimSun" w:hAnsi="SimSun"/>
+          <w:sz w:val="24"/>
+          <w:szCs w:val="24"/>
+        </w:rPr>
+        <w:t xml:space="preserve">I found the window broken。拎出来是 the window 和 broken，变成 The window is broken，窗户是破的。语法对，逻辑对，broken 是宾补。</w:t>
       </w:r>
     </w:p>
     <w:p>
@@ -1288,21 +1288,21 @@
           <w:sz w:val="24"/>
           <w:szCs w:val="24"/>
         </w:rPr>
-        <w:t xml:space="preserve">She bought her son a watch。拎出来变成 Her son is a watch，她儿子是一块手表。语法没错，意思荒唐。所以是双宾语。</w:t>
-      </w:r>
-    </w:p>
-    <w:p>
-      <w:pPr>
-        <w:spacing w:after="160" w:line="380"/>
-        <w:ind w:firstLine="480"/>
-      </w:pPr>
-      <w:r>
-        <w:rPr>
-          <w:rFonts w:ascii="SimSun" w:cs="SimSun" w:eastAsia="SimSun" w:hAnsi="SimSun"/>
-          <w:sz w:val="24"/>
-          <w:szCs w:val="24"/>
-        </w:rPr>
-        <w:t xml:space="preserve">The teacher told us a story。拎出来变成 We are a story，我们是一个故事。同样，语法挑不出毛病，但是讲不通。所以也是双宾语。</w:t>
+        <w:t xml:space="preserve">Her mother bought Lucy a new watch。拎出来变成 Lucy is a new watch，露西是一块新手表。语法没错，意思荒唐。所以是双宾语。</w:t>
+      </w:r>
+    </w:p>
+    <w:p>
+      <w:pPr>
+        <w:spacing w:after="160" w:line="380"/>
+        <w:ind w:firstLine="480"/>
+      </w:pPr>
+      <w:r>
+        <w:rPr>
+          <w:rFonts w:ascii="SimSun" w:cs="SimSun" w:eastAsia="SimSun" w:hAnsi="SimSun"/>
+          <w:sz w:val="24"/>
+          <w:szCs w:val="24"/>
+        </w:rPr>
+        <w:t xml:space="preserve">The teacher told the children a story。拎出来变成 The children are a story，孩子们是一个故事。同样，语法挑不出毛病，但是讲不通。所以也是双宾语。</w:t>
       </w:r>
     </w:p>
     <w:p>
@@ -1460,7 +1460,7 @@
           <w:sz w:val="24"/>
           <w:szCs w:val="24"/>
         </w:rPr>
-        <w:t xml:space="preserve">题目：判断下面两句话中，划线部分分别是什么成分。第一句：Her uncle sent her a birthday present. 第二句：Everyone considered her a talented singer.</w:t>
+        <w:t xml:space="preserve">题目：判断下面两句话中，划线部分分别是什么成分。第一句：Her uncle sent Lucy a birthday present. 第二句：Everyone considered Lucy a talented singer.</w:t>
       </w:r>
     </w:p>
     <w:p>
@@ -1502,21 +1502,21 @@
           <w:sz w:val="24"/>
           <w:szCs w:val="24"/>
         </w:rPr>
-        <w:t xml:space="preserve">第一句，把 her 和 a birthday present 拎出来，her 换成主格 she，变成 She is a birthday present，她是一件生日礼物。语法没错，可意思讲不通，一个人怎么会是一件礼物。逻辑不过关，所以这是双宾语，her 是人宾，a birthday present 是物宾。</w:t>
-      </w:r>
-    </w:p>
-    <w:p>
-      <w:pPr>
-        <w:spacing w:after="160" w:line="380"/>
-        <w:ind w:firstLine="480"/>
-      </w:pPr>
-      <w:r>
-        <w:rPr>
-          <w:rFonts w:ascii="SimSun" w:cs="SimSun" w:eastAsia="SimSun" w:hAnsi="SimSun"/>
-          <w:sz w:val="24"/>
-          <w:szCs w:val="24"/>
-        </w:rPr>
-        <w:t xml:space="preserve">第二句，同样拎出来，变成 She is a talented singer，她是一个有才华的歌手。语法对，意思也完全合逻辑。两条都过，所以 a talented singer 是宾语补足语，它说明的就是前面那个 her。</w:t>
+        <w:t xml:space="preserve">第一句，把 Lucy 和 a birthday present 拎出来，中间加 be 动词，变成 Lucy is a birthday present，露西是一件生日礼物。语法没错，可意思讲不通，一个人怎么会是一件礼物。逻辑不过关，所以这是双宾语，Lucy 是人宾，a birthday present 是物宾。</w:t>
+      </w:r>
+    </w:p>
+    <w:p>
+      <w:pPr>
+        <w:spacing w:after="160" w:line="380"/>
+        <w:ind w:firstLine="480"/>
+      </w:pPr>
+      <w:r>
+        <w:rPr>
+          <w:rFonts w:ascii="SimSun" w:cs="SimSun" w:eastAsia="SimSun" w:hAnsi="SimSun"/>
+          <w:sz w:val="24"/>
+          <w:szCs w:val="24"/>
+        </w:rPr>
+        <w:t xml:space="preserve">第二句，同样拎出来，变成 Lucy is a talented singer，露西是一个有才华的歌手。语法对，意思也完全合逻辑。两条都过，所以 a talented singer 是宾语补足语，它说明的就是前面那个 Lucy。</w:t>
       </w:r>
     </w:p>
     <w:p>
@@ -1614,7 +1614,7 @@
           <w:sz w:val="24"/>
           <w:szCs w:val="24"/>
         </w:rPr>
-        <w:t xml:space="preserve">第五，双宾语和宾补的区分方法，是把那两个成分拎出来中间加 be 动词。代词记得换成主格。造出来的句子如果语法没错、意思也合逻辑，那就是宾补；只要有一条不过关，那就是双宾语。</w:t>
+        <w:t xml:space="preserve">第五，双宾语和宾补的区分方法，是把那两个成分拎出来中间加 be 动词。碰到代词先换成它指的那个人。造出来的句子如果语法没错、意思也合逻辑，那就是宾补；只要有一条不过关，那就是双宾语。</w:t>
       </w:r>
     </w:p>
     <w:p>
@@ -1909,21 +1909,21 @@
           <w:sz w:val="24"/>
           <w:szCs w:val="24"/>
         </w:rPr>
-        <w:t xml:space="preserve">A. The teacher showed us an interesting experiment.　　B. The class elected him monitor.</w:t>
-      </w:r>
-    </w:p>
-    <w:p>
-      <w:pPr>
-        <w:spacing w:after="160" w:line="380"/>
-        <w:ind w:firstLine="480"/>
-      </w:pPr>
-      <w:r>
-        <w:rPr>
-          <w:rFonts w:ascii="SimSun" w:cs="SimSun" w:eastAsia="SimSun" w:hAnsi="SimSun"/>
-          <w:sz w:val="24"/>
-          <w:szCs w:val="24"/>
-        </w:rPr>
-        <w:t xml:space="preserve">师：用加 be 动词的办法。A 项，把 us 和 an interesting experiment 拎出来，us 换成主格 we，变成 We are an interesting experiment，我们是一个有趣的实验。语法没错，但意思荒唐。逻辑不过关，所以是双宾语。B 项，把 him 和 monitor 拎出来，him 换成主格 he，变成 He is monitor，他是班长。语法对，逻辑也对，两条都过，所以 monitor 是宾语补足语。</w:t>
+        <w:t xml:space="preserve">A. The teacher showed the students an interesting experiment.　　B. The class elected David monitor.</w:t>
+      </w:r>
+    </w:p>
+    <w:p>
+      <w:pPr>
+        <w:spacing w:after="160" w:line="380"/>
+        <w:ind w:firstLine="480"/>
+      </w:pPr>
+      <w:r>
+        <w:rPr>
+          <w:rFonts w:ascii="SimSun" w:cs="SimSun" w:eastAsia="SimSun" w:hAnsi="SimSun"/>
+          <w:sz w:val="24"/>
+          <w:szCs w:val="24"/>
+        </w:rPr>
+        <w:t xml:space="preserve">师：用加 be 动词的办法。A 项，把 the students 和 an interesting experiment 拎出来，变成 The students are an interesting experiment，学生们是一个有趣的实验。语法没错，但意思荒唐。逻辑不过关，所以是双宾语。B 项，把 David 和 monitor 拎出来，变成 David is monitor，大卫是班长。语法对，逻辑也对，两条都过，所以 monitor 是宾语补足语。</w:t>
       </w:r>
     </w:p>
     <w:p>
@@ -1953,7 +1953,7 @@
           <w:sz w:val="24"/>
           <w:szCs w:val="24"/>
         </w:rPr>
-        <w:t xml:space="preserve">解析：A 项 show sb sth 为双宾语结构，us 为间接宾语（人宾），an interesting experiment 为直接宾语（物宾）；B 项 elect sb + 职务名词，monitor 与宾语 him 同指，为宾语补足语。</w:t>
+        <w:t xml:space="preserve">解析：A 项 show sb sth 为双宾语结构，the students 为间接宾语（人宾），an interesting experiment 为直接宾语（物宾）；B 项 elect sb + 职务名词，monitor 与宾语 David 同指，为宾语补足语。</w:t>
       </w:r>
     </w:p>
     <w:p>
@@ -2143,7 +2143,7 @@
           <w:sz w:val="24"/>
           <w:szCs w:val="24"/>
         </w:rPr>
-        <w:t xml:space="preserve">第二，看到动词后面跟了两个东西，把它们拎出来中间加 be 动词，代词换主格。语法和逻辑两条都过是宾补，缺一条是双宾语。</w:t>
+        <w:t xml:space="preserve">第二，看到动词后面跟了两个东西，把它们拎出来中间加 be 动词，代词先换成它指的那个人。语法和逻辑两条都过是宾补，缺一条是双宾语。</w:t>
       </w:r>
     </w:p>
     <w:p>

--- a/docs/Level1/高中英语语法切片-Level1-第03课-宾语表语宾语补足语.docx
+++ b/docs/Level1/高中英语语法切片-Level1-第03课-宾语表语宾语补足语.docx
@@ -1078,259 +1078,665 @@
           <w:sz w:val="24"/>
           <w:szCs w:val="24"/>
         </w:rPr>
-        <w:t xml:space="preserve">现在讲一个高中最容易混的辨析：双宾语和宾补到底怎么分。</w:t>
-      </w:r>
-    </w:p>
-    <w:p>
-      <w:pPr>
-        <w:spacing w:after="160" w:line="380"/>
-        <w:ind w:firstLine="480"/>
-      </w:pPr>
-      <w:r>
-        <w:rPr>
-          <w:rFonts w:ascii="SimSun" w:cs="SimSun" w:eastAsia="SimSun" w:hAnsi="SimSun"/>
-          <w:sz w:val="24"/>
-          <w:szCs w:val="24"/>
-        </w:rPr>
-        <w:t xml:space="preserve">这两个长得太像了，都是动词后面跟两个东西。你看 The teacher gave Tom a book 和 We call the boy Tom，光看形状一模一样，都是主语加谓语再加两个成分。</w:t>
-      </w:r>
-    </w:p>
-    <w:p>
-      <w:pPr>
-        <w:spacing w:after="160" w:line="380"/>
-        <w:ind w:firstLine="480"/>
-      </w:pPr>
-      <w:r>
-        <w:rPr>
-          <w:rFonts w:ascii="SimSun" w:cs="SimSun" w:eastAsia="SimSun" w:hAnsi="SimSun"/>
-          <w:sz w:val="24"/>
-          <w:szCs w:val="24"/>
-        </w:rPr>
-        <w:t xml:space="preserve">老师给你一个办法，考试碰到直接用，叫加 be 动词检验法。</w:t>
-      </w:r>
-    </w:p>
-    <w:p>
-      <w:pPr>
-        <w:spacing w:after="160" w:line="380"/>
-        <w:ind w:firstLine="480"/>
-      </w:pPr>
-      <w:r>
-        <w:rPr>
-          <w:rFonts w:ascii="SimSun" w:cs="SimSun" w:eastAsia="SimSun" w:hAnsi="SimSun"/>
-          <w:sz w:val="24"/>
-          <w:szCs w:val="24"/>
-        </w:rPr>
-        <w:t xml:space="preserve">怎么操作？你把动词后面那两个成分单独拎出来，中间塞一个 be 动词，让它变成一个独立的小句子。然后你看两件事：第一，这个小句子语法上有没有毛病；第二，它的意思讲不讲得通、合不合逻辑。</w:t>
-      </w:r>
-    </w:p>
-    <w:p>
-      <w:pPr>
-        <w:spacing w:after="160" w:line="380"/>
-        <w:ind w:firstLine="480"/>
-      </w:pPr>
-      <w:r>
-        <w:rPr>
-          <w:rFonts w:ascii="SimSun" w:cs="SimSun" w:eastAsia="SimSun" w:hAnsi="SimSun"/>
-          <w:sz w:val="24"/>
-          <w:szCs w:val="24"/>
-        </w:rPr>
-        <w:t xml:space="preserve">两条都过，那后面那个成分就是宾语补足语。只要有一条过不了，那就是双宾语。</w:t>
-      </w:r>
-    </w:p>
-    <w:p>
-      <w:pPr>
-        <w:spacing w:after="160" w:line="380"/>
-        <w:ind w:firstLine="480"/>
-      </w:pPr>
-      <w:r>
-        <w:rPr>
-          <w:rFonts w:ascii="SimSun" w:cs="SimSun" w:eastAsia="SimSun" w:hAnsi="SimSun"/>
-          <w:sz w:val="24"/>
-          <w:szCs w:val="24"/>
-        </w:rPr>
-        <w:t xml:space="preserve">这里有个小提醒。考试的句子里经常用代词，像 me、him、us 这些。碰到代词你别直接往下搬，先把它换成它指的那个人。him 指的是那个男孩，你就写 the boy；me 指的就是说话的这个人，你随便安个名字，写 Tom 也行。换完之后句子干干净净，判断的时候不受任何干扰。</w:t>
-      </w:r>
-    </w:p>
-    <w:p>
-      <w:pPr>
-        <w:spacing w:after="160" w:line="380"/>
-        <w:ind w:firstLine="480"/>
-      </w:pPr>
-      <w:r>
-        <w:rPr>
-          <w:rFonts w:ascii="SimSun" w:cs="SimSun" w:eastAsia="SimSun" w:hAnsi="SimSun"/>
-          <w:sz w:val="24"/>
-          <w:szCs w:val="24"/>
-        </w:rPr>
-        <w:t xml:space="preserve">我们来试。</w:t>
-      </w:r>
-    </w:p>
-    <w:p>
-      <w:pPr>
-        <w:spacing w:after="160" w:line="380"/>
-        <w:ind w:firstLine="480"/>
-      </w:pPr>
-      <w:r>
-        <w:rPr>
-          <w:rFonts w:ascii="SimSun" w:cs="SimSun" w:eastAsia="SimSun" w:hAnsi="SimSun"/>
-          <w:sz w:val="24"/>
-          <w:szCs w:val="24"/>
-        </w:rPr>
-        <w:t xml:space="preserve">先试 We call the boy Tom。把 the boy 和 Tom 拎出来，中间加 be 动词，变成 The boy is Tom，这个男孩叫汤姆。语法上没毛病；意思也完全说得通，我们叫他汤姆，那他可不就是汤姆嘛。两条都过，所以 Tom 是宾语补足语。</w:t>
-      </w:r>
-    </w:p>
-    <w:p>
-      <w:pPr>
-        <w:spacing w:after="160" w:line="380"/>
-        <w:ind w:firstLine="480"/>
-      </w:pPr>
-      <w:r>
-        <w:rPr>
-          <w:rFonts w:ascii="SimSun" w:cs="SimSun" w:eastAsia="SimSun" w:hAnsi="SimSun"/>
-          <w:sz w:val="24"/>
-          <w:szCs w:val="24"/>
-        </w:rPr>
-        <w:t xml:space="preserve">再试 The teacher gave Tom a book。把 Tom 和 a book 拎出来，加 be 动词，变成 Tom is a book，汤姆是一本书。你注意了，这句话语法上其实一点错没有，完全合语法。但是意思荒唐透了，一个人怎么可能是一本书。逻辑这一条过不了，所以它不是宾补，是双宾语——Tom 是人宾，a book 是物宾，两个完全不同的东西。</w:t>
-      </w:r>
-    </w:p>
-    <w:p>
-      <w:pPr>
-        <w:spacing w:after="160" w:line="380"/>
-        <w:ind w:firstLine="480"/>
-      </w:pPr>
-      <w:r>
-        <w:rPr>
-          <w:rFonts w:ascii="SimSun" w:cs="SimSun" w:eastAsia="SimSun" w:hAnsi="SimSun"/>
-          <w:sz w:val="24"/>
-          <w:szCs w:val="24"/>
-        </w:rPr>
-        <w:t xml:space="preserve">刚才这个对比特别关键，你一定要抓住。双宾语的检验句，往往语法是对的，坏就坏在意思上。所以光看语法根本判不出来，必须两条一起看。这就是为什么老师要跟你反复强调，既要语法没错，又要意思合逻辑，缺一条都不行。</w:t>
-      </w:r>
-    </w:p>
-    <w:p>
-      <w:pPr>
-        <w:spacing w:after="160" w:line="380"/>
-        <w:ind w:firstLine="480"/>
-      </w:pPr>
-      <w:r>
-        <w:rPr>
-          <w:rFonts w:ascii="SimSun" w:cs="SimSun" w:eastAsia="SimSun" w:hAnsi="SimSun"/>
-          <w:sz w:val="24"/>
-          <w:szCs w:val="24"/>
-        </w:rPr>
-        <w:t xml:space="preserve">我们再多试几个，把这个手感练出来。</w:t>
-      </w:r>
-    </w:p>
-    <w:p>
-      <w:pPr>
-        <w:spacing w:after="160" w:line="380"/>
-        <w:ind w:firstLine="480"/>
-      </w:pPr>
-      <w:r>
-        <w:rPr>
-          <w:rFonts w:ascii="SimSun" w:cs="SimSun" w:eastAsia="SimSun" w:hAnsi="SimSun"/>
-          <w:sz w:val="24"/>
-          <w:szCs w:val="24"/>
-        </w:rPr>
-        <w:t xml:space="preserve">The news made the students happy。拎出来是 the students 和 happy，变成 The students are happy，学生们很高兴。语法对，逻辑也对，那 happy 就是宾补。</w:t>
-      </w:r>
-    </w:p>
-    <w:p>
-      <w:pPr>
-        <w:spacing w:after="160" w:line="380"/>
-        <w:ind w:firstLine="480"/>
-      </w:pPr>
-      <w:r>
-        <w:rPr>
-          <w:rFonts w:ascii="SimSun" w:cs="SimSun" w:eastAsia="SimSun" w:hAnsi="SimSun"/>
-          <w:sz w:val="24"/>
-          <w:szCs w:val="24"/>
-        </w:rPr>
-        <w:t xml:space="preserve">The class elected Mary monitor。拎出来是 Mary 和 monitor，变成 Mary is monitor，玛丽是班长。语法对，逻辑对，monitor 是宾补。</w:t>
-      </w:r>
-    </w:p>
-    <w:p>
-      <w:pPr>
-        <w:spacing w:after="160" w:line="380"/>
-        <w:ind w:firstLine="480"/>
-      </w:pPr>
-      <w:r>
-        <w:rPr>
-          <w:rFonts w:ascii="SimSun" w:cs="SimSun" w:eastAsia="SimSun" w:hAnsi="SimSun"/>
-          <w:sz w:val="24"/>
-          <w:szCs w:val="24"/>
-        </w:rPr>
-        <w:t xml:space="preserve">I found the window broken。拎出来是 the window 和 broken，变成 The window is broken，窗户是破的。语法对，逻辑对，broken 是宾补。</w:t>
-      </w:r>
-    </w:p>
-    <w:p>
-      <w:pPr>
-        <w:spacing w:after="160" w:line="380"/>
-        <w:ind w:firstLine="480"/>
-      </w:pPr>
-      <w:r>
-        <w:rPr>
-          <w:rFonts w:ascii="SimSun" w:cs="SimSun" w:eastAsia="SimSun" w:hAnsi="SimSun"/>
-          <w:sz w:val="24"/>
-          <w:szCs w:val="24"/>
-        </w:rPr>
-        <w:t xml:space="preserve">反过来我们再看两个双宾语的。</w:t>
-      </w:r>
-    </w:p>
-    <w:p>
-      <w:pPr>
-        <w:spacing w:after="160" w:line="380"/>
-        <w:ind w:firstLine="480"/>
-      </w:pPr>
-      <w:r>
-        <w:rPr>
-          <w:rFonts w:ascii="SimSun" w:cs="SimSun" w:eastAsia="SimSun" w:hAnsi="SimSun"/>
-          <w:sz w:val="24"/>
-          <w:szCs w:val="24"/>
-        </w:rPr>
-        <w:t xml:space="preserve">Her mother bought Lucy a new watch。拎出来变成 Lucy is a new watch，露西是一块新手表。语法没错，意思荒唐。所以是双宾语。</w:t>
-      </w:r>
-    </w:p>
-    <w:p>
-      <w:pPr>
-        <w:spacing w:after="160" w:line="380"/>
-        <w:ind w:firstLine="480"/>
-      </w:pPr>
-      <w:r>
-        <w:rPr>
-          <w:rFonts w:ascii="SimSun" w:cs="SimSun" w:eastAsia="SimSun" w:hAnsi="SimSun"/>
-          <w:sz w:val="24"/>
-          <w:szCs w:val="24"/>
-        </w:rPr>
-        <w:t xml:space="preserve">The teacher told the children a story。拎出来变成 The children are a story，孩子们是一个故事。同样，语法挑不出毛病，但是讲不通。所以也是双宾语。</w:t>
-      </w:r>
-    </w:p>
-    <w:p>
-      <w:pPr>
-        <w:spacing w:after="160" w:line="380"/>
-        <w:ind w:firstLine="480"/>
-      </w:pPr>
-      <w:r>
-        <w:rPr>
-          <w:rFonts w:ascii="SimSun" w:cs="SimSun" w:eastAsia="SimSun" w:hAnsi="SimSun"/>
-          <w:sz w:val="24"/>
-          <w:szCs w:val="24"/>
-        </w:rPr>
-        <w:t xml:space="preserve">你看出规律了没有？凡是双宾语，前面那个是人，后面那个是物，人和物本来就是两码事，你硬拿 be 动词把它们等起来，意思必然荒唐。而宾补呢，它本来的任务就是说明前面那个宾语，所以用 be 动词一连，意思天然就顺。</w:t>
-      </w:r>
-    </w:p>
-    <w:p>
-      <w:pPr>
-        <w:spacing w:after="160" w:line="380"/>
-        <w:ind w:firstLine="480"/>
-      </w:pPr>
-      <w:r>
-        <w:rPr>
-          <w:rFonts w:ascii="SimSun" w:cs="SimSun" w:eastAsia="SimSun" w:hAnsi="SimSun"/>
-          <w:sz w:val="24"/>
-          <w:szCs w:val="24"/>
-        </w:rPr>
-        <w:t xml:space="preserve">说到底，这个方法能成立是因为 be 动词就是个等号，等号两边必须是一回事。宾补跟宾语是一回事，所以等得起来；双宾语的两个宾语是两码事，所以怎么等都别扭。你把这个道理想明白了，这个方法你一辈子忘不了。</w:t>
+        <w:t xml:space="preserve">好，下面这块，是整个句子成分里最容易栽跟头的地方。双宾语，和宾补。</w:t>
+      </w:r>
+    </w:p>
+    <w:p>
+      <w:pPr>
+        <w:spacing w:after="160" w:line="380"/>
+        <w:ind w:firstLine="480"/>
+      </w:pPr>
+      <w:r>
+        <w:rPr>
+          <w:rFonts w:ascii="SimSun" w:cs="SimSun" w:eastAsia="SimSun" w:hAnsi="SimSun"/>
+          <w:sz w:val="24"/>
+          <w:szCs w:val="24"/>
+        </w:rPr>
+        <w:t xml:space="preserve">先别急着记概念，我给你看两句话。</w:t>
+      </w:r>
+    </w:p>
+    <w:p>
+      <w:pPr>
+        <w:spacing w:after="160" w:line="380"/>
+        <w:ind w:firstLine="480"/>
+      </w:pPr>
+      <w:r>
+        <w:rPr>
+          <w:rFonts w:ascii="SimSun" w:cs="SimSun" w:eastAsia="SimSun" w:hAnsi="SimSun"/>
+          <w:sz w:val="24"/>
+          <w:szCs w:val="24"/>
+        </w:rPr>
+        <w:t xml:space="preserve">第一句：The teacher gave Tom a book。</w:t>
+      </w:r>
+    </w:p>
+    <w:p>
+      <w:pPr>
+        <w:spacing w:after="160" w:line="380"/>
+        <w:ind w:firstLine="480"/>
+      </w:pPr>
+      <w:r>
+        <w:rPr>
+          <w:rFonts w:ascii="SimSun" w:cs="SimSun" w:eastAsia="SimSun" w:hAnsi="SimSun"/>
+          <w:sz w:val="24"/>
+          <w:szCs w:val="24"/>
+        </w:rPr>
+        <w:t xml:space="preserve">第二句：We call the boy Tom。</w:t>
+      </w:r>
+    </w:p>
+    <w:p>
+      <w:pPr>
+        <w:spacing w:after="160" w:line="380"/>
+        <w:ind w:firstLine="480"/>
+      </w:pPr>
+      <w:r>
+        <w:rPr>
+          <w:rFonts w:ascii="SimSun" w:cs="SimSun" w:eastAsia="SimSun" w:hAnsi="SimSun"/>
+          <w:sz w:val="24"/>
+          <w:szCs w:val="24"/>
+        </w:rPr>
+        <w:t xml:space="preserve">看出来了吗？这两句长得一模一样。都是主语，动词，然后动词后面挂着两样东西。</w:t>
+      </w:r>
+    </w:p>
+    <w:p>
+      <w:pPr>
+        <w:spacing w:after="160" w:line="380"/>
+        <w:ind w:firstLine="480"/>
+      </w:pPr>
+      <w:r>
+        <w:rPr>
+          <w:rFonts w:ascii="SimSun" w:cs="SimSun" w:eastAsia="SimSun" w:hAnsi="SimSun"/>
+          <w:sz w:val="24"/>
+          <w:szCs w:val="24"/>
+        </w:rPr>
+        <w:t xml:space="preserve">我问你，你能一眼分出哪个是双宾语、哪个是宾补吗？</w:t>
+      </w:r>
+    </w:p>
+    <w:p>
+      <w:pPr>
+        <w:spacing w:after="160" w:line="380"/>
+        <w:ind w:firstLine="480"/>
+      </w:pPr>
+      <w:r>
+        <w:rPr>
+          <w:rFonts w:ascii="SimSun" w:cs="SimSun" w:eastAsia="SimSun" w:hAnsi="SimSun"/>
+          <w:sz w:val="24"/>
+          <w:szCs w:val="24"/>
+        </w:rPr>
+        <w:t xml:space="preserve">分不出来对吧。正常，谁都分不出来。因为光看形状，它俩就是一样的。</w:t>
+      </w:r>
+    </w:p>
+    <w:p>
+      <w:pPr>
+        <w:spacing w:after="160" w:line="380"/>
+        <w:ind w:firstLine="480"/>
+      </w:pPr>
+      <w:r>
+        <w:rPr>
+          <w:rFonts w:ascii="SimSun" w:cs="SimSun" w:eastAsia="SimSun" w:hAnsi="SimSun"/>
+          <w:sz w:val="24"/>
+          <w:szCs w:val="24"/>
+        </w:rPr>
+        <w:t xml:space="preserve">那怎么办？</w:t>
+      </w:r>
+    </w:p>
+    <w:p>
+      <w:pPr>
+        <w:spacing w:after="160" w:line="380"/>
+        <w:ind w:firstLine="480"/>
+      </w:pPr>
+      <w:r>
+        <w:rPr>
+          <w:rFonts w:ascii="SimSun" w:cs="SimSun" w:eastAsia="SimSun" w:hAnsi="SimSun"/>
+          <w:sz w:val="24"/>
+          <w:szCs w:val="24"/>
+        </w:rPr>
+        <w:t xml:space="preserve">老师给你一招，我管它叫加 be 动词检验法。今天学会了，以后这类题你一秒钟出答案。</w:t>
+      </w:r>
+    </w:p>
+    <w:p>
+      <w:pPr>
+        <w:spacing w:after="160" w:line="380"/>
+        <w:ind w:firstLine="480"/>
+      </w:pPr>
+      <w:r>
+        <w:rPr>
+          <w:rFonts w:ascii="SimSun" w:cs="SimSun" w:eastAsia="SimSun" w:hAnsi="SimSun"/>
+          <w:sz w:val="24"/>
+          <w:szCs w:val="24"/>
+        </w:rPr>
+        <w:t xml:space="preserve">怎么操作？听好。</w:t>
+      </w:r>
+    </w:p>
+    <w:p>
+      <w:pPr>
+        <w:spacing w:after="160" w:line="380"/>
+        <w:ind w:firstLine="480"/>
+      </w:pPr>
+      <w:r>
+        <w:rPr>
+          <w:rFonts w:ascii="SimSun" w:cs="SimSun" w:eastAsia="SimSun" w:hAnsi="SimSun"/>
+          <w:sz w:val="24"/>
+          <w:szCs w:val="24"/>
+        </w:rPr>
+        <w:t xml:space="preserve">动词后面不是挂着两样东西吗？你把这两样单独拎出来，中间给它塞一个 be 动词，让它自己变成一句话。</w:t>
+      </w:r>
+    </w:p>
+    <w:p>
+      <w:pPr>
+        <w:spacing w:after="160" w:line="380"/>
+        <w:ind w:firstLine="480"/>
+      </w:pPr>
+      <w:r>
+        <w:rPr>
+          <w:rFonts w:ascii="SimSun" w:cs="SimSun" w:eastAsia="SimSun" w:hAnsi="SimSun"/>
+          <w:sz w:val="24"/>
+          <w:szCs w:val="24"/>
+        </w:rPr>
+        <w:t xml:space="preserve">造完了先别下结论。你得看两点。</w:t>
+      </w:r>
+    </w:p>
+    <w:p>
+      <w:pPr>
+        <w:spacing w:after="160" w:line="380"/>
+        <w:ind w:firstLine="480"/>
+      </w:pPr>
+      <w:r>
+        <w:rPr>
+          <w:rFonts w:ascii="SimSun" w:cs="SimSun" w:eastAsia="SimSun" w:hAnsi="SimSun"/>
+          <w:sz w:val="24"/>
+          <w:szCs w:val="24"/>
+        </w:rPr>
+        <w:t xml:space="preserve">我强调一下，是两点，不是一点。很多同学就死在只看了一点上。</w:t>
+      </w:r>
+    </w:p>
+    <w:p>
+      <w:pPr>
+        <w:spacing w:after="160" w:line="380"/>
+        <w:ind w:firstLine="480"/>
+      </w:pPr>
+      <w:r>
+        <w:rPr>
+          <w:rFonts w:ascii="SimSun" w:cs="SimSun" w:eastAsia="SimSun" w:hAnsi="SimSun"/>
+          <w:sz w:val="24"/>
+          <w:szCs w:val="24"/>
+        </w:rPr>
+        <w:t xml:space="preserve">第一点，这句话语法上有没有毛病。第二点，这句话意思讲不讲得通。</w:t>
+      </w:r>
+    </w:p>
+    <w:p>
+      <w:pPr>
+        <w:spacing w:after="160" w:line="380"/>
+        <w:ind w:firstLine="480"/>
+      </w:pPr>
+      <w:r>
+        <w:rPr>
+          <w:rFonts w:ascii="SimSun" w:cs="SimSun" w:eastAsia="SimSun" w:hAnsi="SimSun"/>
+          <w:sz w:val="24"/>
+          <w:szCs w:val="24"/>
+        </w:rPr>
+        <w:t xml:space="preserve">两点都过，行了，后面那个就是宾语补足语。只要有一点没过，那就是双宾语。</w:t>
+      </w:r>
+    </w:p>
+    <w:p>
+      <w:pPr>
+        <w:spacing w:after="160" w:line="380"/>
+        <w:ind w:firstLine="480"/>
+      </w:pPr>
+      <w:r>
+        <w:rPr>
+          <w:rFonts w:ascii="SimSun" w:cs="SimSun" w:eastAsia="SimSun" w:hAnsi="SimSun"/>
+          <w:sz w:val="24"/>
+          <w:szCs w:val="24"/>
+        </w:rPr>
+        <w:t xml:space="preserve">来，跟我一起试。</w:t>
+      </w:r>
+    </w:p>
+    <w:p>
+      <w:pPr>
+        <w:spacing w:after="160" w:line="380"/>
+        <w:ind w:firstLine="480"/>
+      </w:pPr>
+      <w:r>
+        <w:rPr>
+          <w:rFonts w:ascii="SimSun" w:cs="SimSun" w:eastAsia="SimSun" w:hAnsi="SimSun"/>
+          <w:sz w:val="24"/>
+          <w:szCs w:val="24"/>
+        </w:rPr>
+        <w:t xml:space="preserve">先试第二句，We call the boy Tom。把 the boy 和 Tom 拎出来，中间塞个 is，变成 The boy is Tom。</w:t>
+      </w:r>
+    </w:p>
+    <w:p>
+      <w:pPr>
+        <w:spacing w:after="160" w:line="380"/>
+        <w:ind w:firstLine="480"/>
+      </w:pPr>
+      <w:r>
+        <w:rPr>
+          <w:rFonts w:ascii="SimSun" w:cs="SimSun" w:eastAsia="SimSun" w:hAnsi="SimSun"/>
+          <w:sz w:val="24"/>
+          <w:szCs w:val="24"/>
+        </w:rPr>
+        <w:t xml:space="preserve">语法有毛病吗？你自己念一遍。The boy is Tom。没毛病吧？主语谓语表语，齐了。</w:t>
+      </w:r>
+    </w:p>
+    <w:p>
+      <w:pPr>
+        <w:spacing w:after="160" w:line="380"/>
+        <w:ind w:firstLine="480"/>
+      </w:pPr>
+      <w:r>
+        <w:rPr>
+          <w:rFonts w:ascii="SimSun" w:cs="SimSun" w:eastAsia="SimSun" w:hAnsi="SimSun"/>
+          <w:sz w:val="24"/>
+          <w:szCs w:val="24"/>
+        </w:rPr>
+        <w:t xml:space="preserve">意思通吗？我们管这男孩叫汤姆，那他可不就是汤姆嘛。太通了。</w:t>
+      </w:r>
+    </w:p>
+    <w:p>
+      <w:pPr>
+        <w:spacing w:after="160" w:line="380"/>
+        <w:ind w:firstLine="480"/>
+      </w:pPr>
+      <w:r>
+        <w:rPr>
+          <w:rFonts w:ascii="SimSun" w:cs="SimSun" w:eastAsia="SimSun" w:hAnsi="SimSun"/>
+          <w:sz w:val="24"/>
+          <w:szCs w:val="24"/>
+        </w:rPr>
+        <w:t xml:space="preserve">两点全过。所以 Tom 是宾语补足语。</w:t>
+      </w:r>
+    </w:p>
+    <w:p>
+      <w:pPr>
+        <w:spacing w:after="160" w:line="380"/>
+        <w:ind w:firstLine="480"/>
+      </w:pPr>
+      <w:r>
+        <w:rPr>
+          <w:rFonts w:ascii="SimSun" w:cs="SimSun" w:eastAsia="SimSun" w:hAnsi="SimSun"/>
+          <w:sz w:val="24"/>
+          <w:szCs w:val="24"/>
+        </w:rPr>
+        <w:t xml:space="preserve">好，再试第一句，The teacher gave Tom a book。同样拎出来，变成 Tom is a book。</w:t>
+      </w:r>
+    </w:p>
+    <w:p>
+      <w:pPr>
+        <w:spacing w:after="160" w:line="380"/>
+        <w:ind w:firstLine="480"/>
+      </w:pPr>
+      <w:r>
+        <w:rPr>
+          <w:rFonts w:ascii="SimSun" w:cs="SimSun" w:eastAsia="SimSun" w:hAnsi="SimSun"/>
+          <w:sz w:val="24"/>
+          <w:szCs w:val="24"/>
+        </w:rPr>
+        <w:t xml:space="preserve">我先问你第一点，语法有错吗？</w:t>
+      </w:r>
+    </w:p>
+    <w:p>
+      <w:pPr>
+        <w:spacing w:after="160" w:line="380"/>
+        <w:ind w:firstLine="480"/>
+      </w:pPr>
+      <w:r>
+        <w:rPr>
+          <w:rFonts w:ascii="SimSun" w:cs="SimSun" w:eastAsia="SimSun" w:hAnsi="SimSun"/>
+          <w:sz w:val="24"/>
+          <w:szCs w:val="24"/>
+        </w:rPr>
+        <w:t xml:space="preserve">我知道你可能想说有错。没有。你仔细看，Tom 是主语，is 是谓语，a book 是表语，结构完完整整，一个错都挑不出来。</w:t>
+      </w:r>
+    </w:p>
+    <w:p>
+      <w:pPr>
+        <w:spacing w:after="160" w:line="380"/>
+        <w:ind w:firstLine="480"/>
+      </w:pPr>
+      <w:r>
+        <w:rPr>
+          <w:rFonts w:ascii="SimSun" w:cs="SimSun" w:eastAsia="SimSun" w:hAnsi="SimSun"/>
+          <w:sz w:val="24"/>
+          <w:szCs w:val="24"/>
+        </w:rPr>
+        <w:t xml:space="preserve">那第二点呢？意思通吗？</w:t>
+      </w:r>
+    </w:p>
+    <w:p>
+      <w:pPr>
+        <w:spacing w:after="160" w:line="380"/>
+        <w:ind w:firstLine="480"/>
+      </w:pPr>
+      <w:r>
+        <w:rPr>
+          <w:rFonts w:ascii="SimSun" w:cs="SimSun" w:eastAsia="SimSun" w:hAnsi="SimSun"/>
+          <w:sz w:val="24"/>
+          <w:szCs w:val="24"/>
+        </w:rPr>
+        <w:t xml:space="preserve">Tom is a book，汤姆是一本书。一个大活人，是一本书？</w:t>
+      </w:r>
+    </w:p>
+    <w:p>
+      <w:pPr>
+        <w:spacing w:after="160" w:line="380"/>
+        <w:ind w:firstLine="480"/>
+      </w:pPr>
+      <w:r>
+        <w:rPr>
+          <w:rFonts w:ascii="SimSun" w:cs="SimSun" w:eastAsia="SimSun" w:hAnsi="SimSun"/>
+          <w:sz w:val="24"/>
+          <w:szCs w:val="24"/>
+        </w:rPr>
+        <w:t xml:space="preserve">荒唐吧。</w:t>
+      </w:r>
+    </w:p>
+    <w:p>
+      <w:pPr>
+        <w:spacing w:after="160" w:line="380"/>
+        <w:ind w:firstLine="480"/>
+      </w:pPr>
+      <w:r>
+        <w:rPr>
+          <w:rFonts w:ascii="SimSun" w:cs="SimSun" w:eastAsia="SimSun" w:hAnsi="SimSun"/>
+          <w:sz w:val="24"/>
+          <w:szCs w:val="24"/>
+        </w:rPr>
+        <w:t xml:space="preserve">第二点没过。所以它不是宾补，是双宾语。Tom 是人宾，a book 是物宾，俩根本不是一回事。</w:t>
+      </w:r>
+    </w:p>
+    <w:p>
+      <w:pPr>
+        <w:spacing w:after="160" w:line="380"/>
+        <w:ind w:firstLine="480"/>
+      </w:pPr>
+      <w:r>
+        <w:rPr>
+          <w:rFonts w:ascii="SimSun" w:cs="SimSun" w:eastAsia="SimSun" w:hAnsi="SimSun"/>
+          <w:sz w:val="24"/>
+          <w:szCs w:val="24"/>
+        </w:rPr>
+        <w:t xml:space="preserve">同学们，刚才这个对比，我希望你记一辈子。</w:t>
+      </w:r>
+    </w:p>
+    <w:p>
+      <w:pPr>
+        <w:spacing w:after="160" w:line="380"/>
+        <w:ind w:firstLine="480"/>
+      </w:pPr>
+      <w:r>
+        <w:rPr>
+          <w:rFonts w:ascii="SimSun" w:cs="SimSun" w:eastAsia="SimSun" w:hAnsi="SimSun"/>
+          <w:sz w:val="24"/>
+          <w:szCs w:val="24"/>
+        </w:rPr>
+        <w:t xml:space="preserve">你看到没有——双宾语的检验句，语法往往是对的。它坏就坏在意思上。</w:t>
+      </w:r>
+    </w:p>
+    <w:p>
+      <w:pPr>
+        <w:spacing w:after="160" w:line="380"/>
+        <w:ind w:firstLine="480"/>
+      </w:pPr>
+      <w:r>
+        <w:rPr>
+          <w:rFonts w:ascii="SimSun" w:cs="SimSun" w:eastAsia="SimSun" w:hAnsi="SimSun"/>
+          <w:sz w:val="24"/>
+          <w:szCs w:val="24"/>
+        </w:rPr>
+        <w:t xml:space="preserve">所以你要是光盯着语法看，这辈子都判不出来。必须两点一起看。</w:t>
+      </w:r>
+    </w:p>
+    <w:p>
+      <w:pPr>
+        <w:spacing w:after="160" w:line="380"/>
+        <w:ind w:firstLine="480"/>
+      </w:pPr>
+      <w:r>
+        <w:rPr>
+          <w:rFonts w:ascii="SimSun" w:cs="SimSun" w:eastAsia="SimSun" w:hAnsi="SimSun"/>
+          <w:sz w:val="24"/>
+          <w:szCs w:val="24"/>
+        </w:rPr>
+        <w:t xml:space="preserve">来，我们再多试几个，把手感练出来。这几个你先自己在心里过一遍，我再说。</w:t>
+      </w:r>
+    </w:p>
+    <w:p>
+      <w:pPr>
+        <w:spacing w:after="160" w:line="380"/>
+        <w:ind w:firstLine="480"/>
+      </w:pPr>
+      <w:r>
+        <w:rPr>
+          <w:rFonts w:ascii="SimSun" w:cs="SimSun" w:eastAsia="SimSun" w:hAnsi="SimSun"/>
+          <w:sz w:val="24"/>
+          <w:szCs w:val="24"/>
+        </w:rPr>
+        <w:t xml:space="preserve">The news made the students happy。拎出来是什么？The students are happy，学生们很高兴。语法对，意思也对。所以 happy 是宾补。</w:t>
+      </w:r>
+    </w:p>
+    <w:p>
+      <w:pPr>
+        <w:spacing w:after="160" w:line="380"/>
+        <w:ind w:firstLine="480"/>
+      </w:pPr>
+      <w:r>
+        <w:rPr>
+          <w:rFonts w:ascii="SimSun" w:cs="SimSun" w:eastAsia="SimSun" w:hAnsi="SimSun"/>
+          <w:sz w:val="24"/>
+          <w:szCs w:val="24"/>
+        </w:rPr>
+        <w:t xml:space="preserve">The class elected Mary monitor。拎出来，Mary is monitor，玛丽是班长。两点都过，monitor 是宾补。</w:t>
+      </w:r>
+    </w:p>
+    <w:p>
+      <w:pPr>
+        <w:spacing w:after="160" w:line="380"/>
+        <w:ind w:firstLine="480"/>
+      </w:pPr>
+      <w:r>
+        <w:rPr>
+          <w:rFonts w:ascii="SimSun" w:cs="SimSun" w:eastAsia="SimSun" w:hAnsi="SimSun"/>
+          <w:sz w:val="24"/>
+          <w:szCs w:val="24"/>
+        </w:rPr>
+        <w:t xml:space="preserve">I found the window broken。拎出来，The window is broken，窗户是破的。两点都过，broken 是宾补。</w:t>
+      </w:r>
+    </w:p>
+    <w:p>
+      <w:pPr>
+        <w:spacing w:after="160" w:line="380"/>
+        <w:ind w:firstLine="480"/>
+      </w:pPr>
+      <w:r>
+        <w:rPr>
+          <w:rFonts w:ascii="SimSun" w:cs="SimSun" w:eastAsia="SimSun" w:hAnsi="SimSun"/>
+          <w:sz w:val="24"/>
+          <w:szCs w:val="24"/>
+        </w:rPr>
+        <w:t xml:space="preserve">好，反过来，再看两个双宾语的。</w:t>
+      </w:r>
+    </w:p>
+    <w:p>
+      <w:pPr>
+        <w:spacing w:after="160" w:line="380"/>
+        <w:ind w:firstLine="480"/>
+      </w:pPr>
+      <w:r>
+        <w:rPr>
+          <w:rFonts w:ascii="SimSun" w:cs="SimSun" w:eastAsia="SimSun" w:hAnsi="SimSun"/>
+          <w:sz w:val="24"/>
+          <w:szCs w:val="24"/>
+        </w:rPr>
+        <w:t xml:space="preserve">Her mother bought Lucy a new watch。拎出来，Lucy is a new watch，露西是一块新手表？语法没错，意思荒唐。双宾语。</w:t>
+      </w:r>
+    </w:p>
+    <w:p>
+      <w:pPr>
+        <w:spacing w:after="160" w:line="380"/>
+        <w:ind w:firstLine="480"/>
+      </w:pPr>
+      <w:r>
+        <w:rPr>
+          <w:rFonts w:ascii="SimSun" w:cs="SimSun" w:eastAsia="SimSun" w:hAnsi="SimSun"/>
+          <w:sz w:val="24"/>
+          <w:szCs w:val="24"/>
+        </w:rPr>
+        <w:t xml:space="preserve">The teacher told the children a story。拎出来，The children are a story，孩子们是一个故事？同样，语法挑不出毛病，就是讲不通。双宾语。</w:t>
+      </w:r>
+    </w:p>
+    <w:p>
+      <w:pPr>
+        <w:spacing w:after="160" w:line="380"/>
+        <w:ind w:firstLine="480"/>
+      </w:pPr>
+      <w:r>
+        <w:rPr>
+          <w:rFonts w:ascii="SimSun" w:cs="SimSun" w:eastAsia="SimSun" w:hAnsi="SimSun"/>
+          <w:sz w:val="24"/>
+          <w:szCs w:val="24"/>
+        </w:rPr>
+        <w:t xml:space="preserve">现在我问你一个问题：你有没有发现什么规律？</w:t>
+      </w:r>
+    </w:p>
+    <w:p>
+      <w:pPr>
+        <w:spacing w:after="160" w:line="380"/>
+        <w:ind w:firstLine="480"/>
+      </w:pPr>
+      <w:r>
+        <w:rPr>
+          <w:rFonts w:ascii="SimSun" w:cs="SimSun" w:eastAsia="SimSun" w:hAnsi="SimSun"/>
+          <w:sz w:val="24"/>
+          <w:szCs w:val="24"/>
+        </w:rPr>
+        <w:t xml:space="preserve">你回过头看那几个双宾语的句子——前面那个，是不是全是人？后面那个，是不是全是物？</w:t>
+      </w:r>
+    </w:p>
+    <w:p>
+      <w:pPr>
+        <w:spacing w:after="160" w:line="380"/>
+        <w:ind w:firstLine="480"/>
+      </w:pPr>
+      <w:r>
+        <w:rPr>
+          <w:rFonts w:ascii="SimSun" w:cs="SimSun" w:eastAsia="SimSun" w:hAnsi="SimSun"/>
+          <w:sz w:val="24"/>
+          <w:szCs w:val="24"/>
+        </w:rPr>
+        <w:t xml:space="preserve">人和物，本来就是两码事。你硬拿 be 动词把它们等起来，意思当然荒唐。</w:t>
+      </w:r>
+    </w:p>
+    <w:p>
+      <w:pPr>
+        <w:spacing w:after="160" w:line="380"/>
+        <w:ind w:firstLine="480"/>
+      </w:pPr>
+      <w:r>
+        <w:rPr>
+          <w:rFonts w:ascii="SimSun" w:cs="SimSun" w:eastAsia="SimSun" w:hAnsi="SimSun"/>
+          <w:sz w:val="24"/>
+          <w:szCs w:val="24"/>
+        </w:rPr>
+        <w:t xml:space="preserve">而宾补呢？它的任务本来就是说明前面那个宾语。所以用 be 动词一连，意思天然就顺。</w:t>
+      </w:r>
+    </w:p>
+    <w:p>
+      <w:pPr>
+        <w:spacing w:after="160" w:line="380"/>
+        <w:ind w:firstLine="480"/>
+      </w:pPr>
+      <w:r>
+        <w:rPr>
+          <w:rFonts w:ascii="SimSun" w:cs="SimSun" w:eastAsia="SimSun" w:hAnsi="SimSun"/>
+          <w:sz w:val="24"/>
+          <w:szCs w:val="24"/>
+        </w:rPr>
+        <w:t xml:space="preserve">说到底，这个方法为什么灵？</w:t>
+      </w:r>
+    </w:p>
+    <w:p>
+      <w:pPr>
+        <w:spacing w:after="160" w:line="380"/>
+        <w:ind w:firstLine="480"/>
+      </w:pPr>
+      <w:r>
+        <w:rPr>
+          <w:rFonts w:ascii="SimSun" w:cs="SimSun" w:eastAsia="SimSun" w:hAnsi="SimSun"/>
+          <w:sz w:val="24"/>
+          <w:szCs w:val="24"/>
+        </w:rPr>
+        <w:t xml:space="preserve">因为 be 动词就是个等号。等号两边，必须是一回事。</w:t>
+      </w:r>
+    </w:p>
+    <w:p>
+      <w:pPr>
+        <w:spacing w:after="160" w:line="380"/>
+        <w:ind w:firstLine="480"/>
+      </w:pPr>
+      <w:r>
+        <w:rPr>
+          <w:rFonts w:ascii="SimSun" w:cs="SimSun" w:eastAsia="SimSun" w:hAnsi="SimSun"/>
+          <w:sz w:val="24"/>
+          <w:szCs w:val="24"/>
+        </w:rPr>
+        <w:t xml:space="preserve">宾补跟宾语是一回事，所以等得起来。双宾语的两个宾语是两码事，所以你怎么等都别扭。</w:t>
+      </w:r>
+    </w:p>
+    <w:p>
+      <w:pPr>
+        <w:spacing w:after="160" w:line="380"/>
+        <w:ind w:firstLine="480"/>
+      </w:pPr>
+      <w:r>
+        <w:rPr>
+          <w:rFonts w:ascii="SimSun" w:cs="SimSun" w:eastAsia="SimSun" w:hAnsi="SimSun"/>
+          <w:sz w:val="24"/>
+          <w:szCs w:val="24"/>
+        </w:rPr>
+        <w:t xml:space="preserve">这个道理想明白了，这个方法你一辈子忘不了。</w:t>
+      </w:r>
+    </w:p>
+    <w:p>
+      <w:pPr>
+        <w:spacing w:after="160" w:line="380"/>
+        <w:ind w:firstLine="480"/>
+      </w:pPr>
+      <w:r>
+        <w:rPr>
+          <w:rFonts w:ascii="SimSun" w:cs="SimSun" w:eastAsia="SimSun" w:hAnsi="SimSun"/>
+          <w:sz w:val="24"/>
+          <w:szCs w:val="24"/>
+        </w:rPr>
+        <w:t xml:space="preserve">最后补一句，考试的句子里经常用代词，像 me、him、us 这些。碰到代词你别直接往下搬。</w:t>
+      </w:r>
+    </w:p>
+    <w:p>
+      <w:pPr>
+        <w:spacing w:after="160" w:line="380"/>
+        <w:ind w:firstLine="480"/>
+      </w:pPr>
+      <w:r>
+        <w:rPr>
+          <w:rFonts w:ascii="SimSun" w:cs="SimSun" w:eastAsia="SimSun" w:hAnsi="SimSun"/>
+          <w:sz w:val="24"/>
+          <w:szCs w:val="24"/>
+        </w:rPr>
+        <w:t xml:space="preserve">为什么？你想啊，him is Tom，这句话本身就是错的，宾格哪能当主语。你拿一句错的去检验，越检验越乱。</w:t>
+      </w:r>
+    </w:p>
+    <w:p>
+      <w:pPr>
+        <w:spacing w:after="160" w:line="380"/>
+        <w:ind w:firstLine="480"/>
+      </w:pPr>
+      <w:r>
+        <w:rPr>
+          <w:rFonts w:ascii="SimSun" w:cs="SimSun" w:eastAsia="SimSun" w:hAnsi="SimSun"/>
+          <w:sz w:val="24"/>
+          <w:szCs w:val="24"/>
+        </w:rPr>
+        <w:t xml:space="preserve">那怎么办？很简单，先把代词换成它指的那个人。him 指的是那个男孩，你就写 the boy；me 指的就是说话这个人，你随便安个名字，写 Tom 都行。换完再检验，干干净净。</w:t>
       </w:r>
     </w:p>
     <w:p>

--- a/docs/Level1/高中英语语法切片-Level1-第03课-宾语表语宾语补足语.docx
+++ b/docs/Level1/高中英语语法切片-Level1-第03课-宾语表语宾语补足语.docx
@@ -91,6 +91,20 @@
     <w:p>
       <w:pPr>
         <w:spacing w:after="160" w:line="380"/>
+        <w:ind w:firstLine="480"/>
+      </w:pPr>
+      <w:r>
+        <w:rPr>
+          <w:rFonts w:ascii="SimSun" w:cs="SimSun" w:eastAsia="SimSun" w:hAnsi="SimSun"/>
+          <w:sz w:val="24"/>
+          <w:szCs w:val="24"/>
+        </w:rPr>
+        <w:t xml:space="preserve">我们先来看第一题。</w:t>
+      </w:r>
+    </w:p>
+    <w:p>
+      <w:pPr>
+        <w:spacing w:after="160" w:line="380"/>
       </w:pPr>
       <w:r>
         <w:rPr>
@@ -177,6 +191,20 @@
     <w:p>
       <w:pPr>
         <w:spacing w:after="160" w:line="380"/>
+        <w:ind w:firstLine="480"/>
+      </w:pPr>
+      <w:r>
+        <w:rPr>
+          <w:rFonts w:ascii="SimSun" w:cs="SimSun" w:eastAsia="SimSun" w:hAnsi="SimSun"/>
+          <w:sz w:val="24"/>
+          <w:szCs w:val="24"/>
+        </w:rPr>
+        <w:t xml:space="preserve">好，第一题就到这儿。接下来第二题。</w:t>
+      </w:r>
+    </w:p>
+    <w:p>
+      <w:pPr>
+        <w:spacing w:after="160" w:line="380"/>
       </w:pPr>
       <w:r>
         <w:rPr>
@@ -263,6 +291,20 @@
     <w:p>
       <w:pPr>
         <w:spacing w:after="160" w:line="380"/>
+        <w:ind w:firstLine="480"/>
+      </w:pPr>
+      <w:r>
+        <w:rPr>
+          <w:rFonts w:ascii="SimSun" w:cs="SimSun" w:eastAsia="SimSun" w:hAnsi="SimSun"/>
+          <w:sz w:val="24"/>
+          <w:szCs w:val="24"/>
+        </w:rPr>
+        <w:t xml:space="preserve">来，第三题。</w:t>
+      </w:r>
+    </w:p>
+    <w:p>
+      <w:pPr>
+        <w:spacing w:after="160" w:line="380"/>
       </w:pPr>
       <w:r>
         <w:rPr>
@@ -363,6 +405,20 @@
     <w:p>
       <w:pPr>
         <w:spacing w:after="160" w:line="380"/>
+        <w:ind w:firstLine="480"/>
+      </w:pPr>
+      <w:r>
+        <w:rPr>
+          <w:rFonts w:ascii="SimSun" w:cs="SimSun" w:eastAsia="SimSun" w:hAnsi="SimSun"/>
+          <w:sz w:val="24"/>
+          <w:szCs w:val="24"/>
+        </w:rPr>
+        <w:t xml:space="preserve">第四题。这道题稍微绕一点，你仔细看。</w:t>
+      </w:r>
+    </w:p>
+    <w:p>
+      <w:pPr>
+        <w:spacing w:after="160" w:line="380"/>
       </w:pPr>
       <w:r>
         <w:rPr>
@@ -463,6 +519,20 @@
     <w:p>
       <w:pPr>
         <w:spacing w:after="160" w:line="380"/>
+        <w:ind w:firstLine="480"/>
+      </w:pPr>
+      <w:r>
+        <w:rPr>
+          <w:rFonts w:ascii="SimSun" w:cs="SimSun" w:eastAsia="SimSun" w:hAnsi="SimSun"/>
+          <w:sz w:val="24"/>
+          <w:szCs w:val="24"/>
+        </w:rPr>
+        <w:t xml:space="preserve">接着看第五题。</w:t>
+      </w:r>
+    </w:p>
+    <w:p>
+      <w:pPr>
+        <w:spacing w:after="160" w:line="380"/>
       </w:pPr>
       <w:r>
         <w:rPr>
@@ -563,6 +633,20 @@
     <w:p>
       <w:pPr>
         <w:spacing w:after="160" w:line="380"/>
+        <w:ind w:firstLine="480"/>
+      </w:pPr>
+      <w:r>
+        <w:rPr>
+          <w:rFonts w:ascii="SimSun" w:cs="SimSun" w:eastAsia="SimSun" w:hAnsi="SimSun"/>
+          <w:sz w:val="24"/>
+          <w:szCs w:val="24"/>
+        </w:rPr>
+        <w:t xml:space="preserve">最后一道，第六题。做完这道我们就正式开讲。</w:t>
+      </w:r>
+    </w:p>
+    <w:p>
+      <w:pPr>
+        <w:spacing w:after="160" w:line="380"/>
       </w:pPr>
       <w:r>
         <w:rPr>
@@ -1756,6 +1840,20 @@
     <w:p>
       <w:pPr>
         <w:spacing w:after="160" w:line="380"/>
+        <w:ind w:firstLine="480"/>
+      </w:pPr>
+      <w:r>
+        <w:rPr>
+          <w:rFonts w:ascii="SimSun" w:cs="SimSun" w:eastAsia="SimSun" w:hAnsi="SimSun"/>
+          <w:sz w:val="24"/>
+          <w:szCs w:val="24"/>
+        </w:rPr>
+        <w:t xml:space="preserve">我们先看第一道例题。</w:t>
+      </w:r>
+    </w:p>
+    <w:p>
+      <w:pPr>
+        <w:spacing w:after="160" w:line="380"/>
       </w:pPr>
       <w:r>
         <w:rPr>
@@ -1842,6 +1940,20 @@
     <w:p>
       <w:pPr>
         <w:spacing w:after="160" w:line="380"/>
+        <w:ind w:firstLine="480"/>
+      </w:pPr>
+      <w:r>
+        <w:rPr>
+          <w:rFonts w:ascii="SimSun" w:cs="SimSun" w:eastAsia="SimSun" w:hAnsi="SimSun"/>
+          <w:sz w:val="24"/>
+          <w:szCs w:val="24"/>
+        </w:rPr>
+        <w:t xml:space="preserve">好，接下来第二道例题。</w:t>
+      </w:r>
+    </w:p>
+    <w:p>
+      <w:pPr>
+        <w:spacing w:after="160" w:line="380"/>
       </w:pPr>
       <w:r>
         <w:rPr>
@@ -2054,6 +2166,20 @@
     <w:p>
       <w:pPr>
         <w:spacing w:after="160" w:line="380"/>
+        <w:ind w:firstLine="480"/>
+      </w:pPr>
+      <w:r>
+        <w:rPr>
+          <w:rFonts w:ascii="SimSun" w:cs="SimSun" w:eastAsia="SimSun" w:hAnsi="SimSun"/>
+          <w:sz w:val="24"/>
+          <w:szCs w:val="24"/>
+        </w:rPr>
+        <w:t xml:space="preserve">我们先来看第一题。</w:t>
+      </w:r>
+    </w:p>
+    <w:p>
+      <w:pPr>
+        <w:spacing w:after="160" w:line="380"/>
       </w:pPr>
       <w:r>
         <w:rPr>
@@ -2128,6 +2254,20 @@
     <w:p>
       <w:pPr>
         <w:spacing w:after="160" w:line="380"/>
+        <w:ind w:firstLine="480"/>
+      </w:pPr>
+      <w:r>
+        <w:rPr>
+          <w:rFonts w:ascii="SimSun" w:cs="SimSun" w:eastAsia="SimSun" w:hAnsi="SimSun"/>
+          <w:sz w:val="24"/>
+          <w:szCs w:val="24"/>
+        </w:rPr>
+        <w:t xml:space="preserve">接下来第二题。</w:t>
+      </w:r>
+    </w:p>
+    <w:p>
+      <w:pPr>
+        <w:spacing w:after="160" w:line="380"/>
       </w:pPr>
       <w:r>
         <w:rPr>
@@ -2202,6 +2342,20 @@
     <w:p>
       <w:pPr>
         <w:spacing w:after="160" w:line="380"/>
+        <w:ind w:firstLine="480"/>
+      </w:pPr>
+      <w:r>
+        <w:rPr>
+          <w:rFonts w:ascii="SimSun" w:cs="SimSun" w:eastAsia="SimSun" w:hAnsi="SimSun"/>
+          <w:sz w:val="24"/>
+          <w:szCs w:val="24"/>
+        </w:rPr>
+        <w:t xml:space="preserve">来，第三题。</w:t>
+      </w:r>
+    </w:p>
+    <w:p>
+      <w:pPr>
+        <w:spacing w:after="160" w:line="380"/>
       </w:pPr>
       <w:r>
         <w:rPr>
@@ -2276,6 +2430,20 @@
     <w:p>
       <w:pPr>
         <w:spacing w:after="160" w:line="380"/>
+        <w:ind w:firstLine="480"/>
+      </w:pPr>
+      <w:r>
+        <w:rPr>
+          <w:rFonts w:ascii="SimSun" w:cs="SimSun" w:eastAsia="SimSun" w:hAnsi="SimSun"/>
+          <w:sz w:val="24"/>
+          <w:szCs w:val="24"/>
+        </w:rPr>
+        <w:t xml:space="preserve">第四题。</w:t>
+      </w:r>
+    </w:p>
+    <w:p>
+      <w:pPr>
+        <w:spacing w:after="160" w:line="380"/>
       </w:pPr>
       <w:r>
         <w:rPr>
@@ -2365,6 +2533,20 @@
     <w:p>
       <w:pPr>
         <w:spacing w:after="160" w:line="380"/>
+        <w:ind w:firstLine="480"/>
+      </w:pPr>
+      <w:r>
+        <w:rPr>
+          <w:rFonts w:ascii="SimSun" w:cs="SimSun" w:eastAsia="SimSun" w:hAnsi="SimSun"/>
+          <w:sz w:val="24"/>
+          <w:szCs w:val="24"/>
+        </w:rPr>
+        <w:t xml:space="preserve">第五题，接着看。</w:t>
+      </w:r>
+    </w:p>
+    <w:p>
+      <w:pPr>
+        <w:spacing w:after="160" w:line="380"/>
       </w:pPr>
       <w:r>
         <w:rPr>
@@ -2434,6 +2616,20 @@
           <w:szCs w:val="24"/>
         </w:rPr>
         <w:t xml:space="preserve">解析：arrive 为不及物动词，其后不能直接接宾语，须借助介词。arrive at 用于小地点，arrive in 用于大地点。</w:t>
+      </w:r>
+    </w:p>
+    <w:p>
+      <w:pPr>
+        <w:spacing w:after="160" w:line="380"/>
+        <w:ind w:firstLine="480"/>
+      </w:pPr>
+      <w:r>
+        <w:rPr>
+          <w:rFonts w:ascii="SimSun" w:cs="SimSun" w:eastAsia="SimSun" w:hAnsi="SimSun"/>
+          <w:sz w:val="24"/>
+          <w:szCs w:val="24"/>
+        </w:rPr>
+        <w:t xml:space="preserve">最后一题了。</w:t>
       </w:r>
     </w:p>
     <w:p>

--- a/docs/Level1/高中英语语法切片-Level1-第03课-宾语表语宾语补足语.docx
+++ b/docs/Level1/高中英语语法切片-Level1-第03课-宾语表语宾语补足语.docx
@@ -43,49 +43,91 @@
           <w:sz w:val="24"/>
           <w:szCs w:val="24"/>
         </w:rPr>
-        <w:t xml:space="preserve">同学们好，欢迎回到高中英语语法切片课堂。上节课我们讲了主语和谓语，把句子的骨架立起来了，还给了大家一个特别管用的思路——主语宾语表语干的是名词的活儿，定语干的是形容词的活儿，状语干的是副词的活儿。</w:t>
-      </w:r>
-    </w:p>
-    <w:p>
-      <w:pPr>
-        <w:spacing w:after="160" w:line="380"/>
-        <w:ind w:firstLine="480"/>
-      </w:pPr>
-      <w:r>
-        <w:rPr>
-          <w:rFonts w:ascii="SimSun" w:cs="SimSun" w:eastAsia="SimSun" w:hAnsi="SimSun"/>
-          <w:sz w:val="24"/>
-          <w:szCs w:val="24"/>
-        </w:rPr>
-        <w:t xml:space="preserve">今天我们接着往下讲，讲谓语后面那一块。一个句子有了主语和谓语，谓语后面还可能跟东西，跟的是什么，就决定了这个句子是什么类型。今天要讲三个成分：宾语、表语、宾语补足语。</w:t>
-      </w:r>
-    </w:p>
-    <w:p>
-      <w:pPr>
-        <w:spacing w:after="160" w:line="380"/>
-        <w:ind w:firstLine="480"/>
-      </w:pPr>
-      <w:r>
-        <w:rPr>
-          <w:rFonts w:ascii="SimSun" w:cs="SimSun" w:eastAsia="SimSun" w:hAnsi="SimSun"/>
-          <w:sz w:val="24"/>
-          <w:szCs w:val="24"/>
-        </w:rPr>
-        <w:t xml:space="preserve">这三个成分老师放在一节课里讲，是有原因的。它们都长在谓语后面，位置很像，但身份完全不同，考试就爱在这三个之间挖坑。你把它们分清楚了，下节课的五大基本句型就是水到渠成。</w:t>
-      </w:r>
-    </w:p>
-    <w:p>
-      <w:pPr>
-        <w:spacing w:after="160" w:line="380"/>
-        <w:ind w:firstLine="480"/>
-      </w:pPr>
-      <w:r>
-        <w:rPr>
-          <w:rFonts w:ascii="SimSun" w:cs="SimSun" w:eastAsia="SimSun" w:hAnsi="SimSun"/>
-          <w:sz w:val="24"/>
-          <w:szCs w:val="24"/>
-        </w:rPr>
-        <w:t xml:space="preserve">老规矩，先做六道课前测。每道题读完，先暂停，把答案写在纸上，再听老师分析。我们开始。</w:t>
+        <w:t xml:space="preserve">同学们好，欢迎回到高中英语语法切片课堂。</w:t>
+      </w:r>
+    </w:p>
+    <w:p>
+      <w:pPr>
+        <w:spacing w:after="160" w:line="380"/>
+        <w:ind w:firstLine="480"/>
+      </w:pPr>
+      <w:r>
+        <w:rPr>
+          <w:rFonts w:ascii="SimSun" w:cs="SimSun" w:eastAsia="SimSun" w:hAnsi="SimSun"/>
+          <w:sz w:val="24"/>
+          <w:szCs w:val="24"/>
+        </w:rPr>
+        <w:t xml:space="preserve">上节课我们把句子的骨架立起来了，主语和谓语。还给了你一个特别管用的思路——主语宾语表语，干的是名词的活儿；定语，干的是形容词的活儿；状语，干的是副词的活儿。这句话今天还要接着用。</w:t>
+      </w:r>
+    </w:p>
+    <w:p>
+      <w:pPr>
+        <w:spacing w:after="160" w:line="380"/>
+        <w:ind w:firstLine="480"/>
+      </w:pPr>
+      <w:r>
+        <w:rPr>
+          <w:rFonts w:ascii="SimSun" w:cs="SimSun" w:eastAsia="SimSun" w:hAnsi="SimSun"/>
+          <w:sz w:val="24"/>
+          <w:szCs w:val="24"/>
+        </w:rPr>
+        <w:t xml:space="preserve">今天我们往下走一格，讲谓语后面那一块。</w:t>
+      </w:r>
+    </w:p>
+    <w:p>
+      <w:pPr>
+        <w:spacing w:after="160" w:line="380"/>
+        <w:ind w:firstLine="480"/>
+      </w:pPr>
+      <w:r>
+        <w:rPr>
+          <w:rFonts w:ascii="SimSun" w:cs="SimSun" w:eastAsia="SimSun" w:hAnsi="SimSun"/>
+          <w:sz w:val="24"/>
+          <w:szCs w:val="24"/>
+        </w:rPr>
+        <w:t xml:space="preserve">你想啊，一个句子有了主语，有了谓语，那谓语后面还跟不跟东西？跟什么？</w:t>
+      </w:r>
+    </w:p>
+    <w:p>
+      <w:pPr>
+        <w:spacing w:after="160" w:line="380"/>
+        <w:ind w:firstLine="480"/>
+      </w:pPr>
+      <w:r>
+        <w:rPr>
+          <w:rFonts w:ascii="SimSun" w:cs="SimSun" w:eastAsia="SimSun" w:hAnsi="SimSun"/>
+          <w:sz w:val="24"/>
+          <w:szCs w:val="24"/>
+        </w:rPr>
+        <w:t xml:space="preserve">这个问题的答案，直接决定了这个句子长什么样。所以今天要讲三个成分：宾语、表语、宾语补足语。</w:t>
+      </w:r>
+    </w:p>
+    <w:p>
+      <w:pPr>
+        <w:spacing w:after="160" w:line="380"/>
+        <w:ind w:firstLine="480"/>
+      </w:pPr>
+      <w:r>
+        <w:rPr>
+          <w:rFonts w:ascii="SimSun" w:cs="SimSun" w:eastAsia="SimSun" w:hAnsi="SimSun"/>
+          <w:sz w:val="24"/>
+          <w:szCs w:val="24"/>
+        </w:rPr>
+        <w:t xml:space="preserve">为什么把它们三个塞进一节课？因为它们全长在谓语后面，位置几乎一样，考试就爱在这三个之间挖坑。你今天把它们分清楚了，下节课的五大基本句型基本就是白送。</w:t>
+      </w:r>
+    </w:p>
+    <w:p>
+      <w:pPr>
+        <w:spacing w:after="160" w:line="380"/>
+        <w:ind w:firstLine="480"/>
+      </w:pPr>
+      <w:r>
+        <w:rPr>
+          <w:rFonts w:ascii="SimSun" w:cs="SimSun" w:eastAsia="SimSun" w:hAnsi="SimSun"/>
+          <w:sz w:val="24"/>
+          <w:szCs w:val="24"/>
+        </w:rPr>
+        <w:t xml:space="preserve">老规矩，先来六道课前测。每道题读完你先暂停，把答案写在纸上，写完再听我讲。别偷懒直接看答案，那这个测就白做了。</w:t>
       </w:r>
     </w:p>
     <w:p>
@@ -143,35 +185,77 @@
           <w:sz w:val="24"/>
           <w:szCs w:val="24"/>
         </w:rPr>
-        <w:t xml:space="preserve">先按上节课的方法，找带时态的动词。finished，是 finish 的过去式，带时态，所以它是谓语。谓语前面的 The students 是主语。</w:t>
-      </w:r>
-    </w:p>
-    <w:p>
-      <w:pPr>
-        <w:spacing w:after="160" w:line="380"/>
-        <w:ind w:firstLine="480"/>
-      </w:pPr>
-      <w:r>
-        <w:rPr>
-          <w:rFonts w:ascii="SimSun" w:cs="SimSun" w:eastAsia="SimSun" w:hAnsi="SimSun"/>
-          <w:sz w:val="24"/>
-          <w:szCs w:val="24"/>
-        </w:rPr>
-        <w:t xml:space="preserve">那 finished 后面的 their homework 是什么？finish 是完成，完成什么？完成作业。作业是这个动作直接作用的对象，是被完成的那个东西，这就是宾语。</w:t>
-      </w:r>
-    </w:p>
-    <w:p>
-      <w:pPr>
-        <w:spacing w:after="160" w:line="380"/>
-        <w:ind w:firstLine="480"/>
-      </w:pPr>
-      <w:r>
-        <w:rPr>
-          <w:rFonts w:ascii="SimSun" w:cs="SimSun" w:eastAsia="SimSun" w:hAnsi="SimSun"/>
-          <w:sz w:val="24"/>
-          <w:szCs w:val="24"/>
-        </w:rPr>
-        <w:t xml:space="preserve">至于最后的 before dinner，它说的是什么时候完成的，修饰的是 finished 这个动作。修饰动词是副词的活儿，所以它是状语，不是宾语。</w:t>
+        <w:t xml:space="preserve">这句话不长，你先自己找一遍。找什么？找带时态的动词，这是上节课定下的第一步。</w:t>
+      </w:r>
+    </w:p>
+    <w:p>
+      <w:pPr>
+        <w:spacing w:after="160" w:line="380"/>
+        <w:ind w:firstLine="480"/>
+      </w:pPr>
+      <w:r>
+        <w:rPr>
+          <w:rFonts w:ascii="SimSun" w:cs="SimSun" w:eastAsia="SimSun" w:hAnsi="SimSun"/>
+          <w:sz w:val="24"/>
+          <w:szCs w:val="24"/>
+        </w:rPr>
+        <w:t xml:space="preserve">找到了吗？finished。它是 finish 的过去式，变过形了，带着时态，所以它就是谓语。谓语一确定，前面的 The students 自然就是主语。</w:t>
+      </w:r>
+    </w:p>
+    <w:p>
+      <w:pPr>
+        <w:spacing w:after="160" w:line="380"/>
+        <w:ind w:firstLine="480"/>
+      </w:pPr>
+      <w:r>
+        <w:rPr>
+          <w:rFonts w:ascii="SimSun" w:cs="SimSun" w:eastAsia="SimSun" w:hAnsi="SimSun"/>
+          <w:sz w:val="24"/>
+          <w:szCs w:val="24"/>
+        </w:rPr>
+        <w:t xml:space="preserve">好，现在关键来了。finished 后面跟着 their homework，这是什么？</w:t>
+      </w:r>
+    </w:p>
+    <w:p>
+      <w:pPr>
+        <w:spacing w:after="160" w:line="380"/>
+        <w:ind w:firstLine="480"/>
+      </w:pPr>
+      <w:r>
+        <w:rPr>
+          <w:rFonts w:ascii="SimSun" w:cs="SimSun" w:eastAsia="SimSun" w:hAnsi="SimSun"/>
+          <w:sz w:val="24"/>
+          <w:szCs w:val="24"/>
+        </w:rPr>
+        <w:t xml:space="preserve">你自己问一句：finish 是完成，完成什么？完成作业。作业是被完成的那个东西，是这个动作直接砸到的对象。这就是宾语。</w:t>
+      </w:r>
+    </w:p>
+    <w:p>
+      <w:pPr>
+        <w:spacing w:after="160" w:line="380"/>
+        <w:ind w:firstLine="480"/>
+      </w:pPr>
+      <w:r>
+        <w:rPr>
+          <w:rFonts w:ascii="SimSun" w:cs="SimSun" w:eastAsia="SimSun" w:hAnsi="SimSun"/>
+          <w:sz w:val="24"/>
+          <w:szCs w:val="24"/>
+        </w:rPr>
+        <w:t xml:space="preserve">那最后那个 before dinner 呢？我知道有人顺手也把它算进去了。别急，你看它说的是什么——是什么时候完成的。它修饰的是 finished 这个动作。</w:t>
+      </w:r>
+    </w:p>
+    <w:p>
+      <w:pPr>
+        <w:spacing w:after="160" w:line="380"/>
+        <w:ind w:firstLine="480"/>
+      </w:pPr>
+      <w:r>
+        <w:rPr>
+          <w:rFonts w:ascii="SimSun" w:cs="SimSun" w:eastAsia="SimSun" w:hAnsi="SimSun"/>
+          <w:sz w:val="24"/>
+          <w:szCs w:val="24"/>
+        </w:rPr>
+        <w:t xml:space="preserve">修饰动词是谁的活儿？副词的活儿。所以它是状语，跟宾语没关系。</w:t>
       </w:r>
     </w:p>
     <w:p>
@@ -243,35 +327,63 @@
           <w:sz w:val="24"/>
           <w:szCs w:val="24"/>
         </w:rPr>
-        <w:t xml:space="preserve">先定位置。谓语是 enjoy，那这个空在谓语后面，是 enjoy 的宾语。</w:t>
-      </w:r>
-    </w:p>
-    <w:p>
-      <w:pPr>
-        <w:spacing w:after="160" w:line="380"/>
-        <w:ind w:firstLine="480"/>
-      </w:pPr>
-      <w:r>
-        <w:rPr>
-          <w:rFonts w:ascii="SimSun" w:cs="SimSun" w:eastAsia="SimSun" w:hAnsi="SimSun"/>
-          <w:sz w:val="24"/>
-          <w:szCs w:val="24"/>
-        </w:rPr>
-        <w:t xml:space="preserve">宾语位置只能放名词性成分，这是第一课就定下的铁律。可括号里给的 listen 是个动词原形，动词原形站不住宾语这个位置。怎么办？把它变成名词性的形式。</w:t>
-      </w:r>
-    </w:p>
-    <w:p>
-      <w:pPr>
-        <w:spacing w:after="160" w:line="380"/>
-        <w:ind w:firstLine="480"/>
-      </w:pPr>
-      <w:r>
-        <w:rPr>
-          <w:rFonts w:ascii="SimSun" w:cs="SimSun" w:eastAsia="SimSun" w:hAnsi="SimSun"/>
-          <w:sz w:val="24"/>
-          <w:szCs w:val="24"/>
-        </w:rPr>
-        <w:t xml:space="preserve">动词变成名词性的形式，最常用的就是动名词，加 ing。而且 enjoy 这个词本身就有规矩，它后面只能跟动名词，不能跟不定式。</w:t>
+        <w:t xml:space="preserve">先看位置。谓语是 enjoy，那这个空在谓语后面，它就是 enjoy 的宾语。</w:t>
+      </w:r>
+    </w:p>
+    <w:p>
+      <w:pPr>
+        <w:spacing w:after="160" w:line="380"/>
+        <w:ind w:firstLine="480"/>
+      </w:pPr>
+      <w:r>
+        <w:rPr>
+          <w:rFonts w:ascii="SimSun" w:cs="SimSun" w:eastAsia="SimSun" w:hAnsi="SimSun"/>
+          <w:sz w:val="24"/>
+          <w:szCs w:val="24"/>
+        </w:rPr>
+        <w:t xml:space="preserve">宾语只能是什么？名词性成分，这是第一课就钉死的一条。</w:t>
+      </w:r>
+    </w:p>
+    <w:p>
+      <w:pPr>
+        <w:spacing w:after="160" w:line="380"/>
+        <w:ind w:firstLine="480"/>
+      </w:pPr>
+      <w:r>
+        <w:rPr>
+          <w:rFonts w:ascii="SimSun" w:cs="SimSun" w:eastAsia="SimSun" w:hAnsi="SimSun"/>
+          <w:sz w:val="24"/>
+          <w:szCs w:val="24"/>
+        </w:rPr>
+        <w:t xml:space="preserve">可括号里给你的是 listen，一个动词原形。动词原形能当宾语吗？不能，它站不住这个位置。</w:t>
+      </w:r>
+    </w:p>
+    <w:p>
+      <w:pPr>
+        <w:spacing w:after="160" w:line="380"/>
+        <w:ind w:firstLine="480"/>
+      </w:pPr>
+      <w:r>
+        <w:rPr>
+          <w:rFonts w:ascii="SimSun" w:cs="SimSun" w:eastAsia="SimSun" w:hAnsi="SimSun"/>
+          <w:sz w:val="24"/>
+          <w:szCs w:val="24"/>
+        </w:rPr>
+        <w:t xml:space="preserve">那怎么办？把它变成名词性的形式。动词变名词性，最常用的就是加 ing，变成动名词。</w:t>
+      </w:r>
+    </w:p>
+    <w:p>
+      <w:pPr>
+        <w:spacing w:after="160" w:line="380"/>
+        <w:ind w:firstLine="480"/>
+      </w:pPr>
+      <w:r>
+        <w:rPr>
+          <w:rFonts w:ascii="SimSun" w:cs="SimSun" w:eastAsia="SimSun" w:hAnsi="SimSun"/>
+          <w:sz w:val="24"/>
+          <w:szCs w:val="24"/>
+        </w:rPr>
+        <w:t xml:space="preserve">而且 enjoy 这个词本身还有个脾气，它后面只认动名词，不认不定式。你写 to listen 就错了。</w:t>
       </w:r>
     </w:p>
     <w:p>
@@ -343,77 +455,105 @@
           <w:sz w:val="24"/>
           <w:szCs w:val="24"/>
         </w:rPr>
-        <w:t xml:space="preserve">这道题的空在 tastes 后面。很多同学一看是动词后面，就以为是宾语，填了名词，或者干脆没动。</w:t>
-      </w:r>
-    </w:p>
-    <w:p>
-      <w:pPr>
-        <w:spacing w:after="160" w:line="380"/>
-        <w:ind w:firstLine="480"/>
-      </w:pPr>
-      <w:r>
-        <w:rPr>
-          <w:rFonts w:ascii="SimSun" w:cs="SimSun" w:eastAsia="SimSun" w:hAnsi="SimSun"/>
-          <w:sz w:val="24"/>
-          <w:szCs w:val="24"/>
-        </w:rPr>
-        <w:t xml:space="preserve">关键在 tastes 这个词。taste 在这里不是尝的意思，它是个系动词，意思是尝起来。系动词的特点是它本身表达不了完整意思，必须后面跟个东西说明主语什么样。</w:t>
-      </w:r>
-    </w:p>
-    <w:p>
-      <w:pPr>
-        <w:spacing w:after="160" w:line="380"/>
-        <w:ind w:firstLine="480"/>
-      </w:pPr>
-      <w:r>
-        <w:rPr>
-          <w:rFonts w:ascii="SimSun" w:cs="SimSun" w:eastAsia="SimSun" w:hAnsi="SimSun"/>
-          <w:sz w:val="24"/>
-          <w:szCs w:val="24"/>
-        </w:rPr>
-        <w:t xml:space="preserve">系动词后面跟的这个成分叫表语。表语最常见的就是形容词，因为它是在说明主语的性质、状态。这道题说的是汤尝起来怎么样，尝起来不错，用形容词。</w:t>
-      </w:r>
-    </w:p>
-    <w:p>
-      <w:pPr>
-        <w:spacing w:after="160" w:line="380"/>
-        <w:ind w:firstLine="480"/>
-      </w:pPr>
-      <w:r>
-        <w:rPr>
-          <w:rFonts w:ascii="SimSun" w:cs="SimSun" w:eastAsia="SimSun" w:hAnsi="SimSun"/>
-          <w:sz w:val="24"/>
-          <w:szCs w:val="24"/>
-        </w:rPr>
-        <w:t xml:space="preserve">所以括号里的 good 不用变，直接填 good 就对了。</w:t>
-      </w:r>
-    </w:p>
-    <w:p>
-      <w:pPr>
-        <w:spacing w:after="160" w:line="380"/>
-        <w:ind w:firstLine="480"/>
-      </w:pPr>
-      <w:r>
-        <w:rPr>
-          <w:rFonts w:ascii="SimSun" w:cs="SimSun" w:eastAsia="SimSun" w:hAnsi="SimSun"/>
-          <w:sz w:val="24"/>
-          <w:szCs w:val="24"/>
-        </w:rPr>
-        <w:t xml:space="preserve">答案是 good。</w:t>
-      </w:r>
-    </w:p>
-    <w:p>
-      <w:pPr>
-        <w:spacing w:after="160" w:line="380"/>
-        <w:ind w:firstLine="480"/>
-      </w:pPr>
-      <w:r>
-        <w:rPr>
-          <w:rFonts w:ascii="SimSun" w:cs="SimSun" w:eastAsia="SimSun" w:hAnsi="SimSun"/>
-          <w:sz w:val="24"/>
-          <w:szCs w:val="24"/>
-        </w:rPr>
-        <w:t xml:space="preserve">第四题。这道题稍微绕一点，你仔细看。</w:t>
+        <w:t xml:space="preserve">这道题老师猜，有人已经开始琢磨要不要变形了。先别动，我们看清楚。</w:t>
+      </w:r>
+    </w:p>
+    <w:p>
+      <w:pPr>
+        <w:spacing w:after="160" w:line="380"/>
+        <w:ind w:firstLine="480"/>
+      </w:pPr>
+      <w:r>
+        <w:rPr>
+          <w:rFonts w:ascii="SimSun" w:cs="SimSun" w:eastAsia="SimSun" w:hAnsi="SimSun"/>
+          <w:sz w:val="24"/>
+          <w:szCs w:val="24"/>
+        </w:rPr>
+        <w:t xml:space="preserve">空在 tastes 后面。很多同学一看动词后面，条件反射就是宾语，就想填名词。</w:t>
+      </w:r>
+    </w:p>
+    <w:p>
+      <w:pPr>
+        <w:spacing w:after="160" w:line="380"/>
+        <w:ind w:firstLine="480"/>
+      </w:pPr>
+      <w:r>
+        <w:rPr>
+          <w:rFonts w:ascii="SimSun" w:cs="SimSun" w:eastAsia="SimSun" w:hAnsi="SimSun"/>
+          <w:sz w:val="24"/>
+          <w:szCs w:val="24"/>
+        </w:rPr>
+        <w:t xml:space="preserve">问题出在 tastes 这个词上。taste 在这儿不是尝的意思，它是尝起来。这是个系动词。</w:t>
+      </w:r>
+    </w:p>
+    <w:p>
+      <w:pPr>
+        <w:spacing w:after="160" w:line="380"/>
+        <w:ind w:firstLine="480"/>
+      </w:pPr>
+      <w:r>
+        <w:rPr>
+          <w:rFonts w:ascii="SimSun" w:cs="SimSun" w:eastAsia="SimSun" w:hAnsi="SimSun"/>
+          <w:sz w:val="24"/>
+          <w:szCs w:val="24"/>
+        </w:rPr>
+        <w:t xml:space="preserve">系动词有什么特点？它自己说不完整。你说汤尝起来，尝起来怎么样啊？后面必须补一句。</w:t>
+      </w:r>
+    </w:p>
+    <w:p>
+      <w:pPr>
+        <w:spacing w:after="160" w:line="380"/>
+        <w:ind w:firstLine="480"/>
+      </w:pPr>
+      <w:r>
+        <w:rPr>
+          <w:rFonts w:ascii="SimSun" w:cs="SimSun" w:eastAsia="SimSun" w:hAnsi="SimSun"/>
+          <w:sz w:val="24"/>
+          <w:szCs w:val="24"/>
+        </w:rPr>
+        <w:t xml:space="preserve">这个补上去的成分，叫表语。表语最常见的就是形容词，因为它是在说主语什么样。</w:t>
+      </w:r>
+    </w:p>
+    <w:p>
+      <w:pPr>
+        <w:spacing w:after="160" w:line="380"/>
+        <w:ind w:firstLine="480"/>
+      </w:pPr>
+      <w:r>
+        <w:rPr>
+          <w:rFonts w:ascii="SimSun" w:cs="SimSun" w:eastAsia="SimSun" w:hAnsi="SimSun"/>
+          <w:sz w:val="24"/>
+          <w:szCs w:val="24"/>
+        </w:rPr>
+        <w:t xml:space="preserve">这句话说汤尝起来不错，good 本来就是形容词，直接填，一个字母都不用改。</w:t>
+      </w:r>
+    </w:p>
+    <w:p>
+      <w:pPr>
+        <w:spacing w:after="160" w:line="380"/>
+        <w:ind w:firstLine="480"/>
+      </w:pPr>
+      <w:r>
+        <w:rPr>
+          <w:rFonts w:ascii="SimSun" w:cs="SimSun" w:eastAsia="SimSun" w:hAnsi="SimSun"/>
+          <w:sz w:val="24"/>
+          <w:szCs w:val="24"/>
+        </w:rPr>
+        <w:t xml:space="preserve">答案就是 good。</w:t>
+      </w:r>
+    </w:p>
+    <w:p>
+      <w:pPr>
+        <w:spacing w:after="160" w:line="380"/>
+        <w:ind w:firstLine="480"/>
+      </w:pPr>
+      <w:r>
+        <w:rPr>
+          <w:rFonts w:ascii="SimSun" w:cs="SimSun" w:eastAsia="SimSun" w:hAnsi="SimSun"/>
+          <w:sz w:val="24"/>
+          <w:szCs w:val="24"/>
+        </w:rPr>
+        <w:t xml:space="preserve">第四题。这道题第一课我们提过，看你还记不记得。</w:t>
       </w:r>
     </w:p>
     <w:p>
@@ -443,77 +583,91 @@
           <w:sz w:val="24"/>
           <w:szCs w:val="24"/>
         </w:rPr>
-        <w:t xml:space="preserve">题目：指出下面句子里的人宾和物宾。His father bought him a new computer last week.</w:t>
-      </w:r>
-    </w:p>
-    <w:p>
-      <w:pPr>
-        <w:spacing w:after="160" w:line="380"/>
-        <w:ind w:firstLine="480"/>
-      </w:pPr>
-      <w:r>
-        <w:rPr>
-          <w:rFonts w:ascii="SimSun" w:cs="SimSun" w:eastAsia="SimSun" w:hAnsi="SimSun"/>
-          <w:sz w:val="24"/>
-          <w:szCs w:val="24"/>
-        </w:rPr>
-        <w:t xml:space="preserve">这句话第一课我们提过这种结构。谓语是 bought，买。买这个动作后面跟了两样东西，一个 him，一个 a new computer。</w:t>
-      </w:r>
-    </w:p>
-    <w:p>
-      <w:pPr>
-        <w:spacing w:after="160" w:line="380"/>
-        <w:ind w:firstLine="480"/>
-      </w:pPr>
-      <w:r>
-        <w:rPr>
-          <w:rFonts w:ascii="SimSun" w:cs="SimSun" w:eastAsia="SimSun" w:hAnsi="SimSun"/>
-          <w:sz w:val="24"/>
-          <w:szCs w:val="24"/>
-        </w:rPr>
-        <w:t xml:space="preserve">真正被买的是什么？是电脑。电脑是动作直接作用的对象，所以 a new computer 是直接宾语，也就是物宾。</w:t>
-      </w:r>
-    </w:p>
-    <w:p>
-      <w:pPr>
-        <w:spacing w:after="160" w:line="380"/>
-        <w:ind w:firstLine="480"/>
-      </w:pPr>
-      <w:r>
-        <w:rPr>
-          <w:rFonts w:ascii="SimSun" w:cs="SimSun" w:eastAsia="SimSun" w:hAnsi="SimSun"/>
-          <w:sz w:val="24"/>
-          <w:szCs w:val="24"/>
-        </w:rPr>
-        <w:t xml:space="preserve">him 呢？他不是被买的，他是收到电脑的那个人，是受益人，所以 him 是间接宾语，也就是人宾。</w:t>
-      </w:r>
-    </w:p>
-    <w:p>
-      <w:pPr>
-        <w:spacing w:after="160" w:line="380"/>
-        <w:ind w:firstLine="480"/>
-      </w:pPr>
-      <w:r>
-        <w:rPr>
-          <w:rFonts w:ascii="SimSun" w:cs="SimSun" w:eastAsia="SimSun" w:hAnsi="SimSun"/>
-          <w:sz w:val="24"/>
-          <w:szCs w:val="24"/>
-        </w:rPr>
-        <w:t xml:space="preserve">记住那个公式：动词加 sb 加 sth，人在前，物在后。</w:t>
-      </w:r>
-    </w:p>
-    <w:p>
-      <w:pPr>
-        <w:spacing w:after="160" w:line="380"/>
-        <w:ind w:firstLine="480"/>
-      </w:pPr>
-      <w:r>
-        <w:rPr>
-          <w:rFonts w:ascii="SimSun" w:cs="SimSun" w:eastAsia="SimSun" w:hAnsi="SimSun"/>
-          <w:sz w:val="24"/>
-          <w:szCs w:val="24"/>
-        </w:rPr>
-        <w:t xml:space="preserve">答案是：人宾是 him，物宾是 a new computer。</w:t>
+        <w:t xml:space="preserve">题目：指出下面句子里的人宾和物宾。His father bought Tom a new computer last week.</w:t>
+      </w:r>
+    </w:p>
+    <w:p>
+      <w:pPr>
+        <w:spacing w:after="160" w:line="380"/>
+        <w:ind w:firstLine="480"/>
+      </w:pPr>
+      <w:r>
+        <w:rPr>
+          <w:rFonts w:ascii="SimSun" w:cs="SimSun" w:eastAsia="SimSun" w:hAnsi="SimSun"/>
+          <w:sz w:val="24"/>
+          <w:szCs w:val="24"/>
+        </w:rPr>
+        <w:t xml:space="preserve">谓语是 bought，买。买这个动作后面跟了两样东西，一个 Tom，一个 a new computer。</w:t>
+      </w:r>
+    </w:p>
+    <w:p>
+      <w:pPr>
+        <w:spacing w:after="160" w:line="380"/>
+        <w:ind w:firstLine="480"/>
+      </w:pPr>
+      <w:r>
+        <w:rPr>
+          <w:rFonts w:ascii="SimSun" w:cs="SimSun" w:eastAsia="SimSun" w:hAnsi="SimSun"/>
+          <w:sz w:val="24"/>
+          <w:szCs w:val="24"/>
+        </w:rPr>
+        <w:t xml:space="preserve">我问你，真正被买的是哪个？</w:t>
+      </w:r>
+    </w:p>
+    <w:p>
+      <w:pPr>
+        <w:spacing w:after="160" w:line="380"/>
+        <w:ind w:firstLine="480"/>
+      </w:pPr>
+      <w:r>
+        <w:rPr>
+          <w:rFonts w:ascii="SimSun" w:cs="SimSun" w:eastAsia="SimSun" w:hAnsi="SimSun"/>
+          <w:sz w:val="24"/>
+          <w:szCs w:val="24"/>
+        </w:rPr>
+        <w:t xml:space="preserve">是电脑。电脑是这个动作直接作用的对象，所以 a new computer 是直接宾语，我们平时叫它物宾。</w:t>
+      </w:r>
+    </w:p>
+    <w:p>
+      <w:pPr>
+        <w:spacing w:after="160" w:line="380"/>
+        <w:ind w:firstLine="480"/>
+      </w:pPr>
+      <w:r>
+        <w:rPr>
+          <w:rFonts w:ascii="SimSun" w:cs="SimSun" w:eastAsia="SimSun" w:hAnsi="SimSun"/>
+          <w:sz w:val="24"/>
+          <w:szCs w:val="24"/>
+        </w:rPr>
+        <w:t xml:space="preserve">那 Tom 呢？Tom 不是被买的，Tom 是收到电脑的那个人，是受益人。所以他是间接宾语，我们叫人宾。</w:t>
+      </w:r>
+    </w:p>
+    <w:p>
+      <w:pPr>
+        <w:spacing w:after="160" w:line="380"/>
+        <w:ind w:firstLine="480"/>
+      </w:pPr>
+      <w:r>
+        <w:rPr>
+          <w:rFonts w:ascii="SimSun" w:cs="SimSun" w:eastAsia="SimSun" w:hAnsi="SimSun"/>
+          <w:sz w:val="24"/>
+          <w:szCs w:val="24"/>
+        </w:rPr>
+        <w:t xml:space="preserve">公式记住：动词加 sb 加 sth，人在前，物在后。</w:t>
+      </w:r>
+    </w:p>
+    <w:p>
+      <w:pPr>
+        <w:spacing w:after="160" w:line="380"/>
+        <w:ind w:firstLine="480"/>
+      </w:pPr>
+      <w:r>
+        <w:rPr>
+          <w:rFonts w:ascii="SimSun" w:cs="SimSun" w:eastAsia="SimSun" w:hAnsi="SimSun"/>
+          <w:sz w:val="24"/>
+          <w:szCs w:val="24"/>
+        </w:rPr>
+        <w:t xml:space="preserve">答案是：人宾是 Tom，物宾是 a new computer。</w:t>
       </w:r>
     </w:p>
     <w:p>
@@ -571,49 +725,77 @@
           <w:sz w:val="24"/>
           <w:szCs w:val="24"/>
         </w:rPr>
-        <w:t xml:space="preserve">先看结构。谓语是 found，found 后面跟了 the film，这是宾语。可是宾语后面还有一个空，这个空是干什么的？</w:t>
-      </w:r>
-    </w:p>
-    <w:p>
-      <w:pPr>
-        <w:spacing w:after="160" w:line="380"/>
-        <w:ind w:firstLine="480"/>
-      </w:pPr>
-      <w:r>
-        <w:rPr>
-          <w:rFonts w:ascii="SimSun" w:cs="SimSun" w:eastAsia="SimSun" w:hAnsi="SimSun"/>
-          <w:sz w:val="24"/>
-          <w:szCs w:val="24"/>
-        </w:rPr>
-        <w:t xml:space="preserve">你读一下就明白了：我们发现这部电影怎么样。光说我们发现这部电影，话没说完，必须补上一句它怎么样。这个用来补充说明宾语的成分，就叫宾语补足语。</w:t>
-      </w:r>
-    </w:p>
-    <w:p>
-      <w:pPr>
-        <w:spacing w:after="160" w:line="380"/>
-        <w:ind w:firstLine="480"/>
-      </w:pPr>
-      <w:r>
-        <w:rPr>
-          <w:rFonts w:ascii="SimSun" w:cs="SimSun" w:eastAsia="SimSun" w:hAnsi="SimSun"/>
-          <w:sz w:val="24"/>
-          <w:szCs w:val="24"/>
-        </w:rPr>
-        <w:t xml:space="preserve">宾补要说明 the film 是什么状态，说明状态用形容词。bore 是动词，让人厌烦，要变成形容词。</w:t>
-      </w:r>
-    </w:p>
-    <w:p>
-      <w:pPr>
-        <w:spacing w:after="160" w:line="380"/>
-        <w:ind w:firstLine="480"/>
-      </w:pPr>
-      <w:r>
-        <w:rPr>
-          <w:rFonts w:ascii="SimSun" w:cs="SimSun" w:eastAsia="SimSun" w:hAnsi="SimSun"/>
-          <w:sz w:val="24"/>
-          <w:szCs w:val="24"/>
-        </w:rPr>
-        <w:t xml:space="preserve">变 ing 还是变 ed？这是第一课讲过的：ing 修饰物，ed 修饰人。这里说的是电影本身令人厌烦，电影是物，所以用 boring。</w:t>
+        <w:t xml:space="preserve">先看结构。谓语是 found，found 后面跟了 the film，这是宾语。</w:t>
+      </w:r>
+    </w:p>
+    <w:p>
+      <w:pPr>
+        <w:spacing w:after="160" w:line="380"/>
+        <w:ind w:firstLine="480"/>
+      </w:pPr>
+      <w:r>
+        <w:rPr>
+          <w:rFonts w:ascii="SimSun" w:cs="SimSun" w:eastAsia="SimSun" w:hAnsi="SimSun"/>
+          <w:sz w:val="24"/>
+          <w:szCs w:val="24"/>
+        </w:rPr>
+        <w:t xml:space="preserve">可是宾语后面还有一个空。这个空干嘛用的？</w:t>
+      </w:r>
+    </w:p>
+    <w:p>
+      <w:pPr>
+        <w:spacing w:after="160" w:line="380"/>
+        <w:ind w:firstLine="480"/>
+      </w:pPr>
+      <w:r>
+        <w:rPr>
+          <w:rFonts w:ascii="SimSun" w:cs="SimSun" w:eastAsia="SimSun" w:hAnsi="SimSun"/>
+          <w:sz w:val="24"/>
+          <w:szCs w:val="24"/>
+        </w:rPr>
+        <w:t xml:space="preserve">你把句子读一遍就明白了：我们发现这部电影……停在这儿话说完了吗？没有。发现这部电影怎么样啊？必须补上。</w:t>
+      </w:r>
+    </w:p>
+    <w:p>
+      <w:pPr>
+        <w:spacing w:after="160" w:line="380"/>
+        <w:ind w:firstLine="480"/>
+      </w:pPr>
+      <w:r>
+        <w:rPr>
+          <w:rFonts w:ascii="SimSun" w:cs="SimSun" w:eastAsia="SimSun" w:hAnsi="SimSun"/>
+          <w:sz w:val="24"/>
+          <w:szCs w:val="24"/>
+        </w:rPr>
+        <w:t xml:space="preserve">这个补在宾语后面、用来说明宾语的成分，就叫宾语补足语，简称宾补。</w:t>
+      </w:r>
+    </w:p>
+    <w:p>
+      <w:pPr>
+        <w:spacing w:after="160" w:line="380"/>
+        <w:ind w:firstLine="480"/>
+      </w:pPr>
+      <w:r>
+        <w:rPr>
+          <w:rFonts w:ascii="SimSun" w:cs="SimSun" w:eastAsia="SimSun" w:hAnsi="SimSun"/>
+          <w:sz w:val="24"/>
+          <w:szCs w:val="24"/>
+        </w:rPr>
+        <w:t xml:space="preserve">既然是说明 the film 的状态，那用形容词。bore 是动词，让人厌烦，得变。</w:t>
+      </w:r>
+    </w:p>
+    <w:p>
+      <w:pPr>
+        <w:spacing w:after="160" w:line="380"/>
+        <w:ind w:firstLine="480"/>
+      </w:pPr>
+      <w:r>
+        <w:rPr>
+          <w:rFonts w:ascii="SimSun" w:cs="SimSun" w:eastAsia="SimSun" w:hAnsi="SimSun"/>
+          <w:sz w:val="24"/>
+          <w:szCs w:val="24"/>
+        </w:rPr>
+        <w:t xml:space="preserve">变 ing 还是变 ed？第一课那句话还记得吗——ing 修饰物，ed 修饰人。这里说的是电影本身让人厌烦，电影是物。</w:t>
       </w:r>
     </w:p>
     <w:p>
@@ -700,245 +882,273 @@
           <w:sz w:val="24"/>
           <w:szCs w:val="24"/>
         </w:rPr>
-        <w:t xml:space="preserve">我们一项一项判断，关键看 happy 前面那个位置是什么。</w:t>
-      </w:r>
-    </w:p>
-    <w:p>
-      <w:pPr>
-        <w:spacing w:after="160" w:line="380"/>
-        <w:ind w:firstLine="480"/>
-      </w:pPr>
-      <w:r>
-        <w:rPr>
-          <w:rFonts w:ascii="SimSun" w:cs="SimSun" w:eastAsia="SimSun" w:hAnsi="SimSun"/>
-          <w:sz w:val="24"/>
-          <w:szCs w:val="24"/>
-        </w:rPr>
-        <w:t xml:space="preserve">A 项，a happy girl，happy 贴在名词 girl 前面，在告诉你是个什么样的女孩，那它是定语，说白了就是形容词的本职工作，修饰名词。</w:t>
-      </w:r>
-    </w:p>
-    <w:p>
-      <w:pPr>
-        <w:spacing w:after="160" w:line="380"/>
-        <w:ind w:firstLine="480"/>
-      </w:pPr>
-      <w:r>
-        <w:rPr>
-          <w:rFonts w:ascii="SimSun" w:cs="SimSun" w:eastAsia="SimSun" w:hAnsi="SimSun"/>
-          <w:sz w:val="24"/>
-          <w:szCs w:val="24"/>
-        </w:rPr>
-        <w:t xml:space="preserve">B 项，made us happy，happy 在宾语 us 后面，说明 us 处于什么状态，那它是宾语补足语。</w:t>
-      </w:r>
-    </w:p>
-    <w:p>
-      <w:pPr>
-        <w:spacing w:after="160" w:line="380"/>
-        <w:ind w:firstLine="480"/>
-      </w:pPr>
-      <w:r>
-        <w:rPr>
-          <w:rFonts w:ascii="SimSun" w:cs="SimSun" w:eastAsia="SimSun" w:hAnsi="SimSun"/>
-          <w:sz w:val="24"/>
-          <w:szCs w:val="24"/>
-        </w:rPr>
-        <w:t xml:space="preserve">C 项，looks happy，looks 是系动词，看起来。系动词后面跟的就是表语。所以这里的 happy 是表语。</w:t>
-      </w:r>
-    </w:p>
-    <w:p>
-      <w:pPr>
-        <w:spacing w:after="160" w:line="380"/>
-        <w:ind w:firstLine="480"/>
-      </w:pPr>
-      <w:r>
-        <w:rPr>
-          <w:rFonts w:ascii="SimSun" w:cs="SimSun" w:eastAsia="SimSun" w:hAnsi="SimSun"/>
-          <w:sz w:val="24"/>
-          <w:szCs w:val="24"/>
-        </w:rPr>
-        <w:t xml:space="preserve">答案是 C。</w:t>
-      </w:r>
-    </w:p>
-    <w:p>
-      <w:pPr>
-        <w:spacing w:after="160" w:line="380"/>
-        <w:ind w:firstLine="480"/>
-      </w:pPr>
-      <w:r>
-        <w:rPr>
-          <w:rFonts w:ascii="SimSun" w:cs="SimSun" w:eastAsia="SimSun" w:hAnsi="SimSun"/>
-          <w:sz w:val="24"/>
-          <w:szCs w:val="24"/>
-        </w:rPr>
-        <w:t xml:space="preserve">六道课前测结束。错了不要紧，这三个成分本来就最容易混，今天我们一个一个说清楚。</w:t>
-      </w:r>
-    </w:p>
-    <w:p>
-      <w:pPr>
-        <w:spacing w:after="160" w:line="380"/>
-        <w:ind w:firstLine="480"/>
-      </w:pPr>
-      <w:r>
-        <w:rPr>
-          <w:rFonts w:ascii="SimSun" w:cs="SimSun" w:eastAsia="SimSun" w:hAnsi="SimSun"/>
-          <w:sz w:val="24"/>
-          <w:szCs w:val="24"/>
-        </w:rPr>
-        <w:t xml:space="preserve">我们先说宾语。</w:t>
-      </w:r>
-    </w:p>
-    <w:p>
-      <w:pPr>
-        <w:spacing w:after="160" w:line="380"/>
-        <w:ind w:firstLine="480"/>
-      </w:pPr>
-      <w:r>
-        <w:rPr>
-          <w:rFonts w:ascii="SimSun" w:cs="SimSun" w:eastAsia="SimSun" w:hAnsi="SimSun"/>
-          <w:sz w:val="24"/>
-          <w:szCs w:val="24"/>
-        </w:rPr>
-        <w:t xml:space="preserve">宾语是什么？宾语就是动作的承受者，是这个动作作用到的那个东西。主语是发出动作的，宾语是接受动作的。</w:t>
-      </w:r>
-    </w:p>
-    <w:p>
-      <w:pPr>
-        <w:spacing w:after="160" w:line="380"/>
-        <w:ind w:firstLine="480"/>
-      </w:pPr>
-      <w:r>
-        <w:rPr>
-          <w:rFonts w:ascii="SimSun" w:cs="SimSun" w:eastAsia="SimSun" w:hAnsi="SimSun"/>
-          <w:sz w:val="24"/>
-          <w:szCs w:val="24"/>
-        </w:rPr>
-        <w:t xml:space="preserve">I broke the cup，我打破了杯子。谁发出动作？我，所以 I 是主语。什么被打破了？杯子，所以 the cup 是宾语。就这么简单。</w:t>
-      </w:r>
-    </w:p>
-    <w:p>
-      <w:pPr>
-        <w:spacing w:after="160" w:line="380"/>
-        <w:ind w:firstLine="480"/>
-      </w:pPr>
-      <w:r>
-        <w:rPr>
-          <w:rFonts w:ascii="SimSun" w:cs="SimSun" w:eastAsia="SimSun" w:hAnsi="SimSun"/>
-          <w:sz w:val="24"/>
-          <w:szCs w:val="24"/>
-        </w:rPr>
-        <w:t xml:space="preserve">宾语只能是名词性成分，这一点我们说过很多遍了：名词、代词、动名词、不定式，这几样可以，形容词和动词原形不行。</w:t>
-      </w:r>
-    </w:p>
-    <w:p>
-      <w:pPr>
-        <w:spacing w:after="160" w:line="380"/>
-        <w:ind w:firstLine="480"/>
-      </w:pPr>
-      <w:r>
-        <w:rPr>
-          <w:rFonts w:ascii="SimSun" w:cs="SimSun" w:eastAsia="SimSun" w:hAnsi="SimSun"/>
-          <w:sz w:val="24"/>
-          <w:szCs w:val="24"/>
-        </w:rPr>
-        <w:t xml:space="preserve">讲宾语必须带出一个东西，叫及物动词和不及物动词。这个概念高中特别重要，很多同学到高三还没搞清。</w:t>
-      </w:r>
-    </w:p>
-    <w:p>
-      <w:pPr>
-        <w:spacing w:after="160" w:line="380"/>
-        <w:ind w:firstLine="480"/>
-      </w:pPr>
-      <w:r>
-        <w:rPr>
-          <w:rFonts w:ascii="SimSun" w:cs="SimSun" w:eastAsia="SimSun" w:hAnsi="SimSun"/>
-          <w:sz w:val="24"/>
-          <w:szCs w:val="24"/>
-        </w:rPr>
-        <w:t xml:space="preserve">道理很简单。有些动作，它必须作用到一个东西上，话才说得完整。比如 break，打破，你只说我打破，别人一定会问你打破什么了。这种后面必须跟宾语的动词，叫及物动词。</w:t>
-      </w:r>
-    </w:p>
-    <w:p>
-      <w:pPr>
-        <w:spacing w:after="160" w:line="380"/>
-        <w:ind w:firstLine="480"/>
-      </w:pPr>
-      <w:r>
-        <w:rPr>
-          <w:rFonts w:ascii="SimSun" w:cs="SimSun" w:eastAsia="SimSun" w:hAnsi="SimSun"/>
-          <w:sz w:val="24"/>
-          <w:szCs w:val="24"/>
-        </w:rPr>
-        <w:t xml:space="preserve">还有些动作，它自己就完整了，不需要作用到谁身上。比如 arrive，到达，你说 He arrived，他到了，这话完整，不缺东西。这种后面不跟宾语的动词，叫不及物动词。</w:t>
-      </w:r>
-    </w:p>
-    <w:p>
-      <w:pPr>
-        <w:spacing w:after="160" w:line="380"/>
-        <w:ind w:firstLine="480"/>
-      </w:pPr>
-      <w:r>
-        <w:rPr>
-          <w:rFonts w:ascii="SimSun" w:cs="SimSun" w:eastAsia="SimSun" w:hAnsi="SimSun"/>
-          <w:sz w:val="24"/>
-          <w:szCs w:val="24"/>
-        </w:rPr>
-        <w:t xml:space="preserve">常见的不及物动词老师给你几个，你留个印象：happen 发生，appear 出现，disappear 消失，arrive 到达，rise 上升，fall 落下，这些后面都不能直接跟宾语。你想说到达某地，得说 arrive at 或者 arrive in，中间必须加介词。</w:t>
-      </w:r>
-    </w:p>
-    <w:p>
-      <w:pPr>
-        <w:spacing w:after="160" w:line="380"/>
-        <w:ind w:firstLine="480"/>
-      </w:pPr>
-      <w:r>
-        <w:rPr>
-          <w:rFonts w:ascii="SimSun" w:cs="SimSun" w:eastAsia="SimSun" w:hAnsi="SimSun"/>
-          <w:sz w:val="24"/>
-          <w:szCs w:val="24"/>
-        </w:rPr>
-        <w:t xml:space="preserve">为什么要跟你讲这个？因为它直接影响你判断。你看到一个动词后面跟着名词，先想想这个动词是不是及物的。如果它是不及物动词，那后面那个名词就不可能是宾语，它多半是靠介词连过去的，属于状语。</w:t>
-      </w:r>
-    </w:p>
-    <w:p>
-      <w:pPr>
-        <w:spacing w:after="160" w:line="380"/>
-        <w:ind w:firstLine="480"/>
-      </w:pPr>
-      <w:r>
-        <w:rPr>
-          <w:rFonts w:ascii="SimSun" w:cs="SimSun" w:eastAsia="SimSun" w:hAnsi="SimSun"/>
-          <w:sz w:val="24"/>
-          <w:szCs w:val="24"/>
-        </w:rPr>
-        <w:t xml:space="preserve">宾语还有两种特殊情况要提一下。</w:t>
-      </w:r>
-    </w:p>
-    <w:p>
-      <w:pPr>
-        <w:spacing w:after="160" w:line="380"/>
-        <w:ind w:firstLine="480"/>
-      </w:pPr>
-      <w:r>
-        <w:rPr>
-          <w:rFonts w:ascii="SimSun" w:cs="SimSun" w:eastAsia="SimSun" w:hAnsi="SimSun"/>
-          <w:sz w:val="24"/>
-          <w:szCs w:val="24"/>
-        </w:rPr>
-        <w:t xml:space="preserve">第一种是双宾语，就是课前测第四题那种，动词后面跟两个宾语，人在前物在后。这个下节课讲五大句型的时候会展开细讲，今天你先知道有这回事。</w:t>
-      </w:r>
-    </w:p>
-    <w:p>
-      <w:pPr>
-        <w:spacing w:after="160" w:line="380"/>
-        <w:ind w:firstLine="480"/>
-      </w:pPr>
-      <w:r>
-        <w:rPr>
-          <w:rFonts w:ascii="SimSun" w:cs="SimSun" w:eastAsia="SimSun" w:hAnsi="SimSun"/>
-          <w:sz w:val="24"/>
-          <w:szCs w:val="24"/>
-        </w:rPr>
-        <w:t xml:space="preserve">第二种是介词宾语。介词后面必须跟名词性成分，跟在介词后面的那个东西，也叫宾语，叫介词宾语。比如 He is good at swimming，at 是介词，后面的 swimming 就是介词宾语。这也解释了为什么介词后面只能跟动名词不能跟动词原形——因为宾语位置只收名词性的东西。</w:t>
+        <w:t xml:space="preserve">三个选项里的 happy 长得一模一样，怎么分？看它前面那个位置。</w:t>
+      </w:r>
+    </w:p>
+    <w:p>
+      <w:pPr>
+        <w:spacing w:after="160" w:line="380"/>
+        <w:ind w:firstLine="480"/>
+      </w:pPr>
+      <w:r>
+        <w:rPr>
+          <w:rFonts w:ascii="SimSun" w:cs="SimSun" w:eastAsia="SimSun" w:hAnsi="SimSun"/>
+          <w:sz w:val="24"/>
+          <w:szCs w:val="24"/>
+        </w:rPr>
+        <w:t xml:space="preserve">A 项，a happy girl。happy 贴在名词 girl 前面，在告诉你这是个什么样的女孩。修饰名词，那是形容词的本职工作，它在这儿是定语。</w:t>
+      </w:r>
+    </w:p>
+    <w:p>
+      <w:pPr>
+        <w:spacing w:after="160" w:line="380"/>
+        <w:ind w:firstLine="480"/>
+      </w:pPr>
+      <w:r>
+        <w:rPr>
+          <w:rFonts w:ascii="SimSun" w:cs="SimSun" w:eastAsia="SimSun" w:hAnsi="SimSun"/>
+          <w:sz w:val="24"/>
+          <w:szCs w:val="24"/>
+        </w:rPr>
+        <w:t xml:space="preserve">B 项，made us happy。happy 在宾语 us 的后面，说明 us 处在什么状态。这是宾语补足语。</w:t>
+      </w:r>
+    </w:p>
+    <w:p>
+      <w:pPr>
+        <w:spacing w:after="160" w:line="380"/>
+        <w:ind w:firstLine="480"/>
+      </w:pPr>
+      <w:r>
+        <w:rPr>
+          <w:rFonts w:ascii="SimSun" w:cs="SimSun" w:eastAsia="SimSun" w:hAnsi="SimSun"/>
+          <w:sz w:val="24"/>
+          <w:szCs w:val="24"/>
+        </w:rPr>
+        <w:t xml:space="preserve">C 项，looks happy。looks 是什么？系动词，看起来。系动词后面跟的是什么？表语。</w:t>
+      </w:r>
+    </w:p>
+    <w:p>
+      <w:pPr>
+        <w:spacing w:after="160" w:line="380"/>
+        <w:ind w:firstLine="480"/>
+      </w:pPr>
+      <w:r>
+        <w:rPr>
+          <w:rFonts w:ascii="SimSun" w:cs="SimSun" w:eastAsia="SimSun" w:hAnsi="SimSun"/>
+          <w:sz w:val="24"/>
+          <w:szCs w:val="24"/>
+        </w:rPr>
+        <w:t xml:space="preserve">所以答案是 C。</w:t>
+      </w:r>
+    </w:p>
+    <w:p>
+      <w:pPr>
+        <w:spacing w:after="160" w:line="380"/>
+        <w:ind w:firstLine="480"/>
+      </w:pPr>
+      <w:r>
+        <w:rPr>
+          <w:rFonts w:ascii="SimSun" w:cs="SimSun" w:eastAsia="SimSun" w:hAnsi="SimSun"/>
+          <w:sz w:val="24"/>
+          <w:szCs w:val="24"/>
+        </w:rPr>
+        <w:t xml:space="preserve">你看，同一个 happy，放在三个位置上，身份完全不同。这也正是今天这节课要解决的问题。</w:t>
+      </w:r>
+    </w:p>
+    <w:p>
+      <w:pPr>
+        <w:spacing w:after="160" w:line="380"/>
+        <w:ind w:firstLine="480"/>
+      </w:pPr>
+      <w:r>
+        <w:rPr>
+          <w:rFonts w:ascii="SimSun" w:cs="SimSun" w:eastAsia="SimSun" w:hAnsi="SimSun"/>
+          <w:sz w:val="24"/>
+          <w:szCs w:val="24"/>
+        </w:rPr>
+        <w:t xml:space="preserve">六道课前测结束。错了几道不要紧，这三个成分本来就最容易混。我们现在一个一个说清楚。</w:t>
+      </w:r>
+    </w:p>
+    <w:p>
+      <w:pPr>
+        <w:spacing w:after="160" w:line="380"/>
+        <w:ind w:firstLine="480"/>
+      </w:pPr>
+      <w:r>
+        <w:rPr>
+          <w:rFonts w:ascii="SimSun" w:cs="SimSun" w:eastAsia="SimSun" w:hAnsi="SimSun"/>
+          <w:sz w:val="24"/>
+          <w:szCs w:val="24"/>
+        </w:rPr>
+        <w:t xml:space="preserve">先说宾语。</w:t>
+      </w:r>
+    </w:p>
+    <w:p>
+      <w:pPr>
+        <w:spacing w:after="160" w:line="380"/>
+        <w:ind w:firstLine="480"/>
+      </w:pPr>
+      <w:r>
+        <w:rPr>
+          <w:rFonts w:ascii="SimSun" w:cs="SimSun" w:eastAsia="SimSun" w:hAnsi="SimSun"/>
+          <w:sz w:val="24"/>
+          <w:szCs w:val="24"/>
+        </w:rPr>
+        <w:t xml:space="preserve">宾语是什么？一句话——宾语就是动作的承受者。</w:t>
+      </w:r>
+    </w:p>
+    <w:p>
+      <w:pPr>
+        <w:spacing w:after="160" w:line="380"/>
+        <w:ind w:firstLine="480"/>
+      </w:pPr>
+      <w:r>
+        <w:rPr>
+          <w:rFonts w:ascii="SimSun" w:cs="SimSun" w:eastAsia="SimSun" w:hAnsi="SimSun"/>
+          <w:sz w:val="24"/>
+          <w:szCs w:val="24"/>
+        </w:rPr>
+        <w:t xml:space="preserve">主语是发出动作的那个，宾语是接受动作的那个。I broke the cup，我打破了杯子。谁动的手？我。什么被打破了？杯子。所以 I 是主语，the cup 是宾语。就这么简单。</w:t>
+      </w:r>
+    </w:p>
+    <w:p>
+      <w:pPr>
+        <w:spacing w:after="160" w:line="380"/>
+        <w:ind w:firstLine="480"/>
+      </w:pPr>
+      <w:r>
+        <w:rPr>
+          <w:rFonts w:ascii="SimSun" w:cs="SimSun" w:eastAsia="SimSun" w:hAnsi="SimSun"/>
+          <w:sz w:val="24"/>
+          <w:szCs w:val="24"/>
+        </w:rPr>
+        <w:t xml:space="preserve">宾语只能是名词性成分，这条我们已经说过好多遍了：名词、代词、动名词、不定式可以，形容词和动词原形不行。</w:t>
+      </w:r>
+    </w:p>
+    <w:p>
+      <w:pPr>
+        <w:spacing w:after="160" w:line="380"/>
+        <w:ind w:firstLine="480"/>
+      </w:pPr>
+      <w:r>
+        <w:rPr>
+          <w:rFonts w:ascii="SimSun" w:cs="SimSun" w:eastAsia="SimSun" w:hAnsi="SimSun"/>
+          <w:sz w:val="24"/>
+          <w:szCs w:val="24"/>
+        </w:rPr>
+        <w:t xml:space="preserve">讲宾语，必须带出一个东西，叫及物动词和不及物动词。这个概念高中特别重要，可很多同学到高三还是糊的。</w:t>
+      </w:r>
+    </w:p>
+    <w:p>
+      <w:pPr>
+        <w:spacing w:after="160" w:line="380"/>
+        <w:ind w:firstLine="480"/>
+      </w:pPr>
+      <w:r>
+        <w:rPr>
+          <w:rFonts w:ascii="SimSun" w:cs="SimSun" w:eastAsia="SimSun" w:hAnsi="SimSun"/>
+          <w:sz w:val="24"/>
+          <w:szCs w:val="24"/>
+        </w:rPr>
+        <w:t xml:space="preserve">其实道理不难。有些动作，它必须落到一个东西上，话才完整。比如 break，打破。你只说我打破，别人一定追问一句：你打破什么了？这种后面非得跟宾语的动词，就叫及物动词。</w:t>
+      </w:r>
+    </w:p>
+    <w:p>
+      <w:pPr>
+        <w:spacing w:after="160" w:line="380"/>
+        <w:ind w:firstLine="480"/>
+      </w:pPr>
+      <w:r>
+        <w:rPr>
+          <w:rFonts w:ascii="SimSun" w:cs="SimSun" w:eastAsia="SimSun" w:hAnsi="SimSun"/>
+          <w:sz w:val="24"/>
+          <w:szCs w:val="24"/>
+        </w:rPr>
+        <w:t xml:space="preserve">可另一些动作不是这样，它自己就完整了。比如 arrive，到达。你说 He arrived，他到了。完整吗？完整。缺东西吗？不缺。这种后面不跟宾语的，就叫不及物动词。</w:t>
+      </w:r>
+    </w:p>
+    <w:p>
+      <w:pPr>
+        <w:spacing w:after="160" w:line="380"/>
+        <w:ind w:firstLine="480"/>
+      </w:pPr>
+      <w:r>
+        <w:rPr>
+          <w:rFonts w:ascii="SimSun" w:cs="SimSun" w:eastAsia="SimSun" w:hAnsi="SimSun"/>
+          <w:sz w:val="24"/>
+          <w:szCs w:val="24"/>
+        </w:rPr>
+        <w:t xml:space="preserve">常见的不及物动词你先记几个：happen 发生、appear 出现、disappear 消失、arrive 到达、rise 上升、fall 落下。这几个后面都不能直接跟东西。你要说到达某地，得说 arrive at 或者 arrive in，中间必须插个介词。</w:t>
+      </w:r>
+    </w:p>
+    <w:p>
+      <w:pPr>
+        <w:spacing w:after="160" w:line="380"/>
+        <w:ind w:firstLine="480"/>
+      </w:pPr>
+      <w:r>
+        <w:rPr>
+          <w:rFonts w:ascii="SimSun" w:cs="SimSun" w:eastAsia="SimSun" w:hAnsi="SimSun"/>
+          <w:sz w:val="24"/>
+          <w:szCs w:val="24"/>
+        </w:rPr>
+        <w:t xml:space="preserve">为什么要跟你说这个？因为它直接影响你判断。你看到一个动词后面跟着名词，先想一想这个动词及不及物。如果它是不及物的，那后面那个名词就绝不可能是宾语，它多半是靠介词连过去的，属于状语。</w:t>
+      </w:r>
+    </w:p>
+    <w:p>
+      <w:pPr>
+        <w:spacing w:after="160" w:line="380"/>
+        <w:ind w:firstLine="480"/>
+      </w:pPr>
+      <w:r>
+        <w:rPr>
+          <w:rFonts w:ascii="SimSun" w:cs="SimSun" w:eastAsia="SimSun" w:hAnsi="SimSun"/>
+          <w:sz w:val="24"/>
+          <w:szCs w:val="24"/>
+        </w:rPr>
+        <w:t xml:space="preserve">宾语还有两种情况顺带提一下。</w:t>
+      </w:r>
+    </w:p>
+    <w:p>
+      <w:pPr>
+        <w:spacing w:after="160" w:line="380"/>
+        <w:ind w:firstLine="480"/>
+      </w:pPr>
+      <w:r>
+        <w:rPr>
+          <w:rFonts w:ascii="SimSun" w:cs="SimSun" w:eastAsia="SimSun" w:hAnsi="SimSun"/>
+          <w:sz w:val="24"/>
+          <w:szCs w:val="24"/>
+        </w:rPr>
+        <w:t xml:space="preserve">一种是双宾语，就是刚才第四题那种，动词后面跟两个宾语，人在前物在后。下节课讲五大句型的时候会展开，今天你先知道有这么回事。</w:t>
+      </w:r>
+    </w:p>
+    <w:p>
+      <w:pPr>
+        <w:spacing w:after="160" w:line="380"/>
+        <w:ind w:firstLine="480"/>
+      </w:pPr>
+      <w:r>
+        <w:rPr>
+          <w:rFonts w:ascii="SimSun" w:cs="SimSun" w:eastAsia="SimSun" w:hAnsi="SimSun"/>
+          <w:sz w:val="24"/>
+          <w:szCs w:val="24"/>
+        </w:rPr>
+        <w:t xml:space="preserve">另一种叫介词宾语。介词后面必须跟名词性成分，跟在介词后面的那个东西，也叫宾语。He is good at swimming，at 是介词，后面的 swimming 就是介词宾语。</w:t>
+      </w:r>
+    </w:p>
+    <w:p>
+      <w:pPr>
+        <w:spacing w:after="160" w:line="380"/>
+        <w:ind w:firstLine="480"/>
+      </w:pPr>
+      <w:r>
+        <w:rPr>
+          <w:rFonts w:ascii="SimSun" w:cs="SimSun" w:eastAsia="SimSun" w:hAnsi="SimSun"/>
+          <w:sz w:val="24"/>
+          <w:szCs w:val="24"/>
+        </w:rPr>
+        <w:t xml:space="preserve">这也顺便解释了一个老问题——为什么介词后面只能跟动名词，不能跟动词原形？因为那是个宾语位置，宾语位置只收名词性的东西。</w:t>
       </w:r>
     </w:p>
     <w:p>
@@ -966,189 +1176,315 @@
           <w:sz w:val="24"/>
           <w:szCs w:val="24"/>
         </w:rPr>
-        <w:t xml:space="preserve">表语这个东西，只出现在一个地方，就是系动词的后面。所以你要认表语，先得认系动词。</w:t>
-      </w:r>
-    </w:p>
-    <w:p>
-      <w:pPr>
-        <w:spacing w:after="160" w:line="380"/>
-        <w:ind w:firstLine="480"/>
-      </w:pPr>
-      <w:r>
-        <w:rPr>
-          <w:rFonts w:ascii="SimSun" w:cs="SimSun" w:eastAsia="SimSun" w:hAnsi="SimSun"/>
-          <w:sz w:val="24"/>
-          <w:szCs w:val="24"/>
-        </w:rPr>
-        <w:t xml:space="preserve">什么叫系动词？系动词是这样一类动词，它本身没有实在的动作含义，它的作用是把主语和后面的说明连起来。你可以把它理解成一个等号。She is a teacher，她是老师，is 就是那个等号，把 she 和 teacher 连起来。</w:t>
-      </w:r>
-    </w:p>
-    <w:p>
-      <w:pPr>
-        <w:spacing w:after="160" w:line="380"/>
-        <w:ind w:firstLine="480"/>
-      </w:pPr>
-      <w:r>
-        <w:rPr>
-          <w:rFonts w:ascii="SimSun" w:cs="SimSun" w:eastAsia="SimSun" w:hAnsi="SimSun"/>
-          <w:sz w:val="24"/>
-          <w:szCs w:val="24"/>
-        </w:rPr>
-        <w:t xml:space="preserve">系动词高中阶段常考的，老师给你分四组，好记也好用。</w:t>
-      </w:r>
-    </w:p>
-    <w:p>
-      <w:pPr>
-        <w:spacing w:after="160" w:line="380"/>
-        <w:ind w:firstLine="480"/>
-      </w:pPr>
-      <w:r>
-        <w:rPr>
-          <w:rFonts w:ascii="SimSun" w:cs="SimSun" w:eastAsia="SimSun" w:hAnsi="SimSun"/>
-          <w:sz w:val="24"/>
-          <w:szCs w:val="24"/>
-        </w:rPr>
-        <w:t xml:space="preserve">第一组是 be，最基本的，是。第二组是感官类的，look 看起来、sound 听起来、taste 尝起来、smell 闻起来、feel 摸起来或者感觉起来，这五个是感官系动词，考得非常多。第三组是变化类的，become 变成、get 变得、turn 变得、grow 逐渐变得、go 变得，通常往坏的方向变。第四组是保持类的，keep 保持、stay 保持、remain 保持，还有个 seem 似乎、appear 显得，这两个是表象类的。</w:t>
-      </w:r>
-    </w:p>
-    <w:p>
-      <w:pPr>
-        <w:spacing w:after="160" w:line="380"/>
-        <w:ind w:firstLine="480"/>
-      </w:pPr>
-      <w:r>
-        <w:rPr>
-          <w:rFonts w:ascii="SimSun" w:cs="SimSun" w:eastAsia="SimSun" w:hAnsi="SimSun"/>
-          <w:sz w:val="24"/>
-          <w:szCs w:val="24"/>
-        </w:rPr>
-        <w:t xml:space="preserve">表语可以是什么？主要是两样：形容词和名词。</w:t>
-      </w:r>
-    </w:p>
-    <w:p>
-      <w:pPr>
-        <w:spacing w:after="160" w:line="380"/>
-        <w:ind w:firstLine="480"/>
-      </w:pPr>
-      <w:r>
-        <w:rPr>
-          <w:rFonts w:ascii="SimSun" w:cs="SimSun" w:eastAsia="SimSun" w:hAnsi="SimSun"/>
-          <w:sz w:val="24"/>
-          <w:szCs w:val="24"/>
-        </w:rPr>
-        <w:t xml:space="preserve">形容词作表语，说明主语什么样。The soup tastes good，汤尝起来不错。名词作表语，说明主语是什么。My father is a doctor，我爸是医生。</w:t>
-      </w:r>
-    </w:p>
-    <w:p>
-      <w:pPr>
-        <w:spacing w:after="160" w:line="380"/>
-        <w:ind w:firstLine="480"/>
-      </w:pPr>
-      <w:r>
-        <w:rPr>
-          <w:rFonts w:ascii="SimSun" w:cs="SimSun" w:eastAsia="SimSun" w:hAnsi="SimSun"/>
-          <w:sz w:val="24"/>
-          <w:szCs w:val="24"/>
-        </w:rPr>
-        <w:t xml:space="preserve">这里有个特别关键的辨析，你一定要听清楚：表语和宾语最大的区别在于，表语跟主语是同一个东西或者在描述主语，而宾语跟主语是两个不同的东西。</w:t>
-      </w:r>
-    </w:p>
-    <w:p>
-      <w:pPr>
-        <w:spacing w:after="160" w:line="380"/>
-        <w:ind w:firstLine="480"/>
-      </w:pPr>
-      <w:r>
-        <w:rPr>
-          <w:rFonts w:ascii="SimSun" w:cs="SimSun" w:eastAsia="SimSun" w:hAnsi="SimSun"/>
-          <w:sz w:val="24"/>
-          <w:szCs w:val="24"/>
-        </w:rPr>
-        <w:t xml:space="preserve">你比较这两句。She is a teacher，she 和 a teacher 是同一个人，所以 a teacher 是表语。She met a teacher，she 和 a teacher 是两个人，一个是她，一个是她遇到的老师，所以 a teacher 是宾语。</w:t>
-      </w:r>
-    </w:p>
-    <w:p>
-      <w:pPr>
-        <w:spacing w:after="160" w:line="380"/>
-        <w:ind w:firstLine="480"/>
-      </w:pPr>
-      <w:r>
-        <w:rPr>
-          <w:rFonts w:ascii="SimSun" w:cs="SimSun" w:eastAsia="SimSun" w:hAnsi="SimSun"/>
-          <w:sz w:val="24"/>
-          <w:szCs w:val="24"/>
-        </w:rPr>
-        <w:t xml:space="preserve">所以判断的时候，先看前面那个动词是系动词还是实义动词。是系动词，后面就是表语；是实义动词，后面就是宾语。这一条比什么都好用。</w:t>
-      </w:r>
-    </w:p>
-    <w:p>
-      <w:pPr>
-        <w:spacing w:after="160" w:line="380"/>
-        <w:ind w:firstLine="480"/>
-      </w:pPr>
-      <w:r>
-        <w:rPr>
-          <w:rFonts w:ascii="SimSun" w:cs="SimSun" w:eastAsia="SimSun" w:hAnsi="SimSun"/>
-          <w:sz w:val="24"/>
-          <w:szCs w:val="24"/>
-        </w:rPr>
-        <w:t xml:space="preserve">最后说宾语补足语，简称宾补。</w:t>
-      </w:r>
-    </w:p>
-    <w:p>
-      <w:pPr>
-        <w:spacing w:after="160" w:line="380"/>
-        <w:ind w:firstLine="480"/>
-      </w:pPr>
-      <w:r>
-        <w:rPr>
-          <w:rFonts w:ascii="SimSun" w:cs="SimSun" w:eastAsia="SimSun" w:hAnsi="SimSun"/>
-          <w:sz w:val="24"/>
-          <w:szCs w:val="24"/>
-        </w:rPr>
-        <w:t xml:space="preserve">宾补出现的位置很固定，就在宾语的后面。它的作用是补充说明宾语，说明宾语是什么、怎么样、在做什么。</w:t>
-      </w:r>
-    </w:p>
-    <w:p>
-      <w:pPr>
-        <w:spacing w:after="160" w:line="380"/>
-        <w:ind w:firstLine="480"/>
-      </w:pPr>
-      <w:r>
-        <w:rPr>
-          <w:rFonts w:ascii="SimSun" w:cs="SimSun" w:eastAsia="SimSun" w:hAnsi="SimSun"/>
-          <w:sz w:val="24"/>
-          <w:szCs w:val="24"/>
-        </w:rPr>
-        <w:t xml:space="preserve">为什么需要它？因为有些动词，光带一个宾语话说不完整。你说 We call him，我们叫他，别人肯定问叫他什么。你说 The news made us，这个消息使我们，别人肯定问使我们怎么了。这时候就必须在宾语后面再补一个成分，把话说完。</w:t>
-      </w:r>
-    </w:p>
-    <w:p>
-      <w:pPr>
-        <w:spacing w:after="160" w:line="380"/>
-        <w:ind w:firstLine="480"/>
-      </w:pPr>
-      <w:r>
-        <w:rPr>
-          <w:rFonts w:ascii="SimSun" w:cs="SimSun" w:eastAsia="SimSun" w:hAnsi="SimSun"/>
-          <w:sz w:val="24"/>
-          <w:szCs w:val="24"/>
-        </w:rPr>
-        <w:t xml:space="preserve">宾补可以是什么形式？名词、形容词、不定式、分词，都可以。</w:t>
-      </w:r>
-    </w:p>
-    <w:p>
-      <w:pPr>
-        <w:spacing w:after="160" w:line="380"/>
-        <w:ind w:firstLine="480"/>
-      </w:pPr>
-      <w:r>
-        <w:rPr>
-          <w:rFonts w:ascii="SimSun" w:cs="SimSun" w:eastAsia="SimSun" w:hAnsi="SimSun"/>
-          <w:sz w:val="24"/>
-          <w:szCs w:val="24"/>
-        </w:rPr>
-        <w:t xml:space="preserve">名词作宾补：We call him Tom，我们叫他汤姆。形容词作宾补：The news made us happy，消息让我们高兴。不定式作宾补：My mother asked me to clean the room，我妈让我打扫房间。分词作宾补：I heard someone singing，我听见有人在唱歌。这四种你现在有个印象就行，Level 2 讲非谓语动词的时候会全部展开。</w:t>
+        <w:t xml:space="preserve">表语这个东西，只在一个地方出现，就是系动词后面。所以你要认表语，得先认系动词。</w:t>
+      </w:r>
+    </w:p>
+    <w:p>
+      <w:pPr>
+        <w:spacing w:after="160" w:line="380"/>
+        <w:ind w:firstLine="480"/>
+      </w:pPr>
+      <w:r>
+        <w:rPr>
+          <w:rFonts w:ascii="SimSun" w:cs="SimSun" w:eastAsia="SimSun" w:hAnsi="SimSun"/>
+          <w:sz w:val="24"/>
+          <w:szCs w:val="24"/>
+        </w:rPr>
+        <w:t xml:space="preserve">什么叫系动词？你可以把它理解成一个等号。它自己没什么实在的动作含义，它的活儿是把主语和后面的说明连起来。She is a teacher，is 就是那个等号，把 she 和 teacher 等到一块儿。</w:t>
+      </w:r>
+    </w:p>
+    <w:p>
+      <w:pPr>
+        <w:spacing w:after="160" w:line="380"/>
+        <w:ind w:firstLine="480"/>
+      </w:pPr>
+      <w:r>
+        <w:rPr>
+          <w:rFonts w:ascii="SimSun" w:cs="SimSun" w:eastAsia="SimSun" w:hAnsi="SimSun"/>
+          <w:sz w:val="24"/>
+          <w:szCs w:val="24"/>
+        </w:rPr>
+        <w:t xml:space="preserve">系动词高中常考的，老师给你分四拨，好记也好用。</w:t>
+      </w:r>
+    </w:p>
+    <w:p>
+      <w:pPr>
+        <w:spacing w:after="160" w:line="380"/>
+        <w:ind w:firstLine="480"/>
+      </w:pPr>
+      <w:r>
+        <w:rPr>
+          <w:rFonts w:ascii="SimSun" w:cs="SimSun" w:eastAsia="SimSun" w:hAnsi="SimSun"/>
+          <w:sz w:val="24"/>
+          <w:szCs w:val="24"/>
+        </w:rPr>
+        <w:t xml:space="preserve">最基本的当然是 be。</w:t>
+      </w:r>
+    </w:p>
+    <w:p>
+      <w:pPr>
+        <w:spacing w:after="160" w:line="380"/>
+        <w:ind w:firstLine="480"/>
+      </w:pPr>
+      <w:r>
+        <w:rPr>
+          <w:rFonts w:ascii="SimSun" w:cs="SimSun" w:eastAsia="SimSun" w:hAnsi="SimSun"/>
+          <w:sz w:val="24"/>
+          <w:szCs w:val="24"/>
+        </w:rPr>
+        <w:t xml:space="preserve">然后是感官那一拨，look 看起来、sound 听起来、taste 尝起来、smell 闻起来、feel 摸起来或者感觉起来。这五个是重灾区，考得最多。</w:t>
+      </w:r>
+    </w:p>
+    <w:p>
+      <w:pPr>
+        <w:spacing w:after="160" w:line="380"/>
+        <w:ind w:firstLine="480"/>
+      </w:pPr>
+      <w:r>
+        <w:rPr>
+          <w:rFonts w:ascii="SimSun" w:cs="SimSun" w:eastAsia="SimSun" w:hAnsi="SimSun"/>
+          <w:sz w:val="24"/>
+          <w:szCs w:val="24"/>
+        </w:rPr>
+        <w:t xml:space="preserve">再往下是表示变化的，become 变成、get 变得、turn 变得、grow 逐渐变得，还有一个 go，go 用在这儿一般是往坏了变。</w:t>
+      </w:r>
+    </w:p>
+    <w:p>
+      <w:pPr>
+        <w:spacing w:after="160" w:line="380"/>
+        <w:ind w:firstLine="480"/>
+      </w:pPr>
+      <w:r>
+        <w:rPr>
+          <w:rFonts w:ascii="SimSun" w:cs="SimSun" w:eastAsia="SimSun" w:hAnsi="SimSun"/>
+          <w:sz w:val="24"/>
+          <w:szCs w:val="24"/>
+        </w:rPr>
+        <w:t xml:space="preserve">最后是表示保持和表象的，keep 保持、stay 保持、remain 保持，加上 seem 似乎、appear 显得。</w:t>
+      </w:r>
+    </w:p>
+    <w:p>
+      <w:pPr>
+        <w:spacing w:after="160" w:line="380"/>
+        <w:ind w:firstLine="480"/>
+      </w:pPr>
+      <w:r>
+        <w:rPr>
+          <w:rFonts w:ascii="SimSun" w:cs="SimSun" w:eastAsia="SimSun" w:hAnsi="SimSun"/>
+          <w:sz w:val="24"/>
+          <w:szCs w:val="24"/>
+        </w:rPr>
+        <w:t xml:space="preserve">表语可以是什么？主要两样，形容词和名词。形容词作表语，说主语什么样，The soup tastes good。名词作表语，说主语是什么，My father is a doctor。</w:t>
+      </w:r>
+    </w:p>
+    <w:p>
+      <w:pPr>
+        <w:spacing w:after="160" w:line="380"/>
+        <w:ind w:firstLine="480"/>
+      </w:pPr>
+      <w:r>
+        <w:rPr>
+          <w:rFonts w:ascii="SimSun" w:cs="SimSun" w:eastAsia="SimSun" w:hAnsi="SimSun"/>
+          <w:sz w:val="24"/>
+          <w:szCs w:val="24"/>
+        </w:rPr>
+        <w:t xml:space="preserve">好，这里有个特别关键的辨析，你听清楚。</w:t>
+      </w:r>
+    </w:p>
+    <w:p>
+      <w:pPr>
+        <w:spacing w:after="160" w:line="380"/>
+        <w:ind w:firstLine="480"/>
+      </w:pPr>
+      <w:r>
+        <w:rPr>
+          <w:rFonts w:ascii="SimSun" w:cs="SimSun" w:eastAsia="SimSun" w:hAnsi="SimSun"/>
+          <w:sz w:val="24"/>
+          <w:szCs w:val="24"/>
+        </w:rPr>
+        <w:t xml:space="preserve">表语和宾语，最大的区别在哪儿？</w:t>
+      </w:r>
+    </w:p>
+    <w:p>
+      <w:pPr>
+        <w:spacing w:after="160" w:line="380"/>
+        <w:ind w:firstLine="480"/>
+      </w:pPr>
+      <w:r>
+        <w:rPr>
+          <w:rFonts w:ascii="SimSun" w:cs="SimSun" w:eastAsia="SimSun" w:hAnsi="SimSun"/>
+          <w:sz w:val="24"/>
+          <w:szCs w:val="24"/>
+        </w:rPr>
+        <w:t xml:space="preserve">表语跟主语，是同一个东西，或者是在描述主语。宾语跟主语，是两个不同的东西。</w:t>
+      </w:r>
+    </w:p>
+    <w:p>
+      <w:pPr>
+        <w:spacing w:after="160" w:line="380"/>
+        <w:ind w:firstLine="480"/>
+      </w:pPr>
+      <w:r>
+        <w:rPr>
+          <w:rFonts w:ascii="SimSun" w:cs="SimSun" w:eastAsia="SimSun" w:hAnsi="SimSun"/>
+          <w:sz w:val="24"/>
+          <w:szCs w:val="24"/>
+        </w:rPr>
+        <w:t xml:space="preserve">你比较这两句。She is a teacher，she 和 a teacher 是一个人，所以 a teacher 是表语。She met a teacher，she 和 a teacher 是两个人，一个是她，一个是她碰见的老师，所以 a teacher 是宾语。</w:t>
+      </w:r>
+    </w:p>
+    <w:p>
+      <w:pPr>
+        <w:spacing w:after="160" w:line="380"/>
+        <w:ind w:firstLine="480"/>
+      </w:pPr>
+      <w:r>
+        <w:rPr>
+          <w:rFonts w:ascii="SimSun" w:cs="SimSun" w:eastAsia="SimSun" w:hAnsi="SimSun"/>
+          <w:sz w:val="24"/>
+          <w:szCs w:val="24"/>
+        </w:rPr>
+        <w:t xml:space="preserve">所以你做题的时候，第一件事先看前面那个动词。是系动词，后面就是表语；是实义动词，后面就是宾语。这一条比什么都好用。</w:t>
+      </w:r>
+    </w:p>
+    <w:p>
+      <w:pPr>
+        <w:spacing w:after="160" w:line="380"/>
+        <w:ind w:firstLine="480"/>
+      </w:pPr>
+      <w:r>
+        <w:rPr>
+          <w:rFonts w:ascii="SimSun" w:cs="SimSun" w:eastAsia="SimSun" w:hAnsi="SimSun"/>
+          <w:sz w:val="24"/>
+          <w:szCs w:val="24"/>
+        </w:rPr>
+        <w:t xml:space="preserve">最后说宾语补足语。</w:t>
+      </w:r>
+    </w:p>
+    <w:p>
+      <w:pPr>
+        <w:spacing w:after="160" w:line="380"/>
+        <w:ind w:firstLine="480"/>
+      </w:pPr>
+      <w:r>
+        <w:rPr>
+          <w:rFonts w:ascii="SimSun" w:cs="SimSun" w:eastAsia="SimSun" w:hAnsi="SimSun"/>
+          <w:sz w:val="24"/>
+          <w:szCs w:val="24"/>
+        </w:rPr>
+        <w:t xml:space="preserve">宾补出现的位置很固定，就在宾语后面。它的活儿是补充说明宾语——说明宾语是什么、怎么样、在干什么。</w:t>
+      </w:r>
+    </w:p>
+    <w:p>
+      <w:pPr>
+        <w:spacing w:after="160" w:line="380"/>
+        <w:ind w:firstLine="480"/>
+      </w:pPr>
+      <w:r>
+        <w:rPr>
+          <w:rFonts w:ascii="SimSun" w:cs="SimSun" w:eastAsia="SimSun" w:hAnsi="SimSun"/>
+          <w:sz w:val="24"/>
+          <w:szCs w:val="24"/>
+        </w:rPr>
+        <w:t xml:space="preserve">为什么需要它？因为有些动词，光带一个宾语话说不完。</w:t>
+      </w:r>
+    </w:p>
+    <w:p>
+      <w:pPr>
+        <w:spacing w:after="160" w:line="380"/>
+        <w:ind w:firstLine="480"/>
+      </w:pPr>
+      <w:r>
+        <w:rPr>
+          <w:rFonts w:ascii="SimSun" w:cs="SimSun" w:eastAsia="SimSun" w:hAnsi="SimSun"/>
+          <w:sz w:val="24"/>
+          <w:szCs w:val="24"/>
+        </w:rPr>
+        <w:t xml:space="preserve">你说 We call him，我们叫他，别人立马问你：叫他什么？你说 The news made us，这个消息使我们，别人也得问：使我们怎么了？</w:t>
+      </w:r>
+    </w:p>
+    <w:p>
+      <w:pPr>
+        <w:spacing w:after="160" w:line="380"/>
+        <w:ind w:firstLine="480"/>
+      </w:pPr>
+      <w:r>
+        <w:rPr>
+          <w:rFonts w:ascii="SimSun" w:cs="SimSun" w:eastAsia="SimSun" w:hAnsi="SimSun"/>
+          <w:sz w:val="24"/>
+          <w:szCs w:val="24"/>
+        </w:rPr>
+        <w:t xml:space="preserve">这时候就得在宾语后面再补一块，把话说完。补上的那一块，就是宾补。</w:t>
+      </w:r>
+    </w:p>
+    <w:p>
+      <w:pPr>
+        <w:spacing w:after="160" w:line="380"/>
+        <w:ind w:firstLine="480"/>
+      </w:pPr>
+      <w:r>
+        <w:rPr>
+          <w:rFonts w:ascii="SimSun" w:cs="SimSun" w:eastAsia="SimSun" w:hAnsi="SimSun"/>
+          <w:sz w:val="24"/>
+          <w:szCs w:val="24"/>
+        </w:rPr>
+        <w:t xml:space="preserve">宾补可以长成什么样？四种，我给你说清楚。</w:t>
+      </w:r>
+    </w:p>
+    <w:p>
+      <w:pPr>
+        <w:spacing w:after="160" w:line="380"/>
+        <w:ind w:firstLine="480"/>
+      </w:pPr>
+      <w:r>
+        <w:rPr>
+          <w:rFonts w:ascii="SimSun" w:cs="SimSun" w:eastAsia="SimSun" w:hAnsi="SimSun"/>
+          <w:sz w:val="24"/>
+          <w:szCs w:val="24"/>
+        </w:rPr>
+        <w:t xml:space="preserve">最简单的是名词作宾补，这时候它是在给宾语一个身份或者名字。We call the boy Tom，我们叫这男孩汤姆；The class elected Mary monitor，班里选玛丽当班长。这一类常用 call、name、elect、make、consider。</w:t>
+      </w:r>
+    </w:p>
+    <w:p>
+      <w:pPr>
+        <w:spacing w:after="160" w:line="380"/>
+        <w:ind w:firstLine="480"/>
+      </w:pPr>
+      <w:r>
+        <w:rPr>
+          <w:rFonts w:ascii="SimSun" w:cs="SimSun" w:eastAsia="SimSun" w:hAnsi="SimSun"/>
+          <w:sz w:val="24"/>
+          <w:szCs w:val="24"/>
+        </w:rPr>
+        <w:t xml:space="preserve">然后是形容词作宾补，这时候它说的是宾语处在什么状态。The news made the students happy；Please keep the door open，请让门开着。这一类常用 make、keep、find、leave、consider。</w:t>
+      </w:r>
+    </w:p>
+    <w:p>
+      <w:pPr>
+        <w:spacing w:after="160" w:line="380"/>
+        <w:ind w:firstLine="480"/>
+      </w:pPr>
+      <w:r>
+        <w:rPr>
+          <w:rFonts w:ascii="SimSun" w:cs="SimSun" w:eastAsia="SimSun" w:hAnsi="SimSun"/>
+          <w:sz w:val="24"/>
+          <w:szCs w:val="24"/>
+        </w:rPr>
+        <w:t xml:space="preserve">再往下是不定式作宾补，说的是让宾语去干什么事。My mother asked me to clean the room。ask、tell、want、allow、advise、encourage、expect 都是这一类，注意后面的不定式都带 to。</w:t>
+      </w:r>
+    </w:p>
+    <w:p>
+      <w:pPr>
+        <w:spacing w:after="160" w:line="380"/>
+        <w:ind w:firstLine="480"/>
+      </w:pPr>
+      <w:r>
+        <w:rPr>
+          <w:rFonts w:ascii="SimSun" w:cs="SimSun" w:eastAsia="SimSun" w:hAnsi="SimSun"/>
+          <w:sz w:val="24"/>
+          <w:szCs w:val="24"/>
+        </w:rPr>
+        <w:t xml:space="preserve">最后一种是分词作宾补，说的是宾语正在干什么、或者被怎么样了。I heard someone singing，有人在唱歌，用现在分词表示正在进行；I found the window broken，窗户被打破了，用过去分词表示被动。这一类 Level 2 会花好几节课细讲，今天有印象就行。</w:t>
       </w:r>
     </w:p>
     <w:p>
@@ -1386,7 +1722,7 @@
           <w:sz w:val="24"/>
           <w:szCs w:val="24"/>
         </w:rPr>
-        <w:t xml:space="preserve">先试第二句，We call the boy Tom。把 the boy 和 Tom 拎出来，中间塞个 is，变成 The boy is Tom。</w:t>
+        <w:t xml:space="preserve">先试 We call the boy Tom。把 the boy 和 Tom 拎出来，中间塞个 is，变成 The boy is Tom。</w:t>
       </w:r>
     </w:p>
     <w:p>
@@ -1442,7 +1778,7 @@
           <w:sz w:val="24"/>
           <w:szCs w:val="24"/>
         </w:rPr>
-        <w:t xml:space="preserve">好，再试第一句，The teacher gave Tom a book。同样拎出来，变成 Tom is a book。</w:t>
+        <w:t xml:space="preserve">好，再试 The teacher gave Tom a book。同样拎出来，变成 Tom is a book。</w:t>
       </w:r>
     </w:p>
     <w:p>
@@ -1792,21 +2128,21 @@
           <w:sz w:val="24"/>
           <w:szCs w:val="24"/>
         </w:rPr>
-        <w:t xml:space="preserve">最后补一句，考试的句子里经常用代词，像 me、him、us 这些。碰到代词你别直接往下搬。</w:t>
-      </w:r>
-    </w:p>
-    <w:p>
-      <w:pPr>
-        <w:spacing w:after="160" w:line="380"/>
-        <w:ind w:firstLine="480"/>
-      </w:pPr>
-      <w:r>
-        <w:rPr>
-          <w:rFonts w:ascii="SimSun" w:cs="SimSun" w:eastAsia="SimSun" w:hAnsi="SimSun"/>
-          <w:sz w:val="24"/>
-          <w:szCs w:val="24"/>
-        </w:rPr>
-        <w:t xml:space="preserve">为什么？你想啊，him is Tom，这句话本身就是错的，宾格哪能当主语。你拿一句错的去检验，越检验越乱。</w:t>
+        <w:t xml:space="preserve">最后补一句。考试的句子里经常用代词，像 me、him、us 这些。碰到代词你别直接往下搬。</w:t>
+      </w:r>
+    </w:p>
+    <w:p>
+      <w:pPr>
+        <w:spacing w:after="160" w:line="380"/>
+        <w:ind w:firstLine="480"/>
+      </w:pPr>
+      <w:r>
+        <w:rPr>
+          <w:rFonts w:ascii="SimSun" w:cs="SimSun" w:eastAsia="SimSun" w:hAnsi="SimSun"/>
+          <w:sz w:val="24"/>
+          <w:szCs w:val="24"/>
+        </w:rPr>
+        <w:t xml:space="preserve">为什么？你想啊，him is Tom，这句本身就是错的，宾格哪能当主语。你拿一句错的去检验，越检验越乱。</w:t>
       </w:r>
     </w:p>
     <w:p>
@@ -1834,7 +2170,7 @@
           <w:sz w:val="24"/>
           <w:szCs w:val="24"/>
         </w:rPr>
-        <w:t xml:space="preserve">方法讲完了，我们看两道例题。</w:t>
+        <w:t xml:space="preserve">方法讲完了，我们看两道例题，实际用一遍。</w:t>
       </w:r>
     </w:p>
     <w:p>
@@ -1892,35 +2228,77 @@
           <w:sz w:val="24"/>
           <w:szCs w:val="24"/>
         </w:rPr>
-        <w:t xml:space="preserve">先自己想十秒。好，我们走流程。</w:t>
-      </w:r>
-    </w:p>
-    <w:p>
-      <w:pPr>
-        <w:spacing w:after="160" w:line="380"/>
-        <w:ind w:firstLine="480"/>
-      </w:pPr>
-      <w:r>
-        <w:rPr>
-          <w:rFonts w:ascii="SimSun" w:cs="SimSun" w:eastAsia="SimSun" w:hAnsi="SimSun"/>
-          <w:sz w:val="24"/>
-          <w:szCs w:val="24"/>
-        </w:rPr>
-        <w:t xml:space="preserve">先看 felt 是什么。feel 在这里不是摸的意思，是感觉，它是感官系动词之一。既然是系动词，那后面这个空就是表语，表语用形容词。</w:t>
-      </w:r>
-    </w:p>
-    <w:p>
-      <w:pPr>
-        <w:spacing w:after="160" w:line="380"/>
-        <w:ind w:firstLine="480"/>
-      </w:pPr>
-      <w:r>
-        <w:rPr>
-          <w:rFonts w:ascii="SimSun" w:cs="SimSun" w:eastAsia="SimSun" w:hAnsi="SimSun"/>
-          <w:sz w:val="24"/>
-          <w:szCs w:val="24"/>
-        </w:rPr>
-        <w:t xml:space="preserve">frighten 是动词，使害怕，要变成形容词。变 ing 还是 ed？主语是 The little girl，是人，说的是她自己感到害怕，所以用 ed 形式。</w:t>
+        <w:t xml:space="preserve">先自己想十秒，想好了再往下听。</w:t>
+      </w:r>
+    </w:p>
+    <w:p>
+      <w:pPr>
+        <w:spacing w:after="160" w:line="380"/>
+        <w:ind w:firstLine="480"/>
+      </w:pPr>
+      <w:r>
+        <w:rPr>
+          <w:rFonts w:ascii="SimSun" w:cs="SimSun" w:eastAsia="SimSun" w:hAnsi="SimSun"/>
+          <w:sz w:val="24"/>
+          <w:szCs w:val="24"/>
+        </w:rPr>
+        <w:t xml:space="preserve">好，第一步，看 felt 是什么。</w:t>
+      </w:r>
+    </w:p>
+    <w:p>
+      <w:pPr>
+        <w:spacing w:after="160" w:line="380"/>
+        <w:ind w:firstLine="480"/>
+      </w:pPr>
+      <w:r>
+        <w:rPr>
+          <w:rFonts w:ascii="SimSun" w:cs="SimSun" w:eastAsia="SimSun" w:hAnsi="SimSun"/>
+          <w:sz w:val="24"/>
+          <w:szCs w:val="24"/>
+        </w:rPr>
+        <w:t xml:space="preserve">feel 在这儿不是摸的意思，是感觉。它是感官系动词里的一个。</w:t>
+      </w:r>
+    </w:p>
+    <w:p>
+      <w:pPr>
+        <w:spacing w:after="160" w:line="380"/>
+        <w:ind w:firstLine="480"/>
+      </w:pPr>
+      <w:r>
+        <w:rPr>
+          <w:rFonts w:ascii="SimSun" w:cs="SimSun" w:eastAsia="SimSun" w:hAnsi="SimSun"/>
+          <w:sz w:val="24"/>
+          <w:szCs w:val="24"/>
+        </w:rPr>
+        <w:t xml:space="preserve">既然是系动词，那后面这个空就是表语。表语用什么？形容词。</w:t>
+      </w:r>
+    </w:p>
+    <w:p>
+      <w:pPr>
+        <w:spacing w:after="160" w:line="380"/>
+        <w:ind w:firstLine="480"/>
+      </w:pPr>
+      <w:r>
+        <w:rPr>
+          <w:rFonts w:ascii="SimSun" w:cs="SimSun" w:eastAsia="SimSun" w:hAnsi="SimSun"/>
+          <w:sz w:val="24"/>
+          <w:szCs w:val="24"/>
+        </w:rPr>
+        <w:t xml:space="preserve">第二步，frighten 是动词，使害怕，得变成形容词。变 ing 还是变 ed？</w:t>
+      </w:r>
+    </w:p>
+    <w:p>
+      <w:pPr>
+        <w:spacing w:after="160" w:line="380"/>
+        <w:ind w:firstLine="480"/>
+      </w:pPr>
+      <w:r>
+        <w:rPr>
+          <w:rFonts w:ascii="SimSun" w:cs="SimSun" w:eastAsia="SimSun" w:hAnsi="SimSun"/>
+          <w:sz w:val="24"/>
+          <w:szCs w:val="24"/>
+        </w:rPr>
+        <w:t xml:space="preserve">你看主语，The little girl，是人。说的是她自己感到害怕，不是她让别人害怕。所以用 ed。</w:t>
       </w:r>
     </w:p>
     <w:p>
@@ -1948,7 +2326,7 @@
           <w:sz w:val="24"/>
           <w:szCs w:val="24"/>
         </w:rPr>
-        <w:t xml:space="preserve">好，接下来第二道例题。</w:t>
+        <w:t xml:space="preserve">好，接下来第二道例题。这道题我不提示了。</w:t>
       </w:r>
     </w:p>
     <w:p>
@@ -1992,147 +2370,203 @@
           <w:sz w:val="24"/>
           <w:szCs w:val="24"/>
         </w:rPr>
-        <w:t xml:space="preserve">这道题老师不提示，你先自己判断，暂停五秒。</w:t>
-      </w:r>
-    </w:p>
-    <w:p>
-      <w:pPr>
-        <w:spacing w:after="160" w:line="380"/>
-        <w:ind w:firstLine="480"/>
-      </w:pPr>
-      <w:r>
-        <w:rPr>
-          <w:rFonts w:ascii="SimSun" w:cs="SimSun" w:eastAsia="SimSun" w:hAnsi="SimSun"/>
-          <w:sz w:val="24"/>
-          <w:szCs w:val="24"/>
-        </w:rPr>
-        <w:t xml:space="preserve">两句话形状完全一样，都是动词后面跟两个东西。我们用刚才那个加 be 动词的办法。</w:t>
-      </w:r>
-    </w:p>
-    <w:p>
-      <w:pPr>
-        <w:spacing w:after="160" w:line="380"/>
-        <w:ind w:firstLine="480"/>
-      </w:pPr>
-      <w:r>
-        <w:rPr>
-          <w:rFonts w:ascii="SimSun" w:cs="SimSun" w:eastAsia="SimSun" w:hAnsi="SimSun"/>
-          <w:sz w:val="24"/>
-          <w:szCs w:val="24"/>
-        </w:rPr>
-        <w:t xml:space="preserve">第一句，把 Lucy 和 a birthday present 拎出来，中间加 be 动词，变成 Lucy is a birthday present，露西是一件生日礼物。语法没错，可意思讲不通，一个人怎么会是一件礼物。逻辑不过关，所以这是双宾语，Lucy 是人宾，a birthday present 是物宾。</w:t>
-      </w:r>
-    </w:p>
-    <w:p>
-      <w:pPr>
-        <w:spacing w:after="160" w:line="380"/>
-        <w:ind w:firstLine="480"/>
-      </w:pPr>
-      <w:r>
-        <w:rPr>
-          <w:rFonts w:ascii="SimSun" w:cs="SimSun" w:eastAsia="SimSun" w:hAnsi="SimSun"/>
-          <w:sz w:val="24"/>
-          <w:szCs w:val="24"/>
-        </w:rPr>
-        <w:t xml:space="preserve">第二句，同样拎出来，变成 Lucy is a talented singer，露西是一个有才华的歌手。语法对，意思也完全合逻辑。两条都过，所以 a talented singer 是宾语补足语，它说明的就是前面那个 Lucy。</w:t>
-      </w:r>
-    </w:p>
-    <w:p>
-      <w:pPr>
-        <w:spacing w:after="160" w:line="380"/>
-        <w:ind w:firstLine="480"/>
-      </w:pPr>
-      <w:r>
-        <w:rPr>
-          <w:rFonts w:ascii="SimSun" w:cs="SimSun" w:eastAsia="SimSun" w:hAnsi="SimSun"/>
-          <w:sz w:val="24"/>
-          <w:szCs w:val="24"/>
-        </w:rPr>
-        <w:t xml:space="preserve">答案是：第一句是双宾语，her 是人宾，a birthday present 是物宾；第二句 her 是宾语，a talented singer 是宾语补足语。</w:t>
-      </w:r>
-    </w:p>
-    <w:p>
-      <w:pPr>
-        <w:spacing w:after="160" w:line="380"/>
-        <w:ind w:firstLine="480"/>
-      </w:pPr>
-      <w:r>
-        <w:rPr>
-          <w:rFonts w:ascii="SimSun" w:cs="SimSun" w:eastAsia="SimSun" w:hAnsi="SimSun"/>
-          <w:sz w:val="24"/>
-          <w:szCs w:val="24"/>
-        </w:rPr>
-        <w:t xml:space="preserve">两道例题做完了。今天的内容老师给大家收一下，一共五条。</w:t>
-      </w:r>
-    </w:p>
-    <w:p>
-      <w:pPr>
-        <w:spacing w:after="160" w:line="380"/>
-        <w:ind w:firstLine="480"/>
-      </w:pPr>
-      <w:r>
-        <w:rPr>
-          <w:rFonts w:ascii="SimSun" w:cs="SimSun" w:eastAsia="SimSun" w:hAnsi="SimSun"/>
-          <w:sz w:val="24"/>
-          <w:szCs w:val="24"/>
-        </w:rPr>
-        <w:t xml:space="preserve">第一，宾语是动作的承受者，只能是名词性成分。跟宾语配套的概念是及物动词和不及物动词，及物动词后面必须带宾语，不及物动词后面不带，要带得先加介词。</w:t>
-      </w:r>
-    </w:p>
-    <w:p>
-      <w:pPr>
-        <w:spacing w:after="160" w:line="380"/>
-        <w:ind w:firstLine="480"/>
-      </w:pPr>
-      <w:r>
-        <w:rPr>
-          <w:rFonts w:ascii="SimSun" w:cs="SimSun" w:eastAsia="SimSun" w:hAnsi="SimSun"/>
-          <w:sz w:val="24"/>
-          <w:szCs w:val="24"/>
-        </w:rPr>
-        <w:t xml:space="preserve">第二，表语只出现在系动词后面。系动词记四组：be，感官类的 look、sound、taste、smell、feel，变化类的 become、get、turn、grow、go，保持类的 keep、stay、remain，另外还有 seem 和 appear。</w:t>
-      </w:r>
-    </w:p>
-    <w:p>
-      <w:pPr>
-        <w:spacing w:after="160" w:line="380"/>
-        <w:ind w:firstLine="480"/>
-      </w:pPr>
-      <w:r>
-        <w:rPr>
-          <w:rFonts w:ascii="SimSun" w:cs="SimSun" w:eastAsia="SimSun" w:hAnsi="SimSun"/>
-          <w:sz w:val="24"/>
-          <w:szCs w:val="24"/>
-        </w:rPr>
-        <w:t xml:space="preserve">第三，表语和宾语的区别在于，表语跟主语是一回事，宾语跟主语是两回事。判断的时候先看前面那个动词，是系动词就是表语，是实义动词就是宾语。</w:t>
-      </w:r>
-    </w:p>
-    <w:p>
-      <w:pPr>
-        <w:spacing w:after="160" w:line="380"/>
-        <w:ind w:firstLine="480"/>
-      </w:pPr>
-      <w:r>
-        <w:rPr>
-          <w:rFonts w:ascii="SimSun" w:cs="SimSun" w:eastAsia="SimSun" w:hAnsi="SimSun"/>
-          <w:sz w:val="24"/>
-          <w:szCs w:val="24"/>
-        </w:rPr>
-        <w:t xml:space="preserve">第四，宾补长在宾语后面，用来补充说明宾语，可以是名词、形容词、不定式或者分词。</w:t>
-      </w:r>
-    </w:p>
-    <w:p>
-      <w:pPr>
-        <w:spacing w:after="160" w:line="380"/>
-        <w:ind w:firstLine="480"/>
-      </w:pPr>
-      <w:r>
-        <w:rPr>
-          <w:rFonts w:ascii="SimSun" w:cs="SimSun" w:eastAsia="SimSun" w:hAnsi="SimSun"/>
-          <w:sz w:val="24"/>
-          <w:szCs w:val="24"/>
-        </w:rPr>
-        <w:t xml:space="preserve">第五，双宾语和宾补的区分方法，是把那两个成分拎出来中间加 be 动词。碰到代词先换成它指的那个人。造出来的句子如果语法没错、意思也合逻辑，那就是宾补；只要有一条不过关，那就是双宾语。</w:t>
+        <w:t xml:space="preserve">你先自己判断，暂停五秒。</w:t>
+      </w:r>
+    </w:p>
+    <w:p>
+      <w:pPr>
+        <w:spacing w:after="160" w:line="380"/>
+        <w:ind w:firstLine="480"/>
+      </w:pPr>
+      <w:r>
+        <w:rPr>
+          <w:rFonts w:ascii="SimSun" w:cs="SimSun" w:eastAsia="SimSun" w:hAnsi="SimSun"/>
+          <w:sz w:val="24"/>
+          <w:szCs w:val="24"/>
+        </w:rPr>
+        <w:t xml:space="preserve">两句话形状完全一样，动词后面都跟两样东西。刚学的办法，用起来。</w:t>
+      </w:r>
+    </w:p>
+    <w:p>
+      <w:pPr>
+        <w:spacing w:after="160" w:line="380"/>
+        <w:ind w:firstLine="480"/>
+      </w:pPr>
+      <w:r>
+        <w:rPr>
+          <w:rFonts w:ascii="SimSun" w:cs="SimSun" w:eastAsia="SimSun" w:hAnsi="SimSun"/>
+          <w:sz w:val="24"/>
+          <w:szCs w:val="24"/>
+        </w:rPr>
+        <w:t xml:space="preserve">第一句，把 Lucy 和 a birthday present 拎出来，中间加 be 动词，变成 Lucy is a birthday present。</w:t>
+      </w:r>
+    </w:p>
+    <w:p>
+      <w:pPr>
+        <w:spacing w:after="160" w:line="380"/>
+        <w:ind w:firstLine="480"/>
+      </w:pPr>
+      <w:r>
+        <w:rPr>
+          <w:rFonts w:ascii="SimSun" w:cs="SimSun" w:eastAsia="SimSun" w:hAnsi="SimSun"/>
+          <w:sz w:val="24"/>
+          <w:szCs w:val="24"/>
+        </w:rPr>
+        <w:t xml:space="preserve">语法有错吗？没有。意思通吗？露西是一件生日礼物？一个人怎么会是一件礼物。不通。</w:t>
+      </w:r>
+    </w:p>
+    <w:p>
+      <w:pPr>
+        <w:spacing w:after="160" w:line="380"/>
+        <w:ind w:firstLine="480"/>
+      </w:pPr>
+      <w:r>
+        <w:rPr>
+          <w:rFonts w:ascii="SimSun" w:cs="SimSun" w:eastAsia="SimSun" w:hAnsi="SimSun"/>
+          <w:sz w:val="24"/>
+          <w:szCs w:val="24"/>
+        </w:rPr>
+        <w:t xml:space="preserve">第二点没过，所以这是双宾语。Lucy 是人宾，a birthday present 是物宾。</w:t>
+      </w:r>
+    </w:p>
+    <w:p>
+      <w:pPr>
+        <w:spacing w:after="160" w:line="380"/>
+        <w:ind w:firstLine="480"/>
+      </w:pPr>
+      <w:r>
+        <w:rPr>
+          <w:rFonts w:ascii="SimSun" w:cs="SimSun" w:eastAsia="SimSun" w:hAnsi="SimSun"/>
+          <w:sz w:val="24"/>
+          <w:szCs w:val="24"/>
+        </w:rPr>
+        <w:t xml:space="preserve">第二句，同样拎出来，变成 Lucy is a talented singer。</w:t>
+      </w:r>
+    </w:p>
+    <w:p>
+      <w:pPr>
+        <w:spacing w:after="160" w:line="380"/>
+        <w:ind w:firstLine="480"/>
+      </w:pPr>
+      <w:r>
+        <w:rPr>
+          <w:rFonts w:ascii="SimSun" w:cs="SimSun" w:eastAsia="SimSun" w:hAnsi="SimSun"/>
+          <w:sz w:val="24"/>
+          <w:szCs w:val="24"/>
+        </w:rPr>
+        <w:t xml:space="preserve">语法有错吗？没有。意思通吗？露西是个有才华的歌手，通得很。</w:t>
+      </w:r>
+    </w:p>
+    <w:p>
+      <w:pPr>
+        <w:spacing w:after="160" w:line="380"/>
+        <w:ind w:firstLine="480"/>
+      </w:pPr>
+      <w:r>
+        <w:rPr>
+          <w:rFonts w:ascii="SimSun" w:cs="SimSun" w:eastAsia="SimSun" w:hAnsi="SimSun"/>
+          <w:sz w:val="24"/>
+          <w:szCs w:val="24"/>
+        </w:rPr>
+        <w:t xml:space="preserve">两点全过，所以 a talented singer 是宾语补足语，它说明的就是前面那个 Lucy。</w:t>
+      </w:r>
+    </w:p>
+    <w:p>
+      <w:pPr>
+        <w:spacing w:after="160" w:line="380"/>
+        <w:ind w:firstLine="480"/>
+      </w:pPr>
+      <w:r>
+        <w:rPr>
+          <w:rFonts w:ascii="SimSun" w:cs="SimSun" w:eastAsia="SimSun" w:hAnsi="SimSun"/>
+          <w:sz w:val="24"/>
+          <w:szCs w:val="24"/>
+        </w:rPr>
+        <w:t xml:space="preserve">答案是：第一句是双宾语，第二句是宾语补足语。</w:t>
+      </w:r>
+    </w:p>
+    <w:p>
+      <w:pPr>
+        <w:spacing w:after="160" w:line="380"/>
+        <w:ind w:firstLine="480"/>
+      </w:pPr>
+      <w:r>
+        <w:rPr>
+          <w:rFonts w:ascii="SimSun" w:cs="SimSun" w:eastAsia="SimSun" w:hAnsi="SimSun"/>
+          <w:sz w:val="24"/>
+          <w:szCs w:val="24"/>
+        </w:rPr>
+        <w:t xml:space="preserve">两道例题做完了。今天的东西不少，我给你收一下，一共五条。</w:t>
+      </w:r>
+    </w:p>
+    <w:p>
+      <w:pPr>
+        <w:spacing w:after="160" w:line="380"/>
+        <w:ind w:firstLine="480"/>
+      </w:pPr>
+      <w:r>
+        <w:rPr>
+          <w:rFonts w:ascii="SimSun" w:cs="SimSun" w:eastAsia="SimSun" w:hAnsi="SimSun"/>
+          <w:sz w:val="24"/>
+          <w:szCs w:val="24"/>
+        </w:rPr>
+        <w:t xml:space="preserve">第一，宾语是动作的承受者，只能是名词性成分。跟它配套的概念是及物和不及物动词，及物的后面必须带宾语，不及物的不带，想带得先加介词。</w:t>
+      </w:r>
+    </w:p>
+    <w:p>
+      <w:pPr>
+        <w:spacing w:after="160" w:line="380"/>
+        <w:ind w:firstLine="480"/>
+      </w:pPr>
+      <w:r>
+        <w:rPr>
+          <w:rFonts w:ascii="SimSun" w:cs="SimSun" w:eastAsia="SimSun" w:hAnsi="SimSun"/>
+          <w:sz w:val="24"/>
+          <w:szCs w:val="24"/>
+        </w:rPr>
+        <w:t xml:space="preserve">第二，表语只在系动词后面出现。系动词记四拨：be，感官类的 look、sound、taste、smell、feel，变化类的 become、get、turn、grow、go，保持类的 keep、stay、remain，另外还有 seem 和 appear。</w:t>
+      </w:r>
+    </w:p>
+    <w:p>
+      <w:pPr>
+        <w:spacing w:after="160" w:line="380"/>
+        <w:ind w:firstLine="480"/>
+      </w:pPr>
+      <w:r>
+        <w:rPr>
+          <w:rFonts w:ascii="SimSun" w:cs="SimSun" w:eastAsia="SimSun" w:hAnsi="SimSun"/>
+          <w:sz w:val="24"/>
+          <w:szCs w:val="24"/>
+        </w:rPr>
+        <w:t xml:space="preserve">第三，表语跟主语是一回事，宾语跟主语是两回事。判断先看前面那个动词，系动词后面是表语，实义动词后面是宾语。</w:t>
+      </w:r>
+    </w:p>
+    <w:p>
+      <w:pPr>
+        <w:spacing w:after="160" w:line="380"/>
+        <w:ind w:firstLine="480"/>
+      </w:pPr>
+      <w:r>
+        <w:rPr>
+          <w:rFonts w:ascii="SimSun" w:cs="SimSun" w:eastAsia="SimSun" w:hAnsi="SimSun"/>
+          <w:sz w:val="24"/>
+          <w:szCs w:val="24"/>
+        </w:rPr>
+        <w:t xml:space="preserve">第四，宾补长在宾语后面，补充说明宾语，可以是名词、形容词、不定式或者分词。</w:t>
+      </w:r>
+    </w:p>
+    <w:p>
+      <w:pPr>
+        <w:spacing w:after="160" w:line="380"/>
+        <w:ind w:firstLine="480"/>
+      </w:pPr>
+      <w:r>
+        <w:rPr>
+          <w:rFonts w:ascii="SimSun" w:cs="SimSun" w:eastAsia="SimSun" w:hAnsi="SimSun"/>
+          <w:sz w:val="24"/>
+          <w:szCs w:val="24"/>
+        </w:rPr>
+        <w:t xml:space="preserve">第五，双宾语和宾补怎么分？把那两个成分拎出来中间加 be 动词，碰到代词先换成它指的那个人。造出来的句子语法没错、意思也合逻辑，那是宾补；有一条不过关，那是双宾语。</w:t>
       </w:r>
     </w:p>
     <w:p>
@@ -2160,7 +2594,7 @@
           <w:sz w:val="24"/>
           <w:szCs w:val="24"/>
         </w:rPr>
-        <w:t xml:space="preserve">下面是六道随堂练习题。还是先自己做，做完再听讲解。每一道题老师都不会上来就报答案，我们一起把思路走一遍。</w:t>
+        <w:t xml:space="preserve">下面是六道随堂练习题。还是那句话，每道先自己做，做完再听我讲。我不会一上来就报答案，我们一起把思路走一遍。</w:t>
       </w:r>
     </w:p>
     <w:p>
@@ -2218,7 +2652,63 @@
           <w:sz w:val="24"/>
           <w:szCs w:val="24"/>
         </w:rPr>
-        <w:t xml:space="preserve">师：先看 keeps。keep 有两个身份，一个是系动词保持，一个是实义动词坚持做某事。怎么判断？看后面。如果后面是形容词，那它是系动词，比如 keep quiet 保持安静。这道题后面括号里给的是动词 walk，那 keep 就是实义动词，意思是坚持做。既然是实义动词，后面这个位置就是宾语。宾语只能是名词性成分，动词原形不行，要变成动名词。而且 keep doing 本身就是固定搭配，坚持做某事。</w:t>
+        <w:t xml:space="preserve">师：这道题的关键在 keeps 上。</w:t>
+      </w:r>
+    </w:p>
+    <w:p>
+      <w:pPr>
+        <w:spacing w:after="160" w:line="380"/>
+        <w:ind w:firstLine="480"/>
+      </w:pPr>
+      <w:r>
+        <w:rPr>
+          <w:rFonts w:ascii="SimSun" w:cs="SimSun" w:eastAsia="SimSun" w:hAnsi="SimSun"/>
+          <w:sz w:val="24"/>
+          <w:szCs w:val="24"/>
+        </w:rPr>
+        <w:t xml:space="preserve">keep 这个词有两个身份，你得先定它是哪个。一个是系动词，保持；一个是实义动词，坚持做某事。</w:t>
+      </w:r>
+    </w:p>
+    <w:p>
+      <w:pPr>
+        <w:spacing w:after="160" w:line="380"/>
+        <w:ind w:firstLine="480"/>
+      </w:pPr>
+      <w:r>
+        <w:rPr>
+          <w:rFonts w:ascii="SimSun" w:cs="SimSun" w:eastAsia="SimSun" w:hAnsi="SimSun"/>
+          <w:sz w:val="24"/>
+          <w:szCs w:val="24"/>
+        </w:rPr>
+        <w:t xml:space="preserve">怎么定？看后面。后面跟形容词，那它是系动词，比如 keep quiet。这道题后面括号里给的是动词 walk，那 keep 就是实义动词。</w:t>
+      </w:r>
+    </w:p>
+    <w:p>
+      <w:pPr>
+        <w:spacing w:after="160" w:line="380"/>
+        <w:ind w:firstLine="480"/>
+      </w:pPr>
+      <w:r>
+        <w:rPr>
+          <w:rFonts w:ascii="SimSun" w:cs="SimSun" w:eastAsia="SimSun" w:hAnsi="SimSun"/>
+          <w:sz w:val="24"/>
+          <w:szCs w:val="24"/>
+        </w:rPr>
+        <w:t xml:space="preserve">既然是实义动词，后面这个位置就是宾语。宾语只收名词性成分，动词原形站不住，得变成动名词。</w:t>
+      </w:r>
+    </w:p>
+    <w:p>
+      <w:pPr>
+        <w:spacing w:after="160" w:line="380"/>
+        <w:ind w:firstLine="480"/>
+      </w:pPr>
+      <w:r>
+        <w:rPr>
+          <w:rFonts w:ascii="SimSun" w:cs="SimSun" w:eastAsia="SimSun" w:hAnsi="SimSun"/>
+          <w:sz w:val="24"/>
+          <w:szCs w:val="24"/>
+        </w:rPr>
+        <w:t xml:space="preserve">而且 keep doing 本身就是固定搭配，坚持做某事。</w:t>
       </w:r>
     </w:p>
     <w:p>
@@ -2248,7 +2738,7 @@
           <w:sz w:val="24"/>
           <w:szCs w:val="24"/>
         </w:rPr>
-        <w:t xml:space="preserve">解析：keep 作实义动词时后接动名词作宾语，构成 keep doing sth（坚持做某事）。宾语位置只能由名词性成分充当，故动词原形 walk 须变为动名词 walking。</w:t>
+        <w:t xml:space="preserve">解析：keep 作实义动词时后接动名词作宾语，构成 keep doing sth。宾语位置只能由名词性成分充当，故动词原形 walk 须变为动名词 walking。</w:t>
       </w:r>
     </w:p>
     <w:p>
@@ -2306,7 +2796,63 @@
           <w:sz w:val="24"/>
           <w:szCs w:val="24"/>
         </w:rPr>
-        <w:t xml:space="preserve">师：这道题的关键在 gone。go 我们通常认识的意思是去，但它还有一个身份，是变化类的系动词，表示变得，而且通常是往坏的方向变，比如变酸、变坏、变疯。这句话说牛奶怎么了，是牛奶变质了，所以 gone 在这里是系动词。系动词后面跟表语，表语说明主语什么状态，用形容词。sour 本身就是形容词，酸的，直接填就行，不用变。</w:t>
+        <w:t xml:space="preserve">师：这道题卡在 gone 上。</w:t>
+      </w:r>
+    </w:p>
+    <w:p>
+      <w:pPr>
+        <w:spacing w:after="160" w:line="380"/>
+        <w:ind w:firstLine="480"/>
+      </w:pPr>
+      <w:r>
+        <w:rPr>
+          <w:rFonts w:ascii="SimSun" w:cs="SimSun" w:eastAsia="SimSun" w:hAnsi="SimSun"/>
+          <w:sz w:val="24"/>
+          <w:szCs w:val="24"/>
+        </w:rPr>
+        <w:t xml:space="preserve">go 你最熟的意思是去。但它还有个身份，是变化类系动词，变得，而且一般是往坏了变——变酸、变坏、变疯，都用它。</w:t>
+      </w:r>
+    </w:p>
+    <w:p>
+      <w:pPr>
+        <w:spacing w:after="160" w:line="380"/>
+        <w:ind w:firstLine="480"/>
+      </w:pPr>
+      <w:r>
+        <w:rPr>
+          <w:rFonts w:ascii="SimSun" w:cs="SimSun" w:eastAsia="SimSun" w:hAnsi="SimSun"/>
+          <w:sz w:val="24"/>
+          <w:szCs w:val="24"/>
+        </w:rPr>
+        <w:t xml:space="preserve">这句话说牛奶怎么了？变质了。所以 gone 在这儿就是系动词。</w:t>
+      </w:r>
+    </w:p>
+    <w:p>
+      <w:pPr>
+        <w:spacing w:after="160" w:line="380"/>
+        <w:ind w:firstLine="480"/>
+      </w:pPr>
+      <w:r>
+        <w:rPr>
+          <w:rFonts w:ascii="SimSun" w:cs="SimSun" w:eastAsia="SimSun" w:hAnsi="SimSun"/>
+          <w:sz w:val="24"/>
+          <w:szCs w:val="24"/>
+        </w:rPr>
+        <w:t xml:space="preserve">系动词后面跟表语，表语说主语什么状态，用形容词。</w:t>
+      </w:r>
+    </w:p>
+    <w:p>
+      <w:pPr>
+        <w:spacing w:after="160" w:line="380"/>
+        <w:ind w:firstLine="480"/>
+      </w:pPr>
+      <w:r>
+        <w:rPr>
+          <w:rFonts w:ascii="SimSun" w:cs="SimSun" w:eastAsia="SimSun" w:hAnsi="SimSun"/>
+          <w:sz w:val="24"/>
+          <w:szCs w:val="24"/>
+        </w:rPr>
+        <w:t xml:space="preserve">sour 本身就是形容词，酸的，直接填，不用改。</w:t>
       </w:r>
     </w:p>
     <w:p>
@@ -2336,7 +2882,7 @@
           <w:sz w:val="24"/>
           <w:szCs w:val="24"/>
         </w:rPr>
-        <w:t xml:space="preserve">解析：go 作变化类系动词表示“变得（不好的状态）”，其后接形容词作表语。sour 为形容词，无需变形。同类搭配还有 go bad、go wrong。</w:t>
+        <w:t xml:space="preserve">解析：go 作变化类系动词表示“变得（不好的状态）”，其后接形容词作表语。同类搭配还有 go bad、go wrong。</w:t>
       </w:r>
     </w:p>
     <w:p>
@@ -2394,7 +2940,63 @@
           <w:sz w:val="24"/>
           <w:szCs w:val="24"/>
         </w:rPr>
-        <w:t xml:space="preserve">师：先看前面的动词。become，变成，这是变化类系动词。系动词后面跟的就是表语。我们再用那个标准验一下：my elder brother 和 a good doctor 是同一个人吗？是的，我哥就是那个好医生。主语和它是一回事，所以是表语，不是宾语。如果换成 My brother met a good doctor，我哥遇到一个好医生，那就是两个人了，a good doctor 就变成宾语了。</w:t>
+        <w:t xml:space="preserve">师：先看前面的动词。become，变成，这是变化类系动词。系动词后面跟的是表语。</w:t>
+      </w:r>
+    </w:p>
+    <w:p>
+      <w:pPr>
+        <w:spacing w:after="160" w:line="380"/>
+        <w:ind w:firstLine="480"/>
+      </w:pPr>
+      <w:r>
+        <w:rPr>
+          <w:rFonts w:ascii="SimSun" w:cs="SimSun" w:eastAsia="SimSun" w:hAnsi="SimSun"/>
+          <w:sz w:val="24"/>
+          <w:szCs w:val="24"/>
+        </w:rPr>
+        <w:t xml:space="preserve">我们再用今天那条标准验一遍：my elder brother 和 a good doctor，是同一个人吗？</w:t>
+      </w:r>
+    </w:p>
+    <w:p>
+      <w:pPr>
+        <w:spacing w:after="160" w:line="380"/>
+        <w:ind w:firstLine="480"/>
+      </w:pPr>
+      <w:r>
+        <w:rPr>
+          <w:rFonts w:ascii="SimSun" w:cs="SimSun" w:eastAsia="SimSun" w:hAnsi="SimSun"/>
+          <w:sz w:val="24"/>
+          <w:szCs w:val="24"/>
+        </w:rPr>
+        <w:t xml:space="preserve">是啊，我哥就是那个好医生。主语和它是一回事，所以是表语，不是宾语。</w:t>
+      </w:r>
+    </w:p>
+    <w:p>
+      <w:pPr>
+        <w:spacing w:after="160" w:line="380"/>
+        <w:ind w:firstLine="480"/>
+      </w:pPr>
+      <w:r>
+        <w:rPr>
+          <w:rFonts w:ascii="SimSun" w:cs="SimSun" w:eastAsia="SimSun" w:hAnsi="SimSun"/>
+          <w:sz w:val="24"/>
+          <w:szCs w:val="24"/>
+        </w:rPr>
+        <w:t xml:space="preserve">你换个句子对比一下就更清楚了。My brother met a good doctor，我哥遇到一个好医生。这回是两个人了，a good doctor 就变成宾语了。</w:t>
+      </w:r>
+    </w:p>
+    <w:p>
+      <w:pPr>
+        <w:spacing w:after="160" w:line="380"/>
+        <w:ind w:firstLine="480"/>
+      </w:pPr>
+      <w:r>
+        <w:rPr>
+          <w:rFonts w:ascii="SimSun" w:cs="SimSun" w:eastAsia="SimSun" w:hAnsi="SimSun"/>
+          <w:sz w:val="24"/>
+          <w:szCs w:val="24"/>
+        </w:rPr>
+        <w:t xml:space="preserve">同一个短语，前面的动词一换，身份就变了。</w:t>
       </w:r>
     </w:p>
     <w:p>
@@ -2497,7 +3099,49 @@
           <w:sz w:val="24"/>
           <w:szCs w:val="24"/>
         </w:rPr>
-        <w:t xml:space="preserve">师：用加 be 动词的办法。A 项，把 the students 和 an interesting experiment 拎出来，变成 The students are an interesting experiment，学生们是一个有趣的实验。语法没错，但意思荒唐。逻辑不过关，所以是双宾语。B 项，把 David 和 monitor 拎出来，变成 David is monitor，大卫是班长。语法对，逻辑也对，两条都过，所以 monitor 是宾语补足语。</w:t>
+        <w:t xml:space="preserve">师：加 be 动词，两句都试一遍。</w:t>
+      </w:r>
+    </w:p>
+    <w:p>
+      <w:pPr>
+        <w:spacing w:after="160" w:line="380"/>
+        <w:ind w:firstLine="480"/>
+      </w:pPr>
+      <w:r>
+        <w:rPr>
+          <w:rFonts w:ascii="SimSun" w:cs="SimSun" w:eastAsia="SimSun" w:hAnsi="SimSun"/>
+          <w:sz w:val="24"/>
+          <w:szCs w:val="24"/>
+        </w:rPr>
+        <w:t xml:space="preserve">A 项，把 the students 和 an interesting experiment 拎出来，变成 The students are an interesting experiment。学生们是一个有趣的实验？语法没错，意思荒唐。所以是双宾语。</w:t>
+      </w:r>
+    </w:p>
+    <w:p>
+      <w:pPr>
+        <w:spacing w:after="160" w:line="380"/>
+        <w:ind w:firstLine="480"/>
+      </w:pPr>
+      <w:r>
+        <w:rPr>
+          <w:rFonts w:ascii="SimSun" w:cs="SimSun" w:eastAsia="SimSun" w:hAnsi="SimSun"/>
+          <w:sz w:val="24"/>
+          <w:szCs w:val="24"/>
+        </w:rPr>
+        <w:t xml:space="preserve">B 项，把 David 和 monitor 拎出来，变成 David is monitor。大卫是班长？语法对，意思也对。</w:t>
+      </w:r>
+    </w:p>
+    <w:p>
+      <w:pPr>
+        <w:spacing w:after="160" w:line="380"/>
+        <w:ind w:firstLine="480"/>
+      </w:pPr>
+      <w:r>
+        <w:rPr>
+          <w:rFonts w:ascii="SimSun" w:cs="SimSun" w:eastAsia="SimSun" w:hAnsi="SimSun"/>
+          <w:sz w:val="24"/>
+          <w:szCs w:val="24"/>
+        </w:rPr>
+        <w:t xml:space="preserve">两点都过，所以 monitor 是宾语补足语。</w:t>
       </w:r>
     </w:p>
     <w:p>
@@ -2527,7 +3171,7 @@
           <w:sz w:val="24"/>
           <w:szCs w:val="24"/>
         </w:rPr>
-        <w:t xml:space="preserve">解析：A 项 show sb sth 为双宾语结构，the students 为间接宾语（人宾），an interesting experiment 为直接宾语（物宾）；B 项 elect sb + 职务名词，monitor 与宾语 David 同指，为宾语补足语。</w:t>
+        <w:t xml:space="preserve">解析：A 项 show sb sth 为双宾语结构；B 项 elect sb + 职务名词，monitor 与宾语 David 同指，为宾语补足语。</w:t>
       </w:r>
     </w:p>
     <w:p>
@@ -2585,7 +3229,49 @@
           <w:sz w:val="24"/>
           <w:szCs w:val="24"/>
         </w:rPr>
-        <w:t xml:space="preserve">师：这句话的问题出在 arrive 上。arrive 是不及物动词，它后面不能直接跟宾语。你想说到达某个地方，必须先加介词。加哪个介词有讲究：小地方用 at，大地方用 in。village 是村子，属于小地方，所以用 at。</w:t>
+        <w:t xml:space="preserve">师：这句话读着挺顺，错在哪儿？</w:t>
+      </w:r>
+    </w:p>
+    <w:p>
+      <w:pPr>
+        <w:spacing w:after="160" w:line="380"/>
+        <w:ind w:firstLine="480"/>
+      </w:pPr>
+      <w:r>
+        <w:rPr>
+          <w:rFonts w:ascii="SimSun" w:cs="SimSun" w:eastAsia="SimSun" w:hAnsi="SimSun"/>
+          <w:sz w:val="24"/>
+          <w:szCs w:val="24"/>
+        </w:rPr>
+        <w:t xml:space="preserve">错在 arrive 上面。arrive 是不及物动词，它后面不能直接跟东西。</w:t>
+      </w:r>
+    </w:p>
+    <w:p>
+      <w:pPr>
+        <w:spacing w:after="160" w:line="380"/>
+        <w:ind w:firstLine="480"/>
+      </w:pPr>
+      <w:r>
+        <w:rPr>
+          <w:rFonts w:ascii="SimSun" w:cs="SimSun" w:eastAsia="SimSun" w:hAnsi="SimSun"/>
+          <w:sz w:val="24"/>
+          <w:szCs w:val="24"/>
+        </w:rPr>
+        <w:t xml:space="preserve">你想跟宾语可以，先加介词。加哪个？这里有讲究：小地方用 at，大地方用 in。</w:t>
+      </w:r>
+    </w:p>
+    <w:p>
+      <w:pPr>
+        <w:spacing w:after="160" w:line="380"/>
+        <w:ind w:firstLine="480"/>
+      </w:pPr>
+      <w:r>
+        <w:rPr>
+          <w:rFonts w:ascii="SimSun" w:cs="SimSun" w:eastAsia="SimSun" w:hAnsi="SimSun"/>
+          <w:sz w:val="24"/>
+          <w:szCs w:val="24"/>
+        </w:rPr>
+        <w:t xml:space="preserve">village 是村子，小地方，所以用 at。</w:t>
       </w:r>
     </w:p>
     <w:p>
@@ -2673,7 +3359,49 @@
           <w:sz w:val="24"/>
           <w:szCs w:val="24"/>
         </w:rPr>
-        <w:t xml:space="preserve">师：先看结构。find 后面跟了 the classroom，这是宾语。宾语后面还有个空，那这个空就是宾语补足语，用来说明教室处于什么状态。说明状态用形容词。empty 本身就是形容词，空的，直接填。这里提醒一下，很多同学看到 find 就想填动词形式，其实要先判断这个空在句子里干什么活。它在补充说明宾语，那就是宾补，宾补说明状态就用形容词。</w:t>
+        <w:t xml:space="preserve">师：先看结构。find 后面跟了 the classroom，这是宾语。宾语后面还有个空。</w:t>
+      </w:r>
+    </w:p>
+    <w:p>
+      <w:pPr>
+        <w:spacing w:after="160" w:line="380"/>
+        <w:ind w:firstLine="480"/>
+      </w:pPr>
+      <w:r>
+        <w:rPr>
+          <w:rFonts w:ascii="SimSun" w:cs="SimSun" w:eastAsia="SimSun" w:hAnsi="SimSun"/>
+          <w:sz w:val="24"/>
+          <w:szCs w:val="24"/>
+        </w:rPr>
+        <w:t xml:space="preserve">那这个空是干嘛的？它在说明教室处在什么状态——空的。说明状态，用形容词。</w:t>
+      </w:r>
+    </w:p>
+    <w:p>
+      <w:pPr>
+        <w:spacing w:after="160" w:line="380"/>
+        <w:ind w:firstLine="480"/>
+      </w:pPr>
+      <w:r>
+        <w:rPr>
+          <w:rFonts w:ascii="SimSun" w:cs="SimSun" w:eastAsia="SimSun" w:hAnsi="SimSun"/>
+          <w:sz w:val="24"/>
+          <w:szCs w:val="24"/>
+        </w:rPr>
+        <w:t xml:space="preserve">empty 本身就是形容词，直接填。</w:t>
+      </w:r>
+    </w:p>
+    <w:p>
+      <w:pPr>
+        <w:spacing w:after="160" w:line="380"/>
+        <w:ind w:firstLine="480"/>
+      </w:pPr>
+      <w:r>
+        <w:rPr>
+          <w:rFonts w:ascii="SimSun" w:cs="SimSun" w:eastAsia="SimSun" w:hAnsi="SimSun"/>
+          <w:sz w:val="24"/>
+          <w:szCs w:val="24"/>
+        </w:rPr>
+        <w:t xml:space="preserve">这里提醒一句，很多同学一看到 find 就想往动词形式上凑。你别先想词形，先想这个空在句子里干什么活。它在补充说明宾语，那就是宾补；宾补说状态，就用形容词。顺序反了，题就做错了。</w:t>
       </w:r>
     </w:p>
     <w:p>
@@ -2703,63 +3431,63 @@
           <w:sz w:val="24"/>
           <w:szCs w:val="24"/>
         </w:rPr>
-        <w:t xml:space="preserve">解析：find + 宾语 + 宾语补足语结构。宾补说明宾语 the classroom 所处的状态，须用形容词。empty 为形容词，无需变形。</w:t>
-      </w:r>
-    </w:p>
-    <w:p>
-      <w:pPr>
-        <w:spacing w:after="160" w:line="380"/>
-        <w:ind w:firstLine="480"/>
-      </w:pPr>
-      <w:r>
-        <w:rPr>
-          <w:rFonts w:ascii="SimSun" w:cs="SimSun" w:eastAsia="SimSun" w:hAnsi="SimSun"/>
-          <w:sz w:val="24"/>
-          <w:szCs w:val="24"/>
-        </w:rPr>
-        <w:t xml:space="preserve">六道题全部做完了。老师最后强调三个做题时必须条件反射去检查的地方。</w:t>
-      </w:r>
-    </w:p>
-    <w:p>
-      <w:pPr>
-        <w:spacing w:after="160" w:line="380"/>
-        <w:ind w:firstLine="480"/>
-      </w:pPr>
-      <w:r>
-        <w:rPr>
-          <w:rFonts w:ascii="SimSun" w:cs="SimSun" w:eastAsia="SimSun" w:hAnsi="SimSun"/>
-          <w:sz w:val="24"/>
-          <w:szCs w:val="24"/>
-        </w:rPr>
-        <w:t xml:space="preserve">第一，看到动词后面跟着东西，先判断这个动词是系动词还是实义动词。系动词后面是表语，用形容词或名词；实义动词后面是宾语，用名词性成分。</w:t>
-      </w:r>
-    </w:p>
-    <w:p>
-      <w:pPr>
-        <w:spacing w:after="160" w:line="380"/>
-        <w:ind w:firstLine="480"/>
-      </w:pPr>
-      <w:r>
-        <w:rPr>
-          <w:rFonts w:ascii="SimSun" w:cs="SimSun" w:eastAsia="SimSun" w:hAnsi="SimSun"/>
-          <w:sz w:val="24"/>
-          <w:szCs w:val="24"/>
-        </w:rPr>
-        <w:t xml:space="preserve">第二，看到动词后面跟了两个东西，把它们拎出来中间加 be 动词，代词先换成它指的那个人。语法和逻辑两条都过是宾补，缺一条是双宾语。</w:t>
-      </w:r>
-    </w:p>
-    <w:p>
-      <w:pPr>
-        <w:spacing w:after="160" w:line="380"/>
-        <w:ind w:firstLine="480"/>
-      </w:pPr>
-      <w:r>
-        <w:rPr>
-          <w:rFonts w:ascii="SimSun" w:cs="SimSun" w:eastAsia="SimSun" w:hAnsi="SimSun"/>
-          <w:sz w:val="24"/>
-          <w:szCs w:val="24"/>
-        </w:rPr>
-        <w:t xml:space="preserve">第三，看到 arrive、happen、rise、appear 这类不及物动词，后面想跟宾语必须先加介词，不能直接跟。</w:t>
+        <w:t xml:space="preserve">解析：find + 宾语 + 宾语补足语结构。宾补说明宾语 the classroom 所处的状态，须用形容词。</w:t>
+      </w:r>
+    </w:p>
+    <w:p>
+      <w:pPr>
+        <w:spacing w:after="160" w:line="380"/>
+        <w:ind w:firstLine="480"/>
+      </w:pPr>
+      <w:r>
+        <w:rPr>
+          <w:rFonts w:ascii="SimSun" w:cs="SimSun" w:eastAsia="SimSun" w:hAnsi="SimSun"/>
+          <w:sz w:val="24"/>
+          <w:szCs w:val="24"/>
+        </w:rPr>
+        <w:t xml:space="preserve">六道题全部做完了。我最后强调三个地方，做题的时候你必须条件反射去检查。</w:t>
+      </w:r>
+    </w:p>
+    <w:p>
+      <w:pPr>
+        <w:spacing w:after="160" w:line="380"/>
+        <w:ind w:firstLine="480"/>
+      </w:pPr>
+      <w:r>
+        <w:rPr>
+          <w:rFonts w:ascii="SimSun" w:cs="SimSun" w:eastAsia="SimSun" w:hAnsi="SimSun"/>
+          <w:sz w:val="24"/>
+          <w:szCs w:val="24"/>
+        </w:rPr>
+        <w:t xml:space="preserve">第一，看到动词后面跟着东西，先判断这个动词是系动词还是实义动词。系动词后面是表语，用形容词或者名词；实义动词后面是宾语，用名词性成分。</w:t>
+      </w:r>
+    </w:p>
+    <w:p>
+      <w:pPr>
+        <w:spacing w:after="160" w:line="380"/>
+        <w:ind w:firstLine="480"/>
+      </w:pPr>
+      <w:r>
+        <w:rPr>
+          <w:rFonts w:ascii="SimSun" w:cs="SimSun" w:eastAsia="SimSun" w:hAnsi="SimSun"/>
+          <w:sz w:val="24"/>
+          <w:szCs w:val="24"/>
+        </w:rPr>
+        <w:t xml:space="preserve">第二，看到动词后面跟了两样东西，别猜，拎出来中间加 be 动词。语法和逻辑两点都过是宾补，缺一点是双宾语。</w:t>
+      </w:r>
+    </w:p>
+    <w:p>
+      <w:pPr>
+        <w:spacing w:after="160" w:line="380"/>
+        <w:ind w:firstLine="480"/>
+      </w:pPr>
+      <w:r>
+        <w:rPr>
+          <w:rFonts w:ascii="SimSun" w:cs="SimSun" w:eastAsia="SimSun" w:hAnsi="SimSun"/>
+          <w:sz w:val="24"/>
+          <w:szCs w:val="24"/>
+        </w:rPr>
+        <w:t xml:space="preserve">第三，看到 arrive、happen、rise、appear 这类不及物动词，后面想跟东西必须先加介词，不能硬接。</w:t>
       </w:r>
     </w:p>
     <w:p>

--- a/docs/Level1/高中英语语法切片-Level1-第03课-宾语表语宾语补足语.docx
+++ b/docs/Level1/高中英语语法切片-Level1-第03课-宾语表语宾语补足语.docx
@@ -327,21 +327,49 @@
           <w:sz w:val="24"/>
           <w:szCs w:val="24"/>
         </w:rPr>
-        <w:t xml:space="preserve">先看位置。谓语是 enjoy，那这个空在谓语后面，它就是 enjoy 的宾语。</w:t>
-      </w:r>
-    </w:p>
-    <w:p>
-      <w:pPr>
-        <w:spacing w:after="160" w:line="380"/>
-        <w:ind w:firstLine="480"/>
-      </w:pPr>
-      <w:r>
-        <w:rPr>
-          <w:rFonts w:ascii="SimSun" w:cs="SimSun" w:eastAsia="SimSun" w:hAnsi="SimSun"/>
-          <w:sz w:val="24"/>
-          <w:szCs w:val="24"/>
-        </w:rPr>
-        <w:t xml:space="preserve">宾语只能是什么？名词性成分，这是第一课就钉死的一条。</w:t>
+        <w:t xml:space="preserve">第一步还是老规矩，先找谓语——就是那个带时态的动词。</w:t>
+      </w:r>
+    </w:p>
+    <w:p>
+      <w:pPr>
+        <w:spacing w:after="160" w:line="380"/>
+        <w:ind w:firstLine="480"/>
+      </w:pPr>
+      <w:r>
+        <w:rPr>
+          <w:rFonts w:ascii="SimSun" w:cs="SimSun" w:eastAsia="SimSun" w:hAnsi="SimSun"/>
+          <w:sz w:val="24"/>
+          <w:szCs w:val="24"/>
+        </w:rPr>
+        <w:t xml:space="preserve">这句话里哪个带时态？你扫一眼。enjoy，前面主语是 I，一般现在时，它就是谓语。</w:t>
+      </w:r>
+    </w:p>
+    <w:p>
+      <w:pPr>
+        <w:spacing w:after="160" w:line="380"/>
+        <w:ind w:firstLine="480"/>
+      </w:pPr>
+      <w:r>
+        <w:rPr>
+          <w:rFonts w:ascii="SimSun" w:cs="SimSun" w:eastAsia="SimSun" w:hAnsi="SimSun"/>
+          <w:sz w:val="24"/>
+          <w:szCs w:val="24"/>
+        </w:rPr>
+        <w:t xml:space="preserve">谓语定下来了，那这个空在哪儿？在谓语后面。谓语后面跟的东西，就是 enjoy 的宾语。</w:t>
+      </w:r>
+    </w:p>
+    <w:p>
+      <w:pPr>
+        <w:spacing w:after="160" w:line="380"/>
+        <w:ind w:firstLine="480"/>
+      </w:pPr>
+      <w:r>
+        <w:rPr>
+          <w:rFonts w:ascii="SimSun" w:cs="SimSun" w:eastAsia="SimSun" w:hAnsi="SimSun"/>
+          <w:sz w:val="24"/>
+          <w:szCs w:val="24"/>
+        </w:rPr>
+        <w:t xml:space="preserve">那宾语只能是什么？名词性成分。这是第一课就钉死的一条。</w:t>
       </w:r>
     </w:p>
     <w:p>
@@ -455,35 +483,49 @@
           <w:sz w:val="24"/>
           <w:szCs w:val="24"/>
         </w:rPr>
-        <w:t xml:space="preserve">这道题老师猜，有人已经开始琢磨要不要变形了。先别动，我们看清楚。</w:t>
-      </w:r>
-    </w:p>
-    <w:p>
-      <w:pPr>
-        <w:spacing w:after="160" w:line="380"/>
-        <w:ind w:firstLine="480"/>
-      </w:pPr>
-      <w:r>
-        <w:rPr>
-          <w:rFonts w:ascii="SimSun" w:cs="SimSun" w:eastAsia="SimSun" w:hAnsi="SimSun"/>
-          <w:sz w:val="24"/>
-          <w:szCs w:val="24"/>
-        </w:rPr>
-        <w:t xml:space="preserve">空在 tastes 后面。很多同学一看动词后面，条件反射就是宾语，就想填名词。</w:t>
-      </w:r>
-    </w:p>
-    <w:p>
-      <w:pPr>
-        <w:spacing w:after="160" w:line="380"/>
-        <w:ind w:firstLine="480"/>
-      </w:pPr>
-      <w:r>
-        <w:rPr>
-          <w:rFonts w:ascii="SimSun" w:cs="SimSun" w:eastAsia="SimSun" w:hAnsi="SimSun"/>
-          <w:sz w:val="24"/>
-          <w:szCs w:val="24"/>
-        </w:rPr>
-        <w:t xml:space="preserve">问题出在 tastes 这个词上。taste 在这儿不是尝的意思，它是尝起来。这是个系动词。</w:t>
+        <w:t xml:space="preserve">先定位。这个空在哪儿？在 tastes 后面。</w:t>
+      </w:r>
+    </w:p>
+    <w:p>
+      <w:pPr>
+        <w:spacing w:after="160" w:line="380"/>
+        <w:ind w:firstLine="480"/>
+      </w:pPr>
+      <w:r>
+        <w:rPr>
+          <w:rFonts w:ascii="SimSun" w:cs="SimSun" w:eastAsia="SimSun" w:hAnsi="SimSun"/>
+          <w:sz w:val="24"/>
+          <w:szCs w:val="24"/>
+        </w:rPr>
+        <w:t xml:space="preserve">我猜有人一看动词后面，条件反射就想成宾语，已经准备填名词了。先停一下。</w:t>
+      </w:r>
+    </w:p>
+    <w:p>
+      <w:pPr>
+        <w:spacing w:after="160" w:line="380"/>
+        <w:ind w:firstLine="480"/>
+      </w:pPr>
+      <w:r>
+        <w:rPr>
+          <w:rFonts w:ascii="SimSun" w:cs="SimSun" w:eastAsia="SimSun" w:hAnsi="SimSun"/>
+          <w:sz w:val="24"/>
+          <w:szCs w:val="24"/>
+        </w:rPr>
+        <w:t xml:space="preserve">关键在 tastes 这个词身上。我问你，taste 在这儿是尝的意思吗？</w:t>
+      </w:r>
+    </w:p>
+    <w:p>
+      <w:pPr>
+        <w:spacing w:after="160" w:line="380"/>
+        <w:ind w:firstLine="480"/>
+      </w:pPr>
+      <w:r>
+        <w:rPr>
+          <w:rFonts w:ascii="SimSun" w:cs="SimSun" w:eastAsia="SimSun" w:hAnsi="SimSun"/>
+          <w:sz w:val="24"/>
+          <w:szCs w:val="24"/>
+        </w:rPr>
+        <w:t xml:space="preserve">不是。这里是尝起来。它不是实义动词，是个系动词。</w:t>
       </w:r>
     </w:p>
     <w:p>
@@ -597,7 +639,35 @@
           <w:sz w:val="24"/>
           <w:szCs w:val="24"/>
         </w:rPr>
-        <w:t xml:space="preserve">谓语是 bought，买。买这个动作后面跟了两样东西，一个 Tom，一个 a new computer。</w:t>
+        <w:t xml:space="preserve">我们按流程走。第一步，先找谓语，也就是带时态的那个动词。</w:t>
+      </w:r>
+    </w:p>
+    <w:p>
+      <w:pPr>
+        <w:spacing w:after="160" w:line="380"/>
+        <w:ind w:firstLine="480"/>
+      </w:pPr>
+      <w:r>
+        <w:rPr>
+          <w:rFonts w:ascii="SimSun" w:cs="SimSun" w:eastAsia="SimSun" w:hAnsi="SimSun"/>
+          <w:sz w:val="24"/>
+          <w:szCs w:val="24"/>
+        </w:rPr>
+        <w:t xml:space="preserve">这句话里哪个带时态？bought，它是 buy 的过去式，变过形了。所以谓语就是 bought，买。</w:t>
+      </w:r>
+    </w:p>
+    <w:p>
+      <w:pPr>
+        <w:spacing w:after="160" w:line="380"/>
+        <w:ind w:firstLine="480"/>
+      </w:pPr>
+      <w:r>
+        <w:rPr>
+          <w:rFonts w:ascii="SimSun" w:cs="SimSun" w:eastAsia="SimSun" w:hAnsi="SimSun"/>
+          <w:sz w:val="24"/>
+          <w:szCs w:val="24"/>
+        </w:rPr>
+        <w:t xml:space="preserve">谓语找到了，接着往后看。买这个动作后面跟了两样东西，一个 Tom，一个 a new computer。</w:t>
       </w:r>
     </w:p>
     <w:p>
@@ -725,21 +795,35 @@
           <w:sz w:val="24"/>
           <w:szCs w:val="24"/>
         </w:rPr>
-        <w:t xml:space="preserve">先看结构。谓语是 found，found 后面跟了 the film，这是宾语。</w:t>
-      </w:r>
-    </w:p>
-    <w:p>
-      <w:pPr>
-        <w:spacing w:after="160" w:line="380"/>
-        <w:ind w:firstLine="480"/>
-      </w:pPr>
-      <w:r>
-        <w:rPr>
-          <w:rFonts w:ascii="SimSun" w:cs="SimSun" w:eastAsia="SimSun" w:hAnsi="SimSun"/>
-          <w:sz w:val="24"/>
-          <w:szCs w:val="24"/>
-        </w:rPr>
-        <w:t xml:space="preserve">可是宾语后面还有一个空。这个空干嘛用的？</w:t>
+        <w:t xml:space="preserve">还是先找谓语。哪个词带时态？found，是 find 的过去式。所以 found 是谓语。</w:t>
+      </w:r>
+    </w:p>
+    <w:p>
+      <w:pPr>
+        <w:spacing w:after="160" w:line="380"/>
+        <w:ind w:firstLine="480"/>
+      </w:pPr>
+      <w:r>
+        <w:rPr>
+          <w:rFonts w:ascii="SimSun" w:cs="SimSun" w:eastAsia="SimSun" w:hAnsi="SimSun"/>
+          <w:sz w:val="24"/>
+          <w:szCs w:val="24"/>
+        </w:rPr>
+        <w:t xml:space="preserve">往后看，found 后面跟着 the film。这是被发现的那个东西，是 found 的宾语。</w:t>
+      </w:r>
+    </w:p>
+    <w:p>
+      <w:pPr>
+        <w:spacing w:after="160" w:line="380"/>
+        <w:ind w:firstLine="480"/>
+      </w:pPr>
+      <w:r>
+        <w:rPr>
+          <w:rFonts w:ascii="SimSun" w:cs="SimSun" w:eastAsia="SimSun" w:hAnsi="SimSun"/>
+          <w:sz w:val="24"/>
+          <w:szCs w:val="24"/>
+        </w:rPr>
+        <w:t xml:space="preserve">可是你注意，宾语后面还挂着一个空。这个空干嘛用的？</w:t>
       </w:r>
     </w:p>
     <w:p>
@@ -2940,21 +3024,49 @@
           <w:sz w:val="24"/>
           <w:szCs w:val="24"/>
         </w:rPr>
-        <w:t xml:space="preserve">师：先看前面的动词。become，变成，这是变化类系动词。系动词后面跟的是表语。</w:t>
-      </w:r>
-    </w:p>
-    <w:p>
-      <w:pPr>
-        <w:spacing w:after="160" w:line="380"/>
-        <w:ind w:firstLine="480"/>
-      </w:pPr>
-      <w:r>
-        <w:rPr>
-          <w:rFonts w:ascii="SimSun" w:cs="SimSun" w:eastAsia="SimSun" w:hAnsi="SimSun"/>
-          <w:sz w:val="24"/>
-          <w:szCs w:val="24"/>
-        </w:rPr>
-        <w:t xml:space="preserve">我们再用今天那条标准验一遍：my elder brother 和 a good doctor，是同一个人吗？</w:t>
+        <w:t xml:space="preserve">师：判断这类成分，第一步永远是先看前面那个动词是什么身份。</w:t>
+      </w:r>
+    </w:p>
+    <w:p>
+      <w:pPr>
+        <w:spacing w:after="160" w:line="380"/>
+        <w:ind w:firstLine="480"/>
+      </w:pPr>
+      <w:r>
+        <w:rPr>
+          <w:rFonts w:ascii="SimSun" w:cs="SimSun" w:eastAsia="SimSun" w:hAnsi="SimSun"/>
+          <w:sz w:val="24"/>
+          <w:szCs w:val="24"/>
+        </w:rPr>
+        <w:t xml:space="preserve">这句话的动词是 become。我问你，become 是实义动词吗？</w:t>
+      </w:r>
+    </w:p>
+    <w:p>
+      <w:pPr>
+        <w:spacing w:after="160" w:line="380"/>
+        <w:ind w:firstLine="480"/>
+      </w:pPr>
+      <w:r>
+        <w:rPr>
+          <w:rFonts w:ascii="SimSun" w:cs="SimSun" w:eastAsia="SimSun" w:hAnsi="SimSun"/>
+          <w:sz w:val="24"/>
+          <w:szCs w:val="24"/>
+        </w:rPr>
+        <w:t xml:space="preserve">不是。它是变化类系动词，变成。系动词后面跟的是表语，不是宾语。</w:t>
+      </w:r>
+    </w:p>
+    <w:p>
+      <w:pPr>
+        <w:spacing w:after="160" w:line="380"/>
+        <w:ind w:firstLine="480"/>
+      </w:pPr>
+      <w:r>
+        <w:rPr>
+          <w:rFonts w:ascii="SimSun" w:cs="SimSun" w:eastAsia="SimSun" w:hAnsi="SimSun"/>
+          <w:sz w:val="24"/>
+          <w:szCs w:val="24"/>
+        </w:rPr>
+        <w:t xml:space="preserve">光凭这一条其实就够了，但我们再用今天那条标准验一遍：my elder brother 和 a good doctor，是同一个人吗？</w:t>
       </w:r>
     </w:p>
     <w:p>
@@ -3359,35 +3471,63 @@
           <w:sz w:val="24"/>
           <w:szCs w:val="24"/>
         </w:rPr>
-        <w:t xml:space="preserve">师：先看结构。find 后面跟了 the classroom，这是宾语。宾语后面还有个空。</w:t>
-      </w:r>
-    </w:p>
-    <w:p>
-      <w:pPr>
-        <w:spacing w:after="160" w:line="380"/>
-        <w:ind w:firstLine="480"/>
-      </w:pPr>
-      <w:r>
-        <w:rPr>
-          <w:rFonts w:ascii="SimSun" w:cs="SimSun" w:eastAsia="SimSun" w:hAnsi="SimSun"/>
-          <w:sz w:val="24"/>
-          <w:szCs w:val="24"/>
-        </w:rPr>
-        <w:t xml:space="preserve">那这个空是干嘛的？它在说明教室处在什么状态——空的。说明状态，用形容词。</w:t>
-      </w:r>
-    </w:p>
-    <w:p>
-      <w:pPr>
-        <w:spacing w:after="160" w:line="380"/>
-        <w:ind w:firstLine="480"/>
-      </w:pPr>
-      <w:r>
-        <w:rPr>
-          <w:rFonts w:ascii="SimSun" w:cs="SimSun" w:eastAsia="SimSun" w:hAnsi="SimSun"/>
-          <w:sz w:val="24"/>
-          <w:szCs w:val="24"/>
-        </w:rPr>
-        <w:t xml:space="preserve">empty 本身就是形容词，直接填。</w:t>
+        <w:t xml:space="preserve">师：我们把 to find 后面这一块理一理。</w:t>
+      </w:r>
+    </w:p>
+    <w:p>
+      <w:pPr>
+        <w:spacing w:after="160" w:line="380"/>
+        <w:ind w:firstLine="480"/>
+      </w:pPr>
+      <w:r>
+        <w:rPr>
+          <w:rFonts w:ascii="SimSun" w:cs="SimSun" w:eastAsia="SimSun" w:hAnsi="SimSun"/>
+          <w:sz w:val="24"/>
+          <w:szCs w:val="24"/>
+        </w:rPr>
+        <w:t xml:space="preserve">find 后面先跟了一个 the classroom，这是它的宾语。可宾语后面还挂着一个空。</w:t>
+      </w:r>
+    </w:p>
+    <w:p>
+      <w:pPr>
+        <w:spacing w:after="160" w:line="380"/>
+        <w:ind w:firstLine="480"/>
+      </w:pPr>
+      <w:r>
+        <w:rPr>
+          <w:rFonts w:ascii="SimSun" w:cs="SimSun" w:eastAsia="SimSun" w:hAnsi="SimSun"/>
+          <w:sz w:val="24"/>
+          <w:szCs w:val="24"/>
+        </w:rPr>
+        <w:t xml:space="preserve">你想想，这个空在句子里干的是什么活？</w:t>
+      </w:r>
+    </w:p>
+    <w:p>
+      <w:pPr>
+        <w:spacing w:after="160" w:line="380"/>
+        <w:ind w:firstLine="480"/>
+      </w:pPr>
+      <w:r>
+        <w:rPr>
+          <w:rFonts w:ascii="SimSun" w:cs="SimSun" w:eastAsia="SimSun" w:hAnsi="SimSun"/>
+          <w:sz w:val="24"/>
+          <w:szCs w:val="24"/>
+        </w:rPr>
+        <w:t xml:space="preserve">它在说明教室处在什么状态——是空的。说明状态，用什么词？形容词。</w:t>
+      </w:r>
+    </w:p>
+    <w:p>
+      <w:pPr>
+        <w:spacing w:after="160" w:line="380"/>
+        <w:ind w:firstLine="480"/>
+      </w:pPr>
+      <w:r>
+        <w:rPr>
+          <w:rFonts w:ascii="SimSun" w:cs="SimSun" w:eastAsia="SimSun" w:hAnsi="SimSun"/>
+          <w:sz w:val="24"/>
+          <w:szCs w:val="24"/>
+        </w:rPr>
+        <w:t xml:space="preserve">empty 本身就是形容词，直接填，不用改。</w:t>
       </w:r>
     </w:p>
     <w:p>

--- a/docs/Level1/高中英语语法切片-Level1-第03课-宾语表语宾语补足语.docx
+++ b/docs/Level1/高中英语语法切片-Level1-第03课-宾语表语宾语补足语.docx
@@ -483,91 +483,119 @@
           <w:sz w:val="24"/>
           <w:szCs w:val="24"/>
         </w:rPr>
-        <w:t xml:space="preserve">先定位。这个空在哪儿？在 tastes 后面。</w:t>
-      </w:r>
-    </w:p>
-    <w:p>
-      <w:pPr>
-        <w:spacing w:after="160" w:line="380"/>
-        <w:ind w:firstLine="480"/>
-      </w:pPr>
-      <w:r>
-        <w:rPr>
-          <w:rFonts w:ascii="SimSun" w:cs="SimSun" w:eastAsia="SimSun" w:hAnsi="SimSun"/>
-          <w:sz w:val="24"/>
-          <w:szCs w:val="24"/>
-        </w:rPr>
-        <w:t xml:space="preserve">我猜有人一看动词后面，条件反射就想成宾语，已经准备填名词了。先停一下。</w:t>
-      </w:r>
-    </w:p>
-    <w:p>
-      <w:pPr>
-        <w:spacing w:after="160" w:line="380"/>
-        <w:ind w:firstLine="480"/>
-      </w:pPr>
-      <w:r>
-        <w:rPr>
-          <w:rFonts w:ascii="SimSun" w:cs="SimSun" w:eastAsia="SimSun" w:hAnsi="SimSun"/>
-          <w:sz w:val="24"/>
-          <w:szCs w:val="24"/>
-        </w:rPr>
-        <w:t xml:space="preserve">关键在 tastes 这个词身上。我问你，taste 在这儿是尝的意思吗？</w:t>
-      </w:r>
-    </w:p>
-    <w:p>
-      <w:pPr>
-        <w:spacing w:after="160" w:line="380"/>
-        <w:ind w:firstLine="480"/>
-      </w:pPr>
-      <w:r>
-        <w:rPr>
-          <w:rFonts w:ascii="SimSun" w:cs="SimSun" w:eastAsia="SimSun" w:hAnsi="SimSun"/>
-          <w:sz w:val="24"/>
-          <w:szCs w:val="24"/>
-        </w:rPr>
-        <w:t xml:space="preserve">不是。这里是尝起来。它不是实义动词，是个系动词。</w:t>
-      </w:r>
-    </w:p>
-    <w:p>
-      <w:pPr>
-        <w:spacing w:after="160" w:line="380"/>
-        <w:ind w:firstLine="480"/>
-      </w:pPr>
-      <w:r>
-        <w:rPr>
-          <w:rFonts w:ascii="SimSun" w:cs="SimSun" w:eastAsia="SimSun" w:hAnsi="SimSun"/>
-          <w:sz w:val="24"/>
-          <w:szCs w:val="24"/>
-        </w:rPr>
-        <w:t xml:space="preserve">系动词有什么特点？它自己说不完整。你说汤尝起来，尝起来怎么样啊？后面必须补一句。</w:t>
-      </w:r>
-    </w:p>
-    <w:p>
-      <w:pPr>
-        <w:spacing w:after="160" w:line="380"/>
-        <w:ind w:firstLine="480"/>
-      </w:pPr>
-      <w:r>
-        <w:rPr>
-          <w:rFonts w:ascii="SimSun" w:cs="SimSun" w:eastAsia="SimSun" w:hAnsi="SimSun"/>
-          <w:sz w:val="24"/>
-          <w:szCs w:val="24"/>
-        </w:rPr>
-        <w:t xml:space="preserve">这个补上去的成分，叫表语。表语最常见的就是形容词，因为它是在说主语什么样。</w:t>
-      </w:r>
-    </w:p>
-    <w:p>
-      <w:pPr>
-        <w:spacing w:after="160" w:line="380"/>
-        <w:ind w:firstLine="480"/>
-      </w:pPr>
-      <w:r>
-        <w:rPr>
-          <w:rFonts w:ascii="SimSun" w:cs="SimSun" w:eastAsia="SimSun" w:hAnsi="SimSun"/>
-          <w:sz w:val="24"/>
-          <w:szCs w:val="24"/>
-        </w:rPr>
-        <w:t xml:space="preserve">这句话说汤尝起来不错，good 本来就是形容词，直接填，一个字母都不用改。</w:t>
+        <w:t xml:space="preserve">我们先来定位一下这个空的位置。它在 tastes 后面。</w:t>
+      </w:r>
+    </w:p>
+    <w:p>
+      <w:pPr>
+        <w:spacing w:after="160" w:line="380"/>
+        <w:ind w:firstLine="480"/>
+      </w:pPr>
+      <w:r>
+        <w:rPr>
+          <w:rFonts w:ascii="SimSun" w:cs="SimSun" w:eastAsia="SimSun" w:hAnsi="SimSun"/>
+          <w:sz w:val="24"/>
+          <w:szCs w:val="24"/>
+        </w:rPr>
+        <w:t xml:space="preserve">那 tastes 是什么身份？你看它带了个 s，三单的 s。</w:t>
+      </w:r>
+    </w:p>
+    <w:p>
+      <w:pPr>
+        <w:spacing w:after="160" w:line="380"/>
+        <w:ind w:firstLine="480"/>
+      </w:pPr>
+      <w:r>
+        <w:rPr>
+          <w:rFonts w:ascii="SimSun" w:cs="SimSun" w:eastAsia="SimSun" w:hAnsi="SimSun"/>
+          <w:sz w:val="24"/>
+          <w:szCs w:val="24"/>
+        </w:rPr>
+        <w:t xml:space="preserve">带 s 说明什么？说明它带时态，是一般现在时。带时态的动词是什么？谓语。这是第二课钉死的一条。所以 tastes 就是这句话的谓语。</w:t>
+      </w:r>
+    </w:p>
+    <w:p>
+      <w:pPr>
+        <w:spacing w:after="160" w:line="380"/>
+        <w:ind w:firstLine="480"/>
+      </w:pPr>
+      <w:r>
+        <w:rPr>
+          <w:rFonts w:ascii="SimSun" w:cs="SimSun" w:eastAsia="SimSun" w:hAnsi="SimSun"/>
+          <w:sz w:val="24"/>
+          <w:szCs w:val="24"/>
+        </w:rPr>
+        <w:t xml:space="preserve">好，谓语定下来了。我们再往后看括号里这个 good。</w:t>
+      </w:r>
+    </w:p>
+    <w:p>
+      <w:pPr>
+        <w:spacing w:after="160" w:line="380"/>
+        <w:ind w:firstLine="480"/>
+      </w:pPr>
+      <w:r>
+        <w:rPr>
+          <w:rFonts w:ascii="SimSun" w:cs="SimSun" w:eastAsia="SimSun" w:hAnsi="SimSun"/>
+          <w:sz w:val="24"/>
+          <w:szCs w:val="24"/>
+        </w:rPr>
+        <w:t xml:space="preserve">good 是好的。它在说谁？它在说这碗汤——这碗汤味道很好。也就是说，good 是用来描述 the soup 这个特征的。</w:t>
+      </w:r>
+    </w:p>
+    <w:p>
+      <w:pPr>
+        <w:spacing w:after="160" w:line="380"/>
+        <w:ind w:firstLine="480"/>
+      </w:pPr>
+      <w:r>
+        <w:rPr>
+          <w:rFonts w:ascii="SimSun" w:cs="SimSun" w:eastAsia="SimSun" w:hAnsi="SimSun"/>
+          <w:sz w:val="24"/>
+          <w:szCs w:val="24"/>
+        </w:rPr>
+        <w:t xml:space="preserve">那问题就来了。tastes 夹在中间，一边是 the soup，一边是描述 soup 的 good。它在这儿干的是什么活？</w:t>
+      </w:r>
+    </w:p>
+    <w:p>
+      <w:pPr>
+        <w:spacing w:after="160" w:line="380"/>
+        <w:ind w:firstLine="480"/>
+      </w:pPr>
+      <w:r>
+        <w:rPr>
+          <w:rFonts w:ascii="SimSun" w:cs="SimSun" w:eastAsia="SimSun" w:hAnsi="SimSun"/>
+          <w:sz w:val="24"/>
+          <w:szCs w:val="24"/>
+        </w:rPr>
+        <w:t xml:space="preserve">它是把两头连起来，让后面那个 good 去描述前面的 soup。</w:t>
+      </w:r>
+    </w:p>
+    <w:p>
+      <w:pPr>
+        <w:spacing w:after="160" w:line="380"/>
+        <w:ind w:firstLine="480"/>
+      </w:pPr>
+      <w:r>
+        <w:rPr>
+          <w:rFonts w:ascii="SimSun" w:cs="SimSun" w:eastAsia="SimSun" w:hAnsi="SimSun"/>
+          <w:sz w:val="24"/>
+          <w:szCs w:val="24"/>
+        </w:rPr>
+        <w:t xml:space="preserve">干这种活的动词，就叫系动词。所以 tastes 在这句话里不是尝的意思，是尝起来，它是个系动词。</w:t>
+      </w:r>
+    </w:p>
+    <w:p>
+      <w:pPr>
+        <w:spacing w:after="160" w:line="380"/>
+        <w:ind w:firstLine="480"/>
+      </w:pPr>
+      <w:r>
+        <w:rPr>
+          <w:rFonts w:ascii="SimSun" w:cs="SimSun" w:eastAsia="SimSun" w:hAnsi="SimSun"/>
+          <w:sz w:val="24"/>
+          <w:szCs w:val="24"/>
+        </w:rPr>
+        <w:t xml:space="preserve">系动词后面跟的成分叫表语。表语是说明主语什么样的，所以用形容词。good 本身就是形容词，直接填，一个字母都不用改。</w:t>
       </w:r>
     </w:p>
     <w:p>
@@ -582,6 +610,48 @@
           <w:szCs w:val="24"/>
         </w:rPr>
         <w:t xml:space="preserve">答案就是 good。</w:t>
+      </w:r>
+    </w:p>
+    <w:p>
+      <w:pPr>
+        <w:spacing w:after="160" w:line="380"/>
+        <w:ind w:firstLine="480"/>
+      </w:pPr>
+      <w:r>
+        <w:rPr>
+          <w:rFonts w:ascii="SimSun" w:cs="SimSun" w:eastAsia="SimSun" w:hAnsi="SimSun"/>
+          <w:sz w:val="24"/>
+          <w:szCs w:val="24"/>
+        </w:rPr>
+        <w:t xml:space="preserve">对了，这里再送你一个验证的办法，特别好用。你要是拿不准一个动词是不是系动词，就把它换成 be 动词 is，然后念一遍。</w:t>
+      </w:r>
+    </w:p>
+    <w:p>
+      <w:pPr>
+        <w:spacing w:after="160" w:line="380"/>
+        <w:ind w:firstLine="480"/>
+      </w:pPr>
+      <w:r>
+        <w:rPr>
+          <w:rFonts w:ascii="SimSun" w:cs="SimSun" w:eastAsia="SimSun" w:hAnsi="SimSun"/>
+          <w:sz w:val="24"/>
+          <w:szCs w:val="24"/>
+        </w:rPr>
+        <w:t xml:space="preserve">我们试试。The soup in this small restaurant is good。换完之后，句子结构完整吗？完整。意思有毛病吗？没有，汤很好喝，说得通。</w:t>
+      </w:r>
+    </w:p>
+    <w:p>
+      <w:pPr>
+        <w:spacing w:after="160" w:line="380"/>
+        <w:ind w:firstLine="480"/>
+      </w:pPr>
+      <w:r>
+        <w:rPr>
+          <w:rFonts w:ascii="SimSun" w:cs="SimSun" w:eastAsia="SimSun" w:hAnsi="SimSun"/>
+          <w:sz w:val="24"/>
+          <w:szCs w:val="24"/>
+        </w:rPr>
+        <w:t xml:space="preserve">那就说明 tastes 在这儿确实是系动词。因为只有系动词才能被 is 顶替掉还不出事——它俩干的本来就是同一份活儿，都是连接。</w:t>
       </w:r>
     </w:p>
     <w:p>
@@ -1372,6 +1442,90 @@
           <w:sz w:val="24"/>
           <w:szCs w:val="24"/>
         </w:rPr>
+        <w:t xml:space="preserve">那问题来了。考试的时候碰上一个你拿不准的动词，怎么知道它到底是不是系动词？</w:t>
+      </w:r>
+    </w:p>
+    <w:p>
+      <w:pPr>
+        <w:spacing w:after="160" w:line="380"/>
+        <w:ind w:firstLine="480"/>
+      </w:pPr>
+      <w:r>
+        <w:rPr>
+          <w:rFonts w:ascii="SimSun" w:cs="SimSun" w:eastAsia="SimSun" w:hAnsi="SimSun"/>
+          <w:sz w:val="24"/>
+          <w:szCs w:val="24"/>
+        </w:rPr>
+        <w:t xml:space="preserve">给你一个特别好用的办法：把它换成 be 动词，is 或者 are，然后整句念一遍。</w:t>
+      </w:r>
+    </w:p>
+    <w:p>
+      <w:pPr>
+        <w:spacing w:after="160" w:line="380"/>
+        <w:ind w:firstLine="480"/>
+      </w:pPr>
+      <w:r>
+        <w:rPr>
+          <w:rFonts w:ascii="SimSun" w:cs="SimSun" w:eastAsia="SimSun" w:hAnsi="SimSun"/>
+          <w:sz w:val="24"/>
+          <w:szCs w:val="24"/>
+        </w:rPr>
+        <w:t xml:space="preserve">换完之后，句子结构还完整，意思也没毛病，那它就是系动词。</w:t>
+      </w:r>
+    </w:p>
+    <w:p>
+      <w:pPr>
+        <w:spacing w:after="160" w:line="380"/>
+        <w:ind w:firstLine="480"/>
+      </w:pPr>
+      <w:r>
+        <w:rPr>
+          <w:rFonts w:ascii="SimSun" w:cs="SimSun" w:eastAsia="SimSun" w:hAnsi="SimSun"/>
+          <w:sz w:val="24"/>
+          <w:szCs w:val="24"/>
+        </w:rPr>
+        <w:t xml:space="preserve">为什么这招灵？你想啊，系动词干的活儿跟 be 动词本来就是一样的，都是把主语和后面那个说明连起来。既然是同一份活儿，那互相顶替当然不出事。</w:t>
+      </w:r>
+    </w:p>
+    <w:p>
+      <w:pPr>
+        <w:spacing w:after="160" w:line="380"/>
+        <w:ind w:firstLine="480"/>
+      </w:pPr>
+      <w:r>
+        <w:rPr>
+          <w:rFonts w:ascii="SimSun" w:cs="SimSun" w:eastAsia="SimSun" w:hAnsi="SimSun"/>
+          <w:sz w:val="24"/>
+          <w:szCs w:val="24"/>
+        </w:rPr>
+        <w:t xml:space="preserve">反过来你试试实义动词。She met a teacher，你把 met 换成 is，变成 She is a teacher。句子是通的，可意思全变了——本来是她遇见一位老师，现在成了她就是老师。意思一变，就说明 met 不是系动词。</w:t>
+      </w:r>
+    </w:p>
+    <w:p>
+      <w:pPr>
+        <w:spacing w:after="160" w:line="380"/>
+        <w:ind w:firstLine="480"/>
+      </w:pPr>
+      <w:r>
+        <w:rPr>
+          <w:rFonts w:ascii="SimSun" w:cs="SimSun" w:eastAsia="SimSun" w:hAnsi="SimSun"/>
+          <w:sz w:val="24"/>
+          <w:szCs w:val="24"/>
+        </w:rPr>
+        <w:t xml:space="preserve">所以这个办法你记住：换成 is 之后，结构不塌、意思不变，那才是系动词。</w:t>
+      </w:r>
+    </w:p>
+    <w:p>
+      <w:pPr>
+        <w:spacing w:after="160" w:line="380"/>
+        <w:ind w:firstLine="480"/>
+      </w:pPr>
+      <w:r>
+        <w:rPr>
+          <w:rFonts w:ascii="SimSun" w:cs="SimSun" w:eastAsia="SimSun" w:hAnsi="SimSun"/>
+          <w:sz w:val="24"/>
+          <w:szCs w:val="24"/>
+        </w:rPr>
         <w:t xml:space="preserve">好，这里有个特别关键的辨析，你听清楚。</w:t>
       </w:r>
     </w:p>
@@ -2410,6 +2564,20 @@
           <w:sz w:val="24"/>
           <w:szCs w:val="24"/>
         </w:rPr>
+        <w:t xml:space="preserve">不放心的话你用刚才那招验一下。把 felt 换成 was，The little girl was frightened。结构完整，意思也没变，还是她感到害怕。那就确认了，felt 在这儿就是系动词。</w:t>
+      </w:r>
+    </w:p>
+    <w:p>
+      <w:pPr>
+        <w:spacing w:after="160" w:line="380"/>
+        <w:ind w:firstLine="480"/>
+      </w:pPr>
+      <w:r>
+        <w:rPr>
+          <w:rFonts w:ascii="SimSun" w:cs="SimSun" w:eastAsia="SimSun" w:hAnsi="SimSun"/>
+          <w:sz w:val="24"/>
+          <w:szCs w:val="24"/>
+        </w:rPr>
         <w:t xml:space="preserve">好，接下来第二道例题。这道题我不提示了。</w:t>
       </w:r>
     </w:p>
@@ -2636,6 +2804,20 @@
           <w:sz w:val="24"/>
           <w:szCs w:val="24"/>
         </w:rPr>
+        <w:t xml:space="preserve">拿不准是不是系动词，就把它换成 is 念一遍。结构不塌、意思不变，那就是系动词。</w:t>
+      </w:r>
+    </w:p>
+    <w:p>
+      <w:pPr>
+        <w:spacing w:after="160" w:line="380"/>
+        <w:ind w:firstLine="480"/>
+      </w:pPr>
+      <w:r>
+        <w:rPr>
+          <w:rFonts w:ascii="SimSun" w:cs="SimSun" w:eastAsia="SimSun" w:hAnsi="SimSun"/>
+          <w:sz w:val="24"/>
+          <w:szCs w:val="24"/>
+        </w:rPr>
         <w:t xml:space="preserve">第四，宾补长在宾语后面，补充说明宾语，可以是名词、形容词、不定式或者分词。</w:t>
       </w:r>
     </w:p>
@@ -2942,6 +3124,20 @@
     <w:p>
       <w:pPr>
         <w:spacing w:after="160" w:line="380"/>
+        <w:ind w:firstLine="480"/>
+      </w:pPr>
+      <w:r>
+        <w:rPr>
+          <w:rFonts w:ascii="SimSun" w:cs="SimSun" w:eastAsia="SimSun" w:hAnsi="SimSun"/>
+          <w:sz w:val="24"/>
+          <w:szCs w:val="24"/>
+        </w:rPr>
+        <w:t xml:space="preserve">你要是不放心，把 gone 换成 is 念一遍：The milk in the fridge is sour。结构完整，意思也是牛奶酸了，没变。那就确认 gone 在这儿是系动词。</w:t>
+      </w:r>
+    </w:p>
+    <w:p>
+      <w:pPr>
+        <w:spacing w:after="160" w:line="380"/>
       </w:pPr>
       <w:r>
         <w:rPr>
@@ -3094,7 +3290,21 @@
           <w:sz w:val="24"/>
           <w:szCs w:val="24"/>
         </w:rPr>
-        <w:t xml:space="preserve">你换个句子对比一下就更清楚了。My brother met a good doctor，我哥遇到一个好医生。这回是两个人了，a good doctor 就变成宾语了。</w:t>
+        <w:t xml:space="preserve">还可以再用换 is 那招验一遍。把 has become 换成 is，My elder brother is a good doctor。结构完整，意思也没变，我哥就是那个好医生。确认是系动词。</w:t>
+      </w:r>
+    </w:p>
+    <w:p>
+      <w:pPr>
+        <w:spacing w:after="160" w:line="380"/>
+        <w:ind w:firstLine="480"/>
+      </w:pPr>
+      <w:r>
+        <w:rPr>
+          <w:rFonts w:ascii="SimSun" w:cs="SimSun" w:eastAsia="SimSun" w:hAnsi="SimSun"/>
+          <w:sz w:val="24"/>
+          <w:szCs w:val="24"/>
+        </w:rPr>
+        <w:t xml:space="preserve">你换个句子对比一下就更清楚了。My brother met a good doctor，我哥遇到一个好医生。这回你要是把 met 换成 is，意思立马变了，从遇到变成了本身就是。这就说明 met 不是系动词，后面那个是宾语不是表语。</w:t>
       </w:r>
     </w:p>
     <w:p>
@@ -3599,7 +3809,7 @@
           <w:sz w:val="24"/>
           <w:szCs w:val="24"/>
         </w:rPr>
-        <w:t xml:space="preserve">第一，看到动词后面跟着东西，先判断这个动词是系动词还是实义动词。系动词后面是表语，用形容词或者名词；实义动词后面是宾语，用名词性成分。</w:t>
+        <w:t xml:space="preserve">第一，看到动词后面跟着东西，先判断这个动词是系动词还是实义动词。拿不准就换成 is 念一遍，结构不塌意思不变就是系动词。系动词后面是表语，用形容词或者名词；实义动词后面是宾语，用名词性成分。</w:t>
       </w:r>
     </w:p>
     <w:p>

--- a/docs/Level1/高中英语语法切片-Level1-第03课-宾语表语宾语补足语.docx
+++ b/docs/Level1/高中英语语法切片-Level1-第03课-宾语表语宾语补足语.docx
@@ -709,7 +709,35 @@
           <w:sz w:val="24"/>
           <w:szCs w:val="24"/>
         </w:rPr>
+        <w:t xml:space="preserve">这道题你先自己标一遍，人宾物宾各是哪个。标完再听我讲。</w:t>
+      </w:r>
+    </w:p>
+    <w:p>
+      <w:pPr>
+        <w:spacing w:after="160" w:line="380"/>
+        <w:ind w:firstLine="480"/>
+      </w:pPr>
+      <w:r>
+        <w:rPr>
+          <w:rFonts w:ascii="SimSun" w:cs="SimSun" w:eastAsia="SimSun" w:hAnsi="SimSun"/>
+          <w:sz w:val="24"/>
+          <w:szCs w:val="24"/>
+        </w:rPr>
         <w:t xml:space="preserve">我们按流程走。第一步，先找谓语，也就是带时态的那个动词。</w:t>
+      </w:r>
+    </w:p>
+    <w:p>
+      <w:pPr>
+        <w:spacing w:after="160" w:line="380"/>
+        <w:ind w:firstLine="480"/>
+      </w:pPr>
+      <w:r>
+        <w:rPr>
+          <w:rFonts w:ascii="SimSun" w:cs="SimSun" w:eastAsia="SimSun" w:hAnsi="SimSun"/>
+          <w:sz w:val="24"/>
+          <w:szCs w:val="24"/>
+        </w:rPr>
+        <w:t xml:space="preserve">哪个带时态？你扫一眼。</w:t>
       </w:r>
     </w:p>
     <w:p>
@@ -1176,7 +1204,7 @@
           <w:sz w:val="24"/>
           <w:szCs w:val="24"/>
         </w:rPr>
-        <w:t xml:space="preserve">宾语只能是名词性成分，这条我们已经说过好多遍了：名词、代词、动名词、不定式可以，形容词和动词原形不行。</w:t>
+        <w:t xml:space="preserve">再说一遍，宾语只能是名词性成分，这条我们已经说过好多遍了：名词、代词、动名词、不定式可以，形容词和动词原形不行。</w:t>
       </w:r>
     </w:p>
     <w:p>
@@ -1232,7 +1260,7 @@
           <w:sz w:val="24"/>
           <w:szCs w:val="24"/>
         </w:rPr>
-        <w:t xml:space="preserve">常见的不及物动词你先记几个：happen 发生、appear 出现、disappear 消失、arrive 到达、rise 上升、fall 落下。这几个后面都不能直接跟东西。你要说到达某地，得说 arrive at 或者 arrive in，中间必须插个介词。</w:t>
+        <w:t xml:space="preserve">那常见的不及物动词有哪些？你先记几个：happen 发生、appear 出现、disappear 消失、arrive 到达、rise 上升、fall 落下。这几个后面都不能直接跟东西。你要说到达某地，得说 arrive at 或者 arrive in，中间必须插个介词。</w:t>
       </w:r>
     </w:p>
     <w:p>
@@ -1428,7 +1456,7 @@
           <w:sz w:val="24"/>
           <w:szCs w:val="24"/>
         </w:rPr>
-        <w:t xml:space="preserve">表语可以是什么？主要两样，形容词和名词。形容词作表语，说主语什么样，The soup tastes good。名词作表语，说主语是什么，My father is a doctor。</w:t>
+        <w:t xml:space="preserve">好，那表语可以是什么？主要两样，形容词和名词。形容词作表语，说主语什么样，The soup tastes good。名词作表语，说主语是什么，My father is a doctor。</w:t>
       </w:r>
     </w:p>
     <w:p>
@@ -1610,7 +1638,7 @@
           <w:sz w:val="24"/>
           <w:szCs w:val="24"/>
         </w:rPr>
-        <w:t xml:space="preserve">宾补出现的位置很固定，就在宾语后面。它的活儿是补充说明宾语——说明宾语是什么、怎么样、在干什么。</w:t>
+        <w:t xml:space="preserve">先说位置。宾补出现的位置很固定，就在宾语后面。它的活儿是补充说明宾语——说明宾语是什么、怎么样、在干什么。</w:t>
       </w:r>
     </w:p>
     <w:p>
@@ -2918,7 +2946,21 @@
           <w:sz w:val="24"/>
           <w:szCs w:val="24"/>
         </w:rPr>
-        <w:t xml:space="preserve">师：这道题的关键在 keeps 上。</w:t>
+        <w:t xml:space="preserve">师：这道题的关键在 keeps 上，你有没有注意到？</w:t>
+      </w:r>
+    </w:p>
+    <w:p>
+      <w:pPr>
+        <w:spacing w:after="160" w:line="380"/>
+        <w:ind w:firstLine="480"/>
+      </w:pPr>
+      <w:r>
+        <w:rPr>
+          <w:rFonts w:ascii="SimSun" w:cs="SimSun" w:eastAsia="SimSun" w:hAnsi="SimSun"/>
+          <w:sz w:val="24"/>
+          <w:szCs w:val="24"/>
+        </w:rPr>
+        <w:t xml:space="preserve">keep 这个词，你第一反应是什么意思？保持，对吧。</w:t>
       </w:r>
     </w:p>
     <w:p>
@@ -3062,7 +3104,21 @@
           <w:sz w:val="24"/>
           <w:szCs w:val="24"/>
         </w:rPr>
-        <w:t xml:space="preserve">师：这道题卡在 gone 上。</w:t>
+        <w:t xml:space="preserve">师：这道题卡在 gone 上。你先想想，go 在这儿还是去的意思吗？</w:t>
+      </w:r>
+    </w:p>
+    <w:p>
+      <w:pPr>
+        <w:spacing w:after="160" w:line="380"/>
+        <w:ind w:firstLine="480"/>
+      </w:pPr>
+      <w:r>
+        <w:rPr>
+          <w:rFonts w:ascii="SimSun" w:cs="SimSun" w:eastAsia="SimSun" w:hAnsi="SimSun"/>
+          <w:sz w:val="24"/>
+          <w:szCs w:val="24"/>
+        </w:rPr>
+        <w:t xml:space="preserve">不是了。</w:t>
       </w:r>
     </w:p>
     <w:p>
@@ -3220,7 +3276,21 @@
           <w:sz w:val="24"/>
           <w:szCs w:val="24"/>
         </w:rPr>
-        <w:t xml:space="preserve">师：判断这类成分，第一步永远是先看前面那个动词是什么身份。</w:t>
+        <w:t xml:space="preserve">师：判断这类成分，第一步永远是先看前面那个动词是什么身份。这句话的动词是哪个？</w:t>
+      </w:r>
+    </w:p>
+    <w:p>
+      <w:pPr>
+        <w:spacing w:after="160" w:line="380"/>
+        <w:ind w:firstLine="480"/>
+      </w:pPr>
+      <w:r>
+        <w:rPr>
+          <w:rFonts w:ascii="SimSun" w:cs="SimSun" w:eastAsia="SimSun" w:hAnsi="SimSun"/>
+          <w:sz w:val="24"/>
+          <w:szCs w:val="24"/>
+        </w:rPr>
+        <w:t xml:space="preserve">become。你先自己判断一下，它是实义动词还是系动词。</w:t>
       </w:r>
     </w:p>
     <w:p>
@@ -3421,35 +3491,77 @@
           <w:sz w:val="24"/>
           <w:szCs w:val="24"/>
         </w:rPr>
-        <w:t xml:space="preserve">师：加 be 动词，两句都试一遍。</w:t>
-      </w:r>
-    </w:p>
-    <w:p>
-      <w:pPr>
-        <w:spacing w:after="160" w:line="380"/>
-        <w:ind w:firstLine="480"/>
-      </w:pPr>
-      <w:r>
-        <w:rPr>
-          <w:rFonts w:ascii="SimSun" w:cs="SimSun" w:eastAsia="SimSun" w:hAnsi="SimSun"/>
-          <w:sz w:val="24"/>
-          <w:szCs w:val="24"/>
-        </w:rPr>
-        <w:t xml:space="preserve">A 项，把 the students 和 an interesting experiment 拎出来，变成 The students are an interesting experiment。学生们是一个有趣的实验？语法没错，意思荒唐。所以是双宾语。</w:t>
-      </w:r>
-    </w:p>
-    <w:p>
-      <w:pPr>
-        <w:spacing w:after="160" w:line="380"/>
-        <w:ind w:firstLine="480"/>
-      </w:pPr>
-      <w:r>
-        <w:rPr>
-          <w:rFonts w:ascii="SimSun" w:cs="SimSun" w:eastAsia="SimSun" w:hAnsi="SimSun"/>
-          <w:sz w:val="24"/>
-          <w:szCs w:val="24"/>
-        </w:rPr>
-        <w:t xml:space="preserve">B 项，把 David 和 monitor 拎出来，变成 David is monitor。大卫是班长？语法对，意思也对。</w:t>
+        <w:t xml:space="preserve">师：这两句形状一样，你光看是分不出来的。刚学的办法，用起来——加 be 动词，两句都试一遍。</w:t>
+      </w:r>
+    </w:p>
+    <w:p>
+      <w:pPr>
+        <w:spacing w:after="160" w:line="380"/>
+        <w:ind w:firstLine="480"/>
+      </w:pPr>
+      <w:r>
+        <w:rPr>
+          <w:rFonts w:ascii="SimSun" w:cs="SimSun" w:eastAsia="SimSun" w:hAnsi="SimSun"/>
+          <w:sz w:val="24"/>
+          <w:szCs w:val="24"/>
+        </w:rPr>
+        <w:t xml:space="preserve">先试 A 项。</w:t>
+      </w:r>
+    </w:p>
+    <w:p>
+      <w:pPr>
+        <w:spacing w:after="160" w:line="380"/>
+        <w:ind w:firstLine="480"/>
+      </w:pPr>
+      <w:r>
+        <w:rPr>
+          <w:rFonts w:ascii="SimSun" w:cs="SimSun" w:eastAsia="SimSun" w:hAnsi="SimSun"/>
+          <w:sz w:val="24"/>
+          <w:szCs w:val="24"/>
+        </w:rPr>
+        <w:t xml:space="preserve">A 项，把 the students 和 an interesting experiment 拎出来，变成 The students are an interesting experiment。</w:t>
+      </w:r>
+    </w:p>
+    <w:p>
+      <w:pPr>
+        <w:spacing w:after="160" w:line="380"/>
+        <w:ind w:firstLine="480"/>
+      </w:pPr>
+      <w:r>
+        <w:rPr>
+          <w:rFonts w:ascii="SimSun" w:cs="SimSun" w:eastAsia="SimSun" w:hAnsi="SimSun"/>
+          <w:sz w:val="24"/>
+          <w:szCs w:val="24"/>
+        </w:rPr>
+        <w:t xml:space="preserve">你念一遍看看——学生们是一个有趣的实验？语法有错吗？没有。可意思荒唐不荒唐？荒唐。逻辑那一条过不了，所以是双宾语。</w:t>
+      </w:r>
+    </w:p>
+    <w:p>
+      <w:pPr>
+        <w:spacing w:after="160" w:line="380"/>
+        <w:ind w:firstLine="480"/>
+      </w:pPr>
+      <w:r>
+        <w:rPr>
+          <w:rFonts w:ascii="SimSun" w:cs="SimSun" w:eastAsia="SimSun" w:hAnsi="SimSun"/>
+          <w:sz w:val="24"/>
+          <w:szCs w:val="24"/>
+        </w:rPr>
+        <w:t xml:space="preserve">再试 B 项。把 David 和 monitor 拎出来，变成 David is monitor。大卫是班长——这回意思通不通？完全通。</w:t>
+      </w:r>
+    </w:p>
+    <w:p>
+      <w:pPr>
+        <w:spacing w:after="160" w:line="380"/>
+        <w:ind w:firstLine="480"/>
+      </w:pPr>
+      <w:r>
+        <w:rPr>
+          <w:rFonts w:ascii="SimSun" w:cs="SimSun" w:eastAsia="SimSun" w:hAnsi="SimSun"/>
+          <w:sz w:val="24"/>
+          <w:szCs w:val="24"/>
+        </w:rPr>
+        <w:t xml:space="preserve">语法也没毛病。两点都过。</w:t>
       </w:r>
     </w:p>
     <w:p>
@@ -3551,35 +3663,63 @@
           <w:sz w:val="24"/>
           <w:szCs w:val="24"/>
         </w:rPr>
-        <w:t xml:space="preserve">师：这句话读着挺顺，错在哪儿？</w:t>
-      </w:r>
-    </w:p>
-    <w:p>
-      <w:pPr>
-        <w:spacing w:after="160" w:line="380"/>
-        <w:ind w:firstLine="480"/>
-      </w:pPr>
-      <w:r>
-        <w:rPr>
-          <w:rFonts w:ascii="SimSun" w:cs="SimSun" w:eastAsia="SimSun" w:hAnsi="SimSun"/>
-          <w:sz w:val="24"/>
-          <w:szCs w:val="24"/>
-        </w:rPr>
-        <w:t xml:space="preserve">错在 arrive 上面。arrive 是不及物动词，它后面不能直接跟东西。</w:t>
-      </w:r>
-    </w:p>
-    <w:p>
-      <w:pPr>
-        <w:spacing w:after="160" w:line="380"/>
-        <w:ind w:firstLine="480"/>
-      </w:pPr>
-      <w:r>
-        <w:rPr>
-          <w:rFonts w:ascii="SimSun" w:cs="SimSun" w:eastAsia="SimSun" w:hAnsi="SimSun"/>
-          <w:sz w:val="24"/>
-          <w:szCs w:val="24"/>
-        </w:rPr>
-        <w:t xml:space="preserve">你想跟宾语可以，先加介词。加哪个？这里有讲究：小地方用 at，大地方用 in。</w:t>
+        <w:t xml:space="preserve">师：这句话读着挺顺，你找到错在哪儿了吗？</w:t>
+      </w:r>
+    </w:p>
+    <w:p>
+      <w:pPr>
+        <w:spacing w:after="160" w:line="380"/>
+        <w:ind w:firstLine="480"/>
+      </w:pPr>
+      <w:r>
+        <w:rPr>
+          <w:rFonts w:ascii="SimSun" w:cs="SimSun" w:eastAsia="SimSun" w:hAnsi="SimSun"/>
+          <w:sz w:val="24"/>
+          <w:szCs w:val="24"/>
+        </w:rPr>
+        <w:t xml:space="preserve">我提示一下，问题出在动词上。</w:t>
+      </w:r>
+    </w:p>
+    <w:p>
+      <w:pPr>
+        <w:spacing w:after="160" w:line="380"/>
+        <w:ind w:firstLine="480"/>
+      </w:pPr>
+      <w:r>
+        <w:rPr>
+          <w:rFonts w:ascii="SimSun" w:cs="SimSun" w:eastAsia="SimSun" w:hAnsi="SimSun"/>
+          <w:sz w:val="24"/>
+          <w:szCs w:val="24"/>
+        </w:rPr>
+        <w:t xml:space="preserve">对，错在 arrive 上面。arrive 是不及物动词，你还记得吗？它后面不能直接跟东西。</w:t>
+      </w:r>
+    </w:p>
+    <w:p>
+      <w:pPr>
+        <w:spacing w:after="160" w:line="380"/>
+        <w:ind w:firstLine="480"/>
+      </w:pPr>
+      <w:r>
+        <w:rPr>
+          <w:rFonts w:ascii="SimSun" w:cs="SimSun" w:eastAsia="SimSun" w:hAnsi="SimSun"/>
+          <w:sz w:val="24"/>
+          <w:szCs w:val="24"/>
+        </w:rPr>
+        <w:t xml:space="preserve">那想跟怎么办？</w:t>
+      </w:r>
+    </w:p>
+    <w:p>
+      <w:pPr>
+        <w:spacing w:after="160" w:line="380"/>
+        <w:ind w:firstLine="480"/>
+      </w:pPr>
+      <w:r>
+        <w:rPr>
+          <w:rFonts w:ascii="SimSun" w:cs="SimSun" w:eastAsia="SimSun" w:hAnsi="SimSun"/>
+          <w:sz w:val="24"/>
+          <w:szCs w:val="24"/>
+        </w:rPr>
+        <w:t xml:space="preserve">先加介词。加哪个？这里有讲究：小地方用 at，大地方用 in。</w:t>
       </w:r>
     </w:p>
     <w:p>

--- a/docs/Level1/高中英语语法切片-Level1-第03课-宾语表语宾语补足语.docx
+++ b/docs/Level1/高中英语语法切片-Level1-第03课-宾语表语宾语补足语.docx
@@ -1204,7 +1204,91 @@
           <w:sz w:val="24"/>
           <w:szCs w:val="24"/>
         </w:rPr>
-        <w:t xml:space="preserve">再说一遍，宾语只能是名词性成分，这条我们已经说过好多遍了：名词、代词、动名词、不定式可以，形容词和动词原形不行。</w:t>
+        <w:t xml:space="preserve">再说一遍，宾语只能是名词性成分。</w:t>
+      </w:r>
+    </w:p>
+    <w:p>
+      <w:pPr>
+        <w:spacing w:after="160" w:line="380"/>
+        <w:ind w:firstLine="480"/>
+      </w:pPr>
+      <w:r>
+        <w:rPr>
+          <w:rFonts w:ascii="SimSun" w:cs="SimSun" w:eastAsia="SimSun" w:hAnsi="SimSun"/>
+          <w:sz w:val="24"/>
+          <w:szCs w:val="24"/>
+        </w:rPr>
+        <w:t xml:space="preserve">不过「名词性成分」这几个字太术语了，我给你翻译成人话——所谓名词性，就是能当名字用的东西。</w:t>
+      </w:r>
+    </w:p>
+    <w:p>
+      <w:pPr>
+        <w:spacing w:after="160" w:line="380"/>
+        <w:ind w:firstLine="480"/>
+      </w:pPr>
+      <w:r>
+        <w:rPr>
+          <w:rFonts w:ascii="SimSun" w:cs="SimSun" w:eastAsia="SimSun" w:hAnsi="SimSun"/>
+          <w:sz w:val="24"/>
+          <w:szCs w:val="24"/>
+        </w:rPr>
+        <w:t xml:space="preserve">你想想，什么能当名字？一个物件，book；一个人，Tom；代替它们的词，it、him；还有一件事，比如 swimming，游泳这件事。这些都能当名字。</w:t>
+      </w:r>
+    </w:p>
+    <w:p>
+      <w:pPr>
+        <w:spacing w:after="160" w:line="380"/>
+        <w:ind w:firstLine="480"/>
+      </w:pPr>
+      <w:r>
+        <w:rPr>
+          <w:rFonts w:ascii="SimSun" w:cs="SimSun" w:eastAsia="SimSun" w:hAnsi="SimSun"/>
+          <w:sz w:val="24"/>
+          <w:szCs w:val="24"/>
+        </w:rPr>
+        <w:t xml:space="preserve">那 swim 呢？swim 是「游」这个动作本身，它不是个名字。</w:t>
+      </w:r>
+    </w:p>
+    <w:p>
+      <w:pPr>
+        <w:spacing w:after="160" w:line="380"/>
+        <w:ind w:firstLine="480"/>
+      </w:pPr>
+      <w:r>
+        <w:rPr>
+          <w:rFonts w:ascii="SimSun" w:cs="SimSun" w:eastAsia="SimSun" w:hAnsi="SimSun"/>
+          <w:sz w:val="24"/>
+          <w:szCs w:val="24"/>
+        </w:rPr>
+        <w:t xml:space="preserve">可你给它加个 ing，变成 swimming，它就从「游」变成了「游泳这件事」——这就成名字了。</w:t>
+      </w:r>
+    </w:p>
+    <w:p>
+      <w:pPr>
+        <w:spacing w:after="160" w:line="380"/>
+        <w:ind w:firstLine="480"/>
+      </w:pPr>
+      <w:r>
+        <w:rPr>
+          <w:rFonts w:ascii="SimSun" w:cs="SimSun" w:eastAsia="SimSun" w:hAnsi="SimSun"/>
+          <w:sz w:val="24"/>
+          <w:szCs w:val="24"/>
+        </w:rPr>
+        <w:t xml:space="preserve">所以 I enjoy swimming 对，I enjoy swim 错。这不是哪条语法规定死的，是因为宾语那个位置只收名字，而 swim 不是名字。</w:t>
+      </w:r>
+    </w:p>
+    <w:p>
+      <w:pPr>
+        <w:spacing w:after="160" w:line="380"/>
+        <w:ind w:firstLine="480"/>
+      </w:pPr>
+      <w:r>
+        <w:rPr>
+          <w:rFonts w:ascii="SimSun" w:cs="SimSun" w:eastAsia="SimSun" w:hAnsi="SimSun"/>
+          <w:sz w:val="24"/>
+          <w:szCs w:val="24"/>
+        </w:rPr>
+        <w:t xml:space="preserve">反过来，形容词能当名字吗？不能。beautiful 是「美的」，你没法说我喜欢美的什么什么，它得先变成 beauty，美，才成名字。这就是为什么形容词不能当宾语。</w:t>
       </w:r>
     </w:p>
     <w:p>
@@ -1260,6 +1344,90 @@
           <w:sz w:val="24"/>
           <w:szCs w:val="24"/>
         </w:rPr>
+        <w:t xml:space="preserve">你可能觉得这个及物不及物很难分。其实特别简单，我教你一招，用中文试一遍就行。</w:t>
+      </w:r>
+    </w:p>
+    <w:p>
+      <w:pPr>
+        <w:spacing w:after="160" w:line="380"/>
+        <w:ind w:firstLine="480"/>
+      </w:pPr>
+      <w:r>
+        <w:rPr>
+          <w:rFonts w:ascii="SimSun" w:cs="SimSun" w:eastAsia="SimSun" w:hAnsi="SimSun"/>
+          <w:sz w:val="24"/>
+          <w:szCs w:val="24"/>
+        </w:rPr>
+        <w:t xml:space="preserve">你把这个动作用中文说一遍，然后听听看，别人会不会追问你一句。这招你现在就能试。</w:t>
+      </w:r>
+    </w:p>
+    <w:p>
+      <w:pPr>
+        <w:spacing w:after="160" w:line="380"/>
+        <w:ind w:firstLine="480"/>
+      </w:pPr>
+      <w:r>
+        <w:rPr>
+          <w:rFonts w:ascii="SimSun" w:cs="SimSun" w:eastAsia="SimSun" w:hAnsi="SimSun"/>
+          <w:sz w:val="24"/>
+          <w:szCs w:val="24"/>
+        </w:rPr>
+        <w:t xml:space="preserve">我打破了——别人肯定追问：打破什么了？那 break 就是及物的。</w:t>
+      </w:r>
+    </w:p>
+    <w:p>
+      <w:pPr>
+        <w:spacing w:after="160" w:line="380"/>
+        <w:ind w:firstLine="480"/>
+      </w:pPr>
+      <w:r>
+        <w:rPr>
+          <w:rFonts w:ascii="SimSun" w:cs="SimSun" w:eastAsia="SimSun" w:hAnsi="SimSun"/>
+          <w:sz w:val="24"/>
+          <w:szCs w:val="24"/>
+        </w:rPr>
+        <w:t xml:space="preserve">我到了——别人会追问吗？不会，这话已经完整了。那 arrive 就是不及物的。</w:t>
+      </w:r>
+    </w:p>
+    <w:p>
+      <w:pPr>
+        <w:spacing w:after="160" w:line="380"/>
+        <w:ind w:firstLine="480"/>
+      </w:pPr>
+      <w:r>
+        <w:rPr>
+          <w:rFonts w:ascii="SimSun" w:cs="SimSun" w:eastAsia="SimSun" w:hAnsi="SimSun"/>
+          <w:sz w:val="24"/>
+          <w:szCs w:val="24"/>
+        </w:rPr>
+        <w:t xml:space="preserve">我发生了——这话根本说不通对吧，所以 happen 也是不及物的。</w:t>
+      </w:r>
+    </w:p>
+    <w:p>
+      <w:pPr>
+        <w:spacing w:after="160" w:line="380"/>
+        <w:ind w:firstLine="480"/>
+      </w:pPr>
+      <w:r>
+        <w:rPr>
+          <w:rFonts w:ascii="SimSun" w:cs="SimSun" w:eastAsia="SimSun" w:hAnsi="SimSun"/>
+          <w:sz w:val="24"/>
+          <w:szCs w:val="24"/>
+        </w:rPr>
+        <w:t xml:space="preserve">中文和英文在这一点上，感觉是完全一样的。你不用背，用中文一试就知道。</w:t>
+      </w:r>
+    </w:p>
+    <w:p>
+      <w:pPr>
+        <w:spacing w:after="160" w:line="380"/>
+        <w:ind w:firstLine="480"/>
+      </w:pPr>
+      <w:r>
+        <w:rPr>
+          <w:rFonts w:ascii="SimSun" w:cs="SimSun" w:eastAsia="SimSun" w:hAnsi="SimSun"/>
+          <w:sz w:val="24"/>
+          <w:szCs w:val="24"/>
+        </w:rPr>
         <w:t xml:space="preserve">那常见的不及物动词有哪些？你先记几个：happen 发生、appear 出现、disappear 消失、arrive 到达、rise 上升、fall 落下。这几个后面都不能直接跟东西。你要说到达某地，得说 arrive at 或者 arrive in，中间必须插个介词。</w:t>
       </w:r>
     </w:p>
@@ -1372,77 +1540,259 @@
           <w:sz w:val="24"/>
           <w:szCs w:val="24"/>
         </w:rPr>
-        <w:t xml:space="preserve">什么叫系动词？你可以把它理解成一个等号。它自己没什么实在的动作含义，它的活儿是把主语和后面的说明连起来。She is a teacher，is 就是那个等号，把 she 和 teacher 等到一块儿。</w:t>
-      </w:r>
-    </w:p>
-    <w:p>
-      <w:pPr>
-        <w:spacing w:after="160" w:line="380"/>
-        <w:ind w:firstLine="480"/>
-      </w:pPr>
-      <w:r>
-        <w:rPr>
-          <w:rFonts w:ascii="SimSun" w:cs="SimSun" w:eastAsia="SimSun" w:hAnsi="SimSun"/>
-          <w:sz w:val="24"/>
-          <w:szCs w:val="24"/>
-        </w:rPr>
-        <w:t xml:space="preserve">系动词高中常考的，老师给你分四拨，好记也好用。</w:t>
-      </w:r>
-    </w:p>
-    <w:p>
-      <w:pPr>
-        <w:spacing w:after="160" w:line="380"/>
-        <w:ind w:firstLine="480"/>
-      </w:pPr>
-      <w:r>
-        <w:rPr>
-          <w:rFonts w:ascii="SimSun" w:cs="SimSun" w:eastAsia="SimSun" w:hAnsi="SimSun"/>
-          <w:sz w:val="24"/>
-          <w:szCs w:val="24"/>
-        </w:rPr>
-        <w:t xml:space="preserve">最基本的当然是 be。</w:t>
-      </w:r>
-    </w:p>
-    <w:p>
-      <w:pPr>
-        <w:spacing w:after="160" w:line="380"/>
-        <w:ind w:firstLine="480"/>
-      </w:pPr>
-      <w:r>
-        <w:rPr>
-          <w:rFonts w:ascii="SimSun" w:cs="SimSun" w:eastAsia="SimSun" w:hAnsi="SimSun"/>
-          <w:sz w:val="24"/>
-          <w:szCs w:val="24"/>
-        </w:rPr>
-        <w:t xml:space="preserve">然后是感官那一拨，look 看起来、sound 听起来、taste 尝起来、smell 闻起来、feel 摸起来或者感觉起来。这五个是重灾区，考得最多。</w:t>
-      </w:r>
-    </w:p>
-    <w:p>
-      <w:pPr>
-        <w:spacing w:after="160" w:line="380"/>
-        <w:ind w:firstLine="480"/>
-      </w:pPr>
-      <w:r>
-        <w:rPr>
-          <w:rFonts w:ascii="SimSun" w:cs="SimSun" w:eastAsia="SimSun" w:hAnsi="SimSun"/>
-          <w:sz w:val="24"/>
-          <w:szCs w:val="24"/>
-        </w:rPr>
-        <w:t xml:space="preserve">再往下是表示变化的，become 变成、get 变得、turn 变得、grow 逐渐变得，还有一个 go，go 用在这儿一般是往坏了变。</w:t>
-      </w:r>
-    </w:p>
-    <w:p>
-      <w:pPr>
-        <w:spacing w:after="160" w:line="380"/>
-        <w:ind w:firstLine="480"/>
-      </w:pPr>
-      <w:r>
-        <w:rPr>
-          <w:rFonts w:ascii="SimSun" w:cs="SimSun" w:eastAsia="SimSun" w:hAnsi="SimSun"/>
-          <w:sz w:val="24"/>
-          <w:szCs w:val="24"/>
-        </w:rPr>
-        <w:t xml:space="preserve">最后是表示保持和表象的，keep 保持、stay 保持、remain 保持，加上 seem 似乎、appear 显得。</w:t>
+        <w:t xml:space="preserve">什么叫系动词？我先不给你背定义，我给你看个东西。</w:t>
+      </w:r>
+    </w:p>
+    <w:p>
+      <w:pPr>
+        <w:spacing w:after="160" w:line="380"/>
+        <w:ind w:firstLine="480"/>
+      </w:pPr>
+      <w:r>
+        <w:rPr>
+          <w:rFonts w:ascii="SimSun" w:cs="SimSun" w:eastAsia="SimSun" w:hAnsi="SimSun"/>
+          <w:sz w:val="24"/>
+          <w:szCs w:val="24"/>
+        </w:rPr>
+        <w:t xml:space="preserve">中文里我们说：这汤很好喝。你先在心里念一遍这句话。</w:t>
+      </w:r>
+    </w:p>
+    <w:p>
+      <w:pPr>
+        <w:spacing w:after="160" w:line="380"/>
+        <w:ind w:firstLine="480"/>
+      </w:pPr>
+      <w:r>
+        <w:rPr>
+          <w:rFonts w:ascii="SimSun" w:cs="SimSun" w:eastAsia="SimSun" w:hAnsi="SimSun"/>
+          <w:sz w:val="24"/>
+          <w:szCs w:val="24"/>
+        </w:rPr>
+        <w:t xml:space="preserve">你注意听，中间是不是藏着一个看不见的「是」？这汤——是——很好喝的。我们平时说话把它省了，但它在。</w:t>
+      </w:r>
+    </w:p>
+    <w:p>
+      <w:pPr>
+        <w:spacing w:after="160" w:line="380"/>
+        <w:ind w:firstLine="480"/>
+      </w:pPr>
+      <w:r>
+        <w:rPr>
+          <w:rFonts w:ascii="SimSun" w:cs="SimSun" w:eastAsia="SimSun" w:hAnsi="SimSun"/>
+          <w:sz w:val="24"/>
+          <w:szCs w:val="24"/>
+        </w:rPr>
+        <w:t xml:space="preserve">英语不省。英语必须把这个「是」说出来。所以英语说 The soup is good。</w:t>
+      </w:r>
+    </w:p>
+    <w:p>
+      <w:pPr>
+        <w:spacing w:after="160" w:line="380"/>
+        <w:ind w:firstLine="480"/>
+      </w:pPr>
+      <w:r>
+        <w:rPr>
+          <w:rFonts w:ascii="SimSun" w:cs="SimSun" w:eastAsia="SimSun" w:hAnsi="SimSun"/>
+          <w:sz w:val="24"/>
+          <w:szCs w:val="24"/>
+        </w:rPr>
+        <w:t xml:space="preserve">好，现在关键来了。</w:t>
+      </w:r>
+    </w:p>
+    <w:p>
+      <w:pPr>
+        <w:spacing w:after="160" w:line="380"/>
+        <w:ind w:firstLine="480"/>
+      </w:pPr>
+      <w:r>
+        <w:rPr>
+          <w:rFonts w:ascii="SimSun" w:cs="SimSun" w:eastAsia="SimSun" w:hAnsi="SimSun"/>
+          <w:sz w:val="24"/>
+          <w:szCs w:val="24"/>
+        </w:rPr>
+        <w:t xml:space="preserve">英语这个「是」，它有好几种口味。你听我一个一个说。</w:t>
+      </w:r>
+    </w:p>
+    <w:p>
+      <w:pPr>
+        <w:spacing w:after="160" w:line="380"/>
+        <w:ind w:firstLine="480"/>
+      </w:pPr>
+      <w:r>
+        <w:rPr>
+          <w:rFonts w:ascii="SimSun" w:cs="SimSun" w:eastAsia="SimSun" w:hAnsi="SimSun"/>
+          <w:sz w:val="24"/>
+          <w:szCs w:val="24"/>
+        </w:rPr>
+        <w:t xml:space="preserve">最普通的、没味道的那个，就是 is，单纯的是。</w:t>
+      </w:r>
+    </w:p>
+    <w:p>
+      <w:pPr>
+        <w:spacing w:after="160" w:line="380"/>
+        <w:ind w:firstLine="480"/>
+      </w:pPr>
+      <w:r>
+        <w:rPr>
+          <w:rFonts w:ascii="SimSun" w:cs="SimSun" w:eastAsia="SimSun" w:hAnsi="SimSun"/>
+          <w:sz w:val="24"/>
+          <w:szCs w:val="24"/>
+        </w:rPr>
+        <w:t xml:space="preserve">那你要说「尝起来是」呢？英语给你一个 taste。The soup tastes good，这汤尝起来是好的。</w:t>
+      </w:r>
+    </w:p>
+    <w:p>
+      <w:pPr>
+        <w:spacing w:after="160" w:line="380"/>
+        <w:ind w:firstLine="480"/>
+      </w:pPr>
+      <w:r>
+        <w:rPr>
+          <w:rFonts w:ascii="SimSun" w:cs="SimSun" w:eastAsia="SimSun" w:hAnsi="SimSun"/>
+          <w:sz w:val="24"/>
+          <w:szCs w:val="24"/>
+        </w:rPr>
+        <w:t xml:space="preserve">「看起来是」呢？用 look。He looks tired，他看起来是累的。</w:t>
+      </w:r>
+    </w:p>
+    <w:p>
+      <w:pPr>
+        <w:spacing w:after="160" w:line="380"/>
+        <w:ind w:firstLine="480"/>
+      </w:pPr>
+      <w:r>
+        <w:rPr>
+          <w:rFonts w:ascii="SimSun" w:cs="SimSun" w:eastAsia="SimSun" w:hAnsi="SimSun"/>
+          <w:sz w:val="24"/>
+          <w:szCs w:val="24"/>
+        </w:rPr>
+        <w:t xml:space="preserve">「听起来是」用 sound，「闻起来是」用 smell，「摸起来是、感觉起来是」用 feel。这五个连成一串，就是感官那一拨。</w:t>
+      </w:r>
+    </w:p>
+    <w:p>
+      <w:pPr>
+        <w:spacing w:after="160" w:line="380"/>
+        <w:ind w:firstLine="480"/>
+      </w:pPr>
+      <w:r>
+        <w:rPr>
+          <w:rFonts w:ascii="SimSun" w:cs="SimSun" w:eastAsia="SimSun" w:hAnsi="SimSun"/>
+          <w:sz w:val="24"/>
+          <w:szCs w:val="24"/>
+        </w:rPr>
+        <w:t xml:space="preserve">再往下，「变成是」呢？become、turn、get、grow，还有一个 go。The leaves turned yellow，叶子变成是黄的。go 这个词用在这儿一般是往坏了变，牛奶变质就是 go bad。</w:t>
+      </w:r>
+    </w:p>
+    <w:p>
+      <w:pPr>
+        <w:spacing w:after="160" w:line="380"/>
+        <w:ind w:firstLine="480"/>
+      </w:pPr>
+      <w:r>
+        <w:rPr>
+          <w:rFonts w:ascii="SimSun" w:cs="SimSun" w:eastAsia="SimSun" w:hAnsi="SimSun"/>
+          <w:sz w:val="24"/>
+          <w:szCs w:val="24"/>
+        </w:rPr>
+        <w:t xml:space="preserve">「一直是」呢？keep、stay、remain。Please keep quiet，请一直是安静的。</w:t>
+      </w:r>
+    </w:p>
+    <w:p>
+      <w:pPr>
+        <w:spacing w:after="160" w:line="380"/>
+        <w:ind w:firstLine="480"/>
+      </w:pPr>
+      <w:r>
+        <w:rPr>
+          <w:rFonts w:ascii="SimSun" w:cs="SimSun" w:eastAsia="SimSun" w:hAnsi="SimSun"/>
+          <w:sz w:val="24"/>
+          <w:szCs w:val="24"/>
+        </w:rPr>
+        <w:t xml:space="preserve">「好像是」呢？seem、appear。</w:t>
+      </w:r>
+    </w:p>
+    <w:p>
+      <w:pPr>
+        <w:spacing w:after="160" w:line="380"/>
+        <w:ind w:firstLine="480"/>
+      </w:pPr>
+      <w:r>
+        <w:rPr>
+          <w:rFonts w:ascii="SimSun" w:cs="SimSun" w:eastAsia="SimSun" w:hAnsi="SimSun"/>
+          <w:sz w:val="24"/>
+          <w:szCs w:val="24"/>
+        </w:rPr>
+        <w:t xml:space="preserve">你现在看出来了吗？所谓系动词，说白了就是加了口味的 is。</w:t>
+      </w:r>
+    </w:p>
+    <w:p>
+      <w:pPr>
+        <w:spacing w:after="160" w:line="380"/>
+        <w:ind w:firstLine="480"/>
+      </w:pPr>
+      <w:r>
+        <w:rPr>
+          <w:rFonts w:ascii="SimSun" w:cs="SimSun" w:eastAsia="SimSun" w:hAnsi="SimSun"/>
+          <w:sz w:val="24"/>
+          <w:szCs w:val="24"/>
+        </w:rPr>
+        <w:t xml:space="preserve">它们全都是「是」。只不过一个是尝起来是，一个是看起来是，一个是变成是，一个是一直是。</w:t>
+      </w:r>
+    </w:p>
+    <w:p>
+      <w:pPr>
+        <w:spacing w:after="160" w:line="380"/>
+        <w:ind w:firstLine="480"/>
+      </w:pPr>
+      <w:r>
+        <w:rPr>
+          <w:rFonts w:ascii="SimSun" w:cs="SimSun" w:eastAsia="SimSun" w:hAnsi="SimSun"/>
+          <w:sz w:val="24"/>
+          <w:szCs w:val="24"/>
+        </w:rPr>
+        <w:t xml:space="preserve">这一下就把三件事全解释通了，你听我说。</w:t>
+      </w:r>
+    </w:p>
+    <w:p>
+      <w:pPr>
+        <w:spacing w:after="160" w:line="380"/>
+        <w:ind w:firstLine="480"/>
+      </w:pPr>
+      <w:r>
+        <w:rPr>
+          <w:rFonts w:ascii="SimSun" w:cs="SimSun" w:eastAsia="SimSun" w:hAnsi="SimSun"/>
+          <w:sz w:val="24"/>
+          <w:szCs w:val="24"/>
+        </w:rPr>
+        <w:t xml:space="preserve">第一件，为什么系动词后面必须跟形容词？因为「是」后面本来就跟描述啊。你说这汤是，后面当然接好喝的。这根本不用背。</w:t>
+      </w:r>
+    </w:p>
+    <w:p>
+      <w:pPr>
+        <w:spacing w:after="160" w:line="380"/>
+        <w:ind w:firstLine="480"/>
+      </w:pPr>
+      <w:r>
+        <w:rPr>
+          <w:rFonts w:ascii="SimSun" w:cs="SimSun" w:eastAsia="SimSun" w:hAnsi="SimSun"/>
+          <w:sz w:val="24"/>
+          <w:szCs w:val="24"/>
+        </w:rPr>
+        <w:t xml:space="preserve">第二件，为什么我要教你换成 is 去验证？因为它们本来就是 is 的变体！你把那层口味去掉，剩下的就是 is。所以换完句子当然还站得住。</w:t>
+      </w:r>
+    </w:p>
+    <w:p>
+      <w:pPr>
+        <w:spacing w:after="160" w:line="380"/>
+        <w:ind w:firstLine="480"/>
+      </w:pPr>
+      <w:r>
+        <w:rPr>
+          <w:rFonts w:ascii="SimSun" w:cs="SimSun" w:eastAsia="SimSun" w:hAnsi="SimSun"/>
+          <w:sz w:val="24"/>
+          <w:szCs w:val="24"/>
+        </w:rPr>
+        <w:t xml:space="preserve">第三件，为什么实义动词一换成 is 意思就变了？因为 met 是遇见，它压根不是「是」。你硬把它换成 is，那意思当然全跑了。</w:t>
       </w:r>
     </w:p>
     <w:p>

--- a/docs/Level1/高中英语语法切片-Level1-第03课-宾语表语宾语补足语.docx
+++ b/docs/Level1/高中英语语法切片-Level1-第03课-宾语表语宾语补足语.docx
@@ -57,6 +57,20 @@
           <w:sz w:val="24"/>
           <w:szCs w:val="24"/>
         </w:rPr>
+        <w:t xml:space="preserve">上课之前我先说个事。今天这节课的内容，是高考语法填空里最爱挖坑的一块。你要是这节听扎实了，后面一大片题都是白送的分。</w:t>
+      </w:r>
+    </w:p>
+    <w:p>
+      <w:pPr>
+        <w:spacing w:after="160" w:line="380"/>
+        <w:ind w:firstLine="480"/>
+      </w:pPr>
+      <w:r>
+        <w:rPr>
+          <w:rFonts w:ascii="SimSun" w:cs="SimSun" w:eastAsia="SimSun" w:hAnsi="SimSun"/>
+          <w:sz w:val="24"/>
+          <w:szCs w:val="24"/>
+        </w:rPr>
         <w:t xml:space="preserve">上节课我们把句子的骨架立起来了，主语和谓语。还给了你一个特别管用的思路——主语宾语表语，干的是名词的活儿；定语，干的是形容词的活儿；状语，干的是副词的活儿。这句话今天还要接着用。</w:t>
       </w:r>
     </w:p>
@@ -185,91 +199,147 @@
           <w:sz w:val="24"/>
           <w:szCs w:val="24"/>
         </w:rPr>
-        <w:t xml:space="preserve">这句话不长，你先自己找一遍。找什么？找带时态的动词，这是上节课定下的第一步。</w:t>
-      </w:r>
-    </w:p>
-    <w:p>
-      <w:pPr>
-        <w:spacing w:after="160" w:line="380"/>
-        <w:ind w:firstLine="480"/>
-      </w:pPr>
-      <w:r>
-        <w:rPr>
-          <w:rFonts w:ascii="SimSun" w:cs="SimSun" w:eastAsia="SimSun" w:hAnsi="SimSun"/>
-          <w:sz w:val="24"/>
-          <w:szCs w:val="24"/>
-        </w:rPr>
-        <w:t xml:space="preserve">找到了吗？finished。它是 finish 的过去式，变过形了，带着时态，所以它就是谓语。谓语一确定，前面的 The students 自然就是主语。</w:t>
-      </w:r>
-    </w:p>
-    <w:p>
-      <w:pPr>
-        <w:spacing w:after="160" w:line="380"/>
-        <w:ind w:firstLine="480"/>
-      </w:pPr>
-      <w:r>
-        <w:rPr>
-          <w:rFonts w:ascii="SimSun" w:cs="SimSun" w:eastAsia="SimSun" w:hAnsi="SimSun"/>
-          <w:sz w:val="24"/>
-          <w:szCs w:val="24"/>
-        </w:rPr>
-        <w:t xml:space="preserve">好，现在关键来了。finished 后面跟着 their homework，这是什么？</w:t>
-      </w:r>
-    </w:p>
-    <w:p>
-      <w:pPr>
-        <w:spacing w:after="160" w:line="380"/>
-        <w:ind w:firstLine="480"/>
-      </w:pPr>
-      <w:r>
-        <w:rPr>
-          <w:rFonts w:ascii="SimSun" w:cs="SimSun" w:eastAsia="SimSun" w:hAnsi="SimSun"/>
-          <w:sz w:val="24"/>
-          <w:szCs w:val="24"/>
-        </w:rPr>
-        <w:t xml:space="preserve">你自己问一句：finish 是完成，完成什么？完成作业。作业是被完成的那个东西，是这个动作直接砸到的对象。这就是宾语。</w:t>
-      </w:r>
-    </w:p>
-    <w:p>
-      <w:pPr>
-        <w:spacing w:after="160" w:line="380"/>
-        <w:ind w:firstLine="480"/>
-      </w:pPr>
-      <w:r>
-        <w:rPr>
-          <w:rFonts w:ascii="SimSun" w:cs="SimSun" w:eastAsia="SimSun" w:hAnsi="SimSun"/>
-          <w:sz w:val="24"/>
-          <w:szCs w:val="24"/>
-        </w:rPr>
-        <w:t xml:space="preserve">那最后那个 before dinner 呢？我知道有人顺手也把它算进去了。别急，你看它说的是什么——是什么时候完成的。它修饰的是 finished 这个动作。</w:t>
-      </w:r>
-    </w:p>
-    <w:p>
-      <w:pPr>
-        <w:spacing w:after="160" w:line="380"/>
-        <w:ind w:firstLine="480"/>
-      </w:pPr>
-      <w:r>
-        <w:rPr>
-          <w:rFonts w:ascii="SimSun" w:cs="SimSun" w:eastAsia="SimSun" w:hAnsi="SimSun"/>
-          <w:sz w:val="24"/>
-          <w:szCs w:val="24"/>
-        </w:rPr>
-        <w:t xml:space="preserve">修饰动词是谁的活儿？副词的活儿。所以它是状语，跟宾语没关系。</w:t>
-      </w:r>
-    </w:p>
-    <w:p>
-      <w:pPr>
-        <w:spacing w:after="160" w:line="380"/>
-        <w:ind w:firstLine="480"/>
-      </w:pPr>
-      <w:r>
-        <w:rPr>
-          <w:rFonts w:ascii="SimSun" w:cs="SimSun" w:eastAsia="SimSun" w:hAnsi="SimSun"/>
-          <w:sz w:val="24"/>
-          <w:szCs w:val="24"/>
-        </w:rPr>
-        <w:t xml:space="preserve">答案是：宾语是 their homework。</w:t>
+        <w:t xml:space="preserve">这句话不长，你先自己找一遍，别急着听我说。</w:t>
+      </w:r>
+    </w:p>
+    <w:p>
+      <w:pPr>
+        <w:spacing w:after="160" w:line="380"/>
+        <w:ind w:firstLine="480"/>
+      </w:pPr>
+      <w:r>
+        <w:rPr>
+          <w:rFonts w:ascii="SimSun" w:cs="SimSun" w:eastAsia="SimSun" w:hAnsi="SimSun"/>
+          <w:sz w:val="24"/>
+          <w:szCs w:val="24"/>
+        </w:rPr>
+        <w:t xml:space="preserve">找什么？找带时态的动词。上节课我们钉死过的，这是第一步，永远是第一步。</w:t>
+      </w:r>
+    </w:p>
+    <w:p>
+      <w:pPr>
+        <w:spacing w:after="160" w:line="380"/>
+        <w:ind w:firstLine="480"/>
+      </w:pPr>
+      <w:r>
+        <w:rPr>
+          <w:rFonts w:ascii="SimSun" w:cs="SimSun" w:eastAsia="SimSun" w:hAnsi="SimSun"/>
+          <w:sz w:val="24"/>
+          <w:szCs w:val="24"/>
+        </w:rPr>
+        <w:t xml:space="preserve">扫一眼——finished。finish 的过去式。它变过形了，身上带着时态，那它就是谓语，跑不了。</w:t>
+      </w:r>
+    </w:p>
+    <w:p>
+      <w:pPr>
+        <w:spacing w:after="160" w:line="380"/>
+        <w:ind w:firstLine="480"/>
+      </w:pPr>
+      <w:r>
+        <w:rPr>
+          <w:rFonts w:ascii="SimSun" w:cs="SimSun" w:eastAsia="SimSun" w:hAnsi="SimSun"/>
+          <w:sz w:val="24"/>
+          <w:szCs w:val="24"/>
+        </w:rPr>
+        <w:t xml:space="preserve">谓语一钉死，前面那块 The students 自动就是主语。</w:t>
+      </w:r>
+    </w:p>
+    <w:p>
+      <w:pPr>
+        <w:spacing w:after="160" w:line="380"/>
+        <w:ind w:firstLine="480"/>
+      </w:pPr>
+      <w:r>
+        <w:rPr>
+          <w:rFonts w:ascii="SimSun" w:cs="SimSun" w:eastAsia="SimSun" w:hAnsi="SimSun"/>
+          <w:sz w:val="24"/>
+          <w:szCs w:val="24"/>
+        </w:rPr>
+        <w:t xml:space="preserve">好。那 finished 后面挂着的 their homework 是什么？</w:t>
+      </w:r>
+    </w:p>
+    <w:p>
+      <w:pPr>
+        <w:spacing w:after="160" w:line="380"/>
+        <w:ind w:firstLine="480"/>
+      </w:pPr>
+      <w:r>
+        <w:rPr>
+          <w:rFonts w:ascii="SimSun" w:cs="SimSun" w:eastAsia="SimSun" w:hAnsi="SimSun"/>
+          <w:sz w:val="24"/>
+          <w:szCs w:val="24"/>
+        </w:rPr>
+        <w:t xml:space="preserve">你别去背概念，就问自己一句大白话：完成，完成什么？完成作业。</w:t>
+      </w:r>
+    </w:p>
+    <w:p>
+      <w:pPr>
+        <w:spacing w:after="160" w:line="380"/>
+        <w:ind w:firstLine="480"/>
+      </w:pPr>
+      <w:r>
+        <w:rPr>
+          <w:rFonts w:ascii="SimSun" w:cs="SimSun" w:eastAsia="SimSun" w:hAnsi="SimSun"/>
+          <w:sz w:val="24"/>
+          <w:szCs w:val="24"/>
+        </w:rPr>
+        <w:t xml:space="preserve">作业就是挨了这一下的那个东西。动作砸下来，砸在谁身上，谁就是宾语。</w:t>
+      </w:r>
+    </w:p>
+    <w:p>
+      <w:pPr>
+        <w:spacing w:after="160" w:line="380"/>
+        <w:ind w:firstLine="480"/>
+      </w:pPr>
+      <w:r>
+        <w:rPr>
+          <w:rFonts w:ascii="SimSun" w:cs="SimSun" w:eastAsia="SimSun" w:hAnsi="SimSun"/>
+          <w:sz w:val="24"/>
+          <w:szCs w:val="24"/>
+        </w:rPr>
+        <w:t xml:space="preserve">最后那个 before dinner——我知道有人顺手也把它划进去了。停。</w:t>
+      </w:r>
+    </w:p>
+    <w:p>
+      <w:pPr>
+        <w:spacing w:after="160" w:line="380"/>
+        <w:ind w:firstLine="480"/>
+      </w:pPr>
+      <w:r>
+        <w:rPr>
+          <w:rFonts w:ascii="SimSun" w:cs="SimSun" w:eastAsia="SimSun" w:hAnsi="SimSun"/>
+          <w:sz w:val="24"/>
+          <w:szCs w:val="24"/>
+        </w:rPr>
+        <w:t xml:space="preserve">你读读它说的是什么，晚饭前完成的。它说的是时候，管的是 finished 这个动作。</w:t>
+      </w:r>
+    </w:p>
+    <w:p>
+      <w:pPr>
+        <w:spacing w:after="160" w:line="380"/>
+        <w:ind w:firstLine="480"/>
+      </w:pPr>
+      <w:r>
+        <w:rPr>
+          <w:rFonts w:ascii="SimSun" w:cs="SimSun" w:eastAsia="SimSun" w:hAnsi="SimSun"/>
+          <w:sz w:val="24"/>
+          <w:szCs w:val="24"/>
+        </w:rPr>
+        <w:t xml:space="preserve">修饰动词是谁的活儿？副词的。所以它是状语，跟宾语一毛钱关系没有。</w:t>
+      </w:r>
+    </w:p>
+    <w:p>
+      <w:pPr>
+        <w:spacing w:after="160" w:line="380"/>
+        <w:ind w:firstLine="480"/>
+      </w:pPr>
+      <w:r>
+        <w:rPr>
+          <w:rFonts w:ascii="SimSun" w:cs="SimSun" w:eastAsia="SimSun" w:hAnsi="SimSun"/>
+          <w:sz w:val="24"/>
+          <w:szCs w:val="24"/>
+        </w:rPr>
+        <w:t xml:space="preserve">答案：宾语是 their homework。就这一个。</w:t>
       </w:r>
     </w:p>
     <w:p>
@@ -327,91 +397,91 @@
           <w:sz w:val="24"/>
           <w:szCs w:val="24"/>
         </w:rPr>
-        <w:t xml:space="preserve">第一步还是老规矩，先找谓语——就是那个带时态的动词。</w:t>
-      </w:r>
-    </w:p>
-    <w:p>
-      <w:pPr>
-        <w:spacing w:after="160" w:line="380"/>
-        <w:ind w:firstLine="480"/>
-      </w:pPr>
-      <w:r>
-        <w:rPr>
-          <w:rFonts w:ascii="SimSun" w:cs="SimSun" w:eastAsia="SimSun" w:hAnsi="SimSun"/>
-          <w:sz w:val="24"/>
-          <w:szCs w:val="24"/>
-        </w:rPr>
-        <w:t xml:space="preserve">这句话里哪个带时态？你扫一眼。enjoy，前面主语是 I，一般现在时，它就是谓语。</w:t>
-      </w:r>
-    </w:p>
-    <w:p>
-      <w:pPr>
-        <w:spacing w:after="160" w:line="380"/>
-        <w:ind w:firstLine="480"/>
-      </w:pPr>
-      <w:r>
-        <w:rPr>
-          <w:rFonts w:ascii="SimSun" w:cs="SimSun" w:eastAsia="SimSun" w:hAnsi="SimSun"/>
-          <w:sz w:val="24"/>
-          <w:szCs w:val="24"/>
-        </w:rPr>
-        <w:t xml:space="preserve">谓语定下来了，那这个空在哪儿？在谓语后面。谓语后面跟的东西，就是 enjoy 的宾语。</w:t>
-      </w:r>
-    </w:p>
-    <w:p>
-      <w:pPr>
-        <w:spacing w:after="160" w:line="380"/>
-        <w:ind w:firstLine="480"/>
-      </w:pPr>
-      <w:r>
-        <w:rPr>
-          <w:rFonts w:ascii="SimSun" w:cs="SimSun" w:eastAsia="SimSun" w:hAnsi="SimSun"/>
-          <w:sz w:val="24"/>
-          <w:szCs w:val="24"/>
-        </w:rPr>
-        <w:t xml:space="preserve">那宾语只能是什么？名词性成分。这是第一课就钉死的一条。</w:t>
-      </w:r>
-    </w:p>
-    <w:p>
-      <w:pPr>
-        <w:spacing w:after="160" w:line="380"/>
-        <w:ind w:firstLine="480"/>
-      </w:pPr>
-      <w:r>
-        <w:rPr>
-          <w:rFonts w:ascii="SimSun" w:cs="SimSun" w:eastAsia="SimSun" w:hAnsi="SimSun"/>
-          <w:sz w:val="24"/>
-          <w:szCs w:val="24"/>
-        </w:rPr>
-        <w:t xml:space="preserve">可括号里给你的是 listen，一个动词原形。动词原形能当宾语吗？不能，它站不住这个位置。</w:t>
-      </w:r>
-    </w:p>
-    <w:p>
-      <w:pPr>
-        <w:spacing w:after="160" w:line="380"/>
-        <w:ind w:firstLine="480"/>
-      </w:pPr>
-      <w:r>
-        <w:rPr>
-          <w:rFonts w:ascii="SimSun" w:cs="SimSun" w:eastAsia="SimSun" w:hAnsi="SimSun"/>
-          <w:sz w:val="24"/>
-          <w:szCs w:val="24"/>
-        </w:rPr>
-        <w:t xml:space="preserve">那怎么办？把它变成名词性的形式。动词变名词性，最常用的就是加 ing，变成动名词。</w:t>
-      </w:r>
-    </w:p>
-    <w:p>
-      <w:pPr>
-        <w:spacing w:after="160" w:line="380"/>
-        <w:ind w:firstLine="480"/>
-      </w:pPr>
-      <w:r>
-        <w:rPr>
-          <w:rFonts w:ascii="SimSun" w:cs="SimSun" w:eastAsia="SimSun" w:hAnsi="SimSun"/>
-          <w:sz w:val="24"/>
-          <w:szCs w:val="24"/>
-        </w:rPr>
-        <w:t xml:space="preserve">而且 enjoy 这个词本身还有个脾气，它后面只认动名词，不认不定式。你写 to listen 就错了。</w:t>
+        <w:t xml:space="preserve">老规矩，第一步先找谓语。这个你现在应该能秒答了。</w:t>
+      </w:r>
+    </w:p>
+    <w:p>
+      <w:pPr>
+        <w:spacing w:after="160" w:line="380"/>
+        <w:ind w:firstLine="480"/>
+      </w:pPr>
+      <w:r>
+        <w:rPr>
+          <w:rFonts w:ascii="SimSun" w:cs="SimSun" w:eastAsia="SimSun" w:hAnsi="SimSun"/>
+          <w:sz w:val="24"/>
+          <w:szCs w:val="24"/>
+        </w:rPr>
+        <w:t xml:space="preserve">哪个带时态？enjoy。前面主语是 I，一般现在时，就它了。看出来了吗，两节课下来这一步已经变成条件反射了。</w:t>
+      </w:r>
+    </w:p>
+    <w:p>
+      <w:pPr>
+        <w:spacing w:after="160" w:line="380"/>
+        <w:ind w:firstLine="480"/>
+      </w:pPr>
+      <w:r>
+        <w:rPr>
+          <w:rFonts w:ascii="SimSun" w:cs="SimSun" w:eastAsia="SimSun" w:hAnsi="SimSun"/>
+          <w:sz w:val="24"/>
+          <w:szCs w:val="24"/>
+        </w:rPr>
+        <w:t xml:space="preserve">谓语一定，位置就清楚了：这个空在谓语后面，那它是 enjoy 的宾语。</w:t>
+      </w:r>
+    </w:p>
+    <w:p>
+      <w:pPr>
+        <w:spacing w:after="160" w:line="380"/>
+        <w:ind w:firstLine="480"/>
+      </w:pPr>
+      <w:r>
+        <w:rPr>
+          <w:rFonts w:ascii="SimSun" w:cs="SimSun" w:eastAsia="SimSun" w:hAnsi="SimSun"/>
+          <w:sz w:val="24"/>
+          <w:szCs w:val="24"/>
+        </w:rPr>
+        <w:t xml:space="preserve">宾语只能是什么？名词性成分。第一课就钉死了。</w:t>
+      </w:r>
+    </w:p>
+    <w:p>
+      <w:pPr>
+        <w:spacing w:after="160" w:line="380"/>
+        <w:ind w:firstLine="480"/>
+      </w:pPr>
+      <w:r>
+        <w:rPr>
+          <w:rFonts w:ascii="SimSun" w:cs="SimSun" w:eastAsia="SimSun" w:hAnsi="SimSun"/>
+          <w:sz w:val="24"/>
+          <w:szCs w:val="24"/>
+        </w:rPr>
+        <w:t xml:space="preserve">可括号里给你的是 listen，光秃秃一个动词原形。它能当宾语吗？站不住对吧。</w:t>
+      </w:r>
+    </w:p>
+    <w:p>
+      <w:pPr>
+        <w:spacing w:after="160" w:line="380"/>
+        <w:ind w:firstLine="480"/>
+      </w:pPr>
+      <w:r>
+        <w:rPr>
+          <w:rFonts w:ascii="SimSun" w:cs="SimSun" w:eastAsia="SimSun" w:hAnsi="SimSun"/>
+          <w:sz w:val="24"/>
+          <w:szCs w:val="24"/>
+        </w:rPr>
+        <w:t xml:space="preserve">那就得改造它。你想想，动词要想当名词用，最省事的办法是什么？加 ing，变成动名词。</w:t>
+      </w:r>
+    </w:p>
+    <w:p>
+      <w:pPr>
+        <w:spacing w:after="160" w:line="380"/>
+        <w:ind w:firstLine="480"/>
+      </w:pPr>
+      <w:r>
+        <w:rPr>
+          <w:rFonts w:ascii="SimSun" w:cs="SimSun" w:eastAsia="SimSun" w:hAnsi="SimSun"/>
+          <w:sz w:val="24"/>
+          <w:szCs w:val="24"/>
+        </w:rPr>
+        <w:t xml:space="preserve">还有件事得提醒你，这个坑我年年见人踩。enjoy 这个词脾气怪，它挑食——只吃动名词，不吃不定式。你写个 to listen 塞给它？它不认。这一点你记死它。</w:t>
       </w:r>
     </w:p>
     <w:p>
@@ -709,77 +779,49 @@
           <w:sz w:val="24"/>
           <w:szCs w:val="24"/>
         </w:rPr>
-        <w:t xml:space="preserve">这道题你先自己标一遍，人宾物宾各是哪个。标完再听我讲。</w:t>
-      </w:r>
-    </w:p>
-    <w:p>
-      <w:pPr>
-        <w:spacing w:after="160" w:line="380"/>
-        <w:ind w:firstLine="480"/>
-      </w:pPr>
-      <w:r>
-        <w:rPr>
-          <w:rFonts w:ascii="SimSun" w:cs="SimSun" w:eastAsia="SimSun" w:hAnsi="SimSun"/>
-          <w:sz w:val="24"/>
-          <w:szCs w:val="24"/>
-        </w:rPr>
-        <w:t xml:space="preserve">我们按流程走。第一步，先找谓语，也就是带时态的那个动词。</w:t>
-      </w:r>
-    </w:p>
-    <w:p>
-      <w:pPr>
-        <w:spacing w:after="160" w:line="380"/>
-        <w:ind w:firstLine="480"/>
-      </w:pPr>
-      <w:r>
-        <w:rPr>
-          <w:rFonts w:ascii="SimSun" w:cs="SimSun" w:eastAsia="SimSun" w:hAnsi="SimSun"/>
-          <w:sz w:val="24"/>
-          <w:szCs w:val="24"/>
-        </w:rPr>
-        <w:t xml:space="preserve">哪个带时态？你扫一眼。</w:t>
-      </w:r>
-    </w:p>
-    <w:p>
-      <w:pPr>
-        <w:spacing w:after="160" w:line="380"/>
-        <w:ind w:firstLine="480"/>
-      </w:pPr>
-      <w:r>
-        <w:rPr>
-          <w:rFonts w:ascii="SimSun" w:cs="SimSun" w:eastAsia="SimSun" w:hAnsi="SimSun"/>
-          <w:sz w:val="24"/>
-          <w:szCs w:val="24"/>
-        </w:rPr>
-        <w:t xml:space="preserve">这句话里哪个带时态？bought，它是 buy 的过去式，变过形了。所以谓语就是 bought，买。</w:t>
-      </w:r>
-    </w:p>
-    <w:p>
-      <w:pPr>
-        <w:spacing w:after="160" w:line="380"/>
-        <w:ind w:firstLine="480"/>
-      </w:pPr>
-      <w:r>
-        <w:rPr>
-          <w:rFonts w:ascii="SimSun" w:cs="SimSun" w:eastAsia="SimSun" w:hAnsi="SimSun"/>
-          <w:sz w:val="24"/>
-          <w:szCs w:val="24"/>
-        </w:rPr>
-        <w:t xml:space="preserve">谓语找到了，接着往后看。买这个动作后面跟了两样东西，一个 Tom，一个 a new computer。</w:t>
-      </w:r>
-    </w:p>
-    <w:p>
-      <w:pPr>
-        <w:spacing w:after="160" w:line="380"/>
-        <w:ind w:firstLine="480"/>
-      </w:pPr>
-      <w:r>
-        <w:rPr>
-          <w:rFonts w:ascii="SimSun" w:cs="SimSun" w:eastAsia="SimSun" w:hAnsi="SimSun"/>
-          <w:sz w:val="24"/>
-          <w:szCs w:val="24"/>
-        </w:rPr>
-        <w:t xml:space="preserve">我问你，真正被买的是哪个？</w:t>
+        <w:t xml:space="preserve">这道题你先自己标一遍，人宾物宾各圈一个。标完再听我讲。</w:t>
+      </w:r>
+    </w:p>
+    <w:p>
+      <w:pPr>
+        <w:spacing w:after="160" w:line="380"/>
+        <w:ind w:firstLine="480"/>
+      </w:pPr>
+      <w:r>
+        <w:rPr>
+          <w:rFonts w:ascii="SimSun" w:cs="SimSun" w:eastAsia="SimSun" w:hAnsi="SimSun"/>
+          <w:sz w:val="24"/>
+          <w:szCs w:val="24"/>
+        </w:rPr>
+        <w:t xml:space="preserve">按流程走，第一步找谓语。哪个带时态？bought，buy 的过去式。就它。</w:t>
+      </w:r>
+    </w:p>
+    <w:p>
+      <w:pPr>
+        <w:spacing w:after="160" w:line="380"/>
+        <w:ind w:firstLine="480"/>
+      </w:pPr>
+      <w:r>
+        <w:rPr>
+          <w:rFonts w:ascii="SimSun" w:cs="SimSun" w:eastAsia="SimSun" w:hAnsi="SimSun"/>
+          <w:sz w:val="24"/>
+          <w:szCs w:val="24"/>
+        </w:rPr>
+        <w:t xml:space="preserve">接着往后看。买这个动作后面挂了两样东西，一个 Tom，一个 a new computer。</w:t>
+      </w:r>
+    </w:p>
+    <w:p>
+      <w:pPr>
+        <w:spacing w:after="160" w:line="380"/>
+        <w:ind w:firstLine="480"/>
+      </w:pPr>
+      <w:r>
+        <w:rPr>
+          <w:rFonts w:ascii="SimSun" w:cs="SimSun" w:eastAsia="SimSun" w:hAnsi="SimSun"/>
+          <w:sz w:val="24"/>
+          <w:szCs w:val="24"/>
+        </w:rPr>
+        <w:t xml:space="preserve">我问你——花钱买回来的，是哪个？</w:t>
       </w:r>
     </w:p>
     <w:p>
@@ -893,49 +935,63 @@
           <w:sz w:val="24"/>
           <w:szCs w:val="24"/>
         </w:rPr>
-        <w:t xml:space="preserve">还是先找谓语。哪个词带时态？found，是 find 的过去式。所以 found 是谓语。</w:t>
-      </w:r>
-    </w:p>
-    <w:p>
-      <w:pPr>
-        <w:spacing w:after="160" w:line="380"/>
-        <w:ind w:firstLine="480"/>
-      </w:pPr>
-      <w:r>
-        <w:rPr>
-          <w:rFonts w:ascii="SimSun" w:cs="SimSun" w:eastAsia="SimSun" w:hAnsi="SimSun"/>
-          <w:sz w:val="24"/>
-          <w:szCs w:val="24"/>
-        </w:rPr>
-        <w:t xml:space="preserve">往后看，found 后面跟着 the film。这是被发现的那个东西，是 found 的宾语。</w:t>
-      </w:r>
-    </w:p>
-    <w:p>
-      <w:pPr>
-        <w:spacing w:after="160" w:line="380"/>
-        <w:ind w:firstLine="480"/>
-      </w:pPr>
-      <w:r>
-        <w:rPr>
-          <w:rFonts w:ascii="SimSun" w:cs="SimSun" w:eastAsia="SimSun" w:hAnsi="SimSun"/>
-          <w:sz w:val="24"/>
-          <w:szCs w:val="24"/>
-        </w:rPr>
-        <w:t xml:space="preserve">可是你注意，宾语后面还挂着一个空。这个空干嘛用的？</w:t>
-      </w:r>
-    </w:p>
-    <w:p>
-      <w:pPr>
-        <w:spacing w:after="160" w:line="380"/>
-        <w:ind w:firstLine="480"/>
-      </w:pPr>
-      <w:r>
-        <w:rPr>
-          <w:rFonts w:ascii="SimSun" w:cs="SimSun" w:eastAsia="SimSun" w:hAnsi="SimSun"/>
-          <w:sz w:val="24"/>
-          <w:szCs w:val="24"/>
-        </w:rPr>
-        <w:t xml:space="preserve">你把句子读一遍就明白了：我们发现这部电影……停在这儿话说完了吗？没有。发现这部电影怎么样啊？必须补上。</w:t>
+        <w:t xml:space="preserve">还是先找谓语。哪个带时态？found，find 的过去式。就它。</w:t>
+      </w:r>
+    </w:p>
+    <w:p>
+      <w:pPr>
+        <w:spacing w:after="160" w:line="380"/>
+        <w:ind w:firstLine="480"/>
+      </w:pPr>
+      <w:r>
+        <w:rPr>
+          <w:rFonts w:ascii="SimSun" w:cs="SimSun" w:eastAsia="SimSun" w:hAnsi="SimSun"/>
+          <w:sz w:val="24"/>
+          <w:szCs w:val="24"/>
+        </w:rPr>
+        <w:t xml:space="preserve">往后看，found 后面跟着 the film，被发现的那个东西，这是宾语。</w:t>
+      </w:r>
+    </w:p>
+    <w:p>
+      <w:pPr>
+        <w:spacing w:after="160" w:line="380"/>
+        <w:ind w:firstLine="480"/>
+      </w:pPr>
+      <w:r>
+        <w:rPr>
+          <w:rFonts w:ascii="SimSun" w:cs="SimSun" w:eastAsia="SimSun" w:hAnsi="SimSun"/>
+          <w:sz w:val="24"/>
+          <w:szCs w:val="24"/>
+        </w:rPr>
+        <w:t xml:space="preserve">可你注意，宾语后头还挂着一个空。这个空干嘛使的？</w:t>
+      </w:r>
+    </w:p>
+    <w:p>
+      <w:pPr>
+        <w:spacing w:after="160" w:line="380"/>
+        <w:ind w:firstLine="480"/>
+      </w:pPr>
+      <w:r>
+        <w:rPr>
+          <w:rFonts w:ascii="SimSun" w:cs="SimSun" w:eastAsia="SimSun" w:hAnsi="SimSun"/>
+          <w:sz w:val="24"/>
+          <w:szCs w:val="24"/>
+        </w:rPr>
+        <w:t xml:space="preserve">你把句子念一遍就懂了：我们发现这部电影——</w:t>
+      </w:r>
+    </w:p>
+    <w:p>
+      <w:pPr>
+        <w:spacing w:after="160" w:line="380"/>
+        <w:ind w:firstLine="480"/>
+      </w:pPr>
+      <w:r>
+        <w:rPr>
+          <w:rFonts w:ascii="SimSun" w:cs="SimSun" w:eastAsia="SimSun" w:hAnsi="SimSun"/>
+          <w:sz w:val="24"/>
+          <w:szCs w:val="24"/>
+        </w:rPr>
+        <w:t xml:space="preserve">念到这儿断了对吧？话没完啊。发现这部电影怎么样？你不说完，人家听着难受。</w:t>
       </w:r>
     </w:p>
     <w:p>
@@ -3296,49 +3352,49 @@
           <w:sz w:val="24"/>
           <w:szCs w:val="24"/>
         </w:rPr>
-        <w:t xml:space="preserve">师：这道题的关键在 keeps 上，你有没有注意到？</w:t>
-      </w:r>
-    </w:p>
-    <w:p>
-      <w:pPr>
-        <w:spacing w:after="160" w:line="380"/>
-        <w:ind w:firstLine="480"/>
-      </w:pPr>
-      <w:r>
-        <w:rPr>
-          <w:rFonts w:ascii="SimSun" w:cs="SimSun" w:eastAsia="SimSun" w:hAnsi="SimSun"/>
-          <w:sz w:val="24"/>
-          <w:szCs w:val="24"/>
-        </w:rPr>
-        <w:t xml:space="preserve">keep 这个词，你第一反应是什么意思？保持，对吧。</w:t>
-      </w:r>
-    </w:p>
-    <w:p>
-      <w:pPr>
-        <w:spacing w:after="160" w:line="380"/>
-        <w:ind w:firstLine="480"/>
-      </w:pPr>
-      <w:r>
-        <w:rPr>
-          <w:rFonts w:ascii="SimSun" w:cs="SimSun" w:eastAsia="SimSun" w:hAnsi="SimSun"/>
-          <w:sz w:val="24"/>
-          <w:szCs w:val="24"/>
-        </w:rPr>
-        <w:t xml:space="preserve">keep 这个词有两个身份，你得先定它是哪个。一个是系动词，保持；一个是实义动词，坚持做某事。</w:t>
-      </w:r>
-    </w:p>
-    <w:p>
-      <w:pPr>
-        <w:spacing w:after="160" w:line="380"/>
-        <w:ind w:firstLine="480"/>
-      </w:pPr>
-      <w:r>
-        <w:rPr>
-          <w:rFonts w:ascii="SimSun" w:cs="SimSun" w:eastAsia="SimSun" w:hAnsi="SimSun"/>
-          <w:sz w:val="24"/>
-          <w:szCs w:val="24"/>
-        </w:rPr>
-        <w:t xml:space="preserve">怎么定？看后面。后面跟形容词，那它是系动词，比如 keep quiet。这道题后面括号里给的是动词 walk，那 keep 就是实义动词。</w:t>
+        <w:t xml:space="preserve">师：这道题卡在 keeps 上，你自己看出来了吗？</w:t>
+      </w:r>
+    </w:p>
+    <w:p>
+      <w:pPr>
+        <w:spacing w:after="160" w:line="380"/>
+        <w:ind w:firstLine="480"/>
+      </w:pPr>
+      <w:r>
+        <w:rPr>
+          <w:rFonts w:ascii="SimSun" w:cs="SimSun" w:eastAsia="SimSun" w:hAnsi="SimSun"/>
+          <w:sz w:val="24"/>
+          <w:szCs w:val="24"/>
+        </w:rPr>
+        <w:t xml:space="preserve">keep 你第一反应是什么意思？保持吧。对，但那只是它的一张脸。</w:t>
+      </w:r>
+    </w:p>
+    <w:p>
+      <w:pPr>
+        <w:spacing w:after="160" w:line="380"/>
+        <w:ind w:firstLine="480"/>
+      </w:pPr>
+      <w:r>
+        <w:rPr>
+          <w:rFonts w:ascii="SimSun" w:cs="SimSun" w:eastAsia="SimSun" w:hAnsi="SimSun"/>
+          <w:sz w:val="24"/>
+          <w:szCs w:val="24"/>
+        </w:rPr>
+        <w:t xml:space="preserve">keep 是个两面派。一面是系动词，保持；另一面是实义动词，坚持做某事。你得先认出它这会儿是哪张脸。</w:t>
+      </w:r>
+    </w:p>
+    <w:p>
+      <w:pPr>
+        <w:spacing w:after="160" w:line="380"/>
+        <w:ind w:firstLine="480"/>
+      </w:pPr>
+      <w:r>
+        <w:rPr>
+          <w:rFonts w:ascii="SimSun" w:cs="SimSun" w:eastAsia="SimSun" w:hAnsi="SimSun"/>
+          <w:sz w:val="24"/>
+          <w:szCs w:val="24"/>
+        </w:rPr>
+        <w:t xml:space="preserve">怎么认？看它后面站着谁。后面站个形容词，那是系动词那张脸，比如 keep quiet。这道题后面括号里蹲着个动词 walk——那就是实义动词这张脸。</w:t>
       </w:r>
     </w:p>
     <w:p>
@@ -3626,63 +3682,49 @@
           <w:sz w:val="24"/>
           <w:szCs w:val="24"/>
         </w:rPr>
-        <w:t xml:space="preserve">师：判断这类成分，第一步永远是先看前面那个动词是什么身份。这句话的动词是哪个？</w:t>
-      </w:r>
-    </w:p>
-    <w:p>
-      <w:pPr>
-        <w:spacing w:after="160" w:line="380"/>
-        <w:ind w:firstLine="480"/>
-      </w:pPr>
-      <w:r>
-        <w:rPr>
-          <w:rFonts w:ascii="SimSun" w:cs="SimSun" w:eastAsia="SimSun" w:hAnsi="SimSun"/>
-          <w:sz w:val="24"/>
-          <w:szCs w:val="24"/>
-        </w:rPr>
-        <w:t xml:space="preserve">become。你先自己判断一下，它是实义动词还是系动词。</w:t>
-      </w:r>
-    </w:p>
-    <w:p>
-      <w:pPr>
-        <w:spacing w:after="160" w:line="380"/>
-        <w:ind w:firstLine="480"/>
-      </w:pPr>
-      <w:r>
-        <w:rPr>
-          <w:rFonts w:ascii="SimSun" w:cs="SimSun" w:eastAsia="SimSun" w:hAnsi="SimSun"/>
-          <w:sz w:val="24"/>
-          <w:szCs w:val="24"/>
-        </w:rPr>
-        <w:t xml:space="preserve">这句话的动词是 become。我问你，become 是实义动词吗？</w:t>
-      </w:r>
-    </w:p>
-    <w:p>
-      <w:pPr>
-        <w:spacing w:after="160" w:line="380"/>
-        <w:ind w:firstLine="480"/>
-      </w:pPr>
-      <w:r>
-        <w:rPr>
-          <w:rFonts w:ascii="SimSun" w:cs="SimSun" w:eastAsia="SimSun" w:hAnsi="SimSun"/>
-          <w:sz w:val="24"/>
-          <w:szCs w:val="24"/>
-        </w:rPr>
-        <w:t xml:space="preserve">不是。它是变化类系动词，变成。系动词后面跟的是表语，不是宾语。</w:t>
-      </w:r>
-    </w:p>
-    <w:p>
-      <w:pPr>
-        <w:spacing w:after="160" w:line="380"/>
-        <w:ind w:firstLine="480"/>
-      </w:pPr>
-      <w:r>
-        <w:rPr>
-          <w:rFonts w:ascii="SimSun" w:cs="SimSun" w:eastAsia="SimSun" w:hAnsi="SimSun"/>
-          <w:sz w:val="24"/>
-          <w:szCs w:val="24"/>
-        </w:rPr>
-        <w:t xml:space="preserve">光凭这一条其实就够了，但我们再用今天那条标准验一遍：my elder brother 和 a good doctor，是同一个人吗？</w:t>
+        <w:t xml:space="preserve">师：这类题第一步永远一样——先看前面那个动词是什么身份。这句的动词是哪个？</w:t>
+      </w:r>
+    </w:p>
+    <w:p>
+      <w:pPr>
+        <w:spacing w:after="160" w:line="380"/>
+        <w:ind w:firstLine="480"/>
+      </w:pPr>
+      <w:r>
+        <w:rPr>
+          <w:rFonts w:ascii="SimSun" w:cs="SimSun" w:eastAsia="SimSun" w:hAnsi="SimSun"/>
+          <w:sz w:val="24"/>
+          <w:szCs w:val="24"/>
+        </w:rPr>
+        <w:t xml:space="preserve">become。你先自己判一下，实义动词还是系动词？</w:t>
+      </w:r>
+    </w:p>
+    <w:p>
+      <w:pPr>
+        <w:spacing w:after="160" w:line="380"/>
+        <w:ind w:firstLine="480"/>
+      </w:pPr>
+      <w:r>
+        <w:rPr>
+          <w:rFonts w:ascii="SimSun" w:cs="SimSun" w:eastAsia="SimSun" w:hAnsi="SimSun"/>
+          <w:sz w:val="24"/>
+          <w:szCs w:val="24"/>
+        </w:rPr>
+        <w:t xml:space="preserve">系动词。变化类的那一拨，变成。系动词后面接的是表语，不是宾语。</w:t>
+      </w:r>
+    </w:p>
+    <w:p>
+      <w:pPr>
+        <w:spacing w:after="160" w:line="380"/>
+        <w:ind w:firstLine="480"/>
+      </w:pPr>
+      <w:r>
+        <w:rPr>
+          <w:rFonts w:ascii="SimSun" w:cs="SimSun" w:eastAsia="SimSun" w:hAnsi="SimSun"/>
+          <w:sz w:val="24"/>
+          <w:szCs w:val="24"/>
+        </w:rPr>
+        <w:t xml:space="preserve">光凭这一条其实就能定了。不过我们再用今天那把尺子量一遍：my elder brother 和 a good doctor，是同一个人吗？</w:t>
       </w:r>
     </w:p>
     <w:p>
@@ -3841,21 +3883,21 @@
           <w:sz w:val="24"/>
           <w:szCs w:val="24"/>
         </w:rPr>
-        <w:t xml:space="preserve">师：这两句形状一样，你光看是分不出来的。刚学的办法，用起来——加 be 动词，两句都试一遍。</w:t>
-      </w:r>
-    </w:p>
-    <w:p>
-      <w:pPr>
-        <w:spacing w:after="160" w:line="380"/>
-        <w:ind w:firstLine="480"/>
-      </w:pPr>
-      <w:r>
-        <w:rPr>
-          <w:rFonts w:ascii="SimSun" w:cs="SimSun" w:eastAsia="SimSun" w:hAnsi="SimSun"/>
-          <w:sz w:val="24"/>
-          <w:szCs w:val="24"/>
-        </w:rPr>
-        <w:t xml:space="preserve">先试 A 项。</w:t>
+        <w:t xml:space="preserve">师：这两句长得一模一样，你光拿眼睛看，看到明天也分不出来。刚学的办法，用起来。</w:t>
+      </w:r>
+    </w:p>
+    <w:p>
+      <w:pPr>
+        <w:spacing w:after="160" w:line="380"/>
+        <w:ind w:firstLine="480"/>
+      </w:pPr>
+      <w:r>
+        <w:rPr>
+          <w:rFonts w:ascii="SimSun" w:cs="SimSun" w:eastAsia="SimSun" w:hAnsi="SimSun"/>
+          <w:sz w:val="24"/>
+          <w:szCs w:val="24"/>
+        </w:rPr>
+        <w:t xml:space="preserve">加 be 动词，两句挨个试。先试 A 项。</w:t>
       </w:r>
     </w:p>
     <w:p>
@@ -4171,77 +4213,105 @@
           <w:sz w:val="24"/>
           <w:szCs w:val="24"/>
         </w:rPr>
-        <w:t xml:space="preserve">师：我们把 to find 后面这一块理一理。</w:t>
-      </w:r>
-    </w:p>
-    <w:p>
-      <w:pPr>
-        <w:spacing w:after="160" w:line="380"/>
-        <w:ind w:firstLine="480"/>
-      </w:pPr>
-      <w:r>
-        <w:rPr>
-          <w:rFonts w:ascii="SimSun" w:cs="SimSun" w:eastAsia="SimSun" w:hAnsi="SimSun"/>
-          <w:sz w:val="24"/>
-          <w:szCs w:val="24"/>
-        </w:rPr>
-        <w:t xml:space="preserve">find 后面先跟了一个 the classroom，这是它的宾语。可宾语后面还挂着一个空。</w:t>
-      </w:r>
-    </w:p>
-    <w:p>
-      <w:pPr>
-        <w:spacing w:after="160" w:line="380"/>
-        <w:ind w:firstLine="480"/>
-      </w:pPr>
-      <w:r>
-        <w:rPr>
-          <w:rFonts w:ascii="SimSun" w:cs="SimSun" w:eastAsia="SimSun" w:hAnsi="SimSun"/>
-          <w:sz w:val="24"/>
-          <w:szCs w:val="24"/>
-        </w:rPr>
-        <w:t xml:space="preserve">你想想，这个空在句子里干的是什么活？</w:t>
-      </w:r>
-    </w:p>
-    <w:p>
-      <w:pPr>
-        <w:spacing w:after="160" w:line="380"/>
-        <w:ind w:firstLine="480"/>
-      </w:pPr>
-      <w:r>
-        <w:rPr>
-          <w:rFonts w:ascii="SimSun" w:cs="SimSun" w:eastAsia="SimSun" w:hAnsi="SimSun"/>
-          <w:sz w:val="24"/>
-          <w:szCs w:val="24"/>
-        </w:rPr>
-        <w:t xml:space="preserve">它在说明教室处在什么状态——是空的。说明状态，用什么词？形容词。</w:t>
-      </w:r>
-    </w:p>
-    <w:p>
-      <w:pPr>
-        <w:spacing w:after="160" w:line="380"/>
-        <w:ind w:firstLine="480"/>
-      </w:pPr>
-      <w:r>
-        <w:rPr>
-          <w:rFonts w:ascii="SimSun" w:cs="SimSun" w:eastAsia="SimSun" w:hAnsi="SimSun"/>
-          <w:sz w:val="24"/>
-          <w:szCs w:val="24"/>
-        </w:rPr>
-        <w:t xml:space="preserve">empty 本身就是形容词，直接填，不用改。</w:t>
-      </w:r>
-    </w:p>
-    <w:p>
-      <w:pPr>
-        <w:spacing w:after="160" w:line="380"/>
-        <w:ind w:firstLine="480"/>
-      </w:pPr>
-      <w:r>
-        <w:rPr>
-          <w:rFonts w:ascii="SimSun" w:cs="SimSun" w:eastAsia="SimSun" w:hAnsi="SimSun"/>
-          <w:sz w:val="24"/>
-          <w:szCs w:val="24"/>
-        </w:rPr>
-        <w:t xml:space="preserve">这里提醒一句，很多同学一看到 find 就想往动词形式上凑。你别先想词形，先想这个空在句子里干什么活。它在补充说明宾语，那就是宾补；宾补说状态，就用形容词。顺序反了，题就做错了。</w:t>
+        <w:t xml:space="preserve">师：把 to find 后面这一块理一理。</w:t>
+      </w:r>
+    </w:p>
+    <w:p>
+      <w:pPr>
+        <w:spacing w:after="160" w:line="380"/>
+        <w:ind w:firstLine="480"/>
+      </w:pPr>
+      <w:r>
+        <w:rPr>
+          <w:rFonts w:ascii="SimSun" w:cs="SimSun" w:eastAsia="SimSun" w:hAnsi="SimSun"/>
+          <w:sz w:val="24"/>
+          <w:szCs w:val="24"/>
+        </w:rPr>
+        <w:t xml:space="preserve">find 后面先跟了个 the classroom，宾语。可宾语后头还挂着个空。</w:t>
+      </w:r>
+    </w:p>
+    <w:p>
+      <w:pPr>
+        <w:spacing w:after="160" w:line="380"/>
+        <w:ind w:firstLine="480"/>
+      </w:pPr>
+      <w:r>
+        <w:rPr>
+          <w:rFonts w:ascii="SimSun" w:cs="SimSun" w:eastAsia="SimSun" w:hAnsi="SimSun"/>
+          <w:sz w:val="24"/>
+          <w:szCs w:val="24"/>
+        </w:rPr>
+        <w:t xml:space="preserve">你想想，这个空在句子里干的什么活？</w:t>
+      </w:r>
+    </w:p>
+    <w:p>
+      <w:pPr>
+        <w:spacing w:after="160" w:line="380"/>
+        <w:ind w:firstLine="480"/>
+      </w:pPr>
+      <w:r>
+        <w:rPr>
+          <w:rFonts w:ascii="SimSun" w:cs="SimSun" w:eastAsia="SimSun" w:hAnsi="SimSun"/>
+          <w:sz w:val="24"/>
+          <w:szCs w:val="24"/>
+        </w:rPr>
+        <w:t xml:space="preserve">它在说教室是个什么状态——空荡荡的。说状态，用什么词？形容词。</w:t>
+      </w:r>
+    </w:p>
+    <w:p>
+      <w:pPr>
+        <w:spacing w:after="160" w:line="380"/>
+        <w:ind w:firstLine="480"/>
+      </w:pPr>
+      <w:r>
+        <w:rPr>
+          <w:rFonts w:ascii="SimSun" w:cs="SimSun" w:eastAsia="SimSun" w:hAnsi="SimSun"/>
+          <w:sz w:val="24"/>
+          <w:szCs w:val="24"/>
+        </w:rPr>
+        <w:t xml:space="preserve">empty 本身就是形容词，原样填进去，一个字母不用动。</w:t>
+      </w:r>
+    </w:p>
+    <w:p>
+      <w:pPr>
+        <w:spacing w:after="160" w:line="380"/>
+        <w:ind w:firstLine="480"/>
+      </w:pPr>
+      <w:r>
+        <w:rPr>
+          <w:rFonts w:ascii="SimSun" w:cs="SimSun" w:eastAsia="SimSun" w:hAnsi="SimSun"/>
+          <w:sz w:val="24"/>
+          <w:szCs w:val="24"/>
+        </w:rPr>
+        <w:t xml:space="preserve">这儿我得多说一句。很多同学一看见 find，脑子里立刻开始想动词变形，ing 还是 ed，转半天。</w:t>
+      </w:r>
+    </w:p>
+    <w:p>
+      <w:pPr>
+        <w:spacing w:after="160" w:line="380"/>
+        <w:ind w:firstLine="480"/>
+      </w:pPr>
+      <w:r>
+        <w:rPr>
+          <w:rFonts w:ascii="SimSun" w:cs="SimSun" w:eastAsia="SimSun" w:hAnsi="SimSun"/>
+          <w:sz w:val="24"/>
+          <w:szCs w:val="24"/>
+        </w:rPr>
+        <w:t xml:space="preserve">顺序反了。你先别管词形，先问这个空在句子里干什么活。它在补充说明宾语，那就是宾补；宾补说状态，就用形容词。</w:t>
+      </w:r>
+    </w:p>
+    <w:p>
+      <w:pPr>
+        <w:spacing w:after="160" w:line="380"/>
+        <w:ind w:firstLine="480"/>
+      </w:pPr>
+      <w:r>
+        <w:rPr>
+          <w:rFonts w:ascii="SimSun" w:cs="SimSun" w:eastAsia="SimSun" w:hAnsi="SimSun"/>
+          <w:sz w:val="24"/>
+          <w:szCs w:val="24"/>
+        </w:rPr>
+        <w:t xml:space="preserve">先定活儿，再定词形。反过来一定错。</w:t>
       </w:r>
     </w:p>
     <w:p>

--- a/docs/Level1/高中英语语法切片-Level1-第03课-宾语表语宾语补足语.docx
+++ b/docs/Level1/高中英语语法切片-Level1-第03课-宾语表语宾语补足语.docx
@@ -113,7 +113,7 @@
           <w:sz w:val="24"/>
           <w:szCs w:val="24"/>
         </w:rPr>
-        <w:t xml:space="preserve">这个问题的答案，直接决定了这个句子长什么样。所以今天要讲三个成分：宾语、表语、宾语补足语。</w:t>
+        <w:t xml:space="preserve">你别小看这一问。这个答案直接决定了这句话长什么样。所以今天要讲三个成分：宾语、表语、宾语补足语。</w:t>
       </w:r>
     </w:p>
     <w:p>
@@ -581,7 +581,21 @@
           <w:sz w:val="24"/>
           <w:szCs w:val="24"/>
         </w:rPr>
-        <w:t xml:space="preserve">带 s 说明什么？说明它带时态，是一般现在时。带时态的动词是什么？谓语。这是第二课钉死的一条。所以 tastes 就是这句话的谓语。</w:t>
+        <w:t xml:space="preserve">带 s 说明什么？说明它带时态，是一般现在时。那带时态的动词是什么？谓语——第二课钉死的，你还记得吧。</w:t>
+      </w:r>
+    </w:p>
+    <w:p>
+      <w:pPr>
+        <w:spacing w:after="160" w:line="380"/>
+        <w:ind w:firstLine="480"/>
+      </w:pPr>
+      <w:r>
+        <w:rPr>
+          <w:rFonts w:ascii="SimSun" w:cs="SimSun" w:eastAsia="SimSun" w:hAnsi="SimSun"/>
+          <w:sz w:val="24"/>
+          <w:szCs w:val="24"/>
+        </w:rPr>
+        <w:t xml:space="preserve">所以 tastes 就是这句话的谓语。</w:t>
       </w:r>
     </w:p>
     <w:p>
@@ -609,7 +623,7 @@
           <w:sz w:val="24"/>
           <w:szCs w:val="24"/>
         </w:rPr>
-        <w:t xml:space="preserve">good 是好的。它在说谁？它在说这碗汤——这碗汤味道很好。也就是说，good 是用来描述 the soup 这个特征的。</w:t>
+        <w:t xml:space="preserve">good 是好的。它在说谁？你看它其实是在说这碗汤——这碗汤味道很好。也就是说，good 是用来描述 the soup 这个特征的。</w:t>
       </w:r>
     </w:p>
     <w:p>
@@ -665,7 +679,21 @@
           <w:sz w:val="24"/>
           <w:szCs w:val="24"/>
         </w:rPr>
-        <w:t xml:space="preserve">系动词后面跟的成分叫表语。表语是说明主语什么样的，所以用形容词。good 本身就是形容词，直接填，一个字母都不用改。</w:t>
+        <w:t xml:space="preserve">系动词后面那个位置叫表语。它是说主语什么样的，所以用形容词。</w:t>
+      </w:r>
+    </w:p>
+    <w:p>
+      <w:pPr>
+        <w:spacing w:after="160" w:line="380"/>
+        <w:ind w:firstLine="480"/>
+      </w:pPr>
+      <w:r>
+        <w:rPr>
+          <w:rFonts w:ascii="SimSun" w:cs="SimSun" w:eastAsia="SimSun" w:hAnsi="SimSun"/>
+          <w:sz w:val="24"/>
+          <w:szCs w:val="24"/>
+        </w:rPr>
+        <w:t xml:space="preserve">good 本来就是形容词，你原样填进去就行，一个字母都不用动。</w:t>
       </w:r>
     </w:p>
     <w:p>
@@ -1540,21 +1568,35 @@
           <w:sz w:val="24"/>
           <w:szCs w:val="24"/>
         </w:rPr>
-        <w:t xml:space="preserve">另一种叫介词宾语。介词后面必须跟名词性成分，跟在介词后面的那个东西，也叫宾语。He is good at swimming，at 是介词，后面的 swimming 就是介词宾语。</w:t>
-      </w:r>
-    </w:p>
-    <w:p>
-      <w:pPr>
-        <w:spacing w:after="160" w:line="380"/>
-        <w:ind w:firstLine="480"/>
-      </w:pPr>
-      <w:r>
-        <w:rPr>
-          <w:rFonts w:ascii="SimSun" w:cs="SimSun" w:eastAsia="SimSun" w:hAnsi="SimSun"/>
-          <w:sz w:val="24"/>
-          <w:szCs w:val="24"/>
-        </w:rPr>
-        <w:t xml:space="preserve">这也顺便解释了一个老问题——为什么介词后面只能跟动名词，不能跟动词原形？因为那是个宾语位置，宾语位置只收名词性的东西。</w:t>
+        <w:t xml:space="preserve">还有一种叫介词宾语。名字听着新，其实一回事：介词后面跟着的那个东西，也是宾语。He is good at swimming，at 是介词，后面这个 swimming 就是它的宾语。</w:t>
+      </w:r>
+    </w:p>
+    <w:p>
+      <w:pPr>
+        <w:spacing w:after="160" w:line="380"/>
+        <w:ind w:firstLine="480"/>
+      </w:pPr>
+      <w:r>
+        <w:rPr>
+          <w:rFonts w:ascii="SimSun" w:cs="SimSun" w:eastAsia="SimSun" w:hAnsi="SimSun"/>
+          <w:sz w:val="24"/>
+          <w:szCs w:val="24"/>
+        </w:rPr>
+        <w:t xml:space="preserve">这一下就把一个老问题解释通了。你以前是不是死记过一条——介词后面只能跟动名词，不能跟动词原形？</w:t>
+      </w:r>
+    </w:p>
+    <w:p>
+      <w:pPr>
+        <w:spacing w:after="160" w:line="380"/>
+        <w:ind w:firstLine="480"/>
+      </w:pPr>
+      <w:r>
+        <w:rPr>
+          <w:rFonts w:ascii="SimSun" w:cs="SimSun" w:eastAsia="SimSun" w:hAnsi="SimSun"/>
+          <w:sz w:val="24"/>
+          <w:szCs w:val="24"/>
+        </w:rPr>
+        <w:t xml:space="preserve">现在你知道为什么了吧。那儿是个宾语位置，宾语位置只认名字。动词原形不是名字，它进不去。</w:t>
       </w:r>
     </w:p>
     <w:p>
@@ -1722,7 +1764,7 @@
           <w:sz w:val="24"/>
           <w:szCs w:val="24"/>
         </w:rPr>
-        <w:t xml:space="preserve">「听起来是」用 sound，「闻起来是」用 smell，「摸起来是、感觉起来是」用 feel。这五个连成一串，就是感官那一拨。</w:t>
+        <w:t xml:space="preserve">「听起来是」用 sound，「闻起来是」用 smell，「摸起来是、感觉起来是」用 feel。这五个连成一串，就是感官那一拨——你考得最多的也是它们。</w:t>
       </w:r>
     </w:p>
     <w:p>
@@ -1792,7 +1834,7 @@
           <w:sz w:val="24"/>
           <w:szCs w:val="24"/>
         </w:rPr>
-        <w:t xml:space="preserve">它们全都是「是」。只不过一个是尝起来是，一个是看起来是，一个是变成是，一个是一直是。</w:t>
+        <w:t xml:space="preserve">它们全都是「是」。只不过一个是尝起来是，一个是看起来是，一个是变成是，一个是一直是。你在心里过一遍，是不是这个理儿。</w:t>
       </w:r>
     </w:p>
     <w:p>
@@ -1862,7 +1904,7 @@
           <w:sz w:val="24"/>
           <w:szCs w:val="24"/>
         </w:rPr>
-        <w:t xml:space="preserve">好，那表语可以是什么？主要两样，形容词和名词。形容词作表语，说主语什么样，The soup tastes good。名词作表语，说主语是什么，My father is a doctor。</w:t>
+        <w:t xml:space="preserve">好，那表语可以是什么？主要就两样，形容词和名词。形容词作表语，说主语什么样，The soup tastes good；名词作表语，说主语是什么，My father is a doctor。你看，一个说样子，一个说身份。</w:t>
       </w:r>
     </w:p>
     <w:p>
@@ -1988,7 +2030,7 @@
           <w:sz w:val="24"/>
           <w:szCs w:val="24"/>
         </w:rPr>
-        <w:t xml:space="preserve">表语跟主语，是同一个东西，或者是在描述主语。宾语跟主语，是两个不同的东西。</w:t>
+        <w:t xml:space="preserve">表语跟主语，是同一个东西，或者是在描述主语。那宾语跟主语呢？是两个不同的东西。这句话你划下来。</w:t>
       </w:r>
     </w:p>
     <w:p>
@@ -2044,7 +2086,21 @@
           <w:sz w:val="24"/>
           <w:szCs w:val="24"/>
         </w:rPr>
-        <w:t xml:space="preserve">先说位置。宾补出现的位置很固定，就在宾语后面。它的活儿是补充说明宾语——说明宾语是什么、怎么样、在干什么。</w:t>
+        <w:t xml:space="preserve">先说它蹲在哪儿。宾补的位置特别死，就在宾语屁股后头。</w:t>
+      </w:r>
+    </w:p>
+    <w:p>
+      <w:pPr>
+        <w:spacing w:after="160" w:line="380"/>
+        <w:ind w:firstLine="480"/>
+      </w:pPr>
+      <w:r>
+        <w:rPr>
+          <w:rFonts w:ascii="SimSun" w:cs="SimSun" w:eastAsia="SimSun" w:hAnsi="SimSun"/>
+          <w:sz w:val="24"/>
+          <w:szCs w:val="24"/>
+        </w:rPr>
+        <w:t xml:space="preserve">它是干嘛的？给宾语把话补完——宾语是什么、什么状态、正在干什么。</w:t>
       </w:r>
     </w:p>
     <w:p>
@@ -2128,35 +2184,63 @@
           <w:sz w:val="24"/>
           <w:szCs w:val="24"/>
         </w:rPr>
-        <w:t xml:space="preserve">然后是形容词作宾补，这时候它说的是宾语处在什么状态。The news made the students happy；Please keep the door open，请让门开着。这一类常用 make、keep、find、leave、consider。</w:t>
-      </w:r>
-    </w:p>
-    <w:p>
-      <w:pPr>
-        <w:spacing w:after="160" w:line="380"/>
-        <w:ind w:firstLine="480"/>
-      </w:pPr>
-      <w:r>
-        <w:rPr>
-          <w:rFonts w:ascii="SimSun" w:cs="SimSun" w:eastAsia="SimSun" w:hAnsi="SimSun"/>
-          <w:sz w:val="24"/>
-          <w:szCs w:val="24"/>
-        </w:rPr>
-        <w:t xml:space="preserve">再往下是不定式作宾补，说的是让宾语去干什么事。My mother asked me to clean the room。ask、tell、want、allow、advise、encourage、expect 都是这一类，注意后面的不定式都带 to。</w:t>
-      </w:r>
-    </w:p>
-    <w:p>
-      <w:pPr>
-        <w:spacing w:after="160" w:line="380"/>
-        <w:ind w:firstLine="480"/>
-      </w:pPr>
-      <w:r>
-        <w:rPr>
-          <w:rFonts w:ascii="SimSun" w:cs="SimSun" w:eastAsia="SimSun" w:hAnsi="SimSun"/>
-          <w:sz w:val="24"/>
-          <w:szCs w:val="24"/>
-        </w:rPr>
-        <w:t xml:space="preserve">最后一种是分词作宾补，说的是宾语正在干什么、或者被怎么样了。I heard someone singing，有人在唱歌，用现在分词表示正在进行；I found the window broken，窗户被打破了，用过去分词表示被动。这一类 Level 2 会花好几节课细讲，今天有印象就行。</w:t>
+        <w:t xml:space="preserve">然后是形容词作宾补，这时候它说的是宾语处在什么状态。The news made the students happy；Please keep the door open，请让门开着。你平时常见的 make、keep、find、leave、consider，都是这一类。</w:t>
+      </w:r>
+    </w:p>
+    <w:p>
+      <w:pPr>
+        <w:spacing w:after="160" w:line="380"/>
+        <w:ind w:firstLine="480"/>
+      </w:pPr>
+      <w:r>
+        <w:rPr>
+          <w:rFonts w:ascii="SimSun" w:cs="SimSun" w:eastAsia="SimSun" w:hAnsi="SimSun"/>
+          <w:sz w:val="24"/>
+          <w:szCs w:val="24"/>
+        </w:rPr>
+        <w:t xml:space="preserve">再往下是不定式作宾补，说的是让宾语去干点啥。My mother asked me to clean the room，我妈让我打扫房间。</w:t>
+      </w:r>
+    </w:p>
+    <w:p>
+      <w:pPr>
+        <w:spacing w:after="160" w:line="380"/>
+        <w:ind w:firstLine="480"/>
+      </w:pPr>
+      <w:r>
+        <w:rPr>
+          <w:rFonts w:ascii="SimSun" w:cs="SimSun" w:eastAsia="SimSun" w:hAnsi="SimSun"/>
+          <w:sz w:val="24"/>
+          <w:szCs w:val="24"/>
+        </w:rPr>
+        <w:t xml:space="preserve">这一类的动词你别挨个背，抓住那个味道就行——都是一个人支使另一个人去做事。要求、告诉、想让、允许、建议、鼓励、指望，ask、tell、want、allow、advise、encourage、expect，全是这个味儿。它们后面的不定式都带 to。</w:t>
+      </w:r>
+    </w:p>
+    <w:p>
+      <w:pPr>
+        <w:spacing w:after="160" w:line="380"/>
+        <w:ind w:firstLine="480"/>
+      </w:pPr>
+      <w:r>
+        <w:rPr>
+          <w:rFonts w:ascii="SimSun" w:cs="SimSun" w:eastAsia="SimSun" w:hAnsi="SimSun"/>
+          <w:sz w:val="24"/>
+          <w:szCs w:val="24"/>
+        </w:rPr>
+        <w:t xml:space="preserve">最后一种是分词作宾补，说的是宾语正在干什么、或者被怎么样了。I heard someone singing，有人在唱歌，这是现在分词，表示正在进行；I found the window broken，窗户被打破了，这是过去分词，表示被动。</w:t>
+      </w:r>
+    </w:p>
+    <w:p>
+      <w:pPr>
+        <w:spacing w:after="160" w:line="380"/>
+        <w:ind w:firstLine="480"/>
+      </w:pPr>
+      <w:r>
+        <w:rPr>
+          <w:rFonts w:ascii="SimSun" w:cs="SimSun" w:eastAsia="SimSun" w:hAnsi="SimSun"/>
+          <w:sz w:val="24"/>
+          <w:szCs w:val="24"/>
+        </w:rPr>
+        <w:t xml:space="preserve">这一类你今天有个印象就行，Level 2 我会花好几节课带你细抠。</w:t>
       </w:r>
     </w:p>
     <w:p>
@@ -3182,91 +3266,119 @@
           <w:sz w:val="24"/>
           <w:szCs w:val="24"/>
         </w:rPr>
-        <w:t xml:space="preserve">两道例题做完了。今天的东西不少，我给你收一下，一共五条。</w:t>
-      </w:r>
-    </w:p>
-    <w:p>
-      <w:pPr>
-        <w:spacing w:after="160" w:line="380"/>
-        <w:ind w:firstLine="480"/>
-      </w:pPr>
-      <w:r>
-        <w:rPr>
-          <w:rFonts w:ascii="SimSun" w:cs="SimSun" w:eastAsia="SimSun" w:hAnsi="SimSun"/>
-          <w:sz w:val="24"/>
-          <w:szCs w:val="24"/>
-        </w:rPr>
-        <w:t xml:space="preserve">第一，宾语是动作的承受者，只能是名词性成分。跟它配套的概念是及物和不及物动词，及物的后面必须带宾语，不及物的不带，想带得先加介词。</w:t>
-      </w:r>
-    </w:p>
-    <w:p>
-      <w:pPr>
-        <w:spacing w:after="160" w:line="380"/>
-        <w:ind w:firstLine="480"/>
-      </w:pPr>
-      <w:r>
-        <w:rPr>
-          <w:rFonts w:ascii="SimSun" w:cs="SimSun" w:eastAsia="SimSun" w:hAnsi="SimSun"/>
-          <w:sz w:val="24"/>
-          <w:szCs w:val="24"/>
-        </w:rPr>
-        <w:t xml:space="preserve">第二，表语只在系动词后面出现。系动词记四拨：be，感官类的 look、sound、taste、smell、feel，变化类的 become、get、turn、grow、go，保持类的 keep、stay、remain，另外还有 seem 和 appear。</w:t>
-      </w:r>
-    </w:p>
-    <w:p>
-      <w:pPr>
-        <w:spacing w:after="160" w:line="380"/>
-        <w:ind w:firstLine="480"/>
-      </w:pPr>
-      <w:r>
-        <w:rPr>
-          <w:rFonts w:ascii="SimSun" w:cs="SimSun" w:eastAsia="SimSun" w:hAnsi="SimSun"/>
-          <w:sz w:val="24"/>
-          <w:szCs w:val="24"/>
-        </w:rPr>
-        <w:t xml:space="preserve">第三，表语跟主语是一回事，宾语跟主语是两回事。判断先看前面那个动词，系动词后面是表语，实义动词后面是宾语。</w:t>
-      </w:r>
-    </w:p>
-    <w:p>
-      <w:pPr>
-        <w:spacing w:after="160" w:line="380"/>
-        <w:ind w:firstLine="480"/>
-      </w:pPr>
-      <w:r>
-        <w:rPr>
-          <w:rFonts w:ascii="SimSun" w:cs="SimSun" w:eastAsia="SimSun" w:hAnsi="SimSun"/>
-          <w:sz w:val="24"/>
-          <w:szCs w:val="24"/>
-        </w:rPr>
-        <w:t xml:space="preserve">拿不准是不是系动词，就把它换成 is 念一遍。结构不塌、意思不变，那就是系动词。</w:t>
-      </w:r>
-    </w:p>
-    <w:p>
-      <w:pPr>
-        <w:spacing w:after="160" w:line="380"/>
-        <w:ind w:firstLine="480"/>
-      </w:pPr>
-      <w:r>
-        <w:rPr>
-          <w:rFonts w:ascii="SimSun" w:cs="SimSun" w:eastAsia="SimSun" w:hAnsi="SimSun"/>
-          <w:sz w:val="24"/>
-          <w:szCs w:val="24"/>
-        </w:rPr>
-        <w:t xml:space="preserve">第四，宾补长在宾语后面，补充说明宾语，可以是名词、形容词、不定式或者分词。</w:t>
-      </w:r>
-    </w:p>
-    <w:p>
-      <w:pPr>
-        <w:spacing w:after="160" w:line="380"/>
-        <w:ind w:firstLine="480"/>
-      </w:pPr>
-      <w:r>
-        <w:rPr>
-          <w:rFonts w:ascii="SimSun" w:cs="SimSun" w:eastAsia="SimSun" w:hAnsi="SimSun"/>
-          <w:sz w:val="24"/>
-          <w:szCs w:val="24"/>
-        </w:rPr>
-        <w:t xml:space="preserve">第五，双宾语和宾补怎么分？把那两个成分拎出来中间加 be 动词，碰到代词先换成它指的那个人。造出来的句子语法没错、意思也合逻辑，那是宾补；有一条不过关，那是双宾语。</w:t>
+        <w:t xml:space="preserve">两道例题做完了。今天东西不少，我给你捋一遍。你不用记那么细，抓住五句话就够了。</w:t>
+      </w:r>
+    </w:p>
+    <w:p>
+      <w:pPr>
+        <w:spacing w:after="160" w:line="380"/>
+        <w:ind w:firstLine="480"/>
+      </w:pPr>
+      <w:r>
+        <w:rPr>
+          <w:rFonts w:ascii="SimSun" w:cs="SimSun" w:eastAsia="SimSun" w:hAnsi="SimSun"/>
+          <w:sz w:val="24"/>
+          <w:szCs w:val="24"/>
+        </w:rPr>
+        <w:t xml:space="preserve">第一句。宾语是挨打的那个——动作砸下来，砸在谁身上，谁就是宾语。你记住，它只能是名字类的东西。</w:t>
+      </w:r>
+    </w:p>
+    <w:p>
+      <w:pPr>
+        <w:spacing w:after="160" w:line="380"/>
+        <w:ind w:firstLine="480"/>
+      </w:pPr>
+      <w:r>
+        <w:rPr>
+          <w:rFonts w:ascii="SimSun" w:cs="SimSun" w:eastAsia="SimSun" w:hAnsi="SimSun"/>
+          <w:sz w:val="24"/>
+          <w:szCs w:val="24"/>
+        </w:rPr>
+        <w:t xml:space="preserve">跟它配套的是及物不及物。及物的后面非得跟个东西，不及物的自己就完事了；你非要给它跟，中间得垫个介词。</w:t>
+      </w:r>
+    </w:p>
+    <w:p>
+      <w:pPr>
+        <w:spacing w:after="160" w:line="380"/>
+        <w:ind w:firstLine="480"/>
+      </w:pPr>
+      <w:r>
+        <w:rPr>
+          <w:rFonts w:ascii="SimSun" w:cs="SimSun" w:eastAsia="SimSun" w:hAnsi="SimSun"/>
+          <w:sz w:val="24"/>
+          <w:szCs w:val="24"/>
+        </w:rPr>
+        <w:t xml:space="preserve">第二句。表语只在一个地方出现，系动词后面。系动词是什么？你想想那个比方——加了口味的 is。尝起来是、看起来是、变成是、一直是，就这些。</w:t>
+      </w:r>
+    </w:p>
+    <w:p>
+      <w:pPr>
+        <w:spacing w:after="160" w:line="380"/>
+        <w:ind w:firstLine="480"/>
+      </w:pPr>
+      <w:r>
+        <w:rPr>
+          <w:rFonts w:ascii="SimSun" w:cs="SimSun" w:eastAsia="SimSun" w:hAnsi="SimSun"/>
+          <w:sz w:val="24"/>
+          <w:szCs w:val="24"/>
+        </w:rPr>
+        <w:t xml:space="preserve">第三句。表语跟主语是一回事，宾语跟主语是两回事。She is a teacher，一个人；She met a teacher，俩人。你把这两句对着念一遍，感觉就出来了。</w:t>
+      </w:r>
+    </w:p>
+    <w:p>
+      <w:pPr>
+        <w:spacing w:after="160" w:line="380"/>
+        <w:ind w:firstLine="480"/>
+      </w:pPr>
+      <w:r>
+        <w:rPr>
+          <w:rFonts w:ascii="SimSun" w:cs="SimSun" w:eastAsia="SimSun" w:hAnsi="SimSun"/>
+          <w:sz w:val="24"/>
+          <w:szCs w:val="24"/>
+        </w:rPr>
+        <w:t xml:space="preserve">拿不准前面那个是不是系动词？换成 is 念一遍。结构不塌、意思不变，那就是。</w:t>
+      </w:r>
+    </w:p>
+    <w:p>
+      <w:pPr>
+        <w:spacing w:after="160" w:line="380"/>
+        <w:ind w:firstLine="480"/>
+      </w:pPr>
+      <w:r>
+        <w:rPr>
+          <w:rFonts w:ascii="SimSun" w:cs="SimSun" w:eastAsia="SimSun" w:hAnsi="SimSun"/>
+          <w:sz w:val="24"/>
+          <w:szCs w:val="24"/>
+        </w:rPr>
+        <w:t xml:space="preserve">第四句。宾补长在宾语屁股后头，专门给宾语把话补完。名词、形容词、不定式、分词，你看，都能干这活儿。</w:t>
+      </w:r>
+    </w:p>
+    <w:p>
+      <w:pPr>
+        <w:spacing w:after="160" w:line="380"/>
+        <w:ind w:firstLine="480"/>
+      </w:pPr>
+      <w:r>
+        <w:rPr>
+          <w:rFonts w:ascii="SimSun" w:cs="SimSun" w:eastAsia="SimSun" w:hAnsi="SimSun"/>
+          <w:sz w:val="24"/>
+          <w:szCs w:val="24"/>
+        </w:rPr>
+        <w:t xml:space="preserve">第五句，也是今天最值钱的一句。双宾语和宾补怎么分？你拎出来中间加 be 动词，碰到代词先换成人名。造出来的句子，语法没错、意思也通，那是宾补；有一样不过关，那是双宾语。</w:t>
+      </w:r>
+    </w:p>
+    <w:p>
+      <w:pPr>
+        <w:spacing w:after="160" w:line="380"/>
+        <w:ind w:firstLine="480"/>
+      </w:pPr>
+      <w:r>
+        <w:rPr>
+          <w:rFonts w:ascii="SimSun" w:cs="SimSun" w:eastAsia="SimSun" w:hAnsi="SimSun"/>
+          <w:sz w:val="24"/>
+          <w:szCs w:val="24"/>
+        </w:rPr>
+        <w:t xml:space="preserve">这五句你要是能合上书自己复述一遍，今天这节课就算过了。</w:t>
       </w:r>
     </w:p>
     <w:p>
@@ -3394,21 +3506,35 @@
           <w:sz w:val="24"/>
           <w:szCs w:val="24"/>
         </w:rPr>
-        <w:t xml:space="preserve">怎么认？看它后面站着谁。后面站个形容词，那是系动词那张脸，比如 keep quiet。这道题后面括号里蹲着个动词 walk——那就是实义动词这张脸。</w:t>
-      </w:r>
-    </w:p>
-    <w:p>
-      <w:pPr>
-        <w:spacing w:after="160" w:line="380"/>
-        <w:ind w:firstLine="480"/>
-      </w:pPr>
-      <w:r>
-        <w:rPr>
-          <w:rFonts w:ascii="SimSun" w:cs="SimSun" w:eastAsia="SimSun" w:hAnsi="SimSun"/>
-          <w:sz w:val="24"/>
-          <w:szCs w:val="24"/>
-        </w:rPr>
-        <w:t xml:space="preserve">既然是实义动词，后面这个位置就是宾语。宾语只收名词性成分，动词原形站不住，得变成动名词。</w:t>
+        <w:t xml:space="preserve">怎么认？你看它后面站着谁。后面站个形容词，那是系动词那张脸，比如 keep quiet。</w:t>
+      </w:r>
+    </w:p>
+    <w:p>
+      <w:pPr>
+        <w:spacing w:after="160" w:line="380"/>
+        <w:ind w:firstLine="480"/>
+      </w:pPr>
+      <w:r>
+        <w:rPr>
+          <w:rFonts w:ascii="SimSun" w:cs="SimSun" w:eastAsia="SimSun" w:hAnsi="SimSun"/>
+          <w:sz w:val="24"/>
+          <w:szCs w:val="24"/>
+        </w:rPr>
+        <w:t xml:space="preserve">可这道题后面括号里蹲着个动词 walk。那就是实义动词那张脸了。</w:t>
+      </w:r>
+    </w:p>
+    <w:p>
+      <w:pPr>
+        <w:spacing w:after="160" w:line="380"/>
+        <w:ind w:firstLine="480"/>
+      </w:pPr>
+      <w:r>
+        <w:rPr>
+          <w:rFonts w:ascii="SimSun" w:cs="SimSun" w:eastAsia="SimSun" w:hAnsi="SimSun"/>
+          <w:sz w:val="24"/>
+          <w:szCs w:val="24"/>
+        </w:rPr>
+        <w:t xml:space="preserve">既然是实义动词，那后面这个位置就是宾语。宾语只收名字类的东西，动词原形站不住，你得把它变成动名词。</w:t>
       </w:r>
     </w:p>
     <w:p>
@@ -3682,7 +3808,7 @@
           <w:sz w:val="24"/>
           <w:szCs w:val="24"/>
         </w:rPr>
-        <w:t xml:space="preserve">师：这类题第一步永远一样——先看前面那个动词是什么身份。这句的动词是哪个？</w:t>
+        <w:t xml:space="preserve">师：这类题第一步永远一样——先看前面那个动词是什么身份。你看这句的动词是哪个？</w:t>
       </w:r>
     </w:p>
     <w:p>
@@ -4355,63 +4481,77 @@
           <w:sz w:val="24"/>
           <w:szCs w:val="24"/>
         </w:rPr>
-        <w:t xml:space="preserve">六道题全部做完了。我最后强调三个地方，做题的时候你必须条件反射去检查。</w:t>
-      </w:r>
-    </w:p>
-    <w:p>
-      <w:pPr>
-        <w:spacing w:after="160" w:line="380"/>
-        <w:ind w:firstLine="480"/>
-      </w:pPr>
-      <w:r>
-        <w:rPr>
-          <w:rFonts w:ascii="SimSun" w:cs="SimSun" w:eastAsia="SimSun" w:hAnsi="SimSun"/>
-          <w:sz w:val="24"/>
-          <w:szCs w:val="24"/>
-        </w:rPr>
-        <w:t xml:space="preserve">第一，看到动词后面跟着东西，先判断这个动词是系动词还是实义动词。拿不准就换成 is 念一遍，结构不塌意思不变就是系动词。系动词后面是表语，用形容词或者名词；实义动词后面是宾语，用名词性成分。</w:t>
-      </w:r>
-    </w:p>
-    <w:p>
-      <w:pPr>
-        <w:spacing w:after="160" w:line="380"/>
-        <w:ind w:firstLine="480"/>
-      </w:pPr>
-      <w:r>
-        <w:rPr>
-          <w:rFonts w:ascii="SimSun" w:cs="SimSun" w:eastAsia="SimSun" w:hAnsi="SimSun"/>
-          <w:sz w:val="24"/>
-          <w:szCs w:val="24"/>
-        </w:rPr>
-        <w:t xml:space="preserve">第二，看到动词后面跟了两样东西，别猜，拎出来中间加 be 动词。语法和逻辑两点都过是宾补，缺一点是双宾语。</w:t>
-      </w:r>
-    </w:p>
-    <w:p>
-      <w:pPr>
-        <w:spacing w:after="160" w:line="380"/>
-        <w:ind w:firstLine="480"/>
-      </w:pPr>
-      <w:r>
-        <w:rPr>
-          <w:rFonts w:ascii="SimSun" w:cs="SimSun" w:eastAsia="SimSun" w:hAnsi="SimSun"/>
-          <w:sz w:val="24"/>
-          <w:szCs w:val="24"/>
-        </w:rPr>
-        <w:t xml:space="preserve">第三，看到 arrive、happen、rise、appear 这类不及物动词，后面想跟东西必须先加介词，不能硬接。</w:t>
-      </w:r>
-    </w:p>
-    <w:p>
-      <w:pPr>
-        <w:spacing w:after="160" w:line="380"/>
-        <w:ind w:firstLine="480"/>
-      </w:pPr>
-      <w:r>
-        <w:rPr>
-          <w:rFonts w:ascii="SimSun" w:cs="SimSun" w:eastAsia="SimSun" w:hAnsi="SimSun"/>
-          <w:sz w:val="24"/>
-          <w:szCs w:val="24"/>
-        </w:rPr>
-        <w:t xml:space="preserve">下节课见。</w:t>
+        <w:t xml:space="preserve">六道题做完了。最后三句话，你在考场上要练成条件反射的那种。</w:t>
+      </w:r>
+    </w:p>
+    <w:p>
+      <w:pPr>
+        <w:spacing w:after="160" w:line="380"/>
+        <w:ind w:firstLine="480"/>
+      </w:pPr>
+      <w:r>
+        <w:rPr>
+          <w:rFonts w:ascii="SimSun" w:cs="SimSun" w:eastAsia="SimSun" w:hAnsi="SimSun"/>
+          <w:sz w:val="24"/>
+          <w:szCs w:val="24"/>
+        </w:rPr>
+        <w:t xml:space="preserve">第一。看见动词后面跟着东西，先别急着动笔，先问它是系动词还是实义动词。拿不准？换成 is 念一遍。系动词后面是表语，实义动词后面是宾语。</w:t>
+      </w:r>
+    </w:p>
+    <w:p>
+      <w:pPr>
+        <w:spacing w:after="160" w:line="380"/>
+        <w:ind w:firstLine="480"/>
+      </w:pPr>
+      <w:r>
+        <w:rPr>
+          <w:rFonts w:ascii="SimSun" w:cs="SimSun" w:eastAsia="SimSun" w:hAnsi="SimSun"/>
+          <w:sz w:val="24"/>
+          <w:szCs w:val="24"/>
+        </w:rPr>
+        <w:t xml:space="preserve">第二。看见动词后面跟了两样东西，你别猜。拎出来加 be 动词，语法和逻辑两点一起看。</w:t>
+      </w:r>
+    </w:p>
+    <w:p>
+      <w:pPr>
+        <w:spacing w:after="160" w:line="380"/>
+        <w:ind w:firstLine="480"/>
+      </w:pPr>
+      <w:r>
+        <w:rPr>
+          <w:rFonts w:ascii="SimSun" w:cs="SimSun" w:eastAsia="SimSun" w:hAnsi="SimSun"/>
+          <w:sz w:val="24"/>
+          <w:szCs w:val="24"/>
+        </w:rPr>
+        <w:t xml:space="preserve">第三。看见 arrive、happen、rise、appear 这几个，你脑子里得立刻亮红灯——它们后面不能硬接东西，得垫个介词。</w:t>
+      </w:r>
+    </w:p>
+    <w:p>
+      <w:pPr>
+        <w:spacing w:after="160" w:line="380"/>
+        <w:ind w:firstLine="480"/>
+      </w:pPr>
+      <w:r>
+        <w:rPr>
+          <w:rFonts w:ascii="SimSun" w:cs="SimSun" w:eastAsia="SimSun" w:hAnsi="SimSun"/>
+          <w:sz w:val="24"/>
+          <w:szCs w:val="24"/>
+        </w:rPr>
+        <w:t xml:space="preserve">就这三条。练熟了，这一类题你几乎不会错。</w:t>
+      </w:r>
+    </w:p>
+    <w:p>
+      <w:pPr>
+        <w:spacing w:after="160" w:line="380"/>
+        <w:ind w:firstLine="480"/>
+      </w:pPr>
+      <w:r>
+        <w:rPr>
+          <w:rFonts w:ascii="SimSun" w:cs="SimSun" w:eastAsia="SimSun" w:hAnsi="SimSun"/>
+          <w:sz w:val="24"/>
+          <w:szCs w:val="24"/>
+        </w:rPr>
+        <w:t xml:space="preserve">下节课我们讲定语、状语和同位语，把句子成分这块收个尾。下节课见。</w:t>
       </w:r>
     </w:p>
     <w:sectPr>

--- a/docs/Level1/高中英语语法切片-Level1-第03课-宾语表语宾语补足语.docx
+++ b/docs/Level1/高中英语语法切片-Level1-第03课-宾语表语宾语补足语.docx
@@ -283,7 +283,7 @@
           <w:sz w:val="24"/>
           <w:szCs w:val="24"/>
         </w:rPr>
-        <w:t xml:space="preserve">作业就是挨了这一下的那个东西。动作砸下来，砸在谁身上，谁就是宾语。</w:t>
+        <w:t xml:space="preserve">作业就是承受这个动作的那个东西。动作落下来，落在谁身上，谁就是宾语。</w:t>
       </w:r>
     </w:p>
     <w:p>
@@ -481,7 +481,7 @@
           <w:sz w:val="24"/>
           <w:szCs w:val="24"/>
         </w:rPr>
-        <w:t xml:space="preserve">还有件事得提醒你，这个坑我年年见人踩。enjoy 这个词脾气怪，它挑食——只吃动名词，不吃不定式。你写个 to listen 塞给它？它不认。这一点你记死它。</w:t>
+        <w:t xml:space="preserve">还有件事得提醒你，这个地方每年都有人丢分。enjoy 这个词有个固定要求——它后面只接动名词，不接不定式。你写成 to listen 就错了。这一点务必记牢。</w:t>
       </w:r>
     </w:p>
     <w:p>
@@ -2086,7 +2086,7 @@
           <w:sz w:val="24"/>
           <w:szCs w:val="24"/>
         </w:rPr>
-        <w:t xml:space="preserve">先说它蹲在哪儿。宾补的位置特别死，就在宾语屁股后头。</w:t>
+        <w:t xml:space="preserve">先说它在哪儿。宾补的位置很固定，紧跟在宾语后面。</w:t>
       </w:r>
     </w:p>
     <w:p>
@@ -3280,7 +3280,7 @@
           <w:sz w:val="24"/>
           <w:szCs w:val="24"/>
         </w:rPr>
-        <w:t xml:space="preserve">第一句。宾语是挨打的那个——动作砸下来，砸在谁身上，谁就是宾语。你记住，它只能是名字类的东西。</w:t>
+        <w:t xml:space="preserve">第一句。宾语是承受动作的那一个——动作落下来，落在谁身上，谁就是宾语。你记住，它只能是名词性的东西。</w:t>
       </w:r>
     </w:p>
     <w:p>
@@ -3350,7 +3350,7 @@
           <w:sz w:val="24"/>
           <w:szCs w:val="24"/>
         </w:rPr>
-        <w:t xml:space="preserve">第四句。宾补长在宾语屁股后头，专门给宾语把话补完。名词、形容词、不定式、分词，你看，都能干这活儿。</w:t>
+        <w:t xml:space="preserve">第四句。宾补紧跟在宾语后面，专门给宾语把话说完。名词、形容词、不定式、分词，你看，都能担这个角色。</w:t>
       </w:r>
     </w:p>
     <w:p>
@@ -3478,49 +3478,49 @@
           <w:sz w:val="24"/>
           <w:szCs w:val="24"/>
         </w:rPr>
-        <w:t xml:space="preserve">keep 你第一反应是什么意思？保持吧。对，但那只是它的一张脸。</w:t>
-      </w:r>
-    </w:p>
-    <w:p>
-      <w:pPr>
-        <w:spacing w:after="160" w:line="380"/>
-        <w:ind w:firstLine="480"/>
-      </w:pPr>
-      <w:r>
-        <w:rPr>
-          <w:rFonts w:ascii="SimSun" w:cs="SimSun" w:eastAsia="SimSun" w:hAnsi="SimSun"/>
-          <w:sz w:val="24"/>
-          <w:szCs w:val="24"/>
-        </w:rPr>
-        <w:t xml:space="preserve">keep 是个两面派。一面是系动词，保持；另一面是实义动词，坚持做某事。你得先认出它这会儿是哪张脸。</w:t>
-      </w:r>
-    </w:p>
-    <w:p>
-      <w:pPr>
-        <w:spacing w:after="160" w:line="380"/>
-        <w:ind w:firstLine="480"/>
-      </w:pPr>
-      <w:r>
-        <w:rPr>
-          <w:rFonts w:ascii="SimSun" w:cs="SimSun" w:eastAsia="SimSun" w:hAnsi="SimSun"/>
-          <w:sz w:val="24"/>
-          <w:szCs w:val="24"/>
-        </w:rPr>
-        <w:t xml:space="preserve">怎么认？你看它后面站着谁。后面站个形容词，那是系动词那张脸，比如 keep quiet。</w:t>
-      </w:r>
-    </w:p>
-    <w:p>
-      <w:pPr>
-        <w:spacing w:after="160" w:line="380"/>
-        <w:ind w:firstLine="480"/>
-      </w:pPr>
-      <w:r>
-        <w:rPr>
-          <w:rFonts w:ascii="SimSun" w:cs="SimSun" w:eastAsia="SimSun" w:hAnsi="SimSun"/>
-          <w:sz w:val="24"/>
-          <w:szCs w:val="24"/>
-        </w:rPr>
-        <w:t xml:space="preserve">可这道题后面括号里蹲着个动词 walk。那就是实义动词那张脸了。</w:t>
+        <w:t xml:space="preserve">keep 你第一反应是什么意思？保持吧。对，但那只是它的一个身份。</w:t>
+      </w:r>
+    </w:p>
+    <w:p>
+      <w:pPr>
+        <w:spacing w:after="160" w:line="380"/>
+        <w:ind w:firstLine="480"/>
+      </w:pPr>
+      <w:r>
+        <w:rPr>
+          <w:rFonts w:ascii="SimSun" w:cs="SimSun" w:eastAsia="SimSun" w:hAnsi="SimSun"/>
+          <w:sz w:val="24"/>
+          <w:szCs w:val="24"/>
+        </w:rPr>
+        <w:t xml:space="preserve">keep 有两个身份。一个是系动词，保持；另一个是实义动词，坚持做某事。你得先认出它这会儿用的是哪一个。</w:t>
+      </w:r>
+    </w:p>
+    <w:p>
+      <w:pPr>
+        <w:spacing w:after="160" w:line="380"/>
+        <w:ind w:firstLine="480"/>
+      </w:pPr>
+      <w:r>
+        <w:rPr>
+          <w:rFonts w:ascii="SimSun" w:cs="SimSun" w:eastAsia="SimSun" w:hAnsi="SimSun"/>
+          <w:sz w:val="24"/>
+          <w:szCs w:val="24"/>
+        </w:rPr>
+        <w:t xml:space="preserve">怎么认？你看它后面跟着谁。后面跟个形容词，那它就是系动词，比如 keep quiet。</w:t>
+      </w:r>
+    </w:p>
+    <w:p>
+      <w:pPr>
+        <w:spacing w:after="160" w:line="380"/>
+        <w:ind w:firstLine="480"/>
+      </w:pPr>
+      <w:r>
+        <w:rPr>
+          <w:rFonts w:ascii="SimSun" w:cs="SimSun" w:eastAsia="SimSun" w:hAnsi="SimSun"/>
+          <w:sz w:val="24"/>
+          <w:szCs w:val="24"/>
+        </w:rPr>
+        <w:t xml:space="preserve">可这道题后面括号里给的是动词 walk。那它就是实义动词了。</w:t>
       </w:r>
     </w:p>
     <w:p>

--- a/docs/Level1/高中英语语法切片-Level1-第03课-宾语表语宾语补足语.docx
+++ b/docs/Level1/高中英语语法切片-Level1-第03课-宾语表语宾语补足语.docx
@@ -227,7 +227,21 @@
           <w:sz w:val="24"/>
           <w:szCs w:val="24"/>
         </w:rPr>
-        <w:t xml:space="preserve">扫一眼——finished。finish 的过去式。它变过形了，身上带着时态，那它就是谓语，跑不了。</w:t>
+        <w:t xml:space="preserve">你扫一眼——finished。这是 finish 的过去式。</w:t>
+      </w:r>
+    </w:p>
+    <w:p>
+      <w:pPr>
+        <w:spacing w:after="160" w:line="380"/>
+        <w:ind w:firstLine="480"/>
+      </w:pPr>
+      <w:r>
+        <w:rPr>
+          <w:rFonts w:ascii="SimSun" w:cs="SimSun" w:eastAsia="SimSun" w:hAnsi="SimSun"/>
+          <w:sz w:val="24"/>
+          <w:szCs w:val="24"/>
+        </w:rPr>
+        <w:t xml:space="preserve">它变过形了，身上带着过去时，这句话是过去发生的事，就是它定的。谁定时态谁就是谓语，所以 finished 就是谓语，跑不了。</w:t>
       </w:r>
     </w:p>
     <w:p>
@@ -397,21 +411,49 @@
           <w:sz w:val="24"/>
           <w:szCs w:val="24"/>
         </w:rPr>
-        <w:t xml:space="preserve">老规矩，第一步先找谓语。这个你现在应该能秒答了。</w:t>
-      </w:r>
-    </w:p>
-    <w:p>
-      <w:pPr>
-        <w:spacing w:after="160" w:line="380"/>
-        <w:ind w:firstLine="480"/>
-      </w:pPr>
-      <w:r>
-        <w:rPr>
-          <w:rFonts w:ascii="SimSun" w:cs="SimSun" w:eastAsia="SimSun" w:hAnsi="SimSun"/>
-          <w:sz w:val="24"/>
-          <w:szCs w:val="24"/>
-        </w:rPr>
-        <w:t xml:space="preserve">哪个带时态？enjoy。前面主语是 I，一般现在时，就它了。看出来了吗，两节课下来这一步已经变成条件反射了。</w:t>
+        <w:t xml:space="preserve">老规矩，第一步先找谓语。</w:t>
+      </w:r>
+    </w:p>
+    <w:p>
+      <w:pPr>
+        <w:spacing w:after="160" w:line="380"/>
+        <w:ind w:firstLine="480"/>
+      </w:pPr>
+      <w:r>
+        <w:rPr>
+          <w:rFonts w:ascii="SimSun" w:cs="SimSun" w:eastAsia="SimSun" w:hAnsi="SimSun"/>
+          <w:sz w:val="24"/>
+          <w:szCs w:val="24"/>
+        </w:rPr>
+        <w:t xml:space="preserve">你自己先扫一眼，这句话里哪个动词带时态？</w:t>
+      </w:r>
+    </w:p>
+    <w:p>
+      <w:pPr>
+        <w:spacing w:after="160" w:line="380"/>
+        <w:ind w:firstLine="480"/>
+      </w:pPr>
+      <w:r>
+        <w:rPr>
+          <w:rFonts w:ascii="SimSun" w:cs="SimSun" w:eastAsia="SimSun" w:hAnsi="SimSun"/>
+          <w:sz w:val="24"/>
+          <w:szCs w:val="24"/>
+        </w:rPr>
+        <w:t xml:space="preserve">是 enjoy。它前面的主语是 I，第一人称，动词用原形，这是一般现在时。它带着时态，所以它是谓语。</w:t>
+      </w:r>
+    </w:p>
+    <w:p>
+      <w:pPr>
+        <w:spacing w:after="160" w:line="380"/>
+        <w:ind w:firstLine="480"/>
+      </w:pPr>
+      <w:r>
+        <w:rPr>
+          <w:rFonts w:ascii="SimSun" w:cs="SimSun" w:eastAsia="SimSun" w:hAnsi="SimSun"/>
+          <w:sz w:val="24"/>
+          <w:szCs w:val="24"/>
+        </w:rPr>
+        <w:t xml:space="preserve">看出来了吗，这一步我们已经用了三节课了，你现在应该越来越快。</w:t>
       </w:r>
     </w:p>
     <w:p>
@@ -821,21 +863,49 @@
           <w:sz w:val="24"/>
           <w:szCs w:val="24"/>
         </w:rPr>
-        <w:t xml:space="preserve">按流程走，第一步找谓语。哪个带时态？bought，buy 的过去式。就它。</w:t>
-      </w:r>
-    </w:p>
-    <w:p>
-      <w:pPr>
-        <w:spacing w:after="160" w:line="380"/>
-        <w:ind w:firstLine="480"/>
-      </w:pPr>
-      <w:r>
-        <w:rPr>
-          <w:rFonts w:ascii="SimSun" w:cs="SimSun" w:eastAsia="SimSun" w:hAnsi="SimSun"/>
-          <w:sz w:val="24"/>
-          <w:szCs w:val="24"/>
-        </w:rPr>
-        <w:t xml:space="preserve">接着往后看。买这个动作后面挂了两样东西，一个 Tom，一个 a new computer。</w:t>
+        <w:t xml:space="preserve">还是老流程，第一步先找谓语。</w:t>
+      </w:r>
+    </w:p>
+    <w:p>
+      <w:pPr>
+        <w:spacing w:after="160" w:line="380"/>
+        <w:ind w:firstLine="480"/>
+      </w:pPr>
+      <w:r>
+        <w:rPr>
+          <w:rFonts w:ascii="SimSun" w:cs="SimSun" w:eastAsia="SimSun" w:hAnsi="SimSun"/>
+          <w:sz w:val="24"/>
+          <w:szCs w:val="24"/>
+        </w:rPr>
+        <w:t xml:space="preserve">怎么找？找带时态的那个动词。你看这句话里，bought——它是 buy 的过去式。</w:t>
+      </w:r>
+    </w:p>
+    <w:p>
+      <w:pPr>
+        <w:spacing w:after="160" w:line="380"/>
+        <w:ind w:firstLine="480"/>
+      </w:pPr>
+      <w:r>
+        <w:rPr>
+          <w:rFonts w:ascii="SimSun" w:cs="SimSun" w:eastAsia="SimSun" w:hAnsi="SimSun"/>
+          <w:sz w:val="24"/>
+          <w:szCs w:val="24"/>
+        </w:rPr>
+        <w:t xml:space="preserve">它变过形了，带着过去时，整句话的时态就是它说了算。所以 bought 是谓语，买。</w:t>
+      </w:r>
+    </w:p>
+    <w:p>
+      <w:pPr>
+        <w:spacing w:after="160" w:line="380"/>
+        <w:ind w:firstLine="480"/>
+      </w:pPr>
+      <w:r>
+        <w:rPr>
+          <w:rFonts w:ascii="SimSun" w:cs="SimSun" w:eastAsia="SimSun" w:hAnsi="SimSun"/>
+          <w:sz w:val="24"/>
+          <w:szCs w:val="24"/>
+        </w:rPr>
+        <w:t xml:space="preserve">谓语找到了，接着往后看。买这个动作后面挂了两样东西，一个 Tom，一个 a new computer。</w:t>
       </w:r>
     </w:p>
     <w:p>
@@ -963,21 +1033,63 @@
           <w:sz w:val="24"/>
           <w:szCs w:val="24"/>
         </w:rPr>
-        <w:t xml:space="preserve">还是先找谓语。哪个带时态？found，find 的过去式。就它。</w:t>
-      </w:r>
-    </w:p>
-    <w:p>
-      <w:pPr>
-        <w:spacing w:after="160" w:line="380"/>
-        <w:ind w:firstLine="480"/>
-      </w:pPr>
-      <w:r>
-        <w:rPr>
-          <w:rFonts w:ascii="SimSun" w:cs="SimSun" w:eastAsia="SimSun" w:hAnsi="SimSun"/>
-          <w:sz w:val="24"/>
-          <w:szCs w:val="24"/>
-        </w:rPr>
-        <w:t xml:space="preserve">往后看，found 后面跟着 the film，被发现的那个东西，这是宾语。</w:t>
+        <w:t xml:space="preserve">做这道题之前，我们还是先找谓语。</w:t>
+      </w:r>
+    </w:p>
+    <w:p>
+      <w:pPr>
+        <w:spacing w:after="160" w:line="380"/>
+        <w:ind w:firstLine="480"/>
+      </w:pPr>
+      <w:r>
+        <w:rPr>
+          <w:rFonts w:ascii="SimSun" w:cs="SimSun" w:eastAsia="SimSun" w:hAnsi="SimSun"/>
+          <w:sz w:val="24"/>
+          <w:szCs w:val="24"/>
+        </w:rPr>
+        <w:t xml:space="preserve">找谓语靠什么？靠找那个带时态的动词。这是我们前两节课反复用的办法。</w:t>
+      </w:r>
+    </w:p>
+    <w:p>
+      <w:pPr>
+        <w:spacing w:after="160" w:line="380"/>
+        <w:ind w:firstLine="480"/>
+      </w:pPr>
+      <w:r>
+        <w:rPr>
+          <w:rFonts w:ascii="SimSun" w:cs="SimSun" w:eastAsia="SimSun" w:hAnsi="SimSun"/>
+          <w:sz w:val="24"/>
+          <w:szCs w:val="24"/>
+        </w:rPr>
+        <w:t xml:space="preserve">你扫一眼这句话——found。这个词是 find 的过去式，它变过形了。</w:t>
+      </w:r>
+    </w:p>
+    <w:p>
+      <w:pPr>
+        <w:spacing w:after="160" w:line="380"/>
+        <w:ind w:firstLine="480"/>
+      </w:pPr>
+      <w:r>
+        <w:rPr>
+          <w:rFonts w:ascii="SimSun" w:cs="SimSun" w:eastAsia="SimSun" w:hAnsi="SimSun"/>
+          <w:sz w:val="24"/>
+          <w:szCs w:val="24"/>
+        </w:rPr>
+        <w:t xml:space="preserve">既然它带着过去时，那整句话的时态就是它定的。谁定时态，谁就是谓语。所以 found 是这句话的谓语。</w:t>
+      </w:r>
+    </w:p>
+    <w:p>
+      <w:pPr>
+        <w:spacing w:after="160" w:line="380"/>
+        <w:ind w:firstLine="480"/>
+      </w:pPr>
+      <w:r>
+        <w:rPr>
+          <w:rFonts w:ascii="SimSun" w:cs="SimSun" w:eastAsia="SimSun" w:hAnsi="SimSun"/>
+          <w:sz w:val="24"/>
+          <w:szCs w:val="24"/>
+        </w:rPr>
+        <w:t xml:space="preserve">谓语一定下来，往后看就顺了。found 后面跟着 the film，这是被发现的那个东西，是 found 的宾语。</w:t>
       </w:r>
     </w:p>
     <w:p>
@@ -1190,7 +1302,21 @@
           <w:sz w:val="24"/>
           <w:szCs w:val="24"/>
         </w:rPr>
-        <w:t xml:space="preserve">C 项，looks happy。looks 是什么？系动词，看起来。系动词后面跟的是什么？表语。</w:t>
+        <w:t xml:space="preserve">C 项，looks happy。looks 是什么？你把它换成 is 试试——Everyone is happy today。通不通？通。</w:t>
+      </w:r>
+    </w:p>
+    <w:p>
+      <w:pPr>
+        <w:spacing w:after="160" w:line="380"/>
+        <w:ind w:firstLine="480"/>
+      </w:pPr>
+      <w:r>
+        <w:rPr>
+          <w:rFonts w:ascii="SimSun" w:cs="SimSun" w:eastAsia="SimSun" w:hAnsi="SimSun"/>
+          <w:sz w:val="24"/>
+          <w:szCs w:val="24"/>
+        </w:rPr>
+        <w:t xml:space="preserve">说明 looks 在这儿就是个系动词，看起来是。系动词后面跟的是什么？表语。</w:t>
       </w:r>
     </w:p>
     <w:p>
@@ -2998,21 +3124,49 @@
           <w:sz w:val="24"/>
           <w:szCs w:val="24"/>
         </w:rPr>
-        <w:t xml:space="preserve">好，第一步，看 felt 是什么。</w:t>
-      </w:r>
-    </w:p>
-    <w:p>
-      <w:pPr>
-        <w:spacing w:after="160" w:line="380"/>
-        <w:ind w:firstLine="480"/>
-      </w:pPr>
-      <w:r>
-        <w:rPr>
-          <w:rFonts w:ascii="SimSun" w:cs="SimSun" w:eastAsia="SimSun" w:hAnsi="SimSun"/>
-          <w:sz w:val="24"/>
-          <w:szCs w:val="24"/>
-        </w:rPr>
-        <w:t xml:space="preserve">feel 在这儿不是摸的意思，是感觉。它是感官系动词里的一个。</w:t>
+        <w:t xml:space="preserve">好，第一步还是老办法，先看这句话的谓语是谁。</w:t>
+      </w:r>
+    </w:p>
+    <w:p>
+      <w:pPr>
+        <w:spacing w:after="160" w:line="380"/>
+        <w:ind w:firstLine="480"/>
+      </w:pPr>
+      <w:r>
+        <w:rPr>
+          <w:rFonts w:ascii="SimSun" w:cs="SimSun" w:eastAsia="SimSun" w:hAnsi="SimSun"/>
+          <w:sz w:val="24"/>
+          <w:szCs w:val="24"/>
+        </w:rPr>
+        <w:t xml:space="preserve">felt——feel 的过去式，带着时态，它是谓语。</w:t>
+      </w:r>
+    </w:p>
+    <w:p>
+      <w:pPr>
+        <w:spacing w:after="160" w:line="380"/>
+        <w:ind w:firstLine="480"/>
+      </w:pPr>
+      <w:r>
+        <w:rPr>
+          <w:rFonts w:ascii="SimSun" w:cs="SimSun" w:eastAsia="SimSun" w:hAnsi="SimSun"/>
+          <w:sz w:val="24"/>
+          <w:szCs w:val="24"/>
+        </w:rPr>
+        <w:t xml:space="preserve">那第二步就得问了：felt 是个什么样的动词？</w:t>
+      </w:r>
+    </w:p>
+    <w:p>
+      <w:pPr>
+        <w:spacing w:after="160" w:line="380"/>
+        <w:ind w:firstLine="480"/>
+      </w:pPr>
+      <w:r>
+        <w:rPr>
+          <w:rFonts w:ascii="SimSun" w:cs="SimSun" w:eastAsia="SimSun" w:hAnsi="SimSun"/>
+          <w:sz w:val="24"/>
+          <w:szCs w:val="24"/>
+        </w:rPr>
+        <w:t xml:space="preserve">feel 在这儿不是用手摸的意思，是感觉。它是我们刚讲的感官系动词里的一个。</w:t>
       </w:r>
     </w:p>
     <w:p>
@@ -3836,7 +3990,35 @@
           <w:sz w:val="24"/>
           <w:szCs w:val="24"/>
         </w:rPr>
-        <w:t xml:space="preserve">系动词。变化类的那一拨，变成。系动词后面接的是表语，不是宾语。</w:t>
+        <w:t xml:space="preserve">是系动词。你想想 become 什么意思——变成。它自己没有实实在在的动作，它干的活儿是把主语和后面那个说明连起来。</w:t>
+      </w:r>
+    </w:p>
+    <w:p>
+      <w:pPr>
+        <w:spacing w:after="160" w:line="380"/>
+        <w:ind w:firstLine="480"/>
+      </w:pPr>
+      <w:r>
+        <w:rPr>
+          <w:rFonts w:ascii="SimSun" w:cs="SimSun" w:eastAsia="SimSun" w:hAnsi="SimSun"/>
+          <w:sz w:val="24"/>
+          <w:szCs w:val="24"/>
+        </w:rPr>
+        <w:t xml:space="preserve">这不就是我们刚讲的加了口味的 is 吗，变成是。所以它是变化类系动词。</w:t>
+      </w:r>
+    </w:p>
+    <w:p>
+      <w:pPr>
+        <w:spacing w:after="160" w:line="380"/>
+        <w:ind w:firstLine="480"/>
+      </w:pPr>
+      <w:r>
+        <w:rPr>
+          <w:rFonts w:ascii="SimSun" w:cs="SimSun" w:eastAsia="SimSun" w:hAnsi="SimSun"/>
+          <w:sz w:val="24"/>
+          <w:szCs w:val="24"/>
+        </w:rPr>
+        <w:t xml:space="preserve">系动词后面接的是表语，不是宾语。</w:t>
       </w:r>
     </w:p>
     <w:p>
@@ -4079,21 +4261,21 @@
           <w:sz w:val="24"/>
           <w:szCs w:val="24"/>
         </w:rPr>
-        <w:t xml:space="preserve">语法也没毛病。两点都过。</w:t>
-      </w:r>
-    </w:p>
-    <w:p>
-      <w:pPr>
-        <w:spacing w:after="160" w:line="380"/>
-        <w:ind w:firstLine="480"/>
-      </w:pPr>
-      <w:r>
-        <w:rPr>
-          <w:rFonts w:ascii="SimSun" w:cs="SimSun" w:eastAsia="SimSun" w:hAnsi="SimSun"/>
-          <w:sz w:val="24"/>
-          <w:szCs w:val="24"/>
-        </w:rPr>
-        <w:t xml:space="preserve">两点都过，所以 monitor 是宾语补足语。</w:t>
+        <w:t xml:space="preserve">语法也没毛病。两点都过关了。</w:t>
+      </w:r>
+    </w:p>
+    <w:p>
+      <w:pPr>
+        <w:spacing w:after="160" w:line="380"/>
+        <w:ind w:firstLine="480"/>
+      </w:pPr>
+      <w:r>
+        <w:rPr>
+          <w:rFonts w:ascii="SimSun" w:cs="SimSun" w:eastAsia="SimSun" w:hAnsi="SimSun"/>
+          <w:sz w:val="24"/>
+          <w:szCs w:val="24"/>
+        </w:rPr>
+        <w:t xml:space="preserve">所以 monitor 是宾语补足语，B 项就是我们要找的那个。</w:t>
       </w:r>
     </w:p>
     <w:p>
@@ -4339,21 +4521,49 @@
           <w:sz w:val="24"/>
           <w:szCs w:val="24"/>
         </w:rPr>
-        <w:t xml:space="preserve">师：把 to find 后面这一块理一理。</w:t>
-      </w:r>
-    </w:p>
-    <w:p>
-      <w:pPr>
-        <w:spacing w:after="160" w:line="380"/>
-        <w:ind w:firstLine="480"/>
-      </w:pPr>
-      <w:r>
-        <w:rPr>
-          <w:rFonts w:ascii="SimSun" w:cs="SimSun" w:eastAsia="SimSun" w:hAnsi="SimSun"/>
-          <w:sz w:val="24"/>
-          <w:szCs w:val="24"/>
-        </w:rPr>
-        <w:t xml:space="preserve">find 后面先跟了个 the classroom，宾语。可宾语后头还挂着个空。</w:t>
+        <w:t xml:space="preserve">师：这句话稍微长一点，我们还是一步一步来。</w:t>
+      </w:r>
+    </w:p>
+    <w:p>
+      <w:pPr>
+        <w:spacing w:after="160" w:line="380"/>
+        <w:ind w:firstLine="480"/>
+      </w:pPr>
+      <w:r>
+        <w:rPr>
+          <w:rFonts w:ascii="SimSun" w:cs="SimSun" w:eastAsia="SimSun" w:hAnsi="SimSun"/>
+          <w:sz w:val="24"/>
+          <w:szCs w:val="24"/>
+        </w:rPr>
+        <w:t xml:space="preserve">先看整句的谓语。were surprised，带着时态，这是主句的谓语。</w:t>
+      </w:r>
+    </w:p>
+    <w:p>
+      <w:pPr>
+        <w:spacing w:after="160" w:line="380"/>
+        <w:ind w:firstLine="480"/>
+      </w:pPr>
+      <w:r>
+        <w:rPr>
+          <w:rFonts w:ascii="SimSun" w:cs="SimSun" w:eastAsia="SimSun" w:hAnsi="SimSun"/>
+          <w:sz w:val="24"/>
+          <w:szCs w:val="24"/>
+        </w:rPr>
+        <w:t xml:space="preserve">那后面这个 to find 呢？它是 to do 的形式，不带时态，所以它不是谓语。我们要看的就是它后面这一块。</w:t>
+      </w:r>
+    </w:p>
+    <w:p>
+      <w:pPr>
+        <w:spacing w:after="160" w:line="380"/>
+        <w:ind w:firstLine="480"/>
+      </w:pPr>
+      <w:r>
+        <w:rPr>
+          <w:rFonts w:ascii="SimSun" w:cs="SimSun" w:eastAsia="SimSun" w:hAnsi="SimSun"/>
+          <w:sz w:val="24"/>
+          <w:szCs w:val="24"/>
+        </w:rPr>
+        <w:t xml:space="preserve">find 后面先跟了个 the classroom，这是宾语。可宾语后头还挂着个空。</w:t>
       </w:r>
     </w:p>
     <w:p>

--- a/docs/Level1/高中英语语法切片-Level1-第03课-宾语表语宾语补足语.docx
+++ b/docs/Level1/高中英语语法切片-Level1-第03课-宾语表语宾语补足语.docx
@@ -353,7 +353,7 @@
           <w:sz w:val="24"/>
           <w:szCs w:val="24"/>
         </w:rPr>
-        <w:t xml:space="preserve">答案：宾语是 their homework。就这一个。</w:t>
+        <w:t xml:space="preserve">所以这道题，宾语就是 their homework 这一块，就这一个。</w:t>
       </w:r>
     </w:p>
     <w:p>
@@ -537,7 +537,7 @@
           <w:sz w:val="24"/>
           <w:szCs w:val="24"/>
         </w:rPr>
-        <w:t xml:space="preserve">答案是 listening。</w:t>
+        <w:t xml:space="preserve">所以这儿填 listening。</w:t>
       </w:r>
     </w:p>
     <w:p>
@@ -749,7 +749,7 @@
           <w:sz w:val="24"/>
           <w:szCs w:val="24"/>
         </w:rPr>
-        <w:t xml:space="preserve">答案就是 good。</w:t>
+        <w:t xml:space="preserve">所以这个空，填 good 就对了。</w:t>
       </w:r>
     </w:p>
     <w:p>
@@ -975,7 +975,7 @@
           <w:sz w:val="24"/>
           <w:szCs w:val="24"/>
         </w:rPr>
-        <w:t xml:space="preserve">答案是：人宾是 Tom，物宾是 a new computer。</w:t>
+        <w:t xml:space="preserve">所以这道题，人宾是 Tom，物宾是 a new computer。</w:t>
       </w:r>
     </w:p>
     <w:p>
@@ -1187,7 +1187,7 @@
           <w:sz w:val="24"/>
           <w:szCs w:val="24"/>
         </w:rPr>
-        <w:t xml:space="preserve">答案是 boring。</w:t>
+        <w:t xml:space="preserve">所以这儿得填 boring。</w:t>
       </w:r>
     </w:p>
     <w:p>
@@ -1330,7 +1330,7 @@
           <w:sz w:val="24"/>
           <w:szCs w:val="24"/>
         </w:rPr>
-        <w:t xml:space="preserve">所以答案是 C。</w:t>
+        <w:t xml:space="preserve">所以这道题选 C。</w:t>
       </w:r>
     </w:p>
     <w:p>
@@ -3222,7 +3222,7 @@
           <w:sz w:val="24"/>
           <w:szCs w:val="24"/>
         </w:rPr>
-        <w:t xml:space="preserve">答案是 frightened。</w:t>
+        <w:t xml:space="preserve">所以这儿填 frightened。</w:t>
       </w:r>
     </w:p>
     <w:p>
@@ -3406,7 +3406,7 @@
           <w:sz w:val="24"/>
           <w:szCs w:val="24"/>
         </w:rPr>
-        <w:t xml:space="preserve">答案是：第一句是双宾语，第二句是宾语补足语。</w:t>
+        <w:t xml:space="preserve">所以这两句，第一句是双宾语，第二句是宾语补足语。你看，形状一样，身份完全不同。</w:t>
       </w:r>
     </w:p>
     <w:p>
@@ -3708,6 +3708,48 @@
     <w:p>
       <w:pPr>
         <w:spacing w:after="160" w:line="380"/>
+        <w:ind w:firstLine="480"/>
+      </w:pPr>
+      <w:r>
+        <w:rPr>
+          <w:rFonts w:ascii="SimSun" w:cs="SimSun" w:eastAsia="SimSun" w:hAnsi="SimSun"/>
+          <w:sz w:val="24"/>
+          <w:szCs w:val="24"/>
+        </w:rPr>
+        <w:t xml:space="preserve">所以这个空就填 walking。</w:t>
+      </w:r>
+    </w:p>
+    <w:p>
+      <w:pPr>
+        <w:spacing w:after="160" w:line="380"/>
+        <w:ind w:firstLine="480"/>
+      </w:pPr>
+      <w:r>
+        <w:rPr>
+          <w:rFonts w:ascii="SimSun" w:cs="SimSun" w:eastAsia="SimSun" w:hAnsi="SimSun"/>
+          <w:sz w:val="24"/>
+          <w:szCs w:val="24"/>
+        </w:rPr>
+        <w:t xml:space="preserve">keep doing something，坚持做某事，这个搭配你顺手记下来，后面还会碰上。</w:t>
+      </w:r>
+    </w:p>
+    <w:p>
+      <w:pPr>
+        <w:spacing w:after="160" w:line="380"/>
+        <w:ind w:firstLine="480"/>
+      </w:pPr>
+      <w:r>
+        <w:rPr>
+          <w:rFonts w:ascii="SimSun" w:cs="SimSun" w:eastAsia="SimSun" w:hAnsi="SimSun"/>
+          <w:sz w:val="24"/>
+          <w:szCs w:val="24"/>
+        </w:rPr>
+        <w:t xml:space="preserve">接下来第二题。</w:t>
+      </w:r>
+    </w:p>
+    <w:p>
+      <w:pPr>
+        <w:spacing w:after="160" w:line="380"/>
       </w:pPr>
       <w:r>
         <w:rPr>
@@ -3717,7 +3759,7 @@
           <w:sz w:val="24"/>
           <w:szCs w:val="24"/>
         </w:rPr>
-        <w:t xml:space="preserve">答案：walking</w:t>
+        <w:t xml:space="preserve">随堂练习题2</w:t>
       </w:r>
     </w:p>
     <w:p>
@@ -3732,21 +3774,147 @@
           <w:sz w:val="24"/>
           <w:szCs w:val="24"/>
         </w:rPr>
-        <w:t xml:space="preserve">解析：keep 作实义动词时后接动名词作宾语，构成 keep doing sth。宾语位置只能由名词性成分充当，故动词原形 walk 须变为动名词 walking。</w:t>
-      </w:r>
-    </w:p>
-    <w:p>
-      <w:pPr>
-        <w:spacing w:after="160" w:line="380"/>
-        <w:ind w:firstLine="480"/>
-      </w:pPr>
-      <w:r>
-        <w:rPr>
-          <w:rFonts w:ascii="SimSun" w:cs="SimSun" w:eastAsia="SimSun" w:hAnsi="SimSun"/>
-          <w:sz w:val="24"/>
-          <w:szCs w:val="24"/>
-        </w:rPr>
-        <w:t xml:space="preserve">接下来第二题。</w:t>
+        <w:t xml:space="preserve">题目：The milk in the fridge has gone ____________ (sour); please pour it away.</w:t>
+      </w:r>
+    </w:p>
+    <w:p>
+      <w:pPr>
+        <w:spacing w:after="160" w:line="380"/>
+        <w:ind w:firstLine="480"/>
+      </w:pPr>
+      <w:r>
+        <w:rPr>
+          <w:rFonts w:ascii="SimSun" w:cs="SimSun" w:eastAsia="SimSun" w:hAnsi="SimSun"/>
+          <w:sz w:val="24"/>
+          <w:szCs w:val="24"/>
+        </w:rPr>
+        <w:t xml:space="preserve">师：这道题卡在 gone 上。你先想想，go 在这儿还是去的意思吗？</w:t>
+      </w:r>
+    </w:p>
+    <w:p>
+      <w:pPr>
+        <w:spacing w:after="160" w:line="380"/>
+        <w:ind w:firstLine="480"/>
+      </w:pPr>
+      <w:r>
+        <w:rPr>
+          <w:rFonts w:ascii="SimSun" w:cs="SimSun" w:eastAsia="SimSun" w:hAnsi="SimSun"/>
+          <w:sz w:val="24"/>
+          <w:szCs w:val="24"/>
+        </w:rPr>
+        <w:t xml:space="preserve">不是了。</w:t>
+      </w:r>
+    </w:p>
+    <w:p>
+      <w:pPr>
+        <w:spacing w:after="160" w:line="380"/>
+        <w:ind w:firstLine="480"/>
+      </w:pPr>
+      <w:r>
+        <w:rPr>
+          <w:rFonts w:ascii="SimSun" w:cs="SimSun" w:eastAsia="SimSun" w:hAnsi="SimSun"/>
+          <w:sz w:val="24"/>
+          <w:szCs w:val="24"/>
+        </w:rPr>
+        <w:t xml:space="preserve">go 你最熟的意思是去。但它还有个身份，是变化类系动词，变得，而且一般是往坏了变——变酸、变坏、变疯，都用它。</w:t>
+      </w:r>
+    </w:p>
+    <w:p>
+      <w:pPr>
+        <w:spacing w:after="160" w:line="380"/>
+        <w:ind w:firstLine="480"/>
+      </w:pPr>
+      <w:r>
+        <w:rPr>
+          <w:rFonts w:ascii="SimSun" w:cs="SimSun" w:eastAsia="SimSun" w:hAnsi="SimSun"/>
+          <w:sz w:val="24"/>
+          <w:szCs w:val="24"/>
+        </w:rPr>
+        <w:t xml:space="preserve">这句话说牛奶怎么了？变质了。所以 gone 在这儿就是系动词。</w:t>
+      </w:r>
+    </w:p>
+    <w:p>
+      <w:pPr>
+        <w:spacing w:after="160" w:line="380"/>
+        <w:ind w:firstLine="480"/>
+      </w:pPr>
+      <w:r>
+        <w:rPr>
+          <w:rFonts w:ascii="SimSun" w:cs="SimSun" w:eastAsia="SimSun" w:hAnsi="SimSun"/>
+          <w:sz w:val="24"/>
+          <w:szCs w:val="24"/>
+        </w:rPr>
+        <w:t xml:space="preserve">系动词后面跟表语，表语说主语什么状态，用形容词。</w:t>
+      </w:r>
+    </w:p>
+    <w:p>
+      <w:pPr>
+        <w:spacing w:after="160" w:line="380"/>
+        <w:ind w:firstLine="480"/>
+      </w:pPr>
+      <w:r>
+        <w:rPr>
+          <w:rFonts w:ascii="SimSun" w:cs="SimSun" w:eastAsia="SimSun" w:hAnsi="SimSun"/>
+          <w:sz w:val="24"/>
+          <w:szCs w:val="24"/>
+        </w:rPr>
+        <w:t xml:space="preserve">sour 本身就是形容词，酸的，直接填，不用改。</w:t>
+      </w:r>
+    </w:p>
+    <w:p>
+      <w:pPr>
+        <w:spacing w:after="160" w:line="380"/>
+        <w:ind w:firstLine="480"/>
+      </w:pPr>
+      <w:r>
+        <w:rPr>
+          <w:rFonts w:ascii="SimSun" w:cs="SimSun" w:eastAsia="SimSun" w:hAnsi="SimSun"/>
+          <w:sz w:val="24"/>
+          <w:szCs w:val="24"/>
+        </w:rPr>
+        <w:t xml:space="preserve">你要是不放心，把 gone 换成 is 念一遍：The milk in the fridge is sour。结构完整，意思也是牛奶酸了，没变。那就确认 gone 在这儿是系动词。</w:t>
+      </w:r>
+    </w:p>
+    <w:p>
+      <w:pPr>
+        <w:spacing w:after="160" w:line="380"/>
+        <w:ind w:firstLine="480"/>
+      </w:pPr>
+      <w:r>
+        <w:rPr>
+          <w:rFonts w:ascii="SimSun" w:cs="SimSun" w:eastAsia="SimSun" w:hAnsi="SimSun"/>
+          <w:sz w:val="24"/>
+          <w:szCs w:val="24"/>
+        </w:rPr>
+        <w:t xml:space="preserve">所以这儿就填 sour，原样填进去，一个字母不用动。</w:t>
+      </w:r>
+    </w:p>
+    <w:p>
+      <w:pPr>
+        <w:spacing w:after="160" w:line="380"/>
+        <w:ind w:firstLine="480"/>
+      </w:pPr>
+      <w:r>
+        <w:rPr>
+          <w:rFonts w:ascii="SimSun" w:cs="SimSun" w:eastAsia="SimSun" w:hAnsi="SimSun"/>
+          <w:sz w:val="24"/>
+          <w:szCs w:val="24"/>
+        </w:rPr>
+        <w:t xml:space="preserve">顺便说一句，go bad 变质、go wrong 出问题，都是这个用法，你一块儿记了。</w:t>
+      </w:r>
+    </w:p>
+    <w:p>
+      <w:pPr>
+        <w:spacing w:after="160" w:line="380"/>
+        <w:ind w:firstLine="480"/>
+      </w:pPr>
+      <w:r>
+        <w:rPr>
+          <w:rFonts w:ascii="SimSun" w:cs="SimSun" w:eastAsia="SimSun" w:hAnsi="SimSun"/>
+          <w:sz w:val="24"/>
+          <w:szCs w:val="24"/>
+        </w:rPr>
+        <w:t xml:space="preserve">来，第三题。</w:t>
       </w:r>
     </w:p>
     <w:p>
@@ -3761,7 +3929,7 @@
           <w:sz w:val="24"/>
           <w:szCs w:val="24"/>
         </w:rPr>
-        <w:t xml:space="preserve">随堂练习题2</w:t>
+        <w:t xml:space="preserve">随堂练习题3</w:t>
       </w:r>
     </w:p>
     <w:p>
@@ -3776,105 +3944,175 @@
           <w:sz w:val="24"/>
           <w:szCs w:val="24"/>
         </w:rPr>
-        <w:t xml:space="preserve">题目：The milk in the fridge has gone ____________ (sour); please pour it away.</w:t>
-      </w:r>
-    </w:p>
-    <w:p>
-      <w:pPr>
-        <w:spacing w:after="160" w:line="380"/>
-        <w:ind w:firstLine="480"/>
-      </w:pPr>
-      <w:r>
-        <w:rPr>
-          <w:rFonts w:ascii="SimSun" w:cs="SimSun" w:eastAsia="SimSun" w:hAnsi="SimSun"/>
-          <w:sz w:val="24"/>
-          <w:szCs w:val="24"/>
-        </w:rPr>
-        <w:t xml:space="preserve">师：这道题卡在 gone 上。你先想想，go 在这儿还是去的意思吗？</w:t>
-      </w:r>
-    </w:p>
-    <w:p>
-      <w:pPr>
-        <w:spacing w:after="160" w:line="380"/>
-        <w:ind w:firstLine="480"/>
-      </w:pPr>
-      <w:r>
-        <w:rPr>
-          <w:rFonts w:ascii="SimSun" w:cs="SimSun" w:eastAsia="SimSun" w:hAnsi="SimSun"/>
-          <w:sz w:val="24"/>
-          <w:szCs w:val="24"/>
-        </w:rPr>
-        <w:t xml:space="preserve">不是了。</w:t>
-      </w:r>
-    </w:p>
-    <w:p>
-      <w:pPr>
-        <w:spacing w:after="160" w:line="380"/>
-        <w:ind w:firstLine="480"/>
-      </w:pPr>
-      <w:r>
-        <w:rPr>
-          <w:rFonts w:ascii="SimSun" w:cs="SimSun" w:eastAsia="SimSun" w:hAnsi="SimSun"/>
-          <w:sz w:val="24"/>
-          <w:szCs w:val="24"/>
-        </w:rPr>
-        <w:t xml:space="preserve">go 你最熟的意思是去。但它还有个身份，是变化类系动词，变得，而且一般是往坏了变——变酸、变坏、变疯，都用它。</w:t>
-      </w:r>
-    </w:p>
-    <w:p>
-      <w:pPr>
-        <w:spacing w:after="160" w:line="380"/>
-        <w:ind w:firstLine="480"/>
-      </w:pPr>
-      <w:r>
-        <w:rPr>
-          <w:rFonts w:ascii="SimSun" w:cs="SimSun" w:eastAsia="SimSun" w:hAnsi="SimSun"/>
-          <w:sz w:val="24"/>
-          <w:szCs w:val="24"/>
-        </w:rPr>
-        <w:t xml:space="preserve">这句话说牛奶怎么了？变质了。所以 gone 在这儿就是系动词。</w:t>
-      </w:r>
-    </w:p>
-    <w:p>
-      <w:pPr>
-        <w:spacing w:after="160" w:line="380"/>
-        <w:ind w:firstLine="480"/>
-      </w:pPr>
-      <w:r>
-        <w:rPr>
-          <w:rFonts w:ascii="SimSun" w:cs="SimSun" w:eastAsia="SimSun" w:hAnsi="SimSun"/>
-          <w:sz w:val="24"/>
-          <w:szCs w:val="24"/>
-        </w:rPr>
-        <w:t xml:space="preserve">系动词后面跟表语，表语说主语什么状态，用形容词。</w:t>
-      </w:r>
-    </w:p>
-    <w:p>
-      <w:pPr>
-        <w:spacing w:after="160" w:line="380"/>
-        <w:ind w:firstLine="480"/>
-      </w:pPr>
-      <w:r>
-        <w:rPr>
-          <w:rFonts w:ascii="SimSun" w:cs="SimSun" w:eastAsia="SimSun" w:hAnsi="SimSun"/>
-          <w:sz w:val="24"/>
-          <w:szCs w:val="24"/>
-        </w:rPr>
-        <w:t xml:space="preserve">sour 本身就是形容词，酸的，直接填，不用改。</w:t>
-      </w:r>
-    </w:p>
-    <w:p>
-      <w:pPr>
-        <w:spacing w:after="160" w:line="380"/>
-        <w:ind w:firstLine="480"/>
-      </w:pPr>
-      <w:r>
-        <w:rPr>
-          <w:rFonts w:ascii="SimSun" w:cs="SimSun" w:eastAsia="SimSun" w:hAnsi="SimSun"/>
-          <w:sz w:val="24"/>
-          <w:szCs w:val="24"/>
-        </w:rPr>
-        <w:t xml:space="preserve">你要是不放心，把 gone 换成 is 念一遍：The milk in the fridge is sour。结构完整，意思也是牛奶酸了，没变。那就确认 gone 在这儿是系动词。</w:t>
+        <w:t xml:space="preserve">题目：指出下面句子中划线的 a good doctor 是什么成分。My elder brother has become a good doctor.</w:t>
+      </w:r>
+    </w:p>
+    <w:p>
+      <w:pPr>
+        <w:spacing w:after="160" w:line="380"/>
+        <w:ind w:firstLine="480"/>
+      </w:pPr>
+      <w:r>
+        <w:rPr>
+          <w:rFonts w:ascii="SimSun" w:cs="SimSun" w:eastAsia="SimSun" w:hAnsi="SimSun"/>
+          <w:sz w:val="24"/>
+          <w:szCs w:val="24"/>
+        </w:rPr>
+        <w:t xml:space="preserve">师：这类题第一步永远一样——先看前面那个动词是什么身份。你看这句的动词是哪个？</w:t>
+      </w:r>
+    </w:p>
+    <w:p>
+      <w:pPr>
+        <w:spacing w:after="160" w:line="380"/>
+        <w:ind w:firstLine="480"/>
+      </w:pPr>
+      <w:r>
+        <w:rPr>
+          <w:rFonts w:ascii="SimSun" w:cs="SimSun" w:eastAsia="SimSun" w:hAnsi="SimSun"/>
+          <w:sz w:val="24"/>
+          <w:szCs w:val="24"/>
+        </w:rPr>
+        <w:t xml:space="preserve">become。你先自己判一下，实义动词还是系动词？</w:t>
+      </w:r>
+    </w:p>
+    <w:p>
+      <w:pPr>
+        <w:spacing w:after="160" w:line="380"/>
+        <w:ind w:firstLine="480"/>
+      </w:pPr>
+      <w:r>
+        <w:rPr>
+          <w:rFonts w:ascii="SimSun" w:cs="SimSun" w:eastAsia="SimSun" w:hAnsi="SimSun"/>
+          <w:sz w:val="24"/>
+          <w:szCs w:val="24"/>
+        </w:rPr>
+        <w:t xml:space="preserve">是系动词。你想想 become 什么意思——变成。它自己没有实实在在的动作，它干的活儿是把主语和后面那个说明连起来。</w:t>
+      </w:r>
+    </w:p>
+    <w:p>
+      <w:pPr>
+        <w:spacing w:after="160" w:line="380"/>
+        <w:ind w:firstLine="480"/>
+      </w:pPr>
+      <w:r>
+        <w:rPr>
+          <w:rFonts w:ascii="SimSun" w:cs="SimSun" w:eastAsia="SimSun" w:hAnsi="SimSun"/>
+          <w:sz w:val="24"/>
+          <w:szCs w:val="24"/>
+        </w:rPr>
+        <w:t xml:space="preserve">这不就是我们刚讲的加了口味的 is 吗，变成是。所以它是变化类系动词。</w:t>
+      </w:r>
+    </w:p>
+    <w:p>
+      <w:pPr>
+        <w:spacing w:after="160" w:line="380"/>
+        <w:ind w:firstLine="480"/>
+      </w:pPr>
+      <w:r>
+        <w:rPr>
+          <w:rFonts w:ascii="SimSun" w:cs="SimSun" w:eastAsia="SimSun" w:hAnsi="SimSun"/>
+          <w:sz w:val="24"/>
+          <w:szCs w:val="24"/>
+        </w:rPr>
+        <w:t xml:space="preserve">系动词后面接的是表语，不是宾语。</w:t>
+      </w:r>
+    </w:p>
+    <w:p>
+      <w:pPr>
+        <w:spacing w:after="160" w:line="380"/>
+        <w:ind w:firstLine="480"/>
+      </w:pPr>
+      <w:r>
+        <w:rPr>
+          <w:rFonts w:ascii="SimSun" w:cs="SimSun" w:eastAsia="SimSun" w:hAnsi="SimSun"/>
+          <w:sz w:val="24"/>
+          <w:szCs w:val="24"/>
+        </w:rPr>
+        <w:t xml:space="preserve">光凭这一条其实就能定了。不过我们再用今天那把尺子量一遍：my elder brother 和 a good doctor，是同一个人吗？</w:t>
+      </w:r>
+    </w:p>
+    <w:p>
+      <w:pPr>
+        <w:spacing w:after="160" w:line="380"/>
+        <w:ind w:firstLine="480"/>
+      </w:pPr>
+      <w:r>
+        <w:rPr>
+          <w:rFonts w:ascii="SimSun" w:cs="SimSun" w:eastAsia="SimSun" w:hAnsi="SimSun"/>
+          <w:sz w:val="24"/>
+          <w:szCs w:val="24"/>
+        </w:rPr>
+        <w:t xml:space="preserve">是啊，我哥就是那个好医生。主语和它是一回事，所以是表语，不是宾语。</w:t>
+      </w:r>
+    </w:p>
+    <w:p>
+      <w:pPr>
+        <w:spacing w:after="160" w:line="380"/>
+        <w:ind w:firstLine="480"/>
+      </w:pPr>
+      <w:r>
+        <w:rPr>
+          <w:rFonts w:ascii="SimSun" w:cs="SimSun" w:eastAsia="SimSun" w:hAnsi="SimSun"/>
+          <w:sz w:val="24"/>
+          <w:szCs w:val="24"/>
+        </w:rPr>
+        <w:t xml:space="preserve">还可以再用换 is 那招验一遍。把 has become 换成 is，My elder brother is a good doctor。结构完整，意思也没变，我哥就是那个好医生。确认是系动词。</w:t>
+      </w:r>
+    </w:p>
+    <w:p>
+      <w:pPr>
+        <w:spacing w:after="160" w:line="380"/>
+        <w:ind w:firstLine="480"/>
+      </w:pPr>
+      <w:r>
+        <w:rPr>
+          <w:rFonts w:ascii="SimSun" w:cs="SimSun" w:eastAsia="SimSun" w:hAnsi="SimSun"/>
+          <w:sz w:val="24"/>
+          <w:szCs w:val="24"/>
+        </w:rPr>
+        <w:t xml:space="preserve">你换个句子对比一下就更清楚了。My brother met a good doctor，我哥遇到一个好医生。这回你要是把 met 换成 is，意思立马变了，从遇到变成了本身就是。这就说明 met 不是系动词，后面那个是宾语不是表语。</w:t>
+      </w:r>
+    </w:p>
+    <w:p>
+      <w:pPr>
+        <w:spacing w:after="160" w:line="380"/>
+        <w:ind w:firstLine="480"/>
+      </w:pPr>
+      <w:r>
+        <w:rPr>
+          <w:rFonts w:ascii="SimSun" w:cs="SimSun" w:eastAsia="SimSun" w:hAnsi="SimSun"/>
+          <w:sz w:val="24"/>
+          <w:szCs w:val="24"/>
+        </w:rPr>
+        <w:t xml:space="preserve">同一个短语，前面的动词一换，身份就变了。</w:t>
+      </w:r>
+    </w:p>
+    <w:p>
+      <w:pPr>
+        <w:spacing w:after="160" w:line="380"/>
+        <w:ind w:firstLine="480"/>
+      </w:pPr>
+      <w:r>
+        <w:rPr>
+          <w:rFonts w:ascii="SimSun" w:cs="SimSun" w:eastAsia="SimSun" w:hAnsi="SimSun"/>
+          <w:sz w:val="24"/>
+          <w:szCs w:val="24"/>
+        </w:rPr>
+        <w:t xml:space="preserve">所以这道题，a good doctor 在这儿就是表语，不是宾语。</w:t>
+      </w:r>
+    </w:p>
+    <w:p>
+      <w:pPr>
+        <w:spacing w:after="160" w:line="380"/>
+        <w:ind w:firstLine="480"/>
+      </w:pPr>
+      <w:r>
+        <w:rPr>
+          <w:rFonts w:ascii="SimSun" w:cs="SimSun" w:eastAsia="SimSun" w:hAnsi="SimSun"/>
+          <w:sz w:val="24"/>
+          <w:szCs w:val="24"/>
+        </w:rPr>
+        <w:t xml:space="preserve">第四题。</w:t>
       </w:r>
     </w:p>
     <w:p>
@@ -3889,7 +4127,7 @@
           <w:sz w:val="24"/>
           <w:szCs w:val="24"/>
         </w:rPr>
-        <w:t xml:space="preserve">答案：sour</w:t>
+        <w:t xml:space="preserve">随堂练习题4</w:t>
       </w:r>
     </w:p>
     <w:p>
@@ -3904,21 +4142,148 @@
           <w:sz w:val="24"/>
           <w:szCs w:val="24"/>
         </w:rPr>
-        <w:t xml:space="preserve">解析：go 作变化类系动词表示“变得（不好的状态）”，其后接形容词作表语。同类搭配还有 go bad、go wrong。</w:t>
-      </w:r>
-    </w:p>
-    <w:p>
-      <w:pPr>
-        <w:spacing w:after="160" w:line="380"/>
-        <w:ind w:firstLine="480"/>
-      </w:pPr>
-      <w:r>
-        <w:rPr>
-          <w:rFonts w:ascii="SimSun" w:cs="SimSun" w:eastAsia="SimSun" w:hAnsi="SimSun"/>
-          <w:sz w:val="24"/>
-          <w:szCs w:val="24"/>
-        </w:rPr>
-        <w:t xml:space="preserve">来，第三题。</w:t>
+        <w:t xml:space="preserve">题目：下面两句话中，划线部分哪一句是宾语补足语？（　　）</w:t>
+      </w:r>
+    </w:p>
+    <w:p>
+      <w:pPr>
+        <w:spacing w:after="160" w:line="380"/>
+      </w:pPr>
+      <w:r>
+        <w:rPr>
+          <w:rFonts w:ascii="SimSun" w:cs="SimSun" w:eastAsia="SimSun" w:hAnsi="SimSun"/>
+          <w:b w:val="false"/>
+          <w:bCs w:val="false"/>
+          <w:sz w:val="24"/>
+          <w:szCs w:val="24"/>
+        </w:rPr>
+        <w:t xml:space="preserve">A. The teacher showed the students an interesting experiment.　　B. The class elected David monitor.</w:t>
+      </w:r>
+    </w:p>
+    <w:p>
+      <w:pPr>
+        <w:spacing w:after="160" w:line="380"/>
+        <w:ind w:firstLine="480"/>
+      </w:pPr>
+      <w:r>
+        <w:rPr>
+          <w:rFonts w:ascii="SimSun" w:cs="SimSun" w:eastAsia="SimSun" w:hAnsi="SimSun"/>
+          <w:sz w:val="24"/>
+          <w:szCs w:val="24"/>
+        </w:rPr>
+        <w:t xml:space="preserve">师：这两句长得一模一样，你光拿眼睛看，看到明天也分不出来。刚学的办法，用起来。</w:t>
+      </w:r>
+    </w:p>
+    <w:p>
+      <w:pPr>
+        <w:spacing w:after="160" w:line="380"/>
+        <w:ind w:firstLine="480"/>
+      </w:pPr>
+      <w:r>
+        <w:rPr>
+          <w:rFonts w:ascii="SimSun" w:cs="SimSun" w:eastAsia="SimSun" w:hAnsi="SimSun"/>
+          <w:sz w:val="24"/>
+          <w:szCs w:val="24"/>
+        </w:rPr>
+        <w:t xml:space="preserve">加 be 动词，两句挨个试。先试 A 项。</w:t>
+      </w:r>
+    </w:p>
+    <w:p>
+      <w:pPr>
+        <w:spacing w:after="160" w:line="380"/>
+        <w:ind w:firstLine="480"/>
+      </w:pPr>
+      <w:r>
+        <w:rPr>
+          <w:rFonts w:ascii="SimSun" w:cs="SimSun" w:eastAsia="SimSun" w:hAnsi="SimSun"/>
+          <w:sz w:val="24"/>
+          <w:szCs w:val="24"/>
+        </w:rPr>
+        <w:t xml:space="preserve">A 项，把 the students 和 an interesting experiment 拎出来，变成 The students are an interesting experiment。</w:t>
+      </w:r>
+    </w:p>
+    <w:p>
+      <w:pPr>
+        <w:spacing w:after="160" w:line="380"/>
+        <w:ind w:firstLine="480"/>
+      </w:pPr>
+      <w:r>
+        <w:rPr>
+          <w:rFonts w:ascii="SimSun" w:cs="SimSun" w:eastAsia="SimSun" w:hAnsi="SimSun"/>
+          <w:sz w:val="24"/>
+          <w:szCs w:val="24"/>
+        </w:rPr>
+        <w:t xml:space="preserve">你念一遍看看——学生们是一个有趣的实验？语法有错吗？没有。可意思荒唐不荒唐？荒唐。逻辑那一条过不了，所以是双宾语。</w:t>
+      </w:r>
+    </w:p>
+    <w:p>
+      <w:pPr>
+        <w:spacing w:after="160" w:line="380"/>
+        <w:ind w:firstLine="480"/>
+      </w:pPr>
+      <w:r>
+        <w:rPr>
+          <w:rFonts w:ascii="SimSun" w:cs="SimSun" w:eastAsia="SimSun" w:hAnsi="SimSun"/>
+          <w:sz w:val="24"/>
+          <w:szCs w:val="24"/>
+        </w:rPr>
+        <w:t xml:space="preserve">再试 B 项。把 David 和 monitor 拎出来，变成 David is monitor。大卫是班长——这回意思通不通？完全通。</w:t>
+      </w:r>
+    </w:p>
+    <w:p>
+      <w:pPr>
+        <w:spacing w:after="160" w:line="380"/>
+        <w:ind w:firstLine="480"/>
+      </w:pPr>
+      <w:r>
+        <w:rPr>
+          <w:rFonts w:ascii="SimSun" w:cs="SimSun" w:eastAsia="SimSun" w:hAnsi="SimSun"/>
+          <w:sz w:val="24"/>
+          <w:szCs w:val="24"/>
+        </w:rPr>
+        <w:t xml:space="preserve">语法也没毛病。两点都过关了。</w:t>
+      </w:r>
+    </w:p>
+    <w:p>
+      <w:pPr>
+        <w:spacing w:after="160" w:line="380"/>
+        <w:ind w:firstLine="480"/>
+      </w:pPr>
+      <w:r>
+        <w:rPr>
+          <w:rFonts w:ascii="SimSun" w:cs="SimSun" w:eastAsia="SimSun" w:hAnsi="SimSun"/>
+          <w:sz w:val="24"/>
+          <w:szCs w:val="24"/>
+        </w:rPr>
+        <w:t xml:space="preserve">所以 monitor 是宾语补足语，B 项就是我们要找的那个。</w:t>
+      </w:r>
+    </w:p>
+    <w:p>
+      <w:pPr>
+        <w:spacing w:after="160" w:line="380"/>
+        <w:ind w:firstLine="480"/>
+      </w:pPr>
+      <w:r>
+        <w:rPr>
+          <w:rFonts w:ascii="SimSun" w:cs="SimSun" w:eastAsia="SimSun" w:hAnsi="SimSun"/>
+          <w:sz w:val="24"/>
+          <w:szCs w:val="24"/>
+        </w:rPr>
+        <w:t xml:space="preserve">所以这道题选 B。A 项那个 show sb sth，是我们说的双宾语结构，人在前物在后。</w:t>
+      </w:r>
+    </w:p>
+    <w:p>
+      <w:pPr>
+        <w:spacing w:after="160" w:line="380"/>
+        <w:ind w:firstLine="480"/>
+      </w:pPr>
+      <w:r>
+        <w:rPr>
+          <w:rFonts w:ascii="SimSun" w:cs="SimSun" w:eastAsia="SimSun" w:hAnsi="SimSun"/>
+          <w:sz w:val="24"/>
+          <w:szCs w:val="24"/>
+        </w:rPr>
+        <w:t xml:space="preserve">第五题，接着看。</w:t>
       </w:r>
     </w:p>
     <w:p>
@@ -3933,7 +4298,7 @@
           <w:sz w:val="24"/>
           <w:szCs w:val="24"/>
         </w:rPr>
-        <w:t xml:space="preserve">随堂练习题3</w:t>
+        <w:t xml:space="preserve">随堂练习题5</w:t>
       </w:r>
     </w:p>
     <w:p>
@@ -3948,147 +4313,133 @@
           <w:sz w:val="24"/>
           <w:szCs w:val="24"/>
         </w:rPr>
-        <w:t xml:space="preserve">题目：指出下面句子中划线的 a good doctor 是什么成分。My elder brother has become a good doctor.</w:t>
-      </w:r>
-    </w:p>
-    <w:p>
-      <w:pPr>
-        <w:spacing w:after="160" w:line="380"/>
-        <w:ind w:firstLine="480"/>
-      </w:pPr>
-      <w:r>
-        <w:rPr>
-          <w:rFonts w:ascii="SimSun" w:cs="SimSun" w:eastAsia="SimSun" w:hAnsi="SimSun"/>
-          <w:sz w:val="24"/>
-          <w:szCs w:val="24"/>
-        </w:rPr>
-        <w:t xml:space="preserve">师：这类题第一步永远一样——先看前面那个动词是什么身份。你看这句的动词是哪个？</w:t>
-      </w:r>
-    </w:p>
-    <w:p>
-      <w:pPr>
-        <w:spacing w:after="160" w:line="380"/>
-        <w:ind w:firstLine="480"/>
-      </w:pPr>
-      <w:r>
-        <w:rPr>
-          <w:rFonts w:ascii="SimSun" w:cs="SimSun" w:eastAsia="SimSun" w:hAnsi="SimSun"/>
-          <w:sz w:val="24"/>
-          <w:szCs w:val="24"/>
-        </w:rPr>
-        <w:t xml:space="preserve">become。你先自己判一下，实义动词还是系动词？</w:t>
-      </w:r>
-    </w:p>
-    <w:p>
-      <w:pPr>
-        <w:spacing w:after="160" w:line="380"/>
-        <w:ind w:firstLine="480"/>
-      </w:pPr>
-      <w:r>
-        <w:rPr>
-          <w:rFonts w:ascii="SimSun" w:cs="SimSun" w:eastAsia="SimSun" w:hAnsi="SimSun"/>
-          <w:sz w:val="24"/>
-          <w:szCs w:val="24"/>
-        </w:rPr>
-        <w:t xml:space="preserve">是系动词。你想想 become 什么意思——变成。它自己没有实实在在的动作，它干的活儿是把主语和后面那个说明连起来。</w:t>
-      </w:r>
-    </w:p>
-    <w:p>
-      <w:pPr>
-        <w:spacing w:after="160" w:line="380"/>
-        <w:ind w:firstLine="480"/>
-      </w:pPr>
-      <w:r>
-        <w:rPr>
-          <w:rFonts w:ascii="SimSun" w:cs="SimSun" w:eastAsia="SimSun" w:hAnsi="SimSun"/>
-          <w:sz w:val="24"/>
-          <w:szCs w:val="24"/>
-        </w:rPr>
-        <w:t xml:space="preserve">这不就是我们刚讲的加了口味的 is 吗，变成是。所以它是变化类系动词。</w:t>
-      </w:r>
-    </w:p>
-    <w:p>
-      <w:pPr>
-        <w:spacing w:after="160" w:line="380"/>
-        <w:ind w:firstLine="480"/>
-      </w:pPr>
-      <w:r>
-        <w:rPr>
-          <w:rFonts w:ascii="SimSun" w:cs="SimSun" w:eastAsia="SimSun" w:hAnsi="SimSun"/>
-          <w:sz w:val="24"/>
-          <w:szCs w:val="24"/>
-        </w:rPr>
-        <w:t xml:space="preserve">系动词后面接的是表语，不是宾语。</w:t>
-      </w:r>
-    </w:p>
-    <w:p>
-      <w:pPr>
-        <w:spacing w:after="160" w:line="380"/>
-        <w:ind w:firstLine="480"/>
-      </w:pPr>
-      <w:r>
-        <w:rPr>
-          <w:rFonts w:ascii="SimSun" w:cs="SimSun" w:eastAsia="SimSun" w:hAnsi="SimSun"/>
-          <w:sz w:val="24"/>
-          <w:szCs w:val="24"/>
-        </w:rPr>
-        <w:t xml:space="preserve">光凭这一条其实就能定了。不过我们再用今天那把尺子量一遍：my elder brother 和 a good doctor，是同一个人吗？</w:t>
-      </w:r>
-    </w:p>
-    <w:p>
-      <w:pPr>
-        <w:spacing w:after="160" w:line="380"/>
-        <w:ind w:firstLine="480"/>
-      </w:pPr>
-      <w:r>
-        <w:rPr>
-          <w:rFonts w:ascii="SimSun" w:cs="SimSun" w:eastAsia="SimSun" w:hAnsi="SimSun"/>
-          <w:sz w:val="24"/>
-          <w:szCs w:val="24"/>
-        </w:rPr>
-        <w:t xml:space="preserve">是啊，我哥就是那个好医生。主语和它是一回事，所以是表语，不是宾语。</w:t>
-      </w:r>
-    </w:p>
-    <w:p>
-      <w:pPr>
-        <w:spacing w:after="160" w:line="380"/>
-        <w:ind w:firstLine="480"/>
-      </w:pPr>
-      <w:r>
-        <w:rPr>
-          <w:rFonts w:ascii="SimSun" w:cs="SimSun" w:eastAsia="SimSun" w:hAnsi="SimSun"/>
-          <w:sz w:val="24"/>
-          <w:szCs w:val="24"/>
-        </w:rPr>
-        <w:t xml:space="preserve">还可以再用换 is 那招验一遍。把 has become 换成 is，My elder brother is a good doctor。结构完整，意思也没变，我哥就是那个好医生。确认是系动词。</w:t>
-      </w:r>
-    </w:p>
-    <w:p>
-      <w:pPr>
-        <w:spacing w:after="160" w:line="380"/>
-        <w:ind w:firstLine="480"/>
-      </w:pPr>
-      <w:r>
-        <w:rPr>
-          <w:rFonts w:ascii="SimSun" w:cs="SimSun" w:eastAsia="SimSun" w:hAnsi="SimSun"/>
-          <w:sz w:val="24"/>
-          <w:szCs w:val="24"/>
-        </w:rPr>
-        <w:t xml:space="preserve">你换个句子对比一下就更清楚了。My brother met a good doctor，我哥遇到一个好医生。这回你要是把 met 换成 is，意思立马变了，从遇到变成了本身就是。这就说明 met 不是系动词，后面那个是宾语不是表语。</w:t>
-      </w:r>
-    </w:p>
-    <w:p>
-      <w:pPr>
-        <w:spacing w:after="160" w:line="380"/>
-        <w:ind w:firstLine="480"/>
-      </w:pPr>
-      <w:r>
-        <w:rPr>
-          <w:rFonts w:ascii="SimSun" w:cs="SimSun" w:eastAsia="SimSun" w:hAnsi="SimSun"/>
-          <w:sz w:val="24"/>
-          <w:szCs w:val="24"/>
-        </w:rPr>
-        <w:t xml:space="preserve">同一个短语，前面的动词一换，身份就变了。</w:t>
+        <w:t xml:space="preserve">题目：单句改错，下面这句话有一处错误，请找出并改正。The old man was too tired to arrive the village before dark.</w:t>
+      </w:r>
+    </w:p>
+    <w:p>
+      <w:pPr>
+        <w:spacing w:after="160" w:line="380"/>
+        <w:ind w:firstLine="480"/>
+      </w:pPr>
+      <w:r>
+        <w:rPr>
+          <w:rFonts w:ascii="SimSun" w:cs="SimSun" w:eastAsia="SimSun" w:hAnsi="SimSun"/>
+          <w:sz w:val="24"/>
+          <w:szCs w:val="24"/>
+        </w:rPr>
+        <w:t xml:space="preserve">师：这句话读着挺顺，你找到错在哪儿了吗？</w:t>
+      </w:r>
+    </w:p>
+    <w:p>
+      <w:pPr>
+        <w:spacing w:after="160" w:line="380"/>
+        <w:ind w:firstLine="480"/>
+      </w:pPr>
+      <w:r>
+        <w:rPr>
+          <w:rFonts w:ascii="SimSun" w:cs="SimSun" w:eastAsia="SimSun" w:hAnsi="SimSun"/>
+          <w:sz w:val="24"/>
+          <w:szCs w:val="24"/>
+        </w:rPr>
+        <w:t xml:space="preserve">我提示一下，问题出在动词上。</w:t>
+      </w:r>
+    </w:p>
+    <w:p>
+      <w:pPr>
+        <w:spacing w:after="160" w:line="380"/>
+        <w:ind w:firstLine="480"/>
+      </w:pPr>
+      <w:r>
+        <w:rPr>
+          <w:rFonts w:ascii="SimSun" w:cs="SimSun" w:eastAsia="SimSun" w:hAnsi="SimSun"/>
+          <w:sz w:val="24"/>
+          <w:szCs w:val="24"/>
+        </w:rPr>
+        <w:t xml:space="preserve">对，错在 arrive 上面。arrive 是不及物动词，你还记得吗？它后面不能直接跟东西。</w:t>
+      </w:r>
+    </w:p>
+    <w:p>
+      <w:pPr>
+        <w:spacing w:after="160" w:line="380"/>
+        <w:ind w:firstLine="480"/>
+      </w:pPr>
+      <w:r>
+        <w:rPr>
+          <w:rFonts w:ascii="SimSun" w:cs="SimSun" w:eastAsia="SimSun" w:hAnsi="SimSun"/>
+          <w:sz w:val="24"/>
+          <w:szCs w:val="24"/>
+        </w:rPr>
+        <w:t xml:space="preserve">那想跟怎么办？</w:t>
+      </w:r>
+    </w:p>
+    <w:p>
+      <w:pPr>
+        <w:spacing w:after="160" w:line="380"/>
+        <w:ind w:firstLine="480"/>
+      </w:pPr>
+      <w:r>
+        <w:rPr>
+          <w:rFonts w:ascii="SimSun" w:cs="SimSun" w:eastAsia="SimSun" w:hAnsi="SimSun"/>
+          <w:sz w:val="24"/>
+          <w:szCs w:val="24"/>
+        </w:rPr>
+        <w:t xml:space="preserve">先加介词。加哪个？这里有讲究：小地方用 at，大地方用 in。</w:t>
+      </w:r>
+    </w:p>
+    <w:p>
+      <w:pPr>
+        <w:spacing w:after="160" w:line="380"/>
+        <w:ind w:firstLine="480"/>
+      </w:pPr>
+      <w:r>
+        <w:rPr>
+          <w:rFonts w:ascii="SimSun" w:cs="SimSun" w:eastAsia="SimSun" w:hAnsi="SimSun"/>
+          <w:sz w:val="24"/>
+          <w:szCs w:val="24"/>
+        </w:rPr>
+        <w:t xml:space="preserve">village 是村子，小地方，所以用 at。</w:t>
+      </w:r>
+    </w:p>
+    <w:p>
+      <w:pPr>
+        <w:spacing w:after="160" w:line="380"/>
+        <w:ind w:firstLine="480"/>
+      </w:pPr>
+      <w:r>
+        <w:rPr>
+          <w:rFonts w:ascii="SimSun" w:cs="SimSun" w:eastAsia="SimSun" w:hAnsi="SimSun"/>
+          <w:sz w:val="24"/>
+          <w:szCs w:val="24"/>
+        </w:rPr>
+        <w:t xml:space="preserve">所以这句话得改成 arrive at the village。</w:t>
+      </w:r>
+    </w:p>
+    <w:p>
+      <w:pPr>
+        <w:spacing w:after="160" w:line="380"/>
+        <w:ind w:firstLine="480"/>
+      </w:pPr>
+      <w:r>
+        <w:rPr>
+          <w:rFonts w:ascii="SimSun" w:cs="SimSun" w:eastAsia="SimSun" w:hAnsi="SimSun"/>
+          <w:sz w:val="24"/>
+          <w:szCs w:val="24"/>
+        </w:rPr>
+        <w:t xml:space="preserve">小地方用 at，大地方用 in——去北京、去上海这种，就得用 arrive in。这个区分你记牢。</w:t>
+      </w:r>
+    </w:p>
+    <w:p>
+      <w:pPr>
+        <w:spacing w:after="160" w:line="380"/>
+        <w:ind w:firstLine="480"/>
+      </w:pPr>
+      <w:r>
+        <w:rPr>
+          <w:rFonts w:ascii="SimSun" w:cs="SimSun" w:eastAsia="SimSun" w:hAnsi="SimSun"/>
+          <w:sz w:val="24"/>
+          <w:szCs w:val="24"/>
+        </w:rPr>
+        <w:t xml:space="preserve">最后一题了。</w:t>
       </w:r>
     </w:p>
     <w:p>
@@ -4103,7 +4454,7 @@
           <w:sz w:val="24"/>
           <w:szCs w:val="24"/>
         </w:rPr>
-        <w:t xml:space="preserve">答案：表语</w:t>
+        <w:t xml:space="preserve">随堂练习题6</w:t>
       </w:r>
     </w:p>
     <w:p>
@@ -4118,395 +4469,6 @@
           <w:sz w:val="24"/>
           <w:szCs w:val="24"/>
         </w:rPr>
-        <w:t xml:space="preserve">解析：become 为变化类系动词，其后成分为表语。判断依据：a good doctor 与主语 my elder brother 指同一人，符合表语与主语同一的特征。</w:t>
-      </w:r>
-    </w:p>
-    <w:p>
-      <w:pPr>
-        <w:spacing w:after="160" w:line="380"/>
-        <w:ind w:firstLine="480"/>
-      </w:pPr>
-      <w:r>
-        <w:rPr>
-          <w:rFonts w:ascii="SimSun" w:cs="SimSun" w:eastAsia="SimSun" w:hAnsi="SimSun"/>
-          <w:sz w:val="24"/>
-          <w:szCs w:val="24"/>
-        </w:rPr>
-        <w:t xml:space="preserve">第四题。</w:t>
-      </w:r>
-    </w:p>
-    <w:p>
-      <w:pPr>
-        <w:spacing w:after="160" w:line="380"/>
-      </w:pPr>
-      <w:r>
-        <w:rPr>
-          <w:rFonts w:ascii="SimSun" w:cs="SimSun" w:eastAsia="SimSun" w:hAnsi="SimSun"/>
-          <w:b/>
-          <w:bCs/>
-          <w:sz w:val="24"/>
-          <w:szCs w:val="24"/>
-        </w:rPr>
-        <w:t xml:space="preserve">随堂练习题4</w:t>
-      </w:r>
-    </w:p>
-    <w:p>
-      <w:pPr>
-        <w:spacing w:after="160" w:line="380"/>
-      </w:pPr>
-      <w:r>
-        <w:rPr>
-          <w:rFonts w:ascii="SimSun" w:cs="SimSun" w:eastAsia="SimSun" w:hAnsi="SimSun"/>
-          <w:b w:val="false"/>
-          <w:bCs w:val="false"/>
-          <w:sz w:val="24"/>
-          <w:szCs w:val="24"/>
-        </w:rPr>
-        <w:t xml:space="preserve">题目：下面两句话中，划线部分哪一句是宾语补足语？（　　）</w:t>
-      </w:r>
-    </w:p>
-    <w:p>
-      <w:pPr>
-        <w:spacing w:after="160" w:line="380"/>
-      </w:pPr>
-      <w:r>
-        <w:rPr>
-          <w:rFonts w:ascii="SimSun" w:cs="SimSun" w:eastAsia="SimSun" w:hAnsi="SimSun"/>
-          <w:b w:val="false"/>
-          <w:bCs w:val="false"/>
-          <w:sz w:val="24"/>
-          <w:szCs w:val="24"/>
-        </w:rPr>
-        <w:t xml:space="preserve">A. The teacher showed the students an interesting experiment.　　B. The class elected David monitor.</w:t>
-      </w:r>
-    </w:p>
-    <w:p>
-      <w:pPr>
-        <w:spacing w:after="160" w:line="380"/>
-        <w:ind w:firstLine="480"/>
-      </w:pPr>
-      <w:r>
-        <w:rPr>
-          <w:rFonts w:ascii="SimSun" w:cs="SimSun" w:eastAsia="SimSun" w:hAnsi="SimSun"/>
-          <w:sz w:val="24"/>
-          <w:szCs w:val="24"/>
-        </w:rPr>
-        <w:t xml:space="preserve">师：这两句长得一模一样，你光拿眼睛看，看到明天也分不出来。刚学的办法，用起来。</w:t>
-      </w:r>
-    </w:p>
-    <w:p>
-      <w:pPr>
-        <w:spacing w:after="160" w:line="380"/>
-        <w:ind w:firstLine="480"/>
-      </w:pPr>
-      <w:r>
-        <w:rPr>
-          <w:rFonts w:ascii="SimSun" w:cs="SimSun" w:eastAsia="SimSun" w:hAnsi="SimSun"/>
-          <w:sz w:val="24"/>
-          <w:szCs w:val="24"/>
-        </w:rPr>
-        <w:t xml:space="preserve">加 be 动词，两句挨个试。先试 A 项。</w:t>
-      </w:r>
-    </w:p>
-    <w:p>
-      <w:pPr>
-        <w:spacing w:after="160" w:line="380"/>
-        <w:ind w:firstLine="480"/>
-      </w:pPr>
-      <w:r>
-        <w:rPr>
-          <w:rFonts w:ascii="SimSun" w:cs="SimSun" w:eastAsia="SimSun" w:hAnsi="SimSun"/>
-          <w:sz w:val="24"/>
-          <w:szCs w:val="24"/>
-        </w:rPr>
-        <w:t xml:space="preserve">A 项，把 the students 和 an interesting experiment 拎出来，变成 The students are an interesting experiment。</w:t>
-      </w:r>
-    </w:p>
-    <w:p>
-      <w:pPr>
-        <w:spacing w:after="160" w:line="380"/>
-        <w:ind w:firstLine="480"/>
-      </w:pPr>
-      <w:r>
-        <w:rPr>
-          <w:rFonts w:ascii="SimSun" w:cs="SimSun" w:eastAsia="SimSun" w:hAnsi="SimSun"/>
-          <w:sz w:val="24"/>
-          <w:szCs w:val="24"/>
-        </w:rPr>
-        <w:t xml:space="preserve">你念一遍看看——学生们是一个有趣的实验？语法有错吗？没有。可意思荒唐不荒唐？荒唐。逻辑那一条过不了，所以是双宾语。</w:t>
-      </w:r>
-    </w:p>
-    <w:p>
-      <w:pPr>
-        <w:spacing w:after="160" w:line="380"/>
-        <w:ind w:firstLine="480"/>
-      </w:pPr>
-      <w:r>
-        <w:rPr>
-          <w:rFonts w:ascii="SimSun" w:cs="SimSun" w:eastAsia="SimSun" w:hAnsi="SimSun"/>
-          <w:sz w:val="24"/>
-          <w:szCs w:val="24"/>
-        </w:rPr>
-        <w:t xml:space="preserve">再试 B 项。把 David 和 monitor 拎出来，变成 David is monitor。大卫是班长——这回意思通不通？完全通。</w:t>
-      </w:r>
-    </w:p>
-    <w:p>
-      <w:pPr>
-        <w:spacing w:after="160" w:line="380"/>
-        <w:ind w:firstLine="480"/>
-      </w:pPr>
-      <w:r>
-        <w:rPr>
-          <w:rFonts w:ascii="SimSun" w:cs="SimSun" w:eastAsia="SimSun" w:hAnsi="SimSun"/>
-          <w:sz w:val="24"/>
-          <w:szCs w:val="24"/>
-        </w:rPr>
-        <w:t xml:space="preserve">语法也没毛病。两点都过关了。</w:t>
-      </w:r>
-    </w:p>
-    <w:p>
-      <w:pPr>
-        <w:spacing w:after="160" w:line="380"/>
-        <w:ind w:firstLine="480"/>
-      </w:pPr>
-      <w:r>
-        <w:rPr>
-          <w:rFonts w:ascii="SimSun" w:cs="SimSun" w:eastAsia="SimSun" w:hAnsi="SimSun"/>
-          <w:sz w:val="24"/>
-          <w:szCs w:val="24"/>
-        </w:rPr>
-        <w:t xml:space="preserve">所以 monitor 是宾语补足语，B 项就是我们要找的那个。</w:t>
-      </w:r>
-    </w:p>
-    <w:p>
-      <w:pPr>
-        <w:spacing w:after="160" w:line="380"/>
-      </w:pPr>
-      <w:r>
-        <w:rPr>
-          <w:rFonts w:ascii="SimSun" w:cs="SimSun" w:eastAsia="SimSun" w:hAnsi="SimSun"/>
-          <w:b/>
-          <w:bCs/>
-          <w:sz w:val="24"/>
-          <w:szCs w:val="24"/>
-        </w:rPr>
-        <w:t xml:space="preserve">答案：B</w:t>
-      </w:r>
-    </w:p>
-    <w:p>
-      <w:pPr>
-        <w:spacing w:after="160" w:line="380"/>
-      </w:pPr>
-      <w:r>
-        <w:rPr>
-          <w:rFonts w:ascii="SimSun" w:cs="SimSun" w:eastAsia="SimSun" w:hAnsi="SimSun"/>
-          <w:b w:val="false"/>
-          <w:bCs w:val="false"/>
-          <w:sz w:val="24"/>
-          <w:szCs w:val="24"/>
-        </w:rPr>
-        <w:t xml:space="preserve">解析：A 项 show sb sth 为双宾语结构；B 项 elect sb + 职务名词，monitor 与宾语 David 同指，为宾语补足语。</w:t>
-      </w:r>
-    </w:p>
-    <w:p>
-      <w:pPr>
-        <w:spacing w:after="160" w:line="380"/>
-        <w:ind w:firstLine="480"/>
-      </w:pPr>
-      <w:r>
-        <w:rPr>
-          <w:rFonts w:ascii="SimSun" w:cs="SimSun" w:eastAsia="SimSun" w:hAnsi="SimSun"/>
-          <w:sz w:val="24"/>
-          <w:szCs w:val="24"/>
-        </w:rPr>
-        <w:t xml:space="preserve">第五题，接着看。</w:t>
-      </w:r>
-    </w:p>
-    <w:p>
-      <w:pPr>
-        <w:spacing w:after="160" w:line="380"/>
-      </w:pPr>
-      <w:r>
-        <w:rPr>
-          <w:rFonts w:ascii="SimSun" w:cs="SimSun" w:eastAsia="SimSun" w:hAnsi="SimSun"/>
-          <w:b/>
-          <w:bCs/>
-          <w:sz w:val="24"/>
-          <w:szCs w:val="24"/>
-        </w:rPr>
-        <w:t xml:space="preserve">随堂练习题5</w:t>
-      </w:r>
-    </w:p>
-    <w:p>
-      <w:pPr>
-        <w:spacing w:after="160" w:line="380"/>
-      </w:pPr>
-      <w:r>
-        <w:rPr>
-          <w:rFonts w:ascii="SimSun" w:cs="SimSun" w:eastAsia="SimSun" w:hAnsi="SimSun"/>
-          <w:b w:val="false"/>
-          <w:bCs w:val="false"/>
-          <w:sz w:val="24"/>
-          <w:szCs w:val="24"/>
-        </w:rPr>
-        <w:t xml:space="preserve">题目：单句改错，下面这句话有一处错误，请找出并改正。The old man was too tired to arrive the village before dark.</w:t>
-      </w:r>
-    </w:p>
-    <w:p>
-      <w:pPr>
-        <w:spacing w:after="160" w:line="380"/>
-        <w:ind w:firstLine="480"/>
-      </w:pPr>
-      <w:r>
-        <w:rPr>
-          <w:rFonts w:ascii="SimSun" w:cs="SimSun" w:eastAsia="SimSun" w:hAnsi="SimSun"/>
-          <w:sz w:val="24"/>
-          <w:szCs w:val="24"/>
-        </w:rPr>
-        <w:t xml:space="preserve">师：这句话读着挺顺，你找到错在哪儿了吗？</w:t>
-      </w:r>
-    </w:p>
-    <w:p>
-      <w:pPr>
-        <w:spacing w:after="160" w:line="380"/>
-        <w:ind w:firstLine="480"/>
-      </w:pPr>
-      <w:r>
-        <w:rPr>
-          <w:rFonts w:ascii="SimSun" w:cs="SimSun" w:eastAsia="SimSun" w:hAnsi="SimSun"/>
-          <w:sz w:val="24"/>
-          <w:szCs w:val="24"/>
-        </w:rPr>
-        <w:t xml:space="preserve">我提示一下，问题出在动词上。</w:t>
-      </w:r>
-    </w:p>
-    <w:p>
-      <w:pPr>
-        <w:spacing w:after="160" w:line="380"/>
-        <w:ind w:firstLine="480"/>
-      </w:pPr>
-      <w:r>
-        <w:rPr>
-          <w:rFonts w:ascii="SimSun" w:cs="SimSun" w:eastAsia="SimSun" w:hAnsi="SimSun"/>
-          <w:sz w:val="24"/>
-          <w:szCs w:val="24"/>
-        </w:rPr>
-        <w:t xml:space="preserve">对，错在 arrive 上面。arrive 是不及物动词，你还记得吗？它后面不能直接跟东西。</w:t>
-      </w:r>
-    </w:p>
-    <w:p>
-      <w:pPr>
-        <w:spacing w:after="160" w:line="380"/>
-        <w:ind w:firstLine="480"/>
-      </w:pPr>
-      <w:r>
-        <w:rPr>
-          <w:rFonts w:ascii="SimSun" w:cs="SimSun" w:eastAsia="SimSun" w:hAnsi="SimSun"/>
-          <w:sz w:val="24"/>
-          <w:szCs w:val="24"/>
-        </w:rPr>
-        <w:t xml:space="preserve">那想跟怎么办？</w:t>
-      </w:r>
-    </w:p>
-    <w:p>
-      <w:pPr>
-        <w:spacing w:after="160" w:line="380"/>
-        <w:ind w:firstLine="480"/>
-      </w:pPr>
-      <w:r>
-        <w:rPr>
-          <w:rFonts w:ascii="SimSun" w:cs="SimSun" w:eastAsia="SimSun" w:hAnsi="SimSun"/>
-          <w:sz w:val="24"/>
-          <w:szCs w:val="24"/>
-        </w:rPr>
-        <w:t xml:space="preserve">先加介词。加哪个？这里有讲究：小地方用 at，大地方用 in。</w:t>
-      </w:r>
-    </w:p>
-    <w:p>
-      <w:pPr>
-        <w:spacing w:after="160" w:line="380"/>
-        <w:ind w:firstLine="480"/>
-      </w:pPr>
-      <w:r>
-        <w:rPr>
-          <w:rFonts w:ascii="SimSun" w:cs="SimSun" w:eastAsia="SimSun" w:hAnsi="SimSun"/>
-          <w:sz w:val="24"/>
-          <w:szCs w:val="24"/>
-        </w:rPr>
-        <w:t xml:space="preserve">village 是村子，小地方，所以用 at。</w:t>
-      </w:r>
-    </w:p>
-    <w:p>
-      <w:pPr>
-        <w:spacing w:after="160" w:line="380"/>
-      </w:pPr>
-      <w:r>
-        <w:rPr>
-          <w:rFonts w:ascii="SimSun" w:cs="SimSun" w:eastAsia="SimSun" w:hAnsi="SimSun"/>
-          <w:b/>
-          <w:bCs/>
-          <w:sz w:val="24"/>
-          <w:szCs w:val="24"/>
-        </w:rPr>
-        <w:t xml:space="preserve">答案：arrive the village 改成 arrive at the village</w:t>
-      </w:r>
-    </w:p>
-    <w:p>
-      <w:pPr>
-        <w:spacing w:after="160" w:line="380"/>
-      </w:pPr>
-      <w:r>
-        <w:rPr>
-          <w:rFonts w:ascii="SimSun" w:cs="SimSun" w:eastAsia="SimSun" w:hAnsi="SimSun"/>
-          <w:b w:val="false"/>
-          <w:bCs w:val="false"/>
-          <w:sz w:val="24"/>
-          <w:szCs w:val="24"/>
-        </w:rPr>
-        <w:t xml:space="preserve">解析：arrive 为不及物动词，其后不能直接接宾语，须借助介词。arrive at 用于小地点，arrive in 用于大地点。</w:t>
-      </w:r>
-    </w:p>
-    <w:p>
-      <w:pPr>
-        <w:spacing w:after="160" w:line="380"/>
-        <w:ind w:firstLine="480"/>
-      </w:pPr>
-      <w:r>
-        <w:rPr>
-          <w:rFonts w:ascii="SimSun" w:cs="SimSun" w:eastAsia="SimSun" w:hAnsi="SimSun"/>
-          <w:sz w:val="24"/>
-          <w:szCs w:val="24"/>
-        </w:rPr>
-        <w:t xml:space="preserve">最后一题了。</w:t>
-      </w:r>
-    </w:p>
-    <w:p>
-      <w:pPr>
-        <w:spacing w:after="160" w:line="380"/>
-      </w:pPr>
-      <w:r>
-        <w:rPr>
-          <w:rFonts w:ascii="SimSun" w:cs="SimSun" w:eastAsia="SimSun" w:hAnsi="SimSun"/>
-          <w:b/>
-          <w:bCs/>
-          <w:sz w:val="24"/>
-          <w:szCs w:val="24"/>
-        </w:rPr>
-        <w:t xml:space="preserve">随堂练习题6</w:t>
-      </w:r>
-    </w:p>
-    <w:p>
-      <w:pPr>
-        <w:spacing w:after="160" w:line="380"/>
-      </w:pPr>
-      <w:r>
-        <w:rPr>
-          <w:rFonts w:ascii="SimSun" w:cs="SimSun" w:eastAsia="SimSun" w:hAnsi="SimSun"/>
-          <w:b w:val="false"/>
-          <w:bCs w:val="false"/>
-          <w:sz w:val="24"/>
-          <w:szCs w:val="24"/>
-        </w:rPr>
         <w:t xml:space="preserve">题目：We were all surprised to find the classroom ____________ (empty) when we came back.</w:t>
       </w:r>
     </w:p>
@@ -4653,31 +4615,15 @@
     <w:p>
       <w:pPr>
         <w:spacing w:after="160" w:line="380"/>
-      </w:pPr>
-      <w:r>
-        <w:rPr>
-          <w:rFonts w:ascii="SimSun" w:cs="SimSun" w:eastAsia="SimSun" w:hAnsi="SimSun"/>
-          <w:b/>
-          <w:bCs/>
-          <w:sz w:val="24"/>
-          <w:szCs w:val="24"/>
-        </w:rPr>
-        <w:t xml:space="preserve">答案：empty</w:t>
-      </w:r>
-    </w:p>
-    <w:p>
-      <w:pPr>
-        <w:spacing w:after="160" w:line="380"/>
-      </w:pPr>
-      <w:r>
-        <w:rPr>
-          <w:rFonts w:ascii="SimSun" w:cs="SimSun" w:eastAsia="SimSun" w:hAnsi="SimSun"/>
-          <w:b w:val="false"/>
-          <w:bCs w:val="false"/>
-          <w:sz w:val="24"/>
-          <w:szCs w:val="24"/>
-        </w:rPr>
-        <w:t xml:space="preserve">解析：find + 宾语 + 宾语补足语结构。宾补说明宾语 the classroom 所处的状态，须用形容词。</w:t>
+        <w:ind w:firstLine="480"/>
+      </w:pPr>
+      <w:r>
+        <w:rPr>
+          <w:rFonts w:ascii="SimSun" w:cs="SimSun" w:eastAsia="SimSun" w:hAnsi="SimSun"/>
+          <w:sz w:val="24"/>
+          <w:szCs w:val="24"/>
+        </w:rPr>
+        <w:t xml:space="preserve">所以这儿填 empty，原样填，不用变形。</w:t>
       </w:r>
     </w:p>
     <w:p>

--- a/docs/Level1/高中英语语法切片-Level1-第03课-宾语表语宾语补足语.docx
+++ b/docs/Level1/高中英语语法切片-Level1-第03课-宾语表语宾语补足语.docx
@@ -3618,91 +3618,119 @@
           <w:sz w:val="24"/>
           <w:szCs w:val="24"/>
         </w:rPr>
-        <w:t xml:space="preserve">师：这道题卡在 keeps 上，你自己看出来了吗？</w:t>
-      </w:r>
-    </w:p>
-    <w:p>
-      <w:pPr>
-        <w:spacing w:after="160" w:line="380"/>
-        <w:ind w:firstLine="480"/>
-      </w:pPr>
-      <w:r>
-        <w:rPr>
-          <w:rFonts w:ascii="SimSun" w:cs="SimSun" w:eastAsia="SimSun" w:hAnsi="SimSun"/>
-          <w:sz w:val="24"/>
-          <w:szCs w:val="24"/>
-        </w:rPr>
-        <w:t xml:space="preserve">keep 你第一反应是什么意思？保持吧。对，但那只是它的一个身份。</w:t>
-      </w:r>
-    </w:p>
-    <w:p>
-      <w:pPr>
-        <w:spacing w:after="160" w:line="380"/>
-        <w:ind w:firstLine="480"/>
-      </w:pPr>
-      <w:r>
-        <w:rPr>
-          <w:rFonts w:ascii="SimSun" w:cs="SimSun" w:eastAsia="SimSun" w:hAnsi="SimSun"/>
-          <w:sz w:val="24"/>
-          <w:szCs w:val="24"/>
-        </w:rPr>
-        <w:t xml:space="preserve">keep 有两个身份。一个是系动词，保持；另一个是实义动词，坚持做某事。你得先认出它这会儿用的是哪一个。</w:t>
-      </w:r>
-    </w:p>
-    <w:p>
-      <w:pPr>
-        <w:spacing w:after="160" w:line="380"/>
-        <w:ind w:firstLine="480"/>
-      </w:pPr>
-      <w:r>
-        <w:rPr>
-          <w:rFonts w:ascii="SimSun" w:cs="SimSun" w:eastAsia="SimSun" w:hAnsi="SimSun"/>
-          <w:sz w:val="24"/>
-          <w:szCs w:val="24"/>
-        </w:rPr>
-        <w:t xml:space="preserve">怎么认？你看它后面跟着谁。后面跟个形容词，那它就是系动词，比如 keep quiet。</w:t>
-      </w:r>
-    </w:p>
-    <w:p>
-      <w:pPr>
-        <w:spacing w:after="160" w:line="380"/>
-        <w:ind w:firstLine="480"/>
-      </w:pPr>
-      <w:r>
-        <w:rPr>
-          <w:rFonts w:ascii="SimSun" w:cs="SimSun" w:eastAsia="SimSun" w:hAnsi="SimSun"/>
-          <w:sz w:val="24"/>
-          <w:szCs w:val="24"/>
-        </w:rPr>
-        <w:t xml:space="preserve">可这道题后面括号里给的是动词 walk。那它就是实义动词了。</w:t>
-      </w:r>
-    </w:p>
-    <w:p>
-      <w:pPr>
-        <w:spacing w:after="160" w:line="380"/>
-        <w:ind w:firstLine="480"/>
-      </w:pPr>
-      <w:r>
-        <w:rPr>
-          <w:rFonts w:ascii="SimSun" w:cs="SimSun" w:eastAsia="SimSun" w:hAnsi="SimSun"/>
-          <w:sz w:val="24"/>
-          <w:szCs w:val="24"/>
-        </w:rPr>
-        <w:t xml:space="preserve">既然是实义动词，那后面这个位置就是宾语。宾语只收名字类的东西，动词原形站不住，你得把它变成动名词。</w:t>
-      </w:r>
-    </w:p>
-    <w:p>
-      <w:pPr>
-        <w:spacing w:after="160" w:line="380"/>
-        <w:ind w:firstLine="480"/>
-      </w:pPr>
-      <w:r>
-        <w:rPr>
-          <w:rFonts w:ascii="SimSun" w:cs="SimSun" w:eastAsia="SimSun" w:hAnsi="SimSun"/>
-          <w:sz w:val="24"/>
-          <w:szCs w:val="24"/>
-        </w:rPr>
-        <w:t xml:space="preserve">而且 keep doing 本身就是固定搭配，坚持做某事。</w:t>
+        <w:t xml:space="preserve">这道题的坎儿在 keeps 上，你自己看出来了吗？</w:t>
+      </w:r>
+    </w:p>
+    <w:p>
+      <w:pPr>
+        <w:spacing w:after="160" w:line="380"/>
+        <w:ind w:firstLine="480"/>
+      </w:pPr>
+      <w:r>
+        <w:rPr>
+          <w:rFonts w:ascii="SimSun" w:cs="SimSun" w:eastAsia="SimSun" w:hAnsi="SimSun"/>
+          <w:sz w:val="24"/>
+          <w:szCs w:val="24"/>
+        </w:rPr>
+        <w:t xml:space="preserve">我先问你，keep 什么意思？保持吧。</w:t>
+      </w:r>
+    </w:p>
+    <w:p>
+      <w:pPr>
+        <w:spacing w:after="160" w:line="380"/>
+        <w:ind w:firstLine="480"/>
+      </w:pPr>
+      <w:r>
+        <w:rPr>
+          <w:rFonts w:ascii="SimSun" w:cs="SimSun" w:eastAsia="SimSun" w:hAnsi="SimSun"/>
+          <w:sz w:val="24"/>
+          <w:szCs w:val="24"/>
+        </w:rPr>
+        <w:t xml:space="preserve">对，但那只是它的一个身份。keep 还有另一个身份，是实义动词，坚持做某事。</w:t>
+      </w:r>
+    </w:p>
+    <w:p>
+      <w:pPr>
+        <w:spacing w:after="160" w:line="380"/>
+        <w:ind w:firstLine="480"/>
+      </w:pPr>
+      <w:r>
+        <w:rPr>
+          <w:rFonts w:ascii="SimSun" w:cs="SimSun" w:eastAsia="SimSun" w:hAnsi="SimSun"/>
+          <w:sz w:val="24"/>
+          <w:szCs w:val="24"/>
+        </w:rPr>
+        <w:t xml:space="preserve">同一个词两个身份，你得先认出它这会儿用的是哪一个。</w:t>
+      </w:r>
+    </w:p>
+    <w:p>
+      <w:pPr>
+        <w:spacing w:after="160" w:line="380"/>
+        <w:ind w:firstLine="480"/>
+      </w:pPr>
+      <w:r>
+        <w:rPr>
+          <w:rFonts w:ascii="SimSun" w:cs="SimSun" w:eastAsia="SimSun" w:hAnsi="SimSun"/>
+          <w:sz w:val="24"/>
+          <w:szCs w:val="24"/>
+        </w:rPr>
+        <w:t xml:space="preserve">怎么认？很简单，你看它后面跟着谁。</w:t>
+      </w:r>
+    </w:p>
+    <w:p>
+      <w:pPr>
+        <w:spacing w:after="160" w:line="380"/>
+        <w:ind w:firstLine="480"/>
+      </w:pPr>
+      <w:r>
+        <w:rPr>
+          <w:rFonts w:ascii="SimSun" w:cs="SimSun" w:eastAsia="SimSun" w:hAnsi="SimSun"/>
+          <w:sz w:val="24"/>
+          <w:szCs w:val="24"/>
+        </w:rPr>
+        <w:t xml:space="preserve">后面跟个形容词，那它就是系动词。keep quiet，保持安静，这个你熟。</w:t>
+      </w:r>
+    </w:p>
+    <w:p>
+      <w:pPr>
+        <w:spacing w:after="160" w:line="380"/>
+        <w:ind w:firstLine="480"/>
+      </w:pPr>
+      <w:r>
+        <w:rPr>
+          <w:rFonts w:ascii="SimSun" w:cs="SimSun" w:eastAsia="SimSun" w:hAnsi="SimSun"/>
+          <w:sz w:val="24"/>
+          <w:szCs w:val="24"/>
+        </w:rPr>
+        <w:t xml:space="preserve">可你看这道题，它后面括号里给的是 walk，一个动词，不是形容词。既然后面跟的不是形容词，那它就不是系动词了，它是实义动词。</w:t>
+      </w:r>
+    </w:p>
+    <w:p>
+      <w:pPr>
+        <w:spacing w:after="160" w:line="380"/>
+        <w:ind w:firstLine="480"/>
+      </w:pPr>
+      <w:r>
+        <w:rPr>
+          <w:rFonts w:ascii="SimSun" w:cs="SimSun" w:eastAsia="SimSun" w:hAnsi="SimSun"/>
+          <w:sz w:val="24"/>
+          <w:szCs w:val="24"/>
+        </w:rPr>
+        <w:t xml:space="preserve">既然是实义动词，那后面这个位置就是宾语。</w:t>
+      </w:r>
+    </w:p>
+    <w:p>
+      <w:pPr>
+        <w:spacing w:after="160" w:line="380"/>
+        <w:ind w:firstLine="480"/>
+      </w:pPr>
+      <w:r>
+        <w:rPr>
+          <w:rFonts w:ascii="SimSun" w:cs="SimSun" w:eastAsia="SimSun" w:hAnsi="SimSun"/>
+          <w:sz w:val="24"/>
+          <w:szCs w:val="24"/>
+        </w:rPr>
+        <w:t xml:space="preserve">宾语只收名字类的东西——这句话今天说了多少遍了。动词原形站不住，你得把它变成动名词。</w:t>
       </w:r>
     </w:p>
     <w:p>
@@ -3788,91 +3816,105 @@
           <w:sz w:val="24"/>
           <w:szCs w:val="24"/>
         </w:rPr>
-        <w:t xml:space="preserve">师：这道题卡在 gone 上。你先想想，go 在这儿还是去的意思吗？</w:t>
-      </w:r>
-    </w:p>
-    <w:p>
-      <w:pPr>
-        <w:spacing w:after="160" w:line="380"/>
-        <w:ind w:firstLine="480"/>
-      </w:pPr>
-      <w:r>
-        <w:rPr>
-          <w:rFonts w:ascii="SimSun" w:cs="SimSun" w:eastAsia="SimSun" w:hAnsi="SimSun"/>
-          <w:sz w:val="24"/>
-          <w:szCs w:val="24"/>
-        </w:rPr>
-        <w:t xml:space="preserve">不是了。</w:t>
-      </w:r>
-    </w:p>
-    <w:p>
-      <w:pPr>
-        <w:spacing w:after="160" w:line="380"/>
-        <w:ind w:firstLine="480"/>
-      </w:pPr>
-      <w:r>
-        <w:rPr>
-          <w:rFonts w:ascii="SimSun" w:cs="SimSun" w:eastAsia="SimSun" w:hAnsi="SimSun"/>
-          <w:sz w:val="24"/>
-          <w:szCs w:val="24"/>
-        </w:rPr>
-        <w:t xml:space="preserve">go 你最熟的意思是去。但它还有个身份，是变化类系动词，变得，而且一般是往坏了变——变酸、变坏、变疯，都用它。</w:t>
-      </w:r>
-    </w:p>
-    <w:p>
-      <w:pPr>
-        <w:spacing w:after="160" w:line="380"/>
-        <w:ind w:firstLine="480"/>
-      </w:pPr>
-      <w:r>
-        <w:rPr>
-          <w:rFonts w:ascii="SimSun" w:cs="SimSun" w:eastAsia="SimSun" w:hAnsi="SimSun"/>
-          <w:sz w:val="24"/>
-          <w:szCs w:val="24"/>
-        </w:rPr>
-        <w:t xml:space="preserve">这句话说牛奶怎么了？变质了。所以 gone 在这儿就是系动词。</w:t>
-      </w:r>
-    </w:p>
-    <w:p>
-      <w:pPr>
-        <w:spacing w:after="160" w:line="380"/>
-        <w:ind w:firstLine="480"/>
-      </w:pPr>
-      <w:r>
-        <w:rPr>
-          <w:rFonts w:ascii="SimSun" w:cs="SimSun" w:eastAsia="SimSun" w:hAnsi="SimSun"/>
-          <w:sz w:val="24"/>
-          <w:szCs w:val="24"/>
-        </w:rPr>
-        <w:t xml:space="preserve">系动词后面跟表语，表语说主语什么状态，用形容词。</w:t>
-      </w:r>
-    </w:p>
-    <w:p>
-      <w:pPr>
-        <w:spacing w:after="160" w:line="380"/>
-        <w:ind w:firstLine="480"/>
-      </w:pPr>
-      <w:r>
-        <w:rPr>
-          <w:rFonts w:ascii="SimSun" w:cs="SimSun" w:eastAsia="SimSun" w:hAnsi="SimSun"/>
-          <w:sz w:val="24"/>
-          <w:szCs w:val="24"/>
-        </w:rPr>
-        <w:t xml:space="preserve">sour 本身就是形容词，酸的，直接填，不用改。</w:t>
-      </w:r>
-    </w:p>
-    <w:p>
-      <w:pPr>
-        <w:spacing w:after="160" w:line="380"/>
-        <w:ind w:firstLine="480"/>
-      </w:pPr>
-      <w:r>
-        <w:rPr>
-          <w:rFonts w:ascii="SimSun" w:cs="SimSun" w:eastAsia="SimSun" w:hAnsi="SimSun"/>
-          <w:sz w:val="24"/>
-          <w:szCs w:val="24"/>
-        </w:rPr>
-        <w:t xml:space="preserve">你要是不放心，把 gone 换成 is 念一遍：The milk in the fridge is sour。结构完整，意思也是牛奶酸了，没变。那就确认 gone 在这儿是系动词。</w:t>
+        <w:t xml:space="preserve">这道题卡在 gone 上。我先问你，go 在这句话里还是去的意思吗？</w:t>
+      </w:r>
+    </w:p>
+    <w:p>
+      <w:pPr>
+        <w:spacing w:after="160" w:line="380"/>
+        <w:ind w:firstLine="480"/>
+      </w:pPr>
+      <w:r>
+        <w:rPr>
+          <w:rFonts w:ascii="SimSun" w:cs="SimSun" w:eastAsia="SimSun" w:hAnsi="SimSun"/>
+          <w:sz w:val="24"/>
+          <w:szCs w:val="24"/>
+        </w:rPr>
+        <w:t xml:space="preserve">不是了吧。牛奶又不会自己走。</w:t>
+      </w:r>
+    </w:p>
+    <w:p>
+      <w:pPr>
+        <w:spacing w:after="160" w:line="380"/>
+        <w:ind w:firstLine="480"/>
+      </w:pPr>
+      <w:r>
+        <w:rPr>
+          <w:rFonts w:ascii="SimSun" w:cs="SimSun" w:eastAsia="SimSun" w:hAnsi="SimSun"/>
+          <w:sz w:val="24"/>
+          <w:szCs w:val="24"/>
+        </w:rPr>
+        <w:t xml:space="preserve">go 除了去，还有一个身份——变化类系动词，变得。而且它一般是往坏了变，变酸、变坏、变糟糕，都用它。</w:t>
+      </w:r>
+    </w:p>
+    <w:p>
+      <w:pPr>
+        <w:spacing w:after="160" w:line="380"/>
+        <w:ind w:firstLine="480"/>
+      </w:pPr>
+      <w:r>
+        <w:rPr>
+          <w:rFonts w:ascii="SimSun" w:cs="SimSun" w:eastAsia="SimSun" w:hAnsi="SimSun"/>
+          <w:sz w:val="24"/>
+          <w:szCs w:val="24"/>
+        </w:rPr>
+        <w:t xml:space="preserve">你看这句话说牛奶怎么了？冰箱里的牛奶变质了。它没去哪儿，它是状态变了。既然表达的是变化，那 gone 在这儿就是系动词。</w:t>
+      </w:r>
+    </w:p>
+    <w:p>
+      <w:pPr>
+        <w:spacing w:after="160" w:line="380"/>
+        <w:ind w:firstLine="480"/>
+      </w:pPr>
+      <w:r>
+        <w:rPr>
+          <w:rFonts w:ascii="SimSun" w:cs="SimSun" w:eastAsia="SimSun" w:hAnsi="SimSun"/>
+          <w:sz w:val="24"/>
+          <w:szCs w:val="24"/>
+        </w:rPr>
+        <w:t xml:space="preserve">系动词后面跟什么？表语。表语说主语什么状态，用形容词。</w:t>
+      </w:r>
+    </w:p>
+    <w:p>
+      <w:pPr>
+        <w:spacing w:after="160" w:line="380"/>
+        <w:ind w:firstLine="480"/>
+      </w:pPr>
+      <w:r>
+        <w:rPr>
+          <w:rFonts w:ascii="SimSun" w:cs="SimSun" w:eastAsia="SimSun" w:hAnsi="SimSun"/>
+          <w:sz w:val="24"/>
+          <w:szCs w:val="24"/>
+        </w:rPr>
+        <w:t xml:space="preserve">sour 本身就是形容词，酸的。原样填进去就行。</w:t>
+      </w:r>
+    </w:p>
+    <w:p>
+      <w:pPr>
+        <w:spacing w:after="160" w:line="380"/>
+        <w:ind w:firstLine="480"/>
+      </w:pPr>
+      <w:r>
+        <w:rPr>
+          <w:rFonts w:ascii="SimSun" w:cs="SimSun" w:eastAsia="SimSun" w:hAnsi="SimSun"/>
+          <w:sz w:val="24"/>
+          <w:szCs w:val="24"/>
+        </w:rPr>
+        <w:t xml:space="preserve">你要是心里还打鼓，就用我教你那招验一下：把 gone 换成 is，念一遍——The milk in the fridge is sour。</w:t>
+      </w:r>
+    </w:p>
+    <w:p>
+      <w:pPr>
+        <w:spacing w:after="160" w:line="380"/>
+        <w:ind w:firstLine="480"/>
+      </w:pPr>
+      <w:r>
+        <w:rPr>
+          <w:rFonts w:ascii="SimSun" w:cs="SimSun" w:eastAsia="SimSun" w:hAnsi="SimSun"/>
+          <w:sz w:val="24"/>
+          <w:szCs w:val="24"/>
+        </w:rPr>
+        <w:t xml:space="preserve">结构完整吗？完整。意思变了吗？还是牛奶酸了，没变。那就确认了。</w:t>
       </w:r>
     </w:p>
     <w:p>
@@ -3958,133 +4000,161 @@
           <w:sz w:val="24"/>
           <w:szCs w:val="24"/>
         </w:rPr>
-        <w:t xml:space="preserve">师：这类题第一步永远一样——先看前面那个动词是什么身份。你看这句的动词是哪个？</w:t>
-      </w:r>
-    </w:p>
-    <w:p>
-      <w:pPr>
-        <w:spacing w:after="160" w:line="380"/>
-        <w:ind w:firstLine="480"/>
-      </w:pPr>
-      <w:r>
-        <w:rPr>
-          <w:rFonts w:ascii="SimSun" w:cs="SimSun" w:eastAsia="SimSun" w:hAnsi="SimSun"/>
-          <w:sz w:val="24"/>
-          <w:szCs w:val="24"/>
-        </w:rPr>
-        <w:t xml:space="preserve">become。你先自己判一下，实义动词还是系动词？</w:t>
-      </w:r>
-    </w:p>
-    <w:p>
-      <w:pPr>
-        <w:spacing w:after="160" w:line="380"/>
-        <w:ind w:firstLine="480"/>
-      </w:pPr>
-      <w:r>
-        <w:rPr>
-          <w:rFonts w:ascii="SimSun" w:cs="SimSun" w:eastAsia="SimSun" w:hAnsi="SimSun"/>
-          <w:sz w:val="24"/>
-          <w:szCs w:val="24"/>
-        </w:rPr>
-        <w:t xml:space="preserve">是系动词。你想想 become 什么意思——变成。它自己没有实实在在的动作，它干的活儿是把主语和后面那个说明连起来。</w:t>
-      </w:r>
-    </w:p>
-    <w:p>
-      <w:pPr>
-        <w:spacing w:after="160" w:line="380"/>
-        <w:ind w:firstLine="480"/>
-      </w:pPr>
-      <w:r>
-        <w:rPr>
-          <w:rFonts w:ascii="SimSun" w:cs="SimSun" w:eastAsia="SimSun" w:hAnsi="SimSun"/>
-          <w:sz w:val="24"/>
-          <w:szCs w:val="24"/>
-        </w:rPr>
-        <w:t xml:space="preserve">这不就是我们刚讲的加了口味的 is 吗，变成是。所以它是变化类系动词。</w:t>
-      </w:r>
-    </w:p>
-    <w:p>
-      <w:pPr>
-        <w:spacing w:after="160" w:line="380"/>
-        <w:ind w:firstLine="480"/>
-      </w:pPr>
-      <w:r>
-        <w:rPr>
-          <w:rFonts w:ascii="SimSun" w:cs="SimSun" w:eastAsia="SimSun" w:hAnsi="SimSun"/>
-          <w:sz w:val="24"/>
-          <w:szCs w:val="24"/>
-        </w:rPr>
-        <w:t xml:space="preserve">系动词后面接的是表语，不是宾语。</w:t>
-      </w:r>
-    </w:p>
-    <w:p>
-      <w:pPr>
-        <w:spacing w:after="160" w:line="380"/>
-        <w:ind w:firstLine="480"/>
-      </w:pPr>
-      <w:r>
-        <w:rPr>
-          <w:rFonts w:ascii="SimSun" w:cs="SimSun" w:eastAsia="SimSun" w:hAnsi="SimSun"/>
-          <w:sz w:val="24"/>
-          <w:szCs w:val="24"/>
-        </w:rPr>
-        <w:t xml:space="preserve">光凭这一条其实就能定了。不过我们再用今天那把尺子量一遍：my elder brother 和 a good doctor，是同一个人吗？</w:t>
-      </w:r>
-    </w:p>
-    <w:p>
-      <w:pPr>
-        <w:spacing w:after="160" w:line="380"/>
-        <w:ind w:firstLine="480"/>
-      </w:pPr>
-      <w:r>
-        <w:rPr>
-          <w:rFonts w:ascii="SimSun" w:cs="SimSun" w:eastAsia="SimSun" w:hAnsi="SimSun"/>
-          <w:sz w:val="24"/>
-          <w:szCs w:val="24"/>
-        </w:rPr>
-        <w:t xml:space="preserve">是啊，我哥就是那个好医生。主语和它是一回事，所以是表语，不是宾语。</w:t>
-      </w:r>
-    </w:p>
-    <w:p>
-      <w:pPr>
-        <w:spacing w:after="160" w:line="380"/>
-        <w:ind w:firstLine="480"/>
-      </w:pPr>
-      <w:r>
-        <w:rPr>
-          <w:rFonts w:ascii="SimSun" w:cs="SimSun" w:eastAsia="SimSun" w:hAnsi="SimSun"/>
-          <w:sz w:val="24"/>
-          <w:szCs w:val="24"/>
-        </w:rPr>
-        <w:t xml:space="preserve">还可以再用换 is 那招验一遍。把 has become 换成 is，My elder brother is a good doctor。结构完整，意思也没变，我哥就是那个好医生。确认是系动词。</w:t>
-      </w:r>
-    </w:p>
-    <w:p>
-      <w:pPr>
-        <w:spacing w:after="160" w:line="380"/>
-        <w:ind w:firstLine="480"/>
-      </w:pPr>
-      <w:r>
-        <w:rPr>
-          <w:rFonts w:ascii="SimSun" w:cs="SimSun" w:eastAsia="SimSun" w:hAnsi="SimSun"/>
-          <w:sz w:val="24"/>
-          <w:szCs w:val="24"/>
-        </w:rPr>
-        <w:t xml:space="preserve">你换个句子对比一下就更清楚了。My brother met a good doctor，我哥遇到一个好医生。这回你要是把 met 换成 is，意思立马变了，从遇到变成了本身就是。这就说明 met 不是系动词，后面那个是宾语不是表语。</w:t>
-      </w:r>
-    </w:p>
-    <w:p>
-      <w:pPr>
-        <w:spacing w:after="160" w:line="380"/>
-        <w:ind w:firstLine="480"/>
-      </w:pPr>
-      <w:r>
-        <w:rPr>
-          <w:rFonts w:ascii="SimSun" w:cs="SimSun" w:eastAsia="SimSun" w:hAnsi="SimSun"/>
-          <w:sz w:val="24"/>
-          <w:szCs w:val="24"/>
-        </w:rPr>
-        <w:t xml:space="preserve">同一个短语，前面的动词一换，身份就变了。</w:t>
+        <w:t xml:space="preserve">这类题第一步永远一样——先看前面那个动词是什么身份。你看这句的动词是哪个？</w:t>
+      </w:r>
+    </w:p>
+    <w:p>
+      <w:pPr>
+        <w:spacing w:after="160" w:line="380"/>
+        <w:ind w:firstLine="480"/>
+      </w:pPr>
+      <w:r>
+        <w:rPr>
+          <w:rFonts w:ascii="SimSun" w:cs="SimSun" w:eastAsia="SimSun" w:hAnsi="SimSun"/>
+          <w:sz w:val="24"/>
+          <w:szCs w:val="24"/>
+        </w:rPr>
+        <w:t xml:space="preserve">become。来，你先自己判一下，它是实义动词还是系动词？</w:t>
+      </w:r>
+    </w:p>
+    <w:p>
+      <w:pPr>
+        <w:spacing w:after="160" w:line="380"/>
+        <w:ind w:firstLine="480"/>
+      </w:pPr>
+      <w:r>
+        <w:rPr>
+          <w:rFonts w:ascii="SimSun" w:cs="SimSun" w:eastAsia="SimSun" w:hAnsi="SimSun"/>
+          <w:sz w:val="24"/>
+          <w:szCs w:val="24"/>
+        </w:rPr>
+        <w:t xml:space="preserve">系动词。为什么？你想想 become 什么意思——变成。它自己没有实实在在的动作，它干的活儿就是把主语和后面那个说明连起来。</w:t>
+      </w:r>
+    </w:p>
+    <w:p>
+      <w:pPr>
+        <w:spacing w:after="160" w:line="380"/>
+        <w:ind w:firstLine="480"/>
+      </w:pPr>
+      <w:r>
+        <w:rPr>
+          <w:rFonts w:ascii="SimSun" w:cs="SimSun" w:eastAsia="SimSun" w:hAnsi="SimSun"/>
+          <w:sz w:val="24"/>
+          <w:szCs w:val="24"/>
+        </w:rPr>
+        <w:t xml:space="preserve">这不就是我们刚才说的加了口味的 is 吗，变成是。所以它是变化类系动词。</w:t>
+      </w:r>
+    </w:p>
+    <w:p>
+      <w:pPr>
+        <w:spacing w:after="160" w:line="380"/>
+        <w:ind w:firstLine="480"/>
+      </w:pPr>
+      <w:r>
+        <w:rPr>
+          <w:rFonts w:ascii="SimSun" w:cs="SimSun" w:eastAsia="SimSun" w:hAnsi="SimSun"/>
+          <w:sz w:val="24"/>
+          <w:szCs w:val="24"/>
+        </w:rPr>
+        <w:t xml:space="preserve">系动词后面接的是表语，不是宾语。光凭这一条其实就定下来了。</w:t>
+      </w:r>
+    </w:p>
+    <w:p>
+      <w:pPr>
+        <w:spacing w:after="160" w:line="380"/>
+        <w:ind w:firstLine="480"/>
+      </w:pPr>
+      <w:r>
+        <w:rPr>
+          <w:rFonts w:ascii="SimSun" w:cs="SimSun" w:eastAsia="SimSun" w:hAnsi="SimSun"/>
+          <w:sz w:val="24"/>
+          <w:szCs w:val="24"/>
+        </w:rPr>
+        <w:t xml:space="preserve">不过我们再用今天那把尺子量一遍。my elder brother 和 a good doctor，是同一个人吗？</w:t>
+      </w:r>
+    </w:p>
+    <w:p>
+      <w:pPr>
+        <w:spacing w:after="160" w:line="380"/>
+        <w:ind w:firstLine="480"/>
+      </w:pPr>
+      <w:r>
+        <w:rPr>
+          <w:rFonts w:ascii="SimSun" w:cs="SimSun" w:eastAsia="SimSun" w:hAnsi="SimSun"/>
+          <w:sz w:val="24"/>
+          <w:szCs w:val="24"/>
+        </w:rPr>
+        <w:t xml:space="preserve">是啊，我哥就是那个好医生。主语跟它是一回事，那就是表语。</w:t>
+      </w:r>
+    </w:p>
+    <w:p>
+      <w:pPr>
+        <w:spacing w:after="160" w:line="380"/>
+        <w:ind w:firstLine="480"/>
+      </w:pPr>
+      <w:r>
+        <w:rPr>
+          <w:rFonts w:ascii="SimSun" w:cs="SimSun" w:eastAsia="SimSun" w:hAnsi="SimSun"/>
+          <w:sz w:val="24"/>
+          <w:szCs w:val="24"/>
+        </w:rPr>
+        <w:t xml:space="preserve">不放心？再换个 is 试试。My elder brother is a good doctor。结构完整，意思也没变。确认。</w:t>
+      </w:r>
+    </w:p>
+    <w:p>
+      <w:pPr>
+        <w:spacing w:after="160" w:line="380"/>
+        <w:ind w:firstLine="480"/>
+      </w:pPr>
+      <w:r>
+        <w:rPr>
+          <w:rFonts w:ascii="SimSun" w:cs="SimSun" w:eastAsia="SimSun" w:hAnsi="SimSun"/>
+          <w:sz w:val="24"/>
+          <w:szCs w:val="24"/>
+        </w:rPr>
+        <w:t xml:space="preserve">最后你再看一个对比，看完这辈子都不会混。</w:t>
+      </w:r>
+    </w:p>
+    <w:p>
+      <w:pPr>
+        <w:spacing w:after="160" w:line="380"/>
+        <w:ind w:firstLine="480"/>
+      </w:pPr>
+      <w:r>
+        <w:rPr>
+          <w:rFonts w:ascii="SimSun" w:cs="SimSun" w:eastAsia="SimSun" w:hAnsi="SimSun"/>
+          <w:sz w:val="24"/>
+          <w:szCs w:val="24"/>
+        </w:rPr>
+        <w:t xml:space="preserve">My brother met a good doctor，我哥遇到一个好医生。这回你把 met 换成 is 试试——My brother is a good doctor。</w:t>
+      </w:r>
+    </w:p>
+    <w:p>
+      <w:pPr>
+        <w:spacing w:after="160" w:line="380"/>
+        <w:ind w:firstLine="480"/>
+      </w:pPr>
+      <w:r>
+        <w:rPr>
+          <w:rFonts w:ascii="SimSun" w:cs="SimSun" w:eastAsia="SimSun" w:hAnsi="SimSun"/>
+          <w:sz w:val="24"/>
+          <w:szCs w:val="24"/>
+        </w:rPr>
+        <w:t xml:space="preserve">意思立马变了对吧？从遇到变成了本身就是。这就说明 met 不是系动词，它后面那个是宾语，不是表语。</w:t>
+      </w:r>
+    </w:p>
+    <w:p>
+      <w:pPr>
+        <w:spacing w:after="160" w:line="380"/>
+        <w:ind w:firstLine="480"/>
+      </w:pPr>
+      <w:r>
+        <w:rPr>
+          <w:rFonts w:ascii="SimSun" w:cs="SimSun" w:eastAsia="SimSun" w:hAnsi="SimSun"/>
+          <w:sz w:val="24"/>
+          <w:szCs w:val="24"/>
+        </w:rPr>
+        <w:t xml:space="preserve">同一个短语，前面的动词一换，身份就跟着变。</w:t>
       </w:r>
     </w:p>
     <w:p>
@@ -4171,91 +4241,105 @@
           <w:sz w:val="24"/>
           <w:szCs w:val="24"/>
         </w:rPr>
-        <w:t xml:space="preserve">师：这两句长得一模一样，你光拿眼睛看，看到明天也分不出来。刚学的办法，用起来。</w:t>
-      </w:r>
-    </w:p>
-    <w:p>
-      <w:pPr>
-        <w:spacing w:after="160" w:line="380"/>
-        <w:ind w:firstLine="480"/>
-      </w:pPr>
-      <w:r>
-        <w:rPr>
-          <w:rFonts w:ascii="SimSun" w:cs="SimSun" w:eastAsia="SimSun" w:hAnsi="SimSun"/>
-          <w:sz w:val="24"/>
-          <w:szCs w:val="24"/>
-        </w:rPr>
-        <w:t xml:space="preserve">加 be 动词，两句挨个试。先试 A 项。</w:t>
-      </w:r>
-    </w:p>
-    <w:p>
-      <w:pPr>
-        <w:spacing w:after="160" w:line="380"/>
-        <w:ind w:firstLine="480"/>
-      </w:pPr>
-      <w:r>
-        <w:rPr>
-          <w:rFonts w:ascii="SimSun" w:cs="SimSun" w:eastAsia="SimSun" w:hAnsi="SimSun"/>
-          <w:sz w:val="24"/>
-          <w:szCs w:val="24"/>
-        </w:rPr>
-        <w:t xml:space="preserve">A 项，把 the students 和 an interesting experiment 拎出来，变成 The students are an interesting experiment。</w:t>
-      </w:r>
-    </w:p>
-    <w:p>
-      <w:pPr>
-        <w:spacing w:after="160" w:line="380"/>
-        <w:ind w:firstLine="480"/>
-      </w:pPr>
-      <w:r>
-        <w:rPr>
-          <w:rFonts w:ascii="SimSun" w:cs="SimSun" w:eastAsia="SimSun" w:hAnsi="SimSun"/>
-          <w:sz w:val="24"/>
-          <w:szCs w:val="24"/>
-        </w:rPr>
-        <w:t xml:space="preserve">你念一遍看看——学生们是一个有趣的实验？语法有错吗？没有。可意思荒唐不荒唐？荒唐。逻辑那一条过不了，所以是双宾语。</w:t>
-      </w:r>
-    </w:p>
-    <w:p>
-      <w:pPr>
-        <w:spacing w:after="160" w:line="380"/>
-        <w:ind w:firstLine="480"/>
-      </w:pPr>
-      <w:r>
-        <w:rPr>
-          <w:rFonts w:ascii="SimSun" w:cs="SimSun" w:eastAsia="SimSun" w:hAnsi="SimSun"/>
-          <w:sz w:val="24"/>
-          <w:szCs w:val="24"/>
-        </w:rPr>
-        <w:t xml:space="preserve">再试 B 项。把 David 和 monitor 拎出来，变成 David is monitor。大卫是班长——这回意思通不通？完全通。</w:t>
-      </w:r>
-    </w:p>
-    <w:p>
-      <w:pPr>
-        <w:spacing w:after="160" w:line="380"/>
-        <w:ind w:firstLine="480"/>
-      </w:pPr>
-      <w:r>
-        <w:rPr>
-          <w:rFonts w:ascii="SimSun" w:cs="SimSun" w:eastAsia="SimSun" w:hAnsi="SimSun"/>
-          <w:sz w:val="24"/>
-          <w:szCs w:val="24"/>
-        </w:rPr>
-        <w:t xml:space="preserve">语法也没毛病。两点都过关了。</w:t>
-      </w:r>
-    </w:p>
-    <w:p>
-      <w:pPr>
-        <w:spacing w:after="160" w:line="380"/>
-        <w:ind w:firstLine="480"/>
-      </w:pPr>
-      <w:r>
-        <w:rPr>
-          <w:rFonts w:ascii="SimSun" w:cs="SimSun" w:eastAsia="SimSun" w:hAnsi="SimSun"/>
-          <w:sz w:val="24"/>
-          <w:szCs w:val="24"/>
-        </w:rPr>
-        <w:t xml:space="preserve">所以 monitor 是宾语补足语，B 项就是我们要找的那个。</w:t>
+        <w:t xml:space="preserve">这两句长得一模一样，你光拿眼睛看，看到明天也分不出来。</w:t>
+      </w:r>
+    </w:p>
+    <w:p>
+      <w:pPr>
+        <w:spacing w:after="160" w:line="380"/>
+        <w:ind w:firstLine="480"/>
+      </w:pPr>
+      <w:r>
+        <w:rPr>
+          <w:rFonts w:ascii="SimSun" w:cs="SimSun" w:eastAsia="SimSun" w:hAnsi="SimSun"/>
+          <w:sz w:val="24"/>
+          <w:szCs w:val="24"/>
+        </w:rPr>
+        <w:t xml:space="preserve">刚学的办法，用起来。加 be 动词，两句挨个试。</w:t>
+      </w:r>
+    </w:p>
+    <w:p>
+      <w:pPr>
+        <w:spacing w:after="160" w:line="380"/>
+        <w:ind w:firstLine="480"/>
+      </w:pPr>
+      <w:r>
+        <w:rPr>
+          <w:rFonts w:ascii="SimSun" w:cs="SimSun" w:eastAsia="SimSun" w:hAnsi="SimSun"/>
+          <w:sz w:val="24"/>
+          <w:szCs w:val="24"/>
+        </w:rPr>
+        <w:t xml:space="preserve">先试 A 项。把 the students 和 an interesting experiment 拎出来，中间塞个 are——The students are an interesting experiment。</w:t>
+      </w:r>
+    </w:p>
+    <w:p>
+      <w:pPr>
+        <w:spacing w:after="160" w:line="380"/>
+        <w:ind w:firstLine="480"/>
+      </w:pPr>
+      <w:r>
+        <w:rPr>
+          <w:rFonts w:ascii="SimSun" w:cs="SimSun" w:eastAsia="SimSun" w:hAnsi="SimSun"/>
+          <w:sz w:val="24"/>
+          <w:szCs w:val="24"/>
+        </w:rPr>
+        <w:t xml:space="preserve">你念一遍。学生们是一个有趣的实验？</w:t>
+      </w:r>
+    </w:p>
+    <w:p>
+      <w:pPr>
+        <w:spacing w:after="160" w:line="380"/>
+        <w:ind w:firstLine="480"/>
+      </w:pPr>
+      <w:r>
+        <w:rPr>
+          <w:rFonts w:ascii="SimSun" w:cs="SimSun" w:eastAsia="SimSun" w:hAnsi="SimSun"/>
+          <w:sz w:val="24"/>
+          <w:szCs w:val="24"/>
+        </w:rPr>
+        <w:t xml:space="preserve">语法有错吗？挑不出来。可意思荒唐不荒唐？荒唐透了。</w:t>
+      </w:r>
+    </w:p>
+    <w:p>
+      <w:pPr>
+        <w:spacing w:after="160" w:line="380"/>
+        <w:ind w:firstLine="480"/>
+      </w:pPr>
+      <w:r>
+        <w:rPr>
+          <w:rFonts w:ascii="SimSun" w:cs="SimSun" w:eastAsia="SimSun" w:hAnsi="SimSun"/>
+          <w:sz w:val="24"/>
+          <w:szCs w:val="24"/>
+        </w:rPr>
+        <w:t xml:space="preserve">逻辑那一条过不了。所以 A 项是双宾语。</w:t>
+      </w:r>
+    </w:p>
+    <w:p>
+      <w:pPr>
+        <w:spacing w:after="160" w:line="380"/>
+        <w:ind w:firstLine="480"/>
+      </w:pPr>
+      <w:r>
+        <w:rPr>
+          <w:rFonts w:ascii="SimSun" w:cs="SimSun" w:eastAsia="SimSun" w:hAnsi="SimSun"/>
+          <w:sz w:val="24"/>
+          <w:szCs w:val="24"/>
+        </w:rPr>
+        <w:t xml:space="preserve">再试 B 项。把 David 和 monitor 拎出来——David is monitor。大卫是班长。</w:t>
+      </w:r>
+    </w:p>
+    <w:p>
+      <w:pPr>
+        <w:spacing w:after="160" w:line="380"/>
+        <w:ind w:firstLine="480"/>
+      </w:pPr>
+      <w:r>
+        <w:rPr>
+          <w:rFonts w:ascii="SimSun" w:cs="SimSun" w:eastAsia="SimSun" w:hAnsi="SimSun"/>
+          <w:sz w:val="24"/>
+          <w:szCs w:val="24"/>
+        </w:rPr>
+        <w:t xml:space="preserve">这回意思通不通？通得很。语法也没毛病。两点都过关。</w:t>
       </w:r>
     </w:p>
     <w:p>
@@ -4327,77 +4411,105 @@
           <w:sz w:val="24"/>
           <w:szCs w:val="24"/>
         </w:rPr>
-        <w:t xml:space="preserve">师：这句话读着挺顺，你找到错在哪儿了吗？</w:t>
-      </w:r>
-    </w:p>
-    <w:p>
-      <w:pPr>
-        <w:spacing w:after="160" w:line="380"/>
-        <w:ind w:firstLine="480"/>
-      </w:pPr>
-      <w:r>
-        <w:rPr>
-          <w:rFonts w:ascii="SimSun" w:cs="SimSun" w:eastAsia="SimSun" w:hAnsi="SimSun"/>
-          <w:sz w:val="24"/>
-          <w:szCs w:val="24"/>
-        </w:rPr>
-        <w:t xml:space="preserve">我提示一下，问题出在动词上。</w:t>
-      </w:r>
-    </w:p>
-    <w:p>
-      <w:pPr>
-        <w:spacing w:after="160" w:line="380"/>
-        <w:ind w:firstLine="480"/>
-      </w:pPr>
-      <w:r>
-        <w:rPr>
-          <w:rFonts w:ascii="SimSun" w:cs="SimSun" w:eastAsia="SimSun" w:hAnsi="SimSun"/>
-          <w:sz w:val="24"/>
-          <w:szCs w:val="24"/>
-        </w:rPr>
-        <w:t xml:space="preserve">对，错在 arrive 上面。arrive 是不及物动词，你还记得吗？它后面不能直接跟东西。</w:t>
-      </w:r>
-    </w:p>
-    <w:p>
-      <w:pPr>
-        <w:spacing w:after="160" w:line="380"/>
-        <w:ind w:firstLine="480"/>
-      </w:pPr>
-      <w:r>
-        <w:rPr>
-          <w:rFonts w:ascii="SimSun" w:cs="SimSun" w:eastAsia="SimSun" w:hAnsi="SimSun"/>
-          <w:sz w:val="24"/>
-          <w:szCs w:val="24"/>
-        </w:rPr>
-        <w:t xml:space="preserve">那想跟怎么办？</w:t>
-      </w:r>
-    </w:p>
-    <w:p>
-      <w:pPr>
-        <w:spacing w:after="160" w:line="380"/>
-        <w:ind w:firstLine="480"/>
-      </w:pPr>
-      <w:r>
-        <w:rPr>
-          <w:rFonts w:ascii="SimSun" w:cs="SimSun" w:eastAsia="SimSun" w:hAnsi="SimSun"/>
-          <w:sz w:val="24"/>
-          <w:szCs w:val="24"/>
-        </w:rPr>
-        <w:t xml:space="preserve">先加介词。加哪个？这里有讲究：小地方用 at，大地方用 in。</w:t>
-      </w:r>
-    </w:p>
-    <w:p>
-      <w:pPr>
-        <w:spacing w:after="160" w:line="380"/>
-        <w:ind w:firstLine="480"/>
-      </w:pPr>
-      <w:r>
-        <w:rPr>
-          <w:rFonts w:ascii="SimSun" w:cs="SimSun" w:eastAsia="SimSun" w:hAnsi="SimSun"/>
-          <w:sz w:val="24"/>
-          <w:szCs w:val="24"/>
-        </w:rPr>
-        <w:t xml:space="preserve">village 是村子，小地方，所以用 at。</w:t>
+        <w:t xml:space="preserve">这句话读着挺顺是吧？你先自己找一遍，错在哪儿。</w:t>
+      </w:r>
+    </w:p>
+    <w:p>
+      <w:pPr>
+        <w:spacing w:after="160" w:line="380"/>
+        <w:ind w:firstLine="480"/>
+      </w:pPr>
+      <w:r>
+        <w:rPr>
+          <w:rFonts w:ascii="SimSun" w:cs="SimSun" w:eastAsia="SimSun" w:hAnsi="SimSun"/>
+          <w:sz w:val="24"/>
+          <w:szCs w:val="24"/>
+        </w:rPr>
+        <w:t xml:space="preserve">找到了吗？我给你个提示——问题出在动词上。</w:t>
+      </w:r>
+    </w:p>
+    <w:p>
+      <w:pPr>
+        <w:spacing w:after="160" w:line="380"/>
+        <w:ind w:firstLine="480"/>
+      </w:pPr>
+      <w:r>
+        <w:rPr>
+          <w:rFonts w:ascii="SimSun" w:cs="SimSun" w:eastAsia="SimSun" w:hAnsi="SimSun"/>
+          <w:sz w:val="24"/>
+          <w:szCs w:val="24"/>
+        </w:rPr>
+        <w:t xml:space="preserve">对了，就是 arrive。</w:t>
+      </w:r>
+    </w:p>
+    <w:p>
+      <w:pPr>
+        <w:spacing w:after="160" w:line="380"/>
+        <w:ind w:firstLine="480"/>
+      </w:pPr>
+      <w:r>
+        <w:rPr>
+          <w:rFonts w:ascii="SimSun" w:cs="SimSun" w:eastAsia="SimSun" w:hAnsi="SimSun"/>
+          <w:sz w:val="24"/>
+          <w:szCs w:val="24"/>
+        </w:rPr>
+        <w:t xml:space="preserve">arrive 是什么动词？不及物动词。今天讲过的，你还记得吗——不及物动词后面不能直接跟东西。</w:t>
+      </w:r>
+    </w:p>
+    <w:p>
+      <w:pPr>
+        <w:spacing w:after="160" w:line="380"/>
+        <w:ind w:firstLine="480"/>
+      </w:pPr>
+      <w:r>
+        <w:rPr>
+          <w:rFonts w:ascii="SimSun" w:cs="SimSun" w:eastAsia="SimSun" w:hAnsi="SimSun"/>
+          <w:sz w:val="24"/>
+          <w:szCs w:val="24"/>
+        </w:rPr>
+        <w:t xml:space="preserve">可这句话里，arrive 后面硬接了一个 the village。这就错了。</w:t>
+      </w:r>
+    </w:p>
+    <w:p>
+      <w:pPr>
+        <w:spacing w:after="160" w:line="380"/>
+        <w:ind w:firstLine="480"/>
+      </w:pPr>
+      <w:r>
+        <w:rPr>
+          <w:rFonts w:ascii="SimSun" w:cs="SimSun" w:eastAsia="SimSun" w:hAnsi="SimSun"/>
+          <w:sz w:val="24"/>
+          <w:szCs w:val="24"/>
+        </w:rPr>
+        <w:t xml:space="preserve">那想跟怎么办？中间垫个介词。</w:t>
+      </w:r>
+    </w:p>
+    <w:p>
+      <w:pPr>
+        <w:spacing w:after="160" w:line="380"/>
+        <w:ind w:firstLine="480"/>
+      </w:pPr>
+      <w:r>
+        <w:rPr>
+          <w:rFonts w:ascii="SimSun" w:cs="SimSun" w:eastAsia="SimSun" w:hAnsi="SimSun"/>
+          <w:sz w:val="24"/>
+          <w:szCs w:val="24"/>
+        </w:rPr>
+        <w:t xml:space="preserve">垫哪个？这里有讲究：小地方用 at，大地方用 in。</w:t>
+      </w:r>
+    </w:p>
+    <w:p>
+      <w:pPr>
+        <w:spacing w:after="160" w:line="380"/>
+        <w:ind w:firstLine="480"/>
+      </w:pPr>
+      <w:r>
+        <w:rPr>
+          <w:rFonts w:ascii="SimSun" w:cs="SimSun" w:eastAsia="SimSun" w:hAnsi="SimSun"/>
+          <w:sz w:val="24"/>
+          <w:szCs w:val="24"/>
+        </w:rPr>
+        <w:t xml:space="preserve">village 是个村子，小地方，那就用 at。</w:t>
       </w:r>
     </w:p>
     <w:p>
@@ -4483,49 +4595,63 @@
           <w:sz w:val="24"/>
           <w:szCs w:val="24"/>
         </w:rPr>
-        <w:t xml:space="preserve">师：这句话稍微长一点，我们还是一步一步来。</w:t>
-      </w:r>
-    </w:p>
-    <w:p>
-      <w:pPr>
-        <w:spacing w:after="160" w:line="380"/>
-        <w:ind w:firstLine="480"/>
-      </w:pPr>
-      <w:r>
-        <w:rPr>
-          <w:rFonts w:ascii="SimSun" w:cs="SimSun" w:eastAsia="SimSun" w:hAnsi="SimSun"/>
-          <w:sz w:val="24"/>
-          <w:szCs w:val="24"/>
-        </w:rPr>
-        <w:t xml:space="preserve">先看整句的谓语。were surprised，带着时态，这是主句的谓语。</w:t>
-      </w:r>
-    </w:p>
-    <w:p>
-      <w:pPr>
-        <w:spacing w:after="160" w:line="380"/>
-        <w:ind w:firstLine="480"/>
-      </w:pPr>
-      <w:r>
-        <w:rPr>
-          <w:rFonts w:ascii="SimSun" w:cs="SimSun" w:eastAsia="SimSun" w:hAnsi="SimSun"/>
-          <w:sz w:val="24"/>
-          <w:szCs w:val="24"/>
-        </w:rPr>
-        <w:t xml:space="preserve">那后面这个 to find 呢？它是 to do 的形式，不带时态，所以它不是谓语。我们要看的就是它后面这一块。</w:t>
-      </w:r>
-    </w:p>
-    <w:p>
-      <w:pPr>
-        <w:spacing w:after="160" w:line="380"/>
-        <w:ind w:firstLine="480"/>
-      </w:pPr>
-      <w:r>
-        <w:rPr>
-          <w:rFonts w:ascii="SimSun" w:cs="SimSun" w:eastAsia="SimSun" w:hAnsi="SimSun"/>
-          <w:sz w:val="24"/>
-          <w:szCs w:val="24"/>
-        </w:rPr>
-        <w:t xml:space="preserve">find 后面先跟了个 the classroom，这是宾语。可宾语后头还挂着个空。</w:t>
+        <w:t xml:space="preserve">这句话稍微长一点，别慌，我们还是一步一步来。</w:t>
+      </w:r>
+    </w:p>
+    <w:p>
+      <w:pPr>
+        <w:spacing w:after="160" w:line="380"/>
+        <w:ind w:firstLine="480"/>
+      </w:pPr>
+      <w:r>
+        <w:rPr>
+          <w:rFonts w:ascii="SimSun" w:cs="SimSun" w:eastAsia="SimSun" w:hAnsi="SimSun"/>
+          <w:sz w:val="24"/>
+          <w:szCs w:val="24"/>
+        </w:rPr>
+        <w:t xml:space="preserve">先找整句的谓语。were surprised，带着时态，这是主句的谓语。</w:t>
+      </w:r>
+    </w:p>
+    <w:p>
+      <w:pPr>
+        <w:spacing w:after="160" w:line="380"/>
+        <w:ind w:firstLine="480"/>
+      </w:pPr>
+      <w:r>
+        <w:rPr>
+          <w:rFonts w:ascii="SimSun" w:cs="SimSun" w:eastAsia="SimSun" w:hAnsi="SimSun"/>
+          <w:sz w:val="24"/>
+          <w:szCs w:val="24"/>
+        </w:rPr>
+        <w:t xml:space="preserve">那后面这个 to find 呢？它长的是 to do 的样子，不带时态，所以它不是谓语。</w:t>
+      </w:r>
+    </w:p>
+    <w:p>
+      <w:pPr>
+        <w:spacing w:after="160" w:line="380"/>
+        <w:ind w:firstLine="480"/>
+      </w:pPr>
+      <w:r>
+        <w:rPr>
+          <w:rFonts w:ascii="SimSun" w:cs="SimSun" w:eastAsia="SimSun" w:hAnsi="SimSun"/>
+          <w:sz w:val="24"/>
+          <w:szCs w:val="24"/>
+        </w:rPr>
+        <w:t xml:space="preserve">我们真正要看的，就是 to find 后面这一块。</w:t>
+      </w:r>
+    </w:p>
+    <w:p>
+      <w:pPr>
+        <w:spacing w:after="160" w:line="380"/>
+        <w:ind w:firstLine="480"/>
+      </w:pPr>
+      <w:r>
+        <w:rPr>
+          <w:rFonts w:ascii="SimSun" w:cs="SimSun" w:eastAsia="SimSun" w:hAnsi="SimSun"/>
+          <w:sz w:val="24"/>
+          <w:szCs w:val="24"/>
+        </w:rPr>
+        <w:t xml:space="preserve">find 后面先跟了个 the classroom，这是宾语。可你注意，宾语后头还挂着一个空。</w:t>
       </w:r>
     </w:p>
     <w:p>
@@ -4581,21 +4707,49 @@
           <w:sz w:val="24"/>
           <w:szCs w:val="24"/>
         </w:rPr>
-        <w:t xml:space="preserve">这儿我得多说一句。很多同学一看见 find，脑子里立刻开始想动词变形，ing 还是 ed，转半天。</w:t>
-      </w:r>
-    </w:p>
-    <w:p>
-      <w:pPr>
-        <w:spacing w:after="160" w:line="380"/>
-        <w:ind w:firstLine="480"/>
-      </w:pPr>
-      <w:r>
-        <w:rPr>
-          <w:rFonts w:ascii="SimSun" w:cs="SimSun" w:eastAsia="SimSun" w:hAnsi="SimSun"/>
-          <w:sz w:val="24"/>
-          <w:szCs w:val="24"/>
-        </w:rPr>
-        <w:t xml:space="preserve">顺序反了。你先别管词形，先问这个空在句子里干什么活。它在补充说明宾语，那就是宾补；宾补说状态，就用形容词。</w:t>
+        <w:t xml:space="preserve">这儿我得多说一句，说给那些一看见 find 就开始想变形的同学听。</w:t>
+      </w:r>
+    </w:p>
+    <w:p>
+      <w:pPr>
+        <w:spacing w:after="160" w:line="380"/>
+        <w:ind w:firstLine="480"/>
+      </w:pPr>
+      <w:r>
+        <w:rPr>
+          <w:rFonts w:ascii="SimSun" w:cs="SimSun" w:eastAsia="SimSun" w:hAnsi="SimSun"/>
+          <w:sz w:val="24"/>
+          <w:szCs w:val="24"/>
+        </w:rPr>
+        <w:t xml:space="preserve">我知道你脑子里在转 ing 还是 ed，转半天。停。顺序反了。</w:t>
+      </w:r>
+    </w:p>
+    <w:p>
+      <w:pPr>
+        <w:spacing w:after="160" w:line="380"/>
+        <w:ind w:firstLine="480"/>
+      </w:pPr>
+      <w:r>
+        <w:rPr>
+          <w:rFonts w:ascii="SimSun" w:cs="SimSun" w:eastAsia="SimSun" w:hAnsi="SimSun"/>
+          <w:sz w:val="24"/>
+          <w:szCs w:val="24"/>
+        </w:rPr>
+        <w:t xml:space="preserve">你先别管词形。先问一句：这个空在句子里干什么活？</w:t>
+      </w:r>
+    </w:p>
+    <w:p>
+      <w:pPr>
+        <w:spacing w:after="160" w:line="380"/>
+        <w:ind w:firstLine="480"/>
+      </w:pPr>
+      <w:r>
+        <w:rPr>
+          <w:rFonts w:ascii="SimSun" w:cs="SimSun" w:eastAsia="SimSun" w:hAnsi="SimSun"/>
+          <w:sz w:val="24"/>
+          <w:szCs w:val="24"/>
+        </w:rPr>
+        <w:t xml:space="preserve">它在补充说明宾语，那它就是宾补；宾补说状态，那就用形容词。词形是最后一步的事。</w:t>
       </w:r>
     </w:p>
     <w:p>

--- a/docs/Level1/高中英语语法切片-Level1-第03课-宾语表语宾语补足语.docx
+++ b/docs/Level1/高中英语语法切片-Level1-第03课-宾语表语宾语补足语.docx
@@ -241,7 +241,119 @@
           <w:sz w:val="24"/>
           <w:szCs w:val="24"/>
         </w:rPr>
-        <w:t xml:space="preserve">它变过形了，身上带着过去时，这句话是过去发生的事，就是它定的。谁定时态谁就是谓语，所以 finished 就是谓语，跑不了。</w:t>
+        <w:t xml:space="preserve">到这儿我得停一下，把「带时态」这四个字给你说透。因为从今天起，每道题的第一步都要用它。</w:t>
+      </w:r>
+    </w:p>
+    <w:p>
+      <w:pPr>
+        <w:spacing w:after="160" w:line="380"/>
+        <w:ind w:firstLine="480"/>
+      </w:pPr>
+      <w:r>
+        <w:rPr>
+          <w:rFonts w:ascii="SimSun" w:cs="SimSun" w:eastAsia="SimSun" w:hAnsi="SimSun"/>
+          <w:sz w:val="24"/>
+          <w:szCs w:val="24"/>
+        </w:rPr>
+        <w:t xml:space="preserve">什么叫时态？说白了就是这个动作发生在什么时候。发生在过去，叫过去时；发生在现在，叫现在时；还没发生，那是将来时。</w:t>
+      </w:r>
+    </w:p>
+    <w:p>
+      <w:pPr>
+        <w:spacing w:after="160" w:line="380"/>
+        <w:ind w:firstLine="480"/>
+      </w:pPr>
+      <w:r>
+        <w:rPr>
+          <w:rFonts w:ascii="SimSun" w:cs="SimSun" w:eastAsia="SimSun" w:hAnsi="SimSun"/>
+          <w:sz w:val="24"/>
+          <w:szCs w:val="24"/>
+        </w:rPr>
+        <w:t xml:space="preserve">那英语靠什么表示这个时候呢？靠改动词的样子。</w:t>
+      </w:r>
+    </w:p>
+    <w:p>
+      <w:pPr>
+        <w:spacing w:after="160" w:line="380"/>
+        <w:ind w:firstLine="480"/>
+      </w:pPr>
+      <w:r>
+        <w:rPr>
+          <w:rFonts w:ascii="SimSun" w:cs="SimSun" w:eastAsia="SimSun" w:hAnsi="SimSun"/>
+          <w:sz w:val="24"/>
+          <w:szCs w:val="24"/>
+        </w:rPr>
+        <w:t xml:space="preserve">你看 finish，这是原形。光看原形，你看不出这事儿是什么时候干的。</w:t>
+      </w:r>
+    </w:p>
+    <w:p>
+      <w:pPr>
+        <w:spacing w:after="160" w:line="380"/>
+        <w:ind w:firstLine="480"/>
+      </w:pPr>
+      <w:r>
+        <w:rPr>
+          <w:rFonts w:ascii="SimSun" w:cs="SimSun" w:eastAsia="SimSun" w:hAnsi="SimSun"/>
+          <w:sz w:val="24"/>
+          <w:szCs w:val="24"/>
+        </w:rPr>
+        <w:t xml:space="preserve">可 finished 不一样，它后面加了个 ed，变成过去式了。这个 ed 就是在告诉你——这事儿是过去发生的。</w:t>
+      </w:r>
+    </w:p>
+    <w:p>
+      <w:pPr>
+        <w:spacing w:after="160" w:line="380"/>
+        <w:ind w:firstLine="480"/>
+      </w:pPr>
+      <w:r>
+        <w:rPr>
+          <w:rFonts w:ascii="SimSun" w:cs="SimSun" w:eastAsia="SimSun" w:hAnsi="SimSun"/>
+          <w:sz w:val="24"/>
+          <w:szCs w:val="24"/>
+        </w:rPr>
+        <w:t xml:space="preserve">所以我们说 finished 带着时态，带的是一般过去时。</w:t>
+      </w:r>
+    </w:p>
+    <w:p>
+      <w:pPr>
+        <w:spacing w:after="160" w:line="380"/>
+        <w:ind w:firstLine="480"/>
+      </w:pPr>
+      <w:r>
+        <w:rPr>
+          <w:rFonts w:ascii="SimSun" w:cs="SimSun" w:eastAsia="SimSun" w:hAnsi="SimSun"/>
+          <w:sz w:val="24"/>
+          <w:szCs w:val="24"/>
+        </w:rPr>
+        <w:t xml:space="preserve">一个动词只要变了形、能让你看出时候，那它就是谓语。为什么？因为整句话到底是过去还是现在，就是它一个人说了算。</w:t>
+      </w:r>
+    </w:p>
+    <w:p>
+      <w:pPr>
+        <w:spacing w:after="160" w:line="380"/>
+        <w:ind w:firstLine="480"/>
+      </w:pPr>
+      <w:r>
+        <w:rPr>
+          <w:rFonts w:ascii="SimSun" w:cs="SimSun" w:eastAsia="SimSun" w:hAnsi="SimSun"/>
+          <w:sz w:val="24"/>
+          <w:szCs w:val="24"/>
+        </w:rPr>
+        <w:t xml:space="preserve">反过来你想想 to do、doing、done 这三副样子，它们身上能看出时候吗？看不出来。所以它们当不了谓语。</w:t>
+      </w:r>
+    </w:p>
+    <w:p>
+      <w:pPr>
+        <w:spacing w:after="160" w:line="380"/>
+        <w:ind w:firstLine="480"/>
+      </w:pPr>
+      <w:r>
+        <w:rPr>
+          <w:rFonts w:ascii="SimSun" w:cs="SimSun" w:eastAsia="SimSun" w:hAnsi="SimSun"/>
+          <w:sz w:val="24"/>
+          <w:szCs w:val="24"/>
+        </w:rPr>
+        <w:t xml:space="preserve">回到这道题。finished 带着一般过去时，它就是这句话的谓语，跑不了。</w:t>
       </w:r>
     </w:p>
     <w:p>
@@ -439,7 +551,49 @@
           <w:sz w:val="24"/>
           <w:szCs w:val="24"/>
         </w:rPr>
-        <w:t xml:space="preserve">是 enjoy。它前面的主语是 I，第一人称，动词用原形，这是一般现在时。它带着时态，所以它是谓语。</w:t>
+        <w:t xml:space="preserve">是 enjoy。你可能会问，enjoy 看着跟原形一模一样，它变形了吗？</w:t>
+      </w:r>
+    </w:p>
+    <w:p>
+      <w:pPr>
+        <w:spacing w:after="160" w:line="380"/>
+        <w:ind w:firstLine="480"/>
+      </w:pPr>
+      <w:r>
+        <w:rPr>
+          <w:rFonts w:ascii="SimSun" w:cs="SimSun" w:eastAsia="SimSun" w:hAnsi="SimSun"/>
+          <w:sz w:val="24"/>
+          <w:szCs w:val="24"/>
+        </w:rPr>
+        <w:t xml:space="preserve">问得好。它前面的主语是 I，第一人称，一般现在时的时候动词就用原形，这本身就是一般现在时的样子。</w:t>
+      </w:r>
+    </w:p>
+    <w:p>
+      <w:pPr>
+        <w:spacing w:after="160" w:line="380"/>
+        <w:ind w:firstLine="480"/>
+      </w:pPr>
+      <w:r>
+        <w:rPr>
+          <w:rFonts w:ascii="SimSun" w:cs="SimSun" w:eastAsia="SimSun" w:hAnsi="SimSun"/>
+          <w:sz w:val="24"/>
+          <w:szCs w:val="24"/>
+        </w:rPr>
+        <w:t xml:space="preserve">换句话说，它虽然长得像原形，但它承载着一般现在时这个时态。所以它是谓语。</w:t>
+      </w:r>
+    </w:p>
+    <w:p>
+      <w:pPr>
+        <w:spacing w:after="160" w:line="380"/>
+        <w:ind w:firstLine="480"/>
+      </w:pPr>
+      <w:r>
+        <w:rPr>
+          <w:rFonts w:ascii="SimSun" w:cs="SimSun" w:eastAsia="SimSun" w:hAnsi="SimSun"/>
+          <w:sz w:val="24"/>
+          <w:szCs w:val="24"/>
+        </w:rPr>
+        <w:t xml:space="preserve">你要是不放心，把主语换成 He 试试——He really enjoys，立刻冒出个 s 来。这个 s 一出来，一般现在时就藏不住了。</w:t>
       </w:r>
     </w:p>
     <w:p>
@@ -877,21 +1031,49 @@
           <w:sz w:val="24"/>
           <w:szCs w:val="24"/>
         </w:rPr>
-        <w:t xml:space="preserve">怎么找？找带时态的那个动词。你看这句话里，bought——它是 buy 的过去式。</w:t>
-      </w:r>
-    </w:p>
-    <w:p>
-      <w:pPr>
-        <w:spacing w:after="160" w:line="380"/>
-        <w:ind w:firstLine="480"/>
-      </w:pPr>
-      <w:r>
-        <w:rPr>
-          <w:rFonts w:ascii="SimSun" w:cs="SimSun" w:eastAsia="SimSun" w:hAnsi="SimSun"/>
-          <w:sz w:val="24"/>
-          <w:szCs w:val="24"/>
-        </w:rPr>
-        <w:t xml:space="preserve">它变过形了，带着过去时，整句话的时态就是它说了算。所以 bought 是谓语，买。</w:t>
+        <w:t xml:space="preserve">怎么找？找那个变了形、能看出时候的动词。你看这句话里——bought。</w:t>
+      </w:r>
+    </w:p>
+    <w:p>
+      <w:pPr>
+        <w:spacing w:after="160" w:line="380"/>
+        <w:ind w:firstLine="480"/>
+      </w:pPr>
+      <w:r>
+        <w:rPr>
+          <w:rFonts w:ascii="SimSun" w:cs="SimSun" w:eastAsia="SimSun" w:hAnsi="SimSun"/>
+          <w:sz w:val="24"/>
+          <w:szCs w:val="24"/>
+        </w:rPr>
+        <w:t xml:space="preserve">bought 是 buy 的过去式。这个变化有点特别，它不是加 ed，是整个词换了个样子，属于不规则变化。但不管怎么变，它确实变了形。</w:t>
+      </w:r>
+    </w:p>
+    <w:p>
+      <w:pPr>
+        <w:spacing w:after="160" w:line="380"/>
+        <w:ind w:firstLine="480"/>
+      </w:pPr>
+      <w:r>
+        <w:rPr>
+          <w:rFonts w:ascii="SimSun" w:cs="SimSun" w:eastAsia="SimSun" w:hAnsi="SimSun"/>
+          <w:sz w:val="24"/>
+          <w:szCs w:val="24"/>
+        </w:rPr>
+        <w:t xml:space="preserve">变了形就说明它带着时态，带的是一般过去时——这事儿是上周发生的，句尾那个 last week 也印证了这一点。</w:t>
+      </w:r>
+    </w:p>
+    <w:p>
+      <w:pPr>
+        <w:spacing w:after="160" w:line="380"/>
+        <w:ind w:firstLine="480"/>
+      </w:pPr>
+      <w:r>
+        <w:rPr>
+          <w:rFonts w:ascii="SimSun" w:cs="SimSun" w:eastAsia="SimSun" w:hAnsi="SimSun"/>
+          <w:sz w:val="24"/>
+          <w:szCs w:val="24"/>
+        </w:rPr>
+        <w:t xml:space="preserve">整句话是过去还是现在，就是 bought 一个人说了算。所以 bought 是谓语，买。</w:t>
       </w:r>
     </w:p>
     <w:p>
@@ -1061,21 +1243,35 @@
           <w:sz w:val="24"/>
           <w:szCs w:val="24"/>
         </w:rPr>
-        <w:t xml:space="preserve">你扫一眼这句话——found。这个词是 find 的过去式，它变过形了。</w:t>
-      </w:r>
-    </w:p>
-    <w:p>
-      <w:pPr>
-        <w:spacing w:after="160" w:line="380"/>
-        <w:ind w:firstLine="480"/>
-      </w:pPr>
-      <w:r>
-        <w:rPr>
-          <w:rFonts w:ascii="SimSun" w:cs="SimSun" w:eastAsia="SimSun" w:hAnsi="SimSun"/>
-          <w:sz w:val="24"/>
-          <w:szCs w:val="24"/>
-        </w:rPr>
-        <w:t xml:space="preserve">既然它带着过去时，那整句话的时态就是它定的。谁定时态，谁就是谓语。所以 found 是这句话的谓语。</w:t>
+        <w:t xml:space="preserve">你扫一眼这句话——found。这个词是 find 的过去式，也是不规则变化，从 find 变成了 found。</w:t>
+      </w:r>
+    </w:p>
+    <w:p>
+      <w:pPr>
+        <w:spacing w:after="160" w:line="380"/>
+        <w:ind w:firstLine="480"/>
+      </w:pPr>
+      <w:r>
+        <w:rPr>
+          <w:rFonts w:ascii="SimSun" w:cs="SimSun" w:eastAsia="SimSun" w:hAnsi="SimSun"/>
+          <w:sz w:val="24"/>
+          <w:szCs w:val="24"/>
+        </w:rPr>
+        <w:t xml:space="preserve">它变了形，你就能看出时候了：这事儿是过去发生的。所以它带的是一般过去时。</w:t>
+      </w:r>
+    </w:p>
+    <w:p>
+      <w:pPr>
+        <w:spacing w:after="160" w:line="380"/>
+        <w:ind w:firstLine="480"/>
+      </w:pPr>
+      <w:r>
+        <w:rPr>
+          <w:rFonts w:ascii="SimSun" w:cs="SimSun" w:eastAsia="SimSun" w:hAnsi="SimSun"/>
+          <w:sz w:val="24"/>
+          <w:szCs w:val="24"/>
+        </w:rPr>
+        <w:t xml:space="preserve">既然整句话是过去还是现在由它说了算，那它就是谓语。所以 found 是这句话的谓语。</w:t>
       </w:r>
     </w:p>
     <w:p>
@@ -3138,7 +3334,7 @@
           <w:sz w:val="24"/>
           <w:szCs w:val="24"/>
         </w:rPr>
-        <w:t xml:space="preserve">felt——feel 的过去式，带着时态，它是谓语。</w:t>
+        <w:t xml:space="preserve">felt——feel 的过去式，不规则变化。它变了形，带的是一般过去时。既然时态由它定，那它就是这句话的谓语。</w:t>
       </w:r>
     </w:p>
     <w:p>
@@ -4112,6 +4308,20 @@
           <w:sz w:val="24"/>
           <w:szCs w:val="24"/>
         </w:rPr>
+        <w:t xml:space="preserve">顺带说一句，这句话里 has become 是现在完成时，has 加过去分词。时态还是由它扛着，所以整个 has become 是谓语。</w:t>
+      </w:r>
+    </w:p>
+    <w:p>
+      <w:pPr>
+        <w:spacing w:after="160" w:line="380"/>
+        <w:ind w:firstLine="480"/>
+      </w:pPr>
+      <w:r>
+        <w:rPr>
+          <w:rFonts w:ascii="SimSun" w:cs="SimSun" w:eastAsia="SimSun" w:hAnsi="SimSun"/>
+          <w:sz w:val="24"/>
+          <w:szCs w:val="24"/>
+        </w:rPr>
         <w:t xml:space="preserve">最后你再看一个对比，看完这辈子都不会混。</w:t>
       </w:r>
     </w:p>
@@ -4609,7 +4819,7 @@
           <w:sz w:val="24"/>
           <w:szCs w:val="24"/>
         </w:rPr>
-        <w:t xml:space="preserve">先找整句的谓语。were surprised，带着时态，这是主句的谓语。</w:t>
+        <w:t xml:space="preserve">先找整句的谓语。were surprised——were 是 be 的过去式，带的是一般过去时。时态由它定，所以这是主句的谓语。</w:t>
       </w:r>
     </w:p>
     <w:p>

--- a/docs/Level1/高中英语语法切片-Level1-第03课-宾语表语宾语补足语.docx
+++ b/docs/Level1/高中英语语法切片-Level1-第03课-宾语表语宾语补足语.docx
@@ -71,7 +71,35 @@
           <w:sz w:val="24"/>
           <w:szCs w:val="24"/>
         </w:rPr>
-        <w:t xml:space="preserve">上节课我们把句子的骨架立起来了，主语和谓语。还给了你一个特别管用的思路——主语宾语表语，干的是名词的活儿；定语，干的是形容词的活儿；状语，干的是副词的活儿。这句话今天还要接着用。</w:t>
+        <w:t xml:space="preserve">上节课我们把句子的骨架立起来了，主语和谓语。</w:t>
+      </w:r>
+    </w:p>
+    <w:p>
+      <w:pPr>
+        <w:spacing w:after="160" w:line="380"/>
+        <w:ind w:firstLine="480"/>
+      </w:pPr>
+      <w:r>
+        <w:rPr>
+          <w:rFonts w:ascii="SimSun" w:cs="SimSun" w:eastAsia="SimSun" w:hAnsi="SimSun"/>
+          <w:sz w:val="24"/>
+          <w:szCs w:val="24"/>
+        </w:rPr>
+        <w:t xml:space="preserve">还给了你一个特别管用的思路：主语宾语表语，干的是名词的活儿；定语，干的是形容词的活儿；状语，干的是副词的活儿。</w:t>
+      </w:r>
+    </w:p>
+    <w:p>
+      <w:pPr>
+        <w:spacing w:after="160" w:line="380"/>
+        <w:ind w:firstLine="480"/>
+      </w:pPr>
+      <w:r>
+        <w:rPr>
+          <w:rFonts w:ascii="SimSun" w:cs="SimSun" w:eastAsia="SimSun" w:hAnsi="SimSun"/>
+          <w:sz w:val="24"/>
+          <w:szCs w:val="24"/>
+        </w:rPr>
+        <w:t xml:space="preserve">这句话今天还要接着用，你先在脑子里过一遍。</w:t>
       </w:r>
     </w:p>
     <w:p>
@@ -127,7 +155,35 @@
           <w:sz w:val="24"/>
           <w:szCs w:val="24"/>
         </w:rPr>
-        <w:t xml:space="preserve">为什么把它们三个塞进一节课？因为它们全长在谓语后面，位置几乎一样，考试就爱在这三个之间挖坑。你今天把它们分清楚了，下节课的五大基本句型基本就是白送。</w:t>
+        <w:t xml:space="preserve">为什么把它们三个塞进一节课？</w:t>
+      </w:r>
+    </w:p>
+    <w:p>
+      <w:pPr>
+        <w:spacing w:after="160" w:line="380"/>
+        <w:ind w:firstLine="480"/>
+      </w:pPr>
+      <w:r>
+        <w:rPr>
+          <w:rFonts w:ascii="SimSun" w:cs="SimSun" w:eastAsia="SimSun" w:hAnsi="SimSun"/>
+          <w:sz w:val="24"/>
+          <w:szCs w:val="24"/>
+        </w:rPr>
+        <w:t xml:space="preserve">因为它们全长在谓语后面，位置几乎一样，考试就爱在这三个之间挖坑。</w:t>
+      </w:r>
+    </w:p>
+    <w:p>
+      <w:pPr>
+        <w:spacing w:after="160" w:line="380"/>
+        <w:ind w:firstLine="480"/>
+      </w:pPr>
+      <w:r>
+        <w:rPr>
+          <w:rFonts w:ascii="SimSun" w:cs="SimSun" w:eastAsia="SimSun" w:hAnsi="SimSun"/>
+          <w:sz w:val="24"/>
+          <w:szCs w:val="24"/>
+        </w:rPr>
+        <w:t xml:space="preserve">你今天把它们分清楚了，下节课的五大基本句型基本就是白送。</w:t>
       </w:r>
     </w:p>
     <w:p>
@@ -255,7 +311,7 @@
           <w:sz w:val="24"/>
           <w:szCs w:val="24"/>
         </w:rPr>
-        <w:t xml:space="preserve">什么叫时态？说白了就是这个动作发生在什么时候。发生在过去，叫过去时；发生在现在，叫现在时；还没发生，那是将来时。</w:t>
+        <w:t xml:space="preserve">什么叫时态？说白了就是这个动作发生在什么时候。你想想，发生在过去，叫过去时；发生在现在，叫现在时；还没发生，那是将来时。</w:t>
       </w:r>
     </w:p>
     <w:p>
@@ -409,7 +465,7 @@
           <w:sz w:val="24"/>
           <w:szCs w:val="24"/>
         </w:rPr>
-        <w:t xml:space="preserve">作业就是承受这个动作的那个东西。动作落下来，落在谁身上，谁就是宾语。</w:t>
+        <w:t xml:space="preserve">作业就是承受这个动作的那个东西。你记住这句话：动作落下来，落在谁身上，谁就是宾语。</w:t>
       </w:r>
     </w:p>
     <w:p>
@@ -579,7 +635,7 @@
           <w:sz w:val="24"/>
           <w:szCs w:val="24"/>
         </w:rPr>
-        <w:t xml:space="preserve">换句话说，它虽然长得像原形，但它承载着一般现在时这个时态。所以它是谓语。</w:t>
+        <w:t xml:space="preserve">换句话说，它虽然长得像原形，但它身上背着一般现在时这个时态。所以你可以判定，它是谓语。</w:t>
       </w:r>
     </w:p>
     <w:p>
@@ -945,7 +1001,7 @@
           <w:sz w:val="24"/>
           <w:szCs w:val="24"/>
         </w:rPr>
-        <w:t xml:space="preserve">那就说明 tastes 在这儿确实是系动词。因为只有系动词才能被 is 顶替掉还不出事——它俩干的本来就是同一份活儿，都是连接。</w:t>
+        <w:t xml:space="preserve">那就说明 tastes 在这儿确实是系动词。你想啊，只有系动词才能被 is 顶替掉还不出事——它俩干的本来就是同一份活儿，都是连接。</w:t>
       </w:r>
     </w:p>
     <w:p>
@@ -989,21 +1045,21 @@
           <w:sz w:val="24"/>
           <w:szCs w:val="24"/>
         </w:rPr>
-        <w:t xml:space="preserve">题目：指出下面句子里的人宾和物宾。His father bought Tom a new computer last week.</w:t>
-      </w:r>
-    </w:p>
-    <w:p>
-      <w:pPr>
-        <w:spacing w:after="160" w:line="380"/>
-        <w:ind w:firstLine="480"/>
-      </w:pPr>
-      <w:r>
-        <w:rPr>
-          <w:rFonts w:ascii="SimSun" w:cs="SimSun" w:eastAsia="SimSun" w:hAnsi="SimSun"/>
-          <w:sz w:val="24"/>
-          <w:szCs w:val="24"/>
-        </w:rPr>
-        <w:t xml:space="preserve">这道题你先自己标一遍，人宾物宾各圈一个。标完再听我讲。</w:t>
+        <w:t xml:space="preserve">题目：下面句子里，动词后面跟了两样东西。请说出哪一样是真正被买走的，哪一样不是。His father bought Tom a new computer last week.</w:t>
+      </w:r>
+    </w:p>
+    <w:p>
+      <w:pPr>
+        <w:spacing w:after="160" w:line="380"/>
+        <w:ind w:firstLine="480"/>
+      </w:pPr>
+      <w:r>
+        <w:rPr>
+          <w:rFonts w:ascii="SimSun" w:cs="SimSun" w:eastAsia="SimSun" w:hAnsi="SimSun"/>
+          <w:sz w:val="24"/>
+          <w:szCs w:val="24"/>
+        </w:rPr>
+        <w:t xml:space="preserve">这道题你先自己圈一圈，两样东西各是什么。圈完再听我讲。</w:t>
       </w:r>
     </w:p>
     <w:p>
@@ -1045,21 +1101,21 @@
           <w:sz w:val="24"/>
           <w:szCs w:val="24"/>
         </w:rPr>
-        <w:t xml:space="preserve">bought 是 buy 的过去式。这个变化有点特别，它不是加 ed，是整个词换了个样子，属于不规则变化。但不管怎么变，它确实变了形。</w:t>
-      </w:r>
-    </w:p>
-    <w:p>
-      <w:pPr>
-        <w:spacing w:after="160" w:line="380"/>
-        <w:ind w:firstLine="480"/>
-      </w:pPr>
-      <w:r>
-        <w:rPr>
-          <w:rFonts w:ascii="SimSun" w:cs="SimSun" w:eastAsia="SimSun" w:hAnsi="SimSun"/>
-          <w:sz w:val="24"/>
-          <w:szCs w:val="24"/>
-        </w:rPr>
-        <w:t xml:space="preserve">变了形就说明它带着时态，带的是一般过去时——这事儿是上周发生的，句尾那个 last week 也印证了这一点。</w:t>
+        <w:t xml:space="preserve">bought 是 buy 的过去式。你注意，这个变化有点特别，它不是加 ed，是整个词换了个样子，属于不规则变化。但不管怎么变，它确实变了形。</w:t>
+      </w:r>
+    </w:p>
+    <w:p>
+      <w:pPr>
+        <w:spacing w:after="160" w:line="380"/>
+        <w:ind w:firstLine="480"/>
+      </w:pPr>
+      <w:r>
+        <w:rPr>
+          <w:rFonts w:ascii="SimSun" w:cs="SimSun" w:eastAsia="SimSun" w:hAnsi="SimSun"/>
+          <w:sz w:val="24"/>
+          <w:szCs w:val="24"/>
+        </w:rPr>
+        <w:t xml:space="preserve">变了形就说明它带着时态，带的是一般过去时。你看句尾那个 last week，也正好印证了这一点。</w:t>
       </w:r>
     </w:p>
     <w:p>
@@ -1115,49 +1171,105 @@
           <w:sz w:val="24"/>
           <w:szCs w:val="24"/>
         </w:rPr>
-        <w:t xml:space="preserve">是电脑。电脑是这个动作直接作用的对象，所以 a new computer 是直接宾语，我们平时叫它物宾。</w:t>
-      </w:r>
-    </w:p>
-    <w:p>
-      <w:pPr>
-        <w:spacing w:after="160" w:line="380"/>
-        <w:ind w:firstLine="480"/>
-      </w:pPr>
-      <w:r>
-        <w:rPr>
-          <w:rFonts w:ascii="SimSun" w:cs="SimSun" w:eastAsia="SimSun" w:hAnsi="SimSun"/>
-          <w:sz w:val="24"/>
-          <w:szCs w:val="24"/>
-        </w:rPr>
-        <w:t xml:space="preserve">那 Tom 呢？Tom 不是被买的，Tom 是收到电脑的那个人，是受益人。所以他是间接宾语，我们叫人宾。</w:t>
-      </w:r>
-    </w:p>
-    <w:p>
-      <w:pPr>
-        <w:spacing w:after="160" w:line="380"/>
-        <w:ind w:firstLine="480"/>
-      </w:pPr>
-      <w:r>
-        <w:rPr>
-          <w:rFonts w:ascii="SimSun" w:cs="SimSun" w:eastAsia="SimSun" w:hAnsi="SimSun"/>
-          <w:sz w:val="24"/>
-          <w:szCs w:val="24"/>
-        </w:rPr>
-        <w:t xml:space="preserve">公式记住：动词加 sb 加 sth，人在前，物在后。</w:t>
-      </w:r>
-    </w:p>
-    <w:p>
-      <w:pPr>
-        <w:spacing w:after="160" w:line="380"/>
-        <w:ind w:firstLine="480"/>
-      </w:pPr>
-      <w:r>
-        <w:rPr>
-          <w:rFonts w:ascii="SimSun" w:cs="SimSun" w:eastAsia="SimSun" w:hAnsi="SimSun"/>
-          <w:sz w:val="24"/>
-          <w:szCs w:val="24"/>
-        </w:rPr>
-        <w:t xml:space="preserve">所以这道题，人宾是 Tom，物宾是 a new computer。</w:t>
+        <w:t xml:space="preserve">是电脑。Tom 是个人，你总不能把人给买了。</w:t>
+      </w:r>
+    </w:p>
+    <w:p>
+      <w:pPr>
+        <w:spacing w:after="160" w:line="380"/>
+        <w:ind w:firstLine="480"/>
+      </w:pPr>
+      <w:r>
+        <w:rPr>
+          <w:rFonts w:ascii="SimSun" w:cs="SimSun" w:eastAsia="SimSun" w:hAnsi="SimSun"/>
+          <w:sz w:val="24"/>
+          <w:szCs w:val="24"/>
+        </w:rPr>
+        <w:t xml:space="preserve">所以这两样东西身份不一样。</w:t>
+      </w:r>
+    </w:p>
+    <w:p>
+      <w:pPr>
+        <w:spacing w:after="160" w:line="380"/>
+        <w:ind w:firstLine="480"/>
+      </w:pPr>
+      <w:r>
+        <w:rPr>
+          <w:rFonts w:ascii="SimSun" w:cs="SimSun" w:eastAsia="SimSun" w:hAnsi="SimSun"/>
+          <w:sz w:val="24"/>
+          <w:szCs w:val="24"/>
+        </w:rPr>
+        <w:t xml:space="preserve">电脑是这个动作直接作用的对象，是真正被买走的那个。语法上管它叫直接宾语。</w:t>
+      </w:r>
+    </w:p>
+    <w:p>
+      <w:pPr>
+        <w:spacing w:after="160" w:line="380"/>
+        <w:ind w:firstLine="480"/>
+      </w:pPr>
+      <w:r>
+        <w:rPr>
+          <w:rFonts w:ascii="SimSun" w:cs="SimSun" w:eastAsia="SimSun" w:hAnsi="SimSun"/>
+          <w:sz w:val="24"/>
+          <w:szCs w:val="24"/>
+        </w:rPr>
+        <w:t xml:space="preserve">因为它一般是个物，我们平时就叫它物宾。</w:t>
+      </w:r>
+    </w:p>
+    <w:p>
+      <w:pPr>
+        <w:spacing w:after="160" w:line="380"/>
+        <w:ind w:firstLine="480"/>
+      </w:pPr>
+      <w:r>
+        <w:rPr>
+          <w:rFonts w:ascii="SimSun" w:cs="SimSun" w:eastAsia="SimSun" w:hAnsi="SimSun"/>
+          <w:sz w:val="24"/>
+          <w:szCs w:val="24"/>
+        </w:rPr>
+        <w:t xml:space="preserve">那 Tom 呢？Tom 不是被买的，他是收到电脑的那个人，是受益人。语法上管它叫间接宾语。因为它一般是个人，我们就叫它人宾。</w:t>
+      </w:r>
+    </w:p>
+    <w:p>
+      <w:pPr>
+        <w:spacing w:after="160" w:line="380"/>
+        <w:ind w:firstLine="480"/>
+      </w:pPr>
+      <w:r>
+        <w:rPr>
+          <w:rFonts w:ascii="SimSun" w:cs="SimSun" w:eastAsia="SimSun" w:hAnsi="SimSun"/>
+          <w:sz w:val="24"/>
+          <w:szCs w:val="24"/>
+        </w:rPr>
+        <w:t xml:space="preserve">这两个名字你现在记一下，今天后半节课还会反复用：sb 是人宾，sth 是物宾。</w:t>
+      </w:r>
+    </w:p>
+    <w:p>
+      <w:pPr>
+        <w:spacing w:after="160" w:line="380"/>
+        <w:ind w:firstLine="480"/>
+      </w:pPr>
+      <w:r>
+        <w:rPr>
+          <w:rFonts w:ascii="SimSun" w:cs="SimSun" w:eastAsia="SimSun" w:hAnsi="SimSun"/>
+          <w:sz w:val="24"/>
+          <w:szCs w:val="24"/>
+        </w:rPr>
+        <w:t xml:space="preserve">这类句型的公式就是——动词加 sb 加 sth，人在前，物在后。</w:t>
+      </w:r>
+    </w:p>
+    <w:p>
+      <w:pPr>
+        <w:spacing w:after="160" w:line="380"/>
+        <w:ind w:firstLine="480"/>
+      </w:pPr>
+      <w:r>
+        <w:rPr>
+          <w:rFonts w:ascii="SimSun" w:cs="SimSun" w:eastAsia="SimSun" w:hAnsi="SimSun"/>
+          <w:sz w:val="24"/>
+          <w:szCs w:val="24"/>
+        </w:rPr>
+        <w:t xml:space="preserve">所以这道题，Tom 是人宾，a new computer 是物宾。</w:t>
       </w:r>
     </w:p>
     <w:p>
@@ -1271,7 +1383,7 @@
           <w:sz w:val="24"/>
           <w:szCs w:val="24"/>
         </w:rPr>
-        <w:t xml:space="preserve">既然整句话是过去还是现在由它说了算，那它就是谓语。所以 found 是这句话的谓语。</w:t>
+        <w:t xml:space="preserve">既然整句话是过去还是现在由它说了算，那它就是谓语。所以你可以确定，found 是这句话的谓语。</w:t>
       </w:r>
     </w:p>
     <w:p>
@@ -1722,7 +1834,35 @@
           <w:sz w:val="24"/>
           <w:szCs w:val="24"/>
         </w:rPr>
-        <w:t xml:space="preserve">其实道理不难。有些动作，它必须落到一个东西上，话才完整。比如 break，打破。你只说我打破，别人一定追问一句：你打破什么了？这种后面非得跟宾语的动词，就叫及物动词。</w:t>
+        <w:t xml:space="preserve">其实道理不难。有些动作，它必须落到一个东西上，话才完整。</w:t>
+      </w:r>
+    </w:p>
+    <w:p>
+      <w:pPr>
+        <w:spacing w:after="160" w:line="380"/>
+        <w:ind w:firstLine="480"/>
+      </w:pPr>
+      <w:r>
+        <w:rPr>
+          <w:rFonts w:ascii="SimSun" w:cs="SimSun" w:eastAsia="SimSun" w:hAnsi="SimSun"/>
+          <w:sz w:val="24"/>
+          <w:szCs w:val="24"/>
+        </w:rPr>
+        <w:t xml:space="preserve">比如 break，打破。你只说我打破，别人一定追问一句：你打破什么了？</w:t>
+      </w:r>
+    </w:p>
+    <w:p>
+      <w:pPr>
+        <w:spacing w:after="160" w:line="380"/>
+        <w:ind w:firstLine="480"/>
+      </w:pPr>
+      <w:r>
+        <w:rPr>
+          <w:rFonts w:ascii="SimSun" w:cs="SimSun" w:eastAsia="SimSun" w:hAnsi="SimSun"/>
+          <w:sz w:val="24"/>
+          <w:szCs w:val="24"/>
+        </w:rPr>
+        <w:t xml:space="preserve">这种后面非得跟宾语的动词，就叫及物动词。</w:t>
       </w:r>
     </w:p>
     <w:p>
@@ -1834,21 +1974,63 @@
           <w:sz w:val="24"/>
           <w:szCs w:val="24"/>
         </w:rPr>
-        <w:t xml:space="preserve">那常见的不及物动词有哪些？你先记几个：happen 发生、appear 出现、disappear 消失、arrive 到达、rise 上升、fall 落下。这几个后面都不能直接跟东西。你要说到达某地，得说 arrive at 或者 arrive in，中间必须插个介词。</w:t>
-      </w:r>
-    </w:p>
-    <w:p>
-      <w:pPr>
-        <w:spacing w:after="160" w:line="380"/>
-        <w:ind w:firstLine="480"/>
-      </w:pPr>
-      <w:r>
-        <w:rPr>
-          <w:rFonts w:ascii="SimSun" w:cs="SimSun" w:eastAsia="SimSun" w:hAnsi="SimSun"/>
-          <w:sz w:val="24"/>
-          <w:szCs w:val="24"/>
-        </w:rPr>
-        <w:t xml:space="preserve">为什么要跟你说这个？因为它直接影响你判断。你看到一个动词后面跟着名词，先想一想这个动词及不及物。如果它是不及物的，那后面那个名词就绝不可能是宾语，它多半是靠介词连过去的，属于状语。</w:t>
+        <w:t xml:space="preserve">那常见的不及物动词有哪些？你先记几个：happen 发生、appear 出现、disappear 消失、arrive 到达、rise 上升、fall 落下。</w:t>
+      </w:r>
+    </w:p>
+    <w:p>
+      <w:pPr>
+        <w:spacing w:after="160" w:line="380"/>
+        <w:ind w:firstLine="480"/>
+      </w:pPr>
+      <w:r>
+        <w:rPr>
+          <w:rFonts w:ascii="SimSun" w:cs="SimSun" w:eastAsia="SimSun" w:hAnsi="SimSun"/>
+          <w:sz w:val="24"/>
+          <w:szCs w:val="24"/>
+        </w:rPr>
+        <w:t xml:space="preserve">这几个后面都不能直接跟东西。你要说到达某地，得说 arrive at 或者 arrive in，中间必须插个介词。</w:t>
+      </w:r>
+    </w:p>
+    <w:p>
+      <w:pPr>
+        <w:spacing w:after="160" w:line="380"/>
+        <w:ind w:firstLine="480"/>
+      </w:pPr>
+      <w:r>
+        <w:rPr>
+          <w:rFonts w:ascii="SimSun" w:cs="SimSun" w:eastAsia="SimSun" w:hAnsi="SimSun"/>
+          <w:sz w:val="24"/>
+          <w:szCs w:val="24"/>
+        </w:rPr>
+        <w:t xml:space="preserve">为什么要跟你说这个？因为它直接影响你判断。</w:t>
+      </w:r>
+    </w:p>
+    <w:p>
+      <w:pPr>
+        <w:spacing w:after="160" w:line="380"/>
+        <w:ind w:firstLine="480"/>
+      </w:pPr>
+      <w:r>
+        <w:rPr>
+          <w:rFonts w:ascii="SimSun" w:cs="SimSun" w:eastAsia="SimSun" w:hAnsi="SimSun"/>
+          <w:sz w:val="24"/>
+          <w:szCs w:val="24"/>
+        </w:rPr>
+        <w:t xml:space="preserve">你看到一个动词后面跟着名词，先想一想这个动词及不及物。</w:t>
+      </w:r>
+    </w:p>
+    <w:p>
+      <w:pPr>
+        <w:spacing w:after="160" w:line="380"/>
+        <w:ind w:firstLine="480"/>
+      </w:pPr>
+      <w:r>
+        <w:rPr>
+          <w:rFonts w:ascii="SimSun" w:cs="SimSun" w:eastAsia="SimSun" w:hAnsi="SimSun"/>
+          <w:sz w:val="24"/>
+          <w:szCs w:val="24"/>
+        </w:rPr>
+        <w:t xml:space="preserve">如果它是不及物的，那后面那个名词就绝不可能是宾语。你再看看，它多半是靠介词连过去的，属于状语。</w:t>
       </w:r>
     </w:p>
     <w:p>
@@ -1890,7 +2072,21 @@
           <w:sz w:val="24"/>
           <w:szCs w:val="24"/>
         </w:rPr>
-        <w:t xml:space="preserve">还有一种叫介词宾语。名字听着新，其实一回事：介词后面跟着的那个东西，也是宾语。He is good at swimming，at 是介词，后面这个 swimming 就是它的宾语。</w:t>
+        <w:t xml:space="preserve">还有一种叫介词宾语。名字听着新，其实还是那回事——介词后面跟着的那个东西，也是宾语。</w:t>
+      </w:r>
+    </w:p>
+    <w:p>
+      <w:pPr>
+        <w:spacing w:after="160" w:line="380"/>
+        <w:ind w:firstLine="480"/>
+      </w:pPr>
+      <w:r>
+        <w:rPr>
+          <w:rFonts w:ascii="SimSun" w:cs="SimSun" w:eastAsia="SimSun" w:hAnsi="SimSun"/>
+          <w:sz w:val="24"/>
+          <w:szCs w:val="24"/>
+        </w:rPr>
+        <w:t xml:space="preserve">你看 He is good at swimming，at 是介词，后面这个 swimming 就是它的宾语。</w:t>
       </w:r>
     </w:p>
     <w:p>
@@ -2534,21 +2730,63 @@
           <w:sz w:val="24"/>
           <w:szCs w:val="24"/>
         </w:rPr>
-        <w:t xml:space="preserve">这一类的动词你别挨个背，抓住那个味道就行——都是一个人支使另一个人去做事。要求、告诉、想让、允许、建议、鼓励、指望，ask、tell、want、allow、advise、encourage、expect，全是这个味儿。它们后面的不定式都带 to。</w:t>
-      </w:r>
-    </w:p>
-    <w:p>
-      <w:pPr>
-        <w:spacing w:after="160" w:line="380"/>
-        <w:ind w:firstLine="480"/>
-      </w:pPr>
-      <w:r>
-        <w:rPr>
-          <w:rFonts w:ascii="SimSun" w:cs="SimSun" w:eastAsia="SimSun" w:hAnsi="SimSun"/>
-          <w:sz w:val="24"/>
-          <w:szCs w:val="24"/>
-        </w:rPr>
-        <w:t xml:space="preserve">最后一种是分词作宾补，说的是宾语正在干什么、或者被怎么样了。I heard someone singing，有人在唱歌，这是现在分词，表示正在进行；I found the window broken，窗户被打破了，这是过去分词，表示被动。</w:t>
+        <w:t xml:space="preserve">这一类的动词你别挨个背，抓住那个味道就行——都是一个人支使另一个人去做事。</w:t>
+      </w:r>
+    </w:p>
+    <w:p>
+      <w:pPr>
+        <w:spacing w:after="160" w:line="380"/>
+        <w:ind w:firstLine="480"/>
+      </w:pPr>
+      <w:r>
+        <w:rPr>
+          <w:rFonts w:ascii="SimSun" w:cs="SimSun" w:eastAsia="SimSun" w:hAnsi="SimSun"/>
+          <w:sz w:val="24"/>
+          <w:szCs w:val="24"/>
+        </w:rPr>
+        <w:t xml:space="preserve">要求、告诉、想让、允许、建议、鼓励、指望，ask、tell、want、allow、advise、encourage、expect，全是这个味儿。</w:t>
+      </w:r>
+    </w:p>
+    <w:p>
+      <w:pPr>
+        <w:spacing w:after="160" w:line="380"/>
+        <w:ind w:firstLine="480"/>
+      </w:pPr>
+      <w:r>
+        <w:rPr>
+          <w:rFonts w:ascii="SimSun" w:cs="SimSun" w:eastAsia="SimSun" w:hAnsi="SimSun"/>
+          <w:sz w:val="24"/>
+          <w:szCs w:val="24"/>
+        </w:rPr>
+        <w:t xml:space="preserve">它们后面的不定式都带 to，这一点别漏。</w:t>
+      </w:r>
+    </w:p>
+    <w:p>
+      <w:pPr>
+        <w:spacing w:after="160" w:line="380"/>
+        <w:ind w:firstLine="480"/>
+      </w:pPr>
+      <w:r>
+        <w:rPr>
+          <w:rFonts w:ascii="SimSun" w:cs="SimSun" w:eastAsia="SimSun" w:hAnsi="SimSun"/>
+          <w:sz w:val="24"/>
+          <w:szCs w:val="24"/>
+        </w:rPr>
+        <w:t xml:space="preserve">最后一种是分词作宾补，说的是宾语正在干什么、或者被怎么样了。</w:t>
+      </w:r>
+    </w:p>
+    <w:p>
+      <w:pPr>
+        <w:spacing w:after="160" w:line="380"/>
+        <w:ind w:firstLine="480"/>
+      </w:pPr>
+      <w:r>
+        <w:rPr>
+          <w:rFonts w:ascii="SimSun" w:cs="SimSun" w:eastAsia="SimSun" w:hAnsi="SimSun"/>
+          <w:sz w:val="24"/>
+          <w:szCs w:val="24"/>
+        </w:rPr>
+        <w:t xml:space="preserve">你看这两句。I heard someone singing，有人在唱歌，这是现在分词，表示正在进行；I found the window broken，窗户被打破了，这是过去分词，表示被动。</w:t>
       </w:r>
     </w:p>
     <w:p>
@@ -2940,7 +3178,7 @@
           <w:sz w:val="24"/>
           <w:szCs w:val="24"/>
         </w:rPr>
-        <w:t xml:space="preserve">第二点没过。所以它不是宾补，是双宾语。Tom 是人宾，a book 是物宾，俩根本不是一回事。</w:t>
+        <w:t xml:space="preserve">第二点没过。所以它不是宾补，是双宾语。你看 Tom 是人宾，a book 是物宾，俩根本不是一回事。</w:t>
       </w:r>
     </w:p>
     <w:p>
@@ -3334,7 +3572,7 @@
           <w:sz w:val="24"/>
           <w:szCs w:val="24"/>
         </w:rPr>
-        <w:t xml:space="preserve">felt——feel 的过去式，不规则变化。它变了形，带的是一般过去时。既然时态由它定，那它就是这句话的谓语。</w:t>
+        <w:t xml:space="preserve">felt——feel 的过去式，不规则变化。你看它变了形，带的是一般过去时。既然时态由它定，那它就是这句话的谓语。</w:t>
       </w:r>
     </w:p>
     <w:p>
@@ -3714,7 +3952,35 @@
           <w:sz w:val="24"/>
           <w:szCs w:val="24"/>
         </w:rPr>
-        <w:t xml:space="preserve">第五句，也是今天最值钱的一句。双宾语和宾补怎么分？你拎出来中间加 be 动词，碰到代词先换成人名。造出来的句子，语法没错、意思也通，那是宾补；有一样不过关，那是双宾语。</w:t>
+        <w:t xml:space="preserve">第五句，也是今天最值钱的一句：双宾语和宾补怎么分？</w:t>
+      </w:r>
+    </w:p>
+    <w:p>
+      <w:pPr>
+        <w:spacing w:after="160" w:line="380"/>
+        <w:ind w:firstLine="480"/>
+      </w:pPr>
+      <w:r>
+        <w:rPr>
+          <w:rFonts w:ascii="SimSun" w:cs="SimSun" w:eastAsia="SimSun" w:hAnsi="SimSun"/>
+          <w:sz w:val="24"/>
+          <w:szCs w:val="24"/>
+        </w:rPr>
+        <w:t xml:space="preserve">你把那两样拎出来，中间加 be 动词，碰到代词先换成人名。</w:t>
+      </w:r>
+    </w:p>
+    <w:p>
+      <w:pPr>
+        <w:spacing w:after="160" w:line="380"/>
+        <w:ind w:firstLine="480"/>
+      </w:pPr>
+      <w:r>
+        <w:rPr>
+          <w:rFonts w:ascii="SimSun" w:cs="SimSun" w:eastAsia="SimSun" w:hAnsi="SimSun"/>
+          <w:sz w:val="24"/>
+          <w:szCs w:val="24"/>
+        </w:rPr>
+        <w:t xml:space="preserve">造出来的句子，语法没错、意思也通，那是宾补；有一样不过关，那是双宾语。</w:t>
       </w:r>
     </w:p>
     <w:p>
@@ -4040,7 +4306,7 @@
           <w:sz w:val="24"/>
           <w:szCs w:val="24"/>
         </w:rPr>
-        <w:t xml:space="preserve">go 除了去，还有一个身份——变化类系动词，变得。而且它一般是往坏了变，变酸、变坏、变糟糕，都用它。</w:t>
+        <w:t xml:space="preserve">go 除了去，还有一个身份——变化类系动词，变得。你留意一下，它一般是往坏了变，变酸、变坏、变糟糕，都用它。</w:t>
       </w:r>
     </w:p>
     <w:p>
@@ -4308,7 +4574,7 @@
           <w:sz w:val="24"/>
           <w:szCs w:val="24"/>
         </w:rPr>
-        <w:t xml:space="preserve">顺带说一句，这句话里 has become 是现在完成时，has 加过去分词。时态还是由它扛着，所以整个 has become 是谓语。</w:t>
+        <w:t xml:space="preserve">顺带说一句，你看这句话里 has become 是现在完成时，has 加过去分词。时态还是由它扛着，所以整个 has become 是谓语。</w:t>
       </w:r>
     </w:p>
     <w:p>
@@ -4819,7 +5085,7 @@
           <w:sz w:val="24"/>
           <w:szCs w:val="24"/>
         </w:rPr>
-        <w:t xml:space="preserve">先找整句的谓语。were surprised——were 是 be 的过去式，带的是一般过去时。时态由它定，所以这是主句的谓语。</w:t>
+        <w:t xml:space="preserve">先找整句的谓语。were surprised——你看 were，它是 be 的过去式，带的是一般过去时。时态由它定，所以这是主句的谓语。</w:t>
       </w:r>
     </w:p>
     <w:p>
@@ -4959,7 +5225,7 @@
           <w:sz w:val="24"/>
           <w:szCs w:val="24"/>
         </w:rPr>
-        <w:t xml:space="preserve">它在补充说明宾语，那它就是宾补；宾补说状态，那就用形容词。词形是最后一步的事。</w:t>
+        <w:t xml:space="preserve">它在补充说明宾语，那它就是宾补；宾补说状态，那就用形容词。你记住，词形是最后一步的事。</w:t>
       </w:r>
     </w:p>
     <w:p>

--- a/docs/Level1/高中英语语法切片-Level1-第03课-宾语表语宾语补足语.docx
+++ b/docs/Level1/高中英语语法切片-Level1-第03课-宾语表语宾语补足语.docx
@@ -57,7 +57,49 @@
           <w:sz w:val="24"/>
           <w:szCs w:val="24"/>
         </w:rPr>
-        <w:t xml:space="preserve">上课之前我先说个事。今天这节课的内容，是高考语法填空里最爱挖坑的一块。你要是这节听扎实了，后面一大片题都是白送的分。</w:t>
+        <w:t xml:space="preserve">上课之前我先说个事。今天这节课的内容，是高考语法填空里最爱挖坑的一块。</w:t>
+      </w:r>
+    </w:p>
+    <w:p>
+      <w:pPr>
+        <w:spacing w:after="160" w:line="380"/>
+        <w:ind w:firstLine="480"/>
+      </w:pPr>
+      <w:r>
+        <w:rPr>
+          <w:rFonts w:ascii="SimSun" w:cs="SimSun" w:eastAsia="SimSun" w:hAnsi="SimSun"/>
+          <w:sz w:val="24"/>
+          <w:szCs w:val="24"/>
+        </w:rPr>
+        <w:t xml:space="preserve">我说个具体的你就懂了。语法填空经常给你一个空，括号里放个词让你变形。可到底变名词、变形容词还是变副词？</w:t>
+      </w:r>
+    </w:p>
+    <w:p>
+      <w:pPr>
+        <w:spacing w:after="160" w:line="380"/>
+        <w:ind w:firstLine="480"/>
+      </w:pPr>
+      <w:r>
+        <w:rPr>
+          <w:rFonts w:ascii="SimSun" w:cs="SimSun" w:eastAsia="SimSun" w:hAnsi="SimSun"/>
+          <w:sz w:val="24"/>
+          <w:szCs w:val="24"/>
+        </w:rPr>
+        <w:t xml:space="preserve">答案不在那个词身上，在它站的位置上。它站在宾语的位置，就得是名词；站在表语的位置，多半是形容词。</w:t>
+      </w:r>
+    </w:p>
+    <w:p>
+      <w:pPr>
+        <w:spacing w:after="160" w:line="380"/>
+        <w:ind w:firstLine="480"/>
+      </w:pPr>
+      <w:r>
+        <w:rPr>
+          <w:rFonts w:ascii="SimSun" w:cs="SimSun" w:eastAsia="SimSun" w:hAnsi="SimSun"/>
+          <w:sz w:val="24"/>
+          <w:szCs w:val="24"/>
+        </w:rPr>
+        <w:t xml:space="preserve">所以今天讲的这三个位置，就是你判断变形方向的坐标。这节听扎实了，后面一大片题都是白送的分。</w:t>
       </w:r>
     </w:p>
     <w:p>
@@ -2058,7 +2100,21 @@
           <w:sz w:val="24"/>
           <w:szCs w:val="24"/>
         </w:rPr>
-        <w:t xml:space="preserve">一种是双宾语，就是刚才第四题那种，动词后面跟两个宾语，人在前物在后。下节课讲五大句型的时候会展开，今天你先知道有这么回事。</w:t>
+        <w:t xml:space="preserve">一种是双宾语，就是刚才第四题那种，动词后面跟两个宾语，人在前物在后。</w:t>
+      </w:r>
+    </w:p>
+    <w:p>
+      <w:pPr>
+        <w:spacing w:after="160" w:line="380"/>
+        <w:ind w:firstLine="480"/>
+      </w:pPr>
+      <w:r>
+        <w:rPr>
+          <w:rFonts w:ascii="SimSun" w:cs="SimSun" w:eastAsia="SimSun" w:hAnsi="SimSun"/>
+          <w:sz w:val="24"/>
+          <w:szCs w:val="24"/>
+        </w:rPr>
+        <w:t xml:space="preserve">它的完整用法下节课讲五大句型时才细抠。不过今天还得用到它——待会儿讲宾补的时候，我要拿双宾语跟它做对比，所以这个形状你先记牢。</w:t>
       </w:r>
     </w:p>
     <w:p>
@@ -4008,7 +4064,7 @@
           <w:sz w:val="24"/>
           <w:szCs w:val="24"/>
         </w:rPr>
-        <w:t xml:space="preserve">下节课我们讲定语、状语和同位语，把句子成分这一块讲完。</w:t>
+        <w:t xml:space="preserve">道理都讲完了，接下来就该你上手了。</w:t>
       </w:r>
     </w:p>
     <w:p>
@@ -5267,7 +5323,77 @@
           <w:sz w:val="24"/>
           <w:szCs w:val="24"/>
         </w:rPr>
-        <w:t xml:space="preserve">六道题做完了。最后三句话，你在考场上要练成条件反射的那种。</w:t>
+        <w:t xml:space="preserve">六道题做完了。</w:t>
+      </w:r>
+    </w:p>
+    <w:p>
+      <w:pPr>
+        <w:spacing w:after="160" w:line="380"/>
+        <w:ind w:firstLine="480"/>
+      </w:pPr>
+      <w:r>
+        <w:rPr>
+          <w:rFonts w:ascii="SimSun" w:cs="SimSun" w:eastAsia="SimSun" w:hAnsi="SimSun"/>
+          <w:sz w:val="24"/>
+          <w:szCs w:val="24"/>
+        </w:rPr>
+        <w:t xml:space="preserve">回头看看开场我说的那句话——今天这三个位置，就是你判断变形方向的坐标。现在你应该明白它什么意思了。</w:t>
+      </w:r>
+    </w:p>
+    <w:p>
+      <w:pPr>
+        <w:spacing w:after="160" w:line="380"/>
+        <w:ind w:firstLine="480"/>
+      </w:pPr>
+      <w:r>
+        <w:rPr>
+          <w:rFonts w:ascii="SimSun" w:cs="SimSun" w:eastAsia="SimSun" w:hAnsi="SimSun"/>
+          <w:sz w:val="24"/>
+          <w:szCs w:val="24"/>
+        </w:rPr>
+        <w:t xml:space="preserve">语法填空给你一个空、括号里放个词，你先别急着变形。</w:t>
+      </w:r>
+    </w:p>
+    <w:p>
+      <w:pPr>
+        <w:spacing w:after="160" w:line="380"/>
+        <w:ind w:firstLine="480"/>
+      </w:pPr>
+      <w:r>
+        <w:rPr>
+          <w:rFonts w:ascii="SimSun" w:cs="SimSun" w:eastAsia="SimSun" w:hAnsi="SimSun"/>
+          <w:sz w:val="24"/>
+          <w:szCs w:val="24"/>
+        </w:rPr>
+        <w:t xml:space="preserve">先问它站在哪个位置。宾语位置，就往名词上变；表语和宾补位置，就往形容词上变。</w:t>
+      </w:r>
+    </w:p>
+    <w:p>
+      <w:pPr>
+        <w:spacing w:after="160" w:line="380"/>
+        <w:ind w:firstLine="480"/>
+      </w:pPr>
+      <w:r>
+        <w:rPr>
+          <w:rFonts w:ascii="SimSun" w:cs="SimSun" w:eastAsia="SimSun" w:hAnsi="SimSun"/>
+          <w:sz w:val="24"/>
+          <w:szCs w:val="24"/>
+        </w:rPr>
+        <w:t xml:space="preserve">位置定了，方向就定了。</w:t>
+      </w:r>
+    </w:p>
+    <w:p>
+      <w:pPr>
+        <w:spacing w:after="160" w:line="380"/>
+        <w:ind w:firstLine="480"/>
+      </w:pPr>
+      <w:r>
+        <w:rPr>
+          <w:rFonts w:ascii="SimSun" w:cs="SimSun" w:eastAsia="SimSun" w:hAnsi="SimSun"/>
+          <w:sz w:val="24"/>
+          <w:szCs w:val="24"/>
+        </w:rPr>
+        <w:t xml:space="preserve">最后三句话，你在考场上要练成条件反射的那种。</w:t>
       </w:r>
     </w:p>
     <w:p>
@@ -5337,7 +5463,63 @@
           <w:sz w:val="24"/>
           <w:szCs w:val="24"/>
         </w:rPr>
-        <w:t xml:space="preserve">下节课我们讲定语、状语和同位语，把句子成分这块收个尾。下节课见。</w:t>
+        <w:t xml:space="preserve">开场我跟你说过，今天这节是高考最爱挖坑的一块。</w:t>
+      </w:r>
+    </w:p>
+    <w:p>
+      <w:pPr>
+        <w:spacing w:after="160" w:line="380"/>
+        <w:ind w:firstLine="480"/>
+      </w:pPr>
+      <w:r>
+        <w:rPr>
+          <w:rFonts w:ascii="SimSun" w:cs="SimSun" w:eastAsia="SimSun" w:hAnsi="SimSun"/>
+          <w:sz w:val="24"/>
+          <w:szCs w:val="24"/>
+        </w:rPr>
+        <w:t xml:space="preserve">现在你自己回头看看今天这十四道题——是不是全是同一套办法在反复用？</w:t>
+      </w:r>
+    </w:p>
+    <w:p>
+      <w:pPr>
+        <w:spacing w:after="160" w:line="380"/>
+        <w:ind w:firstLine="480"/>
+      </w:pPr>
+      <w:r>
+        <w:rPr>
+          <w:rFonts w:ascii="SimSun" w:cs="SimSun" w:eastAsia="SimSun" w:hAnsi="SimSun"/>
+          <w:sz w:val="24"/>
+          <w:szCs w:val="24"/>
+        </w:rPr>
+        <w:t xml:space="preserve">这就是白送的意思。不是题简单，是你手里有尺子了。</w:t>
+      </w:r>
+    </w:p>
+    <w:p>
+      <w:pPr>
+        <w:spacing w:after="160" w:line="380"/>
+        <w:ind w:firstLine="480"/>
+      </w:pPr>
+      <w:r>
+        <w:rPr>
+          <w:rFonts w:ascii="SimSun" w:cs="SimSun" w:eastAsia="SimSun" w:hAnsi="SimSun"/>
+          <w:sz w:val="24"/>
+          <w:szCs w:val="24"/>
+        </w:rPr>
+        <w:t xml:space="preserve">今天我们把谓语后面那一块拆完了。可句子里还有一大堆挂件没讲——那些修饰用的成分。</w:t>
+      </w:r>
+    </w:p>
+    <w:p>
+      <w:pPr>
+        <w:spacing w:after="160" w:line="380"/>
+        <w:ind w:firstLine="480"/>
+      </w:pPr>
+      <w:r>
+        <w:rPr>
+          <w:rFonts w:ascii="SimSun" w:cs="SimSun" w:eastAsia="SimSun" w:hAnsi="SimSun"/>
+          <w:sz w:val="24"/>
+          <w:szCs w:val="24"/>
+        </w:rPr>
+        <w:t xml:space="preserve">下节课我们就讲它们：定语、状语和同位语，把句子成分这块收个尾。下节课见。</w:t>
       </w:r>
     </w:p>
     <w:sectPr>

--- a/docs/Level1/高中英语语法切片-Level1-第03课-宾语表语宾语补足语.docx
+++ b/docs/Level1/高中英语语法切片-Level1-第03课-宾语表语宾语补足语.docx
@@ -1736,21 +1736,329 @@
           <w:sz w:val="24"/>
           <w:szCs w:val="24"/>
         </w:rPr>
-        <w:t xml:space="preserve">宾语是什么？一句话——宾语就是动作的承受者。</w:t>
-      </w:r>
-    </w:p>
-    <w:p>
-      <w:pPr>
-        <w:spacing w:after="160" w:line="380"/>
-        <w:ind w:firstLine="480"/>
-      </w:pPr>
-      <w:r>
-        <w:rPr>
-          <w:rFonts w:ascii="SimSun" w:cs="SimSun" w:eastAsia="SimSun" w:hAnsi="SimSun"/>
-          <w:sz w:val="24"/>
-          <w:szCs w:val="24"/>
-        </w:rPr>
-        <w:t xml:space="preserve">主语是发出动作的那个，宾语是接受动作的那个。I broke the cup，我打破了杯子。谁动的手？我。什么被打破了？杯子。所以 I 是主语，the cup 是宾语。就这么简单。</w:t>
+        <w:t xml:space="preserve">不过我先不给你背定义。我们从一个更根本的问题说起，你听完自己就能把宾语推出来。</w:t>
+      </w:r>
+    </w:p>
+    <w:p>
+      <w:pPr>
+        <w:spacing w:after="160" w:line="380"/>
+        <w:ind w:firstLine="480"/>
+      </w:pPr>
+      <w:r>
+        <w:rPr>
+          <w:rFonts w:ascii="SimSun" w:cs="SimSun" w:eastAsia="SimSun" w:hAnsi="SimSun"/>
+          <w:sz w:val="24"/>
+          <w:szCs w:val="24"/>
+        </w:rPr>
+        <w:t xml:space="preserve">这个问题是：动作，其实分两种。</w:t>
+      </w:r>
+    </w:p>
+    <w:p>
+      <w:pPr>
+        <w:spacing w:after="160" w:line="380"/>
+        <w:ind w:firstLine="480"/>
+      </w:pPr>
+      <w:r>
+        <w:rPr>
+          <w:rFonts w:ascii="SimSun" w:cs="SimSun" w:eastAsia="SimSun" w:hAnsi="SimSun"/>
+          <w:sz w:val="24"/>
+          <w:szCs w:val="24"/>
+        </w:rPr>
+        <w:t xml:space="preserve">第一种，你自己一个人就能搞定。</w:t>
+      </w:r>
+    </w:p>
+    <w:p>
+      <w:pPr>
+        <w:spacing w:after="160" w:line="380"/>
+        <w:ind w:firstLine="480"/>
+      </w:pPr>
+      <w:r>
+        <w:rPr>
+          <w:rFonts w:ascii="SimSun" w:cs="SimSun" w:eastAsia="SimSun" w:hAnsi="SimSun"/>
+          <w:sz w:val="24"/>
+          <w:szCs w:val="24"/>
+        </w:rPr>
+        <w:t xml:space="preserve">比如跑步。我站起来跑步，我需要别的什么东西配合吗？不需要。我一个人跑，这个动作就完成了。</w:t>
+      </w:r>
+    </w:p>
+    <w:p>
+      <w:pPr>
+        <w:spacing w:after="160" w:line="380"/>
+        <w:ind w:firstLine="480"/>
+      </w:pPr>
+      <w:r>
+        <w:rPr>
+          <w:rFonts w:ascii="SimSun" w:cs="SimSun" w:eastAsia="SimSun" w:hAnsi="SimSun"/>
+          <w:sz w:val="24"/>
+          <w:szCs w:val="24"/>
+        </w:rPr>
+        <w:t xml:space="preserve">游泳也一样。我下水一游，动作就成立了，不用再找谁帮忙。</w:t>
+      </w:r>
+    </w:p>
+    <w:p>
+      <w:pPr>
+        <w:spacing w:after="160" w:line="380"/>
+        <w:ind w:firstLine="480"/>
+      </w:pPr>
+      <w:r>
+        <w:rPr>
+          <w:rFonts w:ascii="SimSun" w:cs="SimSun" w:eastAsia="SimSun" w:hAnsi="SimSun"/>
+          <w:sz w:val="24"/>
+          <w:szCs w:val="24"/>
+        </w:rPr>
+        <w:t xml:space="preserve">这种自己一个人就能搞定的动作，后面不需要跟东西。这样的动词，我们叫它不及物动词。</w:t>
+      </w:r>
+    </w:p>
+    <w:p>
+      <w:pPr>
+        <w:spacing w:after="160" w:line="380"/>
+        <w:ind w:firstLine="480"/>
+      </w:pPr>
+      <w:r>
+        <w:rPr>
+          <w:rFonts w:ascii="SimSun" w:cs="SimSun" w:eastAsia="SimSun" w:hAnsi="SimSun"/>
+          <w:sz w:val="24"/>
+          <w:szCs w:val="24"/>
+        </w:rPr>
+        <w:t xml:space="preserve">第二种，你自己一个人搞不定，必须得有个对象。</w:t>
+      </w:r>
+    </w:p>
+    <w:p>
+      <w:pPr>
+        <w:spacing w:after="160" w:line="380"/>
+        <w:ind w:firstLine="480"/>
+      </w:pPr>
+      <w:r>
+        <w:rPr>
+          <w:rFonts w:ascii="SimSun" w:cs="SimSun" w:eastAsia="SimSun" w:hAnsi="SimSun"/>
+          <w:sz w:val="24"/>
+          <w:szCs w:val="24"/>
+        </w:rPr>
+        <w:t xml:space="preserve">比如玩。我说「我玩」，你听着是不是觉得话没说完？玩什么啊？</w:t>
+      </w:r>
+    </w:p>
+    <w:p>
+      <w:pPr>
+        <w:spacing w:after="160" w:line="380"/>
+        <w:ind w:firstLine="480"/>
+      </w:pPr>
+      <w:r>
+        <w:rPr>
+          <w:rFonts w:ascii="SimSun" w:cs="SimSun" w:eastAsia="SimSun" w:hAnsi="SimSun"/>
+          <w:sz w:val="24"/>
+          <w:szCs w:val="24"/>
+        </w:rPr>
+        <w:t xml:space="preserve">我玩手机。你想想，要是根本没有手机这个东西，我这个「玩」的动作能完成吗？完不成。</w:t>
+      </w:r>
+    </w:p>
+    <w:p>
+      <w:pPr>
+        <w:spacing w:after="160" w:line="380"/>
+        <w:ind w:firstLine="480"/>
+      </w:pPr>
+      <w:r>
+        <w:rPr>
+          <w:rFonts w:ascii="SimSun" w:cs="SimSun" w:eastAsia="SimSun" w:hAnsi="SimSun"/>
+          <w:sz w:val="24"/>
+          <w:szCs w:val="24"/>
+        </w:rPr>
+        <w:t xml:space="preserve">我再给你举个更清楚的。箭射中苹果。</w:t>
+      </w:r>
+    </w:p>
+    <w:p>
+      <w:pPr>
+        <w:spacing w:after="160" w:line="380"/>
+        <w:ind w:firstLine="480"/>
+      </w:pPr>
+      <w:r>
+        <w:rPr>
+          <w:rFonts w:ascii="SimSun" w:cs="SimSun" w:eastAsia="SimSun" w:hAnsi="SimSun"/>
+          <w:sz w:val="24"/>
+          <w:szCs w:val="24"/>
+        </w:rPr>
+        <w:t xml:space="preserve">你现在把苹果拿走试试。箭还是射出去了，可它射中了什么？</w:t>
+      </w:r>
+    </w:p>
+    <w:p>
+      <w:pPr>
+        <w:spacing w:after="160" w:line="380"/>
+        <w:ind w:firstLine="480"/>
+      </w:pPr>
+      <w:r>
+        <w:rPr>
+          <w:rFonts w:ascii="SimSun" w:cs="SimSun" w:eastAsia="SimSun" w:hAnsi="SimSun"/>
+          <w:sz w:val="24"/>
+          <w:szCs w:val="24"/>
+        </w:rPr>
+        <w:t xml:space="preserve">什么都没射中，它就是在射空气。「射中」这个动作根本没发生。</w:t>
+      </w:r>
+    </w:p>
+    <w:p>
+      <w:pPr>
+        <w:spacing w:after="160" w:line="380"/>
+        <w:ind w:firstLine="480"/>
+      </w:pPr>
+      <w:r>
+        <w:rPr>
+          <w:rFonts w:ascii="SimSun" w:cs="SimSun" w:eastAsia="SimSun" w:hAnsi="SimSun"/>
+          <w:sz w:val="24"/>
+          <w:szCs w:val="24"/>
+        </w:rPr>
+        <w:t xml:space="preserve">所以箭要想完成「射中」这个动作，前面必须得有个苹果杵在那儿。</w:t>
+      </w:r>
+    </w:p>
+    <w:p>
+      <w:pPr>
+        <w:spacing w:after="160" w:line="380"/>
+        <w:ind w:firstLine="480"/>
+      </w:pPr>
+      <w:r>
+        <w:rPr>
+          <w:rFonts w:ascii="SimSun" w:cs="SimSun" w:eastAsia="SimSun" w:hAnsi="SimSun"/>
+          <w:sz w:val="24"/>
+          <w:szCs w:val="24"/>
+        </w:rPr>
+        <w:t xml:space="preserve">再来一个，你肯定有画面感。乔丹在球场上撞到一个人。</w:t>
+      </w:r>
+    </w:p>
+    <w:p>
+      <w:pPr>
+        <w:spacing w:after="160" w:line="380"/>
+        <w:ind w:firstLine="480"/>
+      </w:pPr>
+      <w:r>
+        <w:rPr>
+          <w:rFonts w:ascii="SimSun" w:cs="SimSun" w:eastAsia="SimSun" w:hAnsi="SimSun"/>
+          <w:sz w:val="24"/>
+          <w:szCs w:val="24"/>
+        </w:rPr>
+        <w:t xml:space="preserve">那要是球场上空无一人呢？他能完成「撞到人」这个动作吗？</w:t>
+      </w:r>
+    </w:p>
+    <w:p>
+      <w:pPr>
+        <w:spacing w:after="160" w:line="380"/>
+        <w:ind w:firstLine="480"/>
+      </w:pPr>
+      <w:r>
+        <w:rPr>
+          <w:rFonts w:ascii="SimSun" w:cs="SimSun" w:eastAsia="SimSun" w:hAnsi="SimSun"/>
+          <w:sz w:val="24"/>
+          <w:szCs w:val="24"/>
+        </w:rPr>
+        <w:t xml:space="preserve">完不成。他撞谁去？</w:t>
+      </w:r>
+    </w:p>
+    <w:p>
+      <w:pPr>
+        <w:spacing w:after="160" w:line="380"/>
+        <w:ind w:firstLine="480"/>
+      </w:pPr>
+      <w:r>
+        <w:rPr>
+          <w:rFonts w:ascii="SimSun" w:cs="SimSun" w:eastAsia="SimSun" w:hAnsi="SimSun"/>
+          <w:sz w:val="24"/>
+          <w:szCs w:val="24"/>
+        </w:rPr>
+        <w:t xml:space="preserve">你看出来了吧——这一类动作，光有主语是完不成的。</w:t>
+      </w:r>
+    </w:p>
+    <w:p>
+      <w:pPr>
+        <w:spacing w:after="160" w:line="380"/>
+        <w:ind w:firstLine="480"/>
+      </w:pPr>
+      <w:r>
+        <w:rPr>
+          <w:rFonts w:ascii="SimSun" w:cs="SimSun" w:eastAsia="SimSun" w:hAnsi="SimSun"/>
+          <w:sz w:val="24"/>
+          <w:szCs w:val="24"/>
+        </w:rPr>
+        <w:t xml:space="preserve">主语必须找到一个对象，跟这个对象凑一块儿，动作才算成立。</w:t>
+      </w:r>
+    </w:p>
+    <w:p>
+      <w:pPr>
+        <w:spacing w:after="160" w:line="380"/>
+        <w:ind w:firstLine="480"/>
+      </w:pPr>
+      <w:r>
+        <w:rPr>
+          <w:rFonts w:ascii="SimSun" w:cs="SimSun" w:eastAsia="SimSun" w:hAnsi="SimSun"/>
+          <w:sz w:val="24"/>
+          <w:szCs w:val="24"/>
+        </w:rPr>
+        <w:t xml:space="preserve">这种非得跟个对象的动词，就叫及物动词。</w:t>
+      </w:r>
+    </w:p>
+    <w:p>
+      <w:pPr>
+        <w:spacing w:after="160" w:line="380"/>
+        <w:ind w:firstLine="480"/>
+      </w:pPr>
+      <w:r>
+        <w:rPr>
+          <w:rFonts w:ascii="SimSun" w:cs="SimSun" w:eastAsia="SimSun" w:hAnsi="SimSun"/>
+          <w:sz w:val="24"/>
+          <w:szCs w:val="24"/>
+        </w:rPr>
+        <w:t xml:space="preserve">那问题来了：这个帮着主语一起把动作完成的对象，叫什么？</w:t>
+      </w:r>
+    </w:p>
+    <w:p>
+      <w:pPr>
+        <w:spacing w:after="160" w:line="380"/>
+        <w:ind w:firstLine="480"/>
+      </w:pPr>
+      <w:r>
+        <w:rPr>
+          <w:rFonts w:ascii="SimSun" w:cs="SimSun" w:eastAsia="SimSun" w:hAnsi="SimSun"/>
+          <w:sz w:val="24"/>
+          <w:szCs w:val="24"/>
+        </w:rPr>
+        <w:t xml:space="preserve">它就是宾语。</w:t>
+      </w:r>
+    </w:p>
+    <w:p>
+      <w:pPr>
+        <w:spacing w:after="160" w:line="380"/>
+        <w:ind w:firstLine="480"/>
+      </w:pPr>
+      <w:r>
+        <w:rPr>
+          <w:rFonts w:ascii="SimSun" w:cs="SimSun" w:eastAsia="SimSun" w:hAnsi="SimSun"/>
+          <w:sz w:val="24"/>
+          <w:szCs w:val="24"/>
+        </w:rPr>
+        <w:t xml:space="preserve">所以宾语的本质，你现在应该看得很清楚了。</w:t>
+      </w:r>
+    </w:p>
+    <w:p>
+      <w:pPr>
+        <w:spacing w:after="160" w:line="380"/>
+        <w:ind w:firstLine="480"/>
+      </w:pPr>
+      <w:r>
+        <w:rPr>
+          <w:rFonts w:ascii="SimSun" w:cs="SimSun" w:eastAsia="SimSun" w:hAnsi="SimSun"/>
+          <w:sz w:val="24"/>
+          <w:szCs w:val="24"/>
+        </w:rPr>
+        <w:t xml:space="preserve">主语是主动发出动作的那一个，宾语是被动承受这个动作的那一个。俩人配合，动作才完成。</w:t>
+      </w:r>
+    </w:p>
+    <w:p>
+      <w:pPr>
+        <w:spacing w:after="160" w:line="380"/>
+        <w:ind w:firstLine="480"/>
+      </w:pPr>
+      <w:r>
+        <w:rPr>
+          <w:rFonts w:ascii="SimSun" w:cs="SimSun" w:eastAsia="SimSun" w:hAnsi="SimSun"/>
+          <w:sz w:val="24"/>
+          <w:szCs w:val="24"/>
+        </w:rPr>
+        <w:t xml:space="preserve">I broke the cup。我主动去打破，杯子被动挨这一下。缺了杯子，「打破」这个动作就没着落。</w:t>
       </w:r>
     </w:p>
     <w:p>
@@ -1834,7 +2142,7 @@
           <w:sz w:val="24"/>
           <w:szCs w:val="24"/>
         </w:rPr>
-        <w:t xml:space="preserve">所以 I enjoy swimming 对，I enjoy swim 错。这不是哪条语法规定死的，是因为宾语那个位置只收名字，而 swim 不是名字。</w:t>
+        <w:t xml:space="preserve">所以 I enjoy swimming 对，I enjoy swim 错。这不是哪条语法硬规定的啊，是因为宾语那个位置只收名字，而 swim 不是名字。</w:t>
       </w:r>
     </w:p>
     <w:p>
@@ -1862,77 +2170,7 @@
           <w:sz w:val="24"/>
           <w:szCs w:val="24"/>
         </w:rPr>
-        <w:t xml:space="preserve">讲宾语，必须带出一个东西，叫及物动词和不及物动词。这个概念高中特别重要，可很多同学到高三还是糊的。</w:t>
-      </w:r>
-    </w:p>
-    <w:p>
-      <w:pPr>
-        <w:spacing w:after="160" w:line="380"/>
-        <w:ind w:firstLine="480"/>
-      </w:pPr>
-      <w:r>
-        <w:rPr>
-          <w:rFonts w:ascii="SimSun" w:cs="SimSun" w:eastAsia="SimSun" w:hAnsi="SimSun"/>
-          <w:sz w:val="24"/>
-          <w:szCs w:val="24"/>
-        </w:rPr>
-        <w:t xml:space="preserve">其实道理不难。有些动作，它必须落到一个东西上，话才完整。</w:t>
-      </w:r>
-    </w:p>
-    <w:p>
-      <w:pPr>
-        <w:spacing w:after="160" w:line="380"/>
-        <w:ind w:firstLine="480"/>
-      </w:pPr>
-      <w:r>
-        <w:rPr>
-          <w:rFonts w:ascii="SimSun" w:cs="SimSun" w:eastAsia="SimSun" w:hAnsi="SimSun"/>
-          <w:sz w:val="24"/>
-          <w:szCs w:val="24"/>
-        </w:rPr>
-        <w:t xml:space="preserve">比如 break，打破。你只说我打破，别人一定追问一句：你打破什么了？</w:t>
-      </w:r>
-    </w:p>
-    <w:p>
-      <w:pPr>
-        <w:spacing w:after="160" w:line="380"/>
-        <w:ind w:firstLine="480"/>
-      </w:pPr>
-      <w:r>
-        <w:rPr>
-          <w:rFonts w:ascii="SimSun" w:cs="SimSun" w:eastAsia="SimSun" w:hAnsi="SimSun"/>
-          <w:sz w:val="24"/>
-          <w:szCs w:val="24"/>
-        </w:rPr>
-        <w:t xml:space="preserve">这种后面非得跟宾语的动词，就叫及物动词。</w:t>
-      </w:r>
-    </w:p>
-    <w:p>
-      <w:pPr>
-        <w:spacing w:after="160" w:line="380"/>
-        <w:ind w:firstLine="480"/>
-      </w:pPr>
-      <w:r>
-        <w:rPr>
-          <w:rFonts w:ascii="SimSun" w:cs="SimSun" w:eastAsia="SimSun" w:hAnsi="SimSun"/>
-          <w:sz w:val="24"/>
-          <w:szCs w:val="24"/>
-        </w:rPr>
-        <w:t xml:space="preserve">可另一些动作不是这样，它自己就完整了。比如 arrive，到达。你说 He arrived，他到了。完整吗？完整。缺东西吗？不缺。这种后面不跟宾语的，就叫不及物动词。</w:t>
-      </w:r>
-    </w:p>
-    <w:p>
-      <w:pPr>
-        <w:spacing w:after="160" w:line="380"/>
-        <w:ind w:firstLine="480"/>
-      </w:pPr>
-      <w:r>
-        <w:rPr>
-          <w:rFonts w:ascii="SimSun" w:cs="SimSun" w:eastAsia="SimSun" w:hAnsi="SimSun"/>
-          <w:sz w:val="24"/>
-          <w:szCs w:val="24"/>
-        </w:rPr>
-        <w:t xml:space="preserve">你可能觉得这个及物不及物很难分。其实特别简单，我教你一招，用中文试一遍就行。</w:t>
+        <w:t xml:space="preserve">那考试的时候，怎么快速判断一个动词及不及物？我教你一招，用中文试一遍就行。</w:t>
       </w:r>
     </w:p>
     <w:p>

--- a/docs/Level1/高中英语语法切片-Level1-第03课-宾语表语宾语补足语.docx
+++ b/docs/Level1/高中英语语法切片-Level1-第03课-宾语表语宾语补足语.docx
@@ -325,7 +325,21 @@
           <w:sz w:val="24"/>
           <w:szCs w:val="24"/>
         </w:rPr>
-        <w:t xml:space="preserve">你扫一眼——finished。这是 finish 的过去式。</w:t>
+        <w:t xml:space="preserve">你扫一眼——finished。</w:t>
+      </w:r>
+    </w:p>
+    <w:p>
+      <w:pPr>
+        <w:spacing w:after="160" w:line="380"/>
+        <w:ind w:firstLine="480"/>
+      </w:pPr>
+      <w:r>
+        <w:rPr>
+          <w:rFonts w:ascii="SimSun" w:cs="SimSun" w:eastAsia="SimSun" w:hAnsi="SimSun"/>
+          <w:sz w:val="24"/>
+          <w:szCs w:val="24"/>
+        </w:rPr>
+        <w:t xml:space="preserve">看见了吧。这是 finish 的过去式。</w:t>
       </w:r>
     </w:p>
     <w:p>
@@ -409,7 +423,21 @@
           <w:sz w:val="24"/>
           <w:szCs w:val="24"/>
         </w:rPr>
-        <w:t xml:space="preserve">所以我们说 finished 带着时态，带的是一般过去时。</w:t>
+        <w:t xml:space="preserve">所以我们说 finished 带着时态。</w:t>
+      </w:r>
+    </w:p>
+    <w:p>
+      <w:pPr>
+        <w:spacing w:after="160" w:line="380"/>
+        <w:ind w:firstLine="480"/>
+      </w:pPr>
+      <w:r>
+        <w:rPr>
+          <w:rFonts w:ascii="SimSun" w:cs="SimSun" w:eastAsia="SimSun" w:hAnsi="SimSun"/>
+          <w:sz w:val="24"/>
+          <w:szCs w:val="24"/>
+        </w:rPr>
+        <w:t xml:space="preserve">带的是一般过去时。</w:t>
       </w:r>
     </w:p>
     <w:p>
@@ -451,7 +479,21 @@
           <w:sz w:val="24"/>
           <w:szCs w:val="24"/>
         </w:rPr>
-        <w:t xml:space="preserve">回到这道题。finished 带着一般过去时，它就是这句话的谓语，跑不了。</w:t>
+        <w:t xml:space="preserve">回到这道题。</w:t>
+      </w:r>
+    </w:p>
+    <w:p>
+      <w:pPr>
+        <w:spacing w:after="160" w:line="380"/>
+        <w:ind w:firstLine="480"/>
+      </w:pPr>
+      <w:r>
+        <w:rPr>
+          <w:rFonts w:ascii="SimSun" w:cs="SimSun" w:eastAsia="SimSun" w:hAnsi="SimSun"/>
+          <w:sz w:val="24"/>
+          <w:szCs w:val="24"/>
+        </w:rPr>
+        <w:t xml:space="preserve">finished 带着一般过去时，它就是这句话的谓语，跑不了。</w:t>
       </w:r>
     </w:p>
     <w:p>
@@ -493,7 +535,21 @@
           <w:sz w:val="24"/>
           <w:szCs w:val="24"/>
         </w:rPr>
-        <w:t xml:space="preserve">你别去背概念，就问自己一句大白话：完成，完成什么？完成作业。</w:t>
+        <w:t xml:space="preserve">你别去背概念。就问自己一句大白话：完成，完成什么？</w:t>
+      </w:r>
+    </w:p>
+    <w:p>
+      <w:pPr>
+        <w:spacing w:after="160" w:line="380"/>
+        <w:ind w:firstLine="480"/>
+      </w:pPr>
+      <w:r>
+        <w:rPr>
+          <w:rFonts w:ascii="SimSun" w:cs="SimSun" w:eastAsia="SimSun" w:hAnsi="SimSun"/>
+          <w:sz w:val="24"/>
+          <w:szCs w:val="24"/>
+        </w:rPr>
+        <w:t xml:space="preserve">完成作业。</w:t>
       </w:r>
     </w:p>
     <w:p>
@@ -549,7 +605,21 @@
           <w:sz w:val="24"/>
           <w:szCs w:val="24"/>
         </w:rPr>
-        <w:t xml:space="preserve">修饰动词是谁的活儿？副词的。所以它是状语，跟宾语一毛钱关系没有。</w:t>
+        <w:t xml:space="preserve">修饰动词是谁的活儿？副词的。</w:t>
+      </w:r>
+    </w:p>
+    <w:p>
+      <w:pPr>
+        <w:spacing w:after="160" w:line="380"/>
+        <w:ind w:firstLine="480"/>
+      </w:pPr>
+      <w:r>
+        <w:rPr>
+          <w:rFonts w:ascii="SimSun" w:cs="SimSun" w:eastAsia="SimSun" w:hAnsi="SimSun"/>
+          <w:sz w:val="24"/>
+          <w:szCs w:val="24"/>
+        </w:rPr>
+        <w:t xml:space="preserve">所以它是状语，跟宾语一毛钱关系没有。</w:t>
       </w:r>
     </w:p>
     <w:p>
@@ -1015,21 +1085,63 @@
           <w:sz w:val="24"/>
           <w:szCs w:val="24"/>
         </w:rPr>
-        <w:t xml:space="preserve">对了，这里再送你一个验证的办法，特别好用。你要是拿不准一个动词是不是系动词，就把它换成 be 动词 is，然后念一遍。</w:t>
-      </w:r>
-    </w:p>
-    <w:p>
-      <w:pPr>
-        <w:spacing w:after="160" w:line="380"/>
-        <w:ind w:firstLine="480"/>
-      </w:pPr>
-      <w:r>
-        <w:rPr>
-          <w:rFonts w:ascii="SimSun" w:cs="SimSun" w:eastAsia="SimSun" w:hAnsi="SimSun"/>
-          <w:sz w:val="24"/>
-          <w:szCs w:val="24"/>
-        </w:rPr>
-        <w:t xml:space="preserve">我们试试。The soup in this small restaurant is good。换完之后，句子结构完整吗？完整。意思有毛病吗？没有，汤很好喝，说得通。</w:t>
+        <w:t xml:space="preserve">对了，这里再送你一个验证的办法，特别好用。</w:t>
+      </w:r>
+    </w:p>
+    <w:p>
+      <w:pPr>
+        <w:spacing w:after="160" w:line="380"/>
+        <w:ind w:firstLine="480"/>
+      </w:pPr>
+      <w:r>
+        <w:rPr>
+          <w:rFonts w:ascii="SimSun" w:cs="SimSun" w:eastAsia="SimSun" w:hAnsi="SimSun"/>
+          <w:sz w:val="24"/>
+          <w:szCs w:val="24"/>
+        </w:rPr>
+        <w:t xml:space="preserve">你要是拿不准一个动词是不是系动词，就把它换成 be 动词 is，然后念一遍。</w:t>
+      </w:r>
+    </w:p>
+    <w:p>
+      <w:pPr>
+        <w:spacing w:after="160" w:line="380"/>
+        <w:ind w:firstLine="480"/>
+      </w:pPr>
+      <w:r>
+        <w:rPr>
+          <w:rFonts w:ascii="SimSun" w:cs="SimSun" w:eastAsia="SimSun" w:hAnsi="SimSun"/>
+          <w:sz w:val="24"/>
+          <w:szCs w:val="24"/>
+        </w:rPr>
+        <w:t xml:space="preserve">我们试试。</w:t>
+      </w:r>
+    </w:p>
+    <w:p>
+      <w:pPr>
+        <w:spacing w:after="160" w:line="380"/>
+        <w:ind w:firstLine="480"/>
+      </w:pPr>
+      <w:r>
+        <w:rPr>
+          <w:rFonts w:ascii="SimSun" w:cs="SimSun" w:eastAsia="SimSun" w:hAnsi="SimSun"/>
+          <w:sz w:val="24"/>
+          <w:szCs w:val="24"/>
+        </w:rPr>
+        <w:t xml:space="preserve">The soup in this small restaurant is good。换完之后，句子结构完整吗？完整。</w:t>
+      </w:r>
+    </w:p>
+    <w:p>
+      <w:pPr>
+        <w:spacing w:after="160" w:line="380"/>
+        <w:ind w:firstLine="480"/>
+      </w:pPr>
+      <w:r>
+        <w:rPr>
+          <w:rFonts w:ascii="SimSun" w:cs="SimSun" w:eastAsia="SimSun" w:hAnsi="SimSun"/>
+          <w:sz w:val="24"/>
+          <w:szCs w:val="24"/>
+        </w:rPr>
+        <w:t xml:space="preserve">意思有毛病吗？没有，汤很好喝，说得通。</w:t>
       </w:r>
     </w:p>
     <w:p>
@@ -2044,6 +2156,20 @@
           <w:sz w:val="24"/>
           <w:szCs w:val="24"/>
         </w:rPr>
+        <w:t xml:space="preserve">我给你说死了。</w:t>
+      </w:r>
+    </w:p>
+    <w:p>
+      <w:pPr>
+        <w:spacing w:after="160" w:line="380"/>
+        <w:ind w:firstLine="480"/>
+      </w:pPr>
+      <w:r>
+        <w:rPr>
+          <w:rFonts w:ascii="SimSun" w:cs="SimSun" w:eastAsia="SimSun" w:hAnsi="SimSun"/>
+          <w:sz w:val="24"/>
+          <w:szCs w:val="24"/>
+        </w:rPr>
         <w:t xml:space="preserve">主语是主动发出动作的那一个，宾语是被动承受这个动作的那一个。俩人配合，动作才完成。</w:t>
       </w:r>
     </w:p>
@@ -2072,7 +2198,21 @@
           <w:sz w:val="24"/>
           <w:szCs w:val="24"/>
         </w:rPr>
-        <w:t xml:space="preserve">再说一遍，宾语只能是名词性成分。</w:t>
+        <w:t xml:space="preserve">再说一遍。</w:t>
+      </w:r>
+    </w:p>
+    <w:p>
+      <w:pPr>
+        <w:spacing w:after="160" w:line="380"/>
+        <w:ind w:firstLine="480"/>
+      </w:pPr>
+      <w:r>
+        <w:rPr>
+          <w:rFonts w:ascii="SimSun" w:cs="SimSun" w:eastAsia="SimSun" w:hAnsi="SimSun"/>
+          <w:sz w:val="24"/>
+          <w:szCs w:val="24"/>
+        </w:rPr>
+        <w:t xml:space="preserve">宾语只能是名词性成分。</w:t>
       </w:r>
     </w:p>
     <w:p>
@@ -2114,7 +2254,21 @@
           <w:sz w:val="24"/>
           <w:szCs w:val="24"/>
         </w:rPr>
-        <w:t xml:space="preserve">那 swim 呢？swim 是「游」这个动作本身，它不是个名字。</w:t>
+        <w:t xml:space="preserve">那 swim 呢？</w:t>
+      </w:r>
+    </w:p>
+    <w:p>
+      <w:pPr>
+        <w:spacing w:after="160" w:line="380"/>
+        <w:ind w:firstLine="480"/>
+      </w:pPr>
+      <w:r>
+        <w:rPr>
+          <w:rFonts w:ascii="SimSun" w:cs="SimSun" w:eastAsia="SimSun" w:hAnsi="SimSun"/>
+          <w:sz w:val="24"/>
+          <w:szCs w:val="24"/>
+        </w:rPr>
+        <w:t xml:space="preserve">swim 是「游」这个动作本身。它不是个名字。</w:t>
       </w:r>
     </w:p>
     <w:p>
@@ -2156,7 +2310,35 @@
           <w:sz w:val="24"/>
           <w:szCs w:val="24"/>
         </w:rPr>
-        <w:t xml:space="preserve">反过来，形容词能当名字吗？不能。beautiful 是「美的」，你没法说我喜欢美的什么什么，它得先变成 beauty，美，才成名字。这就是为什么形容词不能当宾语。</w:t>
+        <w:t xml:space="preserve">反过来，形容词能当名字吗？</w:t>
+      </w:r>
+    </w:p>
+    <w:p>
+      <w:pPr>
+        <w:spacing w:after="160" w:line="380"/>
+        <w:ind w:firstLine="480"/>
+      </w:pPr>
+      <w:r>
+        <w:rPr>
+          <w:rFonts w:ascii="SimSun" w:cs="SimSun" w:eastAsia="SimSun" w:hAnsi="SimSun"/>
+          <w:sz w:val="24"/>
+          <w:szCs w:val="24"/>
+        </w:rPr>
+        <w:t xml:space="preserve">不能。beautiful 是「美的」，你没法说我喜欢美的什么什么。</w:t>
+      </w:r>
+    </w:p>
+    <w:p>
+      <w:pPr>
+        <w:spacing w:after="160" w:line="380"/>
+        <w:ind w:firstLine="480"/>
+      </w:pPr>
+      <w:r>
+        <w:rPr>
+          <w:rFonts w:ascii="SimSun" w:cs="SimSun" w:eastAsia="SimSun" w:hAnsi="SimSun"/>
+          <w:sz w:val="24"/>
+          <w:szCs w:val="24"/>
+        </w:rPr>
+        <w:t xml:space="preserve">它得先变成 beauty，美，才成名字。这就是为什么形容词不能当宾语。</w:t>
       </w:r>
     </w:p>
     <w:p>
@@ -2226,7 +2408,21 @@
           <w:sz w:val="24"/>
           <w:szCs w:val="24"/>
         </w:rPr>
-        <w:t xml:space="preserve">我发生了——这话根本说不通对吧，所以 happen 也是不及物的。</w:t>
+        <w:t xml:space="preserve">我发生了——这话根本说不通对吧。</w:t>
+      </w:r>
+    </w:p>
+    <w:p>
+      <w:pPr>
+        <w:spacing w:after="160" w:line="380"/>
+        <w:ind w:firstLine="480"/>
+      </w:pPr>
+      <w:r>
+        <w:rPr>
+          <w:rFonts w:ascii="SimSun" w:cs="SimSun" w:eastAsia="SimSun" w:hAnsi="SimSun"/>
+          <w:sz w:val="24"/>
+          <w:szCs w:val="24"/>
+        </w:rPr>
+        <w:t xml:space="preserve">所以 happen 也是不及物的。</w:t>
       </w:r>
     </w:p>
     <w:p>
@@ -3486,6 +3682,20 @@
           <w:sz w:val="24"/>
           <w:szCs w:val="24"/>
         </w:rPr>
+        <w:t xml:space="preserve">停一下。</w:t>
+      </w:r>
+    </w:p>
+    <w:p>
+      <w:pPr>
+        <w:spacing w:after="160" w:line="380"/>
+        <w:ind w:firstLine="480"/>
+      </w:pPr>
+      <w:r>
+        <w:rPr>
+          <w:rFonts w:ascii="SimSun" w:cs="SimSun" w:eastAsia="SimSun" w:hAnsi="SimSun"/>
+          <w:sz w:val="24"/>
+          <w:szCs w:val="24"/>
+        </w:rPr>
         <w:t xml:space="preserve">同学们，刚才这个对比，我希望你记一辈子。</w:t>
       </w:r>
     </w:p>
@@ -3528,7 +3738,21 @@
           <w:sz w:val="24"/>
           <w:szCs w:val="24"/>
         </w:rPr>
-        <w:t xml:space="preserve">来，我们再多试几个，把手感练出来。这几个你先自己在心里过一遍，我再说。</w:t>
+        <w:t xml:space="preserve">来，我们再多试几个，把手感练出来。</w:t>
+      </w:r>
+    </w:p>
+    <w:p>
+      <w:pPr>
+        <w:spacing w:after="160" w:line="380"/>
+        <w:ind w:firstLine="480"/>
+      </w:pPr>
+      <w:r>
+        <w:rPr>
+          <w:rFonts w:ascii="SimSun" w:cs="SimSun" w:eastAsia="SimSun" w:hAnsi="SimSun"/>
+          <w:sz w:val="24"/>
+          <w:szCs w:val="24"/>
+        </w:rPr>
+        <w:t xml:space="preserve">这几个你先自己在心里过一遍，我再说。</w:t>
       </w:r>
     </w:p>
     <w:p>
@@ -3584,7 +3808,21 @@
           <w:sz w:val="24"/>
           <w:szCs w:val="24"/>
         </w:rPr>
-        <w:t xml:space="preserve">好，反过来，再看两个双宾语的。</w:t>
+        <w:t xml:space="preserve">好。</w:t>
+      </w:r>
+    </w:p>
+    <w:p>
+      <w:pPr>
+        <w:spacing w:after="160" w:line="380"/>
+        <w:ind w:firstLine="480"/>
+      </w:pPr>
+      <w:r>
+        <w:rPr>
+          <w:rFonts w:ascii="SimSun" w:cs="SimSun" w:eastAsia="SimSun" w:hAnsi="SimSun"/>
+          <w:sz w:val="24"/>
+          <w:szCs w:val="24"/>
+        </w:rPr>
+        <w:t xml:space="preserve">反过来，再看两个双宾语的。</w:t>
       </w:r>
     </w:p>
     <w:p>
@@ -3626,7 +3864,21 @@
           <w:sz w:val="24"/>
           <w:szCs w:val="24"/>
         </w:rPr>
-        <w:t xml:space="preserve">现在我问你一个问题：你有没有发现什么规律？</w:t>
+        <w:t xml:space="preserve">现在我问你一个问题。</w:t>
+      </w:r>
+    </w:p>
+    <w:p>
+      <w:pPr>
+        <w:spacing w:after="160" w:line="380"/>
+        <w:ind w:firstLine="480"/>
+      </w:pPr>
+      <w:r>
+        <w:rPr>
+          <w:rFonts w:ascii="SimSun" w:cs="SimSun" w:eastAsia="SimSun" w:hAnsi="SimSun"/>
+          <w:sz w:val="24"/>
+          <w:szCs w:val="24"/>
+        </w:rPr>
+        <w:t xml:space="preserve">你有没有发现什么规律？</w:t>
       </w:r>
     </w:p>
     <w:p>
@@ -3964,7 +4216,35 @@
           <w:sz w:val="24"/>
           <w:szCs w:val="24"/>
         </w:rPr>
-        <w:t xml:space="preserve">不放心的话你用刚才那招验一下。把 felt 换成 was，The little girl was frightened。结构完整，意思也没变，还是她感到害怕。那就确认了，felt 在这儿就是系动词。</w:t>
+        <w:t xml:space="preserve">不放心的话，你用刚才那招验一下。</w:t>
+      </w:r>
+    </w:p>
+    <w:p>
+      <w:pPr>
+        <w:spacing w:after="160" w:line="380"/>
+        <w:ind w:firstLine="480"/>
+      </w:pPr>
+      <w:r>
+        <w:rPr>
+          <w:rFonts w:ascii="SimSun" w:cs="SimSun" w:eastAsia="SimSun" w:hAnsi="SimSun"/>
+          <w:sz w:val="24"/>
+          <w:szCs w:val="24"/>
+        </w:rPr>
+        <w:t xml:space="preserve">把 felt 换成 was——The little girl was frightened。结构完整，意思也没变，还是她感到害怕。</w:t>
+      </w:r>
+    </w:p>
+    <w:p>
+      <w:pPr>
+        <w:spacing w:after="160" w:line="380"/>
+        <w:ind w:firstLine="480"/>
+      </w:pPr>
+      <w:r>
+        <w:rPr>
+          <w:rFonts w:ascii="SimSun" w:cs="SimSun" w:eastAsia="SimSun" w:hAnsi="SimSun"/>
+          <w:sz w:val="24"/>
+          <w:szCs w:val="24"/>
+        </w:rPr>
+        <w:t xml:space="preserve">换完之后结构没塌、意思没变，那就确认了——felt 在这儿就是系动词。</w:t>
       </w:r>
     </w:p>
     <w:p>
@@ -4036,7 +4316,21 @@
           <w:sz w:val="24"/>
           <w:szCs w:val="24"/>
         </w:rPr>
-        <w:t xml:space="preserve">两句话形状完全一样，动词后面都跟两样东西。刚学的办法，用起来。</w:t>
+        <w:t xml:space="preserve">两句话形状完全一样，动词后面都跟两样东西。</w:t>
+      </w:r>
+    </w:p>
+    <w:p>
+      <w:pPr>
+        <w:spacing w:after="160" w:line="380"/>
+        <w:ind w:firstLine="480"/>
+      </w:pPr>
+      <w:r>
+        <w:rPr>
+          <w:rFonts w:ascii="SimSun" w:cs="SimSun" w:eastAsia="SimSun" w:hAnsi="SimSun"/>
+          <w:sz w:val="24"/>
+          <w:szCs w:val="24"/>
+        </w:rPr>
+        <w:t xml:space="preserve">刚学的办法，用起来。</w:t>
       </w:r>
     </w:p>
     <w:p>
@@ -4064,7 +4358,35 @@
           <w:sz w:val="24"/>
           <w:szCs w:val="24"/>
         </w:rPr>
-        <w:t xml:space="preserve">语法有错吗？没有。意思通吗？露西是一件生日礼物？一个人怎么会是一件礼物。不通。</w:t>
+        <w:t xml:space="preserve">语法有错吗？没有。</w:t>
+      </w:r>
+    </w:p>
+    <w:p>
+      <w:pPr>
+        <w:spacing w:after="160" w:line="380"/>
+        <w:ind w:firstLine="480"/>
+      </w:pPr>
+      <w:r>
+        <w:rPr>
+          <w:rFonts w:ascii="SimSun" w:cs="SimSun" w:eastAsia="SimSun" w:hAnsi="SimSun"/>
+          <w:sz w:val="24"/>
+          <w:szCs w:val="24"/>
+        </w:rPr>
+        <w:t xml:space="preserve">意思通吗？露西是一件生日礼物？一个人怎么会是一件礼物。</w:t>
+      </w:r>
+    </w:p>
+    <w:p>
+      <w:pPr>
+        <w:spacing w:after="160" w:line="380"/>
+        <w:ind w:firstLine="480"/>
+      </w:pPr>
+      <w:r>
+        <w:rPr>
+          <w:rFonts w:ascii="SimSun" w:cs="SimSun" w:eastAsia="SimSun" w:hAnsi="SimSun"/>
+          <w:sz w:val="24"/>
+          <w:szCs w:val="24"/>
+        </w:rPr>
+        <w:t xml:space="preserve">不通。</w:t>
       </w:r>
     </w:p>
     <w:p>
@@ -4106,7 +4428,21 @@
           <w:sz w:val="24"/>
           <w:szCs w:val="24"/>
         </w:rPr>
-        <w:t xml:space="preserve">语法有错吗？没有。意思通吗？露西是个有才华的歌手，通得很。</w:t>
+        <w:t xml:space="preserve">语法有错吗？没有。</w:t>
+      </w:r>
+    </w:p>
+    <w:p>
+      <w:pPr>
+        <w:spacing w:after="160" w:line="380"/>
+        <w:ind w:firstLine="480"/>
+      </w:pPr>
+      <w:r>
+        <w:rPr>
+          <w:rFonts w:ascii="SimSun" w:cs="SimSun" w:eastAsia="SimSun" w:hAnsi="SimSun"/>
+          <w:sz w:val="24"/>
+          <w:szCs w:val="24"/>
+        </w:rPr>
+        <w:t xml:space="preserve">意思通吗？露西是个有才华的歌手，通得很。</w:t>
       </w:r>
     </w:p>
     <w:p>

--- a/docs/Level1/高中英语语法切片-Level1-第03课-宾语表语宾语补足语.docx
+++ b/docs/Level1/高中英语语法切片-Level1-第03课-宾语表语宾语补足语.docx
@@ -2310,48 +2310,6 @@
           <w:sz w:val="24"/>
           <w:szCs w:val="24"/>
         </w:rPr>
-        <w:t xml:space="preserve">反过来，形容词能当名字吗？</w:t>
-      </w:r>
-    </w:p>
-    <w:p>
-      <w:pPr>
-        <w:spacing w:after="160" w:line="380"/>
-        <w:ind w:firstLine="480"/>
-      </w:pPr>
-      <w:r>
-        <w:rPr>
-          <w:rFonts w:ascii="SimSun" w:cs="SimSun" w:eastAsia="SimSun" w:hAnsi="SimSun"/>
-          <w:sz w:val="24"/>
-          <w:szCs w:val="24"/>
-        </w:rPr>
-        <w:t xml:space="preserve">不能。beautiful 是「美的」，你没法说我喜欢美的什么什么。</w:t>
-      </w:r>
-    </w:p>
-    <w:p>
-      <w:pPr>
-        <w:spacing w:after="160" w:line="380"/>
-        <w:ind w:firstLine="480"/>
-      </w:pPr>
-      <w:r>
-        <w:rPr>
-          <w:rFonts w:ascii="SimSun" w:cs="SimSun" w:eastAsia="SimSun" w:hAnsi="SimSun"/>
-          <w:sz w:val="24"/>
-          <w:szCs w:val="24"/>
-        </w:rPr>
-        <w:t xml:space="preserve">它得先变成 beauty，美，才成名字。这就是为什么形容词不能当宾语。</w:t>
-      </w:r>
-    </w:p>
-    <w:p>
-      <w:pPr>
-        <w:spacing w:after="160" w:line="380"/>
-        <w:ind w:firstLine="480"/>
-      </w:pPr>
-      <w:r>
-        <w:rPr>
-          <w:rFonts w:ascii="SimSun" w:cs="SimSun" w:eastAsia="SimSun" w:hAnsi="SimSun"/>
-          <w:sz w:val="24"/>
-          <w:szCs w:val="24"/>
-        </w:rPr>
         <w:t xml:space="preserve">那考试的时候，怎么快速判断一个动词及不及物？我教你一招，用中文试一遍就行。</w:t>
       </w:r>
     </w:p>
@@ -2408,34 +2366,6 @@
           <w:sz w:val="24"/>
           <w:szCs w:val="24"/>
         </w:rPr>
-        <w:t xml:space="preserve">我发生了——这话根本说不通对吧。</w:t>
-      </w:r>
-    </w:p>
-    <w:p>
-      <w:pPr>
-        <w:spacing w:after="160" w:line="380"/>
-        <w:ind w:firstLine="480"/>
-      </w:pPr>
-      <w:r>
-        <w:rPr>
-          <w:rFonts w:ascii="SimSun" w:cs="SimSun" w:eastAsia="SimSun" w:hAnsi="SimSun"/>
-          <w:sz w:val="24"/>
-          <w:szCs w:val="24"/>
-        </w:rPr>
-        <w:t xml:space="preserve">所以 happen 也是不及物的。</w:t>
-      </w:r>
-    </w:p>
-    <w:p>
-      <w:pPr>
-        <w:spacing w:after="160" w:line="380"/>
-        <w:ind w:firstLine="480"/>
-      </w:pPr>
-      <w:r>
-        <w:rPr>
-          <w:rFonts w:ascii="SimSun" w:cs="SimSun" w:eastAsia="SimSun" w:hAnsi="SimSun"/>
-          <w:sz w:val="24"/>
-          <w:szCs w:val="24"/>
-        </w:rPr>
         <w:t xml:space="preserve">中文和英文在这一点上，感觉是完全一样的。你不用背，用中文一试就知道。</w:t>
       </w:r>
     </w:p>
@@ -2590,34 +2520,6 @@
           <w:sz w:val="24"/>
           <w:szCs w:val="24"/>
         </w:rPr>
-        <w:t xml:space="preserve">这一下就把一个老问题解释通了。你以前是不是死记过一条——介词后面只能跟动名词，不能跟动词原形？</w:t>
-      </w:r>
-    </w:p>
-    <w:p>
-      <w:pPr>
-        <w:spacing w:after="160" w:line="380"/>
-        <w:ind w:firstLine="480"/>
-      </w:pPr>
-      <w:r>
-        <w:rPr>
-          <w:rFonts w:ascii="SimSun" w:cs="SimSun" w:eastAsia="SimSun" w:hAnsi="SimSun"/>
-          <w:sz w:val="24"/>
-          <w:szCs w:val="24"/>
-        </w:rPr>
-        <w:t xml:space="preserve">现在你知道为什么了吧。那儿是个宾语位置，宾语位置只认名字。动词原形不是名字，它进不去。</w:t>
-      </w:r>
-    </w:p>
-    <w:p>
-      <w:pPr>
-        <w:spacing w:after="160" w:line="380"/>
-        <w:ind w:firstLine="480"/>
-      </w:pPr>
-      <w:r>
-        <w:rPr>
-          <w:rFonts w:ascii="SimSun" w:cs="SimSun" w:eastAsia="SimSun" w:hAnsi="SimSun"/>
-          <w:sz w:val="24"/>
-          <w:szCs w:val="24"/>
-        </w:rPr>
         <w:t xml:space="preserve">说完宾语，我们说表语。</w:t>
       </w:r>
     </w:p>
@@ -3794,20 +3696,6 @@
           <w:sz w:val="24"/>
           <w:szCs w:val="24"/>
         </w:rPr>
-        <w:t xml:space="preserve">I found the window broken。拎出来，The window is broken，窗户是破的。两点都过，broken 是宾补。</w:t>
-      </w:r>
-    </w:p>
-    <w:p>
-      <w:pPr>
-        <w:spacing w:after="160" w:line="380"/>
-        <w:ind w:firstLine="480"/>
-      </w:pPr>
-      <w:r>
-        <w:rPr>
-          <w:rFonts w:ascii="SimSun" w:cs="SimSun" w:eastAsia="SimSun" w:hAnsi="SimSun"/>
-          <w:sz w:val="24"/>
-          <w:szCs w:val="24"/>
-        </w:rPr>
         <w:t xml:space="preserve">好。</w:t>
       </w:r>
     </w:p>
@@ -3837,20 +3725,6 @@
           <w:szCs w:val="24"/>
         </w:rPr>
         <w:t xml:space="preserve">Her mother bought Lucy a new watch。拎出来，Lucy is a new watch，露西是一块新手表？语法没错，意思荒唐。双宾语。</w:t>
-      </w:r>
-    </w:p>
-    <w:p>
-      <w:pPr>
-        <w:spacing w:after="160" w:line="380"/>
-        <w:ind w:firstLine="480"/>
-      </w:pPr>
-      <w:r>
-        <w:rPr>
-          <w:rFonts w:ascii="SimSun" w:cs="SimSun" w:eastAsia="SimSun" w:hAnsi="SimSun"/>
-          <w:sz w:val="24"/>
-          <w:szCs w:val="24"/>
-        </w:rPr>
-        <w:t xml:space="preserve">The teacher told the children a story。拎出来，The children are a story，孩子们是一个故事？同样，语法挑不出毛病，就是讲不通。双宾语。</w:t>
       </w:r>
     </w:p>
     <w:p>
@@ -4414,49 +4288,7 @@
           <w:sz w:val="24"/>
           <w:szCs w:val="24"/>
         </w:rPr>
-        <w:t xml:space="preserve">第二句，同样拎出来，变成 Lucy is a talented singer。</w:t>
-      </w:r>
-    </w:p>
-    <w:p>
-      <w:pPr>
-        <w:spacing w:after="160" w:line="380"/>
-        <w:ind w:firstLine="480"/>
-      </w:pPr>
-      <w:r>
-        <w:rPr>
-          <w:rFonts w:ascii="SimSun" w:cs="SimSun" w:eastAsia="SimSun" w:hAnsi="SimSun"/>
-          <w:sz w:val="24"/>
-          <w:szCs w:val="24"/>
-        </w:rPr>
-        <w:t xml:space="preserve">语法有错吗？没有。</w:t>
-      </w:r>
-    </w:p>
-    <w:p>
-      <w:pPr>
-        <w:spacing w:after="160" w:line="380"/>
-        <w:ind w:firstLine="480"/>
-      </w:pPr>
-      <w:r>
-        <w:rPr>
-          <w:rFonts w:ascii="SimSun" w:cs="SimSun" w:eastAsia="SimSun" w:hAnsi="SimSun"/>
-          <w:sz w:val="24"/>
-          <w:szCs w:val="24"/>
-        </w:rPr>
-        <w:t xml:space="preserve">意思通吗？露西是个有才华的歌手，通得很。</w:t>
-      </w:r>
-    </w:p>
-    <w:p>
-      <w:pPr>
-        <w:spacing w:after="160" w:line="380"/>
-        <w:ind w:firstLine="480"/>
-      </w:pPr>
-      <w:r>
-        <w:rPr>
-          <w:rFonts w:ascii="SimSun" w:cs="SimSun" w:eastAsia="SimSun" w:hAnsi="SimSun"/>
-          <w:sz w:val="24"/>
-          <w:szCs w:val="24"/>
-        </w:rPr>
-        <w:t xml:space="preserve">两点全过，所以 a talented singer 是宾语补足语，它说明的就是前面那个 Lucy。</w:t>
+        <w:t xml:space="preserve">第二句同样拎出来，变成 Lucy is a talented singer。语法没错，意思也通——两点全过，所以 a talented singer 是宾语补足语。</w:t>
       </w:r>
     </w:p>
     <w:p>
@@ -5190,34 +5022,6 @@
           <w:sz w:val="24"/>
           <w:szCs w:val="24"/>
         </w:rPr>
-        <w:t xml:space="preserve">不放心？再换个 is 试试。My elder brother is a good doctor。结构完整，意思也没变。确认。</w:t>
-      </w:r>
-    </w:p>
-    <w:p>
-      <w:pPr>
-        <w:spacing w:after="160" w:line="380"/>
-        <w:ind w:firstLine="480"/>
-      </w:pPr>
-      <w:r>
-        <w:rPr>
-          <w:rFonts w:ascii="SimSun" w:cs="SimSun" w:eastAsia="SimSun" w:hAnsi="SimSun"/>
-          <w:sz w:val="24"/>
-          <w:szCs w:val="24"/>
-        </w:rPr>
-        <w:t xml:space="preserve">顺带说一句，你看这句话里 has become 是现在完成时，has 加过去分词。时态还是由它扛着，所以整个 has become 是谓语。</w:t>
-      </w:r>
-    </w:p>
-    <w:p>
-      <w:pPr>
-        <w:spacing w:after="160" w:line="380"/>
-        <w:ind w:firstLine="480"/>
-      </w:pPr>
-      <w:r>
-        <w:rPr>
-          <w:rFonts w:ascii="SimSun" w:cs="SimSun" w:eastAsia="SimSun" w:hAnsi="SimSun"/>
-          <w:sz w:val="24"/>
-          <w:szCs w:val="24"/>
-        </w:rPr>
         <w:t xml:space="preserve">最后你再看一个对比，看完这辈子都不会混。</w:t>
       </w:r>
     </w:p>
@@ -5813,49 +5617,21 @@
           <w:sz w:val="24"/>
           <w:szCs w:val="24"/>
         </w:rPr>
-        <w:t xml:space="preserve">这儿我得多说一句，说给那些一看见 find 就开始想变形的同学听。</w:t>
-      </w:r>
-    </w:p>
-    <w:p>
-      <w:pPr>
-        <w:spacing w:after="160" w:line="380"/>
-        <w:ind w:firstLine="480"/>
-      </w:pPr>
-      <w:r>
-        <w:rPr>
-          <w:rFonts w:ascii="SimSun" w:cs="SimSun" w:eastAsia="SimSun" w:hAnsi="SimSun"/>
-          <w:sz w:val="24"/>
-          <w:szCs w:val="24"/>
-        </w:rPr>
-        <w:t xml:space="preserve">我知道你脑子里在转 ing 还是 ed，转半天。停。顺序反了。</w:t>
-      </w:r>
-    </w:p>
-    <w:p>
-      <w:pPr>
-        <w:spacing w:after="160" w:line="380"/>
-        <w:ind w:firstLine="480"/>
-      </w:pPr>
-      <w:r>
-        <w:rPr>
-          <w:rFonts w:ascii="SimSun" w:cs="SimSun" w:eastAsia="SimSun" w:hAnsi="SimSun"/>
-          <w:sz w:val="24"/>
-          <w:szCs w:val="24"/>
-        </w:rPr>
-        <w:t xml:space="preserve">你先别管词形。先问一句：这个空在句子里干什么活？</w:t>
-      </w:r>
-    </w:p>
-    <w:p>
-      <w:pPr>
-        <w:spacing w:after="160" w:line="380"/>
-        <w:ind w:firstLine="480"/>
-      </w:pPr>
-      <w:r>
-        <w:rPr>
-          <w:rFonts w:ascii="SimSun" w:cs="SimSun" w:eastAsia="SimSun" w:hAnsi="SimSun"/>
-          <w:sz w:val="24"/>
-          <w:szCs w:val="24"/>
-        </w:rPr>
-        <w:t xml:space="preserve">它在补充说明宾语，那它就是宾补；宾补说状态，那就用形容词。你记住，词形是最后一步的事。</w:t>
+        <w:t xml:space="preserve">我提醒一句：很多同学一看见 find 就开始转 ing 还是 ed。顺序反了。</w:t>
+      </w:r>
+    </w:p>
+    <w:p>
+      <w:pPr>
+        <w:spacing w:after="160" w:line="380"/>
+        <w:ind w:firstLine="480"/>
+      </w:pPr>
+      <w:r>
+        <w:rPr>
+          <w:rFonts w:ascii="SimSun" w:cs="SimSun" w:eastAsia="SimSun" w:hAnsi="SimSun"/>
+          <w:sz w:val="24"/>
+          <w:szCs w:val="24"/>
+        </w:rPr>
+        <w:t xml:space="preserve">你先问这个空干什么活——它在补充说明宾语，那就是宾补；宾补说状态，就用形容词。词形是最后一步的事。</w:t>
       </w:r>
     </w:p>
     <w:p>

--- a/docs/Level1/高中英语语法切片-Level1-第03课-宾语表语宾语补足语.docx
+++ b/docs/Level1/高中英语语法切片-Level1-第03课-宾语表语宾语补足语.docx
@@ -297,7 +297,21 @@
           <w:sz w:val="24"/>
           <w:szCs w:val="24"/>
         </w:rPr>
-        <w:t xml:space="preserve">这句话不长，你先自己找一遍，别急着听我说。</w:t>
+        <w:t xml:space="preserve">这句话不长。你先暂停，自己把宾语圈出来，写在纸上。</w:t>
+      </w:r>
+    </w:p>
+    <w:p>
+      <w:pPr>
+        <w:spacing w:after="160" w:line="380"/>
+        <w:ind w:firstLine="480"/>
+      </w:pPr>
+      <w:r>
+        <w:rPr>
+          <w:rFonts w:ascii="SimSun" w:cs="SimSun" w:eastAsia="SimSun" w:hAnsi="SimSun"/>
+          <w:sz w:val="24"/>
+          <w:szCs w:val="24"/>
+        </w:rPr>
+        <w:t xml:space="preserve">圈好了吗？好，我们一起找一遍。</w:t>
       </w:r>
     </w:p>
     <w:p>
@@ -691,7 +705,21 @@
           <w:sz w:val="24"/>
           <w:szCs w:val="24"/>
         </w:rPr>
-        <w:t xml:space="preserve">老规矩，第一步先找谓语。</w:t>
+        <w:t xml:space="preserve">这道题你先写，写完再听我讲。</w:t>
+      </w:r>
+    </w:p>
+    <w:p>
+      <w:pPr>
+        <w:spacing w:after="160" w:line="380"/>
+        <w:ind w:firstLine="480"/>
+      </w:pPr>
+      <w:r>
+        <w:rPr>
+          <w:rFonts w:ascii="SimSun" w:cs="SimSun" w:eastAsia="SimSun" w:hAnsi="SimSun"/>
+          <w:sz w:val="24"/>
+          <w:szCs w:val="24"/>
+        </w:rPr>
+        <w:t xml:space="preserve">写好了？老规矩，第一步先找谓语。</w:t>
       </w:r>
     </w:p>
     <w:p>
@@ -917,7 +945,21 @@
           <w:sz w:val="24"/>
           <w:szCs w:val="24"/>
         </w:rPr>
-        <w:t xml:space="preserve">我们先来定位一下这个空的位置。它在 tastes 后面。</w:t>
+        <w:t xml:space="preserve">这道题你先写，别急着往下听。</w:t>
+      </w:r>
+    </w:p>
+    <w:p>
+      <w:pPr>
+        <w:spacing w:after="160" w:line="380"/>
+        <w:ind w:firstLine="480"/>
+      </w:pPr>
+      <w:r>
+        <w:rPr>
+          <w:rFonts w:ascii="SimSun" w:cs="SimSun" w:eastAsia="SimSun" w:hAnsi="SimSun"/>
+          <w:sz w:val="24"/>
+          <w:szCs w:val="24"/>
+        </w:rPr>
+        <w:t xml:space="preserve">写完了吗？我们先来定位一下这个空的位置。它在 tastes 后面。</w:t>
       </w:r>
     </w:p>
     <w:p>
@@ -1213,7 +1255,21 @@
           <w:sz w:val="24"/>
           <w:szCs w:val="24"/>
         </w:rPr>
-        <w:t xml:space="preserve">这道题你先自己圈一圈，两样东西各是什么。圈完再听我讲。</w:t>
+        <w:t xml:space="preserve">这道题你先暂停，自己圈一圈，两样东西各是什么。</w:t>
+      </w:r>
+    </w:p>
+    <w:p>
+      <w:pPr>
+        <w:spacing w:after="160" w:line="380"/>
+        <w:ind w:firstLine="480"/>
+      </w:pPr>
+      <w:r>
+        <w:rPr>
+          <w:rFonts w:ascii="SimSun" w:cs="SimSun" w:eastAsia="SimSun" w:hAnsi="SimSun"/>
+          <w:sz w:val="24"/>
+          <w:szCs w:val="24"/>
+        </w:rPr>
+        <w:t xml:space="preserve">圈完了吗？我们一起看。</w:t>
       </w:r>
     </w:p>
     <w:p>
@@ -1481,7 +1537,21 @@
           <w:sz w:val="24"/>
           <w:szCs w:val="24"/>
         </w:rPr>
-        <w:t xml:space="preserve">做这道题之前，我们还是先找谓语。</w:t>
+        <w:t xml:space="preserve">先自己写一个答案，写完我们再对。</w:t>
+      </w:r>
+    </w:p>
+    <w:p>
+      <w:pPr>
+        <w:spacing w:after="160" w:line="380"/>
+        <w:ind w:firstLine="480"/>
+      </w:pPr>
+      <w:r>
+        <w:rPr>
+          <w:rFonts w:ascii="SimSun" w:cs="SimSun" w:eastAsia="SimSun" w:hAnsi="SimSun"/>
+          <w:sz w:val="24"/>
+          <w:szCs w:val="24"/>
+        </w:rPr>
+        <w:t xml:space="preserve">好，做这道题之前，我们还是先找谓语。</w:t>
       </w:r>
     </w:p>
     <w:p>
@@ -1722,7 +1792,21 @@
           <w:sz w:val="24"/>
           <w:szCs w:val="24"/>
         </w:rPr>
-        <w:t xml:space="preserve">三个选项里的 happy 长得一模一样，怎么分？看它前面那个位置。</w:t>
+        <w:t xml:space="preserve">这是道选择题，你先自己圈一个。</w:t>
+      </w:r>
+    </w:p>
+    <w:p>
+      <w:pPr>
+        <w:spacing w:after="160" w:line="380"/>
+        <w:ind w:firstLine="480"/>
+      </w:pPr>
+      <w:r>
+        <w:rPr>
+          <w:rFonts w:ascii="SimSun" w:cs="SimSun" w:eastAsia="SimSun" w:hAnsi="SimSun"/>
+          <w:sz w:val="24"/>
+          <w:szCs w:val="24"/>
+        </w:rPr>
+        <w:t xml:space="preserve">圈好了吗？三个选项里的 happy 长得一模一样，怎么分？看它前面那个位置。</w:t>
       </w:r>
     </w:p>
     <w:p>
@@ -4542,7 +4626,21 @@
           <w:sz w:val="24"/>
           <w:szCs w:val="24"/>
         </w:rPr>
-        <w:t xml:space="preserve">这道题的坎儿在 keeps 上，你自己看出来了吗？</w:t>
+        <w:t xml:space="preserve">这道题你先写，写完再听。</w:t>
+      </w:r>
+    </w:p>
+    <w:p>
+      <w:pPr>
+        <w:spacing w:after="160" w:line="380"/>
+        <w:ind w:firstLine="480"/>
+      </w:pPr>
+      <w:r>
+        <w:rPr>
+          <w:rFonts w:ascii="SimSun" w:cs="SimSun" w:eastAsia="SimSun" w:hAnsi="SimSun"/>
+          <w:sz w:val="24"/>
+          <w:szCs w:val="24"/>
+        </w:rPr>
+        <w:t xml:space="preserve">好，它的坎儿在 keeps 上，你自己看出来了吗？</w:t>
       </w:r>
     </w:p>
     <w:p>
@@ -4740,7 +4838,21 @@
           <w:sz w:val="24"/>
           <w:szCs w:val="24"/>
         </w:rPr>
-        <w:t xml:space="preserve">这道题卡在 gone 上。我先问你，go 在这句话里还是去的意思吗？</w:t>
+        <w:t xml:space="preserve">先自己写一个答案。</w:t>
+      </w:r>
+    </w:p>
+    <w:p>
+      <w:pPr>
+        <w:spacing w:after="160" w:line="380"/>
+        <w:ind w:firstLine="480"/>
+      </w:pPr>
+      <w:r>
+        <w:rPr>
+          <w:rFonts w:ascii="SimSun" w:cs="SimSun" w:eastAsia="SimSun" w:hAnsi="SimSun"/>
+          <w:sz w:val="24"/>
+          <w:szCs w:val="24"/>
+        </w:rPr>
+        <w:t xml:space="preserve">写好了？这道题卡在 gone 上。我先问你，go 在这句话里还是去的意思吗？</w:t>
       </w:r>
     </w:p>
     <w:p>
@@ -4924,7 +5036,21 @@
           <w:sz w:val="24"/>
           <w:szCs w:val="24"/>
         </w:rPr>
-        <w:t xml:space="preserve">这类题第一步永远一样——先看前面那个动词是什么身份。你看这句的动词是哪个？</w:t>
+        <w:t xml:space="preserve">这道题你先自己判断，写在纸上。</w:t>
+      </w:r>
+    </w:p>
+    <w:p>
+      <w:pPr>
+        <w:spacing w:after="160" w:line="380"/>
+        <w:ind w:firstLine="480"/>
+      </w:pPr>
+      <w:r>
+        <w:rPr>
+          <w:rFonts w:ascii="SimSun" w:cs="SimSun" w:eastAsia="SimSun" w:hAnsi="SimSun"/>
+          <w:sz w:val="24"/>
+          <w:szCs w:val="24"/>
+        </w:rPr>
+        <w:t xml:space="preserve">写完了吗？这类题第一步永远一样——先看前面那个动词是什么身份。你看这句的动词是哪个？</w:t>
       </w:r>
     </w:p>
     <w:p>
@@ -5151,7 +5277,21 @@
           <w:sz w:val="24"/>
           <w:szCs w:val="24"/>
         </w:rPr>
-        <w:t xml:space="preserve">这两句长得一模一样，你光拿眼睛看，看到明天也分不出来。</w:t>
+        <w:t xml:space="preserve">这道题你先自己选一个。</w:t>
+      </w:r>
+    </w:p>
+    <w:p>
+      <w:pPr>
+        <w:spacing w:after="160" w:line="380"/>
+        <w:ind w:firstLine="480"/>
+      </w:pPr>
+      <w:r>
+        <w:rPr>
+          <w:rFonts w:ascii="SimSun" w:cs="SimSun" w:eastAsia="SimSun" w:hAnsi="SimSun"/>
+          <w:sz w:val="24"/>
+          <w:szCs w:val="24"/>
+        </w:rPr>
+        <w:t xml:space="preserve">选好了吗？这两句长得一模一样，你光拿眼睛看，看到明天也分不出来。</w:t>
       </w:r>
     </w:p>
     <w:p>
@@ -5321,7 +5461,21 @@
           <w:sz w:val="24"/>
           <w:szCs w:val="24"/>
         </w:rPr>
-        <w:t xml:space="preserve">这句话读着挺顺是吧？你先自己找一遍，错在哪儿。</w:t>
+        <w:t xml:space="preserve">这句话读着挺顺是吧？你先暂停，自己把错的地方圈出来。</w:t>
+      </w:r>
+    </w:p>
+    <w:p>
+      <w:pPr>
+        <w:spacing w:after="160" w:line="380"/>
+        <w:ind w:firstLine="480"/>
+      </w:pPr>
+      <w:r>
+        <w:rPr>
+          <w:rFonts w:ascii="SimSun" w:cs="SimSun" w:eastAsia="SimSun" w:hAnsi="SimSun"/>
+          <w:sz w:val="24"/>
+          <w:szCs w:val="24"/>
+        </w:rPr>
+        <w:t xml:space="preserve">圈好了吗？我们一起看。</w:t>
       </w:r>
     </w:p>
     <w:p>
@@ -5505,7 +5659,21 @@
           <w:sz w:val="24"/>
           <w:szCs w:val="24"/>
         </w:rPr>
-        <w:t xml:space="preserve">这句话稍微长一点，别慌，我们还是一步一步来。</w:t>
+        <w:t xml:space="preserve">最后一题了，你先自己写。</w:t>
+      </w:r>
+    </w:p>
+    <w:p>
+      <w:pPr>
+        <w:spacing w:after="160" w:line="380"/>
+        <w:ind w:firstLine="480"/>
+      </w:pPr>
+      <w:r>
+        <w:rPr>
+          <w:rFonts w:ascii="SimSun" w:cs="SimSun" w:eastAsia="SimSun" w:hAnsi="SimSun"/>
+          <w:sz w:val="24"/>
+          <w:szCs w:val="24"/>
+        </w:rPr>
+        <w:t xml:space="preserve">写完了吗？这句话稍微长一点，别慌，我们一步一步来。</w:t>
       </w:r>
     </w:p>
     <w:p>

--- a/docs/Level1/高中英语语法切片-Level1-第03课-宾语表语宾语补足语.docx
+++ b/docs/Level1/高中英语语法切片-Level1-第03课-宾语表语宾语补足语.docx
@@ -239,7 +239,35 @@
           <w:sz w:val="24"/>
           <w:szCs w:val="24"/>
         </w:rPr>
-        <w:t xml:space="preserve">老规矩，先来六道课前测。每道题读完你先暂停，把答案写在纸上，写完再听我讲。别偷懒直接看答案，那这个测就白做了。</w:t>
+        <w:t xml:space="preserve">正式讲之前，六道题先探探底。</w:t>
+      </w:r>
+    </w:p>
+    <w:p>
+      <w:pPr>
+        <w:spacing w:after="160" w:line="380"/>
+        <w:ind w:firstLine="480"/>
+      </w:pPr>
+      <w:r>
+        <w:rPr>
+          <w:rFonts w:ascii="SimSun" w:cs="SimSun" w:eastAsia="SimSun" w:hAnsi="SimSun"/>
+          <w:sz w:val="24"/>
+          <w:szCs w:val="24"/>
+        </w:rPr>
+        <w:t xml:space="preserve">每道读完你就停，把答案写在纸上，写完再听我讲。</w:t>
+      </w:r>
+    </w:p>
+    <w:p>
+      <w:pPr>
+        <w:spacing w:after="160" w:line="380"/>
+        <w:ind w:firstLine="480"/>
+      </w:pPr>
+      <w:r>
+        <w:rPr>
+          <w:rFonts w:ascii="SimSun" w:cs="SimSun" w:eastAsia="SimSun" w:hAnsi="SimSun"/>
+          <w:sz w:val="24"/>
+          <w:szCs w:val="24"/>
+        </w:rPr>
+        <w:t xml:space="preserve">别偷懒直接看答案——那这六道题就白做了。</w:t>
       </w:r>
     </w:p>
     <w:p>
@@ -4260,7 +4288,7 @@
           <w:sz w:val="24"/>
           <w:szCs w:val="24"/>
         </w:rPr>
-        <w:t xml:space="preserve">你先自己判断，暂停五秒。</w:t>
+        <w:t xml:space="preserve">停五秒，自己先判断。</w:t>
       </w:r>
     </w:p>
     <w:p>
@@ -4400,7 +4428,21 @@
           <w:sz w:val="24"/>
           <w:szCs w:val="24"/>
         </w:rPr>
-        <w:t xml:space="preserve">两道例题做完了。今天东西不少，我给你捋一遍。你不用记那么细，抓住五句话就够了。</w:t>
+        <w:t xml:space="preserve">两道例题做完了。</w:t>
+      </w:r>
+    </w:p>
+    <w:p>
+      <w:pPr>
+        <w:spacing w:after="160" w:line="380"/>
+        <w:ind w:firstLine="480"/>
+      </w:pPr>
+      <w:r>
+        <w:rPr>
+          <w:rFonts w:ascii="SimSun" w:cs="SimSun" w:eastAsia="SimSun" w:hAnsi="SimSun"/>
+          <w:sz w:val="24"/>
+          <w:szCs w:val="24"/>
+        </w:rPr>
+        <w:t xml:space="preserve">今天东西不少，我给你压一压。你不用记那么细，五句话拿走就行。</w:t>
       </w:r>
     </w:p>
     <w:p>
@@ -4554,7 +4596,21 @@
           <w:sz w:val="24"/>
           <w:szCs w:val="24"/>
         </w:rPr>
-        <w:t xml:space="preserve">道理都讲完了，接下来就该你上手了。</w:t>
+        <w:t xml:space="preserve">能讲的都讲了。</w:t>
+      </w:r>
+    </w:p>
+    <w:p>
+      <w:pPr>
+        <w:spacing w:after="160" w:line="380"/>
+        <w:ind w:firstLine="480"/>
+      </w:pPr>
+      <w:r>
+        <w:rPr>
+          <w:rFonts w:ascii="SimSun" w:cs="SimSun" w:eastAsia="SimSun" w:hAnsi="SimSun"/>
+          <w:sz w:val="24"/>
+          <w:szCs w:val="24"/>
+        </w:rPr>
+        <w:t xml:space="preserve">剩下的靠你练。</w:t>
       </w:r>
     </w:p>
     <w:p>
@@ -5995,7 +6051,21 @@
           <w:sz w:val="24"/>
           <w:szCs w:val="24"/>
         </w:rPr>
-        <w:t xml:space="preserve">现在你自己回头看看今天这十四道题——是不是全是同一套办法在反复用？</w:t>
+        <w:t xml:space="preserve">今天这十四道题，你自己回头翻翻。</w:t>
+      </w:r>
+    </w:p>
+    <w:p>
+      <w:pPr>
+        <w:spacing w:after="160" w:line="380"/>
+        <w:ind w:firstLine="480"/>
+      </w:pPr>
+      <w:r>
+        <w:rPr>
+          <w:rFonts w:ascii="SimSun" w:cs="SimSun" w:eastAsia="SimSun" w:hAnsi="SimSun"/>
+          <w:sz w:val="24"/>
+          <w:szCs w:val="24"/>
+        </w:rPr>
+        <w:t xml:space="preserve">是不是全是同一套办法在反复用？</w:t>
       </w:r>
     </w:p>
     <w:p>

--- a/docs/Level1/高中英语语法切片-Level1-第03课-宾语表语宾语补足语.docx
+++ b/docs/Level1/高中英语语法切片-Level1-第03课-宾语表语宾语补足语.docx
@@ -2492,7 +2492,7 @@
           <w:sz w:val="24"/>
           <w:szCs w:val="24"/>
         </w:rPr>
-        <w:t xml:space="preserve">那常见的不及物动词有哪些？你先记几个：happen 发生、appear 出现、disappear 消失、arrive 到达、rise 上升、fall 落下。</w:t>
+        <w:t xml:space="preserve">那常见的不及物动词有哪些？你先记几个：happen 发生、appear 出现、disappear 消失、arrive 到达、rise 上升、fall 落下、belong 属于。</w:t>
       </w:r>
     </w:p>
     <w:p>

--- a/docs/Level1/高中英语语法切片-Level1-第03课-宾语表语宾语补足语.docx
+++ b/docs/Level1/高中英语语法切片-Level1-第03课-宾语表语宾语补足语.docx
@@ -43,21 +43,35 @@
           <w:sz w:val="24"/>
           <w:szCs w:val="24"/>
         </w:rPr>
-        <w:t xml:space="preserve">同学们好，欢迎回到高中英语语法切片课堂。</w:t>
-      </w:r>
-    </w:p>
-    <w:p>
-      <w:pPr>
-        <w:spacing w:after="160" w:line="380"/>
-        <w:ind w:firstLine="480"/>
-      </w:pPr>
-      <w:r>
-        <w:rPr>
-          <w:rFonts w:ascii="SimSun" w:cs="SimSun" w:eastAsia="SimSun" w:hAnsi="SimSun"/>
-          <w:sz w:val="24"/>
-          <w:szCs w:val="24"/>
-        </w:rPr>
-        <w:t xml:space="preserve">上课之前我先说个事。今天这节课的内容，是高考语法填空里最爱挖坑的一块。</w:t>
+        <w:t xml:space="preserve">好，同学们好，欢迎回到高中英语语法切片课堂。</w:t>
+      </w:r>
+    </w:p>
+    <w:p>
+      <w:pPr>
+        <w:spacing w:after="160" w:line="380"/>
+        <w:ind w:firstLine="480"/>
+      </w:pPr>
+      <w:r>
+        <w:rPr>
+          <w:rFonts w:ascii="SimSun" w:cs="SimSun" w:eastAsia="SimSun" w:hAnsi="SimSun"/>
+          <w:sz w:val="24"/>
+          <w:szCs w:val="24"/>
+        </w:rPr>
+        <w:t xml:space="preserve">上课之前我先说个事。今天这节课的内容。</w:t>
+      </w:r>
+    </w:p>
+    <w:p>
+      <w:pPr>
+        <w:spacing w:after="160" w:line="380"/>
+        <w:ind w:firstLine="480"/>
+      </w:pPr>
+      <w:r>
+        <w:rPr>
+          <w:rFonts w:ascii="SimSun" w:cs="SimSun" w:eastAsia="SimSun" w:hAnsi="SimSun"/>
+          <w:sz w:val="24"/>
+          <w:szCs w:val="24"/>
+        </w:rPr>
+        <w:t xml:space="preserve">是高考语法填空里最爱挖坑的一块。</w:t>
       </w:r>
     </w:p>
     <w:p>
@@ -85,7 +99,35 @@
           <w:sz w:val="24"/>
           <w:szCs w:val="24"/>
         </w:rPr>
-        <w:t xml:space="preserve">答案不在那个词身上，在它站的位置上。它站在宾语的位置，就得是名词；站在表语的位置，多半是形容词。</w:t>
+        <w:t xml:space="preserve">你看，答案不在那个词身上，在它站的位置上。它站在宾语的位置。</w:t>
+      </w:r>
+    </w:p>
+    <w:p>
+      <w:pPr>
+        <w:spacing w:after="160" w:line="380"/>
+        <w:ind w:firstLine="480"/>
+      </w:pPr>
+      <w:r>
+        <w:rPr>
+          <w:rFonts w:ascii="SimSun" w:cs="SimSun" w:eastAsia="SimSun" w:hAnsi="SimSun"/>
+          <w:sz w:val="24"/>
+          <w:szCs w:val="24"/>
+        </w:rPr>
+        <w:t xml:space="preserve">就这样。</w:t>
+      </w:r>
+    </w:p>
+    <w:p>
+      <w:pPr>
+        <w:spacing w:after="160" w:line="380"/>
+        <w:ind w:firstLine="480"/>
+      </w:pPr>
+      <w:r>
+        <w:rPr>
+          <w:rFonts w:ascii="SimSun" w:cs="SimSun" w:eastAsia="SimSun" w:hAnsi="SimSun"/>
+          <w:sz w:val="24"/>
+          <w:szCs w:val="24"/>
+        </w:rPr>
+        <w:t xml:space="preserve">就得是名词；站在表语的位置，多半是形容词。</w:t>
       </w:r>
     </w:p>
     <w:p>
@@ -113,7 +155,7 @@
           <w:sz w:val="24"/>
           <w:szCs w:val="24"/>
         </w:rPr>
-        <w:t xml:space="preserve">上节课我们把句子的骨架立起来了，主语和谓语。</w:t>
+        <w:t xml:space="preserve">那上节课我们把句子的骨架立起来了，主语和谓语。</w:t>
       </w:r>
     </w:p>
     <w:p>
@@ -141,6 +183,20 @@
           <w:sz w:val="24"/>
           <w:szCs w:val="24"/>
         </w:rPr>
+        <w:t xml:space="preserve">就这样。</w:t>
+      </w:r>
+    </w:p>
+    <w:p>
+      <w:pPr>
+        <w:spacing w:after="160" w:line="380"/>
+        <w:ind w:firstLine="480"/>
+      </w:pPr>
+      <w:r>
+        <w:rPr>
+          <w:rFonts w:ascii="SimSun" w:cs="SimSun" w:eastAsia="SimSun" w:hAnsi="SimSun"/>
+          <w:sz w:val="24"/>
+          <w:szCs w:val="24"/>
+        </w:rPr>
         <w:t xml:space="preserve">这句话今天还要接着用，你先在脑子里过一遍。</w:t>
       </w:r>
     </w:p>
@@ -155,21 +211,35 @@
           <w:sz w:val="24"/>
           <w:szCs w:val="24"/>
         </w:rPr>
-        <w:t xml:space="preserve">今天我们往下走一格，讲谓语后面那一块。</w:t>
-      </w:r>
-    </w:p>
-    <w:p>
-      <w:pPr>
-        <w:spacing w:after="160" w:line="380"/>
-        <w:ind w:firstLine="480"/>
-      </w:pPr>
-      <w:r>
-        <w:rPr>
-          <w:rFonts w:ascii="SimSun" w:cs="SimSun" w:eastAsia="SimSun" w:hAnsi="SimSun"/>
-          <w:sz w:val="24"/>
-          <w:szCs w:val="24"/>
-        </w:rPr>
-        <w:t xml:space="preserve">你想啊，一个句子有了主语，有了谓语，那谓语后面还跟不跟东西？跟什么？</w:t>
+        <w:t xml:space="preserve">来，今天我们往下走一格，讲谓语后面那一块。</w:t>
+      </w:r>
+    </w:p>
+    <w:p>
+      <w:pPr>
+        <w:spacing w:after="160" w:line="380"/>
+        <w:ind w:firstLine="480"/>
+      </w:pPr>
+      <w:r>
+        <w:rPr>
+          <w:rFonts w:ascii="SimSun" w:cs="SimSun" w:eastAsia="SimSun" w:hAnsi="SimSun"/>
+          <w:sz w:val="24"/>
+          <w:szCs w:val="24"/>
+        </w:rPr>
+        <w:t xml:space="preserve">你想啊，一个句子有了主语，有了谓语。</w:t>
+      </w:r>
+    </w:p>
+    <w:p>
+      <w:pPr>
+        <w:spacing w:after="160" w:line="380"/>
+        <w:ind w:firstLine="480"/>
+      </w:pPr>
+      <w:r>
+        <w:rPr>
+          <w:rFonts w:ascii="SimSun" w:cs="SimSun" w:eastAsia="SimSun" w:hAnsi="SimSun"/>
+          <w:sz w:val="24"/>
+          <w:szCs w:val="24"/>
+        </w:rPr>
+        <w:t xml:space="preserve">那谓语后面还跟不跟东西？跟什么？</w:t>
       </w:r>
     </w:p>
     <w:p>
@@ -197,6 +267,20 @@
           <w:sz w:val="24"/>
           <w:szCs w:val="24"/>
         </w:rPr>
+        <w:t xml:space="preserve">记住它。</w:t>
+      </w:r>
+    </w:p>
+    <w:p>
+      <w:pPr>
+        <w:spacing w:after="160" w:line="380"/>
+        <w:ind w:firstLine="480"/>
+      </w:pPr>
+      <w:r>
+        <w:rPr>
+          <w:rFonts w:ascii="SimSun" w:cs="SimSun" w:eastAsia="SimSun" w:hAnsi="SimSun"/>
+          <w:sz w:val="24"/>
+          <w:szCs w:val="24"/>
+        </w:rPr>
         <w:t xml:space="preserve">为什么把它们三个塞进一节课？</w:t>
       </w:r>
     </w:p>
@@ -211,7 +295,21 @@
           <w:sz w:val="24"/>
           <w:szCs w:val="24"/>
         </w:rPr>
-        <w:t xml:space="preserve">因为它们全长在谓语后面，位置几乎一样，考试就爱在这三个之间挖坑。</w:t>
+        <w:t xml:space="preserve">你看，接着说，因为它们全长在谓语后面，位置几乎一样。</w:t>
+      </w:r>
+    </w:p>
+    <w:p>
+      <w:pPr>
+        <w:spacing w:after="160" w:line="380"/>
+        <w:ind w:firstLine="480"/>
+      </w:pPr>
+      <w:r>
+        <w:rPr>
+          <w:rFonts w:ascii="SimSun" w:cs="SimSun" w:eastAsia="SimSun" w:hAnsi="SimSun"/>
+          <w:sz w:val="24"/>
+          <w:szCs w:val="24"/>
+        </w:rPr>
+        <w:t xml:space="preserve">考试就爱在这三个之间挖坑。</w:t>
       </w:r>
     </w:p>
     <w:p>
@@ -239,6 +337,20 @@
           <w:sz w:val="24"/>
           <w:szCs w:val="24"/>
         </w:rPr>
+        <w:t xml:space="preserve">记住它。</w:t>
+      </w:r>
+    </w:p>
+    <w:p>
+      <w:pPr>
+        <w:spacing w:after="160" w:line="380"/>
+        <w:ind w:firstLine="480"/>
+      </w:pPr>
+      <w:r>
+        <w:rPr>
+          <w:rFonts w:ascii="SimSun" w:cs="SimSun" w:eastAsia="SimSun" w:hAnsi="SimSun"/>
+          <w:sz w:val="24"/>
+          <w:szCs w:val="24"/>
+        </w:rPr>
         <w:t xml:space="preserve">正式讲之前，六道题先探探底。</w:t>
       </w:r>
     </w:p>
@@ -267,7 +379,7 @@
           <w:sz w:val="24"/>
           <w:szCs w:val="24"/>
         </w:rPr>
-        <w:t xml:space="preserve">别偷懒直接看答案——那这六道题就白做了。</w:t>
+        <w:t xml:space="preserve">再看，别偷懒直接看答案——那这六道题就白做了。</w:t>
       </w:r>
     </w:p>
     <w:p>
@@ -353,6 +465,20 @@
           <w:sz w:val="24"/>
           <w:szCs w:val="24"/>
         </w:rPr>
+        <w:t xml:space="preserve">停。</w:t>
+      </w:r>
+    </w:p>
+    <w:p>
+      <w:pPr>
+        <w:spacing w:after="160" w:line="380"/>
+        <w:ind w:firstLine="480"/>
+      </w:pPr>
+      <w:r>
+        <w:rPr>
+          <w:rFonts w:ascii="SimSun" w:cs="SimSun" w:eastAsia="SimSun" w:hAnsi="SimSun"/>
+          <w:sz w:val="24"/>
+          <w:szCs w:val="24"/>
+        </w:rPr>
         <w:t xml:space="preserve">找什么？找带时态的动词。上节课我们钉死过的，这是第一步，永远是第一步。</w:t>
       </w:r>
     </w:p>
@@ -451,6 +577,20 @@
           <w:sz w:val="24"/>
           <w:szCs w:val="24"/>
         </w:rPr>
+        <w:t xml:space="preserve">对。</w:t>
+      </w:r>
+    </w:p>
+    <w:p>
+      <w:pPr>
+        <w:spacing w:after="160" w:line="380"/>
+        <w:ind w:firstLine="480"/>
+      </w:pPr>
+      <w:r>
+        <w:rPr>
+          <w:rFonts w:ascii="SimSun" w:cs="SimSun" w:eastAsia="SimSun" w:hAnsi="SimSun"/>
+          <w:sz w:val="24"/>
+          <w:szCs w:val="24"/>
+        </w:rPr>
         <w:t xml:space="preserve">可 finished 不一样，它后面加了个 ed，变成过去式了。这个 ed 就是在告诉你——这事儿是过去发生的。</w:t>
       </w:r>
     </w:p>
@@ -662,6 +802,20 @@
           <w:szCs w:val="24"/>
         </w:rPr>
         <w:t xml:space="preserve">所以它是状语，跟宾语一毛钱关系没有。</w:t>
+      </w:r>
+    </w:p>
+    <w:p>
+      <w:pPr>
+        <w:spacing w:after="160" w:line="380"/>
+        <w:ind w:firstLine="480"/>
+      </w:pPr>
+      <w:r>
+        <w:rPr>
+          <w:rFonts w:ascii="SimSun" w:cs="SimSun" w:eastAsia="SimSun" w:hAnsi="SimSun"/>
+          <w:sz w:val="24"/>
+          <w:szCs w:val="24"/>
+        </w:rPr>
+        <w:t xml:space="preserve">很简单。</w:t>
       </w:r>
     </w:p>
     <w:p>
@@ -775,6 +929,20 @@
           <w:sz w:val="24"/>
           <w:szCs w:val="24"/>
         </w:rPr>
+        <w:t xml:space="preserve">停。</w:t>
+      </w:r>
+    </w:p>
+    <w:p>
+      <w:pPr>
+        <w:spacing w:after="160" w:line="380"/>
+        <w:ind w:firstLine="480"/>
+      </w:pPr>
+      <w:r>
+        <w:rPr>
+          <w:rFonts w:ascii="SimSun" w:cs="SimSun" w:eastAsia="SimSun" w:hAnsi="SimSun"/>
+          <w:sz w:val="24"/>
+          <w:szCs w:val="24"/>
+        </w:rPr>
         <w:t xml:space="preserve">是 enjoy。你可能会问，enjoy 看着跟原形一模一样，它变形了吗？</w:t>
       </w:r>
     </w:p>
@@ -789,7 +957,7 @@
           <w:sz w:val="24"/>
           <w:szCs w:val="24"/>
         </w:rPr>
-        <w:t xml:space="preserve">问得好。它前面的主语是 I，第一人称，一般现在时的时候动词就用原形，这本身就是一般现在时的样子。</w:t>
+        <w:t xml:space="preserve">你想想，问得好。它前面的主语是 I，第一人称，一般现在时的时候动词就用原形，这本身就是一般现在时的样子。</w:t>
       </w:r>
     </w:p>
     <w:p>
@@ -845,6 +1013,20 @@
           <w:sz w:val="24"/>
           <w:szCs w:val="24"/>
         </w:rPr>
+        <w:t xml:space="preserve">不难。</w:t>
+      </w:r>
+    </w:p>
+    <w:p>
+      <w:pPr>
+        <w:spacing w:after="160" w:line="380"/>
+        <w:ind w:firstLine="480"/>
+      </w:pPr>
+      <w:r>
+        <w:rPr>
+          <w:rFonts w:ascii="SimSun" w:cs="SimSun" w:eastAsia="SimSun" w:hAnsi="SimSun"/>
+          <w:sz w:val="24"/>
+          <w:szCs w:val="24"/>
+        </w:rPr>
         <w:t xml:space="preserve">谓语一定，位置就清楚了：这个空在谓语后面，那它是 enjoy 的宾语。</w:t>
       </w:r>
     </w:p>
@@ -888,6 +1070,20 @@
           <w:szCs w:val="24"/>
         </w:rPr>
         <w:t xml:space="preserve">那就得改造它。你想想，动词要想当名词用，最省事的办法是什么？加 ing，变成动名词。</w:t>
+      </w:r>
+    </w:p>
+    <w:p>
+      <w:pPr>
+        <w:spacing w:after="160" w:line="380"/>
+        <w:ind w:firstLine="480"/>
+      </w:pPr>
+      <w:r>
+        <w:rPr>
+          <w:rFonts w:ascii="SimSun" w:cs="SimSun" w:eastAsia="SimSun" w:hAnsi="SimSun"/>
+          <w:sz w:val="24"/>
+          <w:szCs w:val="24"/>
+        </w:rPr>
+        <w:t xml:space="preserve">对。</w:t>
       </w:r>
     </w:p>
     <w:p>
@@ -1043,6 +1239,20 @@
           <w:sz w:val="24"/>
           <w:szCs w:val="24"/>
         </w:rPr>
+        <w:t xml:space="preserve">看清楚了。</w:t>
+      </w:r>
+    </w:p>
+    <w:p>
+      <w:pPr>
+        <w:spacing w:after="160" w:line="380"/>
+        <w:ind w:firstLine="480"/>
+      </w:pPr>
+      <w:r>
+        <w:rPr>
+          <w:rFonts w:ascii="SimSun" w:cs="SimSun" w:eastAsia="SimSun" w:hAnsi="SimSun"/>
+          <w:sz w:val="24"/>
+          <w:szCs w:val="24"/>
+        </w:rPr>
         <w:t xml:space="preserve">好，谓语定下来了。我们再往后看括号里这个 good。</w:t>
       </w:r>
     </w:p>
@@ -1099,7 +1309,21 @@
           <w:sz w:val="24"/>
           <w:szCs w:val="24"/>
         </w:rPr>
-        <w:t xml:space="preserve">干这种活的动词，就叫系动词。所以 tastes 在这句话里不是尝的意思，是尝起来，它是个系动词。</w:t>
+        <w:t xml:space="preserve">很简单。</w:t>
+      </w:r>
+    </w:p>
+    <w:p>
+      <w:pPr>
+        <w:spacing w:after="160" w:line="380"/>
+        <w:ind w:firstLine="480"/>
+      </w:pPr>
+      <w:r>
+        <w:rPr>
+          <w:rFonts w:ascii="SimSun" w:cs="SimSun" w:eastAsia="SimSun" w:hAnsi="SimSun"/>
+          <w:sz w:val="24"/>
+          <w:szCs w:val="24"/>
+        </w:rPr>
+        <w:t xml:space="preserve">你注意，干这种活的动词，就叫系动词。所以 tastes 在这句话里不是尝的意思，是尝起来，它是个系动词。</w:t>
       </w:r>
     </w:p>
     <w:p>
@@ -1381,6 +1605,20 @@
           <w:sz w:val="24"/>
           <w:szCs w:val="24"/>
         </w:rPr>
+        <w:t xml:space="preserve">就一句话。</w:t>
+      </w:r>
+    </w:p>
+    <w:p>
+      <w:pPr>
+        <w:spacing w:after="160" w:line="380"/>
+        <w:ind w:firstLine="480"/>
+      </w:pPr>
+      <w:r>
+        <w:rPr>
+          <w:rFonts w:ascii="SimSun" w:cs="SimSun" w:eastAsia="SimSun" w:hAnsi="SimSun"/>
+          <w:sz w:val="24"/>
+          <w:szCs w:val="24"/>
+        </w:rPr>
         <w:t xml:space="preserve">谓语找到了，接着往后看。买这个动作后面挂了两样东西，一个 Tom，一个 a new computer。</w:t>
       </w:r>
     </w:p>
@@ -1437,7 +1675,21 @@
           <w:sz w:val="24"/>
           <w:szCs w:val="24"/>
         </w:rPr>
-        <w:t xml:space="preserve">电脑是这个动作直接作用的对象，是真正被买走的那个。语法上管它叫直接宾语。</w:t>
+        <w:t xml:space="preserve">不难。</w:t>
+      </w:r>
+    </w:p>
+    <w:p>
+      <w:pPr>
+        <w:spacing w:after="160" w:line="380"/>
+        <w:ind w:firstLine="480"/>
+      </w:pPr>
+      <w:r>
+        <w:rPr>
+          <w:rFonts w:ascii="SimSun" w:cs="SimSun" w:eastAsia="SimSun" w:hAnsi="SimSun"/>
+          <w:sz w:val="24"/>
+          <w:szCs w:val="24"/>
+        </w:rPr>
+        <w:t xml:space="preserve">你记住，电脑是这个动作直接作用的对象，是真正被买走的那个。语法上管它叫直接宾语。</w:t>
       </w:r>
     </w:p>
     <w:p>
@@ -1494,6 +1746,20 @@
           <w:szCs w:val="24"/>
         </w:rPr>
         <w:t xml:space="preserve">这类句型的公式就是——动词加 sb 加 sth，人在前，物在后。</w:t>
+      </w:r>
+    </w:p>
+    <w:p>
+      <w:pPr>
+        <w:spacing w:after="160" w:line="380"/>
+        <w:ind w:firstLine="480"/>
+      </w:pPr>
+      <w:r>
+        <w:rPr>
+          <w:rFonts w:ascii="SimSun" w:cs="SimSun" w:eastAsia="SimSun" w:hAnsi="SimSun"/>
+          <w:sz w:val="24"/>
+          <w:szCs w:val="24"/>
+        </w:rPr>
+        <w:t xml:space="preserve">别绕。</w:t>
       </w:r>
     </w:p>
     <w:p>
@@ -1607,6 +1873,20 @@
           <w:sz w:val="24"/>
           <w:szCs w:val="24"/>
         </w:rPr>
+        <w:t xml:space="preserve">看清楚了。</w:t>
+      </w:r>
+    </w:p>
+    <w:p>
+      <w:pPr>
+        <w:spacing w:after="160" w:line="380"/>
+        <w:ind w:firstLine="480"/>
+      </w:pPr>
+      <w:r>
+        <w:rPr>
+          <w:rFonts w:ascii="SimSun" w:cs="SimSun" w:eastAsia="SimSun" w:hAnsi="SimSun"/>
+          <w:sz w:val="24"/>
+          <w:szCs w:val="24"/>
+        </w:rPr>
         <w:t xml:space="preserve">你扫一眼这句话——found。这个词是 find 的过去式，也是不规则变化，从 find 变成了 found。</w:t>
       </w:r>
     </w:p>
@@ -1677,6 +1957,20 @@
           <w:sz w:val="24"/>
           <w:szCs w:val="24"/>
         </w:rPr>
+        <w:t xml:space="preserve">往下走。</w:t>
+      </w:r>
+    </w:p>
+    <w:p>
+      <w:pPr>
+        <w:spacing w:after="160" w:line="380"/>
+        <w:ind w:firstLine="480"/>
+      </w:pPr>
+      <w:r>
+        <w:rPr>
+          <w:rFonts w:ascii="SimSun" w:cs="SimSun" w:eastAsia="SimSun" w:hAnsi="SimSun"/>
+          <w:sz w:val="24"/>
+          <w:szCs w:val="24"/>
+        </w:rPr>
         <w:t xml:space="preserve">你把句子念一遍就懂了：我们发现这部电影——</w:t>
       </w:r>
     </w:p>
@@ -1720,6 +2014,20 @@
           <w:szCs w:val="24"/>
         </w:rPr>
         <w:t xml:space="preserve">既然是说明 the film 的状态，那用形容词。bore 是动词，让人厌烦，得变。</w:t>
+      </w:r>
+    </w:p>
+    <w:p>
+      <w:pPr>
+        <w:spacing w:after="160" w:line="380"/>
+        <w:ind w:firstLine="480"/>
+      </w:pPr>
+      <w:r>
+        <w:rPr>
+          <w:rFonts w:ascii="SimSun" w:cs="SimSun" w:eastAsia="SimSun" w:hAnsi="SimSun"/>
+          <w:sz w:val="24"/>
+          <w:szCs w:val="24"/>
+        </w:rPr>
+        <w:t xml:space="preserve">就一句话。</w:t>
       </w:r>
     </w:p>
     <w:p>
@@ -1890,6 +2198,20 @@
           <w:sz w:val="24"/>
           <w:szCs w:val="24"/>
         </w:rPr>
+        <w:t xml:space="preserve">听懂了吧。</w:t>
+      </w:r>
+    </w:p>
+    <w:p>
+      <w:pPr>
+        <w:spacing w:after="160" w:line="380"/>
+        <w:ind w:firstLine="480"/>
+      </w:pPr>
+      <w:r>
+        <w:rPr>
+          <w:rFonts w:ascii="SimSun" w:cs="SimSun" w:eastAsia="SimSun" w:hAnsi="SimSun"/>
+          <w:sz w:val="24"/>
+          <w:szCs w:val="24"/>
+        </w:rPr>
         <w:t xml:space="preserve">说明 looks 在这儿就是个系动词，看起来是。系动词后面跟的是什么？表语。</w:t>
       </w:r>
     </w:p>
@@ -1932,7 +2254,21 @@
           <w:sz w:val="24"/>
           <w:szCs w:val="24"/>
         </w:rPr>
-        <w:t xml:space="preserve">六道课前测结束。错了几道不要紧，这三个成分本来就最容易混。我们现在一个一个说清楚。</w:t>
+        <w:t xml:space="preserve">六道课前测结束。错了几道不要紧。</w:t>
+      </w:r>
+    </w:p>
+    <w:p>
+      <w:pPr>
+        <w:spacing w:after="160" w:line="380"/>
+        <w:ind w:firstLine="480"/>
+      </w:pPr>
+      <w:r>
+        <w:rPr>
+          <w:rFonts w:ascii="SimSun" w:cs="SimSun" w:eastAsia="SimSun" w:hAnsi="SimSun"/>
+          <w:sz w:val="24"/>
+          <w:szCs w:val="24"/>
+        </w:rPr>
+        <w:t xml:space="preserve">这三个成分本来就最容易混。我们现在一个一个说清楚。</w:t>
       </w:r>
     </w:p>
     <w:p>
@@ -2002,35 +2338,63 @@
           <w:sz w:val="24"/>
           <w:szCs w:val="24"/>
         </w:rPr>
-        <w:t xml:space="preserve">比如跑步。我站起来跑步，我需要别的什么东西配合吗？不需要。我一个人跑，这个动作就完成了。</w:t>
-      </w:r>
-    </w:p>
-    <w:p>
-      <w:pPr>
-        <w:spacing w:after="160" w:line="380"/>
-        <w:ind w:firstLine="480"/>
-      </w:pPr>
-      <w:r>
-        <w:rPr>
-          <w:rFonts w:ascii="SimSun" w:cs="SimSun" w:eastAsia="SimSun" w:hAnsi="SimSun"/>
-          <w:sz w:val="24"/>
-          <w:szCs w:val="24"/>
-        </w:rPr>
-        <w:t xml:space="preserve">游泳也一样。我下水一游，动作就成立了，不用再找谁帮忙。</w:t>
-      </w:r>
-    </w:p>
-    <w:p>
-      <w:pPr>
-        <w:spacing w:after="160" w:line="380"/>
-        <w:ind w:firstLine="480"/>
-      </w:pPr>
-      <w:r>
-        <w:rPr>
-          <w:rFonts w:ascii="SimSun" w:cs="SimSun" w:eastAsia="SimSun" w:hAnsi="SimSun"/>
-          <w:sz w:val="24"/>
-          <w:szCs w:val="24"/>
-        </w:rPr>
-        <w:t xml:space="preserve">这种自己一个人就能搞定的动作，后面不需要跟东西。这样的动词，我们叫它不及物动词。</w:t>
+        <w:t xml:space="preserve">比如跑步。我站起来跑步，我需要别的什么东西配合吗？不需要。我一个人跑。</w:t>
+      </w:r>
+    </w:p>
+    <w:p>
+      <w:pPr>
+        <w:spacing w:after="160" w:line="380"/>
+        <w:ind w:firstLine="480"/>
+      </w:pPr>
+      <w:r>
+        <w:rPr>
+          <w:rFonts w:ascii="SimSun" w:cs="SimSun" w:eastAsia="SimSun" w:hAnsi="SimSun"/>
+          <w:sz w:val="24"/>
+          <w:szCs w:val="24"/>
+        </w:rPr>
+        <w:t xml:space="preserve">这个动作就完成了。</w:t>
+      </w:r>
+    </w:p>
+    <w:p>
+      <w:pPr>
+        <w:spacing w:after="160" w:line="380"/>
+        <w:ind w:firstLine="480"/>
+      </w:pPr>
+      <w:r>
+        <w:rPr>
+          <w:rFonts w:ascii="SimSun" w:cs="SimSun" w:eastAsia="SimSun" w:hAnsi="SimSun"/>
+          <w:sz w:val="24"/>
+          <w:szCs w:val="24"/>
+        </w:rPr>
+        <w:t xml:space="preserve">所以游泳也一样。我下水一游，动作就成立了，不用再找谁帮忙。</w:t>
+      </w:r>
+    </w:p>
+    <w:p>
+      <w:pPr>
+        <w:spacing w:after="160" w:line="380"/>
+        <w:ind w:firstLine="480"/>
+      </w:pPr>
+      <w:r>
+        <w:rPr>
+          <w:rFonts w:ascii="SimSun" w:cs="SimSun" w:eastAsia="SimSun" w:hAnsi="SimSun"/>
+          <w:sz w:val="24"/>
+          <w:szCs w:val="24"/>
+        </w:rPr>
+        <w:t xml:space="preserve">这种自己一个人就能搞定的动作，后面不需要跟东西。这样的动词。</w:t>
+      </w:r>
+    </w:p>
+    <w:p>
+      <w:pPr>
+        <w:spacing w:after="160" w:line="380"/>
+        <w:ind w:firstLine="480"/>
+      </w:pPr>
+      <w:r>
+        <w:rPr>
+          <w:rFonts w:ascii="SimSun" w:cs="SimSun" w:eastAsia="SimSun" w:hAnsi="SimSun"/>
+          <w:sz w:val="24"/>
+          <w:szCs w:val="24"/>
+        </w:rPr>
+        <w:t xml:space="preserve">我们叫它不及物动词。</w:t>
       </w:r>
     </w:p>
     <w:p>
@@ -2058,21 +2422,35 @@
           <w:sz w:val="24"/>
           <w:szCs w:val="24"/>
         </w:rPr>
-        <w:t xml:space="preserve">比如玩。我说「我玩」，你听着是不是觉得话没说完？玩什么啊？</w:t>
-      </w:r>
-    </w:p>
-    <w:p>
-      <w:pPr>
-        <w:spacing w:after="160" w:line="380"/>
-        <w:ind w:firstLine="480"/>
-      </w:pPr>
-      <w:r>
-        <w:rPr>
-          <w:rFonts w:ascii="SimSun" w:cs="SimSun" w:eastAsia="SimSun" w:hAnsi="SimSun"/>
-          <w:sz w:val="24"/>
-          <w:szCs w:val="24"/>
-        </w:rPr>
-        <w:t xml:space="preserve">我玩手机。你想想，要是根本没有手机这个东西，我这个「玩」的动作能完成吗？完不成。</w:t>
+        <w:t xml:space="preserve">不过比如玩。我说「我玩」，你听着是不是觉得话没说完？玩什么啊？</w:t>
+      </w:r>
+    </w:p>
+    <w:p>
+      <w:pPr>
+        <w:spacing w:after="160" w:line="380"/>
+        <w:ind w:firstLine="480"/>
+      </w:pPr>
+      <w:r>
+        <w:rPr>
+          <w:rFonts w:ascii="SimSun" w:cs="SimSun" w:eastAsia="SimSun" w:hAnsi="SimSun"/>
+          <w:sz w:val="24"/>
+          <w:szCs w:val="24"/>
+        </w:rPr>
+        <w:t xml:space="preserve">我玩手机。你想想，要是根本没有手机这个东西。</w:t>
+      </w:r>
+    </w:p>
+    <w:p>
+      <w:pPr>
+        <w:spacing w:after="160" w:line="380"/>
+        <w:ind w:firstLine="480"/>
+      </w:pPr>
+      <w:r>
+        <w:rPr>
+          <w:rFonts w:ascii="SimSun" w:cs="SimSun" w:eastAsia="SimSun" w:hAnsi="SimSun"/>
+          <w:sz w:val="24"/>
+          <w:szCs w:val="24"/>
+        </w:rPr>
+        <w:t xml:space="preserve">我这个「玩」的动作能完成吗？完不成。</w:t>
       </w:r>
     </w:p>
     <w:p>
@@ -2100,7 +2478,21 @@
           <w:sz w:val="24"/>
           <w:szCs w:val="24"/>
         </w:rPr>
-        <w:t xml:space="preserve">你现在把苹果拿走试试。箭还是射出去了，可它射中了什么？</w:t>
+        <w:t xml:space="preserve">接着来。</w:t>
+      </w:r>
+    </w:p>
+    <w:p>
+      <w:pPr>
+        <w:spacing w:after="160" w:line="380"/>
+        <w:ind w:firstLine="480"/>
+      </w:pPr>
+      <w:r>
+        <w:rPr>
+          <w:rFonts w:ascii="SimSun" w:cs="SimSun" w:eastAsia="SimSun" w:hAnsi="SimSun"/>
+          <w:sz w:val="24"/>
+          <w:szCs w:val="24"/>
+        </w:rPr>
+        <w:t xml:space="preserve">这样一来，你现在把苹果拿走试试。箭还是射出去了，可它射中了什么？</w:t>
       </w:r>
     </w:p>
     <w:p>
@@ -2156,6 +2548,20 @@
           <w:sz w:val="24"/>
           <w:szCs w:val="24"/>
         </w:rPr>
+        <w:t xml:space="preserve">别绕。</w:t>
+      </w:r>
+    </w:p>
+    <w:p>
+      <w:pPr>
+        <w:spacing w:after="160" w:line="380"/>
+        <w:ind w:firstLine="480"/>
+      </w:pPr>
+      <w:r>
+        <w:rPr>
+          <w:rFonts w:ascii="SimSun" w:cs="SimSun" w:eastAsia="SimSun" w:hAnsi="SimSun"/>
+          <w:sz w:val="24"/>
+          <w:szCs w:val="24"/>
+        </w:rPr>
         <w:t xml:space="preserve">那要是球场上空无一人呢？他能完成「撞到人」这个动作吗？</w:t>
       </w:r>
     </w:p>
@@ -2198,7 +2604,21 @@
           <w:sz w:val="24"/>
           <w:szCs w:val="24"/>
         </w:rPr>
-        <w:t xml:space="preserve">主语必须找到一个对象，跟这个对象凑一块儿，动作才算成立。</w:t>
+        <w:t xml:space="preserve">换句话说，主语必须找到一个对象。</w:t>
+      </w:r>
+    </w:p>
+    <w:p>
+      <w:pPr>
+        <w:spacing w:after="160" w:line="380"/>
+        <w:ind w:firstLine="480"/>
+      </w:pPr>
+      <w:r>
+        <w:rPr>
+          <w:rFonts w:ascii="SimSun" w:cs="SimSun" w:eastAsia="SimSun" w:hAnsi="SimSun"/>
+          <w:sz w:val="24"/>
+          <w:szCs w:val="24"/>
+        </w:rPr>
+        <w:t xml:space="preserve">跟这个对象凑一块儿，动作才算成立。</w:t>
       </w:r>
     </w:p>
     <w:p>
@@ -2240,6 +2660,20 @@
           <w:sz w:val="24"/>
           <w:szCs w:val="24"/>
         </w:rPr>
+        <w:t xml:space="preserve">没错。</w:t>
+      </w:r>
+    </w:p>
+    <w:p>
+      <w:pPr>
+        <w:spacing w:after="160" w:line="380"/>
+        <w:ind w:firstLine="480"/>
+      </w:pPr>
+      <w:r>
+        <w:rPr>
+          <w:rFonts w:ascii="SimSun" w:cs="SimSun" w:eastAsia="SimSun" w:hAnsi="SimSun"/>
+          <w:sz w:val="24"/>
+          <w:szCs w:val="24"/>
+        </w:rPr>
         <w:t xml:space="preserve">它就是宾语。</w:t>
       </w:r>
     </w:p>
@@ -2282,7 +2716,21 @@
           <w:sz w:val="24"/>
           <w:szCs w:val="24"/>
         </w:rPr>
-        <w:t xml:space="preserve">主语是主动发出动作的那一个，宾语是被动承受这个动作的那一个。俩人配合，动作才完成。</w:t>
+        <w:t xml:space="preserve">你想想，主语是主动发出动作的那一个。</w:t>
+      </w:r>
+    </w:p>
+    <w:p>
+      <w:pPr>
+        <w:spacing w:after="160" w:line="380"/>
+        <w:ind w:firstLine="480"/>
+      </w:pPr>
+      <w:r>
+        <w:rPr>
+          <w:rFonts w:ascii="SimSun" w:cs="SimSun" w:eastAsia="SimSun" w:hAnsi="SimSun"/>
+          <w:sz w:val="24"/>
+          <w:szCs w:val="24"/>
+        </w:rPr>
+        <w:t xml:space="preserve">宾语是被动承受这个动作的那一个。俩人配合，动作才完成。</w:t>
       </w:r>
     </w:p>
     <w:p>
@@ -2338,21 +2786,35 @@
           <w:sz w:val="24"/>
           <w:szCs w:val="24"/>
         </w:rPr>
-        <w:t xml:space="preserve">不过「名词性成分」这几个字太术语了，我给你翻译成人话——所谓名词性，就是能当名字用的东西。</w:t>
-      </w:r>
-    </w:p>
-    <w:p>
-      <w:pPr>
-        <w:spacing w:after="160" w:line="380"/>
-        <w:ind w:firstLine="480"/>
-      </w:pPr>
-      <w:r>
-        <w:rPr>
-          <w:rFonts w:ascii="SimSun" w:cs="SimSun" w:eastAsia="SimSun" w:hAnsi="SimSun"/>
-          <w:sz w:val="24"/>
-          <w:szCs w:val="24"/>
-        </w:rPr>
-        <w:t xml:space="preserve">你想想，什么能当名字？一个物件，book；一个人，Tom；代替它们的词，it、him；还有一件事，比如 swimming，游泳这件事。这些都能当名字。</w:t>
+        <w:t xml:space="preserve">不过「名词性成分」这几个字太术语了，我给你翻译成人话——所谓名词性。</w:t>
+      </w:r>
+    </w:p>
+    <w:p>
+      <w:pPr>
+        <w:spacing w:after="160" w:line="380"/>
+        <w:ind w:firstLine="480"/>
+      </w:pPr>
+      <w:r>
+        <w:rPr>
+          <w:rFonts w:ascii="SimSun" w:cs="SimSun" w:eastAsia="SimSun" w:hAnsi="SimSun"/>
+          <w:sz w:val="24"/>
+          <w:szCs w:val="24"/>
+        </w:rPr>
+        <w:t xml:space="preserve">就是能当名字用的东西。</w:t>
+      </w:r>
+    </w:p>
+    <w:p>
+      <w:pPr>
+        <w:spacing w:after="160" w:line="380"/>
+        <w:ind w:firstLine="480"/>
+      </w:pPr>
+      <w:r>
+        <w:rPr>
+          <w:rFonts w:ascii="SimSun" w:cs="SimSun" w:eastAsia="SimSun" w:hAnsi="SimSun"/>
+          <w:sz w:val="24"/>
+          <w:szCs w:val="24"/>
+        </w:rPr>
+        <w:t xml:space="preserve">好，你想想，什么能当名字？一个物件，book；一个人，Tom；代替它们的词，it、him；还有一件事，比如 swimming，游泳这件事。这些都能当名字。</w:t>
       </w:r>
     </w:p>
     <w:p>
@@ -2422,7 +2884,21 @@
           <w:sz w:val="24"/>
           <w:szCs w:val="24"/>
         </w:rPr>
-        <w:t xml:space="preserve">那考试的时候，怎么快速判断一个动词及不及物？我教你一招，用中文试一遍就行。</w:t>
+        <w:t xml:space="preserve">那考试的时候，怎么快速判断一个动词及不及物？我教你一招。</w:t>
+      </w:r>
+    </w:p>
+    <w:p>
+      <w:pPr>
+        <w:spacing w:after="160" w:line="380"/>
+        <w:ind w:firstLine="480"/>
+      </w:pPr>
+      <w:r>
+        <w:rPr>
+          <w:rFonts w:ascii="SimSun" w:cs="SimSun" w:eastAsia="SimSun" w:hAnsi="SimSun"/>
+          <w:sz w:val="24"/>
+          <w:szCs w:val="24"/>
+        </w:rPr>
+        <w:t xml:space="preserve">用中文试一遍就行。</w:t>
       </w:r>
     </w:p>
     <w:p>
@@ -2450,21 +2926,35 @@
           <w:sz w:val="24"/>
           <w:szCs w:val="24"/>
         </w:rPr>
-        <w:t xml:space="preserve">我打破了——别人肯定追问：打破什么了？那 break 就是及物的。</w:t>
-      </w:r>
-    </w:p>
-    <w:p>
-      <w:pPr>
-        <w:spacing w:after="160" w:line="380"/>
-        <w:ind w:firstLine="480"/>
-      </w:pPr>
-      <w:r>
-        <w:rPr>
-          <w:rFonts w:ascii="SimSun" w:cs="SimSun" w:eastAsia="SimSun" w:hAnsi="SimSun"/>
-          <w:sz w:val="24"/>
-          <w:szCs w:val="24"/>
-        </w:rPr>
-        <w:t xml:space="preserve">我到了——别人会追问吗？不会，这话已经完整了。那 arrive 就是不及物的。</w:t>
+        <w:t xml:space="preserve">那我打破了——别人肯定追问：打破什么了？那 break 就是及物的。</w:t>
+      </w:r>
+    </w:p>
+    <w:p>
+      <w:pPr>
+        <w:spacing w:after="160" w:line="380"/>
+        <w:ind w:firstLine="480"/>
+      </w:pPr>
+      <w:r>
+        <w:rPr>
+          <w:rFonts w:ascii="SimSun" w:cs="SimSun" w:eastAsia="SimSun" w:hAnsi="SimSun"/>
+          <w:sz w:val="24"/>
+          <w:szCs w:val="24"/>
+        </w:rPr>
+        <w:t xml:space="preserve">我到了——别人会追问吗？不会。</w:t>
+      </w:r>
+    </w:p>
+    <w:p>
+      <w:pPr>
+        <w:spacing w:after="160" w:line="380"/>
+        <w:ind w:firstLine="480"/>
+      </w:pPr>
+      <w:r>
+        <w:rPr>
+          <w:rFonts w:ascii="SimSun" w:cs="SimSun" w:eastAsia="SimSun" w:hAnsi="SimSun"/>
+          <w:sz w:val="24"/>
+          <w:szCs w:val="24"/>
+        </w:rPr>
+        <w:t xml:space="preserve">这话已经完整了。那 arrive 就是不及物的。</w:t>
       </w:r>
     </w:p>
     <w:p>
@@ -2492,6 +2982,20 @@
           <w:sz w:val="24"/>
           <w:szCs w:val="24"/>
         </w:rPr>
+        <w:t xml:space="preserve">就是它。</w:t>
+      </w:r>
+    </w:p>
+    <w:p>
+      <w:pPr>
+        <w:spacing w:after="160" w:line="380"/>
+        <w:ind w:firstLine="480"/>
+      </w:pPr>
+      <w:r>
+        <w:rPr>
+          <w:rFonts w:ascii="SimSun" w:cs="SimSun" w:eastAsia="SimSun" w:hAnsi="SimSun"/>
+          <w:sz w:val="24"/>
+          <w:szCs w:val="24"/>
+        </w:rPr>
         <w:t xml:space="preserve">那常见的不及物动词有哪些？你先记几个：happen 发生、appear 出现、disappear 消失、arrive 到达、rise 上升、fall 落下、belong 属于。</w:t>
       </w:r>
     </w:p>
@@ -2506,7 +3010,21 @@
           <w:sz w:val="24"/>
           <w:szCs w:val="24"/>
         </w:rPr>
-        <w:t xml:space="preserve">这几个后面都不能直接跟东西。你要说到达某地，得说 arrive at 或者 arrive in，中间必须插个介词。</w:t>
+        <w:t xml:space="preserve">来，这几个后面都不能直接跟东西。你要说到达某地，得说 arrive at 或者 arrive in。</w:t>
+      </w:r>
+    </w:p>
+    <w:p>
+      <w:pPr>
+        <w:spacing w:after="160" w:line="380"/>
+        <w:ind w:firstLine="480"/>
+      </w:pPr>
+      <w:r>
+        <w:rPr>
+          <w:rFonts w:ascii="SimSun" w:cs="SimSun" w:eastAsia="SimSun" w:hAnsi="SimSun"/>
+          <w:sz w:val="24"/>
+          <w:szCs w:val="24"/>
+        </w:rPr>
+        <w:t xml:space="preserve">中间必须插个介词。</w:t>
       </w:r>
     </w:p>
     <w:p>
@@ -2548,7 +3066,21 @@
           <w:sz w:val="24"/>
           <w:szCs w:val="24"/>
         </w:rPr>
-        <w:t xml:space="preserve">如果它是不及物的，那后面那个名词就绝不可能是宾语。你再看看，它多半是靠介词连过去的，属于状语。</w:t>
+        <w:t xml:space="preserve">接着说，如果它是不及物的，那后面那个名词就绝不可能是宾语。你再看看。</w:t>
+      </w:r>
+    </w:p>
+    <w:p>
+      <w:pPr>
+        <w:spacing w:after="160" w:line="380"/>
+        <w:ind w:firstLine="480"/>
+      </w:pPr>
+      <w:r>
+        <w:rPr>
+          <w:rFonts w:ascii="SimSun" w:cs="SimSun" w:eastAsia="SimSun" w:hAnsi="SimSun"/>
+          <w:sz w:val="24"/>
+          <w:szCs w:val="24"/>
+        </w:rPr>
+        <w:t xml:space="preserve">它多半是靠介词连过去的，属于状语。</w:t>
       </w:r>
     </w:p>
     <w:p>
@@ -2576,7 +3108,21 @@
           <w:sz w:val="24"/>
           <w:szCs w:val="24"/>
         </w:rPr>
-        <w:t xml:space="preserve">一种是双宾语，就是刚才第四题那种，动词后面跟两个宾语，人在前物在后。</w:t>
+        <w:t xml:space="preserve">再看。</w:t>
+      </w:r>
+    </w:p>
+    <w:p>
+      <w:pPr>
+        <w:spacing w:after="160" w:line="380"/>
+        <w:ind w:firstLine="480"/>
+      </w:pPr>
+      <w:r>
+        <w:rPr>
+          <w:rFonts w:ascii="SimSun" w:cs="SimSun" w:eastAsia="SimSun" w:hAnsi="SimSun"/>
+          <w:sz w:val="24"/>
+          <w:szCs w:val="24"/>
+        </w:rPr>
+        <w:t xml:space="preserve">你注意，一种是双宾语，就是刚才第四题那种，动词后面跟两个宾语，人在前物在后。</w:t>
       </w:r>
     </w:p>
     <w:p>
@@ -2604,7 +3150,35 @@
           <w:sz w:val="24"/>
           <w:szCs w:val="24"/>
         </w:rPr>
-        <w:t xml:space="preserve">还有一种叫介词宾语。名字听着新，其实还是那回事——介词后面跟着的那个东西，也是宾语。</w:t>
+        <w:t xml:space="preserve">你记住，还有一种叫介词宾语。名字听着新。</w:t>
+      </w:r>
+    </w:p>
+    <w:p>
+      <w:pPr>
+        <w:spacing w:after="160" w:line="380"/>
+        <w:ind w:firstLine="480"/>
+      </w:pPr>
+      <w:r>
+        <w:rPr>
+          <w:rFonts w:ascii="SimSun" w:cs="SimSun" w:eastAsia="SimSun" w:hAnsi="SimSun"/>
+          <w:sz w:val="24"/>
+          <w:szCs w:val="24"/>
+        </w:rPr>
+        <w:t xml:space="preserve">其实还是那回事——介词后面跟着的那个东西，也是宾语。</w:t>
+      </w:r>
+    </w:p>
+    <w:p>
+      <w:pPr>
+        <w:spacing w:after="160" w:line="380"/>
+        <w:ind w:firstLine="480"/>
+      </w:pPr>
+      <w:r>
+        <w:rPr>
+          <w:rFonts w:ascii="SimSun" w:cs="SimSun" w:eastAsia="SimSun" w:hAnsi="SimSun"/>
+          <w:sz w:val="24"/>
+          <w:szCs w:val="24"/>
+        </w:rPr>
+        <w:t xml:space="preserve">往下走。</w:t>
       </w:r>
     </w:p>
     <w:p>
@@ -2646,7 +3220,7 @@
           <w:sz w:val="24"/>
           <w:szCs w:val="24"/>
         </w:rPr>
-        <w:t xml:space="preserve">表语这个东西，只在一个地方出现，就是系动词后面。所以你要认表语，得先认系动词。</w:t>
+        <w:t xml:space="preserve">再看，表语这个东西，只在一个地方出现，就是系动词后面。所以你要认表语，得先认系动词。</w:t>
       </w:r>
     </w:p>
     <w:p>
@@ -2688,7 +3262,7 @@
           <w:sz w:val="24"/>
           <w:szCs w:val="24"/>
         </w:rPr>
-        <w:t xml:space="preserve">你注意听，中间是不是藏着一个看不见的「是」？这汤——是——很好喝的。我们平时说话把它省了，但它在。</w:t>
+        <w:t xml:space="preserve">所以你注意听，中间是不是藏着一个看不见的「是」？这汤——是——很好喝的。我们平时说话把它省了，但它在。</w:t>
       </w:r>
     </w:p>
     <w:p>
@@ -2716,6 +3290,20 @@
           <w:sz w:val="24"/>
           <w:szCs w:val="24"/>
         </w:rPr>
+        <w:t xml:space="preserve">注意了。</w:t>
+      </w:r>
+    </w:p>
+    <w:p>
+      <w:pPr>
+        <w:spacing w:after="160" w:line="380"/>
+        <w:ind w:firstLine="480"/>
+      </w:pPr>
+      <w:r>
+        <w:rPr>
+          <w:rFonts w:ascii="SimSun" w:cs="SimSun" w:eastAsia="SimSun" w:hAnsi="SimSun"/>
+          <w:sz w:val="24"/>
+          <w:szCs w:val="24"/>
+        </w:rPr>
         <w:t xml:space="preserve">好，现在关键来了。</w:t>
       </w:r>
     </w:p>
@@ -2744,7 +3332,7 @@
           <w:sz w:val="24"/>
           <w:szCs w:val="24"/>
         </w:rPr>
-        <w:t xml:space="preserve">最普通的、没味道的那个，就是 is，单纯的是。</w:t>
+        <w:t xml:space="preserve">不过最普通的、没味道的那个，就是 is，单纯的是。</w:t>
       </w:r>
     </w:p>
     <w:p>
@@ -2800,6 +3388,20 @@
           <w:sz w:val="24"/>
           <w:szCs w:val="24"/>
         </w:rPr>
+        <w:t xml:space="preserve">就这样。</w:t>
+      </w:r>
+    </w:p>
+    <w:p>
+      <w:pPr>
+        <w:spacing w:after="160" w:line="380"/>
+        <w:ind w:firstLine="480"/>
+      </w:pPr>
+      <w:r>
+        <w:rPr>
+          <w:rFonts w:ascii="SimSun" w:cs="SimSun" w:eastAsia="SimSun" w:hAnsi="SimSun"/>
+          <w:sz w:val="24"/>
+          <w:szCs w:val="24"/>
+        </w:rPr>
         <w:t xml:space="preserve">再往下，「变成是」呢？become、turn、get、grow，还有一个 go。The leaves turned yellow，叶子变成是黄的。go 这个词用在这儿一般是往坏了变，牛奶变质就是 go bad。</w:t>
       </w:r>
     </w:p>
@@ -2856,7 +3458,7 @@
           <w:sz w:val="24"/>
           <w:szCs w:val="24"/>
         </w:rPr>
-        <w:t xml:space="preserve">它们全都是「是」。只不过一个是尝起来是，一个是看起来是，一个是变成是，一个是一直是。你在心里过一遍，是不是这个理儿。</w:t>
+        <w:t xml:space="preserve">这样一来，它们全都是「是」。只不过一个是尝起来是，一个是看起来是，一个是变成是，一个是一直是。你在心里过一遍，是不是这个理儿。</w:t>
       </w:r>
     </w:p>
     <w:p>
@@ -2898,7 +3500,21 @@
           <w:sz w:val="24"/>
           <w:szCs w:val="24"/>
         </w:rPr>
-        <w:t xml:space="preserve">第二件，为什么我要教你换成 is 去验证？因为它们本来就是 is 的变体！你把那层口味去掉，剩下的就是 is。所以换完句子当然还站得住。</w:t>
+        <w:t xml:space="preserve">换句话说，第二件，为什么我要教你换成 is 去验证？因为它们本来就是 is 的变体！你把那层口味去掉，剩下的就是 is。所以换完句子当然还站得住。</w:t>
+      </w:r>
+    </w:p>
+    <w:p>
+      <w:pPr>
+        <w:spacing w:after="160" w:line="380"/>
+        <w:ind w:firstLine="480"/>
+      </w:pPr>
+      <w:r>
+        <w:rPr>
+          <w:rFonts w:ascii="SimSun" w:cs="SimSun" w:eastAsia="SimSun" w:hAnsi="SimSun"/>
+          <w:sz w:val="24"/>
+          <w:szCs w:val="24"/>
+        </w:rPr>
+        <w:t xml:space="preserve">记住它。</w:t>
       </w:r>
     </w:p>
     <w:p>
@@ -2968,7 +3584,21 @@
           <w:sz w:val="24"/>
           <w:szCs w:val="24"/>
         </w:rPr>
-        <w:t xml:space="preserve">换完之后，句子结构还完整，意思也没毛病，那它就是系动词。</w:t>
+        <w:t xml:space="preserve">就这样。</w:t>
+      </w:r>
+    </w:p>
+    <w:p>
+      <w:pPr>
+        <w:spacing w:after="160" w:line="380"/>
+        <w:ind w:firstLine="480"/>
+      </w:pPr>
+      <w:r>
+        <w:rPr>
+          <w:rFonts w:ascii="SimSun" w:cs="SimSun" w:eastAsia="SimSun" w:hAnsi="SimSun"/>
+          <w:sz w:val="24"/>
+          <w:szCs w:val="24"/>
+        </w:rPr>
+        <w:t xml:space="preserve">好，换完之后，句子结构还完整，意思也没毛病，那它就是系动词。</w:t>
       </w:r>
     </w:p>
     <w:p>
@@ -3010,7 +3640,35 @@
           <w:sz w:val="24"/>
           <w:szCs w:val="24"/>
         </w:rPr>
-        <w:t xml:space="preserve">所以这个办法你记住：换成 is 之后，结构不塌、意思不变，那才是系动词。</w:t>
+        <w:t xml:space="preserve">所以这个办法你记住：换成 is 之后。</w:t>
+      </w:r>
+    </w:p>
+    <w:p>
+      <w:pPr>
+        <w:spacing w:after="160" w:line="380"/>
+        <w:ind w:firstLine="480"/>
+      </w:pPr>
+      <w:r>
+        <w:rPr>
+          <w:rFonts w:ascii="SimSun" w:cs="SimSun" w:eastAsia="SimSun" w:hAnsi="SimSun"/>
+          <w:sz w:val="24"/>
+          <w:szCs w:val="24"/>
+        </w:rPr>
+        <w:t xml:space="preserve">结构不塌、意思不变，那才是系动词。</w:t>
+      </w:r>
+    </w:p>
+    <w:p>
+      <w:pPr>
+        <w:spacing w:after="160" w:line="380"/>
+        <w:ind w:firstLine="480"/>
+      </w:pPr>
+      <w:r>
+        <w:rPr>
+          <w:rFonts w:ascii="SimSun" w:cs="SimSun" w:eastAsia="SimSun" w:hAnsi="SimSun"/>
+          <w:sz w:val="24"/>
+          <w:szCs w:val="24"/>
+        </w:rPr>
+        <w:t xml:space="preserve">停。</w:t>
       </w:r>
     </w:p>
     <w:p>
@@ -3066,7 +3724,21 @@
           <w:sz w:val="24"/>
           <w:szCs w:val="24"/>
         </w:rPr>
-        <w:t xml:space="preserve">你比较这两句。She is a teacher，she 和 a teacher 是一个人，所以 a teacher 是表语。She met a teacher，she 和 a teacher 是两个人，一个是她，一个是她碰见的老师，所以 a teacher 是宾语。</w:t>
+        <w:t xml:space="preserve">那你比较这两句。She is a teacher，she 和 a teacher 是一个人，所以 a teacher 是表语。She met a teacher，she 和 a teacher 是两个人，一个是她，一个是她碰见的老师，所以 a teacher 是宾语。</w:t>
+      </w:r>
+    </w:p>
+    <w:p>
+      <w:pPr>
+        <w:spacing w:after="160" w:line="380"/>
+        <w:ind w:firstLine="480"/>
+      </w:pPr>
+      <w:r>
+        <w:rPr>
+          <w:rFonts w:ascii="SimSun" w:cs="SimSun" w:eastAsia="SimSun" w:hAnsi="SimSun"/>
+          <w:sz w:val="24"/>
+          <w:szCs w:val="24"/>
+        </w:rPr>
+        <w:t xml:space="preserve">记住它。</w:t>
       </w:r>
     </w:p>
     <w:p>
@@ -3150,7 +3822,7 @@
           <w:sz w:val="24"/>
           <w:szCs w:val="24"/>
         </w:rPr>
-        <w:t xml:space="preserve">你说 We call him，我们叫他，别人立马问你：叫他什么？你说 The news made us，这个消息使我们，别人也得问：使我们怎么了？</w:t>
+        <w:t xml:space="preserve">来，你说 We call him，我们叫他，别人立马问你：叫他什么？你说 The news made us，这个消息使我们，别人也得问：使我们怎么了？</w:t>
       </w:r>
     </w:p>
     <w:p>
@@ -3178,6 +3850,20 @@
           <w:sz w:val="24"/>
           <w:szCs w:val="24"/>
         </w:rPr>
+        <w:t xml:space="preserve">对。</w:t>
+      </w:r>
+    </w:p>
+    <w:p>
+      <w:pPr>
+        <w:spacing w:after="160" w:line="380"/>
+        <w:ind w:firstLine="480"/>
+      </w:pPr>
+      <w:r>
+        <w:rPr>
+          <w:rFonts w:ascii="SimSun" w:cs="SimSun" w:eastAsia="SimSun" w:hAnsi="SimSun"/>
+          <w:sz w:val="24"/>
+          <w:szCs w:val="24"/>
+        </w:rPr>
         <w:t xml:space="preserve">宾补可以长成什么样？四种，我给你说清楚。</w:t>
       </w:r>
     </w:p>
@@ -3192,7 +3878,7 @@
           <w:sz w:val="24"/>
           <w:szCs w:val="24"/>
         </w:rPr>
-        <w:t xml:space="preserve">最简单的是名词作宾补，这时候它是在给宾语一个身份或者名字。We call the boy Tom，我们叫这男孩汤姆；The class elected Mary monitor，班里选玛丽当班长。这一类常用 call、name、elect、make、consider。</w:t>
+        <w:t xml:space="preserve">接着说，最简单的是名词作宾补，这时候它是在给宾语一个身份或者名字。We call the boy Tom，我们叫这男孩汤姆；The class elected Mary monitor，班里选玛丽当班长。这一类常用 call、name、elect、make、consider。</w:t>
       </w:r>
     </w:p>
     <w:p>
@@ -3234,7 +3920,35 @@
           <w:sz w:val="24"/>
           <w:szCs w:val="24"/>
         </w:rPr>
-        <w:t xml:space="preserve">这一类的动词你别挨个背，抓住那个味道就行——都是一个人支使另一个人去做事。</w:t>
+        <w:t xml:space="preserve">停。</w:t>
+      </w:r>
+    </w:p>
+    <w:p>
+      <w:pPr>
+        <w:spacing w:after="160" w:line="380"/>
+        <w:ind w:firstLine="480"/>
+      </w:pPr>
+      <w:r>
+        <w:rPr>
+          <w:rFonts w:ascii="SimSun" w:cs="SimSun" w:eastAsia="SimSun" w:hAnsi="SimSun"/>
+          <w:sz w:val="24"/>
+          <w:szCs w:val="24"/>
+        </w:rPr>
+        <w:t xml:space="preserve">这一类的动词你别挨个背。</w:t>
+      </w:r>
+    </w:p>
+    <w:p>
+      <w:pPr>
+        <w:spacing w:after="160" w:line="380"/>
+        <w:ind w:firstLine="480"/>
+      </w:pPr>
+      <w:r>
+        <w:rPr>
+          <w:rFonts w:ascii="SimSun" w:cs="SimSun" w:eastAsia="SimSun" w:hAnsi="SimSun"/>
+          <w:sz w:val="24"/>
+          <w:szCs w:val="24"/>
+        </w:rPr>
+        <w:t xml:space="preserve">抓住那个味道就行——都是一个人支使另一个人去做事。</w:t>
       </w:r>
     </w:p>
     <w:p>
@@ -3262,7 +3976,7 @@
           <w:sz w:val="24"/>
           <w:szCs w:val="24"/>
         </w:rPr>
-        <w:t xml:space="preserve">它们后面的不定式都带 to，这一点别漏。</w:t>
+        <w:t xml:space="preserve">再看，它们后面的不定式都带 to，这一点别漏。</w:t>
       </w:r>
     </w:p>
     <w:p>
@@ -3290,6 +4004,20 @@
           <w:sz w:val="24"/>
           <w:szCs w:val="24"/>
         </w:rPr>
+        <w:t xml:space="preserve">很简单。</w:t>
+      </w:r>
+    </w:p>
+    <w:p>
+      <w:pPr>
+        <w:spacing w:after="160" w:line="380"/>
+        <w:ind w:firstLine="480"/>
+      </w:pPr>
+      <w:r>
+        <w:rPr>
+          <w:rFonts w:ascii="SimSun" w:cs="SimSun" w:eastAsia="SimSun" w:hAnsi="SimSun"/>
+          <w:sz w:val="24"/>
+          <w:szCs w:val="24"/>
+        </w:rPr>
         <w:t xml:space="preserve">你看这两句。I heard someone singing，有人在唱歌，这是现在分词，表示正在进行；I found the window broken，窗户被打破了，这是过去分词，表示被动。</w:t>
       </w:r>
     </w:p>
@@ -3346,6 +4074,20 @@
           <w:sz w:val="24"/>
           <w:szCs w:val="24"/>
         </w:rPr>
+        <w:t xml:space="preserve">对。</w:t>
+      </w:r>
+    </w:p>
+    <w:p>
+      <w:pPr>
+        <w:spacing w:after="160" w:line="380"/>
+        <w:ind w:firstLine="480"/>
+      </w:pPr>
+      <w:r>
+        <w:rPr>
+          <w:rFonts w:ascii="SimSun" w:cs="SimSun" w:eastAsia="SimSun" w:hAnsi="SimSun"/>
+          <w:sz w:val="24"/>
+          <w:szCs w:val="24"/>
+        </w:rPr>
         <w:t xml:space="preserve">第一句：The teacher gave Tom a book。</w:t>
       </w:r>
     </w:p>
@@ -3374,7 +4116,7 @@
           <w:sz w:val="24"/>
           <w:szCs w:val="24"/>
         </w:rPr>
-        <w:t xml:space="preserve">看出来了吗？这两句长得一模一样。都是主语，动词，然后动词后面挂着两样东西。</w:t>
+        <w:t xml:space="preserve">所以看出来了吗？这两句长得一模一样。都是主语，动词，然后动词后面挂着两样东西。</w:t>
       </w:r>
     </w:p>
     <w:p>
@@ -3430,7 +4172,7 @@
           <w:sz w:val="24"/>
           <w:szCs w:val="24"/>
         </w:rPr>
-        <w:t xml:space="preserve">老师给你一招，我管它叫加 be 动词检验法。今天学会了，以后这类题你一秒钟出答案。</w:t>
+        <w:t xml:space="preserve">不过老师给你一招，我管它叫加 be 动词检验法。今天学会了，以后这类题你一秒钟出答案。</w:t>
       </w:r>
     </w:p>
     <w:p>
@@ -3458,7 +4200,21 @@
           <w:sz w:val="24"/>
           <w:szCs w:val="24"/>
         </w:rPr>
-        <w:t xml:space="preserve">动词后面不是挂着两样东西吗？你把这两样单独拎出来，中间给它塞一个 be 动词，让它自己变成一句话。</w:t>
+        <w:t xml:space="preserve">动词后面不是挂着两样东西吗？你把这两样单独拎出来，中间给它塞一个 be 动词。</w:t>
+      </w:r>
+    </w:p>
+    <w:p>
+      <w:pPr>
+        <w:spacing w:after="160" w:line="380"/>
+        <w:ind w:firstLine="480"/>
+      </w:pPr>
+      <w:r>
+        <w:rPr>
+          <w:rFonts w:ascii="SimSun" w:cs="SimSun" w:eastAsia="SimSun" w:hAnsi="SimSun"/>
+          <w:sz w:val="24"/>
+          <w:szCs w:val="24"/>
+        </w:rPr>
+        <w:t xml:space="preserve">让它自己变成一句话。</w:t>
       </w:r>
     </w:p>
     <w:p>
@@ -3500,7 +4256,21 @@
           <w:sz w:val="24"/>
           <w:szCs w:val="24"/>
         </w:rPr>
-        <w:t xml:space="preserve">第一点，这句话语法上有没有毛病。第二点，这句话意思讲不讲得通。</w:t>
+        <w:t xml:space="preserve">这样一来，第一点，这句话语法上有没有毛病。第二点。</w:t>
+      </w:r>
+    </w:p>
+    <w:p>
+      <w:pPr>
+        <w:spacing w:after="160" w:line="380"/>
+        <w:ind w:firstLine="480"/>
+      </w:pPr>
+      <w:r>
+        <w:rPr>
+          <w:rFonts w:ascii="SimSun" w:cs="SimSun" w:eastAsia="SimSun" w:hAnsi="SimSun"/>
+          <w:sz w:val="24"/>
+          <w:szCs w:val="24"/>
+        </w:rPr>
+        <w:t xml:space="preserve">这句话意思讲不讲得通。</w:t>
       </w:r>
     </w:p>
     <w:p>
@@ -3528,6 +4298,20 @@
           <w:sz w:val="24"/>
           <w:szCs w:val="24"/>
         </w:rPr>
+        <w:t xml:space="preserve">不难。</w:t>
+      </w:r>
+    </w:p>
+    <w:p>
+      <w:pPr>
+        <w:spacing w:after="160" w:line="380"/>
+        <w:ind w:firstLine="480"/>
+      </w:pPr>
+      <w:r>
+        <w:rPr>
+          <w:rFonts w:ascii="SimSun" w:cs="SimSun" w:eastAsia="SimSun" w:hAnsi="SimSun"/>
+          <w:sz w:val="24"/>
+          <w:szCs w:val="24"/>
+        </w:rPr>
         <w:t xml:space="preserve">来，跟我一起试。</w:t>
       </w:r>
     </w:p>
@@ -3570,7 +4354,7 @@
           <w:sz w:val="24"/>
           <w:szCs w:val="24"/>
         </w:rPr>
-        <w:t xml:space="preserve">意思通吗？我们管这男孩叫汤姆，那他可不就是汤姆嘛。太通了。</w:t>
+        <w:t xml:space="preserve">换句话说，意思通吗？我们管这男孩叫汤姆，那他可不就是汤姆嘛。太通了。</w:t>
       </w:r>
     </w:p>
     <w:p>
@@ -3612,6 +4396,20 @@
           <w:sz w:val="24"/>
           <w:szCs w:val="24"/>
         </w:rPr>
+        <w:t xml:space="preserve">看清楚了。</w:t>
+      </w:r>
+    </w:p>
+    <w:p>
+      <w:pPr>
+        <w:spacing w:after="160" w:line="380"/>
+        <w:ind w:firstLine="480"/>
+      </w:pPr>
+      <w:r>
+        <w:rPr>
+          <w:rFonts w:ascii="SimSun" w:cs="SimSun" w:eastAsia="SimSun" w:hAnsi="SimSun"/>
+          <w:sz w:val="24"/>
+          <w:szCs w:val="24"/>
+        </w:rPr>
         <w:t xml:space="preserve">我先问你第一点，语法有错吗？</w:t>
       </w:r>
     </w:p>
@@ -3682,7 +4480,21 @@
           <w:sz w:val="24"/>
           <w:szCs w:val="24"/>
         </w:rPr>
-        <w:t xml:space="preserve">第二点没过。所以它不是宾补，是双宾语。你看 Tom 是人宾，a book 是物宾，俩根本不是一回事。</w:t>
+        <w:t xml:space="preserve">好，第二点没过。所以它不是宾补，是双宾语。你看 Tom 是人宾，a book 是物宾。</w:t>
+      </w:r>
+    </w:p>
+    <w:p>
+      <w:pPr>
+        <w:spacing w:after="160" w:line="380"/>
+        <w:ind w:firstLine="480"/>
+      </w:pPr>
+      <w:r>
+        <w:rPr>
+          <w:rFonts w:ascii="SimSun" w:cs="SimSun" w:eastAsia="SimSun" w:hAnsi="SimSun"/>
+          <w:sz w:val="24"/>
+          <w:szCs w:val="24"/>
+        </w:rPr>
+        <w:t xml:space="preserve">俩根本不是一回事。</w:t>
       </w:r>
     </w:p>
     <w:p>
@@ -3738,7 +4550,21 @@
           <w:sz w:val="24"/>
           <w:szCs w:val="24"/>
         </w:rPr>
-        <w:t xml:space="preserve">所以你要是光盯着语法看，这辈子都判不出来。必须两点一起看。</w:t>
+        <w:t xml:space="preserve">所以你要是光盯着语法看。</w:t>
+      </w:r>
+    </w:p>
+    <w:p>
+      <w:pPr>
+        <w:spacing w:after="160" w:line="380"/>
+        <w:ind w:firstLine="480"/>
+      </w:pPr>
+      <w:r>
+        <w:rPr>
+          <w:rFonts w:ascii="SimSun" w:cs="SimSun" w:eastAsia="SimSun" w:hAnsi="SimSun"/>
+          <w:sz w:val="24"/>
+          <w:szCs w:val="24"/>
+        </w:rPr>
+        <w:t xml:space="preserve">这辈子都判不出来。必须两点一起看。</w:t>
       </w:r>
     </w:p>
     <w:p>
@@ -3766,7 +4592,21 @@
           <w:sz w:val="24"/>
           <w:szCs w:val="24"/>
         </w:rPr>
-        <w:t xml:space="preserve">这几个你先自己在心里过一遍，我再说。</w:t>
+        <w:t xml:space="preserve">就一句话。</w:t>
+      </w:r>
+    </w:p>
+    <w:p>
+      <w:pPr>
+        <w:spacing w:after="160" w:line="380"/>
+        <w:ind w:firstLine="480"/>
+      </w:pPr>
+      <w:r>
+        <w:rPr>
+          <w:rFonts w:ascii="SimSun" w:cs="SimSun" w:eastAsia="SimSun" w:hAnsi="SimSun"/>
+          <w:sz w:val="24"/>
+          <w:szCs w:val="24"/>
+        </w:rPr>
+        <w:t xml:space="preserve">那这几个你先自己在心里过一遍，我再说。</w:t>
       </w:r>
     </w:p>
     <w:p>
@@ -3836,7 +4676,7 @@
           <w:sz w:val="24"/>
           <w:szCs w:val="24"/>
         </w:rPr>
-        <w:t xml:space="preserve">Her mother bought Lucy a new watch。拎出来，Lucy is a new watch，露西是一块新手表？语法没错，意思荒唐。双宾语。</w:t>
+        <w:t xml:space="preserve">来，Her mother bought Lucy a new watch。拎出来，Lucy is a new watch，露西是一块新手表？语法没错，意思荒唐。双宾语。</w:t>
       </w:r>
     </w:p>
     <w:p>
@@ -3906,7 +4746,7 @@
           <w:sz w:val="24"/>
           <w:szCs w:val="24"/>
         </w:rPr>
-        <w:t xml:space="preserve">而宾补呢？它的任务本来就是说明前面那个宾语。所以用 be 动词一连，意思天然就顺。</w:t>
+        <w:t xml:space="preserve">接着说，而宾补呢？它的任务本来就是说明前面那个宾语。所以用 be 动词一连，意思天然就顺。</w:t>
       </w:r>
     </w:p>
     <w:p>
@@ -3934,6 +4774,20 @@
           <w:sz w:val="24"/>
           <w:szCs w:val="24"/>
         </w:rPr>
+        <w:t xml:space="preserve">别绕。</w:t>
+      </w:r>
+    </w:p>
+    <w:p>
+      <w:pPr>
+        <w:spacing w:after="160" w:line="380"/>
+        <w:ind w:firstLine="480"/>
+      </w:pPr>
+      <w:r>
+        <w:rPr>
+          <w:rFonts w:ascii="SimSun" w:cs="SimSun" w:eastAsia="SimSun" w:hAnsi="SimSun"/>
+          <w:sz w:val="24"/>
+          <w:szCs w:val="24"/>
+        </w:rPr>
         <w:t xml:space="preserve">因为 be 动词就是个等号。等号两边，必须是一回事。</w:t>
       </w:r>
     </w:p>
@@ -3948,21 +4802,35 @@
           <w:sz w:val="24"/>
           <w:szCs w:val="24"/>
         </w:rPr>
-        <w:t xml:space="preserve">宾补跟宾语是一回事，所以等得起来。双宾语的两个宾语是两码事，所以你怎么等都别扭。</w:t>
-      </w:r>
-    </w:p>
-    <w:p>
-      <w:pPr>
-        <w:spacing w:after="160" w:line="380"/>
-        <w:ind w:firstLine="480"/>
-      </w:pPr>
-      <w:r>
-        <w:rPr>
-          <w:rFonts w:ascii="SimSun" w:cs="SimSun" w:eastAsia="SimSun" w:hAnsi="SimSun"/>
-          <w:sz w:val="24"/>
-          <w:szCs w:val="24"/>
-        </w:rPr>
-        <w:t xml:space="preserve">这个道理想明白了，这个方法你一辈子忘不了。</w:t>
+        <w:t xml:space="preserve">宾补跟宾语是一回事，所以等得起来。双宾语的两个宾语是两码事。</w:t>
+      </w:r>
+    </w:p>
+    <w:p>
+      <w:pPr>
+        <w:spacing w:after="160" w:line="380"/>
+        <w:ind w:firstLine="480"/>
+      </w:pPr>
+      <w:r>
+        <w:rPr>
+          <w:rFonts w:ascii="SimSun" w:cs="SimSun" w:eastAsia="SimSun" w:hAnsi="SimSun"/>
+          <w:sz w:val="24"/>
+          <w:szCs w:val="24"/>
+        </w:rPr>
+        <w:t xml:space="preserve">所以你怎么等都别扭。</w:t>
+      </w:r>
+    </w:p>
+    <w:p>
+      <w:pPr>
+        <w:spacing w:after="160" w:line="380"/>
+        <w:ind w:firstLine="480"/>
+      </w:pPr>
+      <w:r>
+        <w:rPr>
+          <w:rFonts w:ascii="SimSun" w:cs="SimSun" w:eastAsia="SimSun" w:hAnsi="SimSun"/>
+          <w:sz w:val="24"/>
+          <w:szCs w:val="24"/>
+        </w:rPr>
+        <w:t xml:space="preserve">再看，这个道理想明白了，这个方法你一辈子忘不了。</w:t>
       </w:r>
     </w:p>
     <w:p>
@@ -3990,7 +4858,21 @@
           <w:sz w:val="24"/>
           <w:szCs w:val="24"/>
         </w:rPr>
-        <w:t xml:space="preserve">为什么？你想啊，him is Tom，这句本身就是错的，宾格哪能当主语。你拿一句错的去检验，越检验越乱。</w:t>
+        <w:t xml:space="preserve">为什么？你想啊，him is Tom，这句本身就是错的。</w:t>
+      </w:r>
+    </w:p>
+    <w:p>
+      <w:pPr>
+        <w:spacing w:after="160" w:line="380"/>
+        <w:ind w:firstLine="480"/>
+      </w:pPr>
+      <w:r>
+        <w:rPr>
+          <w:rFonts w:ascii="SimSun" w:cs="SimSun" w:eastAsia="SimSun" w:hAnsi="SimSun"/>
+          <w:sz w:val="24"/>
+          <w:szCs w:val="24"/>
+        </w:rPr>
+        <w:t xml:space="preserve">宾格哪能当主语。你拿一句错的去检验，越检验越乱。</w:t>
       </w:r>
     </w:p>
     <w:p>
@@ -4005,6 +4887,20 @@
           <w:szCs w:val="24"/>
         </w:rPr>
         <w:t xml:space="preserve">那怎么办？很简单，先把代词换成它指的那个人。him 指的是那个男孩，你就写 the boy；me 指的就是说话这个人，你随便安个名字，写 Tom 都行。换完再检验，干干净净。</w:t>
+      </w:r>
+    </w:p>
+    <w:p>
+      <w:pPr>
+        <w:spacing w:after="160" w:line="380"/>
+        <w:ind w:firstLine="480"/>
+      </w:pPr>
+      <w:r>
+        <w:rPr>
+          <w:rFonts w:ascii="SimSun" w:cs="SimSun" w:eastAsia="SimSun" w:hAnsi="SimSun"/>
+          <w:sz w:val="24"/>
+          <w:szCs w:val="24"/>
+        </w:rPr>
+        <w:t xml:space="preserve">往下走。</w:t>
       </w:r>
     </w:p>
     <w:p>
@@ -4118,6 +5014,20 @@
           <w:sz w:val="24"/>
           <w:szCs w:val="24"/>
         </w:rPr>
+        <w:t xml:space="preserve">很简单。</w:t>
+      </w:r>
+    </w:p>
+    <w:p>
+      <w:pPr>
+        <w:spacing w:after="160" w:line="380"/>
+        <w:ind w:firstLine="480"/>
+      </w:pPr>
+      <w:r>
+        <w:rPr>
+          <w:rFonts w:ascii="SimSun" w:cs="SimSun" w:eastAsia="SimSun" w:hAnsi="SimSun"/>
+          <w:sz w:val="24"/>
+          <w:szCs w:val="24"/>
+        </w:rPr>
         <w:t xml:space="preserve">那第二步就得问了：felt 是个什么样的动词？</w:t>
       </w:r>
     </w:p>
@@ -4175,6 +5085,20 @@
           <w:szCs w:val="24"/>
         </w:rPr>
         <w:t xml:space="preserve">你看主语，The little girl，是人。说的是她自己感到害怕，不是她让别人害怕。所以用 ed。</w:t>
+      </w:r>
+    </w:p>
+    <w:p>
+      <w:pPr>
+        <w:spacing w:after="160" w:line="380"/>
+        <w:ind w:firstLine="480"/>
+      </w:pPr>
+      <w:r>
+        <w:rPr>
+          <w:rFonts w:ascii="SimSun" w:cs="SimSun" w:eastAsia="SimSun" w:hAnsi="SimSun"/>
+          <w:sz w:val="24"/>
+          <w:szCs w:val="24"/>
+        </w:rPr>
+        <w:t xml:space="preserve">听懂了吧。</w:t>
       </w:r>
     </w:p>
     <w:p>
@@ -4400,7 +5324,7 @@
           <w:sz w:val="24"/>
           <w:szCs w:val="24"/>
         </w:rPr>
-        <w:t xml:space="preserve">第二句同样拎出来，变成 Lucy is a talented singer。语法没错，意思也通——两点全过，所以 a talented singer 是宾语补足语。</w:t>
+        <w:t xml:space="preserve">我跟你说，第二句同样拎出来，变成 Lucy is a talented singer。语法没错，意思也通——两点全过，所以 a talented singer 是宾语补足语。</w:t>
       </w:r>
     </w:p>
     <w:p>
@@ -4442,21 +5366,35 @@
           <w:sz w:val="24"/>
           <w:szCs w:val="24"/>
         </w:rPr>
-        <w:t xml:space="preserve">今天东西不少，我给你压一压。你不用记那么细，五句话拿走就行。</w:t>
-      </w:r>
-    </w:p>
-    <w:p>
-      <w:pPr>
-        <w:spacing w:after="160" w:line="380"/>
-        <w:ind w:firstLine="480"/>
-      </w:pPr>
-      <w:r>
-        <w:rPr>
-          <w:rFonts w:ascii="SimSun" w:cs="SimSun" w:eastAsia="SimSun" w:hAnsi="SimSun"/>
-          <w:sz w:val="24"/>
-          <w:szCs w:val="24"/>
-        </w:rPr>
-        <w:t xml:space="preserve">第一句。宾语是承受动作的那一个——动作落下来，落在谁身上，谁就是宾语。你记住，它只能是名词性的东西。</w:t>
+        <w:t xml:space="preserve">所以今天东西不少，我给你压一压。你不用记那么细，五句话拿走就行。</w:t>
+      </w:r>
+    </w:p>
+    <w:p>
+      <w:pPr>
+        <w:spacing w:after="160" w:line="380"/>
+        <w:ind w:firstLine="480"/>
+      </w:pPr>
+      <w:r>
+        <w:rPr>
+          <w:rFonts w:ascii="SimSun" w:cs="SimSun" w:eastAsia="SimSun" w:hAnsi="SimSun"/>
+          <w:sz w:val="24"/>
+          <w:szCs w:val="24"/>
+        </w:rPr>
+        <w:t xml:space="preserve">第一句。宾语是承受动作的那一个——动作落下来，落在谁身上，谁就是宾语。你记住。</w:t>
+      </w:r>
+    </w:p>
+    <w:p>
+      <w:pPr>
+        <w:spacing w:after="160" w:line="380"/>
+        <w:ind w:firstLine="480"/>
+      </w:pPr>
+      <w:r>
+        <w:rPr>
+          <w:rFonts w:ascii="SimSun" w:cs="SimSun" w:eastAsia="SimSun" w:hAnsi="SimSun"/>
+          <w:sz w:val="24"/>
+          <w:szCs w:val="24"/>
+        </w:rPr>
+        <w:t xml:space="preserve">它只能是名词性的东西。</w:t>
       </w:r>
     </w:p>
     <w:p>
@@ -4484,7 +5422,21 @@
           <w:sz w:val="24"/>
           <w:szCs w:val="24"/>
         </w:rPr>
-        <w:t xml:space="preserve">第二句。表语只在一个地方出现，系动词后面。系动词是什么？你想想那个比方——加了口味的 is。尝起来是、看起来是、变成是、一直是，就这些。</w:t>
+        <w:t xml:space="preserve">不过第二句。表语只在一个地方出现，系动词后面。系动词是什么？你想想那个比方——加了口味的 is。尝起来是、看起来是、变成是、一直是，就这些。</w:t>
+      </w:r>
+    </w:p>
+    <w:p>
+      <w:pPr>
+        <w:spacing w:after="160" w:line="380"/>
+        <w:ind w:firstLine="480"/>
+      </w:pPr>
+      <w:r>
+        <w:rPr>
+          <w:rFonts w:ascii="SimSun" w:cs="SimSun" w:eastAsia="SimSun" w:hAnsi="SimSun"/>
+          <w:sz w:val="24"/>
+          <w:szCs w:val="24"/>
+        </w:rPr>
+        <w:t xml:space="preserve">接着来。</w:t>
       </w:r>
     </w:p>
     <w:p>
@@ -4526,7 +5478,7 @@
           <w:sz w:val="24"/>
           <w:szCs w:val="24"/>
         </w:rPr>
-        <w:t xml:space="preserve">第四句。宾补紧跟在宾语后面，专门给宾语把话说完。名词、形容词、不定式、分词，你看，都能担这个角色。</w:t>
+        <w:t xml:space="preserve">这样一来，第四句。宾补紧跟在宾语后面，专门给宾语把话说完。名词、形容词、不定式、分词，你看，都能担这个角色。</w:t>
       </w:r>
     </w:p>
     <w:p>
@@ -4554,6 +5506,20 @@
           <w:sz w:val="24"/>
           <w:szCs w:val="24"/>
         </w:rPr>
+        <w:t xml:space="preserve">不难。</w:t>
+      </w:r>
+    </w:p>
+    <w:p>
+      <w:pPr>
+        <w:spacing w:after="160" w:line="380"/>
+        <w:ind w:firstLine="480"/>
+      </w:pPr>
+      <w:r>
+        <w:rPr>
+          <w:rFonts w:ascii="SimSun" w:cs="SimSun" w:eastAsia="SimSun" w:hAnsi="SimSun"/>
+          <w:sz w:val="24"/>
+          <w:szCs w:val="24"/>
+        </w:rPr>
         <w:t xml:space="preserve">你把那两样拎出来，中间加 be 动词，碰到代词先换成人名。</w:t>
       </w:r>
     </w:p>
@@ -4568,7 +5534,21 @@
           <w:sz w:val="24"/>
           <w:szCs w:val="24"/>
         </w:rPr>
-        <w:t xml:space="preserve">造出来的句子，语法没错、意思也通，那是宾补；有一样不过关，那是双宾语。</w:t>
+        <w:t xml:space="preserve">你听好，换句话说，造出来的句子，语法没错、意思也通。</w:t>
+      </w:r>
+    </w:p>
+    <w:p>
+      <w:pPr>
+        <w:spacing w:after="160" w:line="380"/>
+        <w:ind w:firstLine="480"/>
+      </w:pPr>
+      <w:r>
+        <w:rPr>
+          <w:rFonts w:ascii="SimSun" w:cs="SimSun" w:eastAsia="SimSun" w:hAnsi="SimSun"/>
+          <w:sz w:val="24"/>
+          <w:szCs w:val="24"/>
+        </w:rPr>
+        <w:t xml:space="preserve">那是宾补；有一样不过关，那是双宾语。</w:t>
       </w:r>
     </w:p>
     <w:p>
@@ -4738,6 +5718,20 @@
           <w:sz w:val="24"/>
           <w:szCs w:val="24"/>
         </w:rPr>
+        <w:t xml:space="preserve">没错。</w:t>
+      </w:r>
+    </w:p>
+    <w:p>
+      <w:pPr>
+        <w:spacing w:after="160" w:line="380"/>
+        <w:ind w:firstLine="480"/>
+      </w:pPr>
+      <w:r>
+        <w:rPr>
+          <w:rFonts w:ascii="SimSun" w:cs="SimSun" w:eastAsia="SimSun" w:hAnsi="SimSun"/>
+          <w:sz w:val="24"/>
+          <w:szCs w:val="24"/>
+        </w:rPr>
         <w:t xml:space="preserve">同一个词两个身份，你得先认出它这会儿用的是哪一个。</w:t>
       </w:r>
     </w:p>
@@ -4781,6 +5775,20 @@
           <w:szCs w:val="24"/>
         </w:rPr>
         <w:t xml:space="preserve">可你看这道题，它后面括号里给的是 walk，一个动词，不是形容词。既然后面跟的不是形容词，那它就不是系动词了，它是实义动词。</w:t>
+      </w:r>
+    </w:p>
+    <w:p>
+      <w:pPr>
+        <w:spacing w:after="160" w:line="380"/>
+        <w:ind w:firstLine="480"/>
+      </w:pPr>
+      <w:r>
+        <w:rPr>
+          <w:rFonts w:ascii="SimSun" w:cs="SimSun" w:eastAsia="SimSun" w:hAnsi="SimSun"/>
+          <w:sz w:val="24"/>
+          <w:szCs w:val="24"/>
+        </w:rPr>
+        <w:t xml:space="preserve">看清楚了。</w:t>
       </w:r>
     </w:p>
     <w:p>
@@ -4978,6 +5986,20 @@
           <w:sz w:val="24"/>
           <w:szCs w:val="24"/>
         </w:rPr>
+        <w:t xml:space="preserve">就是它。</w:t>
+      </w:r>
+    </w:p>
+    <w:p>
+      <w:pPr>
+        <w:spacing w:after="160" w:line="380"/>
+        <w:ind w:firstLine="480"/>
+      </w:pPr>
+      <w:r>
+        <w:rPr>
+          <w:rFonts w:ascii="SimSun" w:cs="SimSun" w:eastAsia="SimSun" w:hAnsi="SimSun"/>
+          <w:sz w:val="24"/>
+          <w:szCs w:val="24"/>
+        </w:rPr>
         <w:t xml:space="preserve">sour 本身就是形容词，酸的。原样填进去就行。</w:t>
       </w:r>
     </w:p>
@@ -5106,6 +6128,20 @@
           <w:sz w:val="24"/>
           <w:szCs w:val="24"/>
         </w:rPr>
+        <w:t xml:space="preserve">就一句话。</w:t>
+      </w:r>
+    </w:p>
+    <w:p>
+      <w:pPr>
+        <w:spacing w:after="160" w:line="380"/>
+        <w:ind w:firstLine="480"/>
+      </w:pPr>
+      <w:r>
+        <w:rPr>
+          <w:rFonts w:ascii="SimSun" w:cs="SimSun" w:eastAsia="SimSun" w:hAnsi="SimSun"/>
+          <w:sz w:val="24"/>
+          <w:szCs w:val="24"/>
+        </w:rPr>
         <w:t xml:space="preserve">写完了吗？这类题第一步永远一样——先看前面那个动词是什么身份。你看这句的动词是哪个？</w:t>
       </w:r>
     </w:p>
@@ -5176,6 +6212,20 @@
           <w:sz w:val="24"/>
           <w:szCs w:val="24"/>
         </w:rPr>
+        <w:t xml:space="preserve">再看。</w:t>
+      </w:r>
+    </w:p>
+    <w:p>
+      <w:pPr>
+        <w:spacing w:after="160" w:line="380"/>
+        <w:ind w:firstLine="480"/>
+      </w:pPr>
+      <w:r>
+        <w:rPr>
+          <w:rFonts w:ascii="SimSun" w:cs="SimSun" w:eastAsia="SimSun" w:hAnsi="SimSun"/>
+          <w:sz w:val="24"/>
+          <w:szCs w:val="24"/>
+        </w:rPr>
         <w:t xml:space="preserve">不过我们再用今天那把尺子量一遍。my elder brother 和 a good doctor，是同一个人吗？</w:t>
       </w:r>
     </w:p>
@@ -5219,6 +6269,20 @@
           <w:szCs w:val="24"/>
         </w:rPr>
         <w:t xml:space="preserve">My brother met a good doctor，我哥遇到一个好医生。这回你把 met 换成 is 试试——My brother is a good doctor。</w:t>
+      </w:r>
+    </w:p>
+    <w:p>
+      <w:pPr>
+        <w:spacing w:after="160" w:line="380"/>
+        <w:ind w:firstLine="480"/>
+      </w:pPr>
+      <w:r>
+        <w:rPr>
+          <w:rFonts w:ascii="SimSun" w:cs="SimSun" w:eastAsia="SimSun" w:hAnsi="SimSun"/>
+          <w:sz w:val="24"/>
+          <w:szCs w:val="24"/>
+        </w:rPr>
+        <w:t xml:space="preserve">别绕。</w:t>
       </w:r>
     </w:p>
     <w:p>
@@ -5375,6 +6439,20 @@
           <w:sz w:val="24"/>
           <w:szCs w:val="24"/>
         </w:rPr>
+        <w:t xml:space="preserve">注意了。</w:t>
+      </w:r>
+    </w:p>
+    <w:p>
+      <w:pPr>
+        <w:spacing w:after="160" w:line="380"/>
+        <w:ind w:firstLine="480"/>
+      </w:pPr>
+      <w:r>
+        <w:rPr>
+          <w:rFonts w:ascii="SimSun" w:cs="SimSun" w:eastAsia="SimSun" w:hAnsi="SimSun"/>
+          <w:sz w:val="24"/>
+          <w:szCs w:val="24"/>
+        </w:rPr>
         <w:t xml:space="preserve">先试 A 项。把 the students 和 an interesting experiment 拎出来，中间塞个 are——The students are an interesting experiment。</w:t>
       </w:r>
     </w:p>
@@ -5418,6 +6496,20 @@
           <w:szCs w:val="24"/>
         </w:rPr>
         <w:t xml:space="preserve">逻辑那一条过不了。所以 A 项是双宾语。</w:t>
+      </w:r>
+    </w:p>
+    <w:p>
+      <w:pPr>
+        <w:spacing w:after="160" w:line="380"/>
+        <w:ind w:firstLine="480"/>
+      </w:pPr>
+      <w:r>
+        <w:rPr>
+          <w:rFonts w:ascii="SimSun" w:cs="SimSun" w:eastAsia="SimSun" w:hAnsi="SimSun"/>
+          <w:sz w:val="24"/>
+          <w:szCs w:val="24"/>
+        </w:rPr>
+        <w:t xml:space="preserve">往下走。</w:t>
       </w:r>
     </w:p>
     <w:p>
@@ -5643,6 +6735,20 @@
           <w:sz w:val="24"/>
           <w:szCs w:val="24"/>
         </w:rPr>
+        <w:t xml:space="preserve">就这样。</w:t>
+      </w:r>
+    </w:p>
+    <w:p>
+      <w:pPr>
+        <w:spacing w:after="160" w:line="380"/>
+        <w:ind w:firstLine="480"/>
+      </w:pPr>
+      <w:r>
+        <w:rPr>
+          <w:rFonts w:ascii="SimSun" w:cs="SimSun" w:eastAsia="SimSun" w:hAnsi="SimSun"/>
+          <w:sz w:val="24"/>
+          <w:szCs w:val="24"/>
+        </w:rPr>
         <w:t xml:space="preserve">所以这句话得改成 arrive at the village。</w:t>
       </w:r>
     </w:p>
@@ -5771,6 +6877,20 @@
           <w:sz w:val="24"/>
           <w:szCs w:val="24"/>
         </w:rPr>
+        <w:t xml:space="preserve">就这样。</w:t>
+      </w:r>
+    </w:p>
+    <w:p>
+      <w:pPr>
+        <w:spacing w:after="160" w:line="380"/>
+        <w:ind w:firstLine="480"/>
+      </w:pPr>
+      <w:r>
+        <w:rPr>
+          <w:rFonts w:ascii="SimSun" w:cs="SimSun" w:eastAsia="SimSun" w:hAnsi="SimSun"/>
+          <w:sz w:val="24"/>
+          <w:szCs w:val="24"/>
+        </w:rPr>
         <w:t xml:space="preserve">我们真正要看的，就是 to find 后面这一块。</w:t>
       </w:r>
     </w:p>
@@ -5841,6 +6961,20 @@
           <w:sz w:val="24"/>
           <w:szCs w:val="24"/>
         </w:rPr>
+        <w:t xml:space="preserve">记住它。</w:t>
+      </w:r>
+    </w:p>
+    <w:p>
+      <w:pPr>
+        <w:spacing w:after="160" w:line="380"/>
+        <w:ind w:firstLine="480"/>
+      </w:pPr>
+      <w:r>
+        <w:rPr>
+          <w:rFonts w:ascii="SimSun" w:cs="SimSun" w:eastAsia="SimSun" w:hAnsi="SimSun"/>
+          <w:sz w:val="24"/>
+          <w:szCs w:val="24"/>
+        </w:rPr>
         <w:t xml:space="preserve">我提醒一句：很多同学一看见 find 就开始转 ing 还是 ed。顺序反了。</w:t>
       </w:r>
     </w:p>
@@ -5911,7 +7045,21 @@
           <w:sz w:val="24"/>
           <w:szCs w:val="24"/>
         </w:rPr>
-        <w:t xml:space="preserve">回头看看开场我说的那句话——今天这三个位置，就是你判断变形方向的坐标。现在你应该明白它什么意思了。</w:t>
+        <w:t xml:space="preserve">好，回头看看开场我说的那句话——今天这三个位置。</w:t>
+      </w:r>
+    </w:p>
+    <w:p>
+      <w:pPr>
+        <w:spacing w:after="160" w:line="380"/>
+        <w:ind w:firstLine="480"/>
+      </w:pPr>
+      <w:r>
+        <w:rPr>
+          <w:rFonts w:ascii="SimSun" w:cs="SimSun" w:eastAsia="SimSun" w:hAnsi="SimSun"/>
+          <w:sz w:val="24"/>
+          <w:szCs w:val="24"/>
+        </w:rPr>
+        <w:t xml:space="preserve">就是你判断变形方向的坐标。现在你应该明白它什么意思了。</w:t>
       </w:r>
     </w:p>
     <w:p>
@@ -5939,7 +7087,7 @@
           <w:sz w:val="24"/>
           <w:szCs w:val="24"/>
         </w:rPr>
-        <w:t xml:space="preserve">先问它站在哪个位置。宾语位置，就往名词上变；表语和宾补位置，就往形容词上变。</w:t>
+        <w:t xml:space="preserve">我跟你说，先问它站在哪个位置。宾语位置，就往名词上变；表语和宾补位置，就往形容词上变。</w:t>
       </w:r>
     </w:p>
     <w:p>
@@ -5995,7 +7143,21 @@
           <w:sz w:val="24"/>
           <w:szCs w:val="24"/>
         </w:rPr>
-        <w:t xml:space="preserve">第二。看见动词后面跟了两样东西，你别猜。拎出来加 be 动词，语法和逻辑两点一起看。</w:t>
+        <w:t xml:space="preserve">那第二。看见动词后面跟了两样东西，你别猜。拎出来加 be 动词。</w:t>
+      </w:r>
+    </w:p>
+    <w:p>
+      <w:pPr>
+        <w:spacing w:after="160" w:line="380"/>
+        <w:ind w:firstLine="480"/>
+      </w:pPr>
+      <w:r>
+        <w:rPr>
+          <w:rFonts w:ascii="SimSun" w:cs="SimSun" w:eastAsia="SimSun" w:hAnsi="SimSun"/>
+          <w:sz w:val="24"/>
+          <w:szCs w:val="24"/>
+        </w:rPr>
+        <w:t xml:space="preserve">语法和逻辑两点一起看。</w:t>
       </w:r>
     </w:p>
     <w:p>
@@ -6023,6 +7185,20 @@
           <w:sz w:val="24"/>
           <w:szCs w:val="24"/>
         </w:rPr>
+        <w:t xml:space="preserve">停。</w:t>
+      </w:r>
+    </w:p>
+    <w:p>
+      <w:pPr>
+        <w:spacing w:after="160" w:line="380"/>
+        <w:ind w:firstLine="480"/>
+      </w:pPr>
+      <w:r>
+        <w:rPr>
+          <w:rFonts w:ascii="SimSun" w:cs="SimSun" w:eastAsia="SimSun" w:hAnsi="SimSun"/>
+          <w:sz w:val="24"/>
+          <w:szCs w:val="24"/>
+        </w:rPr>
         <w:t xml:space="preserve">就这三条。练熟了，这一类题你几乎不会错。</w:t>
       </w:r>
     </w:p>
@@ -6037,7 +7213,7 @@
           <w:sz w:val="24"/>
           <w:szCs w:val="24"/>
         </w:rPr>
-        <w:t xml:space="preserve">开场我跟你说过，今天这节是高考最爱挖坑的一块。</w:t>
+        <w:t xml:space="preserve">来，开场我跟你说过，今天这节是高考最爱挖坑的一块。</w:t>
       </w:r>
     </w:p>
     <w:p>
@@ -6079,6 +7255,20 @@
           <w:sz w:val="24"/>
           <w:szCs w:val="24"/>
         </w:rPr>
+        <w:t xml:space="preserve">记住它。</w:t>
+      </w:r>
+    </w:p>
+    <w:p>
+      <w:pPr>
+        <w:spacing w:after="160" w:line="380"/>
+        <w:ind w:firstLine="480"/>
+      </w:pPr>
+      <w:r>
+        <w:rPr>
+          <w:rFonts w:ascii="SimSun" w:cs="SimSun" w:eastAsia="SimSun" w:hAnsi="SimSun"/>
+          <w:sz w:val="24"/>
+          <w:szCs w:val="24"/>
+        </w:rPr>
         <w:t xml:space="preserve">这就是白送的意思。不是题简单，是你手里有尺子了。</w:t>
       </w:r>
     </w:p>
@@ -6107,7 +7297,21 @@
           <w:sz w:val="24"/>
           <w:szCs w:val="24"/>
         </w:rPr>
-        <w:t xml:space="preserve">下节课我们就讲它们：定语、状语和同位语，把句子成分这块收个尾。下节课见。</w:t>
+        <w:t xml:space="preserve">接着说，下节课我们就讲它们：定语、状语和同位语。</w:t>
+      </w:r>
+    </w:p>
+    <w:p>
+      <w:pPr>
+        <w:spacing w:after="160" w:line="380"/>
+        <w:ind w:firstLine="480"/>
+      </w:pPr>
+      <w:r>
+        <w:rPr>
+          <w:rFonts w:ascii="SimSun" w:cs="SimSun" w:eastAsia="SimSun" w:hAnsi="SimSun"/>
+          <w:sz w:val="24"/>
+          <w:szCs w:val="24"/>
+        </w:rPr>
+        <w:t xml:space="preserve">把句子成分这块收个尾。下节课见。</w:t>
       </w:r>
     </w:p>
     <w:sectPr>

--- a/docs/Level1/高中英语语法切片-Level1-第03课-宾语表语宾语补足语.docx
+++ b/docs/Level1/高中英语语法切片-Level1-第03课-宾语表语宾语补足语.docx
@@ -295,7 +295,7 @@
           <w:sz w:val="24"/>
           <w:szCs w:val="24"/>
         </w:rPr>
-        <w:t xml:space="preserve">你看，接着说，因为它们全长在谓语后面，位置几乎一样。</w:t>
+        <w:t xml:space="preserve">你看，因为它们全长在谓语后面，位置几乎一样。</w:t>
       </w:r>
     </w:p>
     <w:p>
@@ -2814,7 +2814,7 @@
           <w:sz w:val="24"/>
           <w:szCs w:val="24"/>
         </w:rPr>
-        <w:t xml:space="preserve">好，你想想，什么能当名字？一个物件，book；一个人，Tom；代替它们的词，it、him；还有一件事，比如 swimming，游泳这件事。这些都能当名字。</w:t>
+        <w:t xml:space="preserve">你想想，什么能当名字？一个物件，book；一个人，Tom；代替它们的词，it、him；还有一件事，比如 swimming，游泳这件事。这些都能当名字。</w:t>
       </w:r>
     </w:p>
     <w:p>
@@ -3542,7 +3542,7 @@
           <w:sz w:val="24"/>
           <w:szCs w:val="24"/>
         </w:rPr>
-        <w:t xml:space="preserve">好，那表语可以是什么？主要就两样，形容词和名词。形容词作表语，说主语什么样，The soup tastes good；名词作表语，说主语是什么，My father is a doctor。你看，一个说样子，一个说身份。</w:t>
+        <w:t xml:space="preserve">那表语可以是什么？主要就两样，形容词和名词。形容词作表语，说主语什么样，The soup tastes good；名词作表语，说主语是什么，My father is a doctor。你看，一个说样子，一个说身份。</w:t>
       </w:r>
     </w:p>
     <w:p>
@@ -5534,7 +5534,7 @@
           <w:sz w:val="24"/>
           <w:szCs w:val="24"/>
         </w:rPr>
-        <w:t xml:space="preserve">你听好，换句话说，造出来的句子，语法没错、意思也通。</w:t>
+        <w:t xml:space="preserve">换句话说，造出来的句子，语法没错、意思也通。</w:t>
       </w:r>
     </w:p>
     <w:p>

--- a/docs/Level1/高中英语语法切片-Level1-第03课-宾语表语宾语补足语.docx
+++ b/docs/Level1/高中英语语法切片-Level1-第03课-宾语表语宾语补足语.docx
@@ -239,7 +239,7 @@
           <w:sz w:val="24"/>
           <w:szCs w:val="24"/>
         </w:rPr>
-        <w:t xml:space="preserve">那谓语后面还跟不跟东西？跟什么？</w:t>
+        <w:t xml:space="preserve">那谓语后面还跟不跟东西？跟什么呢？</w:t>
       </w:r>
     </w:p>
     <w:p>
@@ -281,21 +281,21 @@
           <w:sz w:val="24"/>
           <w:szCs w:val="24"/>
         </w:rPr>
-        <w:t xml:space="preserve">为什么把它们三个塞进一节课？</w:t>
-      </w:r>
-    </w:p>
-    <w:p>
-      <w:pPr>
-        <w:spacing w:after="160" w:line="380"/>
-        <w:ind w:firstLine="480"/>
-      </w:pPr>
-      <w:r>
-        <w:rPr>
-          <w:rFonts w:ascii="SimSun" w:cs="SimSun" w:eastAsia="SimSun" w:hAnsi="SimSun"/>
-          <w:sz w:val="24"/>
-          <w:szCs w:val="24"/>
-        </w:rPr>
-        <w:t xml:space="preserve">你看，因为它们全长在谓语后面，位置几乎一样。</w:t>
+        <w:t xml:space="preserve">为什么把它们三个塞进一节课呢？</w:t>
+      </w:r>
+    </w:p>
+    <w:p>
+      <w:pPr>
+        <w:spacing w:after="160" w:line="380"/>
+        <w:ind w:firstLine="480"/>
+      </w:pPr>
+      <w:r>
+        <w:rPr>
+          <w:rFonts w:ascii="SimSun" w:cs="SimSun" w:eastAsia="SimSun" w:hAnsi="SimSun"/>
+          <w:sz w:val="24"/>
+          <w:szCs w:val="24"/>
+        </w:rPr>
+        <w:t xml:space="preserve">你看啊，因为它们全长在谓语后面，位置几乎一样。</w:t>
       </w:r>
     </w:p>
     <w:p>
@@ -535,7 +535,7 @@
           <w:sz w:val="24"/>
           <w:szCs w:val="24"/>
         </w:rPr>
-        <w:t xml:space="preserve">什么叫时态？说白了就是这个动作发生在什么时候。你想想，发生在过去，叫过去时；发生在现在，叫现在时；还没发生，那是将来时。</w:t>
+        <w:t xml:space="preserve">什么叫时态？说白了就是这个动作发生在什么时候。你想想啊，发生在过去，叫过去时；发生在现在，叫现在时；还没发生，那是将来时。</w:t>
       </w:r>
     </w:p>
     <w:p>
@@ -633,7 +633,7 @@
           <w:sz w:val="24"/>
           <w:szCs w:val="24"/>
         </w:rPr>
-        <w:t xml:space="preserve">一个动词只要变了形、能让你看出时候，那它就是谓语。为什么？因为整句话到底是过去还是现在，就是它一个人说了算。</w:t>
+        <w:t xml:space="preserve">一个动词只要变了形、能让你看出时候，那它就是谓语。那为什么呢？因为整句话到底是过去还是现在，就是它一个人说了算。</w:t>
       </w:r>
     </w:p>
     <w:p>
@@ -1069,7 +1069,7 @@
           <w:sz w:val="24"/>
           <w:szCs w:val="24"/>
         </w:rPr>
-        <w:t xml:space="preserve">那就得改造它。你想想，动词要想当名词用，最省事的办法是什么？加 ing，变成动名词。</w:t>
+        <w:t xml:space="preserve">那就得改造它。你想想啊，动词要想当名词用，最省事的办法是什么？加 ing，变成动名词。</w:t>
       </w:r>
     </w:p>
     <w:p>
@@ -1323,7 +1323,7 @@
           <w:sz w:val="24"/>
           <w:szCs w:val="24"/>
         </w:rPr>
-        <w:t xml:space="preserve">你注意，干这种活的动词，就叫系动词。所以 tastes 在这句话里不是尝的意思，是尝起来，它是个系动词。</w:t>
+        <w:t xml:space="preserve">你注意啊，干这种活的动词，就叫系动词。所以 tastes 在这句话里不是尝的意思，是尝起来，它是个系动词。</w:t>
       </w:r>
     </w:p>
     <w:p>
@@ -1577,7 +1577,7 @@
           <w:sz w:val="24"/>
           <w:szCs w:val="24"/>
         </w:rPr>
-        <w:t xml:space="preserve">变了形就说明它带着时态，带的是一般过去时。你看句尾那个 last week，也正好印证了这一点。</w:t>
+        <w:t xml:space="preserve">变了形就说明它带着时态，带的是一般过去时。你看句尾那个 last week，也正好印证了这一点啊，。</w:t>
       </w:r>
     </w:p>
     <w:p>
@@ -1633,7 +1633,7 @@
           <w:sz w:val="24"/>
           <w:szCs w:val="24"/>
         </w:rPr>
-        <w:t xml:space="preserve">我问你——花钱买回来的，是哪个？</w:t>
+        <w:t xml:space="preserve">我问你——花钱买回来的，是哪个呢？</w:t>
       </w:r>
     </w:p>
     <w:p>
@@ -1943,7 +1943,7 @@
           <w:sz w:val="24"/>
           <w:szCs w:val="24"/>
         </w:rPr>
-        <w:t xml:space="preserve">可你注意，宾语后头还挂着一个空。这个空干嘛使的？</w:t>
+        <w:t xml:space="preserve">可你注意啊，宾语后头还挂着一个空。这个空干嘛使的？</w:t>
       </w:r>
     </w:p>
     <w:p>
@@ -2268,6 +2268,20 @@
           <w:sz w:val="24"/>
           <w:szCs w:val="24"/>
         </w:rPr>
+        <w:t xml:space="preserve">顺带提一嘴，这个点跟前面学的是连着的，你别孤立地记。</w:t>
+      </w:r>
+    </w:p>
+    <w:p>
+      <w:pPr>
+        <w:spacing w:after="160" w:line="380"/>
+        <w:ind w:firstLine="480"/>
+      </w:pPr>
+      <w:r>
+        <w:rPr>
+          <w:rFonts w:ascii="SimSun" w:cs="SimSun" w:eastAsia="SimSun" w:hAnsi="SimSun"/>
+          <w:sz w:val="24"/>
+          <w:szCs w:val="24"/>
+        </w:rPr>
         <w:t xml:space="preserve">这三个成分本来就最容易混。我们现在一个一个说清楚。</w:t>
       </w:r>
     </w:p>
@@ -2576,7 +2590,7 @@
           <w:sz w:val="24"/>
           <w:szCs w:val="24"/>
         </w:rPr>
-        <w:t xml:space="preserve">完不成。他撞谁去？</w:t>
+        <w:t xml:space="preserve">完不成。他撞谁去呢？</w:t>
       </w:r>
     </w:p>
     <w:p>
@@ -2646,7 +2660,7 @@
           <w:sz w:val="24"/>
           <w:szCs w:val="24"/>
         </w:rPr>
-        <w:t xml:space="preserve">那问题来了：这个帮着主语一起把动作完成的对象，叫什么？</w:t>
+        <w:t xml:space="preserve">那问题就来了啊：这个帮着主语一起把动作完成的对象，叫什么？</w:t>
       </w:r>
     </w:p>
     <w:p>
@@ -2702,21 +2716,21 @@
           <w:sz w:val="24"/>
           <w:szCs w:val="24"/>
         </w:rPr>
-        <w:t xml:space="preserve">我给你说死了。</w:t>
-      </w:r>
-    </w:p>
-    <w:p>
-      <w:pPr>
-        <w:spacing w:after="160" w:line="380"/>
-        <w:ind w:firstLine="480"/>
-      </w:pPr>
-      <w:r>
-        <w:rPr>
-          <w:rFonts w:ascii="SimSun" w:cs="SimSun" w:eastAsia="SimSun" w:hAnsi="SimSun"/>
-          <w:sz w:val="24"/>
-          <w:szCs w:val="24"/>
-        </w:rPr>
-        <w:t xml:space="preserve">你想想，主语是主动发出动作的那一个。</w:t>
+        <w:t xml:space="preserve">我跟你说，我给你说死了。</w:t>
+      </w:r>
+    </w:p>
+    <w:p>
+      <w:pPr>
+        <w:spacing w:after="160" w:line="380"/>
+        <w:ind w:firstLine="480"/>
+      </w:pPr>
+      <w:r>
+        <w:rPr>
+          <w:rFonts w:ascii="SimSun" w:cs="SimSun" w:eastAsia="SimSun" w:hAnsi="SimSun"/>
+          <w:sz w:val="24"/>
+          <w:szCs w:val="24"/>
+        </w:rPr>
+        <w:t xml:space="preserve">你想想啊，主语是主动发出动作的那一个。</w:t>
       </w:r>
     </w:p>
     <w:p>
@@ -2786,7 +2800,7 @@
           <w:sz w:val="24"/>
           <w:szCs w:val="24"/>
         </w:rPr>
-        <w:t xml:space="preserve">不过「名词性成分」这几个字太术语了，我给你翻译成人话——所谓名词性。</w:t>
+        <w:t xml:space="preserve">不过「名词性成分」这几个字太术语了，我跟你说，我给你翻译成人话——所谓名词性。</w:t>
       </w:r>
     </w:p>
     <w:p>
@@ -3150,7 +3164,7 @@
           <w:sz w:val="24"/>
           <w:szCs w:val="24"/>
         </w:rPr>
-        <w:t xml:space="preserve">你记住，还有一种叫介词宾语。名字听着新。</w:t>
+        <w:t xml:space="preserve">你记住啊，还有一种叫介词宾语。名字听着新。</w:t>
       </w:r>
     </w:p>
     <w:p>
@@ -3234,7 +3248,7 @@
           <w:sz w:val="24"/>
           <w:szCs w:val="24"/>
         </w:rPr>
-        <w:t xml:space="preserve">什么叫系动词？我先不给你背定义，我给你看个东西。</w:t>
+        <w:t xml:space="preserve">什么叫系动词？我先不给你背定义，我跟你说，我给你看个东西。</w:t>
       </w:r>
     </w:p>
     <w:p>
@@ -3486,7 +3500,7 @@
           <w:sz w:val="24"/>
           <w:szCs w:val="24"/>
         </w:rPr>
-        <w:t xml:space="preserve">第一件，为什么系动词后面必须跟形容词？因为「是」后面本来就跟描述啊。你说这汤是，后面当然接好喝的。这根本不用背。</w:t>
+        <w:t xml:space="preserve">第一件，为什么系动词后面必须跟形容词？因为「是」后面本来就跟描述啊。你说这汤是，后面当然接好喝的。这根本不用背的。</w:t>
       </w:r>
     </w:p>
     <w:p>
@@ -3542,7 +3556,7 @@
           <w:sz w:val="24"/>
           <w:szCs w:val="24"/>
         </w:rPr>
-        <w:t xml:space="preserve">那表语可以是什么？主要就两样，形容词和名词。形容词作表语，说主语什么样，The soup tastes good；名词作表语，说主语是什么，My father is a doctor。你看，一个说样子，一个说身份。</w:t>
+        <w:t xml:space="preserve">那表语可以是什么？主要就两样，形容词和名词。形容词作表语，说主语什么样，The soup tastes good；名词作表语，说主语是什么，My father is a doctor。你看啊，一个说样子，一个说身份。</w:t>
       </w:r>
     </w:p>
     <w:p>
@@ -3696,7 +3710,7 @@
           <w:sz w:val="24"/>
           <w:szCs w:val="24"/>
         </w:rPr>
-        <w:t xml:space="preserve">表语和宾语，最大的区别在哪儿？</w:t>
+        <w:t xml:space="preserve">表语和宾语，最大的区别在哪儿呢？</w:t>
       </w:r>
     </w:p>
     <w:p>
@@ -3864,7 +3878,7 @@
           <w:sz w:val="24"/>
           <w:szCs w:val="24"/>
         </w:rPr>
-        <w:t xml:space="preserve">宾补可以长成什么样？四种，我给你说清楚。</w:t>
+        <w:t xml:space="preserve">宾补可以长成什么样？四种，我跟你说，我给你说清楚。</w:t>
       </w:r>
     </w:p>
     <w:p>
@@ -3976,7 +3990,7 @@
           <w:sz w:val="24"/>
           <w:szCs w:val="24"/>
         </w:rPr>
-        <w:t xml:space="preserve">再看，它们后面的不定式都带 to，这一点别漏。</w:t>
+        <w:t xml:space="preserve">再看，它们后面的不定式都带 to，这一点啊，别漏。</w:t>
       </w:r>
     </w:p>
     <w:p>
@@ -4060,7 +4074,7 @@
           <w:sz w:val="24"/>
           <w:szCs w:val="24"/>
         </w:rPr>
-        <w:t xml:space="preserve">先别急着记概念，我给你看两句话。</w:t>
+        <w:t xml:space="preserve">先别急着记概念，我跟你说，我给你看两句话。</w:t>
       </w:r>
     </w:p>
     <w:p>
@@ -4158,7 +4172,7 @@
           <w:sz w:val="24"/>
           <w:szCs w:val="24"/>
         </w:rPr>
-        <w:t xml:space="preserve">那怎么办？</w:t>
+        <w:t xml:space="preserve">那怎么办呢？</w:t>
       </w:r>
     </w:p>
     <w:p>
@@ -4452,7 +4466,7 @@
           <w:sz w:val="24"/>
           <w:szCs w:val="24"/>
         </w:rPr>
-        <w:t xml:space="preserve">Tom is a book，汤姆是一本书。一个大活人，是一本书？</w:t>
+        <w:t xml:space="preserve">Tom is a book，汤姆是一本书。一个大活人，是一本书呢？</w:t>
       </w:r>
     </w:p>
     <w:p>
@@ -4704,7 +4718,7 @@
           <w:sz w:val="24"/>
           <w:szCs w:val="24"/>
         </w:rPr>
-        <w:t xml:space="preserve">你有没有发现什么规律？</w:t>
+        <w:t xml:space="preserve">你有没有发现什么规律呢？</w:t>
       </w:r>
     </w:p>
     <w:p>
@@ -4760,7 +4774,7 @@
           <w:sz w:val="24"/>
           <w:szCs w:val="24"/>
         </w:rPr>
-        <w:t xml:space="preserve">说到底，这个方法为什么灵？</w:t>
+        <w:t xml:space="preserve">说到底，这个方法为什么灵呢？</w:t>
       </w:r>
     </w:p>
     <w:p>
@@ -4858,7 +4872,7 @@
           <w:sz w:val="24"/>
           <w:szCs w:val="24"/>
         </w:rPr>
-        <w:t xml:space="preserve">为什么？你想啊，him is Tom，这句本身就是错的。</w:t>
+        <w:t xml:space="preserve">那为什么呢？你想啊，him is Tom，这句本身就是错的。</w:t>
       </w:r>
     </w:p>
     <w:p>
@@ -4886,7 +4900,7 @@
           <w:sz w:val="24"/>
           <w:szCs w:val="24"/>
         </w:rPr>
-        <w:t xml:space="preserve">那怎么办？很简单，先把代词换成它指的那个人。him 指的是那个男孩，你就写 the boy；me 指的就是说话这个人，你随便安个名字，写 Tom 都行。换完再检验，干干净净。</w:t>
+        <w:t xml:space="preserve">那怎么办呢？很简单，先把代词换成它指的那个人。him 指的是那个男孩，你就写 the boy；me 指的就是说话这个人，你随便安个名字，写 Tom 都行。换完再检验，干干净净。</w:t>
       </w:r>
     </w:p>
     <w:p>
@@ -4915,6 +4929,20 @@
           <w:szCs w:val="24"/>
         </w:rPr>
         <w:t xml:space="preserve">方法讲完了，我们看两道例题，实际用一遍。</w:t>
+      </w:r>
+    </w:p>
+    <w:p>
+      <w:pPr>
+        <w:spacing w:after="160" w:line="380"/>
+        <w:ind w:firstLine="480"/>
+      </w:pPr>
+      <w:r>
+        <w:rPr>
+          <w:rFonts w:ascii="SimSun" w:cs="SimSun" w:eastAsia="SimSun" w:hAnsi="SimSun"/>
+          <w:sz w:val="24"/>
+          <w:szCs w:val="24"/>
+        </w:rPr>
+        <w:t xml:space="preserve">说到这儿我多说一句——很多同学不是不会，是没养成先判断的习惯。</w:t>
       </w:r>
     </w:p>
     <w:p>
@@ -5028,7 +5056,7 @@
           <w:sz w:val="24"/>
           <w:szCs w:val="24"/>
         </w:rPr>
-        <w:t xml:space="preserve">那第二步就得问了：felt 是个什么样的动词？</w:t>
+        <w:t xml:space="preserve">那第二步就得问了：felt 是个什么样的动词呢？</w:t>
       </w:r>
     </w:p>
     <w:p>
@@ -5366,21 +5394,21 @@
           <w:sz w:val="24"/>
           <w:szCs w:val="24"/>
         </w:rPr>
-        <w:t xml:space="preserve">所以今天东西不少，我给你压一压。你不用记那么细，五句话拿走就行。</w:t>
-      </w:r>
-    </w:p>
-    <w:p>
-      <w:pPr>
-        <w:spacing w:after="160" w:line="380"/>
-        <w:ind w:firstLine="480"/>
-      </w:pPr>
-      <w:r>
-        <w:rPr>
-          <w:rFonts w:ascii="SimSun" w:cs="SimSun" w:eastAsia="SimSun" w:hAnsi="SimSun"/>
-          <w:sz w:val="24"/>
-          <w:szCs w:val="24"/>
-        </w:rPr>
-        <w:t xml:space="preserve">第一句。宾语是承受动作的那一个——动作落下来，落在谁身上，谁就是宾语。你记住。</w:t>
+        <w:t xml:space="preserve">所以今天东西不少，我跟你说，我给你压一压。你不用记那么细，五句话拿走就行。</w:t>
+      </w:r>
+    </w:p>
+    <w:p>
+      <w:pPr>
+        <w:spacing w:after="160" w:line="380"/>
+        <w:ind w:firstLine="480"/>
+      </w:pPr>
+      <w:r>
+        <w:rPr>
+          <w:rFonts w:ascii="SimSun" w:cs="SimSun" w:eastAsia="SimSun" w:hAnsi="SimSun"/>
+          <w:sz w:val="24"/>
+          <w:szCs w:val="24"/>
+        </w:rPr>
+        <w:t xml:space="preserve">第一句。宾语是承受动作的那一个——动作落下来，落在谁身上，谁就是宾语。你记住了啊。</w:t>
       </w:r>
     </w:p>
     <w:p>
@@ -5478,7 +5506,7 @@
           <w:sz w:val="24"/>
           <w:szCs w:val="24"/>
         </w:rPr>
-        <w:t xml:space="preserve">这样一来，第四句。宾补紧跟在宾语后面，专门给宾语把话说完。名词、形容词、不定式、分词，你看，都能担这个角色。</w:t>
+        <w:t xml:space="preserve">这样一来，第四句。宾补紧跟在宾语后面，专门给宾语把话说完。名词、形容词、不定式、分词，你看啊，都能担这个角色。</w:t>
       </w:r>
     </w:p>
     <w:p>
@@ -6170,7 +6198,7 @@
           <w:sz w:val="24"/>
           <w:szCs w:val="24"/>
         </w:rPr>
-        <w:t xml:space="preserve">系动词。为什么？你想想 become 什么意思——变成。它自己没有实实在在的动作，它干的活儿就是把主语和后面那个说明连起来。</w:t>
+        <w:t xml:space="preserve">系动词。那为什么呢？你想想 become 什么意思——变成。它自己没有实实在在的动作，它干的活儿就是把主语和后面那个说明连起来。</w:t>
       </w:r>
     </w:p>
     <w:p>
@@ -6467,7 +6495,7 @@
           <w:sz w:val="24"/>
           <w:szCs w:val="24"/>
         </w:rPr>
-        <w:t xml:space="preserve">你念一遍。学生们是一个有趣的实验？</w:t>
+        <w:t xml:space="preserve">你念一遍。学生们是一个有趣的实验呢？</w:t>
       </w:r>
     </w:p>
     <w:p>
@@ -6637,7 +6665,7 @@
           <w:sz w:val="24"/>
           <w:szCs w:val="24"/>
         </w:rPr>
-        <w:t xml:space="preserve">找到了吗？我给你个提示——问题出在动词上。</w:t>
+        <w:t xml:space="preserve">找到了吗？我跟你说，我给你个提示——问题出在动词上。</w:t>
       </w:r>
     </w:p>
     <w:p>
@@ -6763,7 +6791,7 @@
           <w:sz w:val="24"/>
           <w:szCs w:val="24"/>
         </w:rPr>
-        <w:t xml:space="preserve">小地方用 at，大地方用 in——去北京、去上海这种，就得用 arrive in。这个区分你记牢。</w:t>
+        <w:t xml:space="preserve">小地方用 at，大地方用 in——去北京、去上海这种，就得用 arrive in。这个区分你记牢了啊。</w:t>
       </w:r>
     </w:p>
     <w:p>
@@ -6905,21 +6933,21 @@
           <w:sz w:val="24"/>
           <w:szCs w:val="24"/>
         </w:rPr>
-        <w:t xml:space="preserve">find 后面先跟了个 the classroom，这是宾语。可你注意，宾语后头还挂着一个空。</w:t>
-      </w:r>
-    </w:p>
-    <w:p>
-      <w:pPr>
-        <w:spacing w:after="160" w:line="380"/>
-        <w:ind w:firstLine="480"/>
-      </w:pPr>
-      <w:r>
-        <w:rPr>
-          <w:rFonts w:ascii="SimSun" w:cs="SimSun" w:eastAsia="SimSun" w:hAnsi="SimSun"/>
-          <w:sz w:val="24"/>
-          <w:szCs w:val="24"/>
-        </w:rPr>
-        <w:t xml:space="preserve">你想想，这个空在句子里干的什么活？</w:t>
+        <w:t xml:space="preserve">find 后面先跟了个 the classroom，这是宾语。可你注意啊，宾语后头还挂着一个空。</w:t>
+      </w:r>
+    </w:p>
+    <w:p>
+      <w:pPr>
+        <w:spacing w:after="160" w:line="380"/>
+        <w:ind w:firstLine="480"/>
+      </w:pPr>
+      <w:r>
+        <w:rPr>
+          <w:rFonts w:ascii="SimSun" w:cs="SimSun" w:eastAsia="SimSun" w:hAnsi="SimSun"/>
+          <w:sz w:val="24"/>
+          <w:szCs w:val="24"/>
+        </w:rPr>
+        <w:t xml:space="preserve">你想想啊，这个空在句子里干的什么活呢？</w:t>
       </w:r>
     </w:p>
     <w:p>
@@ -7241,7 +7269,7 @@
           <w:sz w:val="24"/>
           <w:szCs w:val="24"/>
         </w:rPr>
-        <w:t xml:space="preserve">是不是全是同一套办法在反复用？</w:t>
+        <w:t xml:space="preserve">是不是全是同一套办法在反复用呢？</w:t>
       </w:r>
     </w:p>
     <w:p>

--- a/docs/Level1/高中英语语法切片-Level1-第03课-宾语表语宾语补足语.docx
+++ b/docs/Level1/高中英语语法切片-Level1-第03课-宾语表语宾语补足语.docx
@@ -647,7 +647,35 @@
           <w:sz w:val="24"/>
           <w:szCs w:val="24"/>
         </w:rPr>
-        <w:t xml:space="preserve">反过来你想想 to do、doing、done 这三副样子，它们身上能看出时候吗？看不出来。所以它们当不了谓语。</w:t>
+        <w:t xml:space="preserve">反过来你想想 to do、doing、done 这三副样子。</w:t>
+      </w:r>
+    </w:p>
+    <w:p>
+      <w:pPr>
+        <w:spacing w:after="160" w:line="380"/>
+        <w:ind w:firstLine="480"/>
+      </w:pPr>
+      <w:r>
+        <w:rPr>
+          <w:rFonts w:ascii="SimSun" w:cs="SimSun" w:eastAsia="SimSun" w:hAnsi="SimSun"/>
+          <w:sz w:val="24"/>
+          <w:szCs w:val="24"/>
+        </w:rPr>
+        <w:t xml:space="preserve">这三样身上能看出时候吗？看不出来。</w:t>
+      </w:r>
+    </w:p>
+    <w:p>
+      <w:pPr>
+        <w:spacing w:after="160" w:line="380"/>
+        <w:ind w:firstLine="480"/>
+      </w:pPr>
+      <w:r>
+        <w:rPr>
+          <w:rFonts w:ascii="SimSun" w:cs="SimSun" w:eastAsia="SimSun" w:hAnsi="SimSun"/>
+          <w:sz w:val="24"/>
+          <w:szCs w:val="24"/>
+        </w:rPr>
+        <w:t xml:space="preserve">所以这三副样子，一个都当不了谓语。</w:t>
       </w:r>
     </w:p>
     <w:p>
@@ -971,7 +999,21 @@
           <w:sz w:val="24"/>
           <w:szCs w:val="24"/>
         </w:rPr>
-        <w:t xml:space="preserve">换句话说，它虽然长得像原形，但它身上背着一般现在时这个时态。所以你可以判定，它是谓语。</w:t>
+        <w:t xml:space="preserve">换句话说，enjoy 虽然长得像原形，可它身上背着一般现在时这个时态。</w:t>
+      </w:r>
+    </w:p>
+    <w:p>
+      <w:pPr>
+        <w:spacing w:after="160" w:line="380"/>
+        <w:ind w:firstLine="480"/>
+      </w:pPr>
+      <w:r>
+        <w:rPr>
+          <w:rFonts w:ascii="SimSun" w:cs="SimSun" w:eastAsia="SimSun" w:hAnsi="SimSun"/>
+          <w:sz w:val="24"/>
+          <w:szCs w:val="24"/>
+        </w:rPr>
+        <w:t xml:space="preserve">所以你可以判定，这个词就是谓语。</w:t>
       </w:r>
     </w:p>
     <w:p>
@@ -1717,7 +1759,21 @@
           <w:sz w:val="24"/>
           <w:szCs w:val="24"/>
         </w:rPr>
-        <w:t xml:space="preserve">那 Tom 呢？Tom 不是被买的，他是收到电脑的那个人，是受益人。语法上管它叫间接宾语。因为它一般是个人，我们就叫它人宾。</w:t>
+        <w:t xml:space="preserve">那 Tom 呢？Tom 不是被买的，他是收到电脑的那个人，是受益人。</w:t>
+      </w:r>
+    </w:p>
+    <w:p>
+      <w:pPr>
+        <w:spacing w:after="160" w:line="380"/>
+        <w:ind w:firstLine="480"/>
+      </w:pPr>
+      <w:r>
+        <w:rPr>
+          <w:rFonts w:ascii="SimSun" w:cs="SimSun" w:eastAsia="SimSun" w:hAnsi="SimSun"/>
+          <w:sz w:val="24"/>
+          <w:szCs w:val="24"/>
+        </w:rPr>
+        <w:t xml:space="preserve">语法上管这个成分叫间接宾语。因为它一般是个人，我们平时就叫人宾。</w:t>
       </w:r>
     </w:p>
     <w:p>
@@ -3150,7 +3206,21 @@
           <w:sz w:val="24"/>
           <w:szCs w:val="24"/>
         </w:rPr>
-        <w:t xml:space="preserve">它的完整用法下节课讲五大句型时才细抠。不过今天还得用到它——待会儿讲宾补的时候，我要拿双宾语跟它做对比，所以这个形状你先记牢。</w:t>
+        <w:t xml:space="preserve">双宾语的完整用法，下节课讲五大句型时才细抠。</w:t>
+      </w:r>
+    </w:p>
+    <w:p>
+      <w:pPr>
+        <w:spacing w:after="160" w:line="380"/>
+        <w:ind w:firstLine="480"/>
+      </w:pPr>
+      <w:r>
+        <w:rPr>
+          <w:rFonts w:ascii="SimSun" w:cs="SimSun" w:eastAsia="SimSun" w:hAnsi="SimSun"/>
+          <w:sz w:val="24"/>
+          <w:szCs w:val="24"/>
+        </w:rPr>
+        <w:t xml:space="preserve">不过今天还得用到——待会儿讲宾补的时候，我要拿双宾语做对比。所以这个形状你先记牢。</w:t>
       </w:r>
     </w:p>
     <w:p>

--- a/docs/Level1/高中英语语法切片-Level1-第03课-宾语表语宾语补足语.docx
+++ b/docs/Level1/高中英语语法切片-Level1-第03课-宾语表语宾语补足语.docx
@@ -2772,7 +2772,7 @@
           <w:sz w:val="24"/>
           <w:szCs w:val="24"/>
         </w:rPr>
-        <w:t xml:space="preserve">我跟你说，我给你说死了。</w:t>
+        <w:t xml:space="preserve">我们来看说死了。</w:t>
       </w:r>
     </w:p>
     <w:p>
@@ -2856,7 +2856,7 @@
           <w:sz w:val="24"/>
           <w:szCs w:val="24"/>
         </w:rPr>
-        <w:t xml:space="preserve">不过「名词性成分」这几个字太术语了，我跟你说，我给你翻译成人话——所谓名词性。</w:t>
+        <w:t xml:space="preserve">不过「名词性成分」这几个字太术语了，我们来看翻译成人话——所谓名词性。</w:t>
       </w:r>
     </w:p>
     <w:p>
@@ -2954,7 +2954,7 @@
           <w:sz w:val="24"/>
           <w:szCs w:val="24"/>
         </w:rPr>
-        <w:t xml:space="preserve">那考试的时候，怎么快速判断一个动词及不及物？我教你一招。</w:t>
+        <w:t xml:space="preserve">那考试的时候，怎么快速判断一个动词及不及物？我们来看一招。</w:t>
       </w:r>
     </w:p>
     <w:p>
@@ -3318,7 +3318,7 @@
           <w:sz w:val="24"/>
           <w:szCs w:val="24"/>
         </w:rPr>
-        <w:t xml:space="preserve">什么叫系动词？我先不给你背定义，我跟你说，我给你看个东西。</w:t>
+        <w:t xml:space="preserve">什么叫系动词？我先不给你背定义，我们来看看个东西。</w:t>
       </w:r>
     </w:p>
     <w:p>
@@ -3948,7 +3948,7 @@
           <w:sz w:val="24"/>
           <w:szCs w:val="24"/>
         </w:rPr>
-        <w:t xml:space="preserve">宾补可以长成什么样？四种，我跟你说，我给你说清楚。</w:t>
+        <w:t xml:space="preserve">宾补可以长成什么样？四种，我们来看说清楚。</w:t>
       </w:r>
     </w:p>
     <w:p>
@@ -4144,7 +4144,7 @@
           <w:sz w:val="24"/>
           <w:szCs w:val="24"/>
         </w:rPr>
-        <w:t xml:space="preserve">先别急着记概念，我跟你说，我给你看两句话。</w:t>
+        <w:t xml:space="preserve">先别急着记概念，我们来看看两句话。</w:t>
       </w:r>
     </w:p>
     <w:p>
@@ -5464,7 +5464,7 @@
           <w:sz w:val="24"/>
           <w:szCs w:val="24"/>
         </w:rPr>
-        <w:t xml:space="preserve">所以今天东西不少，我跟你说，我给你压一压。你不用记那么细，五句话拿走就行。</w:t>
+        <w:t xml:space="preserve">所以今天东西不少，我们来看压一压。你不用记那么细，五句话拿走就行。</w:t>
       </w:r>
     </w:p>
     <w:p>
@@ -6112,7 +6112,7 @@
           <w:sz w:val="24"/>
           <w:szCs w:val="24"/>
         </w:rPr>
-        <w:t xml:space="preserve">你要是心里还打鼓，就用我教你那招验一下：把 gone 换成 is，念一遍——The milk in the fridge is sour。</w:t>
+        <w:t xml:space="preserve">你要是心里还打鼓，就用我们来看那招验一下：把 gone 换成 is，念一遍——The milk in the fridge is sour。</w:t>
       </w:r>
     </w:p>
     <w:p>
@@ -6735,7 +6735,7 @@
           <w:sz w:val="24"/>
           <w:szCs w:val="24"/>
         </w:rPr>
-        <w:t xml:space="preserve">找到了吗？我跟你说，我给你个提示——问题出在动词上。</w:t>
+        <w:t xml:space="preserve">找到了吗？我们来看个提示——问题出在动词上。</w:t>
       </w:r>
     </w:p>
     <w:p>

--- a/docs/Level1/高中英语语法切片-Level1-第03课-宾语表语宾语补足语.docx
+++ b/docs/Level1/高中英语语法切片-Level1-第03课-宾语表语宾语补足语.docx
@@ -479,7 +479,7 @@
           <w:sz w:val="24"/>
           <w:szCs w:val="24"/>
         </w:rPr>
-        <w:t xml:space="preserve">找什么？找带时态的动词。上节课我们钉死过的，这是第一步，永远是第一步。</w:t>
+        <w:t xml:space="preserve">找什么？找带时态的动词。上节课我们讲清楚过的，这是第一步，永远是第一步。</w:t>
       </w:r>
     </w:p>
     <w:p>
@@ -717,7 +717,7 @@
           <w:sz w:val="24"/>
           <w:szCs w:val="24"/>
         </w:rPr>
-        <w:t xml:space="preserve">谓语一钉死，前面那块 The students 自动就是主语。</w:t>
+        <w:t xml:space="preserve">谓语一确定下来，前面那块 The students 自动就是主语。</w:t>
       </w:r>
     </w:p>
     <w:p>
@@ -1083,7 +1083,7 @@
           <w:sz w:val="24"/>
           <w:szCs w:val="24"/>
         </w:rPr>
-        <w:t xml:space="preserve">宾语只能是什么？名词性成分。第一课就钉死了。</w:t>
+        <w:t xml:space="preserve">宾语只能是什么？名词性成分。第一课就确定下来了。</w:t>
       </w:r>
     </w:p>
     <w:p>
@@ -1253,7 +1253,7 @@
           <w:sz w:val="24"/>
           <w:szCs w:val="24"/>
         </w:rPr>
-        <w:t xml:space="preserve">带 s 说明什么？说明它带时态，是一般现在时。那带时态的动词是什么？谓语——第二课钉死的，你还记得吧。</w:t>
+        <w:t xml:space="preserve">带 s 说明什么？说明它带时态，是一般现在时。那带时态的动词是什么？谓语——第二课确定下来的，你还记得吧。</w:t>
       </w:r>
     </w:p>
     <w:p>
@@ -2772,7 +2772,7 @@
           <w:sz w:val="24"/>
           <w:szCs w:val="24"/>
         </w:rPr>
-        <w:t xml:space="preserve">我们来看说死了。</w:t>
+        <w:t xml:space="preserve">我们来看列清楚了。</w:t>
       </w:r>
     </w:p>
     <w:p>
